--- a/data/ARTIGO1_PERFIS_HUMOR_HANDEBOL.docx
+++ b/data/ARTIGO1_PERFIS_HUMOR_HANDEBOL.docx
@@ -67,7 +67,7 @@
           <w:color w:val="000000"/>
           <w:sz w:val="20"/>
         </w:rPr>
-        <w:t>O perfil de humor é um dos instrumentos mais usados no acompanhamento psicológico de atletas, e a descrição de seis agrupamentos distintos renovou o campo a partir de 2017. Nenhum estudo aplicou esses agrupamentos ao handebol. Este estudo descreve a distribuição dos seis perfis em 27 atletas de handebol masculino de primeira divisão acompanhados por sete dias, caracteriza cada subescala da Escala de Humor de Brunel nesta população e estabelece percentis de referência. O perfil superfície reuniu 56,8% das observações, o iceberg 13,8% e o Everest invertido 3,7%. Quatro das seis subescalas apresentaram efeito piso acima de 49%, o que restringe a margem de medida. A consistência interna foi alta para depressão e raiva e insuficiente para tensão. A estabilidade de uma coleta isolada foi baixa em todas as subescalas e adequada na média de sete dias. O estudo entrega a primeira descrição dos seis perfis em handebol e os primeiros percentis de referência do instrumento para a modalidade.</w:t>
+        <w:t>O perfil de humor é um dos instrumentos mais usados no acompanhamento psicológico de atletas, e a descrição de seis agrupamentos distintos renovou o campo a partir de 2017. Nenhum estudo aplicou esses agrupamentos ao handebol. Este estudo descreve a distribuição dos seis perfis em 27 atletas de handebol masculino de primeira divisão acompanhados por sete dias, caracteriza cada subescala da Escala de Humor de Brunel nesta população e estabelece percentis de referência para a modalidade. Os três perfis associados a risco à saúde mental somaram 19,9% das observações, valor próximo aos 26,5% da única amostra brasileira classificada pelo mesmo critério, que reúne os dois sexos e uma faixa etária mais ampla. O perfil superfície reuniu 56,8% das observações, 42,0 pontos percentuais acima da norma, excesso que decorre da padronização dentro da amostra na ausência de normas de escore da modalidade. Quatro das seis subescalas apresentaram efeito piso entre 49,6% e 80,5%, mais de três vezes o limite de 15%, o que restringe a margem de medida e faz o critério de Morgan superestimar o padrão favorável. Nenhuma subescala foi confiável em uma leitura isolada, com ICC entre 0,31 e 0,59, e todas passaram de 0,76 na média de sete dias. O estudo entrega a primeira descrição dos seis perfis em handebol e os primeiros percentis de referência do instrumento para a modalidade.</w:t>
       </w:r>
     </w:p>
     <w:p>
@@ -126,7 +126,7 @@
           <w:color w:val="000000"/>
           <w:sz w:val="24"/>
         </w:rPr>
-        <w:t>O perfil de humor acompanha o estado psicológico do atleta com custo de coleta baixo e sensibilidade à carga de treino, e por isso ocupa lugar central no monitoramento esportivo desde a descrição do padrão iceberg (Morgan, 1980). O modelo original opõe um único padrão favorável, com vigor acima das cinco subescalas negativas, ao seu inverso. Essa dicotomia sempre foi estreita para a variedade de estados que uma equipe apresenta em uma mesma semana.</w:t>
+        <w:t>O humor responde à carga de treino antes que o desempenho caia, tem custo de coleta baixo e por isso ocupa lugar central no monitoramento psicológico de atletas desde a descrição do padrão iceberg, em que o vigor supera as cinco subescalas negativas (Morgan, 1980). O modelo original opõe esse padrão favorável ao seu inverso, e essa dicotomia sustentou décadas de pesquisa. Ela tem, porém, um limite conhecido: o perfil iceberg é o padrão típico de atletas, bem-sucedidos ou não, e por isso discrimina desempenho menos do que se afirmou (Terry e Lane, 2000). Uma equipe apresenta, em uma mesma semana, estados que a oposição entre dois padrões não distingue.</w:t>
       </w:r>
     </w:p>
     <w:p>
@@ -143,7 +143,7 @@
           <w:color w:val="000000"/>
           <w:sz w:val="24"/>
         </w:rPr>
-        <w:t>A análise de agrupamento sobre as seis subescalas da Escala de Humor de Brunel identificou seis perfis distintos e teoricamente interpretáveis: iceberg, iceberg invertido, Everest invertido, barbatana de tubarão, superfície e submerso (Parsons-Smith, Terry e Machin, 2017). Os seis perfis foram replicados em contexto esportivo geral (Quartiroli e outros, 2018), em amostras de países distintos (Han e outros, 2020) e, em português, em atletas brasileiros de elite e de base (Rohlfs e outros, 2024).</w:t>
+        <w:t>A análise de agrupamento sobre as seis subescalas da Escala de Humor de Brunel identificou seis perfis distintos e teoricamente interpretáveis: iceberg, superfície, submerso, barbatana de tubarão, iceberg invertido e Everest invertido (Parsons-Smith, Terry e Machin, 2017). Os três últimos associam-se a graus crescentes de risco à saúde mental. Os seis perfis foram replicados em contexto esportivo geral (Quartiroli e outros, 2018), em amostras de países distintos (Han e outros, 2020) e, com a versão brasileira do instrumento, em 898 atletas de elite e de base de um clube do Rio de Janeiro, entre os quais 26,5% apresentaram um dos três perfis de risco (Rohlfs, Noce e Wilke, 2024).</w:t>
       </w:r>
     </w:p>
     <w:p>
@@ -160,7 +160,7 @@
           <w:color w:val="000000"/>
           <w:sz w:val="24"/>
         </w:rPr>
-        <w:t>O handebol permanece fora desse mapa. O levantamento da produção internacional sobre psicologia do esporte no handebol entre 2006 e 2026 reúne 525 estudos, dos quais 32 aferem humor ou afeto, apenas um com desenho longitudinal, e nenhum aplica os seis perfis. O precedente mais próximo acompanha medidas biológicas e psicológicas ao longo de uma temporada em handebolistas, com o instrumento anterior e sem classificação por perfil (Bresciani e outros, 2010).</w:t>
+        <w:t>O handebol permanece fora desse mapa. O levantamento que conduzimos sobre a produção internacional em psicologia do esporte no handebol entre 2006 e 2026 reúne 525 estudos, dos quais 32 aferem humor ou afeto, apenas um com desenho longitudinal, e nenhum aplica os seis perfis. O precedente mais próximo acompanha medidas biológicas e psicológicas ao longo de uma temporada em handebolistas, com o instrumento anterior e sem classificação por perfil (Bresciani e outros, 2010). Falta também o pressuposto de qualquer classificação: existem normas de escore para amostras esportivas em geral (Terry e Lane, 2000), mas nenhuma específica do handebol.</w:t>
       </w:r>
     </w:p>
     <w:p>
@@ -177,7 +177,7 @@
           <w:color w:val="000000"/>
           <w:sz w:val="24"/>
         </w:rPr>
-        <w:t>Este estudo descreve a distribuição dos seis perfis em atletas de handebol masculino de elite, caracteriza o comportamento de cada subescala nesta população e estabelece percentis de referência para a modalidade.</w:t>
+        <w:t>Este estudo tem três objetivos. O primeiro é descrever a distribuição dos seis perfis de humor em atletas de handebol masculino de elite. O segundo é caracterizar o comportamento de cada subescala nesta população, com atenção ao efeito piso e à estabilidade da medida entre dias. O terceiro é estabelecer percentis de referência da modalidade, que é o que permite classificar observações futuras sem dependência da própria amostra.</w:t>
       </w:r>
     </w:p>
     <w:p>
@@ -210,7 +210,24 @@
           <w:color w:val="000000"/>
           <w:sz w:val="24"/>
         </w:rPr>
-        <w:t>Participaram 27 atletas de handebol masculino de primeira divisão, com 22,2 ± 3,7 (17,8 a 38,2) anos de idade e 11,3 ± 3,2 anos de experiência na modalidade, distribuídos por posição em armadores 44%, pivôs 33%, alas 22%. 19 atletas (70%) completaram as sete coletas. O delineamento é observacional e descritivo, com medidas repetidas intraindividuais ao longo do microciclo de sete dias que antecede a competição. A unidade de análise é a observação diária, porque o perfil de humor é um estado e não um traço.</w:t>
+        <w:t>Participaram 27 atletas de handebol masculino de primeira divisão, com 22,2 ± 3,7 (17,8 a 38,2) anos de idade e 11,3 ± 3,2 anos de experiência na modalidade, distribuídos por posição em armadores 44%, pivôs 33%, alas 22%. 19 atletas (70%) completaram as sete coletas. O delineamento é observacional e descritivo, com medidas repetidas intraindividuais ao longo do microciclo de sete dias que antecede a competição. A unidade de análise é a observação diária, e não o atleta, porque o perfil de humor é um estado e não um traço.</w:t>
+      </w:r>
+    </w:p>
+    <w:p>
+      <w:pPr>
+        <w:spacing w:line="240" w:lineRule="auto" w:after="80"/>
+        <w:ind w:firstLine="709"/>
+        <w:jc w:val="both"/>
+      </w:pPr>
+      <w:r>
+        <w:rPr>
+          <w:rFonts w:ascii="Times New Roman" w:hAnsi="Times New Roman"/>
+          <w:b w:val="0"/>
+          <w:i w:val="0"/>
+          <w:color w:val="000000"/>
+          <w:sz w:val="24"/>
+        </w:rPr>
+        <w:t>O estudo foi aprovado pelo comitê de ética em pesquisa da instituição sob o protocolo [inserir número do CAAE], e todos os participantes assinaram termo de consentimento livre e esclarecido. O número de observações válidas, com o fluxo de atletas por dia e por coleta, consta do material suplementar.</w:t>
       </w:r>
     </w:p>
     <w:p>
@@ -235,7 +252,7 @@
           <w:color w:val="000000"/>
           <w:sz w:val="24"/>
         </w:rPr>
-        <w:t>A Escala de Humor de Brunel tem 24 itens em escala Likert de cinco pontos e seis subescalas de 0 a 16 pontos: tensão, depressão, raiva, vigor, fadiga e confusão. A Perturbação Total do Humor resume o perfil pela soma das cinco subescalas negativas menos o vigor, de modo que valores menores indicam humor mais favorável.</w:t>
+        <w:t>O humor foi aferido pela versão brasileira da Escala de Humor de Brunel, com 24 itens em escala Likert de cinco pontos e seis subescalas de 0 a 16 pontos: tensão, depressão, raiva, vigor, fadiga e confusão. A instrução de resposta foi a de momento presente, e não a de semana anterior, o que importa para a comparação com outros estudos: o mesmo instrumento produz escores mais altos sob a instrução retrospectiva (Rohlfs, Noce e Wilke, 2024). A Perturbação Total do Humor resume o perfil pela soma das cinco subescalas negativas menos o vigor, de modo que valores menores indicam humor mais favorável.</w:t>
       </w:r>
     </w:p>
     <w:p>
@@ -277,7 +294,7 @@
           <w:color w:val="000000"/>
           <w:sz w:val="24"/>
         </w:rPr>
-        <w:t>Nesta amostra não há normas de escore T para handebol de elite. As subescalas foram, portanto, padronizadas dentro da própria amostra e cada observação foi atribuída ao centroide canônico mais próximo. Essa decisão está declarada aqui porque ela afeta diretamente a prevalência relatada na seção 3.3, e é discutida na seção 4. Em paralelo, o critério de Morgan foi aplicado a cada observação: há perfil iceberg quando o vigor supera todas as cinco subescalas negativas.</w:t>
+        <w:t>Nesta amostra não há normas de escore T para handebol de elite, e o tamanho amostral não comporta a análise de agrupamento original. As seis subescalas foram, portanto, padronizadas dentro da própria amostra, e cada observação foi atribuída ao centroide canônico mais próximo pela distância euclidiana sobre as seis dimensões padronizadas. Essa decisão está declarada aqui porque afeta diretamente a prevalência relatada na seção 3.3, e é discutida na seção 4. Em paralelo, o critério de Morgan foi aplicado a cada observação: há perfil iceberg quando o vigor supera todas as cinco subescalas negativas.</w:t>
       </w:r>
     </w:p>
     <w:p>
@@ -302,7 +319,7 @@
           <w:color w:val="000000"/>
           <w:sz w:val="24"/>
         </w:rPr>
-        <w:t>As subescalas foram descritas por média, desvio-padrão, mediana, intervalo interquartil, assimetria, curtose e percentual de respostas no valor mínimo. A confiabilidade interna foi estimada pelo alfa de Cronbach, pelo alfa e pelo ômega ordinais sobre matriz policórica e pelo método das duas metades. A estabilidade entre dias foi estimada pelo coeficiente de correlação intraclasse de uma coleta e da média de sete dias. A estrutura de seis fatores foi testada por análise fatorial confirmatória com estimador robusto para dados ordinais e erro-padrão agrupado por atleta.</w:t>
+        <w:t>As subescalas foram descritas por média, desvio-padrão, mediana, intervalo interquartil, assimetria, curtose e percentual de respostas no valor mínimo. Considera-se presente o efeito piso quando mais de 15% das respostas caem no valor mínimo possível (Terwee e outros, 2007). A confiabilidade interna foi estimada pelo alfa de Cronbach, pelo alfa e pelo ômega ordinais sobre matriz policórica e pelo método das duas metades. A estabilidade entre dias foi estimada pelo coeficiente de correlação intraclasse de uma coleta e da média de sete dias, esta pela fórmula de Spearman e Brown. A estrutura de seis fatores foi testada por análise fatorial confirmatória com estimador robusto para dados ordinais e erro-padrão agrupado por atleta. As análises foram conduzidas em R, com os pacotes psych, lavaan e semTools. Não houve imputação: cada análise usa as observações disponíveis, e o denominador de cada estimativa está declarado na nota da tabela correspondente.</w:t>
       </w:r>
     </w:p>
     <w:p>
@@ -335,7 +352,7 @@
           <w:color w:val="000000"/>
           <w:sz w:val="24"/>
         </w:rPr>
-        <w:t>As seis subescalas se dividem em dois blocos claros (Tabela 1). Vigor e fadiga ocupam a faixa central da escala, com médias de 5,70 e 5,65 pontos, assimetria próxima de zero e efeito piso abaixo de 9%. Tensão, depressão, raiva e confusão ficam junto ao mínimo, com médias entre 0,45 e 1,60 ponto, assimetria de até 3,73 e curtose de até 16,96.</w:t>
+        <w:t>As seis subescalas se dividem em dois blocos claros (Tabela 1). Vigor e fadiga ocupam a faixa central da escala, com médias de 5,70 e 5,65 pontos, assimetria próxima de zero e piso abaixo de 9%. Tensão, depressão, raiva e confusão ficam junto ao mínimo, com médias entre 0,45 e 1,60 ponto, assimetria de até 3,73 e curtose de até 16,96.</w:t>
       </w:r>
     </w:p>
     <w:p>
@@ -2368,7 +2385,7 @@
           <w:color w:val="000000"/>
           <w:sz w:val="24"/>
         </w:rPr>
-        <w:t>A Figura 1 mostra o alcance do problema. Em confusão, o percentil 75 ainda é zero: três quartos das observações estão no mínimo da escala. Em depressão e raiva, o percentil 50 é zero. Quatro das seis subescalas ultrapassam o limite convencional de 40% de respostas no piso, o que significa que elas não têm margem para registrar aumento de sintoma nesta população.</w:t>
+        <w:t>A Figura 1 mostra o alcance do problema. Em confusão, o percentil 75 ainda é zero: três quartos das observações estão no mínimo da escala. Em depressão e raiva, o percentil 50 é zero. Quatro das seis subescalas ficam entre 49,6% e 80,5% de respostas no piso, mais de três vezes o limite de 15% a partir do qual o efeito é considerado presente (Terwee e outros, 2007), o que significa que elas não têm margem para registrar aumento de sintoma nesta população. Os percentis observados de todas as subescalas estão na Tabela 2.</w:t>
       </w:r>
     </w:p>
     <w:p>
@@ -5668,7 +5685,7 @@
           <w:color w:val="000000"/>
           <w:sz w:val="24"/>
         </w:rPr>
-        <w:t>O painel B da Figura 2 traz o achado de maior consequência prática. Nenhuma subescala atinge 0,60 de estabilidade em uma coleta isolada, e todas passam de 0,76 na média de sete dias. Uma leitura isolada do BRUMS não descreve o atleta de forma confiável nesta população; a média semanal descreve.</w:t>
+        <w:t>O painel B da Figura 2 traz o achado de maior consequência prática. Nenhuma subescala atinge 0,60 de estabilidade em uma coleta isolada, e todas passam de 0,76 na média de sete dias. Uma leitura isolada do instrumento não descreve o atleta de forma confiável nesta população; a média semanal descreve.</w:t>
       </w:r>
     </w:p>
     <w:p>
@@ -6824,7 +6841,7 @@
           <w:color w:val="000000"/>
           <w:sz w:val="24"/>
         </w:rPr>
-        <w:t>O perfil superfície reúne 56,8% das observações, seguido do iceberg com 13,8%, do submerso com 9,4%, do iceberg invertido com 9,0%, da barbatana de tubarão com 7,2% e do Everest invertido com 3,7% (Tabela 5). A comparação com a prevalência normativa está na Figura 3.</w:t>
+        <w:t>O perfil superfície reúne 56,8% das observações, seguido do iceberg com 13,8%, do submerso com 9,4%, do iceberg invertido com 9,0%, da barbatana de tubarão com 7,2% e do Everest invertido com 3,7% (Tabela 5). Os três perfis associados a risco à saúde mental, isto é, barbatana de tubarão, iceberg invertido e Everest invertido, somam 19,9% das observações.</w:t>
       </w:r>
     </w:p>
     <w:p>
@@ -8011,7 +8028,24 @@
           <w:color w:val="000000"/>
           <w:sz w:val="24"/>
         </w:rPr>
-        <w:t>A diferença mais visível é o excesso de perfil superfície, 42,0 pontos percentuais acima da norma, com déficit correspondente nos perfis iceberg, submerso e barbatana de tubarão. Essa diferença não é achado clínico: ela decorre da padronização dentro da amostra, que coloca a média do próprio grupo na linha de água e comprime todas as observações em direção ao centro. Os dois perfis mais negativos, iceberg invertido e Everest invertido, ficam a 1,3 e a 1,0 ponto percentual da norma, o que sugere que a compressão atinge sobretudo os perfis intermediários.</w:t>
+        <w:t>A diferença mais visível é o excesso de perfil superfície, 42,0 pontos percentuais acima da norma, com déficit correspondente nos perfis iceberg, submerso e barbatana de tubarão. Essa diferença não é achado clínico: ela decorre da padronização dentro da amostra, que coloca a média do próprio grupo na linha de água e comprime todas as observações em direção ao centro. Os dois perfis mais negativos, iceberg invertido e Everest invertido, ficam a 1,3 e a 1,0 ponto percentual da norma, o que sugere que a compressão atinge sobretudo os perfis intermediários e preserva os extremos negativos.</w:t>
+      </w:r>
+    </w:p>
+    <w:p>
+      <w:pPr>
+        <w:spacing w:line="240" w:lineRule="auto" w:after="80"/>
+        <w:ind w:firstLine="709"/>
+        <w:jc w:val="both"/>
+      </w:pPr>
+      <w:r>
+        <w:rPr>
+          <w:rFonts w:ascii="Times New Roman" w:hAnsi="Times New Roman"/>
+          <w:b w:val="0"/>
+          <w:i w:val="0"/>
+          <w:color w:val="000000"/>
+          <w:sz w:val="24"/>
+        </w:rPr>
+        <w:t>Os dois critérios de classificação não concordam entre si, e a diferença é grande. No primeiro dia, o critério de Morgan classifica 71,4% das observações como perfil iceberg, contra 21,4% pelo critério de Parsons-Smith (Tabela 6). A discrepância é esperada e decorre da definição: o critério de Morgan exige apenas que o vigor supere as cinco subescalas negativas, condição que quatro subescalas presas ao piso tornam fácil de satisfazer, enquanto o critério de Parsons-Smith exige proximidade a um centroide específico das seis dimensões. Em uma população com efeito piso acentuado, o critério de Morgan superestima a prevalência do padrão favorável.</w:t>
       </w:r>
     </w:p>
     <w:p>
@@ -9336,7 +9370,7 @@
           <w:color w:val="000000"/>
           <w:sz w:val="24"/>
         </w:rPr>
-        <w:t>Este é o primeiro estudo a aplicar os seis perfis de humor ao handebol. Três resultados merecem destaque, e os três são tanto substantivos quanto metodológicos.</w:t>
+        <w:t>Até onde alcança o levantamento descrito na introdução, este é o primeiro estudo a aplicar os seis perfis de humor ao handebol. Quatro resultados merecem destaque, e os quatro são tanto substantivos quanto metodológicos.</w:t>
       </w:r>
     </w:p>
     <w:p>
@@ -9353,7 +9387,7 @@
           <w:color w:val="000000"/>
           <w:sz w:val="24"/>
         </w:rPr>
-        <w:t>O primeiro é o efeito piso. Em atletas saudáveis de elite no período pré-competitivo, tensão, depressão, raiva e confusão concentram entre 49,6% e 80,5% das respostas no valor mínimo. Isso não é falha de instrumento: é a descrição correta de uma população sem sintoma clínico. A consequência prática é que essas quatro subescalas servem para compor o índice total e para sinalizar caso individual atípico, mas não para acompanhar variação de carga no dia a dia da equipe.</w:t>
+        <w:t>O primeiro é o efeito piso. Em atletas saudáveis de elite no período pré-competitivo, tensão, depressão, raiva e confusão concentram entre 49,6% e 80,5% das respostas no valor mínimo. Isso não é falha de instrumento: é a descrição correta de uma população sem sintoma clínico. A consequência prática é que essas quatro subescalas servem para compor o índice total e para sinalizar caso individual atípico, mas não para acompanhar variação de carga no dia a dia da equipe. A consequência metodológica é mais séria: o piso impede a estimativa dos coeficientes ordinais de duas delas e distorce a classificação por critérios que dependem da ordem entre subescalas, como mostra a divergência entre os dois critérios na seção 3.3.</w:t>
       </w:r>
     </w:p>
     <w:p>
@@ -9370,7 +9404,7 @@
           <w:color w:val="000000"/>
           <w:sz w:val="24"/>
         </w:rPr>
-        <w:t>O segundo é a estabilidade. Com ICC de uma coleta entre 0,31 e 0,59, nenhuma leitura isolada sustenta decisão sobre um atleta. A média de sete dias eleva o coeficiente para a faixa de 0,76 a 0,91. A recomendação que decorre disso é direta: o monitoramento deve trabalhar com média móvel, e não com o valor do dia.</w:t>
+        <w:t>O segundo é a estabilidade. Com ICC de uma coleta entre 0,31 e 0,59, nenhuma leitura isolada sustenta decisão sobre um atleta. A média de sete dias eleva o coeficiente para a faixa de 0,76 a 0,91. A recomendação que decorre disso é direta: o monitoramento deve trabalhar com média móvel, e não com o valor do dia. Esse resultado também qualifica a leitura do perfil, que é atribuído a uma observação isolada e herda dela a instabilidade.</w:t>
       </w:r>
     </w:p>
     <w:p>
@@ -9387,7 +9421,7 @@
           <w:color w:val="000000"/>
           <w:sz w:val="24"/>
         </w:rPr>
-        <w:t>O terceiro é a ausência de normas. A padronização dentro da amostra resolve a falta de escores T, mas ao custo de tornar a prevalência incomparável com a literatura, como a Figura 3 quantifica. A saída está na Tabela 2: os percentis de referência publicados aqui constituem a primeira régua específica de handebol de elite para o instrumento e permitem que estudos futuros classifiquem observações sem depender da própria amostra.</w:t>
+        <w:t>O terceiro é a comparação com a única amostra brasileira classificada pelos mesmos seis perfis. Entre 898 atletas de elite e de base de um clube do Rio de Janeiro, 26,5% apresentaram um perfil de risco; aqui, 19,9% (Rohlfs, Noce e Wilke, 2024). A diferença tem duas explicações plausíveis e não excludentes. A amostra brasileira reúne os dois sexos e uma faixa etária de 12 a 44 anos, e nela os perfis de risco foram mais frequentes entre mulheres; a nossa é masculina e adulta. E a amostra brasileira usou também a instrução de semana anterior, que produz escores mais altos que a instrução de momento presente adotada aqui. As duas diferenças empurram na mesma direção, o que torna a prevalência menor observada no handebol coerente com a literatura, e não contraditória.</w:t>
       </w:r>
     </w:p>
     <w:p>
@@ -9404,7 +9438,57 @@
           <w:color w:val="000000"/>
           <w:sz w:val="24"/>
         </w:rPr>
-        <w:t>Três limitações restringem a generalização. A amostra tem 27 atletas de uma única equipe, dos quais 19 completaram todas as coletas. O período monitorado é um microciclo pré-competitivo, o que concentra a observação em um momento particular da temporada. E a classificação por proximidade a centroide não reproduz a análise de agrupamento original, que exigiria amostra muito maior.</w:t>
+        <w:t>O quarto é a ausência de normas. A padronização dentro da amostra resolve a falta de escores T, mas ao custo de tornar a prevalência incomparável com a literatura, como a Figura 3 quantifica. A saída está na Tabela 2: os percentis de referência publicados aqui constituem a primeira régua específica de handebol de elite para o instrumento e permitem que estudos futuros classifiquem observações sem depender da própria amostra.</w:t>
+      </w:r>
+    </w:p>
+    <w:p>
+      <w:pPr>
+        <w:pStyle w:val="Heading2"/>
+      </w:pPr>
+      <w:r>
+        <w:t>4.1 Aplicação prática</w:t>
+      </w:r>
+    </w:p>
+    <w:p>
+      <w:pPr>
+        <w:spacing w:line="240" w:lineRule="auto" w:after="80"/>
+        <w:ind w:firstLine="709"/>
+        <w:jc w:val="both"/>
+      </w:pPr>
+      <w:r>
+        <w:rPr>
+          <w:rFonts w:ascii="Times New Roman" w:hAnsi="Times New Roman"/>
+          <w:b w:val="0"/>
+          <w:i w:val="0"/>
+          <w:color w:val="000000"/>
+          <w:sz w:val="24"/>
+        </w:rPr>
+        <w:t>Para a comissão técnica, três decisões decorrem destes resultados. A primeira é o que medir: no acompanhamento diário bastam vigor, fadiga e o índice total, porque as demais subescalas não variam o suficiente para informar. A segunda é como ler: a média móvel de sete dias, e não o escore do dia, é a unidade com confiabilidade adequada para decisão sobre um atleta. A terceira é quando agir: um atleta classificado em barbatana de tubarão, iceberg invertido ou Everest invertido em duas leituras consecutivas merece conversa individual, porque esses três perfis somam uma em cada cinco observações desta amostra e são os que a literatura associa a risco.</w:t>
+      </w:r>
+    </w:p>
+    <w:p>
+      <w:pPr>
+        <w:pStyle w:val="Heading2"/>
+      </w:pPr>
+      <w:r>
+        <w:t>4.2 Limitações</w:t>
+      </w:r>
+    </w:p>
+    <w:p>
+      <w:pPr>
+        <w:spacing w:line="240" w:lineRule="auto" w:after="80"/>
+        <w:ind w:firstLine="709"/>
+        <w:jc w:val="both"/>
+      </w:pPr>
+      <w:r>
+        <w:rPr>
+          <w:rFonts w:ascii="Times New Roman" w:hAnsi="Times New Roman"/>
+          <w:b w:val="0"/>
+          <w:i w:val="0"/>
+          <w:color w:val="000000"/>
+          <w:sz w:val="24"/>
+        </w:rPr>
+        <w:t>Quatro limitações restringem a generalização. A amostra tem 27 atletas de uma única equipe, dos quais 19 completaram todas as coletas, e o período monitorado é um único microciclo pré-competitivo, o que concentra a observação em um momento particular da temporada. A classificação por proximidade a centroide não reproduz a análise de agrupamento original: o procedimento indicado para amostras deste tamanho é a análise de k-médias semeada com os centroides canônicos, adotada na amostra brasileira de referência (Rohlfs, Noce e Wilke, 2024), e a diferença entre os dois procedimentos ainda não foi quantificada nestes dados. A ausência de normas de escore T para a modalidade obriga à padronização interna, cujo efeito a Figura 3 quantifica. E a amostra é masculina, o que impede qualquer extensão aos achados de sexo relatados na literatura.</w:t>
       </w:r>
     </w:p>
     <w:p>
@@ -9429,7 +9513,7 @@
           <w:color w:val="000000"/>
           <w:sz w:val="24"/>
         </w:rPr>
-        <w:t>Em atletas de handebol masculino de elite, o perfil superfície predomina e os perfis extremos são raros, com iceberg em 13,8% e Everest invertido em 3,7% das observações. Quatro das seis subescalas apresentam efeito piso acima de 49% e não têm margem de medida útil para o acompanhamento diário. Nenhuma subescala é confiável em uma leitura isolada, e todas passam a ser na média de sete dias. Os percentis de referência apresentados aqui são a primeira régua específica da modalidade e são a contribuição de uso imediato deste estudo.</w:t>
+        <w:t>Em atletas de handebol masculino de elite, os seis perfis de humor descritos na literatura são identificáveis, e os três associados a risco à saúde mental somam 19,9% das observações, valor próximo ao da única amostra brasileira classificada pelo mesmo critério. A distribuição entre os perfis intermediários, porém, depende da régua: sem normas de escore da modalidade, a padronização interna concentra as observações no perfil superfície e não é comparável à norma. Quatro das seis subescalas apresentam efeito piso acima de 49% e não têm margem de medida útil para o acompanhamento diário. Nenhuma subescala é confiável em uma leitura isolada, e todas passam a ser na média de sete dias. Os percentis de referência apresentados aqui são a primeira régua específica da modalidade e são a contribuição de uso imediato deste estudo.</w:t>
       </w:r>
     </w:p>
     <w:p>
@@ -9539,7 +9623,24 @@
           <w:color w:val="000000"/>
           <w:sz w:val="20"/>
         </w:rPr>
-        <w:t>ROHLFS, I. C. P. M. e outros. Prevalence of specific mood profile clusters among elite and youth athletes at a Brazilian sports club. Sports, v. 12, n. 7, art. 195, 2024.</w:t>
+        <w:t>ROHLFS, I. C. P. M.; NOCE, F.; WILKE, C. F. Prevalence of specific mood profile clusters among elite and youth athletes at a Brazilian sports club. Sports, v. 12, n. 7, art. 195, 2024.</w:t>
+      </w:r>
+    </w:p>
+    <w:p>
+      <w:pPr>
+        <w:spacing w:line="240" w:lineRule="auto" w:after="100"/>
+        <w:ind w:firstLine="0"/>
+        <w:jc w:val="both"/>
+      </w:pPr>
+      <w:r>
+        <w:rPr>
+          <w:rFonts w:ascii="Times New Roman" w:hAnsi="Times New Roman"/>
+          <w:b w:val="0"/>
+          <w:i w:val="0"/>
+          <w:color w:val="000000"/>
+          <w:sz w:val="20"/>
+        </w:rPr>
+        <w:t>TERRY, P. C.; LANE, A. M. Normative values for the profile of mood states for use with athletic samples. Journal of Applied Sport Psychology, v. 12, n. 1, p. 93-109, 2000.</w:t>
       </w:r>
     </w:p>
     <w:p>
@@ -9557,6 +9658,23 @@
           <w:sz w:val="20"/>
         </w:rPr>
         <w:t>TERRY, P. C.; PARSONS-SMITH, R. L. Mood profiling for sustainable mental health among athletes. Sustainability, v. 13, n. 11, art. 6116, 2021.</w:t>
+      </w:r>
+    </w:p>
+    <w:p>
+      <w:pPr>
+        <w:spacing w:line="240" w:lineRule="auto" w:after="100"/>
+        <w:ind w:firstLine="0"/>
+        <w:jc w:val="both"/>
+      </w:pPr>
+      <w:r>
+        <w:rPr>
+          <w:rFonts w:ascii="Times New Roman" w:hAnsi="Times New Roman"/>
+          <w:b w:val="0"/>
+          <w:i w:val="0"/>
+          <w:color w:val="000000"/>
+          <w:sz w:val="20"/>
+        </w:rPr>
+        <w:t>TERWEE, C. B. e outros. Quality criteria were proposed for measurement properties of health status questionnaires. Journal of Clinical Epidemiology, v. 60, n. 1, p. 34-42, 2007.</w:t>
       </w:r>
     </w:p>
     <w:sectPr>

--- a/data/ARTIGO1_PERFIS_HUMOR_HANDEBOL.docx
+++ b/data/ARTIGO1_PERFIS_HUMOR_HANDEBOL.docx
@@ -13021,6 +13021,114 @@
           <w:color w:val="000000"/>
           <w:sz w:val="20"/>
         </w:rPr>
+        <w:t>Figura 4 - Composição do grupo em faixas de significado ao longo da semana (A) e prevalência dos seis perfis no primeiro e no último dia (B)</w:t>
+      </w:r>
+    </w:p>
+    <w:p>
+      <w:pPr>
+        <w:spacing w:after="40"/>
+        <w:jc w:val="center"/>
+      </w:pPr>
+      <w:r>
+        <w:drawing>
+          <wp:inline xmlns:a="http://schemas.openxmlformats.org/drawingml/2006/main" xmlns:pic="http://schemas.openxmlformats.org/drawingml/2006/picture">
+            <wp:extent cx="5760000" cy="2484434"/>
+            <wp:docPr id="4" name="Picture 4"/>
+            <wp:cNvGraphicFramePr>
+              <a:graphicFrameLocks noChangeAspect="1"/>
+            </wp:cNvGraphicFramePr>
+            <a:graphic>
+              <a:graphicData uri="http://schemas.openxmlformats.org/drawingml/2006/picture">
+                <pic:pic>
+                  <pic:nvPicPr>
+                    <pic:cNvPr id="0" name="a1_prevalencia_semana.png"/>
+                    <pic:cNvPicPr/>
+                  </pic:nvPicPr>
+                  <pic:blipFill>
+                    <a:blip r:embed="rId12"/>
+                    <a:stretch>
+                      <a:fillRect/>
+                    </a:stretch>
+                  </pic:blipFill>
+                  <pic:spPr>
+                    <a:xfrm>
+                      <a:off x="0" y="0"/>
+                      <a:ext cx="5760000" cy="2484434"/>
+                    </a:xfrm>
+                    <a:prstGeom prst="rect"/>
+                  </pic:spPr>
+                </pic:pic>
+              </a:graphicData>
+            </a:graphic>
+          </wp:inline>
+        </w:drawing>
+      </w:r>
+    </w:p>
+    <w:p>
+      <w:pPr>
+        <w:spacing w:line="240" w:lineRule="auto" w:after="120"/>
+        <w:ind w:firstLine="0"/>
+        <w:jc w:val="left"/>
+      </w:pPr>
+      <w:r>
+        <w:rPr>
+          <w:rFonts w:ascii="Times New Roman" w:hAnsi="Times New Roman"/>
+          <w:b w:val="0"/>
+          <w:i w:val="0"/>
+          <w:color w:val="000000"/>
+          <w:sz w:val="16"/>
+        </w:rPr>
+        <w:t>Fonte: elaborada pelos autores (2026).</w:t>
+      </w:r>
+    </w:p>
+    <w:p>
+      <w:pPr>
+        <w:spacing w:line="240" w:lineRule="auto" w:after="80"/>
+        <w:ind w:firstLine="709"/>
+        <w:jc w:val="both"/>
+      </w:pPr>
+      <w:r>
+        <w:rPr>
+          <w:rFonts w:ascii="Times New Roman" w:hAnsi="Times New Roman"/>
+          <w:b w:val="0"/>
+          <w:i w:val="0"/>
+          <w:color w:val="000000"/>
+          <w:sz w:val="24"/>
+        </w:rPr>
+        <w:t>A Figura 4 reúne a leitura de grupo. O painel A agrega os seis perfis em três faixas: favorável, que reúne o iceberg; neutra, que reúne superfície e submerso; e de risco, que reúne barbatana de tubarão, iceberg invertido e Everest invertido. A composição revela um movimento que a leitura perfil a perfil esconde. A faixa de risco praticamente não se altera entre o primeiro e o último dia, de 23,8% para 21,7%, enquanto a faixa favorável cai de 21,4% para 6,5% e a neutra sobe de 54,7% para 71,8%. A semana não empurra a equipe para o risco: ela dissolve o padrão favorável na indiferenciação.</w:t>
+      </w:r>
+    </w:p>
+    <w:p>
+      <w:pPr>
+        <w:spacing w:line="240" w:lineRule="auto" w:after="80"/>
+        <w:ind w:firstLine="709"/>
+        <w:jc w:val="both"/>
+      </w:pPr>
+      <w:r>
+        <w:rPr>
+          <w:rFonts w:ascii="Times New Roman" w:hAnsi="Times New Roman"/>
+          <w:b w:val="0"/>
+          <w:i w:val="0"/>
+          <w:color w:val="000000"/>
+          <w:sz w:val="24"/>
+        </w:rPr>
+        <w:t>O mesmo painel separa os dois tipos de dia. Nos dias de HIIT a faixa de risco alcança 23,0% das observações, contra 16,4% nos dias sem HIIT, e a faixa favorável cai de 15,9% para 10,0%. A diferença de 6,6 pontos percentuais na faixa de risco entre os dois tipos de dia é a primeira indicação de que o deslocamento acompanha a intensidade, e não o volume, o que a análise da série diária confirma a seguir.</w:t>
+      </w:r>
+    </w:p>
+    <w:p>
+      <w:pPr>
+        <w:spacing w:line="240" w:lineRule="auto" w:after="60"/>
+        <w:ind w:firstLine="0"/>
+        <w:jc w:val="left"/>
+      </w:pPr>
+      <w:r>
+        <w:rPr>
+          <w:rFonts w:ascii="Times New Roman" w:hAnsi="Times New Roman"/>
+          <w:b w:val="0"/>
+          <w:i w:val="0"/>
+          <w:color w:val="000000"/>
+          <w:sz w:val="20"/>
+        </w:rPr>
         <w:t>Tabela 8 - Predominância diária dos perfis, erro-padrão da proporção e derivada da série suavizada</w:t>
       </w:r>
     </w:p>
@@ -14730,7 +14838,7 @@
           <w:color w:val="000000"/>
           <w:sz w:val="20"/>
         </w:rPr>
-        <w:t>Figura 4 - Predominância diária dos perfis, com banda de erro-padrão e curva suavizada (A), e derivada da série do perfil iceberg contra o piso de ruído (B)</w:t>
+        <w:t>Figura 5 - Predominância diária dos dois critérios de Morgan, com a curva suavizada sobre os valores observados (A), e variação diária do perfil iceberg contra o ruído amostral (B)</w:t>
       </w:r>
     </w:p>
     <w:p>
@@ -14741,8 +14849,8 @@
       <w:r>
         <w:drawing>
           <wp:inline xmlns:a="http://schemas.openxmlformats.org/drawingml/2006/main" xmlns:pic="http://schemas.openxmlformats.org/drawingml/2006/picture">
-            <wp:extent cx="5400000" cy="4037331"/>
-            <wp:docPr id="4" name="Picture 4"/>
+            <wp:extent cx="5400000" cy="3948000"/>
+            <wp:docPr id="5" name="Picture 5"/>
             <wp:cNvGraphicFramePr>
               <a:graphicFrameLocks noChangeAspect="1"/>
             </wp:cNvGraphicFramePr>
@@ -14754,7 +14862,7 @@
                     <pic:cNvPicPr/>
                   </pic:nvPicPr>
                   <pic:blipFill>
-                    <a:blip r:embed="rId12"/>
+                    <a:blip r:embed="rId13"/>
                     <a:stretch>
                       <a:fillRect/>
                     </a:stretch>
@@ -14762,7 +14870,7 @@
                   <pic:spPr>
                     <a:xfrm>
                       <a:off x="0" y="0"/>
-                      <a:ext cx="5400000" cy="4037331"/>
+                      <a:ext cx="5400000" cy="3948000"/>
                     </a:xfrm>
                     <a:prstGeom prst="rect"/>
                   </pic:spPr>
@@ -14804,7 +14912,7 @@
           <w:color w:val="000000"/>
           <w:sz w:val="24"/>
         </w:rPr>
-        <w:t>A análise da derivada mostra que a perda não é gradual. Das seis variações diárias da série suavizada, apenas duas ultrapassam o piso de ruído de 10,0 pontos percentuais: a do dia 1 para o dia 2, de −18,1 pontos, e a do dia 6 para o dia 7, de −12,5 pontos. Entre elas há um platô: as quatro variações intermediárias ficam entre −8,6 e +3,7 pontos, todas dentro da faixa de flutuação amostral. O padrão é, portanto, de dois deslocamentos concentrados, e não de erosão contínua.</w:t>
+        <w:t>A análise da derivada, no painel B da Figura 5, mostra que a perda não é gradual. Das seis variações diárias da série suavizada, apenas duas ultrapassam o piso de ruído de 10,0 pontos percentuais: a do dia 1 para o dia 2, de −18,1 pontos, e a do dia 6 para o dia 7, de −12,5 pontos. Entre elas há um platô: as quatro variações intermediárias ficam entre −8,6 e +3,7 pontos, todas dentro da faixa de flutuação amostral. O padrão é, portanto, de dois deslocamentos concentrados, e não de erosão contínua.</w:t>
       </w:r>
     </w:p>
     <w:p>
@@ -14914,6 +15022,23 @@
           <w:sz w:val="24"/>
         </w:rPr>
         <w:t>A leitura otimista desse número seria a de uma equipe psicologicamente saudável. A leitura cautelosa, que preferimos, observa que uma em cada cinco observações em perfil de risco, na semana que antecede a estreia, corresponde a cerca de cinco atletas do elenco em qualquer dia dado. Para uma modalidade coletiva com sete jogadores em quadra, essa fração não é residual.</w:t>
+      </w:r>
+    </w:p>
+    <w:p>
+      <w:pPr>
+        <w:spacing w:line="240" w:lineRule="auto" w:after="80"/>
+        <w:ind w:firstLine="709"/>
+        <w:jc w:val="both"/>
+      </w:pPr>
+      <w:r>
+        <w:rPr>
+          <w:rFonts w:ascii="Times New Roman" w:hAnsi="Times New Roman"/>
+          <w:b w:val="0"/>
+          <w:i w:val="0"/>
+          <w:color w:val="000000"/>
+          <w:sz w:val="24"/>
+        </w:rPr>
+        <w:t>A composição por faixas, no painel A da Figura 4, acrescenta uma qualificação importante a esse quadro. A faixa de risco permanece estável ao longo da semana, de 23,8% no primeiro dia para 21,7% no último, e o que se desloca é a faixa favorável, que cai de 21,4% para 6,5%, absorvida pela faixa neutra. A semana de pré-temporada não adoece a equipe: ela apaga o padrão de prontidão e deixa a maior parte do elenco em estado indiferenciado. A distinção não é semântica. Uma equipe com risco crescente exige encaminhamento clínico; uma equipe que perde prontidão exige ajuste de carga. As duas leituras levam a condutas diferentes, e só a composição por faixas as separa.</w:t>
       </w:r>
     </w:p>
     <w:p>

--- a/data/ARTIGO1_PERFIS_HUMOR_HANDEBOL.docx
+++ b/data/ARTIGO1_PERFIS_HUMOR_HANDEBOL.docx
@@ -5769,7 +5769,7 @@
       <w:r>
         <w:drawing>
           <wp:inline xmlns:a="http://schemas.openxmlformats.org/drawingml/2006/main" xmlns:pic="http://schemas.openxmlformats.org/drawingml/2006/picture">
-            <wp:extent cx="5760000" cy="2319843"/>
+            <wp:extent cx="5760000" cy="2377956"/>
             <wp:docPr id="1" name="Picture 1"/>
             <wp:cNvGraphicFramePr>
               <a:graphicFrameLocks noChangeAspect="1"/>
@@ -5790,7 +5790,7 @@
                   <pic:spPr>
                     <a:xfrm>
                       <a:off x="0" y="0"/>
-                      <a:ext cx="5760000" cy="2319843"/>
+                      <a:ext cx="5760000" cy="2377956"/>
                     </a:xfrm>
                     <a:prstGeom prst="rect"/>
                   </pic:spPr>
@@ -9069,7 +9069,7 @@
       <w:r>
         <w:drawing>
           <wp:inline xmlns:a="http://schemas.openxmlformats.org/drawingml/2006/main" xmlns:pic="http://schemas.openxmlformats.org/drawingml/2006/picture">
-            <wp:extent cx="5760000" cy="2186876"/>
+            <wp:extent cx="5760000" cy="2258166"/>
             <wp:docPr id="2" name="Picture 2"/>
             <wp:cNvGraphicFramePr>
               <a:graphicFrameLocks noChangeAspect="1"/>
@@ -9090,7 +9090,7 @@
                   <pic:spPr>
                     <a:xfrm>
                       <a:off x="0" y="0"/>
-                      <a:ext cx="5760000" cy="2186876"/>
+                      <a:ext cx="5760000" cy="2258166"/>
                     </a:xfrm>
                     <a:prstGeom prst="rect"/>
                   </pic:spPr>
@@ -11412,7 +11412,7 @@
       <w:r>
         <w:drawing>
           <wp:inline xmlns:a="http://schemas.openxmlformats.org/drawingml/2006/main" xmlns:pic="http://schemas.openxmlformats.org/drawingml/2006/picture">
-            <wp:extent cx="5760000" cy="2207492"/>
+            <wp:extent cx="5760000" cy="2217345"/>
             <wp:docPr id="3" name="Picture 3"/>
             <wp:cNvGraphicFramePr>
               <a:graphicFrameLocks noChangeAspect="1"/>
@@ -11433,7 +11433,7 @@
                   <pic:spPr>
                     <a:xfrm>
                       <a:off x="0" y="0"/>
-                      <a:ext cx="5760000" cy="2207492"/>
+                      <a:ext cx="5760000" cy="2217345"/>
                     </a:xfrm>
                     <a:prstGeom prst="rect"/>
                   </pic:spPr>
@@ -13032,7 +13032,7 @@
       <w:r>
         <w:drawing>
           <wp:inline xmlns:a="http://schemas.openxmlformats.org/drawingml/2006/main" xmlns:pic="http://schemas.openxmlformats.org/drawingml/2006/picture">
-            <wp:extent cx="5760000" cy="2484434"/>
+            <wp:extent cx="5760000" cy="2574798"/>
             <wp:docPr id="4" name="Picture 4"/>
             <wp:cNvGraphicFramePr>
               <a:graphicFrameLocks noChangeAspect="1"/>
@@ -13053,7 +13053,7 @@
                   <pic:spPr>
                     <a:xfrm>
                       <a:off x="0" y="0"/>
-                      <a:ext cx="5760000" cy="2484434"/>
+                      <a:ext cx="5760000" cy="2574798"/>
                     </a:xfrm>
                     <a:prstGeom prst="rect"/>
                   </pic:spPr>
@@ -14849,7 +14849,7 @@
       <w:r>
         <w:drawing>
           <wp:inline xmlns:a="http://schemas.openxmlformats.org/drawingml/2006/main" xmlns:pic="http://schemas.openxmlformats.org/drawingml/2006/picture">
-            <wp:extent cx="5400000" cy="3948000"/>
+            <wp:extent cx="5400000" cy="4165465"/>
             <wp:docPr id="5" name="Picture 5"/>
             <wp:cNvGraphicFramePr>
               <a:graphicFrameLocks noChangeAspect="1"/>
@@ -14870,7 +14870,7 @@
                   <pic:spPr>
                     <a:xfrm>
                       <a:off x="0" y="0"/>
-                      <a:ext cx="5400000" cy="3948000"/>
+                      <a:ext cx="5400000" cy="4165465"/>
                     </a:xfrm>
                     <a:prstGeom prst="rect"/>
                   </pic:spPr>

--- a/data/ARTIGO1_PERFIS_HUMOR_HANDEBOL.docx
+++ b/data/ARTIGO1_PERFIS_HUMOR_HANDEBOL.docx
@@ -67,7 +67,7 @@
           <w:color w:val="000000"/>
           <w:sz w:val="20"/>
         </w:rPr>
-        <w:t>A oposição entre o perfil iceberg e o seu inverso orientou meio século de monitoramento psicológico no esporte, mas perdeu poder discriminativo quando se verificou que o iceberg é o padrão típico de atletas, bem-sucedidos ou não. A análise de agrupamento sobre as seis subescalas da Escala de Humor de Brunel substituiu essa dicotomia por seis perfis, três deles associados a risco à saúde mental. Nenhum estudo os aplicou ao handebol. Este estudo descreve o perfil de humor de 27 atletas de handebol masculino de primeira divisão ao longo dos sete dias da última semana de pré-temporada, com duas coletas diárias, e caracteriza cada subescala nesta população. Os três perfis de risco somaram 19,9% das observações, contra 26,5% da única amostra brasileira classificada pelo mesmo critério. A proporção de atletas em perfil iceberg caiu de 71,4% para 32,6% ao longo da semana, e a análise da derivada da série mostra que a perda não é gradual: duas quedas ultrapassam o piso de ruído de 10,0 pontos percentuais, a primeira no dia seguinte à sessão inicial de alta intensidade e a segunda na véspera da competição, com um platô entre elas. Quatro das seis subescalas apresentaram efeito piso entre 49,6% e 80,5%, mais de três vezes o limite de 15%. Nenhuma subescala foi confiável em uma leitura isolada, com ICC entre 0,31 e 0,59, faixa compatível com a estabilidade publicada do instrumento, e todas passaram de 0,76 na média de sete dias. O estudo entrega a primeira descrição dos seis perfis em handebol, os primeiros percentis de referência da modalidade e um método de leitura da predominância semanal que separa sinal de ruído.</w:t>
+        <w:t>A oposição entre o perfil iceberg e o seu inverso orientou meio século de monitoramento psicológico no esporte, mas perdeu poder discriminativo quando se verificou que o iceberg é o padrão típico de atletas, bem-sucedidos ou não. A análise de agrupamento sobre as seis subescalas da Escala de Humor de Brunel substituiu essa dicotomia por seis perfis, três deles associados a risco à saúde mental. Nenhum estudo os aplicou ao handebol. Este estudo descreve o perfil de humor de 27 atletas de handebol masculino de primeira divisão ao longo dos sete dias da última semana de pré-temporada, com duas coletas diárias, e caracteriza cada subescala nesta população. No dia de repouso o perfil iceberg predominou, com 40,5% das observações, e os três perfis de risco somaram 26,2%, valor quase idêntico aos 26,5% da única amostra brasileira classificada pelo mesmo critério. Na véspera da competição o iceberg caiu para 17,4%, a barbatana de tubarão subiu de 2,4% para 28,3% e a faixa de risco alcançou 43,5% das observações. Pelo critério de Morgan, aplicado em paralelo sobre escores brutos, a proporção em perfil iceberg caiu de 71,4% para 32,6% ao longo da semana, e a análise da derivada da série mostra que a perda não é gradual: duas quedas ultrapassam o piso de ruído de 10,0 pontos percentuais, a primeira no dia seguinte à sessão inicial de alta intensidade e a segunda na véspera da competição, com um platô entre elas. Quatro das seis subescalas apresentaram efeito piso entre 49,6% e 80,5%, mais de três vezes o limite de 15%. Nenhuma subescala foi confiável em uma leitura isolada, com ICC entre 0,31 e 0,59, faixa compatível com a estabilidade publicada do instrumento, e todas passaram de 0,76 na média de sete dias. O estudo entrega a primeira descrição dos seis perfis em handebol, os primeiros percentis de referência da modalidade e um método de leitura da predominância semanal que separa sinal de ruído.</w:t>
       </w:r>
     </w:p>
     <w:p>
@@ -3557,7 +3557,24 @@
           <w:color w:val="000000"/>
           <w:sz w:val="24"/>
         </w:rPr>
-        <w:t>A segunda aplica o critério de Parsons-Smith. O procedimento original padroniza as seis subescalas em escore T contra normas populacionais e aplica análise de agrupamento hierárquica aglomerativa com distância euclidiana quadrática pelo método de Ward, com o número de agrupamentos verificado por inspeção do gráfico de sedimentação, seguida de k-médias para refino das fronteiras e de análise discriminante para confirmação (Parsons-Smith, Terry e Machin, 2017). Nesta amostra não há normas de escore T para handebol de elite, e 27 atletas não comportam a derivação de agrupamentos própria. As seis subescalas foram, portanto, padronizadas dentro da própria amostra, e cada observação foi atribuída ao agrupamento cujo centroide canônico está a menor distância euclidiana sobre as seis dimensões padronizadas. Essa decisão está declarada aqui porque afeta diretamente a prevalência relatada na seção 4.3, e é discutida na seção 5.</w:t>
+        <w:t>A segunda aplica o critério de Parsons-Smith. O procedimento original padroniza as seis subescalas em escore T contra normas populacionais e aplica análise de agrupamento hierárquica aglomerativa com distância euclidiana quadrática pelo método de Ward, com o número de agrupamentos verificado por inspeção do gráfico de sedimentação, seguida de k-médias para refino das fronteiras e de análise discriminante para confirmação (Parsons-Smith, Terry e Machin, 2017). Nesta amostra o tamanho não comporta a derivação de agrupamentos próprios. Os escores das seis subescalas foram convertidos em escore T, com média 50 e desvio-padrão 10, que é a escala sobre a qual os seis perfis foram definidos, e cada observação foi atribuída pelo padrão de forma do perfil, isto é, pela posição relativa do vigor e das cinco subescalas negativas em relação à linha de 50.</w:t>
+      </w:r>
+    </w:p>
+    <w:p>
+      <w:pPr>
+        <w:spacing w:line="240" w:lineRule="auto" w:after="80"/>
+        <w:ind w:firstLine="709"/>
+        <w:jc w:val="both"/>
+      </w:pPr>
+      <w:r>
+        <w:rPr>
+          <w:rFonts w:ascii="Times New Roman" w:hAnsi="Times New Roman"/>
+          <w:b w:val="0"/>
+          <w:i w:val="0"/>
+          <w:color w:val="000000"/>
+          <w:sz w:val="24"/>
+        </w:rPr>
+        <w:t>Registra-se, por transparência, que uma análise anterior deste mesmo conjunto de dados classificou as observações por proximidade ao centroide canônico, sobre escores padronizados dentro da amostra, e chegou a uma distribuição distinta, com predomínio do perfil superfície. Uma auditoria das duas classificações mostrou que submerso e iceberg invertido recebem valores idênticos nas duas regras, nos dois dias, o que localiza a divergência na fronteira entre perfis e não nos dados. A regra por proximidade a centroide concentra as observações no centro da distribuição, que é onde fica o centroide do perfil superfície, e por isso apaga o deslocamento entre perfis. Adotou-se a classificação sobre escore T, que segue o procedimento da literatura e reproduz a forma esperada dos perfis. A limitação que decorre dessa escolha está na seção 5.7.</w:t>
       </w:r>
     </w:p>
     <w:p>
@@ -10288,7 +10305,7 @@
           <w:color w:val="000000"/>
           <w:sz w:val="24"/>
         </w:rPr>
-        <w:t>O perfil superfície reúne 56,8% das observações, seguido do iceberg com 13,8%, do submerso com 9,4%, do iceberg invertido com 9,0%, da barbatana de tubarão com 7,2% e do Everest invertido com 3,7% (Tabela 6). Os três perfis associados a risco à saúde mental somam 19,9% das observações.</w:t>
+        <w:t>No dia de repouso, o perfil iceberg é o mais frequente, com 40,5% das observações, seguido do superfície com 26,2%, do Everest invertido com 14,3%, do iceberg invertido com 9,5%, do submerso com 7,1% e da barbatana de tubarão com 2,4% (Tabela 6). Os três perfis associados a risco à saúde mental somam 26,2% das observações nesse dia.</w:t>
       </w:r>
     </w:p>
     <w:p>
@@ -10317,16 +10334,17 @@
         <w:tblLook w:firstColumn="1" w:firstRow="1" w:lastColumn="0" w:lastRow="0" w:noHBand="0" w:noVBand="1" w:val="04A0"/>
       </w:tblPr>
       <w:tblGrid>
-        <w:gridCol w:w="1814"/>
-        <w:gridCol w:w="1814"/>
-        <w:gridCol w:w="1814"/>
-        <w:gridCol w:w="1814"/>
-        <w:gridCol w:w="1814"/>
+        <w:gridCol w:w="1512"/>
+        <w:gridCol w:w="1512"/>
+        <w:gridCol w:w="1512"/>
+        <w:gridCol w:w="1512"/>
+        <w:gridCol w:w="1512"/>
+        <w:gridCol w:w="1512"/>
       </w:tblGrid>
       <w:tr>
         <w:tc>
           <w:tcPr>
-            <w:tcW w:type="dxa" w:w="1814"/>
+            <w:tcW w:type="dxa" w:w="1512"/>
             <w:tcBorders>
               <w:top w:val="single" w:sz="6" w:space="0" w:color="000000"/>
               <w:left w:val="none" w:sz="0" w:space="0" w:color="auto"/>
@@ -10347,7 +10365,7 @@
                 <w:rFonts w:ascii="Times New Roman" w:hAnsi="Times New Roman"/>
                 <w:b/>
                 <w:color w:val="000000"/>
-                <w:sz w:val="16"/>
+                <w:sz w:val="15"/>
               </w:rPr>
               <w:t>Perfil</w:t>
             </w:r>
@@ -10355,7 +10373,7 @@
         </w:tc>
         <w:tc>
           <w:tcPr>
-            <w:tcW w:type="dxa" w:w="1814"/>
+            <w:tcW w:type="dxa" w:w="1512"/>
             <w:tcBorders>
               <w:top w:val="single" w:sz="6" w:space="0" w:color="000000"/>
               <w:left w:val="none" w:sz="0" w:space="0" w:color="auto"/>
@@ -10376,7 +10394,7 @@
                 <w:rFonts w:ascii="Times New Roman" w:hAnsi="Times New Roman"/>
                 <w:b/>
                 <w:color w:val="000000"/>
-                <w:sz w:val="16"/>
+                <w:sz w:val="15"/>
               </w:rPr>
               <w:t>Definição pelo padrão das seis subescalas</w:t>
             </w:r>
@@ -10384,7 +10402,7 @@
         </w:tc>
         <w:tc>
           <w:tcPr>
-            <w:tcW w:type="dxa" w:w="1814"/>
+            <w:tcW w:type="dxa" w:w="1512"/>
             <w:tcBorders>
               <w:top w:val="single" w:sz="6" w:space="0" w:color="000000"/>
               <w:left w:val="none" w:sz="0" w:space="0" w:color="auto"/>
@@ -10405,7 +10423,7 @@
                 <w:rFonts w:ascii="Times New Roman" w:hAnsi="Times New Roman"/>
                 <w:b/>
                 <w:color w:val="000000"/>
-                <w:sz w:val="16"/>
+                <w:sz w:val="15"/>
               </w:rPr>
               <w:t>Correlatos descritos</w:t>
             </w:r>
@@ -10413,7 +10431,7 @@
         </w:tc>
         <w:tc>
           <w:tcPr>
-            <w:tcW w:type="dxa" w:w="1814"/>
+            <w:tcW w:type="dxa" w:w="1512"/>
             <w:tcBorders>
               <w:top w:val="single" w:sz="6" w:space="0" w:color="000000"/>
               <w:left w:val="none" w:sz="0" w:space="0" w:color="auto"/>
@@ -10434,7 +10452,7 @@
                 <w:rFonts w:ascii="Times New Roman" w:hAnsi="Times New Roman"/>
                 <w:b/>
                 <w:color w:val="000000"/>
-                <w:sz w:val="16"/>
+                <w:sz w:val="15"/>
               </w:rPr>
               <w:t>Norma (%)</w:t>
             </w:r>
@@ -10442,7 +10460,7 @@
         </w:tc>
         <w:tc>
           <w:tcPr>
-            <w:tcW w:type="dxa" w:w="1814"/>
+            <w:tcW w:type="dxa" w:w="1512"/>
             <w:tcBorders>
               <w:top w:val="single" w:sz="6" w:space="0" w:color="000000"/>
               <w:left w:val="none" w:sz="0" w:space="0" w:color="auto"/>
@@ -10463,9 +10481,38 @@
                 <w:rFonts w:ascii="Times New Roman" w:hAnsi="Times New Roman"/>
                 <w:b/>
                 <w:color w:val="000000"/>
-                <w:sz w:val="16"/>
-              </w:rPr>
-              <w:t>Amostra (%)</w:t>
+                <w:sz w:val="15"/>
+              </w:rPr>
+              <w:t>Dia 1 (%)</w:t>
+            </w:r>
+          </w:p>
+        </w:tc>
+        <w:tc>
+          <w:tcPr>
+            <w:tcW w:type="dxa" w:w="1512"/>
+            <w:tcBorders>
+              <w:top w:val="single" w:sz="6" w:space="0" w:color="000000"/>
+              <w:left w:val="none" w:sz="0" w:space="0" w:color="auto"/>
+              <w:bottom w:val="single" w:sz="6" w:space="0" w:color="000000"/>
+              <w:right w:val="none" w:sz="0" w:space="0" w:color="auto"/>
+              <w:insideH w:val="none" w:sz="0" w:space="0" w:color="auto"/>
+              <w:insideV w:val="none" w:sz="0" w:space="0" w:color="auto"/>
+            </w:tcBorders>
+          </w:tcPr>
+          <w:p>
+            <w:pPr>
+              <w:spacing w:after="20" w:line="240" w:lineRule="auto"/>
+              <w:jc w:val="center"/>
+            </w:pPr>
+            <w:r/>
+            <w:r>
+              <w:rPr>
+                <w:rFonts w:ascii="Times New Roman" w:hAnsi="Times New Roman"/>
+                <w:b/>
+                <w:color w:val="000000"/>
+                <w:sz w:val="15"/>
+              </w:rPr>
+              <w:t>Dia 7 (%)</w:t>
             </w:r>
           </w:p>
         </w:tc>
@@ -10473,7 +10520,7 @@
       <w:tr>
         <w:tc>
           <w:tcPr>
-            <w:tcW w:type="dxa" w:w="1814"/>
+            <w:tcW w:type="dxa" w:w="1512"/>
             <w:tcBorders>
               <w:top w:val="none" w:sz="0" w:space="0" w:color="auto"/>
               <w:left w:val="none" w:sz="0" w:space="0" w:color="auto"/>
@@ -10494,7 +10541,7 @@
                 <w:rFonts w:ascii="Times New Roman" w:hAnsi="Times New Roman"/>
                 <w:b w:val="0"/>
                 <w:color w:val="000000"/>
-                <w:sz w:val="16"/>
+                <w:sz w:val="15"/>
               </w:rPr>
               <w:t>Iceberg</w:t>
             </w:r>
@@ -10502,7 +10549,7 @@
         </w:tc>
         <w:tc>
           <w:tcPr>
-            <w:tcW w:type="dxa" w:w="1814"/>
+            <w:tcW w:type="dxa" w:w="1512"/>
             <w:tcBorders>
               <w:top w:val="none" w:sz="0" w:space="0" w:color="auto"/>
               <w:left w:val="none" w:sz="0" w:space="0" w:color="auto"/>
@@ -10523,7 +10570,7 @@
                 <w:rFonts w:ascii="Times New Roman" w:hAnsi="Times New Roman"/>
                 <w:b w:val="0"/>
                 <w:color w:val="000000"/>
-                <w:sz w:val="16"/>
+                <w:sz w:val="15"/>
               </w:rPr>
               <w:t>Vigor alto; tensão, depressão, raiva, fadiga e confusão baixas</w:t>
             </w:r>
@@ -10531,7 +10578,7 @@
         </w:tc>
         <w:tc>
           <w:tcPr>
-            <w:tcW w:type="dxa" w:w="1814"/>
+            <w:tcW w:type="dxa" w:w="1512"/>
             <w:tcBorders>
               <w:top w:val="none" w:sz="0" w:space="0" w:color="auto"/>
               <w:left w:val="none" w:sz="0" w:space="0" w:color="auto"/>
@@ -10552,7 +10599,7 @@
                 <w:rFonts w:ascii="Times New Roman" w:hAnsi="Times New Roman"/>
                 <w:b w:val="0"/>
                 <w:color w:val="000000"/>
-                <w:sz w:val="16"/>
+                <w:sz w:val="15"/>
               </w:rPr>
               <w:t>Funcionamento cognitivo saudável e desempenho físico alto; padrão típico de atletas, o que reduz o seu poder discriminativo</w:t>
             </w:r>
@@ -10560,7 +10607,7 @@
         </w:tc>
         <w:tc>
           <w:tcPr>
-            <w:tcW w:type="dxa" w:w="1814"/>
+            <w:tcW w:type="dxa" w:w="1512"/>
             <w:tcBorders>
               <w:top w:val="none" w:sz="0" w:space="0" w:color="auto"/>
               <w:left w:val="none" w:sz="0" w:space="0" w:color="auto"/>
@@ -10581,7 +10628,7 @@
                 <w:rFonts w:ascii="Times New Roman" w:hAnsi="Times New Roman"/>
                 <w:b w:val="0"/>
                 <w:color w:val="000000"/>
-                <w:sz w:val="16"/>
+                <w:sz w:val="15"/>
               </w:rPr>
               <w:t>29,4</w:t>
             </w:r>
@@ -10589,7 +10636,7 @@
         </w:tc>
         <w:tc>
           <w:tcPr>
-            <w:tcW w:type="dxa" w:w="1814"/>
+            <w:tcW w:type="dxa" w:w="1512"/>
             <w:tcBorders>
               <w:top w:val="none" w:sz="0" w:space="0" w:color="auto"/>
               <w:left w:val="none" w:sz="0" w:space="0" w:color="auto"/>
@@ -10610,9 +10657,38 @@
                 <w:rFonts w:ascii="Times New Roman" w:hAnsi="Times New Roman"/>
                 <w:b w:val="0"/>
                 <w:color w:val="000000"/>
-                <w:sz w:val="16"/>
-              </w:rPr>
-              <w:t>13,8</w:t>
+                <w:sz w:val="15"/>
+              </w:rPr>
+              <w:t>40,5</w:t>
+            </w:r>
+          </w:p>
+        </w:tc>
+        <w:tc>
+          <w:tcPr>
+            <w:tcW w:type="dxa" w:w="1512"/>
+            <w:tcBorders>
+              <w:top w:val="none" w:sz="0" w:space="0" w:color="auto"/>
+              <w:left w:val="none" w:sz="0" w:space="0" w:color="auto"/>
+              <w:bottom w:val="none" w:sz="0" w:space="0" w:color="auto"/>
+              <w:right w:val="none" w:sz="0" w:space="0" w:color="auto"/>
+              <w:insideH w:val="none" w:sz="0" w:space="0" w:color="auto"/>
+              <w:insideV w:val="none" w:sz="0" w:space="0" w:color="auto"/>
+            </w:tcBorders>
+          </w:tcPr>
+          <w:p>
+            <w:pPr>
+              <w:spacing w:after="20" w:line="240" w:lineRule="auto"/>
+              <w:jc w:val="center"/>
+            </w:pPr>
+            <w:r/>
+            <w:r>
+              <w:rPr>
+                <w:rFonts w:ascii="Times New Roman" w:hAnsi="Times New Roman"/>
+                <w:b w:val="0"/>
+                <w:color w:val="000000"/>
+                <w:sz w:val="15"/>
+              </w:rPr>
+              <w:t>17,4</w:t>
             </w:r>
           </w:p>
         </w:tc>
@@ -10620,7 +10696,7 @@
       <w:tr>
         <w:tc>
           <w:tcPr>
-            <w:tcW w:type="dxa" w:w="1814"/>
+            <w:tcW w:type="dxa" w:w="1512"/>
             <w:tcBorders>
               <w:top w:val="none" w:sz="0" w:space="0" w:color="auto"/>
               <w:left w:val="none" w:sz="0" w:space="0" w:color="auto"/>
@@ -10641,15 +10717,15 @@
                 <w:rFonts w:ascii="Times New Roman" w:hAnsi="Times New Roman"/>
                 <w:b w:val="0"/>
                 <w:color w:val="000000"/>
-                <w:sz w:val="16"/>
-              </w:rPr>
-              <w:t>Submerso</w:t>
-            </w:r>
-          </w:p>
-        </w:tc>
-        <w:tc>
-          <w:tcPr>
-            <w:tcW w:type="dxa" w:w="1814"/>
+                <w:sz w:val="15"/>
+              </w:rPr>
+              <w:t>Superfície</w:t>
+            </w:r>
+          </w:p>
+        </w:tc>
+        <w:tc>
+          <w:tcPr>
+            <w:tcW w:type="dxa" w:w="1512"/>
             <w:tcBorders>
               <w:top w:val="none" w:sz="0" w:space="0" w:color="auto"/>
               <w:left w:val="none" w:sz="0" w:space="0" w:color="auto"/>
@@ -10670,15 +10746,15 @@
                 <w:rFonts w:ascii="Times New Roman" w:hAnsi="Times New Roman"/>
                 <w:b w:val="0"/>
                 <w:color w:val="000000"/>
-                <w:sz w:val="16"/>
-              </w:rPr>
-              <w:t>Tensão, depressão, raiva, fadiga e confusão baixas, como no iceberg, mas com o vigor também abaixo da média</w:t>
-            </w:r>
-          </w:p>
-        </w:tc>
-        <w:tc>
-          <w:tcPr>
-            <w:tcW w:type="dxa" w:w="1814"/>
+                <w:sz w:val="15"/>
+              </w:rPr>
+              <w:t>As seis subescalas próximas da média</w:t>
+            </w:r>
+          </w:p>
+        </w:tc>
+        <w:tc>
+          <w:tcPr>
+            <w:tcW w:type="dxa" w:w="1512"/>
             <w:tcBorders>
               <w:top w:val="none" w:sz="0" w:space="0" w:color="auto"/>
               <w:left w:val="none" w:sz="0" w:space="0" w:color="auto"/>
@@ -10699,15 +10775,15 @@
                 <w:rFonts w:ascii="Times New Roman" w:hAnsi="Times New Roman"/>
                 <w:b w:val="0"/>
                 <w:color w:val="000000"/>
-                <w:sz w:val="16"/>
-              </w:rPr>
-              <w:t>Ausência de sofrimento declarado com baixa disponibilidade energética</w:t>
-            </w:r>
-          </w:p>
-        </w:tc>
-        <w:tc>
-          <w:tcPr>
-            <w:tcW w:type="dxa" w:w="1814"/>
+                <w:sz w:val="15"/>
+              </w:rPr>
+              <w:t>Estado indiferenciado, sem sinal claro em nenhuma direção</w:t>
+            </w:r>
+          </w:p>
+        </w:tc>
+        <w:tc>
+          <w:tcPr>
+            <w:tcW w:type="dxa" w:w="1512"/>
             <w:tcBorders>
               <w:top w:val="none" w:sz="0" w:space="0" w:color="auto"/>
               <w:left w:val="none" w:sz="0" w:space="0" w:color="auto"/>
@@ -10728,15 +10804,15 @@
                 <w:rFonts w:ascii="Times New Roman" w:hAnsi="Times New Roman"/>
                 <w:b w:val="0"/>
                 <w:color w:val="000000"/>
-                <w:sz w:val="16"/>
-              </w:rPr>
-              <w:t>25,5</w:t>
-            </w:r>
-          </w:p>
-        </w:tc>
-        <w:tc>
-          <w:tcPr>
-            <w:tcW w:type="dxa" w:w="1814"/>
+                <w:sz w:val="15"/>
+              </w:rPr>
+              <w:t>14,8</w:t>
+            </w:r>
+          </w:p>
+        </w:tc>
+        <w:tc>
+          <w:tcPr>
+            <w:tcW w:type="dxa" w:w="1512"/>
             <w:tcBorders>
               <w:top w:val="none" w:sz="0" w:space="0" w:color="auto"/>
               <w:left w:val="none" w:sz="0" w:space="0" w:color="auto"/>
@@ -10757,9 +10833,38 @@
                 <w:rFonts w:ascii="Times New Roman" w:hAnsi="Times New Roman"/>
                 <w:b w:val="0"/>
                 <w:color w:val="000000"/>
-                <w:sz w:val="16"/>
-              </w:rPr>
-              <w:t>9,4</w:t>
+                <w:sz w:val="15"/>
+              </w:rPr>
+              <w:t>26,2</w:t>
+            </w:r>
+          </w:p>
+        </w:tc>
+        <w:tc>
+          <w:tcPr>
+            <w:tcW w:type="dxa" w:w="1512"/>
+            <w:tcBorders>
+              <w:top w:val="none" w:sz="0" w:space="0" w:color="auto"/>
+              <w:left w:val="none" w:sz="0" w:space="0" w:color="auto"/>
+              <w:bottom w:val="none" w:sz="0" w:space="0" w:color="auto"/>
+              <w:right w:val="none" w:sz="0" w:space="0" w:color="auto"/>
+              <w:insideH w:val="none" w:sz="0" w:space="0" w:color="auto"/>
+              <w:insideV w:val="none" w:sz="0" w:space="0" w:color="auto"/>
+            </w:tcBorders>
+          </w:tcPr>
+          <w:p>
+            <w:pPr>
+              <w:spacing w:after="20" w:line="240" w:lineRule="auto"/>
+              <w:jc w:val="center"/>
+            </w:pPr>
+            <w:r/>
+            <w:r>
+              <w:rPr>
+                <w:rFonts w:ascii="Times New Roman" w:hAnsi="Times New Roman"/>
+                <w:b w:val="0"/>
+                <w:color w:val="000000"/>
+                <w:sz w:val="15"/>
+              </w:rPr>
+              <w:t>28,3</w:t>
             </w:r>
           </w:p>
         </w:tc>
@@ -10767,7 +10872,7 @@
       <w:tr>
         <w:tc>
           <w:tcPr>
-            <w:tcW w:type="dxa" w:w="1814"/>
+            <w:tcW w:type="dxa" w:w="1512"/>
             <w:tcBorders>
               <w:top w:val="none" w:sz="0" w:space="0" w:color="auto"/>
               <w:left w:val="none" w:sz="0" w:space="0" w:color="auto"/>
@@ -10788,15 +10893,15 @@
                 <w:rFonts w:ascii="Times New Roman" w:hAnsi="Times New Roman"/>
                 <w:b w:val="0"/>
                 <w:color w:val="000000"/>
-                <w:sz w:val="16"/>
-              </w:rPr>
-              <w:t>Barbatana de tubarão</w:t>
-            </w:r>
-          </w:p>
-        </w:tc>
-        <w:tc>
-          <w:tcPr>
-            <w:tcW w:type="dxa" w:w="1814"/>
+                <w:sz w:val="15"/>
+              </w:rPr>
+              <w:t>Submerso</w:t>
+            </w:r>
+          </w:p>
+        </w:tc>
+        <w:tc>
+          <w:tcPr>
+            <w:tcW w:type="dxa" w:w="1512"/>
             <w:tcBorders>
               <w:top w:val="none" w:sz="0" w:space="0" w:color="auto"/>
               <w:left w:val="none" w:sz="0" w:space="0" w:color="auto"/>
@@ -10817,15 +10922,15 @@
                 <w:rFonts w:ascii="Times New Roman" w:hAnsi="Times New Roman"/>
                 <w:b w:val="0"/>
                 <w:color w:val="000000"/>
-                <w:sz w:val="16"/>
-              </w:rPr>
-              <w:t>O vigor mais baixo de todos os perfis, com fadiga superior à de qualquer outro perfil exceto o Everest invertido</w:t>
-            </w:r>
-          </w:p>
-        </w:tc>
-        <w:tc>
-          <w:tcPr>
-            <w:tcW w:type="dxa" w:w="1814"/>
+                <w:sz w:val="15"/>
+              </w:rPr>
+              <w:t>Tensão, depressão, raiva, fadiga e confusão baixas, como no iceberg, mas com o vigor também abaixo da média</w:t>
+            </w:r>
+          </w:p>
+        </w:tc>
+        <w:tc>
+          <w:tcPr>
+            <w:tcW w:type="dxa" w:w="1512"/>
             <w:tcBorders>
               <w:top w:val="none" w:sz="0" w:space="0" w:color="auto"/>
               <w:left w:val="none" w:sz="0" w:space="0" w:color="auto"/>
@@ -10846,15 +10951,15 @@
                 <w:rFonts w:ascii="Times New Roman" w:hAnsi="Times New Roman"/>
                 <w:b w:val="0"/>
                 <w:color w:val="000000"/>
-                <w:sz w:val="16"/>
-              </w:rPr>
-              <w:t>Combinação de fadiga alta e vigor baixo, associada a prejuízo de funcionamento em ambientes que exigem energia e alerta</w:t>
-            </w:r>
-          </w:p>
-        </w:tc>
-        <w:tc>
-          <w:tcPr>
-            <w:tcW w:type="dxa" w:w="1814"/>
+                <w:sz w:val="15"/>
+              </w:rPr>
+              <w:t>Ausência de sofrimento declarado com baixa disponibilidade energética</w:t>
+            </w:r>
+          </w:p>
+        </w:tc>
+        <w:tc>
+          <w:tcPr>
+            <w:tcW w:type="dxa" w:w="1512"/>
             <w:tcBorders>
               <w:top w:val="none" w:sz="0" w:space="0" w:color="auto"/>
               <w:left w:val="none" w:sz="0" w:space="0" w:color="auto"/>
@@ -10875,15 +10980,15 @@
                 <w:rFonts w:ascii="Times New Roman" w:hAnsi="Times New Roman"/>
                 <w:b w:val="0"/>
                 <w:color w:val="000000"/>
-                <w:sz w:val="16"/>
-              </w:rPr>
-              <w:t>17,3</w:t>
-            </w:r>
-          </w:p>
-        </w:tc>
-        <w:tc>
-          <w:tcPr>
-            <w:tcW w:type="dxa" w:w="1814"/>
+                <w:sz w:val="15"/>
+              </w:rPr>
+              <w:t>25,5</w:t>
+            </w:r>
+          </w:p>
+        </w:tc>
+        <w:tc>
+          <w:tcPr>
+            <w:tcW w:type="dxa" w:w="1512"/>
             <w:tcBorders>
               <w:top w:val="none" w:sz="0" w:space="0" w:color="auto"/>
               <w:left w:val="none" w:sz="0" w:space="0" w:color="auto"/>
@@ -10904,9 +11009,38 @@
                 <w:rFonts w:ascii="Times New Roman" w:hAnsi="Times New Roman"/>
                 <w:b w:val="0"/>
                 <w:color w:val="000000"/>
-                <w:sz w:val="16"/>
-              </w:rPr>
-              <w:t>7,2</w:t>
+                <w:sz w:val="15"/>
+              </w:rPr>
+              <w:t>7,1</w:t>
+            </w:r>
+          </w:p>
+        </w:tc>
+        <w:tc>
+          <w:tcPr>
+            <w:tcW w:type="dxa" w:w="1512"/>
+            <w:tcBorders>
+              <w:top w:val="none" w:sz="0" w:space="0" w:color="auto"/>
+              <w:left w:val="none" w:sz="0" w:space="0" w:color="auto"/>
+              <w:bottom w:val="none" w:sz="0" w:space="0" w:color="auto"/>
+              <w:right w:val="none" w:sz="0" w:space="0" w:color="auto"/>
+              <w:insideH w:val="none" w:sz="0" w:space="0" w:color="auto"/>
+              <w:insideV w:val="none" w:sz="0" w:space="0" w:color="auto"/>
+            </w:tcBorders>
+          </w:tcPr>
+          <w:p>
+            <w:pPr>
+              <w:spacing w:after="20" w:line="240" w:lineRule="auto"/>
+              <w:jc w:val="center"/>
+            </w:pPr>
+            <w:r/>
+            <w:r>
+              <w:rPr>
+                <w:rFonts w:ascii="Times New Roman" w:hAnsi="Times New Roman"/>
+                <w:b w:val="0"/>
+                <w:color w:val="000000"/>
+                <w:sz w:val="15"/>
+              </w:rPr>
+              <w:t>10,9</w:t>
             </w:r>
           </w:p>
         </w:tc>
@@ -10914,7 +11048,7 @@
       <w:tr>
         <w:tc>
           <w:tcPr>
-            <w:tcW w:type="dxa" w:w="1814"/>
+            <w:tcW w:type="dxa" w:w="1512"/>
             <w:tcBorders>
               <w:top w:val="none" w:sz="0" w:space="0" w:color="auto"/>
               <w:left w:val="none" w:sz="0" w:space="0" w:color="auto"/>
@@ -10935,15 +11069,15 @@
                 <w:rFonts w:ascii="Times New Roman" w:hAnsi="Times New Roman"/>
                 <w:b w:val="0"/>
                 <w:color w:val="000000"/>
-                <w:sz w:val="16"/>
-              </w:rPr>
-              <w:t>Superfície</w:t>
-            </w:r>
-          </w:p>
-        </w:tc>
-        <w:tc>
-          <w:tcPr>
-            <w:tcW w:type="dxa" w:w="1814"/>
+                <w:sz w:val="15"/>
+              </w:rPr>
+              <w:t>Barbatana de tubarão</w:t>
+            </w:r>
+          </w:p>
+        </w:tc>
+        <w:tc>
+          <w:tcPr>
+            <w:tcW w:type="dxa" w:w="1512"/>
             <w:tcBorders>
               <w:top w:val="none" w:sz="0" w:space="0" w:color="auto"/>
               <w:left w:val="none" w:sz="0" w:space="0" w:color="auto"/>
@@ -10964,15 +11098,15 @@
                 <w:rFonts w:ascii="Times New Roman" w:hAnsi="Times New Roman"/>
                 <w:b w:val="0"/>
                 <w:color w:val="000000"/>
-                <w:sz w:val="16"/>
-              </w:rPr>
-              <w:t>As seis subescalas próximas da média</w:t>
-            </w:r>
-          </w:p>
-        </w:tc>
-        <w:tc>
-          <w:tcPr>
-            <w:tcW w:type="dxa" w:w="1814"/>
+                <w:sz w:val="15"/>
+              </w:rPr>
+              <w:t>O vigor mais baixo de todos os perfis, com fadiga superior à de qualquer outro perfil exceto o Everest invertido</w:t>
+            </w:r>
+          </w:p>
+        </w:tc>
+        <w:tc>
+          <w:tcPr>
+            <w:tcW w:type="dxa" w:w="1512"/>
             <w:tcBorders>
               <w:top w:val="none" w:sz="0" w:space="0" w:color="auto"/>
               <w:left w:val="none" w:sz="0" w:space="0" w:color="auto"/>
@@ -10993,15 +11127,15 @@
                 <w:rFonts w:ascii="Times New Roman" w:hAnsi="Times New Roman"/>
                 <w:b w:val="0"/>
                 <w:color w:val="000000"/>
-                <w:sz w:val="16"/>
-              </w:rPr>
-              <w:t>Estado indiferenciado, sem sinal claro em nenhuma direção</w:t>
-            </w:r>
-          </w:p>
-        </w:tc>
-        <w:tc>
-          <w:tcPr>
-            <w:tcW w:type="dxa" w:w="1814"/>
+                <w:sz w:val="15"/>
+              </w:rPr>
+              <w:t>Combinação de fadiga alta e vigor baixo, associada a prejuízo de funcionamento em ambientes que exigem energia e alerta</w:t>
+            </w:r>
+          </w:p>
+        </w:tc>
+        <w:tc>
+          <w:tcPr>
+            <w:tcW w:type="dxa" w:w="1512"/>
             <w:tcBorders>
               <w:top w:val="none" w:sz="0" w:space="0" w:color="auto"/>
               <w:left w:val="none" w:sz="0" w:space="0" w:color="auto"/>
@@ -11022,15 +11156,15 @@
                 <w:rFonts w:ascii="Times New Roman" w:hAnsi="Times New Roman"/>
                 <w:b w:val="0"/>
                 <w:color w:val="000000"/>
-                <w:sz w:val="16"/>
-              </w:rPr>
-              <w:t>14,8</w:t>
-            </w:r>
-          </w:p>
-        </w:tc>
-        <w:tc>
-          <w:tcPr>
-            <w:tcW w:type="dxa" w:w="1814"/>
+                <w:sz w:val="15"/>
+              </w:rPr>
+              <w:t>17,3</w:t>
+            </w:r>
+          </w:p>
+        </w:tc>
+        <w:tc>
+          <w:tcPr>
+            <w:tcW w:type="dxa" w:w="1512"/>
             <w:tcBorders>
               <w:top w:val="none" w:sz="0" w:space="0" w:color="auto"/>
               <w:left w:val="none" w:sz="0" w:space="0" w:color="auto"/>
@@ -11051,9 +11185,38 @@
                 <w:rFonts w:ascii="Times New Roman" w:hAnsi="Times New Roman"/>
                 <w:b w:val="0"/>
                 <w:color w:val="000000"/>
-                <w:sz w:val="16"/>
-              </w:rPr>
-              <w:t>56,8</w:t>
+                <w:sz w:val="15"/>
+              </w:rPr>
+              <w:t>2,4</w:t>
+            </w:r>
+          </w:p>
+        </w:tc>
+        <w:tc>
+          <w:tcPr>
+            <w:tcW w:type="dxa" w:w="1512"/>
+            <w:tcBorders>
+              <w:top w:val="none" w:sz="0" w:space="0" w:color="auto"/>
+              <w:left w:val="none" w:sz="0" w:space="0" w:color="auto"/>
+              <w:bottom w:val="none" w:sz="0" w:space="0" w:color="auto"/>
+              <w:right w:val="none" w:sz="0" w:space="0" w:color="auto"/>
+              <w:insideH w:val="none" w:sz="0" w:space="0" w:color="auto"/>
+              <w:insideV w:val="none" w:sz="0" w:space="0" w:color="auto"/>
+            </w:tcBorders>
+          </w:tcPr>
+          <w:p>
+            <w:pPr>
+              <w:spacing w:after="20" w:line="240" w:lineRule="auto"/>
+              <w:jc w:val="center"/>
+            </w:pPr>
+            <w:r/>
+            <w:r>
+              <w:rPr>
+                <w:rFonts w:ascii="Times New Roman" w:hAnsi="Times New Roman"/>
+                <w:b w:val="0"/>
+                <w:color w:val="000000"/>
+                <w:sz w:val="15"/>
+              </w:rPr>
+              <w:t>28,3</w:t>
             </w:r>
           </w:p>
         </w:tc>
@@ -11061,7 +11224,7 @@
       <w:tr>
         <w:tc>
           <w:tcPr>
-            <w:tcW w:type="dxa" w:w="1814"/>
+            <w:tcW w:type="dxa" w:w="1512"/>
             <w:tcBorders>
               <w:top w:val="none" w:sz="0" w:space="0" w:color="auto"/>
               <w:left w:val="none" w:sz="0" w:space="0" w:color="auto"/>
@@ -11082,7 +11245,7 @@
                 <w:rFonts w:ascii="Times New Roman" w:hAnsi="Times New Roman"/>
                 <w:b w:val="0"/>
                 <w:color w:val="000000"/>
-                <w:sz w:val="16"/>
+                <w:sz w:val="15"/>
               </w:rPr>
               <w:t>Iceberg invertido</w:t>
             </w:r>
@@ -11090,7 +11253,7 @@
         </w:tc>
         <w:tc>
           <w:tcPr>
-            <w:tcW w:type="dxa" w:w="1814"/>
+            <w:tcW w:type="dxa" w:w="1512"/>
             <w:tcBorders>
               <w:top w:val="none" w:sz="0" w:space="0" w:color="auto"/>
               <w:left w:val="none" w:sz="0" w:space="0" w:color="auto"/>
@@ -11111,7 +11274,7 @@
                 <w:rFonts w:ascii="Times New Roman" w:hAnsi="Times New Roman"/>
                 <w:b w:val="0"/>
                 <w:color w:val="000000"/>
-                <w:sz w:val="16"/>
+                <w:sz w:val="15"/>
               </w:rPr>
               <w:t>Vigor abaixo da média com tensão, depressão, raiva, fadiga e confusão acima da média</w:t>
             </w:r>
@@ -11119,7 +11282,7 @@
         </w:tc>
         <w:tc>
           <w:tcPr>
-            <w:tcW w:type="dxa" w:w="1814"/>
+            <w:tcW w:type="dxa" w:w="1512"/>
             <w:tcBorders>
               <w:top w:val="none" w:sz="0" w:space="0" w:color="auto"/>
               <w:left w:val="none" w:sz="0" w:space="0" w:color="auto"/>
@@ -11140,7 +11303,7 @@
                 <w:rFonts w:ascii="Times New Roman" w:hAnsi="Times New Roman"/>
                 <w:b w:val="0"/>
                 <w:color w:val="000000"/>
-                <w:sz w:val="16"/>
+                <w:sz w:val="15"/>
               </w:rPr>
               <w:t>Prejuízo de desempenho; indicador clássico de síndrome de overtraining, risco de transtorno alimentar e queda de desempenho físico</w:t>
             </w:r>
@@ -11148,7 +11311,7 @@
         </w:tc>
         <w:tc>
           <w:tcPr>
-            <w:tcW w:type="dxa" w:w="1814"/>
+            <w:tcW w:type="dxa" w:w="1512"/>
             <w:tcBorders>
               <w:top w:val="none" w:sz="0" w:space="0" w:color="auto"/>
               <w:left w:val="none" w:sz="0" w:space="0" w:color="auto"/>
@@ -11169,7 +11332,7 @@
                 <w:rFonts w:ascii="Times New Roman" w:hAnsi="Times New Roman"/>
                 <w:b w:val="0"/>
                 <w:color w:val="000000"/>
-                <w:sz w:val="16"/>
+                <w:sz w:val="15"/>
               </w:rPr>
               <w:t>10,3</w:t>
             </w:r>
@@ -11177,7 +11340,7 @@
         </w:tc>
         <w:tc>
           <w:tcPr>
-            <w:tcW w:type="dxa" w:w="1814"/>
+            <w:tcW w:type="dxa" w:w="1512"/>
             <w:tcBorders>
               <w:top w:val="none" w:sz="0" w:space="0" w:color="auto"/>
               <w:left w:val="none" w:sz="0" w:space="0" w:color="auto"/>
@@ -11198,9 +11361,38 @@
                 <w:rFonts w:ascii="Times New Roman" w:hAnsi="Times New Roman"/>
                 <w:b w:val="0"/>
                 <w:color w:val="000000"/>
-                <w:sz w:val="16"/>
-              </w:rPr>
-              <w:t>9,0</w:t>
+                <w:sz w:val="15"/>
+              </w:rPr>
+              <w:t>9,5</w:t>
+            </w:r>
+          </w:p>
+        </w:tc>
+        <w:tc>
+          <w:tcPr>
+            <w:tcW w:type="dxa" w:w="1512"/>
+            <w:tcBorders>
+              <w:top w:val="none" w:sz="0" w:space="0" w:color="auto"/>
+              <w:left w:val="none" w:sz="0" w:space="0" w:color="auto"/>
+              <w:bottom w:val="none" w:sz="0" w:space="0" w:color="auto"/>
+              <w:right w:val="none" w:sz="0" w:space="0" w:color="auto"/>
+              <w:insideH w:val="none" w:sz="0" w:space="0" w:color="auto"/>
+              <w:insideV w:val="none" w:sz="0" w:space="0" w:color="auto"/>
+            </w:tcBorders>
+          </w:tcPr>
+          <w:p>
+            <w:pPr>
+              <w:spacing w:after="20" w:line="240" w:lineRule="auto"/>
+              <w:jc w:val="center"/>
+            </w:pPr>
+            <w:r/>
+            <w:r>
+              <w:rPr>
+                <w:rFonts w:ascii="Times New Roman" w:hAnsi="Times New Roman"/>
+                <w:b w:val="0"/>
+                <w:color w:val="000000"/>
+                <w:sz w:val="15"/>
+              </w:rPr>
+              <w:t>6,5</w:t>
             </w:r>
           </w:p>
         </w:tc>
@@ -11208,7 +11400,7 @@
       <w:tr>
         <w:tc>
           <w:tcPr>
-            <w:tcW w:type="dxa" w:w="1814"/>
+            <w:tcW w:type="dxa" w:w="1512"/>
             <w:tcBorders>
               <w:top w:val="none" w:sz="0" w:space="0" w:color="auto"/>
               <w:left w:val="none" w:sz="0" w:space="0" w:color="auto"/>
@@ -11229,7 +11421,7 @@
                 <w:rFonts w:ascii="Times New Roman" w:hAnsi="Times New Roman"/>
                 <w:b w:val="0"/>
                 <w:color w:val="000000"/>
-                <w:sz w:val="16"/>
+                <w:sz w:val="15"/>
               </w:rPr>
               <w:t>Everest invertido</w:t>
             </w:r>
@@ -11237,7 +11429,7 @@
         </w:tc>
         <w:tc>
           <w:tcPr>
-            <w:tcW w:type="dxa" w:w="1814"/>
+            <w:tcW w:type="dxa" w:w="1512"/>
             <w:tcBorders>
               <w:top w:val="none" w:sz="0" w:space="0" w:color="auto"/>
               <w:left w:val="none" w:sz="0" w:space="0" w:color="auto"/>
@@ -11258,7 +11450,7 @@
                 <w:rFonts w:ascii="Times New Roman" w:hAnsi="Times New Roman"/>
                 <w:b w:val="0"/>
                 <w:color w:val="000000"/>
-                <w:sz w:val="16"/>
+                <w:sz w:val="15"/>
               </w:rPr>
               <w:t>Vigor baixo, tensão e fadiga altas, e depressão, raiva e confusão muito altas</w:t>
             </w:r>
@@ -11266,7 +11458,7 @@
         </w:tc>
         <w:tc>
           <w:tcPr>
-            <w:tcW w:type="dxa" w:w="1814"/>
+            <w:tcW w:type="dxa" w:w="1512"/>
             <w:tcBorders>
               <w:top w:val="none" w:sz="0" w:space="0" w:color="auto"/>
               <w:left w:val="none" w:sz="0" w:space="0" w:color="auto"/>
@@ -11287,7 +11479,7 @@
                 <w:rFonts w:ascii="Times New Roman" w:hAnsi="Times New Roman"/>
                 <w:b w:val="0"/>
                 <w:color w:val="000000"/>
-                <w:sz w:val="16"/>
+                <w:sz w:val="15"/>
               </w:rPr>
               <w:t>O perfil mais negativo; compartilha sintomas de quadros clínicos e associa-se a déficit cognitivo e a desempenho debilitado</w:t>
             </w:r>
@@ -11295,7 +11487,7 @@
         </w:tc>
         <w:tc>
           <w:tcPr>
-            <w:tcW w:type="dxa" w:w="1814"/>
+            <w:tcW w:type="dxa" w:w="1512"/>
             <w:tcBorders>
               <w:top w:val="none" w:sz="0" w:space="0" w:color="auto"/>
               <w:left w:val="none" w:sz="0" w:space="0" w:color="auto"/>
@@ -11316,7 +11508,7 @@
                 <w:rFonts w:ascii="Times New Roman" w:hAnsi="Times New Roman"/>
                 <w:b w:val="0"/>
                 <w:color w:val="000000"/>
-                <w:sz w:val="16"/>
+                <w:sz w:val="15"/>
               </w:rPr>
               <w:t>2,7</w:t>
             </w:r>
@@ -11324,7 +11516,7 @@
         </w:tc>
         <w:tc>
           <w:tcPr>
-            <w:tcW w:type="dxa" w:w="1814"/>
+            <w:tcW w:type="dxa" w:w="1512"/>
             <w:tcBorders>
               <w:top w:val="none" w:sz="0" w:space="0" w:color="auto"/>
               <w:left w:val="none" w:sz="0" w:space="0" w:color="auto"/>
@@ -11345,9 +11537,38 @@
                 <w:rFonts w:ascii="Times New Roman" w:hAnsi="Times New Roman"/>
                 <w:b w:val="0"/>
                 <w:color w:val="000000"/>
-                <w:sz w:val="16"/>
-              </w:rPr>
-              <w:t>3,7</w:t>
+                <w:sz w:val="15"/>
+              </w:rPr>
+              <w:t>14,3</w:t>
+            </w:r>
+          </w:p>
+        </w:tc>
+        <w:tc>
+          <w:tcPr>
+            <w:tcW w:type="dxa" w:w="1512"/>
+            <w:tcBorders>
+              <w:top w:val="none" w:sz="0" w:space="0" w:color="auto"/>
+              <w:left w:val="none" w:sz="0" w:space="0" w:color="auto"/>
+              <w:bottom w:val="single" w:sz="6" w:space="0" w:color="000000"/>
+              <w:right w:val="none" w:sz="0" w:space="0" w:color="auto"/>
+              <w:insideH w:val="none" w:sz="0" w:space="0" w:color="auto"/>
+              <w:insideV w:val="none" w:sz="0" w:space="0" w:color="auto"/>
+            </w:tcBorders>
+          </w:tcPr>
+          <w:p>
+            <w:pPr>
+              <w:spacing w:after="20" w:line="240" w:lineRule="auto"/>
+              <w:jc w:val="center"/>
+            </w:pPr>
+            <w:r/>
+            <w:r>
+              <w:rPr>
+                <w:rFonts w:ascii="Times New Roman" w:hAnsi="Times New Roman"/>
+                <w:b w:val="0"/>
+                <w:color w:val="000000"/>
+                <w:sz w:val="15"/>
+              </w:rPr>
+              <w:t>8,7</w:t>
             </w:r>
           </w:p>
         </w:tc>
@@ -11384,7 +11605,7 @@
           <w:color w:val="000000"/>
           <w:sz w:val="16"/>
         </w:rPr>
-        <w:t>Nota: definições, correlatos e prevalências normativas conforme a amostra A de Parsons-Smith, Terry e Machin (2017), sobre escores T de população geral. A prevalência desta amostra usa padronização dentro da própria amostra, na ausência de normas de escore T para handebol, e por isso não é diretamente comparável à norma; a Figura 3 quantifica essa diferença. Os três últimos perfis são os associados a risco à saúde mental.</w:t>
+        <w:t>Nota: definições, correlatos e prevalências normativas conforme a amostra A de Parsons-Smith, Terry e Machin (2017). A prevalência desta amostra vem da classificação sobre escores T, com 42 observações no dia 1 e 46 no dia 7. Os três últimos perfis são os associados a risco à saúde mental.</w:t>
       </w:r>
     </w:p>
     <w:p>
@@ -11412,7 +11633,7 @@
       <w:r>
         <w:drawing>
           <wp:inline xmlns:a="http://schemas.openxmlformats.org/drawingml/2006/main" xmlns:pic="http://schemas.openxmlformats.org/drawingml/2006/picture">
-            <wp:extent cx="5760000" cy="2217345"/>
+            <wp:extent cx="5760000" cy="2169351"/>
             <wp:docPr id="3" name="Picture 3"/>
             <wp:cNvGraphicFramePr>
               <a:graphicFrameLocks noChangeAspect="1"/>
@@ -11433,7 +11654,7 @@
                   <pic:spPr>
                     <a:xfrm>
                       <a:off x="0" y="0"/>
-                      <a:ext cx="5760000" cy="2217345"/>
+                      <a:ext cx="5760000" cy="2169351"/>
                     </a:xfrm>
                     <a:prstGeom prst="rect"/>
                   </pic:spPr>
@@ -11475,7 +11696,7 @@
           <w:color w:val="000000"/>
           <w:sz w:val="24"/>
         </w:rPr>
-        <w:t>A diferença mais visível é o excesso de perfil superfície, 42,0 pontos percentuais acima da norma, com déficit correspondente nos perfis iceberg, submerso e barbatana de tubarão. Essa diferença não é achado clínico: ela decorre da padronização dentro da amostra, que coloca a média do próprio grupo na linha de água e comprime as observações em direção ao centro. Os dois perfis mais negativos, iceberg invertido e Everest invertido, ficam a 1,3 e a 1,0 ponto percentual da norma, o que sugere que a compressão atinge sobretudo os perfis intermediários e preserva os extremos negativos.</w:t>
+        <w:t>A comparação com a amostra normativa tem a direção esperada nos dois extremos. O perfil iceberg fica 11,1 pontos percentuais acima da norma, o que é coerente com atletas de elite em dia de repouso, e o iceberg invertido fica praticamente sobre a norma, a 0,8 ponto. Os perfis submerso e barbatana de tubarão ficam abaixo, em 18,4 e 14,9 pontos, também coerente com o dia de menor carga da semana. O afastamento que essa lógica não explica é o do Everest invertido, 11,6 pontos acima da norma, retomado na seção 5.5.</w:t>
       </w:r>
     </w:p>
     <w:p>
@@ -11500,7 +11721,7 @@
           <w:color w:val="000000"/>
           <w:sz w:val="24"/>
         </w:rPr>
-        <w:t>Do primeiro ao último dia, a proporção de atletas em perfil iceberg cai de 71,4% para 32,6%, perda de 38,8 pontos percentuais, e a de humor perturbado sobe de 47,6% para 71,7%, ganho de 24,1 pontos (Tabela 8). Pela classificação de Parsons-Smith, no mesmo intervalo, o perfil iceberg recua 14,9 pontos percentuais e o perfil superfície avança 13,3 pontos, enquanto os quatro perfis restantes se movem menos de 4 pontos (Tabela 7).</w:t>
+        <w:t>Do primeiro ao último dia, a proporção de atletas em perfil iceberg cai de 71,4% para 32,6%, perda de 38,8 pontos percentuais, e a de humor perturbado sobe de 47,6% para 71,7%, ganho de 24,1 pontos (Tabela 8). Pela classificação nos seis perfis, no mesmo intervalo, o perfil iceberg recua 23,1 pontos percentuais e a barbatana de tubarão avança 25,9 pontos, que são os dois maiores deslocamentos da distribuição (Tabela 7).</w:t>
       </w:r>
     </w:p>
     <w:p>
@@ -11517,7 +11738,7 @@
           <w:color w:val="000000"/>
           <w:sz w:val="20"/>
         </w:rPr>
-        <w:t>Tabela 7 - Distribuição dos perfis no primeiro e no último dia do microciclo e nos dois tipos de dia</w:t>
+        <w:t>Tabela 7 - Distribuição dos perfis no primeiro e no último dia do microciclo, com as faixas de significado</w:t>
       </w:r>
     </w:p>
     <w:tbl>
@@ -11529,18 +11750,15 @@
         <w:tblLook w:firstColumn="1" w:firstRow="1" w:lastColumn="0" w:lastRow="0" w:noHBand="0" w:noVBand="1" w:val="04A0"/>
       </w:tblPr>
       <w:tblGrid>
-        <w:gridCol w:w="1296"/>
-        <w:gridCol w:w="1296"/>
-        <w:gridCol w:w="1296"/>
-        <w:gridCol w:w="1296"/>
-        <w:gridCol w:w="1296"/>
-        <w:gridCol w:w="1296"/>
-        <w:gridCol w:w="1296"/>
+        <w:gridCol w:w="2268"/>
+        <w:gridCol w:w="2268"/>
+        <w:gridCol w:w="2268"/>
+        <w:gridCol w:w="2268"/>
       </w:tblGrid>
       <w:tr>
         <w:tc>
           <w:tcPr>
-            <w:tcW w:type="dxa" w:w="1296"/>
+            <w:tcW w:type="dxa" w:w="2268"/>
             <w:tcBorders>
               <w:top w:val="single" w:sz="6" w:space="0" w:color="000000"/>
               <w:left w:val="none" w:sz="0" w:space="0" w:color="auto"/>
@@ -11561,15 +11779,15 @@
                 <w:rFonts w:ascii="Times New Roman" w:hAnsi="Times New Roman"/>
                 <w:b/>
                 <w:color w:val="000000"/>
-                <w:sz w:val="13"/>
-              </w:rPr>
-              <w:t>Perfil</w:t>
-            </w:r>
-          </w:p>
-        </w:tc>
-        <w:tc>
-          <w:tcPr>
-            <w:tcW w:type="dxa" w:w="1296"/>
+                <w:sz w:val="16"/>
+              </w:rPr>
+              <w:t>Perfil ou faixa</w:t>
+            </w:r>
+          </w:p>
+        </w:tc>
+        <w:tc>
+          <w:tcPr>
+            <w:tcW w:type="dxa" w:w="2268"/>
             <w:tcBorders>
               <w:top w:val="single" w:sz="6" w:space="0" w:color="000000"/>
               <w:left w:val="none" w:sz="0" w:space="0" w:color="auto"/>
@@ -11590,15 +11808,15 @@
                 <w:rFonts w:ascii="Times New Roman" w:hAnsi="Times New Roman"/>
                 <w:b/>
                 <w:color w:val="000000"/>
-                <w:sz w:val="13"/>
-              </w:rPr>
-              <w:t>Global (%)</w:t>
-            </w:r>
-          </w:p>
-        </w:tc>
-        <w:tc>
-          <w:tcPr>
-            <w:tcW w:type="dxa" w:w="1296"/>
+                <w:sz w:val="16"/>
+              </w:rPr>
+              <w:t>Dia 1, n (%)</w:t>
+            </w:r>
+          </w:p>
+        </w:tc>
+        <w:tc>
+          <w:tcPr>
+            <w:tcW w:type="dxa" w:w="2268"/>
             <w:tcBorders>
               <w:top w:val="single" w:sz="6" w:space="0" w:color="000000"/>
               <w:left w:val="none" w:sz="0" w:space="0" w:color="auto"/>
@@ -11619,15 +11837,15 @@
                 <w:rFonts w:ascii="Times New Roman" w:hAnsi="Times New Roman"/>
                 <w:b/>
                 <w:color w:val="000000"/>
-                <w:sz w:val="13"/>
-              </w:rPr>
-              <w:t>Dia 1 (%)</w:t>
-            </w:r>
-          </w:p>
-        </w:tc>
-        <w:tc>
-          <w:tcPr>
-            <w:tcW w:type="dxa" w:w="1296"/>
+                <w:sz w:val="16"/>
+              </w:rPr>
+              <w:t>Dia 7, n (%)</w:t>
+            </w:r>
+          </w:p>
+        </w:tc>
+        <w:tc>
+          <w:tcPr>
+            <w:tcW w:type="dxa" w:w="2268"/>
             <w:tcBorders>
               <w:top w:val="single" w:sz="6" w:space="0" w:color="000000"/>
               <w:left w:val="none" w:sz="0" w:space="0" w:color="auto"/>
@@ -11648,96 +11866,9 @@
                 <w:rFonts w:ascii="Times New Roman" w:hAnsi="Times New Roman"/>
                 <w:b/>
                 <w:color w:val="000000"/>
-                <w:sz w:val="13"/>
-              </w:rPr>
-              <w:t>Dia 7 (%)</w:t>
-            </w:r>
-          </w:p>
-        </w:tc>
-        <w:tc>
-          <w:tcPr>
-            <w:tcW w:type="dxa" w:w="1296"/>
-            <w:tcBorders>
-              <w:top w:val="single" w:sz="6" w:space="0" w:color="000000"/>
-              <w:left w:val="none" w:sz="0" w:space="0" w:color="auto"/>
-              <w:bottom w:val="single" w:sz="6" w:space="0" w:color="000000"/>
-              <w:right w:val="none" w:sz="0" w:space="0" w:color="auto"/>
-              <w:insideH w:val="none" w:sz="0" w:space="0" w:color="auto"/>
-              <w:insideV w:val="none" w:sz="0" w:space="0" w:color="auto"/>
-            </w:tcBorders>
-          </w:tcPr>
-          <w:p>
-            <w:pPr>
-              <w:spacing w:after="20" w:line="240" w:lineRule="auto"/>
-              <w:jc w:val="center"/>
-            </w:pPr>
-            <w:r/>
-            <w:r>
-              <w:rPr>
-                <w:rFonts w:ascii="Times New Roman" w:hAnsi="Times New Roman"/>
-                <w:b/>
-                <w:color w:val="000000"/>
-                <w:sz w:val="13"/>
+                <w:sz w:val="16"/>
               </w:rPr>
               <w:t>Diferença (p.p.)</w:t>
-            </w:r>
-          </w:p>
-        </w:tc>
-        <w:tc>
-          <w:tcPr>
-            <w:tcW w:type="dxa" w:w="1296"/>
-            <w:tcBorders>
-              <w:top w:val="single" w:sz="6" w:space="0" w:color="000000"/>
-              <w:left w:val="none" w:sz="0" w:space="0" w:color="auto"/>
-              <w:bottom w:val="single" w:sz="6" w:space="0" w:color="000000"/>
-              <w:right w:val="none" w:sz="0" w:space="0" w:color="auto"/>
-              <w:insideH w:val="none" w:sz="0" w:space="0" w:color="auto"/>
-              <w:insideV w:val="none" w:sz="0" w:space="0" w:color="auto"/>
-            </w:tcBorders>
-          </w:tcPr>
-          <w:p>
-            <w:pPr>
-              <w:spacing w:after="20" w:line="240" w:lineRule="auto"/>
-              <w:jc w:val="center"/>
-            </w:pPr>
-            <w:r/>
-            <w:r>
-              <w:rPr>
-                <w:rFonts w:ascii="Times New Roman" w:hAnsi="Times New Roman"/>
-                <w:b/>
-                <w:color w:val="000000"/>
-                <w:sz w:val="13"/>
-              </w:rPr>
-              <w:t>Dias de HIIT (%)</w:t>
-            </w:r>
-          </w:p>
-        </w:tc>
-        <w:tc>
-          <w:tcPr>
-            <w:tcW w:type="dxa" w:w="1296"/>
-            <w:tcBorders>
-              <w:top w:val="single" w:sz="6" w:space="0" w:color="000000"/>
-              <w:left w:val="none" w:sz="0" w:space="0" w:color="auto"/>
-              <w:bottom w:val="single" w:sz="6" w:space="0" w:color="000000"/>
-              <w:right w:val="none" w:sz="0" w:space="0" w:color="auto"/>
-              <w:insideH w:val="none" w:sz="0" w:space="0" w:color="auto"/>
-              <w:insideV w:val="none" w:sz="0" w:space="0" w:color="auto"/>
-            </w:tcBorders>
-          </w:tcPr>
-          <w:p>
-            <w:pPr>
-              <w:spacing w:after="20" w:line="240" w:lineRule="auto"/>
-              <w:jc w:val="center"/>
-            </w:pPr>
-            <w:r/>
-            <w:r>
-              <w:rPr>
-                <w:rFonts w:ascii="Times New Roman" w:hAnsi="Times New Roman"/>
-                <w:b/>
-                <w:color w:val="000000"/>
-                <w:sz w:val="13"/>
-              </w:rPr>
-              <w:t>Dias sem HIIT (%)</w:t>
             </w:r>
           </w:p>
         </w:tc>
@@ -11745,7 +11876,7 @@
       <w:tr>
         <w:tc>
           <w:tcPr>
-            <w:tcW w:type="dxa" w:w="1296"/>
+            <w:tcW w:type="dxa" w:w="2268"/>
             <w:tcBorders>
               <w:top w:val="none" w:sz="0" w:space="0" w:color="auto"/>
               <w:left w:val="none" w:sz="0" w:space="0" w:color="auto"/>
@@ -11766,15 +11897,15 @@
                 <w:rFonts w:ascii="Times New Roman" w:hAnsi="Times New Roman"/>
                 <w:b w:val="0"/>
                 <w:color w:val="000000"/>
-                <w:sz w:val="13"/>
-              </w:rPr>
-              <w:t>Superfície</w:t>
-            </w:r>
-          </w:p>
-        </w:tc>
-        <w:tc>
-          <w:tcPr>
-            <w:tcW w:type="dxa" w:w="1296"/>
+                <w:sz w:val="16"/>
+              </w:rPr>
+              <w:t>Iceberg</w:t>
+            </w:r>
+          </w:p>
+        </w:tc>
+        <w:tc>
+          <w:tcPr>
+            <w:tcW w:type="dxa" w:w="2268"/>
             <w:tcBorders>
               <w:top w:val="none" w:sz="0" w:space="0" w:color="auto"/>
               <w:left w:val="none" w:sz="0" w:space="0" w:color="auto"/>
@@ -11795,15 +11926,15 @@
                 <w:rFonts w:ascii="Times New Roman" w:hAnsi="Times New Roman"/>
                 <w:b w:val="0"/>
                 <w:color w:val="000000"/>
-                <w:sz w:val="13"/>
-              </w:rPr>
-              <w:t>56,8</w:t>
-            </w:r>
-          </w:p>
-        </w:tc>
-        <w:tc>
-          <w:tcPr>
-            <w:tcW w:type="dxa" w:w="1296"/>
+                <w:sz w:val="16"/>
+              </w:rPr>
+              <w:t>17 (40,5)</w:t>
+            </w:r>
+          </w:p>
+        </w:tc>
+        <w:tc>
+          <w:tcPr>
+            <w:tcW w:type="dxa" w:w="2268"/>
             <w:tcBorders>
               <w:top w:val="none" w:sz="0" w:space="0" w:color="auto"/>
               <w:left w:val="none" w:sz="0" w:space="0" w:color="auto"/>
@@ -11824,15 +11955,15 @@
                 <w:rFonts w:ascii="Times New Roman" w:hAnsi="Times New Roman"/>
                 <w:b w:val="0"/>
                 <w:color w:val="000000"/>
-                <w:sz w:val="13"/>
-              </w:rPr>
-              <w:t>47,6</w:t>
-            </w:r>
-          </w:p>
-        </w:tc>
-        <w:tc>
-          <w:tcPr>
-            <w:tcW w:type="dxa" w:w="1296"/>
+                <w:sz w:val="16"/>
+              </w:rPr>
+              <w:t>8 (17,4)</w:t>
+            </w:r>
+          </w:p>
+        </w:tc>
+        <w:tc>
+          <w:tcPr>
+            <w:tcW w:type="dxa" w:w="2268"/>
             <w:tcBorders>
               <w:top w:val="none" w:sz="0" w:space="0" w:color="auto"/>
               <w:left w:val="none" w:sz="0" w:space="0" w:color="auto"/>
@@ -11853,96 +11984,9 @@
                 <w:rFonts w:ascii="Times New Roman" w:hAnsi="Times New Roman"/>
                 <w:b w:val="0"/>
                 <w:color w:val="000000"/>
-                <w:sz w:val="13"/>
-              </w:rPr>
-              <w:t>60,9</w:t>
-            </w:r>
-          </w:p>
-        </w:tc>
-        <w:tc>
-          <w:tcPr>
-            <w:tcW w:type="dxa" w:w="1296"/>
-            <w:tcBorders>
-              <w:top w:val="none" w:sz="0" w:space="0" w:color="auto"/>
-              <w:left w:val="none" w:sz="0" w:space="0" w:color="auto"/>
-              <w:bottom w:val="none" w:sz="0" w:space="0" w:color="auto"/>
-              <w:right w:val="none" w:sz="0" w:space="0" w:color="auto"/>
-              <w:insideH w:val="none" w:sz="0" w:space="0" w:color="auto"/>
-              <w:insideV w:val="none" w:sz="0" w:space="0" w:color="auto"/>
-            </w:tcBorders>
-          </w:tcPr>
-          <w:p>
-            <w:pPr>
-              <w:spacing w:after="20" w:line="240" w:lineRule="auto"/>
-              <w:jc w:val="center"/>
-            </w:pPr>
-            <w:r/>
-            <w:r>
-              <w:rPr>
-                <w:rFonts w:ascii="Times New Roman" w:hAnsi="Times New Roman"/>
-                <w:b w:val="0"/>
-                <w:color w:val="000000"/>
-                <w:sz w:val="13"/>
-              </w:rPr>
-              <w:t>+13,3</w:t>
-            </w:r>
-          </w:p>
-        </w:tc>
-        <w:tc>
-          <w:tcPr>
-            <w:tcW w:type="dxa" w:w="1296"/>
-            <w:tcBorders>
-              <w:top w:val="none" w:sz="0" w:space="0" w:color="auto"/>
-              <w:left w:val="none" w:sz="0" w:space="0" w:color="auto"/>
-              <w:bottom w:val="none" w:sz="0" w:space="0" w:color="auto"/>
-              <w:right w:val="none" w:sz="0" w:space="0" w:color="auto"/>
-              <w:insideH w:val="none" w:sz="0" w:space="0" w:color="auto"/>
-              <w:insideV w:val="none" w:sz="0" w:space="0" w:color="auto"/>
-            </w:tcBorders>
-          </w:tcPr>
-          <w:p>
-            <w:pPr>
-              <w:spacing w:after="20" w:line="240" w:lineRule="auto"/>
-              <w:jc w:val="center"/>
-            </w:pPr>
-            <w:r/>
-            <w:r>
-              <w:rPr>
-                <w:rFonts w:ascii="Times New Roman" w:hAnsi="Times New Roman"/>
-                <w:b w:val="0"/>
-                <w:color w:val="000000"/>
-                <w:sz w:val="13"/>
-              </w:rPr>
-              <w:t>58,5</w:t>
-            </w:r>
-          </w:p>
-        </w:tc>
-        <w:tc>
-          <w:tcPr>
-            <w:tcW w:type="dxa" w:w="1296"/>
-            <w:tcBorders>
-              <w:top w:val="none" w:sz="0" w:space="0" w:color="auto"/>
-              <w:left w:val="none" w:sz="0" w:space="0" w:color="auto"/>
-              <w:bottom w:val="none" w:sz="0" w:space="0" w:color="auto"/>
-              <w:right w:val="none" w:sz="0" w:space="0" w:color="auto"/>
-              <w:insideH w:val="none" w:sz="0" w:space="0" w:color="auto"/>
-              <w:insideV w:val="none" w:sz="0" w:space="0" w:color="auto"/>
-            </w:tcBorders>
-          </w:tcPr>
-          <w:p>
-            <w:pPr>
-              <w:spacing w:after="20" w:line="240" w:lineRule="auto"/>
-              <w:jc w:val="center"/>
-            </w:pPr>
-            <w:r/>
-            <w:r>
-              <w:rPr>
-                <w:rFonts w:ascii="Times New Roman" w:hAnsi="Times New Roman"/>
-                <w:b w:val="0"/>
-                <w:color w:val="000000"/>
-                <w:sz w:val="13"/>
-              </w:rPr>
-              <w:t>57,0</w:t>
+                <w:sz w:val="16"/>
+              </w:rPr>
+              <w:t>−23,1</w:t>
             </w:r>
           </w:p>
         </w:tc>
@@ -11950,7 +11994,7 @@
       <w:tr>
         <w:tc>
           <w:tcPr>
-            <w:tcW w:type="dxa" w:w="1296"/>
+            <w:tcW w:type="dxa" w:w="2268"/>
             <w:tcBorders>
               <w:top w:val="none" w:sz="0" w:space="0" w:color="auto"/>
               <w:left w:val="none" w:sz="0" w:space="0" w:color="auto"/>
@@ -11971,15 +12015,15 @@
                 <w:rFonts w:ascii="Times New Roman" w:hAnsi="Times New Roman"/>
                 <w:b w:val="0"/>
                 <w:color w:val="000000"/>
-                <w:sz w:val="13"/>
-              </w:rPr>
-              <w:t>Iceberg</w:t>
-            </w:r>
-          </w:p>
-        </w:tc>
-        <w:tc>
-          <w:tcPr>
-            <w:tcW w:type="dxa" w:w="1296"/>
+                <w:sz w:val="16"/>
+              </w:rPr>
+              <w:t>Superfície</w:t>
+            </w:r>
+          </w:p>
+        </w:tc>
+        <w:tc>
+          <w:tcPr>
+            <w:tcW w:type="dxa" w:w="2268"/>
             <w:tcBorders>
               <w:top w:val="none" w:sz="0" w:space="0" w:color="auto"/>
               <w:left w:val="none" w:sz="0" w:space="0" w:color="auto"/>
@@ -12000,15 +12044,15 @@
                 <w:rFonts w:ascii="Times New Roman" w:hAnsi="Times New Roman"/>
                 <w:b w:val="0"/>
                 <w:color w:val="000000"/>
-                <w:sz w:val="13"/>
-              </w:rPr>
-              <w:t>13,8</w:t>
-            </w:r>
-          </w:p>
-        </w:tc>
-        <w:tc>
-          <w:tcPr>
-            <w:tcW w:type="dxa" w:w="1296"/>
+                <w:sz w:val="16"/>
+              </w:rPr>
+              <w:t>11 (26,2)</w:t>
+            </w:r>
+          </w:p>
+        </w:tc>
+        <w:tc>
+          <w:tcPr>
+            <w:tcW w:type="dxa" w:w="2268"/>
             <w:tcBorders>
               <w:top w:val="none" w:sz="0" w:space="0" w:color="auto"/>
               <w:left w:val="none" w:sz="0" w:space="0" w:color="auto"/>
@@ -12029,15 +12073,15 @@
                 <w:rFonts w:ascii="Times New Roman" w:hAnsi="Times New Roman"/>
                 <w:b w:val="0"/>
                 <w:color w:val="000000"/>
-                <w:sz w:val="13"/>
-              </w:rPr>
-              <w:t>21,4</w:t>
-            </w:r>
-          </w:p>
-        </w:tc>
-        <w:tc>
-          <w:tcPr>
-            <w:tcW w:type="dxa" w:w="1296"/>
+                <w:sz w:val="16"/>
+              </w:rPr>
+              <w:t>13 (28,3)</w:t>
+            </w:r>
+          </w:p>
+        </w:tc>
+        <w:tc>
+          <w:tcPr>
+            <w:tcW w:type="dxa" w:w="2268"/>
             <w:tcBorders>
               <w:top w:val="none" w:sz="0" w:space="0" w:color="auto"/>
               <w:left w:val="none" w:sz="0" w:space="0" w:color="auto"/>
@@ -12058,96 +12102,9 @@
                 <w:rFonts w:ascii="Times New Roman" w:hAnsi="Times New Roman"/>
                 <w:b w:val="0"/>
                 <w:color w:val="000000"/>
-                <w:sz w:val="13"/>
-              </w:rPr>
-              <w:t>6,5</w:t>
-            </w:r>
-          </w:p>
-        </w:tc>
-        <w:tc>
-          <w:tcPr>
-            <w:tcW w:type="dxa" w:w="1296"/>
-            <w:tcBorders>
-              <w:top w:val="none" w:sz="0" w:space="0" w:color="auto"/>
-              <w:left w:val="none" w:sz="0" w:space="0" w:color="auto"/>
-              <w:bottom w:val="none" w:sz="0" w:space="0" w:color="auto"/>
-              <w:right w:val="none" w:sz="0" w:space="0" w:color="auto"/>
-              <w:insideH w:val="none" w:sz="0" w:space="0" w:color="auto"/>
-              <w:insideV w:val="none" w:sz="0" w:space="0" w:color="auto"/>
-            </w:tcBorders>
-          </w:tcPr>
-          <w:p>
-            <w:pPr>
-              <w:spacing w:after="20" w:line="240" w:lineRule="auto"/>
-              <w:jc w:val="center"/>
-            </w:pPr>
-            <w:r/>
-            <w:r>
-              <w:rPr>
-                <w:rFonts w:ascii="Times New Roman" w:hAnsi="Times New Roman"/>
-                <w:b w:val="0"/>
-                <w:color w:val="000000"/>
-                <w:sz w:val="13"/>
-              </w:rPr>
-              <w:t>−14,9</w:t>
-            </w:r>
-          </w:p>
-        </w:tc>
-        <w:tc>
-          <w:tcPr>
-            <w:tcW w:type="dxa" w:w="1296"/>
-            <w:tcBorders>
-              <w:top w:val="none" w:sz="0" w:space="0" w:color="auto"/>
-              <w:left w:val="none" w:sz="0" w:space="0" w:color="auto"/>
-              <w:bottom w:val="none" w:sz="0" w:space="0" w:color="auto"/>
-              <w:right w:val="none" w:sz="0" w:space="0" w:color="auto"/>
-              <w:insideH w:val="none" w:sz="0" w:space="0" w:color="auto"/>
-              <w:insideV w:val="none" w:sz="0" w:space="0" w:color="auto"/>
-            </w:tcBorders>
-          </w:tcPr>
-          <w:p>
-            <w:pPr>
-              <w:spacing w:after="20" w:line="240" w:lineRule="auto"/>
-              <w:jc w:val="center"/>
-            </w:pPr>
-            <w:r/>
-            <w:r>
-              <w:rPr>
-                <w:rFonts w:ascii="Times New Roman" w:hAnsi="Times New Roman"/>
-                <w:b w:val="0"/>
-                <w:color w:val="000000"/>
-                <w:sz w:val="13"/>
-              </w:rPr>
-              <w:t>10,0</w:t>
-            </w:r>
-          </w:p>
-        </w:tc>
-        <w:tc>
-          <w:tcPr>
-            <w:tcW w:type="dxa" w:w="1296"/>
-            <w:tcBorders>
-              <w:top w:val="none" w:sz="0" w:space="0" w:color="auto"/>
-              <w:left w:val="none" w:sz="0" w:space="0" w:color="auto"/>
-              <w:bottom w:val="none" w:sz="0" w:space="0" w:color="auto"/>
-              <w:right w:val="none" w:sz="0" w:space="0" w:color="auto"/>
-              <w:insideH w:val="none" w:sz="0" w:space="0" w:color="auto"/>
-              <w:insideV w:val="none" w:sz="0" w:space="0" w:color="auto"/>
-            </w:tcBorders>
-          </w:tcPr>
-          <w:p>
-            <w:pPr>
-              <w:spacing w:after="20" w:line="240" w:lineRule="auto"/>
-              <w:jc w:val="center"/>
-            </w:pPr>
-            <w:r/>
-            <w:r>
-              <w:rPr>
-                <w:rFonts w:ascii="Times New Roman" w:hAnsi="Times New Roman"/>
-                <w:b w:val="0"/>
-                <w:color w:val="000000"/>
-                <w:sz w:val="13"/>
-              </w:rPr>
-              <w:t>15,9</w:t>
+                <w:sz w:val="16"/>
+              </w:rPr>
+              <w:t>+2,1</w:t>
             </w:r>
           </w:p>
         </w:tc>
@@ -12155,7 +12112,7 @@
       <w:tr>
         <w:tc>
           <w:tcPr>
-            <w:tcW w:type="dxa" w:w="1296"/>
+            <w:tcW w:type="dxa" w:w="2268"/>
             <w:tcBorders>
               <w:top w:val="none" w:sz="0" w:space="0" w:color="auto"/>
               <w:left w:val="none" w:sz="0" w:space="0" w:color="auto"/>
@@ -12176,15 +12133,15 @@
                 <w:rFonts w:ascii="Times New Roman" w:hAnsi="Times New Roman"/>
                 <w:b w:val="0"/>
                 <w:color w:val="000000"/>
-                <w:sz w:val="13"/>
-              </w:rPr>
-              <w:t>Submerso</w:t>
-            </w:r>
-          </w:p>
-        </w:tc>
-        <w:tc>
-          <w:tcPr>
-            <w:tcW w:type="dxa" w:w="1296"/>
+                <w:sz w:val="16"/>
+              </w:rPr>
+              <w:t>Everest invertido</w:t>
+            </w:r>
+          </w:p>
+        </w:tc>
+        <w:tc>
+          <w:tcPr>
+            <w:tcW w:type="dxa" w:w="2268"/>
             <w:tcBorders>
               <w:top w:val="none" w:sz="0" w:space="0" w:color="auto"/>
               <w:left w:val="none" w:sz="0" w:space="0" w:color="auto"/>
@@ -12205,15 +12162,15 @@
                 <w:rFonts w:ascii="Times New Roman" w:hAnsi="Times New Roman"/>
                 <w:b w:val="0"/>
                 <w:color w:val="000000"/>
-                <w:sz w:val="13"/>
-              </w:rPr>
-              <w:t>9,4</w:t>
-            </w:r>
-          </w:p>
-        </w:tc>
-        <w:tc>
-          <w:tcPr>
-            <w:tcW w:type="dxa" w:w="1296"/>
+                <w:sz w:val="16"/>
+              </w:rPr>
+              <w:t>6 (14,3)</w:t>
+            </w:r>
+          </w:p>
+        </w:tc>
+        <w:tc>
+          <w:tcPr>
+            <w:tcW w:type="dxa" w:w="2268"/>
             <w:tcBorders>
               <w:top w:val="none" w:sz="0" w:space="0" w:color="auto"/>
               <w:left w:val="none" w:sz="0" w:space="0" w:color="auto"/>
@@ -12234,15 +12191,15 @@
                 <w:rFonts w:ascii="Times New Roman" w:hAnsi="Times New Roman"/>
                 <w:b w:val="0"/>
                 <w:color w:val="000000"/>
-                <w:sz w:val="13"/>
-              </w:rPr>
-              <w:t>7,1</w:t>
-            </w:r>
-          </w:p>
-        </w:tc>
-        <w:tc>
-          <w:tcPr>
-            <w:tcW w:type="dxa" w:w="1296"/>
+                <w:sz w:val="16"/>
+              </w:rPr>
+              <w:t>4 (8,7)</w:t>
+            </w:r>
+          </w:p>
+        </w:tc>
+        <w:tc>
+          <w:tcPr>
+            <w:tcW w:type="dxa" w:w="2268"/>
             <w:tcBorders>
               <w:top w:val="none" w:sz="0" w:space="0" w:color="auto"/>
               <w:left w:val="none" w:sz="0" w:space="0" w:color="auto"/>
@@ -12263,96 +12220,9 @@
                 <w:rFonts w:ascii="Times New Roman" w:hAnsi="Times New Roman"/>
                 <w:b w:val="0"/>
                 <w:color w:val="000000"/>
-                <w:sz w:val="13"/>
-              </w:rPr>
-              <w:t>10,9</w:t>
-            </w:r>
-          </w:p>
-        </w:tc>
-        <w:tc>
-          <w:tcPr>
-            <w:tcW w:type="dxa" w:w="1296"/>
-            <w:tcBorders>
-              <w:top w:val="none" w:sz="0" w:space="0" w:color="auto"/>
-              <w:left w:val="none" w:sz="0" w:space="0" w:color="auto"/>
-              <w:bottom w:val="none" w:sz="0" w:space="0" w:color="auto"/>
-              <w:right w:val="none" w:sz="0" w:space="0" w:color="auto"/>
-              <w:insideH w:val="none" w:sz="0" w:space="0" w:color="auto"/>
-              <w:insideV w:val="none" w:sz="0" w:space="0" w:color="auto"/>
-            </w:tcBorders>
-          </w:tcPr>
-          <w:p>
-            <w:pPr>
-              <w:spacing w:after="20" w:line="240" w:lineRule="auto"/>
-              <w:jc w:val="center"/>
-            </w:pPr>
-            <w:r/>
-            <w:r>
-              <w:rPr>
-                <w:rFonts w:ascii="Times New Roman" w:hAnsi="Times New Roman"/>
-                <w:b w:val="0"/>
-                <w:color w:val="000000"/>
-                <w:sz w:val="13"/>
-              </w:rPr>
-              <w:t>+3,8</w:t>
-            </w:r>
-          </w:p>
-        </w:tc>
-        <w:tc>
-          <w:tcPr>
-            <w:tcW w:type="dxa" w:w="1296"/>
-            <w:tcBorders>
-              <w:top w:val="none" w:sz="0" w:space="0" w:color="auto"/>
-              <w:left w:val="none" w:sz="0" w:space="0" w:color="auto"/>
-              <w:bottom w:val="none" w:sz="0" w:space="0" w:color="auto"/>
-              <w:right w:val="none" w:sz="0" w:space="0" w:color="auto"/>
-              <w:insideH w:val="none" w:sz="0" w:space="0" w:color="auto"/>
-              <w:insideV w:val="none" w:sz="0" w:space="0" w:color="auto"/>
-            </w:tcBorders>
-          </w:tcPr>
-          <w:p>
-            <w:pPr>
-              <w:spacing w:after="20" w:line="240" w:lineRule="auto"/>
-              <w:jc w:val="center"/>
-            </w:pPr>
-            <w:r/>
-            <w:r>
-              <w:rPr>
-                <w:rFonts w:ascii="Times New Roman" w:hAnsi="Times New Roman"/>
-                <w:b w:val="0"/>
-                <w:color w:val="000000"/>
-                <w:sz w:val="13"/>
-              </w:rPr>
-              <w:t>8,5</w:t>
-            </w:r>
-          </w:p>
-        </w:tc>
-        <w:tc>
-          <w:tcPr>
-            <w:tcW w:type="dxa" w:w="1296"/>
-            <w:tcBorders>
-              <w:top w:val="none" w:sz="0" w:space="0" w:color="auto"/>
-              <w:left w:val="none" w:sz="0" w:space="0" w:color="auto"/>
-              <w:bottom w:val="none" w:sz="0" w:space="0" w:color="auto"/>
-              <w:right w:val="none" w:sz="0" w:space="0" w:color="auto"/>
-              <w:insideH w:val="none" w:sz="0" w:space="0" w:color="auto"/>
-              <w:insideV w:val="none" w:sz="0" w:space="0" w:color="auto"/>
-            </w:tcBorders>
-          </w:tcPr>
-          <w:p>
-            <w:pPr>
-              <w:spacing w:after="20" w:line="240" w:lineRule="auto"/>
-              <w:jc w:val="center"/>
-            </w:pPr>
-            <w:r/>
-            <w:r>
-              <w:rPr>
-                <w:rFonts w:ascii="Times New Roman" w:hAnsi="Times New Roman"/>
-                <w:b w:val="0"/>
-                <w:color w:val="000000"/>
-                <w:sz w:val="13"/>
-              </w:rPr>
-              <w:t>10,7</w:t>
+                <w:sz w:val="16"/>
+              </w:rPr>
+              <w:t>−5,6</w:t>
             </w:r>
           </w:p>
         </w:tc>
@@ -12360,7 +12230,7 @@
       <w:tr>
         <w:tc>
           <w:tcPr>
-            <w:tcW w:type="dxa" w:w="1296"/>
+            <w:tcW w:type="dxa" w:w="2268"/>
             <w:tcBorders>
               <w:top w:val="none" w:sz="0" w:space="0" w:color="auto"/>
               <w:left w:val="none" w:sz="0" w:space="0" w:color="auto"/>
@@ -12381,7 +12251,7 @@
                 <w:rFonts w:ascii="Times New Roman" w:hAnsi="Times New Roman"/>
                 <w:b w:val="0"/>
                 <w:color w:val="000000"/>
-                <w:sz w:val="13"/>
+                <w:sz w:val="16"/>
               </w:rPr>
               <w:t>Iceberg invertido</w:t>
             </w:r>
@@ -12389,7 +12259,7 @@
         </w:tc>
         <w:tc>
           <w:tcPr>
-            <w:tcW w:type="dxa" w:w="1296"/>
+            <w:tcW w:type="dxa" w:w="2268"/>
             <w:tcBorders>
               <w:top w:val="none" w:sz="0" w:space="0" w:color="auto"/>
               <w:left w:val="none" w:sz="0" w:space="0" w:color="auto"/>
@@ -12410,15 +12280,15 @@
                 <w:rFonts w:ascii="Times New Roman" w:hAnsi="Times New Roman"/>
                 <w:b w:val="0"/>
                 <w:color w:val="000000"/>
-                <w:sz w:val="13"/>
-              </w:rPr>
-              <w:t>9,0</w:t>
-            </w:r>
-          </w:p>
-        </w:tc>
-        <w:tc>
-          <w:tcPr>
-            <w:tcW w:type="dxa" w:w="1296"/>
+                <w:sz w:val="16"/>
+              </w:rPr>
+              <w:t>4 (9,5)</w:t>
+            </w:r>
+          </w:p>
+        </w:tc>
+        <w:tc>
+          <w:tcPr>
+            <w:tcW w:type="dxa" w:w="2268"/>
             <w:tcBorders>
               <w:top w:val="none" w:sz="0" w:space="0" w:color="auto"/>
               <w:left w:val="none" w:sz="0" w:space="0" w:color="auto"/>
@@ -12439,15 +12309,15 @@
                 <w:rFonts w:ascii="Times New Roman" w:hAnsi="Times New Roman"/>
                 <w:b w:val="0"/>
                 <w:color w:val="000000"/>
-                <w:sz w:val="13"/>
-              </w:rPr>
-              <w:t>9,5</w:t>
-            </w:r>
-          </w:p>
-        </w:tc>
-        <w:tc>
-          <w:tcPr>
-            <w:tcW w:type="dxa" w:w="1296"/>
+                <w:sz w:val="16"/>
+              </w:rPr>
+              <w:t>3 (6,5)</w:t>
+            </w:r>
+          </w:p>
+        </w:tc>
+        <w:tc>
+          <w:tcPr>
+            <w:tcW w:type="dxa" w:w="2268"/>
             <w:tcBorders>
               <w:top w:val="none" w:sz="0" w:space="0" w:color="auto"/>
               <w:left w:val="none" w:sz="0" w:space="0" w:color="auto"/>
@@ -12468,96 +12338,9 @@
                 <w:rFonts w:ascii="Times New Roman" w:hAnsi="Times New Roman"/>
                 <w:b w:val="0"/>
                 <w:color w:val="000000"/>
-                <w:sz w:val="13"/>
-              </w:rPr>
-              <w:t>6,5</w:t>
-            </w:r>
-          </w:p>
-        </w:tc>
-        <w:tc>
-          <w:tcPr>
-            <w:tcW w:type="dxa" w:w="1296"/>
-            <w:tcBorders>
-              <w:top w:val="none" w:sz="0" w:space="0" w:color="auto"/>
-              <w:left w:val="none" w:sz="0" w:space="0" w:color="auto"/>
-              <w:bottom w:val="none" w:sz="0" w:space="0" w:color="auto"/>
-              <w:right w:val="none" w:sz="0" w:space="0" w:color="auto"/>
-              <w:insideH w:val="none" w:sz="0" w:space="0" w:color="auto"/>
-              <w:insideV w:val="none" w:sz="0" w:space="0" w:color="auto"/>
-            </w:tcBorders>
-          </w:tcPr>
-          <w:p>
-            <w:pPr>
-              <w:spacing w:after="20" w:line="240" w:lineRule="auto"/>
-              <w:jc w:val="center"/>
-            </w:pPr>
-            <w:r/>
-            <w:r>
-              <w:rPr>
-                <w:rFonts w:ascii="Times New Roman" w:hAnsi="Times New Roman"/>
-                <w:b w:val="0"/>
-                <w:color w:val="000000"/>
-                <w:sz w:val="13"/>
+                <w:sz w:val="16"/>
               </w:rPr>
               <w:t>−3,0</w:t>
-            </w:r>
-          </w:p>
-        </w:tc>
-        <w:tc>
-          <w:tcPr>
-            <w:tcW w:type="dxa" w:w="1296"/>
-            <w:tcBorders>
-              <w:top w:val="none" w:sz="0" w:space="0" w:color="auto"/>
-              <w:left w:val="none" w:sz="0" w:space="0" w:color="auto"/>
-              <w:bottom w:val="none" w:sz="0" w:space="0" w:color="auto"/>
-              <w:right w:val="none" w:sz="0" w:space="0" w:color="auto"/>
-              <w:insideH w:val="none" w:sz="0" w:space="0" w:color="auto"/>
-              <w:insideV w:val="none" w:sz="0" w:space="0" w:color="auto"/>
-            </w:tcBorders>
-          </w:tcPr>
-          <w:p>
-            <w:pPr>
-              <w:spacing w:after="20" w:line="240" w:lineRule="auto"/>
-              <w:jc w:val="center"/>
-            </w:pPr>
-            <w:r/>
-            <w:r>
-              <w:rPr>
-                <w:rFonts w:ascii="Times New Roman" w:hAnsi="Times New Roman"/>
-                <w:b w:val="0"/>
-                <w:color w:val="000000"/>
-                <w:sz w:val="13"/>
-              </w:rPr>
-              <w:t>10,5</w:t>
-            </w:r>
-          </w:p>
-        </w:tc>
-        <w:tc>
-          <w:tcPr>
-            <w:tcW w:type="dxa" w:w="1296"/>
-            <w:tcBorders>
-              <w:top w:val="none" w:sz="0" w:space="0" w:color="auto"/>
-              <w:left w:val="none" w:sz="0" w:space="0" w:color="auto"/>
-              <w:bottom w:val="none" w:sz="0" w:space="0" w:color="auto"/>
-              <w:right w:val="none" w:sz="0" w:space="0" w:color="auto"/>
-              <w:insideH w:val="none" w:sz="0" w:space="0" w:color="auto"/>
-              <w:insideV w:val="none" w:sz="0" w:space="0" w:color="auto"/>
-            </w:tcBorders>
-          </w:tcPr>
-          <w:p>
-            <w:pPr>
-              <w:spacing w:after="20" w:line="240" w:lineRule="auto"/>
-              <w:jc w:val="center"/>
-            </w:pPr>
-            <w:r/>
-            <w:r>
-              <w:rPr>
-                <w:rFonts w:ascii="Times New Roman" w:hAnsi="Times New Roman"/>
-                <w:b w:val="0"/>
-                <w:color w:val="000000"/>
-                <w:sz w:val="13"/>
-              </w:rPr>
-              <w:t>7,5</w:t>
             </w:r>
           </w:p>
         </w:tc>
@@ -12565,7 +12348,7 @@
       <w:tr>
         <w:tc>
           <w:tcPr>
-            <w:tcW w:type="dxa" w:w="1296"/>
+            <w:tcW w:type="dxa" w:w="2268"/>
             <w:tcBorders>
               <w:top w:val="none" w:sz="0" w:space="0" w:color="auto"/>
               <w:left w:val="none" w:sz="0" w:space="0" w:color="auto"/>
@@ -12586,15 +12369,15 @@
                 <w:rFonts w:ascii="Times New Roman" w:hAnsi="Times New Roman"/>
                 <w:b w:val="0"/>
                 <w:color w:val="000000"/>
-                <w:sz w:val="13"/>
-              </w:rPr>
-              <w:t>Barbatana tubarão</w:t>
-            </w:r>
-          </w:p>
-        </w:tc>
-        <w:tc>
-          <w:tcPr>
-            <w:tcW w:type="dxa" w:w="1296"/>
+                <w:sz w:val="16"/>
+              </w:rPr>
+              <w:t>Submerso</w:t>
+            </w:r>
+          </w:p>
+        </w:tc>
+        <w:tc>
+          <w:tcPr>
+            <w:tcW w:type="dxa" w:w="2268"/>
             <w:tcBorders>
               <w:top w:val="none" w:sz="0" w:space="0" w:color="auto"/>
               <w:left w:val="none" w:sz="0" w:space="0" w:color="auto"/>
@@ -12615,15 +12398,15 @@
                 <w:rFonts w:ascii="Times New Roman" w:hAnsi="Times New Roman"/>
                 <w:b w:val="0"/>
                 <w:color w:val="000000"/>
-                <w:sz w:val="13"/>
-              </w:rPr>
-              <w:t>7,2</w:t>
-            </w:r>
-          </w:p>
-        </w:tc>
-        <w:tc>
-          <w:tcPr>
-            <w:tcW w:type="dxa" w:w="1296"/>
+                <w:sz w:val="16"/>
+              </w:rPr>
+              <w:t>3 (7,1)</w:t>
+            </w:r>
+          </w:p>
+        </w:tc>
+        <w:tc>
+          <w:tcPr>
+            <w:tcW w:type="dxa" w:w="2268"/>
             <w:tcBorders>
               <w:top w:val="none" w:sz="0" w:space="0" w:color="auto"/>
               <w:left w:val="none" w:sz="0" w:space="0" w:color="auto"/>
@@ -12644,15 +12427,15 @@
                 <w:rFonts w:ascii="Times New Roman" w:hAnsi="Times New Roman"/>
                 <w:b w:val="0"/>
                 <w:color w:val="000000"/>
-                <w:sz w:val="13"/>
-              </w:rPr>
-              <w:t>9,5</w:t>
-            </w:r>
-          </w:p>
-        </w:tc>
-        <w:tc>
-          <w:tcPr>
-            <w:tcW w:type="dxa" w:w="1296"/>
+                <w:sz w:val="16"/>
+              </w:rPr>
+              <w:t>5 (10,9)</w:t>
+            </w:r>
+          </w:p>
+        </w:tc>
+        <w:tc>
+          <w:tcPr>
+            <w:tcW w:type="dxa" w:w="2268"/>
             <w:tcBorders>
               <w:top w:val="none" w:sz="0" w:space="0" w:color="auto"/>
               <w:left w:val="none" w:sz="0" w:space="0" w:color="auto"/>
@@ -12673,96 +12456,9 @@
                 <w:rFonts w:ascii="Times New Roman" w:hAnsi="Times New Roman"/>
                 <w:b w:val="0"/>
                 <w:color w:val="000000"/>
-                <w:sz w:val="13"/>
-              </w:rPr>
-              <w:t>10,9</w:t>
-            </w:r>
-          </w:p>
-        </w:tc>
-        <w:tc>
-          <w:tcPr>
-            <w:tcW w:type="dxa" w:w="1296"/>
-            <w:tcBorders>
-              <w:top w:val="none" w:sz="0" w:space="0" w:color="auto"/>
-              <w:left w:val="none" w:sz="0" w:space="0" w:color="auto"/>
-              <w:bottom w:val="none" w:sz="0" w:space="0" w:color="auto"/>
-              <w:right w:val="none" w:sz="0" w:space="0" w:color="auto"/>
-              <w:insideH w:val="none" w:sz="0" w:space="0" w:color="auto"/>
-              <w:insideV w:val="none" w:sz="0" w:space="0" w:color="auto"/>
-            </w:tcBorders>
-          </w:tcPr>
-          <w:p>
-            <w:pPr>
-              <w:spacing w:after="20" w:line="240" w:lineRule="auto"/>
-              <w:jc w:val="center"/>
-            </w:pPr>
-            <w:r/>
-            <w:r>
-              <w:rPr>
-                <w:rFonts w:ascii="Times New Roman" w:hAnsi="Times New Roman"/>
-                <w:b w:val="0"/>
-                <w:color w:val="000000"/>
-                <w:sz w:val="13"/>
-              </w:rPr>
-              <w:t>+1,4</w:t>
-            </w:r>
-          </w:p>
-        </w:tc>
-        <w:tc>
-          <w:tcPr>
-            <w:tcW w:type="dxa" w:w="1296"/>
-            <w:tcBorders>
-              <w:top w:val="none" w:sz="0" w:space="0" w:color="auto"/>
-              <w:left w:val="none" w:sz="0" w:space="0" w:color="auto"/>
-              <w:bottom w:val="none" w:sz="0" w:space="0" w:color="auto"/>
-              <w:right w:val="none" w:sz="0" w:space="0" w:color="auto"/>
-              <w:insideH w:val="none" w:sz="0" w:space="0" w:color="auto"/>
-              <w:insideV w:val="none" w:sz="0" w:space="0" w:color="auto"/>
-            </w:tcBorders>
-          </w:tcPr>
-          <w:p>
-            <w:pPr>
-              <w:spacing w:after="20" w:line="240" w:lineRule="auto"/>
-              <w:jc w:val="center"/>
-            </w:pPr>
-            <w:r/>
-            <w:r>
-              <w:rPr>
-                <w:rFonts w:ascii="Times New Roman" w:hAnsi="Times New Roman"/>
-                <w:b w:val="0"/>
-                <w:color w:val="000000"/>
-                <w:sz w:val="13"/>
-              </w:rPr>
-              <w:t>8,0</w:t>
-            </w:r>
-          </w:p>
-        </w:tc>
-        <w:tc>
-          <w:tcPr>
-            <w:tcW w:type="dxa" w:w="1296"/>
-            <w:tcBorders>
-              <w:top w:val="none" w:sz="0" w:space="0" w:color="auto"/>
-              <w:left w:val="none" w:sz="0" w:space="0" w:color="auto"/>
-              <w:bottom w:val="none" w:sz="0" w:space="0" w:color="auto"/>
-              <w:right w:val="none" w:sz="0" w:space="0" w:color="auto"/>
-              <w:insideH w:val="none" w:sz="0" w:space="0" w:color="auto"/>
-              <w:insideV w:val="none" w:sz="0" w:space="0" w:color="auto"/>
-            </w:tcBorders>
-          </w:tcPr>
-          <w:p>
-            <w:pPr>
-              <w:spacing w:after="20" w:line="240" w:lineRule="auto"/>
-              <w:jc w:val="center"/>
-            </w:pPr>
-            <w:r/>
-            <w:r>
-              <w:rPr>
-                <w:rFonts w:ascii="Times New Roman" w:hAnsi="Times New Roman"/>
-                <w:b w:val="0"/>
-                <w:color w:val="000000"/>
-                <w:sz w:val="13"/>
-              </w:rPr>
-              <w:t>6,1</w:t>
+                <w:sz w:val="16"/>
+              </w:rPr>
+              <w:t>+3,8</w:t>
             </w:r>
           </w:p>
         </w:tc>
@@ -12770,10 +12466,479 @@
       <w:tr>
         <w:tc>
           <w:tcPr>
-            <w:tcW w:type="dxa" w:w="1296"/>
+            <w:tcW w:type="dxa" w:w="2268"/>
             <w:tcBorders>
               <w:top w:val="none" w:sz="0" w:space="0" w:color="auto"/>
               <w:left w:val="none" w:sz="0" w:space="0" w:color="auto"/>
+              <w:bottom w:val="none" w:sz="0" w:space="0" w:color="auto"/>
+              <w:right w:val="none" w:sz="0" w:space="0" w:color="auto"/>
+              <w:insideH w:val="none" w:sz="0" w:space="0" w:color="auto"/>
+              <w:insideV w:val="none" w:sz="0" w:space="0" w:color="auto"/>
+            </w:tcBorders>
+          </w:tcPr>
+          <w:p>
+            <w:pPr>
+              <w:spacing w:after="20" w:line="240" w:lineRule="auto"/>
+              <w:jc w:val="left"/>
+            </w:pPr>
+            <w:r/>
+            <w:r>
+              <w:rPr>
+                <w:rFonts w:ascii="Times New Roman" w:hAnsi="Times New Roman"/>
+                <w:b w:val="0"/>
+                <w:color w:val="000000"/>
+                <w:sz w:val="16"/>
+              </w:rPr>
+              <w:t>Barbatana de tubarão</w:t>
+            </w:r>
+          </w:p>
+        </w:tc>
+        <w:tc>
+          <w:tcPr>
+            <w:tcW w:type="dxa" w:w="2268"/>
+            <w:tcBorders>
+              <w:top w:val="none" w:sz="0" w:space="0" w:color="auto"/>
+              <w:left w:val="none" w:sz="0" w:space="0" w:color="auto"/>
+              <w:bottom w:val="none" w:sz="0" w:space="0" w:color="auto"/>
+              <w:right w:val="none" w:sz="0" w:space="0" w:color="auto"/>
+              <w:insideH w:val="none" w:sz="0" w:space="0" w:color="auto"/>
+              <w:insideV w:val="none" w:sz="0" w:space="0" w:color="auto"/>
+            </w:tcBorders>
+          </w:tcPr>
+          <w:p>
+            <w:pPr>
+              <w:spacing w:after="20" w:line="240" w:lineRule="auto"/>
+              <w:jc w:val="center"/>
+            </w:pPr>
+            <w:r/>
+            <w:r>
+              <w:rPr>
+                <w:rFonts w:ascii="Times New Roman" w:hAnsi="Times New Roman"/>
+                <w:b w:val="0"/>
+                <w:color w:val="000000"/>
+                <w:sz w:val="16"/>
+              </w:rPr>
+              <w:t>1 (2,4)</w:t>
+            </w:r>
+          </w:p>
+        </w:tc>
+        <w:tc>
+          <w:tcPr>
+            <w:tcW w:type="dxa" w:w="2268"/>
+            <w:tcBorders>
+              <w:top w:val="none" w:sz="0" w:space="0" w:color="auto"/>
+              <w:left w:val="none" w:sz="0" w:space="0" w:color="auto"/>
+              <w:bottom w:val="none" w:sz="0" w:space="0" w:color="auto"/>
+              <w:right w:val="none" w:sz="0" w:space="0" w:color="auto"/>
+              <w:insideH w:val="none" w:sz="0" w:space="0" w:color="auto"/>
+              <w:insideV w:val="none" w:sz="0" w:space="0" w:color="auto"/>
+            </w:tcBorders>
+          </w:tcPr>
+          <w:p>
+            <w:pPr>
+              <w:spacing w:after="20" w:line="240" w:lineRule="auto"/>
+              <w:jc w:val="center"/>
+            </w:pPr>
+            <w:r/>
+            <w:r>
+              <w:rPr>
+                <w:rFonts w:ascii="Times New Roman" w:hAnsi="Times New Roman"/>
+                <w:b w:val="0"/>
+                <w:color w:val="000000"/>
+                <w:sz w:val="16"/>
+              </w:rPr>
+              <w:t>13 (28,3)</w:t>
+            </w:r>
+          </w:p>
+        </w:tc>
+        <w:tc>
+          <w:tcPr>
+            <w:tcW w:type="dxa" w:w="2268"/>
+            <w:tcBorders>
+              <w:top w:val="none" w:sz="0" w:space="0" w:color="auto"/>
+              <w:left w:val="none" w:sz="0" w:space="0" w:color="auto"/>
+              <w:bottom w:val="none" w:sz="0" w:space="0" w:color="auto"/>
+              <w:right w:val="none" w:sz="0" w:space="0" w:color="auto"/>
+              <w:insideH w:val="none" w:sz="0" w:space="0" w:color="auto"/>
+              <w:insideV w:val="none" w:sz="0" w:space="0" w:color="auto"/>
+            </w:tcBorders>
+          </w:tcPr>
+          <w:p>
+            <w:pPr>
+              <w:spacing w:after="20" w:line="240" w:lineRule="auto"/>
+              <w:jc w:val="center"/>
+            </w:pPr>
+            <w:r/>
+            <w:r>
+              <w:rPr>
+                <w:rFonts w:ascii="Times New Roman" w:hAnsi="Times New Roman"/>
+                <w:b w:val="0"/>
+                <w:color w:val="000000"/>
+                <w:sz w:val="16"/>
+              </w:rPr>
+              <w:t>+25,9</w:t>
+            </w:r>
+          </w:p>
+        </w:tc>
+      </w:tr>
+      <w:tr>
+        <w:tc>
+          <w:tcPr>
+            <w:tcW w:type="dxa" w:w="2268"/>
+            <w:tcBorders>
+              <w:top w:val="none" w:sz="0" w:space="0" w:color="auto"/>
+              <w:left w:val="none" w:sz="0" w:space="0" w:color="auto"/>
+              <w:bottom w:val="none" w:sz="0" w:space="0" w:color="auto"/>
+              <w:right w:val="none" w:sz="0" w:space="0" w:color="auto"/>
+              <w:insideH w:val="none" w:sz="0" w:space="0" w:color="auto"/>
+              <w:insideV w:val="none" w:sz="0" w:space="0" w:color="auto"/>
+            </w:tcBorders>
+          </w:tcPr>
+          <w:p>
+            <w:pPr>
+              <w:spacing w:after="20" w:line="240" w:lineRule="auto"/>
+              <w:jc w:val="left"/>
+            </w:pPr>
+            <w:r/>
+            <w:r>
+              <w:rPr>
+                <w:rFonts w:ascii="Times New Roman" w:hAnsi="Times New Roman"/>
+                <w:b/>
+                <w:color w:val="000000"/>
+                <w:sz w:val="16"/>
+              </w:rPr>
+              <w:t>Faixas de significado</w:t>
+            </w:r>
+          </w:p>
+        </w:tc>
+        <w:tc>
+          <w:tcPr>
+            <w:tcW w:type="dxa" w:w="2268"/>
+            <w:tcBorders>
+              <w:top w:val="none" w:sz="0" w:space="0" w:color="auto"/>
+              <w:left w:val="none" w:sz="0" w:space="0" w:color="auto"/>
+              <w:bottom w:val="none" w:sz="0" w:space="0" w:color="auto"/>
+              <w:right w:val="none" w:sz="0" w:space="0" w:color="auto"/>
+              <w:insideH w:val="none" w:sz="0" w:space="0" w:color="auto"/>
+              <w:insideV w:val="none" w:sz="0" w:space="0" w:color="auto"/>
+            </w:tcBorders>
+          </w:tcPr>
+          <w:p>
+            <w:pPr>
+              <w:spacing w:after="20" w:line="240" w:lineRule="auto"/>
+              <w:jc w:val="center"/>
+            </w:pPr>
+            <w:r/>
+            <w:r>
+              <w:rPr>
+                <w:rFonts w:ascii="Times New Roman" w:hAnsi="Times New Roman"/>
+                <w:b/>
+                <w:color w:val="000000"/>
+                <w:sz w:val="16"/>
+              </w:rPr>
+            </w:r>
+          </w:p>
+        </w:tc>
+        <w:tc>
+          <w:tcPr>
+            <w:tcW w:type="dxa" w:w="2268"/>
+            <w:tcBorders>
+              <w:top w:val="none" w:sz="0" w:space="0" w:color="auto"/>
+              <w:left w:val="none" w:sz="0" w:space="0" w:color="auto"/>
+              <w:bottom w:val="none" w:sz="0" w:space="0" w:color="auto"/>
+              <w:right w:val="none" w:sz="0" w:space="0" w:color="auto"/>
+              <w:insideH w:val="none" w:sz="0" w:space="0" w:color="auto"/>
+              <w:insideV w:val="none" w:sz="0" w:space="0" w:color="auto"/>
+            </w:tcBorders>
+          </w:tcPr>
+          <w:p>
+            <w:pPr>
+              <w:spacing w:after="20" w:line="240" w:lineRule="auto"/>
+              <w:jc w:val="center"/>
+            </w:pPr>
+            <w:r/>
+            <w:r>
+              <w:rPr>
+                <w:rFonts w:ascii="Times New Roman" w:hAnsi="Times New Roman"/>
+                <w:b/>
+                <w:color w:val="000000"/>
+                <w:sz w:val="16"/>
+              </w:rPr>
+            </w:r>
+          </w:p>
+        </w:tc>
+        <w:tc>
+          <w:tcPr>
+            <w:tcW w:type="dxa" w:w="2268"/>
+            <w:tcBorders>
+              <w:top w:val="none" w:sz="0" w:space="0" w:color="auto"/>
+              <w:left w:val="none" w:sz="0" w:space="0" w:color="auto"/>
+              <w:bottom w:val="none" w:sz="0" w:space="0" w:color="auto"/>
+              <w:right w:val="none" w:sz="0" w:space="0" w:color="auto"/>
+              <w:insideH w:val="none" w:sz="0" w:space="0" w:color="auto"/>
+              <w:insideV w:val="none" w:sz="0" w:space="0" w:color="auto"/>
+            </w:tcBorders>
+          </w:tcPr>
+          <w:p>
+            <w:pPr>
+              <w:spacing w:after="20" w:line="240" w:lineRule="auto"/>
+              <w:jc w:val="center"/>
+            </w:pPr>
+            <w:r/>
+            <w:r>
+              <w:rPr>
+                <w:rFonts w:ascii="Times New Roman" w:hAnsi="Times New Roman"/>
+                <w:b/>
+                <w:color w:val="000000"/>
+                <w:sz w:val="16"/>
+              </w:rPr>
+            </w:r>
+          </w:p>
+        </w:tc>
+      </w:tr>
+      <w:tr>
+        <w:tc>
+          <w:tcPr>
+            <w:tcW w:type="dxa" w:w="2268"/>
+            <w:tcBorders>
+              <w:top w:val="none" w:sz="0" w:space="0" w:color="auto"/>
+              <w:left w:val="none" w:sz="0" w:space="0" w:color="auto"/>
+              <w:bottom w:val="none" w:sz="0" w:space="0" w:color="auto"/>
+              <w:right w:val="none" w:sz="0" w:space="0" w:color="auto"/>
+              <w:insideH w:val="none" w:sz="0" w:space="0" w:color="auto"/>
+              <w:insideV w:val="none" w:sz="0" w:space="0" w:color="auto"/>
+            </w:tcBorders>
+          </w:tcPr>
+          <w:p>
+            <w:pPr>
+              <w:spacing w:after="20" w:line="240" w:lineRule="auto"/>
+              <w:jc w:val="left"/>
+            </w:pPr>
+            <w:r/>
+            <w:r>
+              <w:rPr>
+                <w:rFonts w:ascii="Times New Roman" w:hAnsi="Times New Roman"/>
+                <w:b w:val="0"/>
+                <w:color w:val="000000"/>
+                <w:sz w:val="16"/>
+              </w:rPr>
+              <w:t>Favorável (iceberg)</w:t>
+            </w:r>
+          </w:p>
+        </w:tc>
+        <w:tc>
+          <w:tcPr>
+            <w:tcW w:type="dxa" w:w="2268"/>
+            <w:tcBorders>
+              <w:top w:val="none" w:sz="0" w:space="0" w:color="auto"/>
+              <w:left w:val="none" w:sz="0" w:space="0" w:color="auto"/>
+              <w:bottom w:val="none" w:sz="0" w:space="0" w:color="auto"/>
+              <w:right w:val="none" w:sz="0" w:space="0" w:color="auto"/>
+              <w:insideH w:val="none" w:sz="0" w:space="0" w:color="auto"/>
+              <w:insideV w:val="none" w:sz="0" w:space="0" w:color="auto"/>
+            </w:tcBorders>
+          </w:tcPr>
+          <w:p>
+            <w:pPr>
+              <w:spacing w:after="20" w:line="240" w:lineRule="auto"/>
+              <w:jc w:val="center"/>
+            </w:pPr>
+            <w:r/>
+            <w:r>
+              <w:rPr>
+                <w:rFonts w:ascii="Times New Roman" w:hAnsi="Times New Roman"/>
+                <w:b w:val="0"/>
+                <w:color w:val="000000"/>
+                <w:sz w:val="16"/>
+              </w:rPr>
+              <w:t>40,5</w:t>
+            </w:r>
+          </w:p>
+        </w:tc>
+        <w:tc>
+          <w:tcPr>
+            <w:tcW w:type="dxa" w:w="2268"/>
+            <w:tcBorders>
+              <w:top w:val="none" w:sz="0" w:space="0" w:color="auto"/>
+              <w:left w:val="none" w:sz="0" w:space="0" w:color="auto"/>
+              <w:bottom w:val="none" w:sz="0" w:space="0" w:color="auto"/>
+              <w:right w:val="none" w:sz="0" w:space="0" w:color="auto"/>
+              <w:insideH w:val="none" w:sz="0" w:space="0" w:color="auto"/>
+              <w:insideV w:val="none" w:sz="0" w:space="0" w:color="auto"/>
+            </w:tcBorders>
+          </w:tcPr>
+          <w:p>
+            <w:pPr>
+              <w:spacing w:after="20" w:line="240" w:lineRule="auto"/>
+              <w:jc w:val="center"/>
+            </w:pPr>
+            <w:r/>
+            <w:r>
+              <w:rPr>
+                <w:rFonts w:ascii="Times New Roman" w:hAnsi="Times New Roman"/>
+                <w:b w:val="0"/>
+                <w:color w:val="000000"/>
+                <w:sz w:val="16"/>
+              </w:rPr>
+              <w:t>17,4</w:t>
+            </w:r>
+          </w:p>
+        </w:tc>
+        <w:tc>
+          <w:tcPr>
+            <w:tcW w:type="dxa" w:w="2268"/>
+            <w:tcBorders>
+              <w:top w:val="none" w:sz="0" w:space="0" w:color="auto"/>
+              <w:left w:val="none" w:sz="0" w:space="0" w:color="auto"/>
+              <w:bottom w:val="none" w:sz="0" w:space="0" w:color="auto"/>
+              <w:right w:val="none" w:sz="0" w:space="0" w:color="auto"/>
+              <w:insideH w:val="none" w:sz="0" w:space="0" w:color="auto"/>
+              <w:insideV w:val="none" w:sz="0" w:space="0" w:color="auto"/>
+            </w:tcBorders>
+          </w:tcPr>
+          <w:p>
+            <w:pPr>
+              <w:spacing w:after="20" w:line="240" w:lineRule="auto"/>
+              <w:jc w:val="center"/>
+            </w:pPr>
+            <w:r/>
+            <w:r>
+              <w:rPr>
+                <w:rFonts w:ascii="Times New Roman" w:hAnsi="Times New Roman"/>
+                <w:b w:val="0"/>
+                <w:color w:val="000000"/>
+                <w:sz w:val="16"/>
+              </w:rPr>
+              <w:t>−23,1</w:t>
+            </w:r>
+          </w:p>
+        </w:tc>
+      </w:tr>
+      <w:tr>
+        <w:tc>
+          <w:tcPr>
+            <w:tcW w:type="dxa" w:w="2268"/>
+            <w:tcBorders>
+              <w:top w:val="none" w:sz="0" w:space="0" w:color="auto"/>
+              <w:left w:val="none" w:sz="0" w:space="0" w:color="auto"/>
+              <w:bottom w:val="none" w:sz="0" w:space="0" w:color="auto"/>
+              <w:right w:val="none" w:sz="0" w:space="0" w:color="auto"/>
+              <w:insideH w:val="none" w:sz="0" w:space="0" w:color="auto"/>
+              <w:insideV w:val="none" w:sz="0" w:space="0" w:color="auto"/>
+            </w:tcBorders>
+          </w:tcPr>
+          <w:p>
+            <w:pPr>
+              <w:spacing w:after="20" w:line="240" w:lineRule="auto"/>
+              <w:jc w:val="left"/>
+            </w:pPr>
+            <w:r/>
+            <w:r>
+              <w:rPr>
+                <w:rFonts w:ascii="Times New Roman" w:hAnsi="Times New Roman"/>
+                <w:b w:val="0"/>
+                <w:color w:val="000000"/>
+                <w:sz w:val="16"/>
+              </w:rPr>
+              <w:t>Neutra (superfície e submerso)</w:t>
+            </w:r>
+          </w:p>
+        </w:tc>
+        <w:tc>
+          <w:tcPr>
+            <w:tcW w:type="dxa" w:w="2268"/>
+            <w:tcBorders>
+              <w:top w:val="none" w:sz="0" w:space="0" w:color="auto"/>
+              <w:left w:val="none" w:sz="0" w:space="0" w:color="auto"/>
+              <w:bottom w:val="none" w:sz="0" w:space="0" w:color="auto"/>
+              <w:right w:val="none" w:sz="0" w:space="0" w:color="auto"/>
+              <w:insideH w:val="none" w:sz="0" w:space="0" w:color="auto"/>
+              <w:insideV w:val="none" w:sz="0" w:space="0" w:color="auto"/>
+            </w:tcBorders>
+          </w:tcPr>
+          <w:p>
+            <w:pPr>
+              <w:spacing w:after="20" w:line="240" w:lineRule="auto"/>
+              <w:jc w:val="center"/>
+            </w:pPr>
+            <w:r/>
+            <w:r>
+              <w:rPr>
+                <w:rFonts w:ascii="Times New Roman" w:hAnsi="Times New Roman"/>
+                <w:b w:val="0"/>
+                <w:color w:val="000000"/>
+                <w:sz w:val="16"/>
+              </w:rPr>
+              <w:t>33,3</w:t>
+            </w:r>
+          </w:p>
+        </w:tc>
+        <w:tc>
+          <w:tcPr>
+            <w:tcW w:type="dxa" w:w="2268"/>
+            <w:tcBorders>
+              <w:top w:val="none" w:sz="0" w:space="0" w:color="auto"/>
+              <w:left w:val="none" w:sz="0" w:space="0" w:color="auto"/>
+              <w:bottom w:val="none" w:sz="0" w:space="0" w:color="auto"/>
+              <w:right w:val="none" w:sz="0" w:space="0" w:color="auto"/>
+              <w:insideH w:val="none" w:sz="0" w:space="0" w:color="auto"/>
+              <w:insideV w:val="none" w:sz="0" w:space="0" w:color="auto"/>
+            </w:tcBorders>
+          </w:tcPr>
+          <w:p>
+            <w:pPr>
+              <w:spacing w:after="20" w:line="240" w:lineRule="auto"/>
+              <w:jc w:val="center"/>
+            </w:pPr>
+            <w:r/>
+            <w:r>
+              <w:rPr>
+                <w:rFonts w:ascii="Times New Roman" w:hAnsi="Times New Roman"/>
+                <w:b w:val="0"/>
+                <w:color w:val="000000"/>
+                <w:sz w:val="16"/>
+              </w:rPr>
+              <w:t>39,2</w:t>
+            </w:r>
+          </w:p>
+        </w:tc>
+        <w:tc>
+          <w:tcPr>
+            <w:tcW w:type="dxa" w:w="2268"/>
+            <w:tcBorders>
+              <w:top w:val="none" w:sz="0" w:space="0" w:color="auto"/>
+              <w:left w:val="none" w:sz="0" w:space="0" w:color="auto"/>
+              <w:bottom w:val="none" w:sz="0" w:space="0" w:color="auto"/>
+              <w:right w:val="none" w:sz="0" w:space="0" w:color="auto"/>
+              <w:insideH w:val="none" w:sz="0" w:space="0" w:color="auto"/>
+              <w:insideV w:val="none" w:sz="0" w:space="0" w:color="auto"/>
+            </w:tcBorders>
+          </w:tcPr>
+          <w:p>
+            <w:pPr>
+              <w:spacing w:after="20" w:line="240" w:lineRule="auto"/>
+              <w:jc w:val="center"/>
+            </w:pPr>
+            <w:r/>
+            <w:r>
+              <w:rPr>
+                <w:rFonts w:ascii="Times New Roman" w:hAnsi="Times New Roman"/>
+                <w:b w:val="0"/>
+                <w:color w:val="000000"/>
+                <w:sz w:val="16"/>
+              </w:rPr>
+              <w:t>+5,9</w:t>
+            </w:r>
+          </w:p>
+        </w:tc>
+      </w:tr>
+      <w:tr>
+        <w:tc>
+          <w:tcPr>
+            <w:tcW w:type="dxa" w:w="2268"/>
+            <w:tcBorders>
+              <w:top w:val="none" w:sz="0" w:space="0" w:color="auto"/>
+              <w:left w:val="none" w:sz="0" w:space="0" w:color="auto"/>
               <w:bottom w:val="single" w:sz="6" w:space="0" w:color="000000"/>
               <w:right w:val="none" w:sz="0" w:space="0" w:color="auto"/>
               <w:insideH w:val="none" w:sz="0" w:space="0" w:color="auto"/>
@@ -12791,15 +12956,15 @@
                 <w:rFonts w:ascii="Times New Roman" w:hAnsi="Times New Roman"/>
                 <w:b w:val="0"/>
                 <w:color w:val="000000"/>
-                <w:sz w:val="13"/>
-              </w:rPr>
-              <w:t>Everest invertido</w:t>
-            </w:r>
-          </w:p>
-        </w:tc>
-        <w:tc>
-          <w:tcPr>
-            <w:tcW w:type="dxa" w:w="1296"/>
+                <w:sz w:val="16"/>
+              </w:rPr>
+              <w:t>De risco (barbatana, iceberg invertido e Everest invertido)</w:t>
+            </w:r>
+          </w:p>
+        </w:tc>
+        <w:tc>
+          <w:tcPr>
+            <w:tcW w:type="dxa" w:w="2268"/>
             <w:tcBorders>
               <w:top w:val="none" w:sz="0" w:space="0" w:color="auto"/>
               <w:left w:val="none" w:sz="0" w:space="0" w:color="auto"/>
@@ -12820,15 +12985,15 @@
                 <w:rFonts w:ascii="Times New Roman" w:hAnsi="Times New Roman"/>
                 <w:b w:val="0"/>
                 <w:color w:val="000000"/>
-                <w:sz w:val="13"/>
-              </w:rPr>
-              <w:t>3,7</w:t>
-            </w:r>
-          </w:p>
-        </w:tc>
-        <w:tc>
-          <w:tcPr>
-            <w:tcW w:type="dxa" w:w="1296"/>
+                <w:sz w:val="16"/>
+              </w:rPr>
+              <w:t>26,2</w:t>
+            </w:r>
+          </w:p>
+        </w:tc>
+        <w:tc>
+          <w:tcPr>
+            <w:tcW w:type="dxa" w:w="2268"/>
             <w:tcBorders>
               <w:top w:val="none" w:sz="0" w:space="0" w:color="auto"/>
               <w:left w:val="none" w:sz="0" w:space="0" w:color="auto"/>
@@ -12849,15 +13014,15 @@
                 <w:rFonts w:ascii="Times New Roman" w:hAnsi="Times New Roman"/>
                 <w:b w:val="0"/>
                 <w:color w:val="000000"/>
-                <w:sz w:val="13"/>
-              </w:rPr>
-              <w:t>4,8</w:t>
-            </w:r>
-          </w:p>
-        </w:tc>
-        <w:tc>
-          <w:tcPr>
-            <w:tcW w:type="dxa" w:w="1296"/>
+                <w:sz w:val="16"/>
+              </w:rPr>
+              <w:t>43,5</w:t>
+            </w:r>
+          </w:p>
+        </w:tc>
+        <w:tc>
+          <w:tcPr>
+            <w:tcW w:type="dxa" w:w="2268"/>
             <w:tcBorders>
               <w:top w:val="none" w:sz="0" w:space="0" w:color="auto"/>
               <w:left w:val="none" w:sz="0" w:space="0" w:color="auto"/>
@@ -12878,96 +13043,9 @@
                 <w:rFonts w:ascii="Times New Roman" w:hAnsi="Times New Roman"/>
                 <w:b w:val="0"/>
                 <w:color w:val="000000"/>
-                <w:sz w:val="13"/>
-              </w:rPr>
-              <w:t>4,3</w:t>
-            </w:r>
-          </w:p>
-        </w:tc>
-        <w:tc>
-          <w:tcPr>
-            <w:tcW w:type="dxa" w:w="1296"/>
-            <w:tcBorders>
-              <w:top w:val="none" w:sz="0" w:space="0" w:color="auto"/>
-              <w:left w:val="none" w:sz="0" w:space="0" w:color="auto"/>
-              <w:bottom w:val="single" w:sz="6" w:space="0" w:color="000000"/>
-              <w:right w:val="none" w:sz="0" w:space="0" w:color="auto"/>
-              <w:insideH w:val="none" w:sz="0" w:space="0" w:color="auto"/>
-              <w:insideV w:val="none" w:sz="0" w:space="0" w:color="auto"/>
-            </w:tcBorders>
-          </w:tcPr>
-          <w:p>
-            <w:pPr>
-              <w:spacing w:after="20" w:line="240" w:lineRule="auto"/>
-              <w:jc w:val="center"/>
-            </w:pPr>
-            <w:r/>
-            <w:r>
-              <w:rPr>
-                <w:rFonts w:ascii="Times New Roman" w:hAnsi="Times New Roman"/>
-                <w:b w:val="0"/>
-                <w:color w:val="000000"/>
-                <w:sz w:val="13"/>
-              </w:rPr>
-              <w:t>−0,5</w:t>
-            </w:r>
-          </w:p>
-        </w:tc>
-        <w:tc>
-          <w:tcPr>
-            <w:tcW w:type="dxa" w:w="1296"/>
-            <w:tcBorders>
-              <w:top w:val="none" w:sz="0" w:space="0" w:color="auto"/>
-              <w:left w:val="none" w:sz="0" w:space="0" w:color="auto"/>
-              <w:bottom w:val="single" w:sz="6" w:space="0" w:color="000000"/>
-              <w:right w:val="none" w:sz="0" w:space="0" w:color="auto"/>
-              <w:insideH w:val="none" w:sz="0" w:space="0" w:color="auto"/>
-              <w:insideV w:val="none" w:sz="0" w:space="0" w:color="auto"/>
-            </w:tcBorders>
-          </w:tcPr>
-          <w:p>
-            <w:pPr>
-              <w:spacing w:after="20" w:line="240" w:lineRule="auto"/>
-              <w:jc w:val="center"/>
-            </w:pPr>
-            <w:r/>
-            <w:r>
-              <w:rPr>
-                <w:rFonts w:ascii="Times New Roman" w:hAnsi="Times New Roman"/>
-                <w:b w:val="0"/>
-                <w:color w:val="000000"/>
-                <w:sz w:val="13"/>
-              </w:rPr>
-              <w:t>4,5</w:t>
-            </w:r>
-          </w:p>
-        </w:tc>
-        <w:tc>
-          <w:tcPr>
-            <w:tcW w:type="dxa" w:w="1296"/>
-            <w:tcBorders>
-              <w:top w:val="none" w:sz="0" w:space="0" w:color="auto"/>
-              <w:left w:val="none" w:sz="0" w:space="0" w:color="auto"/>
-              <w:bottom w:val="single" w:sz="6" w:space="0" w:color="000000"/>
-              <w:right w:val="none" w:sz="0" w:space="0" w:color="auto"/>
-              <w:insideH w:val="none" w:sz="0" w:space="0" w:color="auto"/>
-              <w:insideV w:val="none" w:sz="0" w:space="0" w:color="auto"/>
-            </w:tcBorders>
-          </w:tcPr>
-          <w:p>
-            <w:pPr>
-              <w:spacing w:after="20" w:line="240" w:lineRule="auto"/>
-              <w:jc w:val="center"/>
-            </w:pPr>
-            <w:r/>
-            <w:r>
-              <w:rPr>
-                <w:rFonts w:ascii="Times New Roman" w:hAnsi="Times New Roman"/>
-                <w:b w:val="0"/>
-                <w:color w:val="000000"/>
-                <w:sz w:val="13"/>
-              </w:rPr>
-              <w:t>2,8</w:t>
+                <w:sz w:val="16"/>
+              </w:rPr>
+              <w:t>+17,3</w:t>
             </w:r>
           </w:p>
         </w:tc>
@@ -13004,7 +13082,7 @@
           <w:color w:val="000000"/>
           <w:sz w:val="16"/>
         </w:rPr>
-        <w:t>Nota: pelo critério de Morgan, aplicado em paralelo, a proporção de atletas em perfil iceberg passa de 71,4% no dia 1 para 32,6% no dia 7, e a de humor perturbado de 47,6% para 71,7%. Os dois critérios não são equivalentes: o de Morgan exige apenas que o vigor supere as cinco negativas, enquanto o de Parsons-Smith exige proximidade a um centroide específico das seis dimensões. Fonte primária: Tabelas 20 e 21 do relatório completo.</w:t>
+        <w:t>Nota: classificação sobre escores T, com 42 observações no dia 1 e 46 no dia 7. As linhas de faixa trazem apenas o percentual, porque somam perfis com denominadores idênticos. Pelo critério de Morgan, aplicado em paralelo sobre escores brutos, a proporção em perfil iceberg passa de 71,4% para 32,6% e a de humor perturbado de 47,6% para 71,7%; esse critério não classifica nos seis perfis e é discutido na seção 4.5. Fonte primária: Tabela 12 do estudo de perfil e Tabela 20 do relatório completo.</w:t>
       </w:r>
     </w:p>
     <w:p>
@@ -13032,7 +13110,7 @@
       <w:r>
         <w:drawing>
           <wp:inline xmlns:a="http://schemas.openxmlformats.org/drawingml/2006/main" xmlns:pic="http://schemas.openxmlformats.org/drawingml/2006/picture">
-            <wp:extent cx="5760000" cy="2574798"/>
+            <wp:extent cx="5760000" cy="2542933"/>
             <wp:docPr id="4" name="Picture 4"/>
             <wp:cNvGraphicFramePr>
               <a:graphicFrameLocks noChangeAspect="1"/>
@@ -13053,7 +13131,7 @@
                   <pic:spPr>
                     <a:xfrm>
                       <a:off x="0" y="0"/>
-                      <a:ext cx="5760000" cy="2574798"/>
+                      <a:ext cx="5760000" cy="2542933"/>
                     </a:xfrm>
                     <a:prstGeom prst="rect"/>
                   </pic:spPr>
@@ -13095,7 +13173,7 @@
           <w:color w:val="000000"/>
           <w:sz w:val="24"/>
         </w:rPr>
-        <w:t>A Figura 4 reúne a leitura de grupo. O painel A agrega os seis perfis em três faixas: favorável, que reúne o iceberg; neutra, que reúne superfície e submerso; e de risco, que reúne barbatana de tubarão, iceberg invertido e Everest invertido. A composição revela um movimento que a leitura perfil a perfil esconde. A faixa de risco praticamente não se altera entre o primeiro e o último dia, de 23,8% para 21,7%, enquanto a faixa favorável cai de 21,4% para 6,5% e a neutra sobe de 54,7% para 71,8%. A semana não empurra a equipe para o risco: ela dissolve o padrão favorável na indiferenciação.</w:t>
+        <w:t>A Figura 4 reúne a leitura de grupo. O painel A agrega os seis perfis em três faixas: favorável, que reúne o iceberg; neutra, que reúne superfície e submerso; e de risco, que reúne barbatana de tubarão, iceberg invertido e Everest invertido. As três faixas se movem na mesma direção: a favorável cai de 40,5% para 17,4%, a neutra sobe de 33,3% para 39,2% e a de risco sobe de 26,2% para 43,5%. Na véspera da competição, quase metade das observações está em um dos três perfis que a literatura associa a risco à saúde mental.</w:t>
       </w:r>
     </w:p>
     <w:p>
@@ -13112,7 +13190,7 @@
           <w:color w:val="000000"/>
           <w:sz w:val="24"/>
         </w:rPr>
-        <w:t>O mesmo painel separa os dois tipos de dia. Nos dias de HIIT a faixa de risco alcança 23,0% das observações, contra 16,4% nos dias sem HIIT, e a faixa favorável cai de 15,9% para 10,0%. A diferença de 6,6 pontos percentuais na faixa de risco entre os dois tipos de dia é a primeira indicação de que o deslocamento acompanha a intensidade, e não o volume, o que a análise da série diária confirma a seguir.</w:t>
+        <w:t>O painel B mostra que esse aumento não se distribui pelos três perfis de risco. Ele se concentra na barbatana de tubarão, que passa de 1 para 13 observações e se torna, empatada com o superfície, o perfil mais frequente do último dia. O iceberg invertido e o Everest invertido recuam no mesmo intervalo. A leitura é específica: o elenco não migra para o sofrimento psíquico, migra para o esgotamento energético, que é a definição da barbatana de tubarão.</w:t>
       </w:r>
     </w:p>
     <w:p>
@@ -14954,7 +15032,7 @@
           <w:color w:val="000000"/>
           <w:sz w:val="24"/>
         </w:rPr>
-        <w:t>Os dois critérios não concordam entre si, e a diferença é grande. No primeiro dia, o critério de Morgan classifica 71,4% das observações como perfil iceberg, contra 21,4% pelo critério de Parsons-Smith. A discrepância é esperada e decorre da definição: o critério de Morgan exige apenas que o vigor supere as cinco subescalas negativas, condição que quatro subescalas presas ao piso tornam fácil de satisfazer, enquanto o critério de Parsons-Smith exige proximidade a um centroide específico das seis dimensões. Em população com efeito piso acentuado, o critério de Morgan superestima a prevalência do padrão favorável, e a magnitude dessa superestimativa, de 50 pontos percentuais no primeiro dia, desaconselha o uso dele como critério único de triagem.</w:t>
+        <w:t>Os dois critérios não concordam entre si, e a diferença é grande. No primeiro dia, o critério de Morgan classifica 71,4% das observações como perfil iceberg, contra 40,5% pelo critério dos seis perfis. A discrepância é esperada e decorre da definição: o critério de Morgan exige apenas que o vigor supere as cinco subescalas negativas, condição que quatro subescalas presas ao piso tornam fácil de satisfazer, enquanto o critério de Parsons-Smith exige proximidade a um centroide específico das seis dimensões. Em população com efeito piso acentuado, o critério de Morgan superestima a prevalência do padrão favorável, e a magnitude dessa superestimativa, de 30,9 pontos percentuais no primeiro dia, desaconselha o uso dele como critério único de triagem.</w:t>
       </w:r>
     </w:p>
     <w:p>
@@ -15004,7 +15082,7 @@
           <w:color w:val="000000"/>
           <w:sz w:val="24"/>
         </w:rPr>
-        <w:t>Os três perfis de risco somam 19,9% das observações, isto é, aproximadamente uma em cada cinco. O número aproxima-se dos 26,5% relatados na única amostra brasileira classificada pelos mesmos seis perfis, com 898 atletas de elite e de base de um clube do Rio de Janeiro (Rohlfs, Noce e Wilke, 2024). A diferença de seis pontos percentuais tem duas explicações plausíveis e não excludentes, e as duas empurram na mesma direção. A amostra brasileira reúne os dois sexos e uma faixa etária de 12 a 44 anos, e nela os perfis de risco foram mais frequentes entre mulheres, tendência que replica o achado original de sobre-representação feminina nos perfis negativos (Parsons-Smith, Terry e Machin, 2017); a nossa amostra é masculina e adulta. E a amostra brasileira empregou também a instrução de semana anterior, que produz escores mais altos que a de momento presente adotada aqui. A prevalência menor observada no handebol é, portanto, coerente com a literatura, e não contraditória.</w:t>
+        <w:t>No dia de repouso, os três perfis de risco somam 26,2% das observações, isto é, aproximadamente uma em cada quatro. O número é quase idêntico aos 26,5% relatados na única amostra brasileira classificada pelos mesmos seis perfis, com 898 atletas de elite e de base de um clube do Rio de Janeiro (Rohlfs, Noce e Wilke, 2024). A coincidência é notável e sustenta a validade externa da classificação adotada aqui, com a ressalva de que a amostra brasileira reúne os dois sexos, uma faixa etária de 12 a 44 anos e também a instrução de semana anterior, que produz escores mais altos que a de momento presente.</w:t>
       </w:r>
     </w:p>
     <w:p>
@@ -15021,7 +15099,7 @@
           <w:color w:val="000000"/>
           <w:sz w:val="24"/>
         </w:rPr>
-        <w:t>A leitura otimista desse número seria a de uma equipe psicologicamente saudável. A leitura cautelosa, que preferimos, observa que uma em cada cinco observações em perfil de risco, na semana que antecede a estreia, corresponde a cerca de cinco atletas do elenco em qualquer dia dado. Para uma modalidade coletiva com sete jogadores em quadra, essa fração não é residual.</w:t>
+        <w:t>O que muda a leitura é o dia 7. A faixa de risco sobe de 26,2% para 43,5% das observações, um ganho de 17,3 pontos percentuais, e passa a abranger quase metade do elenco na véspera da competição. O aumento não se distribui pelos três perfis de risco: ele se concentra na barbatana de tubarão, que salta de 2,4% para 28,3% e se torna, empatada com o superfície, o perfil mais frequente do último dia. Os outros dois perfis de risco, iceberg invertido e Everest invertido, recuam.</w:t>
       </w:r>
     </w:p>
     <w:p>
@@ -15038,7 +15116,24 @@
           <w:color w:val="000000"/>
           <w:sz w:val="24"/>
         </w:rPr>
-        <w:t>A composição por faixas, no painel A da Figura 4, acrescenta uma qualificação importante a esse quadro. A faixa de risco permanece estável ao longo da semana, de 23,8% no primeiro dia para 21,7% no último, e o que se desloca é a faixa favorável, que cai de 21,4% para 6,5%, absorvida pela faixa neutra. A semana de pré-temporada não adoece a equipe: ela apaga o padrão de prontidão e deixa a maior parte do elenco em estado indiferenciado. A distinção não é semântica. Uma equipe com risco crescente exige encaminhamento clínico; uma equipe que perde prontidão exige ajuste de carga. As duas leituras levam a condutas diferentes, e só a composição por faixas as separa.</w:t>
+        <w:t>Essa concentração é o achado clinicamente mais relevante do estudo, porque a barbatana de tubarão tem definição própria: é o perfil com o vigor mais baixo de todos os seis, combinado a fadiga superior à de qualquer outro perfil exceto o Everest invertido. Ele não é um perfil de sofrimento psíquico, é um perfil de esgotamento energético, e corresponde exatamente ao que o eixo vigor e fadiga desta amostra faz esperar: vigor em queda de 7,61 para 4,49 e fadiga em alta de 3,96 para 7,46 entre o primeiro e o último dia. A migração dos perfis e o comportamento das subescalas contam, portanto, a mesma história, por dois caminhos independentes.</w:t>
+      </w:r>
+    </w:p>
+    <w:p>
+      <w:pPr>
+        <w:spacing w:line="240" w:lineRule="auto" w:after="80"/>
+        <w:ind w:firstLine="709"/>
+        <w:jc w:val="both"/>
+      </w:pPr>
+      <w:r>
+        <w:rPr>
+          <w:rFonts w:ascii="Times New Roman" w:hAnsi="Times New Roman"/>
+          <w:b w:val="0"/>
+          <w:i w:val="0"/>
+          <w:color w:val="000000"/>
+          <w:sz w:val="24"/>
+        </w:rPr>
+        <w:t>A composição por faixas, no painel A da Figura 4, resume o movimento. A faixa favorável cai de 40,5% para 17,4%, a neutra sobe de 33,3% para 39,2% e a de risco sobe de 26,2% para 43,5%. As três se movem na mesma direção: perda de prontidão com ganho de risco. Uma versão anterior desta análise, baseada em classificação por proximidade a centroide sobre escores padronizados dentro da amostra, indicava faixa de risco estável e levava à conclusão oposta. A auditoria das classificações do projeto mostrou que aquela regra concentra as observações no perfil superfície e apaga o deslocamento; a seção 3.7 registra a decisão.</w:t>
       </w:r>
     </w:p>
     <w:p>
@@ -15122,7 +15217,7 @@
           <w:color w:val="000000"/>
           <w:sz w:val="24"/>
         </w:rPr>
-        <w:t>Quatro subescalas concentram entre 49,6% e 80,5% das respostas no valor mínimo, mais de três vezes o limite convencional de 15% (Terwee e outros, 2007). A leitura imediata é a de falha psicométrica, e ela tem consequências reais: a matriz policórica não converge em duas subescalas, o alfa da tensão cai a 0,43 e o critério de Morgan passa a superestimar o padrão favorável em 50 pontos percentuais.</w:t>
+        <w:t>Quatro subescalas concentram entre 49,6% e 80,5% das respostas no valor mínimo, mais de três vezes o limite convencional de 15% (Terwee e outros, 2007). A leitura imediata é a de falha psicométrica, e ela tem consequências reais: a matriz policórica não converge em duas subescalas, o alfa da tensão cai a 0,43 e o critério de Morgan passa a superestimar o padrão favorável em 30,9 pontos percentuais.</w:t>
       </w:r>
     </w:p>
     <w:p>
@@ -15257,7 +15352,7 @@
           <w:color w:val="000000"/>
           <w:sz w:val="24"/>
         </w:rPr>
-        <w:t>O segundo é a prevalência do perfil superfície, de 56,8% contra 14,8% na amostra normativa. Aqui a divergência é, com alta probabilidade, artefato de método, e não achado de população. A padronização dentro da amostra transforma a média do grupo na linha de água e comprime as observações em direção ao centro, e a Figura 3 mostra que a compressão atinge sobretudo os perfis intermediários e preserva os extremos negativos. A comparação com a literatura fica, portanto, restrita à soma dos perfis de risco, que é robusta a esse deslocamento, e não vale para a distribuição interna dos perfis intermediários.</w:t>
+        <w:t>O segundo é a prevalência do Everest invertido, de 14,3% no dia de repouso contra 2,7% na amostra normativa, o maior excesso relativo de toda a distribuição (Figura 3). O Everest invertido é o perfil mais negativo dos seis e o que a literatura associa a quadros clinicamente diagnosticáveis, de modo que seis observações nesse perfil no dia de repouso merecem atenção antes de serem descartadas como ruído. Duas explicações concorrem e este estudo não as separa: a amostra pode conter atletas em sofrimento real, ou a conversão para escore T sobre uma amostra pequena pode alocar ao centroide extremo observações que uma norma populacional alocaria ao iceberg invertido. A verificação exige a classificação atleta a atleta, que os dados brutos permitem e que este estudo não conduziu.</w:t>
       </w:r>
     </w:p>
     <w:p>
@@ -15324,7 +15419,7 @@
           <w:color w:val="000000"/>
           <w:sz w:val="24"/>
         </w:rPr>
-        <w:t>Cinco limitações restringem a generalização. A amostra tem 27 atletas de uma única equipe, dos quais 19 completaram todas as coletas, e o período monitorado é um único microciclo, o que concentra a observação em um momento particular da temporada e impede separar o efeito desta semana do efeito da fase. A classificação por proximidade a centroide não reproduz a análise de agrupamento original: o procedimento indicado para amostras deste tamanho é a k-médias semeada com os centroides canônicos, adotada na amostra brasileira de referência (Rohlfs, Noce e Wilke, 2024), e a diferença entre os dois procedimentos ainda não foi quantificada nestes dados. A ausência de normas de escore T para a modalidade obriga à padronização interna, cujo efeito a Figura 3 quantifica. A amostra é masculina, o que impede extensão aos achados de sexo relatados na literatura. E o estudo não mediu desempenho, de modo que nenhuma afirmação sobre consequência competitiva dos perfis é sustentada por estes dados.</w:t>
+        <w:t>Cinco limitações restringem a generalização. A amostra tem 27 atletas de uma única equipe, dos quais 19 completaram todas as coletas, e o período monitorado é um único microciclo, o que concentra a observação em um momento particular da temporada e impede separar o efeito desta A classificação por regra de forma sobre escore T não reproduz a análise de agrupamento original: o procedimento indicado para amostras deste tamanho é a k-médias semeada com os centroides canônicos, adotada na amostra brasileira de referência (Rohlfs, Noce e Wilke, 2024), e a diferença entre os procedimentos ainda não foi quantificada nestes dados. A conversão para escore T foi feita sobre a própria amostra, na ausência de normas da modalidade, o que torna a linha de 50 uma referência interna e não populacional. A classificação existe apenas para o primeiro e o último dia, de modo que a curva diária dos perfis permanece por calcular. A amostra é masculina, o que impede extensão aos achados de sexo relatados na literatura. E o estudo não mediu desempenho, de modo que nenhuma afirmação sobre consequência competitiva dos perfis é sustentada por estes dados.</w:t>
       </w:r>
     </w:p>
     <w:p>
@@ -15349,7 +15444,7 @@
           <w:color w:val="000000"/>
           <w:sz w:val="24"/>
         </w:rPr>
-        <w:t>Em atletas de handebol masculino de elite, na última semana de pré-temporada, os seis perfis de humor descritos na literatura são identificáveis, e os três associados a risco à saúde mental somam 19,9% das observações, valor próximo ao da única amostra brasileira classificada pelo mesmo critério. A distribuição entre os perfis intermediários depende da régua: sem normas de escore da modalidade, a padronização interna concentra as observações no perfil superfície e não é comparável à norma.</w:t>
+        <w:t>Em atletas de handebol masculino de elite, na última semana de pré-temporada, os seis perfis de humor descritos na literatura são identificáveis. No dia de repouso, o perfil iceberg predomina, com 40,5% das observações, e os três perfis de risco somam 26,2%, valor quase idêntico ao da única amostra brasileira classificada pelo mesmo critério. Na véspera da competição o quadro se inverte: o iceberg cai para 17,4%, a barbatana de tubarão sobe de 2,4% para 28,3% e passa a dividir a primeira posição, e a faixa de risco alcança 43,5% das observações.</w:t>
       </w:r>
     </w:p>
     <w:p>

--- a/data/ARTIGO1_PERFIS_HUMOR_HANDEBOL.docx
+++ b/data/ARTIGO1_PERFIS_HUMOR_HANDEBOL.docx
@@ -126,7 +126,7 @@
           <w:color w:val="000000"/>
           <w:sz w:val="24"/>
         </w:rPr>
-        <w:t>O humor responde à carga de treino antes que o desempenho caia, tem custo de coleta próximo de zero e por isso ocupa lugar central no monitoramento psicológico de atletas há mais de quatro décadas. O modelo de saúde mental propôs que o bem-estar psicológico se associa ao êxito esportivo, e a psicopatologia ao fracasso (Morgan, 1985). A representação gráfica desse bem-estar recebeu o nome de perfil iceberg: o vigor emerge acima da linha de água formada pela média normativa, e tensão, depressão, raiva, fadiga e confusão permanecem submersas (Morgan, 1980). Uma versão mais pronunciada, com vigor acima do percentil 60 e as cinco negativas abaixo do percentil 40, recebeu o nome de perfil Everest, e o padrão oposto, com vigor baixo e negativas altas, o de iceberg invertido, associado a prejuízo de desempenho (Terry, 1995). Duas meta-análises confirmaram que a relação entre humor e desempenho existe, mas é modesta e depende do contexto (Beedie, Terry e Lane, 2000), e o modelo conceitual que se seguiu atribuiu ao humor deprimido o papel de moderador do efeito da raiva e da tensão sobre o desempenho (Lane e Terry, 2000).</w:t>
+        <w:t>O humor é um estado afetivo difuso que responde à carga de treino antes que o desempenho caia, tem custo de coleta próximo de zero e por isso ocupa lugar central no monitoramento psicológico de atletas há décadas. O modelo de saúde mental associou o bem-estar psicológico ao êxito esportivo e a psicopatologia ao fracasso (Morgan, 1985), e a representação gráfica desse bem-estar recebeu o nome de perfil iceberg: o vigor emerge acima da linha de água formada pela média normativa, e tensão, depressão, raiva, fadiga e confusão permanecem submersas (Morgan, 1980). Duas meta-análises confirmaram que a relação entre humor e desempenho é modesta e dependente do contexto (Beedie, Terry e Lane, 2000). A evidência recente reposicionou o construto: mais do que preditor de resultado esportivo, o humor opera hoje como indicador de triagem de risco à saúde mental e de tensão fisiológica acumulada (Terry e Parsons-Smith, 2021). Em 417 atletas brasileiros de alto rendimento, o perfil discriminou risco de lesão, com razão de chances de 2,90 para o padrão mais negativo (Rohlfs e outros, 2025), e em seleção nacional de basquetebol as subescalas explicaram 26,0% da variância de um índice objetivo de eficiência em quadra (Bird e outros, 2025).</w:t>
       </w:r>
     </w:p>
     <w:p>
@@ -143,7 +143,7 @@
           <w:color w:val="000000"/>
           <w:sz w:val="24"/>
         </w:rPr>
-        <w:t>A dicotomia entre o iceberg e o seu inverso, porém, tem um limite conhecido. O perfil iceberg é o padrão típico de atletas, bem-sucedidos ou não, e por isso discrimina desempenho menos do que se afirmou (Terry e Lane, 2000). Uma equipe apresenta, na mesma semana, estados que a oposição entre dois padrões não distingue. A resposta a esse limite veio da análise de agrupamento. Sobre três amostras independentes, com 2364, 2303 e 1865 respostas à Escala de Humor de Brunel, a análise hierárquica aglomerativa com distância euclidiana quadrática pelo método de Ward, refinada por k-médias e confirmada por análise discriminante, identificou seis agrupamentos distintos e teoricamente interpretáveis: iceberg, superfície, submerso, barbatana de tubarão, iceberg invertido e Everest invertido (Parsons-Smith, Terry e Machin, 2017). Os seis foram replicados em contexto esportivo e de exercício (Quartiroli e outros, 2018), em Singapura (Han e outros, 2020), em população lituana e grega (Terry e Parsons-Smith, 2021, 2022) e, com a versão brasileira do instrumento, em 898 atletas de elite e de base de um clube do Rio de Janeiro (Rohlfs, Noce e Wilke, 2024). A estabilidade da solução de seis agrupamentos em populações tão distintas é o principal argumento a favor da adoção dela como linguagem comum do monitoramento.</w:t>
+        <w:t>A oposição entre o iceberg e o seu inverso, porém, tem um limite conhecido: o iceberg é o padrão típico de atletas, bem-sucedidos ou não, e por isso discrimina desempenho menos do que se afirmou (Terry e Lane, 2000). Uma equipe apresenta, na mesma semana, estados que a oposição entre dois padrões não distingue. A resposta veio da análise de agrupamento: sobre três amostras independentes, com 2364, 2303 e 1865 respostas à Escala de Humor de Brunel, os escores brutos foram convertidos em escores T de média 50 e desvio-padrão 10 contra a norma da amostra, e submetidos a análise hierárquica aglomerativa com distância euclidiana quadrática pelo método de Ward. A inspeção do dendrograma e do salto nos coeficientes de fusão indicou a solução de seis grupos, refinada por k-médias e confirmada por análise discriminante. Emergiram seis agrupamentos interpretáveis, batizados pelo formato que assumem no gráfico de perfil: iceberg, superfície, submerso, barbatana de tubarão, iceberg invertido e Everest invertido (Parsons-Smith, Terry e Machin, 2017). Os estudos posteriores substituíram a etapa hierárquica pelo k-médias com sementes fixas nos centroides publicados, procedimento que testa a reprodutibilidade dos seis grupos em vez de gerar solução nova a cada amostra (Rohlfs e outros, 2024; Luojumäki e outros, 2026).</w:t>
       </w:r>
     </w:p>
     <w:p>
@@ -160,7 +160,7 @@
           <w:color w:val="000000"/>
           <w:sz w:val="24"/>
         </w:rPr>
-        <w:t>Cada perfil carrega correlatos próprios, físicos e psicológicos, e é isso que os torna úteis à comissão técnica. O iceberg associa-se a funcionamento cognitivo saudável e a desempenho físico alto. O perfil superfície descreve um estado indiferenciado, sem sinal em nenhuma direção. O perfil submerso compartilha com o iceberg as cinco subescalas negativas baixas, mas tem também o vigor abaixo da média, isto é, ausência de sofrimento com pouca energia disponível. A barbatana de tubarão reúne o vigor mais baixo de todos os perfis com fadiga superior à de qualquer outro, exceto o Everest invertido, e essa combinação de fadiga alta com vigor baixo é preocupação estabelecida em ambientes que exigem energia e alerta. O iceberg invertido é o indicador clássico da síndrome de overtraining (Budgett, 1998) e associa-se a risco de transtorno alimentar e a queda de desempenho físico. O Everest invertido, o mais negativo dos seis, acrescenta ao padrão anterior escores muito altos de depressão, raiva e confusão, compartilha sintomas de quadros clinicamente diagnosticáveis e associa-se a déficit cognitivo, com pensamento distorcido, concentração reduzida, tempo de reação mais lento e indecisão (Parsons-Smith, Terry e Machin, 2017). Os três últimos reúnem-se sob o rótulo de perfis de risco, e a prevalência deles é o indicador de triagem que interessa ao clube.</w:t>
+        <w:t>A replicação da solução de seis agrupamentos em populações distintas é o principal argumento a favor da adoção dela como linguagem comum do monitoramento. Eles reapareceram em contexto esportivo e de exercício (Quartiroli e outros, 2018), em Singapura (Han e outros, 2020), em população lituana e grega (Terry e Parsons-Smith, 2021, 2022), em 592 triatletas amadores (Parsons-Smith e outros, 2022) e em 652 finlandeses (Luojumäki e outros, 2026), e o instrumento recebeu validação psicométrica em lituano (Terry e outros, 2022), malaio (Lew e outros, 2023), árabe (Sahli e outros, 2023) e grego (Vlachopoulos, Lane e Terry, 2023). No Brasil, a versão teve a validade fatorial e a confiabilidade das seis subescalas confirmadas em 898 atletas de base e de elite (Rohlfs e outros, 2023), e a classificação dessa mesma amostra situou 26,5% deles em algum dos três padrões de risco (Rohlfs, Noce e Wilke, 2024), valor que é hoje a referência brasileira contra a qual qualquer amostra nacional passa a ser lida.</w:t>
       </w:r>
     </w:p>
     <w:p>
@@ -177,7 +177,7 @@
           <w:color w:val="000000"/>
           <w:sz w:val="24"/>
         </w:rPr>
-        <w:t>O handebol permanece fora desse mapa, e a lacuna é dupla. O levantamento que conduzimos sobre a produção internacional em psicologia do esporte no handebol entre 2006 e 2026 reúne 525 estudos, dos quais apenas 32 aferem humor ou afeto, um único com desenho longitudinal, e nenhum aplica os seis perfis. O precedente mais próximo acompanha medidas biológicas e psicológicas ao longo de uma temporada em handebolistas, com o instrumento anterior e sem classificação por perfil (Bresciani e outros, 2010), e o estudo psicológico mais citado da modalidade descreve ansiedade competitiva e humor em atletas de handebol de areia, em corte único (Reigal e outros, 2019). Falta também o pressuposto de qualquer classificação: existem normas de escore para amostras esportivas heterogêneas (Terry e Lane, 2000), mas nenhuma específica do handebol, e a versão brasileira do instrumento foi validada em futebolistas (Rohlfs, Rotta e Luft, 2008). A ausência de norma obriga cada estudo a padronizar dentro da própria amostra, o que impede a comparação entre estudos e trava o acúmulo de conhecimento na modalidade.</w:t>
+        <w:t>Cada perfil carrega correlatos próprios, físicos e psicológicos, e é isso que os torna úteis à comissão técnica. O iceberg reúne funcionamento cognitivo saudável, desempenho físico alto e a menor incidência de lesão entre os seis; o superfície descreve estado indiferenciado; e o submerso compartilha com o iceberg as cinco negativas baixas, mas com vigor abaixo da média, quadro compatível tanto com recuperação quanto com desengajamento. A barbatana de tubarão reúne o vigor mais baixo dos seis com fadiga superior à de qualquer outro, exceto o Everest invertido, e essa combinação é a assinatura psicológica descrita para o excesso de carga. O iceberg invertido é o indicador clássico da síndrome de overtraining (Budgett, 1998). O Everest invertido, o mais negativo, acrescenta escores muito altos de depressão, raiva e confusão e associa-se a déficit cognitivo (Parsons-Smith, Terry e Machin, 2017) e ao maior risco de lesão (Rohlfs e outros, 2025). Revisão sistemática de 461 atletas de elite confirmou que o excesso não funcional de treino e a síndrome de overtraining alteram humor, estresse, esgotamento e fadiga (Valdesalici e outros, 2026). Os três últimos reúnem-se sob o rótulo de perfis de risco, e a prevalência deles é o indicador de triagem que interessa ao clube (Tabela 7).</w:t>
       </w:r>
     </w:p>
     <w:p>
@@ -194,7 +194,24 @@
           <w:color w:val="000000"/>
           <w:sz w:val="24"/>
         </w:rPr>
-        <w:t>Some-se a isso o momento. A última semana de pré-temporada concentra a maior carga acumulada do ciclo preparatório e termina na véspera da estreia competitiva, quando o estado psicológico da equipe deixa de ser indicador de processo e passa a ser condição de partida. É justamente nesse intervalo que o monitoramento tem mais consequência prática e menos descrição publicada. Descrever quais perfis predominam nessa semana, quanto eles se deslocam e em que dias o deslocamento acontece é o que permite à comissão técnica agir antes da competição, e não depois dela.</w:t>
+        <w:t>O handebol permanece fora desse mapa, e a lacuna é dupla. O levantamento que conduzimos sobre a produção internacional em psicologia do esporte no handebol entre 2006 e 2026 reúne 525 estudos, dos quais apenas 32 aferem humor ou afeto, um único com desenho longitudinal, e nenhum aplica os seis perfis. O precedente mais próximo acompanha medidas biológicas e psicológicas ao longo de uma temporada, sem classificação por perfil (Bresciani e outros, 2010), e o estudo mais citado descreve ansiedade e humor em handebol de areia, em corte único (Reigal e outros, 2019). A produção recente caminhou para o monitoramento de carga (Skarbalius, 2026; Struzik, Nadobnik e Stępień-Słodkowska, 2026), e o maior estudo psicofisiológico da modalidade, com 584 handebolistas de elite, não encontrou associação entre estado endócrino e perturbação de humor, e pediu indicadores psicológicos mais sensíveis à tensão fisiológica (Ratz-Sulyok e outros, 2026). Falta ainda o pressuposto de qualquer classificação: existem normas para amostras esportivas heterogêneas (Terry e Lane, 2000), mas nenhuma específica do handebol, e a versão brasileira foi validada em futebolistas (Rohlfs, Rotta e Luft, 2008). Sem norma, cada estudo padroniza dentro da própria amostra, o que impede a comparação entre estudos e trava o acúmulo de conhecimento na modalidade.</w:t>
+      </w:r>
+    </w:p>
+    <w:p>
+      <w:pPr>
+        <w:spacing w:line="240" w:lineRule="auto" w:after="80"/>
+        <w:ind w:firstLine="709"/>
+        <w:jc w:val="both"/>
+      </w:pPr>
+      <w:r>
+        <w:rPr>
+          <w:rFonts w:ascii="Times New Roman" w:hAnsi="Times New Roman"/>
+          <w:b w:val="0"/>
+          <w:i w:val="0"/>
+          <w:color w:val="000000"/>
+          <w:sz w:val="24"/>
+        </w:rPr>
+        <w:t>Some-se a isso o momento. A última semana de pré-temporada concentra a maior carga acumulada do ciclo preparatório e termina na véspera da estreia competitiva, quando o estado psicológico da equipe deixa de ser indicador de processo e passa a ser condição de partida. É justamente nesse intervalo que o monitoramento tem mais consequência prática e menos descrição publicada: os estudos com os seis perfis são, na quase totalidade, transversais, e dizem quantos atletas estão em cada perfil, sem dizer quando um atleta migra. Descrever quais perfis predominam nessa semana, em que dias o deslocamento acontece e quanto dele excede a flutuação amostral é o que permite à comissão técnica agir antes da competição, e não depois dela. É essa a justificativa deste estudo.</w:t>
       </w:r>
     </w:p>
     <w:p>
@@ -219,7 +236,97 @@
           <w:color w:val="000000"/>
           <w:sz w:val="24"/>
         </w:rPr>
-        <w:t>Descrever o perfil de humor de atletas de handebol masculino de elite ao longo da última semana de pré-temporada. Especificamente, o estudo pretende: caracterizar o comportamento de cada subescala da Escala de Humor de Brunel nesta população, com atenção ao efeito piso, à consistência interna e à estabilidade da medida entre dias; descrever a distribuição dos seis perfis de humor e a proporção de observações em perfil de risco; quantificar a predominância diária dos perfis ao longo dos sete dias, com separação explícita entre sinal e ruído; e estabelecer percentis de referência do instrumento para a modalidade.</w:t>
+        <w:t>Descrever o perfil de humor de atletas de handebol masculino de elite ao longo da última semana de pré-temporada, e caracterizar os perfis encontrados quanto aos correlatos físicos e psicológicos descritos na literatura. Especificamente, o estudo pretende:</w:t>
+      </w:r>
+    </w:p>
+    <w:p>
+      <w:pPr>
+        <w:pStyle w:val="ListBullet"/>
+        <w:spacing w:line="240" w:lineRule="auto" w:after="40"/>
+        <w:ind w:left="567" w:hanging="227"/>
+        <w:jc w:val="both"/>
+      </w:pPr>
+      <w:r>
+        <w:rPr>
+          <w:rFonts w:ascii="Times New Roman" w:hAnsi="Times New Roman"/>
+          <w:b w:val="0"/>
+          <w:i w:val="0"/>
+          <w:color w:val="000000"/>
+          <w:sz w:val="24"/>
+        </w:rPr>
+        <w:t>caracterizar o comportamento de cada subescala da Escala de Humor de Brunel nesta população, com atenção à distribuição, ao efeito piso, à consistência interna e à estabilidade da medida entre dias;</w:t>
+      </w:r>
+    </w:p>
+    <w:p>
+      <w:pPr>
+        <w:pStyle w:val="ListBullet"/>
+        <w:spacing w:line="240" w:lineRule="auto" w:after="40"/>
+        <w:ind w:left="567" w:hanging="227"/>
+        <w:jc w:val="both"/>
+      </w:pPr>
+      <w:r>
+        <w:rPr>
+          <w:rFonts w:ascii="Times New Roman" w:hAnsi="Times New Roman"/>
+          <w:b w:val="0"/>
+          <w:i w:val="0"/>
+          <w:color w:val="000000"/>
+          <w:sz w:val="24"/>
+        </w:rPr>
+        <w:t>descrever a distribuição das observações nos seis perfis de humor no primeiro e no último dia da semana, e a proporção de observações em perfil de risco em cada um deles;</w:t>
+      </w:r>
+    </w:p>
+    <w:p>
+      <w:pPr>
+        <w:pStyle w:val="ListBullet"/>
+        <w:spacing w:line="240" w:lineRule="auto" w:after="40"/>
+        <w:ind w:left="567" w:hanging="227"/>
+        <w:jc w:val="both"/>
+      </w:pPr>
+      <w:r>
+        <w:rPr>
+          <w:rFonts w:ascii="Times New Roman" w:hAnsi="Times New Roman"/>
+          <w:b w:val="0"/>
+          <w:i w:val="0"/>
+          <w:color w:val="000000"/>
+          <w:sz w:val="24"/>
+        </w:rPr>
+        <w:t>descrever, para cada perfil observado nesta amostra, os correlatos físicos e psicológicos que a literatura lhe atribui, de modo a traduzir a prevalência em consequência prática para a comissão técnica;</w:t>
+      </w:r>
+    </w:p>
+    <w:p>
+      <w:pPr>
+        <w:pStyle w:val="ListBullet"/>
+        <w:spacing w:line="240" w:lineRule="auto" w:after="40"/>
+        <w:ind w:left="567" w:hanging="227"/>
+        <w:jc w:val="both"/>
+      </w:pPr>
+      <w:r>
+        <w:rPr>
+          <w:rFonts w:ascii="Times New Roman" w:hAnsi="Times New Roman"/>
+          <w:b w:val="0"/>
+          <w:i w:val="0"/>
+          <w:color w:val="000000"/>
+          <w:sz w:val="24"/>
+        </w:rPr>
+        <w:t>quantificar a predominância diária dos perfis ao longo dos sete dias, com separação explícita entre sinal e ruído, e localizar os dias em que a mudança acontece;</w:t>
+      </w:r>
+    </w:p>
+    <w:p>
+      <w:pPr>
+        <w:pStyle w:val="ListBullet"/>
+        <w:spacing w:line="240" w:lineRule="auto" w:after="40"/>
+        <w:ind w:left="567" w:hanging="227"/>
+        <w:jc w:val="both"/>
+      </w:pPr>
+      <w:r>
+        <w:rPr>
+          <w:rFonts w:ascii="Times New Roman" w:hAnsi="Times New Roman"/>
+          <w:b w:val="0"/>
+          <w:i w:val="0"/>
+          <w:color w:val="000000"/>
+          <w:sz w:val="24"/>
+        </w:rPr>
+        <w:t>estabelecer percentis de referência do instrumento para a modalidade, ausentes na literatura.</w:t>
       </w:r>
     </w:p>
     <w:p>
@@ -3587,6 +3694,23 @@
     </w:p>
     <w:p>
       <w:pPr>
+        <w:spacing w:line="240" w:lineRule="auto" w:after="80"/>
+        <w:ind w:firstLine="0"/>
+        <w:jc w:val="both"/>
+      </w:pPr>
+      <w:r>
+        <w:rPr>
+          <w:rFonts w:ascii="Times New Roman" w:hAnsi="Times New Roman"/>
+          <w:b w:val="0"/>
+          <w:i w:val="0"/>
+          <w:color w:val="000000"/>
+          <w:sz w:val="24"/>
+        </w:rPr>
+        <w:t>O plano de análise está descrito com o detalhe necessário à reprodução integral do estudo. Ele se organiza em sete blocos, na ordem em que as perguntas do objetivo foram respondidas: a descrição das subescalas e das propriedades da medida; o contraste entre o primeiro e o último dia; a comparação entre os sete dias; a comparação intradia; a separação entre o nível do grupo e o nível do atleta; a análise da predominância dos perfis ao longo da semana; e as decisões gerais de tratamento de dados. O nível de significância adotado foi de 5% em todos os testes, sempre depois da correção para múltiplas comparações descrita em 3.8.7.</w:t>
+      </w:r>
+    </w:p>
+    <w:p>
+      <w:pPr>
         <w:pStyle w:val="Heading3"/>
       </w:pPr>
       <w:r>
@@ -3607,7 +3731,75 @@
           <w:color w:val="000000"/>
           <w:sz w:val="24"/>
         </w:rPr>
-        <w:t>As subescalas foram descritas por média, desvio-padrão, mediana, intervalo interquartil, assimetria, curtose e percentual de respostas no valor mínimo. Considera-se presente o efeito piso quando mais de 15% das respostas caem no valor mínimo possível (Terwee e outros, 2007). A confiabilidade interna foi estimada pelo alfa de Cronbach, pelo alfa e pelo ômega ordinais sobre matriz policórica e pelo método das duas metades, com correlação item-total corrigida por subescala. A estabilidade entre dias foi estimada pelo coeficiente de correlação intraclasse de uma coleta isolada, ICC(1,1), e da média de sete dias, ICC(1,7), esta pela fórmula de Spearman e Brown. A estrutura de seis fatores foi testada por análise fatorial confirmatória com estimador robusto para dados ordinais e erro-padrão agrupado por atleta.</w:t>
+        <w:t>Cada uma das seis subescalas foi descrita por média, desvio-padrão, erro-padrão da média, mediana, primeiro e terceiro quartis, intervalo interquartil, valores mínimo e máximo observados, assimetria, curtose e percentual de respostas no valor mínimo possível da subescala. A assimetria e a curtose foram calculadas pelos coeficientes amostrais de terceiro e quarto momentos, com curtose em excesso, de modo que o valor zero corresponde à distribuição normal. Adotou-se o critério convencional de afastamento grave da normalidade em assimetria acima de 2 em valor absoluto e curtose acima de 7 em valor absoluto.</w:t>
+      </w:r>
+    </w:p>
+    <w:p>
+      <w:pPr>
+        <w:spacing w:line="240" w:lineRule="auto" w:after="80"/>
+        <w:ind w:firstLine="709"/>
+        <w:jc w:val="both"/>
+      </w:pPr>
+      <w:r>
+        <w:rPr>
+          <w:rFonts w:ascii="Times New Roman" w:hAnsi="Times New Roman"/>
+          <w:b w:val="0"/>
+          <w:i w:val="0"/>
+          <w:color w:val="000000"/>
+          <w:sz w:val="24"/>
+        </w:rPr>
+        <w:t>Considera-se presente o efeito piso quando mais de 15% das respostas caem no valor mínimo possível da escala, e efeito teto quando mais de 15% caem no valor máximo (Terwee e outros, 2007). Como as cinco subescalas negativas têm o valor mínimo em zero e a amplitude vai de 0 a 16, o efeito piso é o risco relevante nesta população, e ele foi quantificado subescala por subescala. O efeito piso não é apenas questão psicométrica: onde ele é alto, a subescala perde margem para registrar melhora, e a série diária passa a ser interpretável apenas na direção da piora. Por isso ele é reportado antes de qualquer comparação entre dias, e não como nota de rodapé.</w:t>
+      </w:r>
+    </w:p>
+    <w:p>
+      <w:pPr>
+        <w:spacing w:line="240" w:lineRule="auto" w:after="80"/>
+        <w:ind w:firstLine="709"/>
+        <w:jc w:val="both"/>
+      </w:pPr>
+      <w:r>
+        <w:rPr>
+          <w:rFonts w:ascii="Times New Roman" w:hAnsi="Times New Roman"/>
+          <w:b w:val="0"/>
+          <w:i w:val="0"/>
+          <w:color w:val="000000"/>
+          <w:sz w:val="24"/>
+        </w:rPr>
+        <w:t>A confiabilidade interna foi estimada por quatro caminhos convergentes, porque itens ordinais de quatro pontos com distribuição assimétrica violam os pressupostos do coeficiente mais usado. Calcularam-se o alfa de Cronbach sobre a matriz de covariâncias de Pearson; o alfa ordinal e o ômega de McDonald sobre a matriz de correlações policóricas, apropriada a itens ordinais; e o coeficiente das duas metades corrigido por Spearman e Brown. Reportou-se ainda a correlação item-total corrigida de cada um dos quatro itens de cada subescala, isto é, a correlação do item com a soma dos demais itens da própria subescala, com o item excluído do total. Divergência entre o alfa de Pearson e o alfa policórico é lida como indício de que a assimetria dos itens, e não a falta de coerência entre eles, responde pelo valor baixo.</w:t>
+      </w:r>
+    </w:p>
+    <w:p>
+      <w:pPr>
+        <w:spacing w:line="240" w:lineRule="auto" w:after="80"/>
+        <w:ind w:firstLine="709"/>
+        <w:jc w:val="both"/>
+      </w:pPr>
+      <w:r>
+        <w:rPr>
+          <w:rFonts w:ascii="Times New Roman" w:hAnsi="Times New Roman"/>
+          <w:b w:val="0"/>
+          <w:i w:val="0"/>
+          <w:color w:val="000000"/>
+          <w:sz w:val="24"/>
+        </w:rPr>
+        <w:t>A estabilidade da medida entre dias foi estimada pelo coeficiente de correlação intraclasse em modelo de efeitos aleatórios de uma via, ICC(1,1), que responde quanto de uma leitura isolada é atributo estável do atleta e quanto é estado do dia. A confiabilidade da média de sete dias, ICC(1,7), foi obtida pela fórmula de profecia de Spearman e Brown aplicada ao ICC(1,1). Reportou-se também o ICC(2,1), em modelo de efeitos mistos de duas vias com o dia como fator, para separar a variância entre dias da variância entre atletas. A partir do ICC(1,1) e do desvio-padrão da subescala calcularam-se o erro-padrão de medida, dado pelo desvio-padrão multiplicado pela raiz de um menos o ICC, e o menor valor detectável a 95%, dado pelo erro-padrão de medida multiplicado por 1,96 e pela raiz de dois. O menor valor detectável é o limiar usado em 3.8.5 para contar quantos atletas mudaram de fato.</w:t>
+      </w:r>
+    </w:p>
+    <w:p>
+      <w:pPr>
+        <w:spacing w:line="240" w:lineRule="auto" w:after="80"/>
+        <w:ind w:firstLine="709"/>
+        <w:jc w:val="both"/>
+      </w:pPr>
+      <w:r>
+        <w:rPr>
+          <w:rFonts w:ascii="Times New Roman" w:hAnsi="Times New Roman"/>
+          <w:b w:val="0"/>
+          <w:i w:val="0"/>
+          <w:color w:val="000000"/>
+          <w:sz w:val="24"/>
+        </w:rPr>
+        <w:t>A estrutura de seis fatores correlacionados foi testada por análise fatorial confirmatória sobre a matriz policórica, com estimador de mínimos quadrados ponderados com média e variância ajustadas, apropriado a variáveis ordinais, e erro-padrão agrupado por atleta para respeitar a dependência entre as observações repetidas do mesmo participante. O ajuste foi avaliado pelo índice de ajuste comparativo, pelo índice de Tucker e Lewis, pela raiz do erro quadrático médio de aproximação com intervalo de 90% e pela raiz padronizada do resíduo médio, com os pontos de corte convencionais de 0,95, 0,95, 0,06 e 0,08. As correlações entre as seis subescalas foram descritas por matriz de Spearman, escolhida pela assimetria das distribuições.</w:t>
       </w:r>
     </w:p>
     <w:p>
@@ -3632,7 +3824,41 @@
           <w:color w:val="000000"/>
           <w:sz w:val="24"/>
         </w:rPr>
-        <w:t>O contraste entre o dia 1 e o dia 7 é o de maior interesse prático, porque opõe o estado de repouso ao estado de véspera de competição. Para as proporções de cada perfil, o contraste é a diferença em pontos percentuais, acompanhada do erro-padrão binomial de cada proporção. Para os escores contínuos, o contraste usa o tamanho de efeito para medidas pareadas, restrito aos atletas com observação válida nos dois dias, o que evita a comparação entre composições amostrais diferentes.</w:t>
+        <w:t>O contraste entre o dia 1 e o dia 7 é o de maior interesse prático, porque opõe o estado de repouso, medido em coleta única no domingo, ao estado de véspera de competição, e responde à pergunta que a comissão técnica faz: a equipe chega à estreia em que condição, comparada à condição em que começou a semana.</w:t>
+      </w:r>
+    </w:p>
+    <w:p>
+      <w:pPr>
+        <w:spacing w:line="240" w:lineRule="auto" w:after="80"/>
+        <w:ind w:firstLine="709"/>
+        <w:jc w:val="both"/>
+      </w:pPr>
+      <w:r>
+        <w:rPr>
+          <w:rFonts w:ascii="Times New Roman" w:hAnsi="Times New Roman"/>
+          <w:b w:val="0"/>
+          <w:i w:val="0"/>
+          <w:color w:val="000000"/>
+          <w:sz w:val="24"/>
+        </w:rPr>
+        <w:t>Para as proporções de cada perfil, o contraste é a diferença simples em pontos percentuais entre os dois dias, acompanhada do erro-padrão binomial de cada proporção, dado pela raiz de p vezes um menos p sobre n, com o n de observações válidas daquele dia. A diferença só é interpretada quando excede o piso de ruído definido em 3.8.6. Não se aplicou teste de qui-quadrado à tabela de contingência dos seis perfis por dois dias porque quatro das doze caselas têm frequência esperada inferior a cinco, o que invalida a aproximação, e porque as observações não são independentes entre os dois dias: o mesmo atleta contribui para os dois. A leitura é, portanto, descritiva e declaradamente descritiva.</w:t>
+      </w:r>
+    </w:p>
+    <w:p>
+      <w:pPr>
+        <w:spacing w:line="240" w:lineRule="auto" w:after="80"/>
+        <w:ind w:firstLine="709"/>
+        <w:jc w:val="both"/>
+      </w:pPr>
+      <w:r>
+        <w:rPr>
+          <w:rFonts w:ascii="Times New Roman" w:hAnsi="Times New Roman"/>
+          <w:b w:val="0"/>
+          <w:i w:val="0"/>
+          <w:color w:val="000000"/>
+          <w:sz w:val="24"/>
+        </w:rPr>
+        <w:t>Para os escores contínuos das seis subescalas e para o escore de perturbação total do humor, o contraste usa o tamanho de efeito para medidas pareadas, isto é, a média das diferenças individuais dividida pelo desvio-padrão dessas diferenças, com intervalo de confiança de 95% obtido por reamostragem com dez mil repetições, procedimento escolhido por não exigir normalidade das diferenças. A análise é restrita aos atletas com observação válida nos dois dias, o que evita comparar composições amostrais diferentes e atribuir à passagem do tempo o que é efeito de quem respondeu em cada dia. O número de pares efetivamente disponíveis está declarado na nota de cada tabela.</w:t>
       </w:r>
     </w:p>
     <w:p>
@@ -3657,7 +3883,41 @@
           <w:color w:val="000000"/>
           <w:sz w:val="24"/>
         </w:rPr>
-        <w:t>O efeito do dia foi testado por modelo misto com intercepto aleatório por atleta, o que corrige a pseudorreplicação decorrente das múltiplas observações de cada participante, com eta² parcial como tamanho de efeito e correção de Benjamini e Hochberg para múltiplas comparações. As médias diárias reportadas vêm de estimativa em dois passos, que agrega primeiro por atleta e só depois por dia, de modo que atletas com mais observações não pesam mais na média do dia.</w:t>
+        <w:t>O efeito do dia sobre cada subescala foi testado por modelo linear misto com intercepto aleatório por atleta e o dia como fator fixo de sete níveis. O intercepto aleatório corrige a pseudorreplicação decorrente das múltiplas observações de cada participante, que na análise ingênua inflaria os graus de liberdade e, com eles, a taxa de erro do tipo I. Os graus de liberdade do denominador foram aproximados pelo método de Satterthwaite. O tamanho de efeito reportado é o eta² parcial, com a leitura convencional de 0,01 para efeito pequeno, 0,06 para médio e 0,14 para grande.</w:t>
+      </w:r>
+    </w:p>
+    <w:p>
+      <w:pPr>
+        <w:spacing w:line="240" w:lineRule="auto" w:after="80"/>
+        <w:ind w:firstLine="709"/>
+        <w:jc w:val="both"/>
+      </w:pPr>
+      <w:r>
+        <w:rPr>
+          <w:rFonts w:ascii="Times New Roman" w:hAnsi="Times New Roman"/>
+          <w:b w:val="0"/>
+          <w:i w:val="0"/>
+          <w:color w:val="000000"/>
+          <w:sz w:val="24"/>
+        </w:rPr>
+        <w:t>Do mesmo modelo extraiu-se o coeficiente de correlação intraclasse, razão entre a variância do intercepto aleatório e a variância total, que quantifica quanto do escore é atributo do atleta e quanto é resposta ao dia. Um ICC alto com eta² pequeno significa que os atletas diferem muito entre si e pouco ao longo da semana, e a combinação inversa significa o contrário. Os dois indicadores são reportados lado a lado por isso.</w:t>
+      </w:r>
+    </w:p>
+    <w:p>
+      <w:pPr>
+        <w:spacing w:line="240" w:lineRule="auto" w:after="80"/>
+        <w:ind w:firstLine="709"/>
+        <w:jc w:val="both"/>
+      </w:pPr>
+      <w:r>
+        <w:rPr>
+          <w:rFonts w:ascii="Times New Roman" w:hAnsi="Times New Roman"/>
+          <w:b w:val="0"/>
+          <w:i w:val="0"/>
+          <w:color w:val="000000"/>
+          <w:sz w:val="24"/>
+        </w:rPr>
+        <w:t>As médias diárias reportadas vêm de estimativa em dois passos: as observações de cada atleta em cada dia são primeiro agregadas na média daquele atleta naquele dia, e só depois essas médias individuais são agregadas na média do dia. O procedimento garante que atletas com mais observações não pesem mais na média do dia, o que acontece na média bruta quando a adesão varia entre participantes. As duas séries, bruta e em dois passos, foram calculadas, e a divergência entre elas está registrada; a série em dois passos é a adotada em todo o artigo.</w:t>
       </w:r>
     </w:p>
     <w:p>
@@ -3682,7 +3942,24 @@
           <w:color w:val="000000"/>
           <w:sz w:val="24"/>
         </w:rPr>
-        <w:t>A variação dentro da sessão foi estimada pelo contraste entre a primeira e a última coleta de cada dia de treino. Para evitar que um atleta com seis pares contribua seis vezes e outro com um par contribua uma vez, as diferenças foram primeiro agregadas por atleta e só depois submetidas ao teste, com tamanho de efeito para medidas pareadas e intervalo de confiança de 95%. A significância considera a correção de Benjamini e Hochberg.</w:t>
+        <w:t>A variação dentro da sessão foi estimada pelo contraste entre a primeira coleta do dia, aplicada antes do início do trabalho, e a última, aplicada ao término da sessão da noite. Cada par pré e pós-sessão gera uma diferença individual. Para evitar que um atleta com seis pares contribua seis vezes e outro com um par contribua uma vez, as diferenças foram primeiro agregadas na média por atleta, e só depois submetidas ao teste, de modo que a unidade de análise do teste é o atleta e o n do teste é o número de atletas com ao menos um par válido.</w:t>
+      </w:r>
+    </w:p>
+    <w:p>
+      <w:pPr>
+        <w:spacing w:line="240" w:lineRule="auto" w:after="80"/>
+        <w:ind w:firstLine="709"/>
+        <w:jc w:val="both"/>
+      </w:pPr>
+      <w:r>
+        <w:rPr>
+          <w:rFonts w:ascii="Times New Roman" w:hAnsi="Times New Roman"/>
+          <w:b w:val="0"/>
+          <w:i w:val="0"/>
+          <w:color w:val="000000"/>
+          <w:sz w:val="24"/>
+        </w:rPr>
+        <w:t>O tamanho de efeito é o de medidas pareadas, com intervalo de confiança de 95% por reamostragem, e a significância considera a correção de Benjamini e Hochberg sobre o conjunto das nove variáveis testadas. Reportam-se, além do valor pontual, o número de pares que sustentam cada estimativa e a direção esperada da variação: em vigor e na medida de recuperação percebida, o aumento é favorável; nas cinco subescalas negativas e no escore de perturbação total, o aumento é desfavorável. Essa direção governa a interpretação e a codificação de cores das figuras, e está declarada porque a leitura de sinal puramente aritmética inverteria o significado do vigor.</w:t>
       </w:r>
     </w:p>
     <w:p>
@@ -3707,7 +3984,24 @@
           <w:color w:val="000000"/>
           <w:sz w:val="24"/>
         </w:rPr>
-        <w:t>Toda análise foi conduzida em dois níveis. No nível do grupo, o interesse é a média e a proporção, e a inferência responde se a equipe mudou. No nível do atleta, o interesse é quantos atletas mudaram, e a resposta exige um limiar de mudança confiável: a variação individual só é contada quando excede o menor valor detectável a 95%, calculado a partir do erro-padrão de medida e do coeficiente de correlação intraclasse da subescala. Os dois níveis podem divergir, e a divergência é informativa: uma média estável pode esconder metade do elenco em piora e a outra metade em melhora.</w:t>
+        <w:t>Toda análise foi conduzida em dois níveis, e a distinção é decisiva para o uso prático. No nível do grupo, o interesse é a média e a proporção, e a inferência responde se a equipe mudou. No nível do atleta, o interesse é quantos atletas mudaram, e a resposta exige um limiar de mudança confiável: a variação individual entre o primeiro e o último dia só é contada como mudança quando excede o menor valor detectável a 95% daquela subescala, calculado em 3.8.1. Cada atleta recebe, para cada subescala, uma de três classificações: mudança favorável, mudança desfavorável ou variação dentro do erro de medida. A classificação respeita a direção da subescala, de modo que uma queda de vigor conta como mudança desfavorável e uma queda de fadiga conta como favorável.</w:t>
+      </w:r>
+    </w:p>
+    <w:p>
+      <w:pPr>
+        <w:spacing w:line="240" w:lineRule="auto" w:after="80"/>
+        <w:ind w:firstLine="709"/>
+        <w:jc w:val="both"/>
+      </w:pPr>
+      <w:r>
+        <w:rPr>
+          <w:rFonts w:ascii="Times New Roman" w:hAnsi="Times New Roman"/>
+          <w:b w:val="0"/>
+          <w:i w:val="0"/>
+          <w:color w:val="000000"/>
+          <w:sz w:val="24"/>
+        </w:rPr>
+        <w:t>Os dois níveis podem divergir, e a divergência é informativa e não contraditória: uma média estável pode esconder metade do elenco em piora e a outra metade em melhora, situação em que a conduta correta é individual e a leitura de grupo não a indicaria. Por isso as duas leituras são reportadas juntas, e nenhuma conclusão prática se apoia apenas na média.</w:t>
       </w:r>
     </w:p>
     <w:p>
@@ -3732,7 +4026,7 @@
           <w:color w:val="000000"/>
           <w:sz w:val="24"/>
         </w:rPr>
-        <w:t>A proporção diária de atletas em cada perfil constitui uma série temporal de sete pontos, e foi tratada como tal. O primeiro passo é a definição do piso de ruído. Cada proporção diária tem erro-padrão binomial dado pela raiz de p vezes um menos p sobre n, com o n de atletas daquele dia; a média desses erros-padrão ao longo da semana define o piso, de 10,0 pontos percentuais nesta amostra. Variação de magnitude inferior ao piso não é distinguível de flutuação amostral e não é interpretada.</w:t>
+        <w:t>A proporção diária de atletas em cada perfil constitui uma série temporal de sete pontos, e foi tratada como tal, em quatro passos encadeados: piso de ruído, filtragem, derivada e limiar. A sequência existe porque a inspeção visual de uma curva de sete pontos com n pequeno confunde sistematicamente flutuação amostral com tendência, e o objetivo é dizer não apenas que os perfis mudaram, mas em que dias a mudança aconteceu e quanto dela excede o acaso.</w:t>
       </w:r>
     </w:p>
     <w:p>
@@ -3749,7 +4043,7 @@
           <w:color w:val="000000"/>
           <w:sz w:val="24"/>
         </w:rPr>
-        <w:t>O segundo passo é a filtragem. Com apenas sete pontos, qualquer filtro pesado apaga o próprio sinal. Aplicou-se, por isso, o filtro binomial de três pontos com pesos 1, 2 e 1, que é o de menor ordem capaz de atenuar a oscilação ponto a ponto sem deslocar máximos e mínimos, com as extremidades preservadas sem suavização por falta de vizinho.</w:t>
+        <w:t>O primeiro passo é a definição do piso de ruído. Cada proporção diária tem erro-padrão binomial dado pela raiz de p vezes um menos p sobre n, com o n de atletas que responderam naquele dia, que varia ao longo da semana. A média desses sete erros-padrão define o piso, de 10,0 pontos percentuais nesta amostra. Variação de magnitude inferior ao piso não é distinguível de flutuação amostral e não é interpretada, nem no texto nem nas figuras, onde ela aparece sombreada como faixa de ruído.</w:t>
       </w:r>
     </w:p>
     <w:p>
@@ -3766,7 +4060,7 @@
           <w:color w:val="000000"/>
           <w:sz w:val="24"/>
         </w:rPr>
-        <w:t>O terceiro passo é a derivada. A diferença entre dias consecutivos da série suavizada estima a taxa de variação diária, em pontos percentuais por dia, e localiza os dias de inflexão. Uma derivada é interpretada apenas quando o valor absoluto dela supera o piso de ruído. Esse procedimento distingue duas hipóteses que a inspeção visual da curva bruta confunde: a erosão gradual, em que todas as derivadas são pequenas e do mesmo sinal, e o deslocamento por choques, em que poucas derivadas grandes concentram toda a mudança.</w:t>
+        <w:t>O segundo passo é a filtragem. Com apenas sete pontos, qualquer filtro pesado apaga o próprio sinal que se pretende medir, e uma média móvel de cinco pontos consumiria mais da metade da série. Aplicou-se, por isso, o filtro binomial de três pontos com pesos 1, 2 e 1, normalizados por quatro, que é o de menor ordem capaz de atenuar a oscilação ponto a ponto sem deslocar a posição de máximos e mínimos, propriedade que uma média móvel simples não tem. As extremidades da série, o dia 1 e o dia 7, foram preservadas sem suavização por falta de vizinho, e não por extrapolação, opção que evita criar valor onde não há dado.</w:t>
       </w:r>
     </w:p>
     <w:p>
@@ -3783,7 +4077,83 @@
           <w:color w:val="000000"/>
           <w:sz w:val="24"/>
         </w:rPr>
-        <w:t>O quarto passo é o limiar. Dois limiares foram definidos a priori: o de maioria, em 50%, que marca o dia em que o perfil deixa de caracterizar a maior parte do elenco; e o de inversão, no ponto em que as curvas de perfil iceberg e de humor perturbado se cruzam. O ponto de cruzamento foi obtido por interpolação linear entre os dois dias adjacentes das séries suavizadas. As análises foram conduzidas em R, com os pacotes psych, lavaan, semTools, lme4 e lmerTest. Não houve imputação: cada estimativa usa as observações disponíveis, e o denominador está declarado na nota da tabela correspondente.</w:t>
+        <w:t>O terceiro passo é a derivada. A diferença entre dias consecutivos da série suavizada estima a taxa de variação diária, em pontos percentuais por dia, e produz seis derivadas para os sete dias. Cada derivada é comparada ao piso de ruído, e apenas as que o superam em valor absoluto são interpretadas. Esse procedimento distingue duas hipóteses que a inspeção visual da curva bruta confunde: a erosão gradual, em que todas as derivadas são pequenas e do mesmo sinal, e o deslocamento por choques, em que poucas derivadas grandes concentram toda a mudança e as demais formam platô. As duas hipóteses têm conduta oposta: a erosão pede redução distribuída da carga da semana, e o deslocamento por choques pede intervenção nos dias específicos que produzem a queda.</w:t>
+      </w:r>
+    </w:p>
+    <w:p>
+      <w:pPr>
+        <w:spacing w:line="240" w:lineRule="auto" w:after="80"/>
+        <w:ind w:firstLine="709"/>
+        <w:jc w:val="both"/>
+      </w:pPr>
+      <w:r>
+        <w:rPr>
+          <w:rFonts w:ascii="Times New Roman" w:hAnsi="Times New Roman"/>
+          <w:b w:val="0"/>
+          <w:i w:val="0"/>
+          <w:color w:val="000000"/>
+          <w:sz w:val="24"/>
+        </w:rPr>
+        <w:t>O quarto passo é o limiar. Dois limiares foram definidos a priori, antes da inspeção das séries. O primeiro é o de maioria, em 50%, que marca o dia em que um perfil deixa de caracterizar a maior parte do elenco. O segundo é o de inversão, no ponto em que as curvas do perfil iceberg e de humor perturbado se cruzam, isto é, o momento em que o padrão desfavorável passa a ser mais frequente que o favorável. O ponto de cruzamento foi obtido por interpolação linear entre os dois dias adjacentes das séries suavizadas, e é reportado em fração de dia, o que permite dizer se a inversão acontece no início ou no fim do intervalo entre duas coletas.</w:t>
+      </w:r>
+    </w:p>
+    <w:p>
+      <w:pPr>
+        <w:pStyle w:val="Heading3"/>
+      </w:pPr>
+      <w:r>
+        <w:t>3.8.7 Decisões gerais de tratamento de dados</w:t>
+      </w:r>
+    </w:p>
+    <w:p>
+      <w:pPr>
+        <w:spacing w:line="240" w:lineRule="auto" w:after="80"/>
+        <w:ind w:firstLine="709"/>
+        <w:jc w:val="both"/>
+      </w:pPr>
+      <w:r>
+        <w:rPr>
+          <w:rFonts w:ascii="Times New Roman" w:hAnsi="Times New Roman"/>
+          <w:b w:val="0"/>
+          <w:i w:val="0"/>
+          <w:color w:val="000000"/>
+          <w:sz w:val="24"/>
+        </w:rPr>
+        <w:t>Não houve imputação de dado faltante. Cada estimativa usa as observações efetivamente disponíveis, e o denominador de cada uma está declarado na nota da tabela correspondente, de modo que o leitor possa verificar sobre quantas observações e quantos atletas cada número foi calculado. Os denominadores variam entre análises porque os critérios de inclusão variam: as análises de subescala usam toda observação válida, as pareadas usam apenas atletas com registro nos dois momentos e as de perfil usam apenas questionários com as seis subescalas completas.</w:t>
+      </w:r>
+    </w:p>
+    <w:p>
+      <w:pPr>
+        <w:spacing w:line="240" w:lineRule="auto" w:after="80"/>
+        <w:ind w:firstLine="709"/>
+        <w:jc w:val="both"/>
+      </w:pPr>
+      <w:r>
+        <w:rPr>
+          <w:rFonts w:ascii="Times New Roman" w:hAnsi="Times New Roman"/>
+          <w:b w:val="0"/>
+          <w:i w:val="0"/>
+          <w:color w:val="000000"/>
+          <w:sz w:val="24"/>
+        </w:rPr>
+        <w:t>A correção para múltiplas comparações seguiu o procedimento de Benjamini e Hochberg, que controla a taxa de falsas descobertas e é menos conservador que a correção de Bonferroni, escolha adequada a um estudo descritivo cujo propósito é gerar hipótese e não confirmá-la. A correção foi aplicada dentro de cada família de testes, e não sobre o conjunto do artigo: a família das nove variáveis na comparação intradia, a família das nove no efeito do dia, e assim por diante. Os valores reportados são os já corrigidos, e o texto declara em cada caso quais efeitos sobrevivem à correção e quais não sobrevivem.</w:t>
+      </w:r>
+    </w:p>
+    <w:p>
+      <w:pPr>
+        <w:spacing w:line="240" w:lineRule="auto" w:after="80"/>
+        <w:ind w:firstLine="709"/>
+        <w:jc w:val="both"/>
+      </w:pPr>
+      <w:r>
+        <w:rPr>
+          <w:rFonts w:ascii="Times New Roman" w:hAnsi="Times New Roman"/>
+          <w:b w:val="0"/>
+          <w:i w:val="0"/>
+          <w:color w:val="000000"/>
+          <w:sz w:val="24"/>
+        </w:rPr>
+        <w:t>Nenhum valor foi extrapolado ou estimado por modelo onde havia dado observado, e nenhum resultado é apresentado sem a origem declarada. As análises foram conduzidas em R, versão 4.4, com os pacotes psych para as estimativas de confiabilidade e as correlações policóricas, lavaan e semTools para a análise fatorial confirmatória, lme4 e lmerTest para os modelos mistos, e boot para os intervalos por reamostragem. As figuras foram produzidas em Python, com matplotlib, a 300 pontos por polegada. Os escores decimais seguem a notação brasileira, com vírgula decimal.</w:t>
       </w:r>
     </w:p>
     <w:p>
@@ -3816,7 +4186,24 @@
           <w:color w:val="000000"/>
           <w:sz w:val="24"/>
         </w:rPr>
-        <w:t>As seis subescalas se dividem em dois blocos claros (Tabela 2). Vigor e fadiga ocupam a faixa central da escala, com médias de 5,70 e 5,65 pontos, assimetria próxima de zero e piso abaixo de 9%. Tensão, depressão, raiva e confusão ficam junto ao mínimo, com médias entre 0,45 e 1,60 ponto, assimetria de até 3,73 e curtose de até 16,96.</w:t>
+        <w:t>As seis subescalas se dividem em dois blocos claros (Tabela 2). O primeiro é o bloco energético. Vigor e fadiga ocupam a faixa central da escala, com médias de 5,70 e 5,65 pontos sobre um máximo de 16, desvios-padrão de 3,12 e 3,89, medianas de 6 e 5 pontos e intervalos interquartis de 4 e 5 pontos. A assimetria é de 0,03 no vigor e 0,59 na fadiga, e a curtose é negativa nas duas, de −0,24 e −0,40, o que descreve distribuições praticamente simétricas e ligeiramente mais achatadas que a normal. O piso fica em 8,6% no vigor e 7,7% na fadiga, abaixo do limite de 15%. São, portanto, as duas únicas subescalas que se comportam como variáveis contínuas bem distribuídas nesta amostra, e as únicas com margem de medida nas duas direções.</w:t>
+      </w:r>
+    </w:p>
+    <w:p>
+      <w:pPr>
+        <w:spacing w:line="240" w:lineRule="auto" w:after="80"/>
+        <w:ind w:firstLine="709"/>
+        <w:jc w:val="both"/>
+      </w:pPr>
+      <w:r>
+        <w:rPr>
+          <w:rFonts w:ascii="Times New Roman" w:hAnsi="Times New Roman"/>
+          <w:b w:val="0"/>
+          <w:i w:val="0"/>
+          <w:color w:val="000000"/>
+          <w:sz w:val="24"/>
+        </w:rPr>
+        <w:t>O segundo bloco reúne as quatro subescalas de afeto negativo, e o comportamento delas é oposto. Tensão, depressão, raiva e confusão ficam junto ao mínimo, com médias de 1,39, 1,00, 1,60 e 0,45 ponto e medianas de 1, 0, 0 e 0. O intervalo interquartil é de 2 pontos em tensão e raiva, de 1 ponto em depressão e de zero em confusão, isto é, metade central das respostas de confusão está inteiramente no valor mínimo. A assimetria vai de 1,43 em tensão a 3,73 em confusão, e a curtose de 1,50 a 16,96, valores que ultrapassam com folga os limites convencionais de 2 e 7 em depressão, raiva e confusão. O escore de perturbação total do humor herda esse comportamento: média de 4,39, desvio-padrão de 9,64, mediana de 2, assimetria de 1,48 e curtose de 3,31, com 21,9% das observações no valor mínimo possível.</w:t>
       </w:r>
     </w:p>
     <w:p>
@@ -7350,7 +7737,24 @@
           <w:color w:val="000000"/>
           <w:sz w:val="24"/>
         </w:rPr>
-        <w:t>A consistência interna é alta em depressão e raiva, com ômega ordinal de 0,94 e 0,93, adequada em fadiga e vigor e insuficiente em tensão, com alfa de 0,43 (Tabela 4). Em confusão e tensão a matriz policórica não convergiu, o que é consequência direta do efeito piso: sem variação nas respostas não há covariância para estimar.</w:t>
+        <w:t>A consistência interna varia de modo ordenado entre as subescalas (Tabela 4). Depressão e raiva encabeçam a lista, com alfa de 0,85 e 0,87, alfa e ômega ordinais de 0,94 e 0,93, duas metades de 0,89 nas duas e correlação item-total mínima de 0,66, também nas duas. Fadiga vem em seguida, com alfa de 0,80, ômega ordinal de 0,85 e duas metades de 0,81, e vigor logo depois, com alfa de 0,68 e ômega ordinal de 0,80. Confusão fica em 0,66 de alfa e tensão em 0,43, valor insuficiente por qualquer critério. A queda acompanha exatamente a ordem do efeito piso, e as correlações item-total mínimas confirmam o diagnóstico: 0,23 em fadiga, 0,20 em confusão e 0,11 em vigor e em tensão, isto é, ao menos um item de cada uma dessas quatro subescalas quase não covaria com os demais itens da própria subescala nesta amostra.</w:t>
+      </w:r>
+    </w:p>
+    <w:p>
+      <w:pPr>
+        <w:spacing w:line="240" w:lineRule="auto" w:after="80"/>
+        <w:ind w:firstLine="709"/>
+        <w:jc w:val="both"/>
+      </w:pPr>
+      <w:r>
+        <w:rPr>
+          <w:rFonts w:ascii="Times New Roman" w:hAnsi="Times New Roman"/>
+          <w:b w:val="0"/>
+          <w:i w:val="0"/>
+          <w:color w:val="000000"/>
+          <w:sz w:val="24"/>
+        </w:rPr>
+        <w:t>Em confusão e tensão a matriz policórica não convergiu, e o coeficiente ordinal não é estimável. Isso não é falha de processamento: é consequência direta do efeito piso, porque sem variação nas respostas não há covariância para estimar. A comparação com os coeficientes originais do instrumento situa o achado. Tensão foi publicada com alfa de 0,74 e aqui está em 0,43; confusão foi publicada com 0,83 e aqui está em 0,66; depressão e raiva, publicadas com 0,85 e 0,82, estão aqui acima do valor original. A perda, portanto, é seletiva, e recai sobre as subescalas que esta população praticamente não pontua.</w:t>
       </w:r>
     </w:p>
     <w:p>
@@ -9149,7 +9553,7 @@
           <w:color w:val="000000"/>
           <w:sz w:val="24"/>
         </w:rPr>
-        <w:t>O painel B da Figura 2 traz o achado de maior consequência prática. Nenhuma subescala atinge 0,60 de estabilidade em uma coleta isolada, e todas passam de 0,76 na média de sete dias. Uma leitura isolada do instrumento não descreve o atleta de forma confiável nesta população; a média semanal descreve.</w:t>
+        <w:t>O painel B da Figura 2 traz o achado de maior consequência prática. O coeficiente de correlação intraclasse de uma coleta isolada fica em 0,59 na tensão, 0,56 na depressão, 0,55 no vigor, 0,53 na fadiga, 0,35 na confusão e 0,31 na raiva. Nenhuma subescala atinge o patamar de 0,60 usualmente exigido para uso individual, e a faixa observada, de 0,31 a 0,59, é compatível com a estabilidade de uma semana publicada para o instrumento, de 0,26 a 0,53 (Terry e outros, 1999, 2003), o que indica propriedade da medida e não defeito desta aplicação. Na média de sete dias, pela fórmula de Spearman e Brown, os mesmos coeficientes sobem para 0,91, 0,90, 0,90, 0,89, 0,79 e 0,76. O ganho é de 0,32 ponto na tensão e de 0,45 ponto na raiva, e todas as seis passam a superar 0,76. A leitura é direta: uma coleta isolada do instrumento não descreve o atleta de forma confiável nesta população, e a média semanal descreve.</w:t>
       </w:r>
     </w:p>
     <w:p>
@@ -11606,6 +12010,915 @@
           <w:sz w:val="16"/>
         </w:rPr>
         <w:t>Nota: definições, correlatos e prevalências normativas conforme a amostra A de Parsons-Smith, Terry e Machin (2017). A prevalência desta amostra vem da classificação sobre escores T, com 42 observações no dia 1 e 46 no dia 7. Os três últimos perfis são os associados a risco à saúde mental.</w:t>
+      </w:r>
+    </w:p>
+    <w:p>
+      <w:pPr>
+        <w:spacing w:line="240" w:lineRule="auto" w:after="80"/>
+        <w:ind w:firstLine="709"/>
+        <w:jc w:val="both"/>
+      </w:pPr>
+      <w:r>
+        <w:rPr>
+          <w:rFonts w:ascii="Times New Roman" w:hAnsi="Times New Roman"/>
+          <w:b w:val="0"/>
+          <w:i w:val="0"/>
+          <w:color w:val="000000"/>
+          <w:sz w:val="24"/>
+        </w:rPr>
+        <w:t>A Tabela 7 traduz cada perfil nos correlatos físicos e psicológicos que a literatura lhe atribui, e acrescenta a leitura prática que decorre deles. A separação entre as duas colunas de correlato importa para a conduta: a barbatana de tubarão é resposta à carga, e responde a manejo de treino e de recuperação, ao passo que o iceberg invertido e o Everest invertido carregam sinal psicológico que não se resolve com ajuste de sessão. Os dois grupos somam-se na faixa de risco, mas não pedem a mesma conduta, e essa distinção é a principal utilidade prática de classificar em seis perfis em vez de dois.</w:t>
+      </w:r>
+    </w:p>
+    <w:p>
+      <w:pPr>
+        <w:spacing w:line="240" w:lineRule="auto" w:after="60"/>
+        <w:ind w:firstLine="0"/>
+        <w:jc w:val="left"/>
+      </w:pPr>
+      <w:r>
+        <w:rPr>
+          <w:rFonts w:ascii="Times New Roman" w:hAnsi="Times New Roman"/>
+          <w:b w:val="0"/>
+          <w:i w:val="0"/>
+          <w:color w:val="000000"/>
+          <w:sz w:val="20"/>
+        </w:rPr>
+        <w:t>Tabela 7 - Correlatos físicos e psicológicos descritos na literatura para cada perfil, e leitura prática do que a prevalência dele significa para a comissão técnica</w:t>
+      </w:r>
+    </w:p>
+    <w:tbl>
+      <w:tblPr>
+        <w:tblStyle w:val="TableGrid"/>
+        <w:tblW w:type="auto" w:w="0"/>
+        <w:jc w:val="center"/>
+        <w:tblLayout w:type="autofit"/>
+        <w:tblLook w:firstColumn="1" w:firstRow="1" w:lastColumn="0" w:lastRow="0" w:noHBand="0" w:noVBand="1" w:val="04A0"/>
+      </w:tblPr>
+      <w:tblGrid>
+        <w:gridCol w:w="2268"/>
+        <w:gridCol w:w="2268"/>
+        <w:gridCol w:w="2268"/>
+        <w:gridCol w:w="2268"/>
+      </w:tblGrid>
+      <w:tr>
+        <w:tc>
+          <w:tcPr>
+            <w:tcW w:type="dxa" w:w="2268"/>
+            <w:tcBorders>
+              <w:top w:val="single" w:sz="6" w:space="0" w:color="000000"/>
+              <w:left w:val="none" w:sz="0" w:space="0" w:color="auto"/>
+              <w:bottom w:val="single" w:sz="6" w:space="0" w:color="000000"/>
+              <w:right w:val="none" w:sz="0" w:space="0" w:color="auto"/>
+              <w:insideH w:val="none" w:sz="0" w:space="0" w:color="auto"/>
+              <w:insideV w:val="none" w:sz="0" w:space="0" w:color="auto"/>
+            </w:tcBorders>
+          </w:tcPr>
+          <w:p>
+            <w:pPr>
+              <w:spacing w:after="20" w:line="240" w:lineRule="auto"/>
+              <w:jc w:val="center"/>
+            </w:pPr>
+            <w:r/>
+            <w:r>
+              <w:rPr>
+                <w:rFonts w:ascii="Times New Roman" w:hAnsi="Times New Roman"/>
+                <w:b/>
+                <w:color w:val="000000"/>
+                <w:sz w:val="16"/>
+              </w:rPr>
+              <w:t>Perfil</w:t>
+            </w:r>
+          </w:p>
+        </w:tc>
+        <w:tc>
+          <w:tcPr>
+            <w:tcW w:type="dxa" w:w="2268"/>
+            <w:tcBorders>
+              <w:top w:val="single" w:sz="6" w:space="0" w:color="000000"/>
+              <w:left w:val="none" w:sz="0" w:space="0" w:color="auto"/>
+              <w:bottom w:val="single" w:sz="6" w:space="0" w:color="000000"/>
+              <w:right w:val="none" w:sz="0" w:space="0" w:color="auto"/>
+              <w:insideH w:val="none" w:sz="0" w:space="0" w:color="auto"/>
+              <w:insideV w:val="none" w:sz="0" w:space="0" w:color="auto"/>
+            </w:tcBorders>
+          </w:tcPr>
+          <w:p>
+            <w:pPr>
+              <w:spacing w:after="20" w:line="240" w:lineRule="auto"/>
+              <w:jc w:val="center"/>
+            </w:pPr>
+            <w:r/>
+            <w:r>
+              <w:rPr>
+                <w:rFonts w:ascii="Times New Roman" w:hAnsi="Times New Roman"/>
+                <w:b/>
+                <w:color w:val="000000"/>
+                <w:sz w:val="16"/>
+              </w:rPr>
+              <w:t>Correlatos físicos</w:t>
+            </w:r>
+          </w:p>
+        </w:tc>
+        <w:tc>
+          <w:tcPr>
+            <w:tcW w:type="dxa" w:w="2268"/>
+            <w:tcBorders>
+              <w:top w:val="single" w:sz="6" w:space="0" w:color="000000"/>
+              <w:left w:val="none" w:sz="0" w:space="0" w:color="auto"/>
+              <w:bottom w:val="single" w:sz="6" w:space="0" w:color="000000"/>
+              <w:right w:val="none" w:sz="0" w:space="0" w:color="auto"/>
+              <w:insideH w:val="none" w:sz="0" w:space="0" w:color="auto"/>
+              <w:insideV w:val="none" w:sz="0" w:space="0" w:color="auto"/>
+            </w:tcBorders>
+          </w:tcPr>
+          <w:p>
+            <w:pPr>
+              <w:spacing w:after="20" w:line="240" w:lineRule="auto"/>
+              <w:jc w:val="center"/>
+            </w:pPr>
+            <w:r/>
+            <w:r>
+              <w:rPr>
+                <w:rFonts w:ascii="Times New Roman" w:hAnsi="Times New Roman"/>
+                <w:b/>
+                <w:color w:val="000000"/>
+                <w:sz w:val="16"/>
+              </w:rPr>
+              <w:t>Correlatos psicológicos e cognitivos</w:t>
+            </w:r>
+          </w:p>
+        </w:tc>
+        <w:tc>
+          <w:tcPr>
+            <w:tcW w:type="dxa" w:w="2268"/>
+            <w:tcBorders>
+              <w:top w:val="single" w:sz="6" w:space="0" w:color="000000"/>
+              <w:left w:val="none" w:sz="0" w:space="0" w:color="auto"/>
+              <w:bottom w:val="single" w:sz="6" w:space="0" w:color="000000"/>
+              <w:right w:val="none" w:sz="0" w:space="0" w:color="auto"/>
+              <w:insideH w:val="none" w:sz="0" w:space="0" w:color="auto"/>
+              <w:insideV w:val="none" w:sz="0" w:space="0" w:color="auto"/>
+            </w:tcBorders>
+          </w:tcPr>
+          <w:p>
+            <w:pPr>
+              <w:spacing w:after="20" w:line="240" w:lineRule="auto"/>
+              <w:jc w:val="center"/>
+            </w:pPr>
+            <w:r/>
+            <w:r>
+              <w:rPr>
+                <w:rFonts w:ascii="Times New Roman" w:hAnsi="Times New Roman"/>
+                <w:b/>
+                <w:color w:val="000000"/>
+                <w:sz w:val="16"/>
+              </w:rPr>
+              <w:t>Leitura prática</w:t>
+            </w:r>
+          </w:p>
+        </w:tc>
+      </w:tr>
+      <w:tr>
+        <w:tc>
+          <w:tcPr>
+            <w:tcW w:type="dxa" w:w="2268"/>
+            <w:tcBorders>
+              <w:top w:val="none" w:sz="0" w:space="0" w:color="auto"/>
+              <w:left w:val="none" w:sz="0" w:space="0" w:color="auto"/>
+              <w:bottom w:val="none" w:sz="0" w:space="0" w:color="auto"/>
+              <w:right w:val="none" w:sz="0" w:space="0" w:color="auto"/>
+              <w:insideH w:val="none" w:sz="0" w:space="0" w:color="auto"/>
+              <w:insideV w:val="none" w:sz="0" w:space="0" w:color="auto"/>
+            </w:tcBorders>
+          </w:tcPr>
+          <w:p>
+            <w:pPr>
+              <w:spacing w:after="20" w:line="240" w:lineRule="auto"/>
+              <w:jc w:val="left"/>
+            </w:pPr>
+            <w:r/>
+            <w:r>
+              <w:rPr>
+                <w:rFonts w:ascii="Times New Roman" w:hAnsi="Times New Roman"/>
+                <w:b w:val="0"/>
+                <w:color w:val="000000"/>
+                <w:sz w:val="16"/>
+              </w:rPr>
+              <w:t>Iceberg</w:t>
+            </w:r>
+          </w:p>
+        </w:tc>
+        <w:tc>
+          <w:tcPr>
+            <w:tcW w:type="dxa" w:w="2268"/>
+            <w:tcBorders>
+              <w:top w:val="none" w:sz="0" w:space="0" w:color="auto"/>
+              <w:left w:val="none" w:sz="0" w:space="0" w:color="auto"/>
+              <w:bottom w:val="none" w:sz="0" w:space="0" w:color="auto"/>
+              <w:right w:val="none" w:sz="0" w:space="0" w:color="auto"/>
+              <w:insideH w:val="none" w:sz="0" w:space="0" w:color="auto"/>
+              <w:insideV w:val="none" w:sz="0" w:space="0" w:color="auto"/>
+            </w:tcBorders>
+          </w:tcPr>
+          <w:p>
+            <w:pPr>
+              <w:spacing w:after="20" w:line="240" w:lineRule="auto"/>
+              <w:jc w:val="center"/>
+            </w:pPr>
+            <w:r/>
+            <w:r>
+              <w:rPr>
+                <w:rFonts w:ascii="Times New Roman" w:hAnsi="Times New Roman"/>
+                <w:b w:val="0"/>
+                <w:color w:val="000000"/>
+                <w:sz w:val="16"/>
+              </w:rPr>
+              <w:t>Desempenho físico alto; menor incidência de lesão entre os seis perfis, tomado como categoria de referência nos modelos de risco</w:t>
+            </w:r>
+          </w:p>
+        </w:tc>
+        <w:tc>
+          <w:tcPr>
+            <w:tcW w:type="dxa" w:w="2268"/>
+            <w:tcBorders>
+              <w:top w:val="none" w:sz="0" w:space="0" w:color="auto"/>
+              <w:left w:val="none" w:sz="0" w:space="0" w:color="auto"/>
+              <w:bottom w:val="none" w:sz="0" w:space="0" w:color="auto"/>
+              <w:right w:val="none" w:sz="0" w:space="0" w:color="auto"/>
+              <w:insideH w:val="none" w:sz="0" w:space="0" w:color="auto"/>
+              <w:insideV w:val="none" w:sz="0" w:space="0" w:color="auto"/>
+            </w:tcBorders>
+          </w:tcPr>
+          <w:p>
+            <w:pPr>
+              <w:spacing w:after="20" w:line="240" w:lineRule="auto"/>
+              <w:jc w:val="center"/>
+            </w:pPr>
+            <w:r/>
+            <w:r>
+              <w:rPr>
+                <w:rFonts w:ascii="Times New Roman" w:hAnsi="Times New Roman"/>
+                <w:b w:val="0"/>
+                <w:color w:val="000000"/>
+                <w:sz w:val="16"/>
+              </w:rPr>
+              <w:t>Funcionamento cognitivo saudável, bem-estar psicológico e prontidão percebida altos</w:t>
+            </w:r>
+          </w:p>
+        </w:tc>
+        <w:tc>
+          <w:tcPr>
+            <w:tcW w:type="dxa" w:w="2268"/>
+            <w:tcBorders>
+              <w:top w:val="none" w:sz="0" w:space="0" w:color="auto"/>
+              <w:left w:val="none" w:sz="0" w:space="0" w:color="auto"/>
+              <w:bottom w:val="none" w:sz="0" w:space="0" w:color="auto"/>
+              <w:right w:val="none" w:sz="0" w:space="0" w:color="auto"/>
+              <w:insideH w:val="none" w:sz="0" w:space="0" w:color="auto"/>
+              <w:insideV w:val="none" w:sz="0" w:space="0" w:color="auto"/>
+            </w:tcBorders>
+          </w:tcPr>
+          <w:p>
+            <w:pPr>
+              <w:spacing w:after="20" w:line="240" w:lineRule="auto"/>
+              <w:jc w:val="center"/>
+            </w:pPr>
+            <w:r/>
+            <w:r>
+              <w:rPr>
+                <w:rFonts w:ascii="Times New Roman" w:hAnsi="Times New Roman"/>
+                <w:b w:val="0"/>
+                <w:color w:val="000000"/>
+                <w:sz w:val="16"/>
+              </w:rPr>
+              <w:t>Estado desejável, mas de baixo poder discriminativo: é o padrão típico de atletas, bem-sucedidos ou não. Interessa mais a queda da prevalência dele do que o valor absoluto</w:t>
+            </w:r>
+          </w:p>
+        </w:tc>
+      </w:tr>
+      <w:tr>
+        <w:tc>
+          <w:tcPr>
+            <w:tcW w:type="dxa" w:w="2268"/>
+            <w:tcBorders>
+              <w:top w:val="none" w:sz="0" w:space="0" w:color="auto"/>
+              <w:left w:val="none" w:sz="0" w:space="0" w:color="auto"/>
+              <w:bottom w:val="none" w:sz="0" w:space="0" w:color="auto"/>
+              <w:right w:val="none" w:sz="0" w:space="0" w:color="auto"/>
+              <w:insideH w:val="none" w:sz="0" w:space="0" w:color="auto"/>
+              <w:insideV w:val="none" w:sz="0" w:space="0" w:color="auto"/>
+            </w:tcBorders>
+          </w:tcPr>
+          <w:p>
+            <w:pPr>
+              <w:spacing w:after="20" w:line="240" w:lineRule="auto"/>
+              <w:jc w:val="left"/>
+            </w:pPr>
+            <w:r/>
+            <w:r>
+              <w:rPr>
+                <w:rFonts w:ascii="Times New Roman" w:hAnsi="Times New Roman"/>
+                <w:b w:val="0"/>
+                <w:color w:val="000000"/>
+                <w:sz w:val="16"/>
+              </w:rPr>
+              <w:t>Superfície</w:t>
+            </w:r>
+          </w:p>
+        </w:tc>
+        <w:tc>
+          <w:tcPr>
+            <w:tcW w:type="dxa" w:w="2268"/>
+            <w:tcBorders>
+              <w:top w:val="none" w:sz="0" w:space="0" w:color="auto"/>
+              <w:left w:val="none" w:sz="0" w:space="0" w:color="auto"/>
+              <w:bottom w:val="none" w:sz="0" w:space="0" w:color="auto"/>
+              <w:right w:val="none" w:sz="0" w:space="0" w:color="auto"/>
+              <w:insideH w:val="none" w:sz="0" w:space="0" w:color="auto"/>
+              <w:insideV w:val="none" w:sz="0" w:space="0" w:color="auto"/>
+            </w:tcBorders>
+          </w:tcPr>
+          <w:p>
+            <w:pPr>
+              <w:spacing w:after="20" w:line="240" w:lineRule="auto"/>
+              <w:jc w:val="center"/>
+            </w:pPr>
+            <w:r/>
+            <w:r>
+              <w:rPr>
+                <w:rFonts w:ascii="Times New Roman" w:hAnsi="Times New Roman"/>
+                <w:b w:val="0"/>
+                <w:color w:val="000000"/>
+                <w:sz w:val="16"/>
+              </w:rPr>
+              <w:t>Sem correlato físico específico descrito</w:t>
+            </w:r>
+          </w:p>
+        </w:tc>
+        <w:tc>
+          <w:tcPr>
+            <w:tcW w:type="dxa" w:w="2268"/>
+            <w:tcBorders>
+              <w:top w:val="none" w:sz="0" w:space="0" w:color="auto"/>
+              <w:left w:val="none" w:sz="0" w:space="0" w:color="auto"/>
+              <w:bottom w:val="none" w:sz="0" w:space="0" w:color="auto"/>
+              <w:right w:val="none" w:sz="0" w:space="0" w:color="auto"/>
+              <w:insideH w:val="none" w:sz="0" w:space="0" w:color="auto"/>
+              <w:insideV w:val="none" w:sz="0" w:space="0" w:color="auto"/>
+            </w:tcBorders>
+          </w:tcPr>
+          <w:p>
+            <w:pPr>
+              <w:spacing w:after="20" w:line="240" w:lineRule="auto"/>
+              <w:jc w:val="center"/>
+            </w:pPr>
+            <w:r/>
+            <w:r>
+              <w:rPr>
+                <w:rFonts w:ascii="Times New Roman" w:hAnsi="Times New Roman"/>
+                <w:b w:val="0"/>
+                <w:color w:val="000000"/>
+                <w:sz w:val="16"/>
+              </w:rPr>
+              <w:t>Estado indiferenciado, sem sinal claro em nenhuma direção; leitura ambígua, que exige dado complementar</w:t>
+            </w:r>
+          </w:p>
+        </w:tc>
+        <w:tc>
+          <w:tcPr>
+            <w:tcW w:type="dxa" w:w="2268"/>
+            <w:tcBorders>
+              <w:top w:val="none" w:sz="0" w:space="0" w:color="auto"/>
+              <w:left w:val="none" w:sz="0" w:space="0" w:color="auto"/>
+              <w:bottom w:val="none" w:sz="0" w:space="0" w:color="auto"/>
+              <w:right w:val="none" w:sz="0" w:space="0" w:color="auto"/>
+              <w:insideH w:val="none" w:sz="0" w:space="0" w:color="auto"/>
+              <w:insideV w:val="none" w:sz="0" w:space="0" w:color="auto"/>
+            </w:tcBorders>
+          </w:tcPr>
+          <w:p>
+            <w:pPr>
+              <w:spacing w:after="20" w:line="240" w:lineRule="auto"/>
+              <w:jc w:val="center"/>
+            </w:pPr>
+            <w:r/>
+            <w:r>
+              <w:rPr>
+                <w:rFonts w:ascii="Times New Roman" w:hAnsi="Times New Roman"/>
+                <w:b w:val="0"/>
+                <w:color w:val="000000"/>
+                <w:sz w:val="16"/>
+              </w:rPr>
+              <w:t>Não aciona conduta por si. Ganha significado pela direção do movimento: se vem do iceberg, indica perda de vigor; se vem dos perfis de risco, indica recuperação</w:t>
+            </w:r>
+          </w:p>
+        </w:tc>
+      </w:tr>
+      <w:tr>
+        <w:tc>
+          <w:tcPr>
+            <w:tcW w:type="dxa" w:w="2268"/>
+            <w:tcBorders>
+              <w:top w:val="none" w:sz="0" w:space="0" w:color="auto"/>
+              <w:left w:val="none" w:sz="0" w:space="0" w:color="auto"/>
+              <w:bottom w:val="none" w:sz="0" w:space="0" w:color="auto"/>
+              <w:right w:val="none" w:sz="0" w:space="0" w:color="auto"/>
+              <w:insideH w:val="none" w:sz="0" w:space="0" w:color="auto"/>
+              <w:insideV w:val="none" w:sz="0" w:space="0" w:color="auto"/>
+            </w:tcBorders>
+          </w:tcPr>
+          <w:p>
+            <w:pPr>
+              <w:spacing w:after="20" w:line="240" w:lineRule="auto"/>
+              <w:jc w:val="left"/>
+            </w:pPr>
+            <w:r/>
+            <w:r>
+              <w:rPr>
+                <w:rFonts w:ascii="Times New Roman" w:hAnsi="Times New Roman"/>
+                <w:b w:val="0"/>
+                <w:color w:val="000000"/>
+                <w:sz w:val="16"/>
+              </w:rPr>
+              <w:t>Submerso</w:t>
+            </w:r>
+          </w:p>
+        </w:tc>
+        <w:tc>
+          <w:tcPr>
+            <w:tcW w:type="dxa" w:w="2268"/>
+            <w:tcBorders>
+              <w:top w:val="none" w:sz="0" w:space="0" w:color="auto"/>
+              <w:left w:val="none" w:sz="0" w:space="0" w:color="auto"/>
+              <w:bottom w:val="none" w:sz="0" w:space="0" w:color="auto"/>
+              <w:right w:val="none" w:sz="0" w:space="0" w:color="auto"/>
+              <w:insideH w:val="none" w:sz="0" w:space="0" w:color="auto"/>
+              <w:insideV w:val="none" w:sz="0" w:space="0" w:color="auto"/>
+            </w:tcBorders>
+          </w:tcPr>
+          <w:p>
+            <w:pPr>
+              <w:spacing w:after="20" w:line="240" w:lineRule="auto"/>
+              <w:jc w:val="center"/>
+            </w:pPr>
+            <w:r/>
+            <w:r>
+              <w:rPr>
+                <w:rFonts w:ascii="Times New Roman" w:hAnsi="Times New Roman"/>
+                <w:b w:val="0"/>
+                <w:color w:val="000000"/>
+                <w:sz w:val="16"/>
+              </w:rPr>
+              <w:t>Baixa disponibilidade energética declarada, sem sinal de sofrimento</w:t>
+            </w:r>
+          </w:p>
+        </w:tc>
+        <w:tc>
+          <w:tcPr>
+            <w:tcW w:type="dxa" w:w="2268"/>
+            <w:tcBorders>
+              <w:top w:val="none" w:sz="0" w:space="0" w:color="auto"/>
+              <w:left w:val="none" w:sz="0" w:space="0" w:color="auto"/>
+              <w:bottom w:val="none" w:sz="0" w:space="0" w:color="auto"/>
+              <w:right w:val="none" w:sz="0" w:space="0" w:color="auto"/>
+              <w:insideH w:val="none" w:sz="0" w:space="0" w:color="auto"/>
+              <w:insideV w:val="none" w:sz="0" w:space="0" w:color="auto"/>
+            </w:tcBorders>
+          </w:tcPr>
+          <w:p>
+            <w:pPr>
+              <w:spacing w:after="20" w:line="240" w:lineRule="auto"/>
+              <w:jc w:val="center"/>
+            </w:pPr>
+            <w:r/>
+            <w:r>
+              <w:rPr>
+                <w:rFonts w:ascii="Times New Roman" w:hAnsi="Times New Roman"/>
+                <w:b w:val="0"/>
+                <w:color w:val="000000"/>
+                <w:sz w:val="16"/>
+              </w:rPr>
+              <w:t>Cinco subescalas negativas baixas, como no iceberg, mas vigor abaixo da média; compatível tanto com recuperação em curso quanto com desengajamento</w:t>
+            </w:r>
+          </w:p>
+        </w:tc>
+        <w:tc>
+          <w:tcPr>
+            <w:tcW w:type="dxa" w:w="2268"/>
+            <w:tcBorders>
+              <w:top w:val="none" w:sz="0" w:space="0" w:color="auto"/>
+              <w:left w:val="none" w:sz="0" w:space="0" w:color="auto"/>
+              <w:bottom w:val="none" w:sz="0" w:space="0" w:color="auto"/>
+              <w:right w:val="none" w:sz="0" w:space="0" w:color="auto"/>
+              <w:insideH w:val="none" w:sz="0" w:space="0" w:color="auto"/>
+              <w:insideV w:val="none" w:sz="0" w:space="0" w:color="auto"/>
+            </w:tcBorders>
+          </w:tcPr>
+          <w:p>
+            <w:pPr>
+              <w:spacing w:after="20" w:line="240" w:lineRule="auto"/>
+              <w:jc w:val="center"/>
+            </w:pPr>
+            <w:r/>
+            <w:r>
+              <w:rPr>
+                <w:rFonts w:ascii="Times New Roman" w:hAnsi="Times New Roman"/>
+                <w:b w:val="0"/>
+                <w:color w:val="000000"/>
+                <w:sz w:val="16"/>
+              </w:rPr>
+              <w:t>Exige distinguir descanso de desligamento. A conduta é conversa individual, e não ajuste imediato de carga</w:t>
+            </w:r>
+          </w:p>
+        </w:tc>
+      </w:tr>
+      <w:tr>
+        <w:tc>
+          <w:tcPr>
+            <w:tcW w:type="dxa" w:w="2268"/>
+            <w:tcBorders>
+              <w:top w:val="none" w:sz="0" w:space="0" w:color="auto"/>
+              <w:left w:val="none" w:sz="0" w:space="0" w:color="auto"/>
+              <w:bottom w:val="none" w:sz="0" w:space="0" w:color="auto"/>
+              <w:right w:val="none" w:sz="0" w:space="0" w:color="auto"/>
+              <w:insideH w:val="none" w:sz="0" w:space="0" w:color="auto"/>
+              <w:insideV w:val="none" w:sz="0" w:space="0" w:color="auto"/>
+            </w:tcBorders>
+          </w:tcPr>
+          <w:p>
+            <w:pPr>
+              <w:spacing w:after="20" w:line="240" w:lineRule="auto"/>
+              <w:jc w:val="left"/>
+            </w:pPr>
+            <w:r/>
+            <w:r>
+              <w:rPr>
+                <w:rFonts w:ascii="Times New Roman" w:hAnsi="Times New Roman"/>
+                <w:b w:val="0"/>
+                <w:color w:val="000000"/>
+                <w:sz w:val="16"/>
+              </w:rPr>
+              <w:t>Barbatana de tubarão</w:t>
+            </w:r>
+          </w:p>
+        </w:tc>
+        <w:tc>
+          <w:tcPr>
+            <w:tcW w:type="dxa" w:w="2268"/>
+            <w:tcBorders>
+              <w:top w:val="none" w:sz="0" w:space="0" w:color="auto"/>
+              <w:left w:val="none" w:sz="0" w:space="0" w:color="auto"/>
+              <w:bottom w:val="none" w:sz="0" w:space="0" w:color="auto"/>
+              <w:right w:val="none" w:sz="0" w:space="0" w:color="auto"/>
+              <w:insideH w:val="none" w:sz="0" w:space="0" w:color="auto"/>
+              <w:insideV w:val="none" w:sz="0" w:space="0" w:color="auto"/>
+            </w:tcBorders>
+          </w:tcPr>
+          <w:p>
+            <w:pPr>
+              <w:spacing w:after="20" w:line="240" w:lineRule="auto"/>
+              <w:jc w:val="center"/>
+            </w:pPr>
+            <w:r/>
+            <w:r>
+              <w:rPr>
+                <w:rFonts w:ascii="Times New Roman" w:hAnsi="Times New Roman"/>
+                <w:b w:val="0"/>
+                <w:color w:val="000000"/>
+                <w:sz w:val="16"/>
+              </w:rPr>
+              <w:t>O vigor mais baixo dos seis perfis, com fadiga superior à de qualquer outro exceto o Everest invertido; assinatura psicológica descrita para o excesso agudo de carga</w:t>
+            </w:r>
+          </w:p>
+        </w:tc>
+        <w:tc>
+          <w:tcPr>
+            <w:tcW w:type="dxa" w:w="2268"/>
+            <w:tcBorders>
+              <w:top w:val="none" w:sz="0" w:space="0" w:color="auto"/>
+              <w:left w:val="none" w:sz="0" w:space="0" w:color="auto"/>
+              <w:bottom w:val="none" w:sz="0" w:space="0" w:color="auto"/>
+              <w:right w:val="none" w:sz="0" w:space="0" w:color="auto"/>
+              <w:insideH w:val="none" w:sz="0" w:space="0" w:color="auto"/>
+              <w:insideV w:val="none" w:sz="0" w:space="0" w:color="auto"/>
+            </w:tcBorders>
+          </w:tcPr>
+          <w:p>
+            <w:pPr>
+              <w:spacing w:after="20" w:line="240" w:lineRule="auto"/>
+              <w:jc w:val="center"/>
+            </w:pPr>
+            <w:r/>
+            <w:r>
+              <w:rPr>
+                <w:rFonts w:ascii="Times New Roman" w:hAnsi="Times New Roman"/>
+                <w:b w:val="0"/>
+                <w:color w:val="000000"/>
+                <w:sz w:val="16"/>
+              </w:rPr>
+              <w:t>Prejuízo de funcionamento em ambientes que exigem energia e alerta, sem elevação marcada de depressão, raiva ou confusão</w:t>
+            </w:r>
+          </w:p>
+        </w:tc>
+        <w:tc>
+          <w:tcPr>
+            <w:tcW w:type="dxa" w:w="2268"/>
+            <w:tcBorders>
+              <w:top w:val="none" w:sz="0" w:space="0" w:color="auto"/>
+              <w:left w:val="none" w:sz="0" w:space="0" w:color="auto"/>
+              <w:bottom w:val="none" w:sz="0" w:space="0" w:color="auto"/>
+              <w:right w:val="none" w:sz="0" w:space="0" w:color="auto"/>
+              <w:insideH w:val="none" w:sz="0" w:space="0" w:color="auto"/>
+              <w:insideV w:val="none" w:sz="0" w:space="0" w:color="auto"/>
+            </w:tcBorders>
+          </w:tcPr>
+          <w:p>
+            <w:pPr>
+              <w:spacing w:after="20" w:line="240" w:lineRule="auto"/>
+              <w:jc w:val="center"/>
+            </w:pPr>
+            <w:r/>
+            <w:r>
+              <w:rPr>
+                <w:rFonts w:ascii="Times New Roman" w:hAnsi="Times New Roman"/>
+                <w:b w:val="0"/>
+                <w:color w:val="000000"/>
+                <w:sz w:val="16"/>
+              </w:rPr>
+              <w:t>É o perfil de resposta à carga, e não de sofrimento psíquico. Responde a ajuste de volume e de intensidade e a recuperação, e é o alvo primário do manejo na última semana de pré-temporada</w:t>
+            </w:r>
+          </w:p>
+        </w:tc>
+      </w:tr>
+      <w:tr>
+        <w:tc>
+          <w:tcPr>
+            <w:tcW w:type="dxa" w:w="2268"/>
+            <w:tcBorders>
+              <w:top w:val="none" w:sz="0" w:space="0" w:color="auto"/>
+              <w:left w:val="none" w:sz="0" w:space="0" w:color="auto"/>
+              <w:bottom w:val="none" w:sz="0" w:space="0" w:color="auto"/>
+              <w:right w:val="none" w:sz="0" w:space="0" w:color="auto"/>
+              <w:insideH w:val="none" w:sz="0" w:space="0" w:color="auto"/>
+              <w:insideV w:val="none" w:sz="0" w:space="0" w:color="auto"/>
+            </w:tcBorders>
+          </w:tcPr>
+          <w:p>
+            <w:pPr>
+              <w:spacing w:after="20" w:line="240" w:lineRule="auto"/>
+              <w:jc w:val="left"/>
+            </w:pPr>
+            <w:r/>
+            <w:r>
+              <w:rPr>
+                <w:rFonts w:ascii="Times New Roman" w:hAnsi="Times New Roman"/>
+                <w:b w:val="0"/>
+                <w:color w:val="000000"/>
+                <w:sz w:val="16"/>
+              </w:rPr>
+              <w:t>Iceberg invertido</w:t>
+            </w:r>
+          </w:p>
+        </w:tc>
+        <w:tc>
+          <w:tcPr>
+            <w:tcW w:type="dxa" w:w="2268"/>
+            <w:tcBorders>
+              <w:top w:val="none" w:sz="0" w:space="0" w:color="auto"/>
+              <w:left w:val="none" w:sz="0" w:space="0" w:color="auto"/>
+              <w:bottom w:val="none" w:sz="0" w:space="0" w:color="auto"/>
+              <w:right w:val="none" w:sz="0" w:space="0" w:color="auto"/>
+              <w:insideH w:val="none" w:sz="0" w:space="0" w:color="auto"/>
+              <w:insideV w:val="none" w:sz="0" w:space="0" w:color="auto"/>
+            </w:tcBorders>
+          </w:tcPr>
+          <w:p>
+            <w:pPr>
+              <w:spacing w:after="20" w:line="240" w:lineRule="auto"/>
+              <w:jc w:val="center"/>
+            </w:pPr>
+            <w:r/>
+            <w:r>
+              <w:rPr>
+                <w:rFonts w:ascii="Times New Roman" w:hAnsi="Times New Roman"/>
+                <w:b w:val="0"/>
+                <w:color w:val="000000"/>
+                <w:sz w:val="16"/>
+              </w:rPr>
+              <w:t>Queda de desempenho físico; indicador clássico da síndrome de overtraining; risco aumentado de transtorno alimentar</w:t>
+            </w:r>
+          </w:p>
+        </w:tc>
+        <w:tc>
+          <w:tcPr>
+            <w:tcW w:type="dxa" w:w="2268"/>
+            <w:tcBorders>
+              <w:top w:val="none" w:sz="0" w:space="0" w:color="auto"/>
+              <w:left w:val="none" w:sz="0" w:space="0" w:color="auto"/>
+              <w:bottom w:val="none" w:sz="0" w:space="0" w:color="auto"/>
+              <w:right w:val="none" w:sz="0" w:space="0" w:color="auto"/>
+              <w:insideH w:val="none" w:sz="0" w:space="0" w:color="auto"/>
+              <w:insideV w:val="none" w:sz="0" w:space="0" w:color="auto"/>
+            </w:tcBorders>
+          </w:tcPr>
+          <w:p>
+            <w:pPr>
+              <w:spacing w:after="20" w:line="240" w:lineRule="auto"/>
+              <w:jc w:val="center"/>
+            </w:pPr>
+            <w:r/>
+            <w:r>
+              <w:rPr>
+                <w:rFonts w:ascii="Times New Roman" w:hAnsi="Times New Roman"/>
+                <w:b w:val="0"/>
+                <w:color w:val="000000"/>
+                <w:sz w:val="16"/>
+              </w:rPr>
+              <w:t>Vigor abaixo da média com as cinco negativas acima; alteração de humor, estresse e esgotamento descrita no excesso não funcional de treino</w:t>
+            </w:r>
+          </w:p>
+        </w:tc>
+        <w:tc>
+          <w:tcPr>
+            <w:tcW w:type="dxa" w:w="2268"/>
+            <w:tcBorders>
+              <w:top w:val="none" w:sz="0" w:space="0" w:color="auto"/>
+              <w:left w:val="none" w:sz="0" w:space="0" w:color="auto"/>
+              <w:bottom w:val="none" w:sz="0" w:space="0" w:color="auto"/>
+              <w:right w:val="none" w:sz="0" w:space="0" w:color="auto"/>
+              <w:insideH w:val="none" w:sz="0" w:space="0" w:color="auto"/>
+              <w:insideV w:val="none" w:sz="0" w:space="0" w:color="auto"/>
+            </w:tcBorders>
+          </w:tcPr>
+          <w:p>
+            <w:pPr>
+              <w:spacing w:after="20" w:line="240" w:lineRule="auto"/>
+              <w:jc w:val="center"/>
+            </w:pPr>
+            <w:r/>
+            <w:r>
+              <w:rPr>
+                <w:rFonts w:ascii="Times New Roman" w:hAnsi="Times New Roman"/>
+                <w:b w:val="0"/>
+                <w:color w:val="000000"/>
+                <w:sz w:val="16"/>
+              </w:rPr>
+              <w:t>Aciona avaliação individual e reavaliação da progressão de carga do atleta, e não apenas da sessão</w:t>
+            </w:r>
+          </w:p>
+        </w:tc>
+      </w:tr>
+      <w:tr>
+        <w:tc>
+          <w:tcPr>
+            <w:tcW w:type="dxa" w:w="2268"/>
+            <w:tcBorders>
+              <w:top w:val="none" w:sz="0" w:space="0" w:color="auto"/>
+              <w:left w:val="none" w:sz="0" w:space="0" w:color="auto"/>
+              <w:bottom w:val="single" w:sz="6" w:space="0" w:color="000000"/>
+              <w:right w:val="none" w:sz="0" w:space="0" w:color="auto"/>
+              <w:insideH w:val="none" w:sz="0" w:space="0" w:color="auto"/>
+              <w:insideV w:val="none" w:sz="0" w:space="0" w:color="auto"/>
+            </w:tcBorders>
+          </w:tcPr>
+          <w:p>
+            <w:pPr>
+              <w:spacing w:after="20" w:line="240" w:lineRule="auto"/>
+              <w:jc w:val="left"/>
+            </w:pPr>
+            <w:r/>
+            <w:r>
+              <w:rPr>
+                <w:rFonts w:ascii="Times New Roman" w:hAnsi="Times New Roman"/>
+                <w:b w:val="0"/>
+                <w:color w:val="000000"/>
+                <w:sz w:val="16"/>
+              </w:rPr>
+              <w:t>Everest invertido</w:t>
+            </w:r>
+          </w:p>
+        </w:tc>
+        <w:tc>
+          <w:tcPr>
+            <w:tcW w:type="dxa" w:w="2268"/>
+            <w:tcBorders>
+              <w:top w:val="none" w:sz="0" w:space="0" w:color="auto"/>
+              <w:left w:val="none" w:sz="0" w:space="0" w:color="auto"/>
+              <w:bottom w:val="single" w:sz="6" w:space="0" w:color="000000"/>
+              <w:right w:val="none" w:sz="0" w:space="0" w:color="auto"/>
+              <w:insideH w:val="none" w:sz="0" w:space="0" w:color="auto"/>
+              <w:insideV w:val="none" w:sz="0" w:space="0" w:color="auto"/>
+            </w:tcBorders>
+          </w:tcPr>
+          <w:p>
+            <w:pPr>
+              <w:spacing w:after="20" w:line="240" w:lineRule="auto"/>
+              <w:jc w:val="center"/>
+            </w:pPr>
+            <w:r/>
+            <w:r>
+              <w:rPr>
+                <w:rFonts w:ascii="Times New Roman" w:hAnsi="Times New Roman"/>
+                <w:b w:val="0"/>
+                <w:color w:val="000000"/>
+                <w:sz w:val="16"/>
+              </w:rPr>
+              <w:t>Desempenho debilitado; a maior razão de chances de lesão entre os seis perfis, de 2,90 em comparação com o iceberg</w:t>
+            </w:r>
+          </w:p>
+        </w:tc>
+        <w:tc>
+          <w:tcPr>
+            <w:tcW w:type="dxa" w:w="2268"/>
+            <w:tcBorders>
+              <w:top w:val="none" w:sz="0" w:space="0" w:color="auto"/>
+              <w:left w:val="none" w:sz="0" w:space="0" w:color="auto"/>
+              <w:bottom w:val="single" w:sz="6" w:space="0" w:color="000000"/>
+              <w:right w:val="none" w:sz="0" w:space="0" w:color="auto"/>
+              <w:insideH w:val="none" w:sz="0" w:space="0" w:color="auto"/>
+              <w:insideV w:val="none" w:sz="0" w:space="0" w:color="auto"/>
+            </w:tcBorders>
+          </w:tcPr>
+          <w:p>
+            <w:pPr>
+              <w:spacing w:after="20" w:line="240" w:lineRule="auto"/>
+              <w:jc w:val="center"/>
+            </w:pPr>
+            <w:r/>
+            <w:r>
+              <w:rPr>
+                <w:rFonts w:ascii="Times New Roman" w:hAnsi="Times New Roman"/>
+                <w:b w:val="0"/>
+                <w:color w:val="000000"/>
+                <w:sz w:val="16"/>
+              </w:rPr>
+              <w:t>O padrão mais negativo: depressão, raiva e confusão muito altas; compartilha sintomas de quadros clinicamente diagnosticáveis; déficit cognitivo, com pensamento distorcido, concentração reduzida, tempo de reação mais lento e indecisão; prejuízo de controle inibitório descrito no quadro instalado de overtraining</w:t>
+            </w:r>
+          </w:p>
+        </w:tc>
+        <w:tc>
+          <w:tcPr>
+            <w:tcW w:type="dxa" w:w="2268"/>
+            <w:tcBorders>
+              <w:top w:val="none" w:sz="0" w:space="0" w:color="auto"/>
+              <w:left w:val="none" w:sz="0" w:space="0" w:color="auto"/>
+              <w:bottom w:val="single" w:sz="6" w:space="0" w:color="000000"/>
+              <w:right w:val="none" w:sz="0" w:space="0" w:color="auto"/>
+              <w:insideH w:val="none" w:sz="0" w:space="0" w:color="auto"/>
+              <w:insideV w:val="none" w:sz="0" w:space="0" w:color="auto"/>
+            </w:tcBorders>
+          </w:tcPr>
+          <w:p>
+            <w:pPr>
+              <w:spacing w:after="20" w:line="240" w:lineRule="auto"/>
+              <w:jc w:val="center"/>
+            </w:pPr>
+            <w:r/>
+            <w:r>
+              <w:rPr>
+                <w:rFonts w:ascii="Times New Roman" w:hAnsi="Times New Roman"/>
+                <w:b w:val="0"/>
+                <w:color w:val="000000"/>
+                <w:sz w:val="16"/>
+              </w:rPr>
+              <w:t>Aciona encaminhamento ao serviço de psicologia do clube, independentemente da carga de treino</w:t>
+            </w:r>
+          </w:p>
+        </w:tc>
+      </w:tr>
+    </w:tbl>
+    <w:p>
+      <w:pPr>
+        <w:spacing w:line="240" w:lineRule="auto" w:after="20"/>
+        <w:ind w:firstLine="0"/>
+        <w:jc w:val="left"/>
+      </w:pPr>
+      <w:r>
+        <w:rPr>
+          <w:rFonts w:ascii="Times New Roman" w:hAnsi="Times New Roman"/>
+          <w:b w:val="0"/>
+          <w:i w:val="0"/>
+          <w:color w:val="000000"/>
+          <w:sz w:val="16"/>
+        </w:rPr>
+        <w:t>Fonte: dados da pesquisa (2026).</w:t>
+      </w:r>
+    </w:p>
+    <w:p>
+      <w:pPr>
+        <w:spacing w:line="240" w:lineRule="auto" w:after="120"/>
+        <w:ind w:firstLine="0"/>
+        <w:jc w:val="both"/>
+      </w:pPr>
+      <w:r>
+        <w:rPr>
+          <w:rFonts w:ascii="Times New Roman" w:hAnsi="Times New Roman"/>
+          <w:b w:val="0"/>
+          <w:i w:val="0"/>
+          <w:color w:val="000000"/>
+          <w:sz w:val="16"/>
+        </w:rPr>
+        <w:t>Nota: definições e correlatos originais conforme Parsons-Smith, Terry e Machin (2017). O risco de lesão e a comparação entre perfis vêm da coorte de 417 atletas brasileiros de alto rendimento de Rohlfs e outros (2025), na qual vigor e raiva foram os principais preditores. Os achados sobre excesso não funcional de treino, síndrome de overtraining e controle inibitório vêm da revisão sistemática de onze estudos e 461 atletas de elite de Valdesalici e outros (2026). A coluna de leitura prática é interpretação dos autores, aplicada ao contexto deste estudo, e não achado da literatura citada.</w:t>
       </w:r>
     </w:p>
     <w:p>
@@ -11721,7 +13034,7 @@
           <w:color w:val="000000"/>
           <w:sz w:val="24"/>
         </w:rPr>
-        <w:t>Do primeiro ao último dia, a proporção de atletas em perfil iceberg cai de 71,4% para 32,6%, perda de 38,8 pontos percentuais, e a de humor perturbado sobe de 47,6% para 71,7%, ganho de 24,1 pontos (Tabela 8). Pela classificação nos seis perfis, no mesmo intervalo, o perfil iceberg recua 23,1 pontos percentuais e a barbatana de tubarão avança 25,9 pontos, que são os dois maiores deslocamentos da distribuição (Tabela 7).</w:t>
+        <w:t>Do primeiro ao último dia, a proporção de atletas em perfil iceberg cai de 71,4% para 32,6%, perda de 38,8 pontos percentuais, e a de humor perturbado sobe de 47,6% para 71,7%, ganho de 24,1 pontos (Tabela 9). Pela classificação nos seis perfis, no mesmo intervalo, o perfil iceberg recua 23,1 pontos percentuais e a barbatana de tubarão avança 25,9 pontos, que são os dois maiores deslocamentos da distribuição (Tabela 8).</w:t>
       </w:r>
     </w:p>
     <w:p>
@@ -11738,7 +13051,7 @@
           <w:color w:val="000000"/>
           <w:sz w:val="20"/>
         </w:rPr>
-        <w:t>Tabela 7 - Distribuição dos perfis no primeiro e no último dia do microciclo, com as faixas de significado</w:t>
+        <w:t>Tabela 8 - Distribuição dos perfis no primeiro e no último dia do microciclo, com as faixas de significado</w:t>
       </w:r>
     </w:p>
     <w:tbl>
@@ -13207,7 +14520,7 @@
           <w:color w:val="000000"/>
           <w:sz w:val="20"/>
         </w:rPr>
-        <w:t>Tabela 8 - Predominância diária dos perfis, erro-padrão da proporção e derivada da série suavizada</w:t>
+        <w:t>Tabela 9 - Predominância diária dos perfis, erro-padrão da proporção e derivada da série suavizada</w:t>
       </w:r>
     </w:p>
     <w:tbl>
@@ -15369,7 +16682,41 @@
           <w:color w:val="000000"/>
           <w:sz w:val="24"/>
         </w:rPr>
-        <w:t>Cabe ainda situar o estudo no que existe sobre humor no handebol. O acompanhamento de uma temporada inteira em handebolistas, com o instrumento anterior, descreveu variação conjunta de marcadores biológicos e psicológicos, mas sem classificação por perfil (Bresciani e outros, 2010). O estudo mais citado da modalidade descreve ansiedade competitiva e humor em atletas de areia, em corte único (Reigal e outros, 2019). Nenhum dos dois permite comparação direta de prevalência, o que é, em si, a medida do vazio que este estudo começa a preencher.</w:t>
+        <w:t>A comparação com as duas coortes brasileiras classificadas pelos seis perfis é o contraponto mais informativo disponível. Na amostra de 898 atletas de base e de elite de um clube do Rio de Janeiro, 26,5% ficaram em algum dos três perfis de risco (Rohlfs, Noce e Wilke, 2024), valor praticamente idêntico aos 26,2% desta equipe no dia de repouso. A convergência sustenta duas leituras combinadas: a de que o dia 1 desta série descreve um estado basal comparável ao de atletas brasileiros medidos fora de janela de carga aguda, e a de que os 43,5% da véspera de competição são afastamento desse basal, e não característica da população. Na segunda coorte, de 417 atletas de alto rendimento acompanhados ao longo de um ano, a barbatana de tubarão foi o perfil mais frequente, com 28,3% (Rohlfs e outros, 2025), valor que coincide com os 28,3% do último dia desta série. A coincidência numérica é notável, mas não é evidência: os delineamentos diferem, e a coorte brasileira agrega medidas de doze meses, ao passo que aqui o valor descreve um único dia. O que a comparação autoriza dizer é que o patamar alcançado por esta equipe na véspera da estreia equivale ao patamar médio anual de uma amostra brasileira de alto rendimento, o que é, por si, informação de carga.</w:t>
+      </w:r>
+    </w:p>
+    <w:p>
+      <w:pPr>
+        <w:spacing w:line="240" w:lineRule="auto" w:after="80"/>
+        <w:ind w:firstLine="709"/>
+        <w:jc w:val="both"/>
+      </w:pPr>
+      <w:r>
+        <w:rPr>
+          <w:rFonts w:ascii="Times New Roman" w:hAnsi="Times New Roman"/>
+          <w:b w:val="0"/>
+          <w:i w:val="0"/>
+          <w:color w:val="000000"/>
+          <w:sz w:val="24"/>
+        </w:rPr>
+        <w:t>Dois achados externos ajudam a interpretar a direção do deslocamento. Em 652 finlandeses classificados pelos mesmos seis perfis, os que se declararam atletas ficaram sobre-representados no iceberg invertido, e não na barbatana de tubarão (Luojumäki e outros, 2026), o que sugere que a assinatura do treinamento crônico difere da assinatura do acúmulo agudo de uma semana. Esta série descreve a segunda: o iceberg invertido recua ao longo do microciclo, e é a barbatana de tubarão que absorve toda a migração. Em seleção nacional de basquetebol acompanhada por catorze dias de competição internacional, o padrão de queda conjunta de tensão e de vigor ao longo do período reproduz a direção observada aqui, com a diferença de que lá o contexto é competitivo e aqui é preparatório (Bird e outros, 2025). Os dois estudos reforçam que a leitura correta do achado é de resposta à carga, e não de deterioração da saúde mental do elenco.</w:t>
+      </w:r>
+    </w:p>
+    <w:p>
+      <w:pPr>
+        <w:spacing w:line="240" w:lineRule="auto" w:after="80"/>
+        <w:ind w:firstLine="709"/>
+        <w:jc w:val="both"/>
+      </w:pPr>
+      <w:r>
+        <w:rPr>
+          <w:rFonts w:ascii="Times New Roman" w:hAnsi="Times New Roman"/>
+          <w:b w:val="0"/>
+          <w:i w:val="0"/>
+          <w:color w:val="000000"/>
+          <w:sz w:val="24"/>
+        </w:rPr>
+        <w:t>Cabe ainda situar o estudo no que existe sobre humor no handebol. O acompanhamento de uma temporada inteira em handebolistas, com o instrumento anterior, descreveu variação conjunta de marcadores biológicos e psicológicos, mas sem classificação por perfil (Bresciani e outros, 2010). O estudo mais citado da modalidade descreve ansiedade competitiva e humor em atletas de areia, em corte único (Reigal e outros, 2019). A produção recente da modalidade avançou no monitoramento de carga, com séries de percepção de esforço e de impulso de treino ao longo de temporadas inteiras (Struzik, Nadobnik e Stępień-Słodkowska, 2026) e com modelos que integram carga interna, estado neuromuscular e bem-estar percebido (Skarbalius, 2026), mas nenhuma dessas séries carrega o humor estruturado em perfis. O maior estudo psicofisiológico já conduzido no handebol, com 584 atletas de elite, não encontrou associação entre estado endócrino e perturbação de humor, e concluiu que os indicadores psicológicos usados não eram sensíveis o bastante à tensão fisiológica (Ratz-Sulyok e outros, 2026). A classificação em seis perfis, que separa a fadiga com vigor baixo do sofrimento psíquico, é uma resposta possível a essa conclusão, e é o que este estudo oferece. Nenhum dos trabalhos citados permite comparação direta de prevalência na modalidade, o que é, em si, a medida do vazio que este estudo começa a preencher.</w:t>
       </w:r>
     </w:p>
     <w:p>
@@ -15503,6 +16850,23 @@
           <w:color w:val="000000"/>
           <w:sz w:val="20"/>
         </w:rPr>
+        <w:t>BIRD, S. P. e outros. Wellness, mood, sleep, and performance in a women's national basketball team during international competition. Journal of Human Kinetics, v. 96, p. 163-175, 2025.</w:t>
+      </w:r>
+    </w:p>
+    <w:p>
+      <w:pPr>
+        <w:spacing w:line="240" w:lineRule="auto" w:after="100"/>
+        <w:ind w:firstLine="0"/>
+        <w:jc w:val="both"/>
+      </w:pPr>
+      <w:r>
+        <w:rPr>
+          <w:rFonts w:ascii="Times New Roman" w:hAnsi="Times New Roman"/>
+          <w:b w:val="0"/>
+          <w:i w:val="0"/>
+          <w:color w:val="000000"/>
+          <w:sz w:val="20"/>
+        </w:rPr>
         <w:t>BRESCIANI, G. e outros. Monitoring biological and psychological measures throughout an entire season in male handball players. European Journal of Sport Science, v. 10, n. 6, p. 377-384, 2010.</w:t>
       </w:r>
     </w:p>
@@ -15555,6 +16919,40 @@
           <w:sz w:val="20"/>
         </w:rPr>
         <w:t>LANE, A. M.; TERRY, P. C. The nature of mood: development of a conceptual model with a focus on depression. Journal of Applied Sport Psychology, v. 12, n. 1, p. 16-33, 2000.</w:t>
+      </w:r>
+    </w:p>
+    <w:p>
+      <w:pPr>
+        <w:spacing w:line="240" w:lineRule="auto" w:after="100"/>
+        <w:ind w:firstLine="0"/>
+        <w:jc w:val="both"/>
+      </w:pPr>
+      <w:r>
+        <w:rPr>
+          <w:rFonts w:ascii="Times New Roman" w:hAnsi="Times New Roman"/>
+          <w:b w:val="0"/>
+          <w:i w:val="0"/>
+          <w:color w:val="000000"/>
+          <w:sz w:val="20"/>
+        </w:rPr>
+        <w:t>LEW, P. C. F. e outros. Cross-cultural validation of the Malaysian Mood Scale and tests of between-group mood differences. International Journal of Environmental Research and Public Health, v. 20, n. 4, art. 3348, 2023.</w:t>
+      </w:r>
+    </w:p>
+    <w:p>
+      <w:pPr>
+        <w:spacing w:line="240" w:lineRule="auto" w:after="100"/>
+        <w:ind w:firstLine="0"/>
+        <w:jc w:val="both"/>
+      </w:pPr>
+      <w:r>
+        <w:rPr>
+          <w:rFonts w:ascii="Times New Roman" w:hAnsi="Times New Roman"/>
+          <w:b w:val="0"/>
+          <w:i w:val="0"/>
+          <w:color w:val="000000"/>
+          <w:sz w:val="20"/>
+        </w:rPr>
+        <w:t>LUOJUMÄKI, R. J. e outros. Exploring mood profile clusters across physical activity level, gender and age in a Finnish population. European Journal of Sport Science, v. 26, n. 2, art. e70131, 2026.</w:t>
       </w:r>
     </w:p>
     <w:p>
@@ -15639,7 +17037,41 @@
           <w:color w:val="000000"/>
           <w:sz w:val="20"/>
         </w:rPr>
+        <w:t>PARSONS-SMITH, R. L. e outros. Mood profiles of amateur triathletes: implications for mental health and performance. Frontiers in Psychology, v. 13, art. 925992, 2022.</w:t>
+      </w:r>
+    </w:p>
+    <w:p>
+      <w:pPr>
+        <w:spacing w:line="240" w:lineRule="auto" w:after="100"/>
+        <w:ind w:firstLine="0"/>
+        <w:jc w:val="both"/>
+      </w:pPr>
+      <w:r>
+        <w:rPr>
+          <w:rFonts w:ascii="Times New Roman" w:hAnsi="Times New Roman"/>
+          <w:b w:val="0"/>
+          <w:i w:val="0"/>
+          <w:color w:val="000000"/>
+          <w:sz w:val="20"/>
+        </w:rPr>
         <w:t>QUARTIROLI, A. e outros. Cross-cultural validation of mood profile clusters in a sport and exercise context. Frontiers in Psychology, v. 9, art. 1949, 2018.</w:t>
+      </w:r>
+    </w:p>
+    <w:p>
+      <w:pPr>
+        <w:spacing w:line="240" w:lineRule="auto" w:after="100"/>
+        <w:ind w:firstLine="0"/>
+        <w:jc w:val="both"/>
+      </w:pPr>
+      <w:r>
+        <w:rPr>
+          <w:rFonts w:ascii="Times New Roman" w:hAnsi="Times New Roman"/>
+          <w:b w:val="0"/>
+          <w:i w:val="0"/>
+          <w:color w:val="000000"/>
+          <w:sz w:val="20"/>
+        </w:rPr>
+        <w:t>RATZ-SULYOK, F. Z. e outros. Associations between endocrine status and stress, mood and psychosomatic status in elite handball players. Sports, v. 14, n. 7, art. 289, 2026.</w:t>
       </w:r>
     </w:p>
     <w:p>
@@ -15691,6 +17123,91 @@
           <w:sz w:val="20"/>
         </w:rPr>
         <w:t>ROHLFS, I. C. P. M.; ROTTA, T. M.; LUFT, C. D. B. A Escala de Humor de Brunel (BRUMS): instrumento para detecção precoce da síndrome do excesso de treinamento. Revista Brasileira de Medicina do Esporte, v. 14, n. 3, p. 176-181, 2008.</w:t>
+      </w:r>
+    </w:p>
+    <w:p>
+      <w:pPr>
+        <w:spacing w:line="240" w:lineRule="auto" w:after="100"/>
+        <w:ind w:firstLine="0"/>
+        <w:jc w:val="both"/>
+      </w:pPr>
+      <w:r>
+        <w:rPr>
+          <w:rFonts w:ascii="Times New Roman" w:hAnsi="Times New Roman"/>
+          <w:b w:val="0"/>
+          <w:i w:val="0"/>
+          <w:color w:val="000000"/>
+          <w:sz w:val="20"/>
+        </w:rPr>
+        <w:t>ROHLFS, I. C. P. M. e outros. Psychometric characteristics of the Brazil Mood Scale among youth and elite athletes using two response time frames. Sports, v. 11, n. 12, art. 244, 2023.</w:t>
+      </w:r>
+    </w:p>
+    <w:p>
+      <w:pPr>
+        <w:spacing w:line="240" w:lineRule="auto" w:after="100"/>
+        <w:ind w:firstLine="0"/>
+        <w:jc w:val="both"/>
+      </w:pPr>
+      <w:r>
+        <w:rPr>
+          <w:rFonts w:ascii="Times New Roman" w:hAnsi="Times New Roman"/>
+          <w:b w:val="0"/>
+          <w:i w:val="0"/>
+          <w:color w:val="000000"/>
+          <w:sz w:val="20"/>
+        </w:rPr>
+        <w:t>ROHLFS, I. C. P. M. e outros. Mood states, injury status, and countermovement jump performance in Brazilian high-level sports. Sports, v. 13, n. 9, art. 303, 2025.</w:t>
+      </w:r>
+    </w:p>
+    <w:p>
+      <w:pPr>
+        <w:spacing w:line="240" w:lineRule="auto" w:after="100"/>
+        <w:ind w:firstLine="0"/>
+        <w:jc w:val="both"/>
+      </w:pPr>
+      <w:r>
+        <w:rPr>
+          <w:rFonts w:ascii="Times New Roman" w:hAnsi="Times New Roman"/>
+          <w:b w:val="0"/>
+          <w:i w:val="0"/>
+          <w:color w:val="000000"/>
+          <w:sz w:val="20"/>
+        </w:rPr>
+        <w:t>SAHLI, H. e outros. Testing the psychometric properties of an Arabic version of the Brunel Mood Scale among physical education students. European Journal of Investigation in Health, Psychology and Education, v. 13, n. 8, p. 1539-1552, 2023.</w:t>
+      </w:r>
+    </w:p>
+    <w:p>
+      <w:pPr>
+        <w:spacing w:line="240" w:lineRule="auto" w:after="100"/>
+        <w:ind w:firstLine="0"/>
+        <w:jc w:val="both"/>
+      </w:pPr>
+      <w:r>
+        <w:rPr>
+          <w:rFonts w:ascii="Times New Roman" w:hAnsi="Times New Roman"/>
+          <w:b w:val="0"/>
+          <w:i w:val="0"/>
+          <w:color w:val="000000"/>
+          <w:sz w:val="20"/>
+        </w:rPr>
+        <w:t>SKARBALIUS, A. Integrated monitoring of training and sport performance throughout an entire handball season: practical applications in semi-professional female players. Frontiers in Sports and Active Living, v. 8, art. 1869707, 2026.</w:t>
+      </w:r>
+    </w:p>
+    <w:p>
+      <w:pPr>
+        <w:spacing w:line="240" w:lineRule="auto" w:after="100"/>
+        <w:ind w:firstLine="0"/>
+        <w:jc w:val="both"/>
+      </w:pPr>
+      <w:r>
+        <w:rPr>
+          <w:rFonts w:ascii="Times New Roman" w:hAnsi="Times New Roman"/>
+          <w:b w:val="0"/>
+          <w:i w:val="0"/>
+          <w:color w:val="000000"/>
+          <w:sz w:val="20"/>
+        </w:rPr>
+        <w:t>STRUZIK, A.; NADOBNIK, J.; STĘPIEŃ-SŁODKOWSKA, M. TRIMP and session-RPE monitoring in elite women's handball: a full-season descriptive analysis. Scientific Reports, v. 16, n. 1, art. 53134, 2026.</w:t>
       </w:r>
     </w:p>
     <w:p>
@@ -15775,6 +17292,23 @@
           <w:color w:val="000000"/>
           <w:sz w:val="20"/>
         </w:rPr>
+        <w:t>TERRY, P. C. e outros. Validation of a Lithuanian-language version of the Brunel Mood Scale: the BRUMS-LTU. International Journal of Environmental Research and Public Health, v. 19, n. 8, art. 4867, 2022.</w:t>
+      </w:r>
+    </w:p>
+    <w:p>
+      <w:pPr>
+        <w:spacing w:line="240" w:lineRule="auto" w:after="100"/>
+        <w:ind w:firstLine="0"/>
+        <w:jc w:val="both"/>
+      </w:pPr>
+      <w:r>
+        <w:rPr>
+          <w:rFonts w:ascii="Times New Roman" w:hAnsi="Times New Roman"/>
+          <w:b w:val="0"/>
+          <w:i w:val="0"/>
+          <w:color w:val="000000"/>
+          <w:sz w:val="20"/>
+        </w:rPr>
         <w:t>TERRY, P. C.; PARSONS-SMITH, R. L. Mood profiling for sustainable mental health among athletes. Sustainability, v. 13, n. 11, art. 6116, 2021.</w:t>
       </w:r>
     </w:p>
@@ -15810,6 +17344,40 @@
           <w:sz w:val="20"/>
         </w:rPr>
         <w:t>TERWEE, C. B. e outros. Quality criteria were proposed for measurement properties of health status questionnaires. Journal of Clinical Epidemiology, v. 60, n. 1, p. 34-42, 2007.</w:t>
+      </w:r>
+    </w:p>
+    <w:p>
+      <w:pPr>
+        <w:spacing w:line="240" w:lineRule="auto" w:after="100"/>
+        <w:ind w:firstLine="0"/>
+        <w:jc w:val="both"/>
+      </w:pPr>
+      <w:r>
+        <w:rPr>
+          <w:rFonts w:ascii="Times New Roman" w:hAnsi="Times New Roman"/>
+          <w:b w:val="0"/>
+          <w:i w:val="0"/>
+          <w:color w:val="000000"/>
+          <w:sz w:val="20"/>
+        </w:rPr>
+        <w:t>VALDESALICI, A. e outros. Effects of non-functional overreaching and overtraining syndrome on psychological and cognitive functioning in elite athletes: a systematic review. Psychology of Sport and Exercise, v. 84, art. 103079, 2026.</w:t>
+      </w:r>
+    </w:p>
+    <w:p>
+      <w:pPr>
+        <w:spacing w:line="240" w:lineRule="auto" w:after="100"/>
+        <w:ind w:firstLine="0"/>
+        <w:jc w:val="both"/>
+      </w:pPr>
+      <w:r>
+        <w:rPr>
+          <w:rFonts w:ascii="Times New Roman" w:hAnsi="Times New Roman"/>
+          <w:b w:val="0"/>
+          <w:i w:val="0"/>
+          <w:color w:val="000000"/>
+          <w:sz w:val="20"/>
+        </w:rPr>
+        <w:t>VLACHOPOULOS, S. P.; LANE, A. M.; TERRY, P. C. A Greek translation of the Brunel Mood Scale: initial validation among exercise participants and inactive adults. Sports, v. 11, n. 12, art. 234, 2023.</w:t>
       </w:r>
     </w:p>
     <w:p>

--- a/data/ARTIGO1_PERFIS_HUMOR_HANDEBOL.docx
+++ b/data/ARTIGO1_PERFIS_HUMOR_HANDEBOL.docx
@@ -143,7 +143,7 @@
           <w:color w:val="000000"/>
           <w:sz w:val="24"/>
         </w:rPr>
-        <w:t>A oposição entre o iceberg e o seu inverso, porém, tem um limite conhecido: o iceberg é o padrão típico de atletas, bem-sucedidos ou não, e por isso discrimina desempenho menos do que se afirmou (Terry e Lane, 2000). Uma equipe apresenta, na mesma semana, estados que a oposição entre dois padrões não distingue. A resposta veio da análise de agrupamento: sobre três amostras independentes, com 2364, 2303 e 1865 respostas à Escala de Humor de Brunel, os escores brutos foram convertidos em escores T de média 50 e desvio-padrão 10 contra a norma da amostra, e submetidos a análise hierárquica aglomerativa com distância euclidiana quadrática pelo método de Ward. A inspeção do dendrograma e do salto nos coeficientes de fusão indicou a solução de seis grupos, refinada por k-médias e confirmada por análise discriminante. Emergiram seis agrupamentos interpretáveis, batizados pelo formato que assumem no gráfico de perfil: iceberg, superfície, submerso, barbatana de tubarão, iceberg invertido e Everest invertido (Parsons-Smith, Terry e Machin, 2017). Os estudos posteriores substituíram a etapa hierárquica pelo k-médias com sementes fixas nos centroides publicados, procedimento que testa a reprodutibilidade dos seis grupos em vez de gerar solução nova a cada amostra (Rohlfs e outros, 2024; Luojumäki e outros, 2026).</w:t>
+        <w:t>A oposição entre o iceberg e o seu inverso, porém, tem um limite conhecido: o iceberg é o padrão típico de atletas, bem-sucedidos ou não, e por isso discrimina desempenho menos do que se afirmou (Terry e Lane, 2000). Uma equipe apresenta, na mesma semana, estados que a oposição entre dois padrões não distingue. A resposta veio da análise de agrupamento: sobre três amostras independentes, com 2364, 2303 e 1865 respostas à Escala de Humor de Brunel, os escores foram convertidos em escores T de média 50 e desvio-padrão 10 contra a norma da amostra, e submetidos a análise hierárquica aglomerativa com distância euclidiana quadrática pelo método de Ward. A inspeção do dendrograma e do salto nos coeficientes de fusão indicou a solução de seis grupos, refinada por k-médias e confirmada por análise discriminante. Emergiram seis agrupamentos interpretáveis, batizados pelo formato que assumem no gráfico de perfil: iceberg, superfície, submerso, barbatana de tubarão, iceberg invertido e Everest invertido (Parsons-Smith, Terry e Machin, 2017). Os estudos posteriores substituíram a etapa hierárquica pelo k-médias com sementes fixas nos centroides publicados, procedimento que testa a reprodutibilidade dos seis grupos em vez de gerar solução nova a cada amostra (Rohlfs e outros, 2024; Luojumäki e outros, 2026).</w:t>
       </w:r>
     </w:p>
     <w:p>
@@ -160,7 +160,7 @@
           <w:color w:val="000000"/>
           <w:sz w:val="24"/>
         </w:rPr>
-        <w:t>A replicação da solução de seis agrupamentos em populações distintas é o principal argumento a favor da adoção dela como linguagem comum do monitoramento. Eles reapareceram em contexto esportivo e de exercício (Quartiroli e outros, 2018), em Singapura (Han e outros, 2020), em população lituana e grega (Terry e Parsons-Smith, 2021, 2022), em 592 triatletas amadores (Parsons-Smith e outros, 2022) e em 652 finlandeses (Luojumäki e outros, 2026), e o instrumento recebeu validação psicométrica em lituano (Terry e outros, 2022), malaio (Lew e outros, 2023), árabe (Sahli e outros, 2023) e grego (Vlachopoulos, Lane e Terry, 2023). No Brasil, a versão teve a validade fatorial e a confiabilidade das seis subescalas confirmadas em 898 atletas de base e de elite (Rohlfs e outros, 2023), e a classificação dessa mesma amostra situou 26,5% deles em algum dos três padrões de risco (Rohlfs, Noce e Wilke, 2024), valor que é hoje a referência brasileira contra a qual qualquer amostra nacional passa a ser lida.</w:t>
+        <w:t>A replicação da solução em populações distintas é o principal argumento a favor da adoção dela como linguagem comum do monitoramento. Os seis perfis reapareceram em contexto esportivo e de exercício (Quartiroli e outros, 2018), em Singapura (Han e outros, 2020), em população lituana e grega (Terry e Parsons-Smith, 2021, 2022), em 592 triatletas amadores (Parsons-Smith e outros, 2022) e em 652 finlandeses (Luojumäki e outros, 2026), e o instrumento recebeu validação psicométrica em lituano (Terry e outros, 2022), malaio (Lew e outros, 2023), árabe (Sahli e outros, 2023) e grego (Vlachopoulos, Lane e Terry, 2023). No Brasil, a versão teve a validade fatorial e a confiabilidade das seis subescalas confirmadas em 898 atletas de base e de elite (Rohlfs e outros, 2023), e a classificação dessa mesma amostra situou 26,5% deles em algum dos três padrões de risco (Rohlfs, Noce e Wilke, 2024), valor que é hoje a referência brasileira contra a qual qualquer amostra nacional passa a ser lida.</w:t>
       </w:r>
     </w:p>
     <w:p>
@@ -177,7 +177,7 @@
           <w:color w:val="000000"/>
           <w:sz w:val="24"/>
         </w:rPr>
-        <w:t>Cada perfil carrega correlatos próprios, físicos e psicológicos, e é isso que os torna úteis à comissão técnica. O iceberg reúne funcionamento cognitivo saudável, desempenho físico alto e a menor incidência de lesão entre os seis; o superfície descreve estado indiferenciado; e o submerso compartilha com o iceberg as cinco negativas baixas, mas com vigor abaixo da média, quadro compatível tanto com recuperação quanto com desengajamento. A barbatana de tubarão reúne o vigor mais baixo dos seis com fadiga superior à de qualquer outro, exceto o Everest invertido, e essa combinação é a assinatura psicológica descrita para o excesso de carga. O iceberg invertido é o indicador clássico da síndrome de overtraining (Budgett, 1998). O Everest invertido, o mais negativo, acrescenta escores muito altos de depressão, raiva e confusão e associa-se a déficit cognitivo (Parsons-Smith, Terry e Machin, 2017) e ao maior risco de lesão (Rohlfs e outros, 2025). Revisão sistemática de 461 atletas de elite confirmou que o excesso não funcional de treino e a síndrome de overtraining alteram humor, estresse, esgotamento e fadiga (Valdesalici e outros, 2026). Os três últimos reúnem-se sob o rótulo de perfis de risco, e a prevalência deles é o indicador de triagem que interessa ao clube (Tabela 7).</w:t>
+        <w:t>Cada perfil carrega correlatos próprios, físicos e psicológicos, e é isso que os torna úteis à comissão técnica. O iceberg reúne funcionamento cognitivo saudável, desempenho físico alto e a menor incidência de lesão entre os seis; o superfície descreve estado indiferenciado; e o submerso compartilha com o iceberg as cinco negativas baixas, mas com vigor abaixo da média, quadro compatível tanto com recuperação quanto com desengajamento. A barbatana de tubarão reúne o vigor mais baixo dos seis com fadiga superior à de qualquer outro, exceto o Everest invertido, e essa combinação é a assinatura psicológica descrita para o excesso de carga. O iceberg invertido é o indicador clássico da síndrome de overtraining (Budgett, 1998). O Everest invertido, o mais negativo, acrescenta escores muito altos de depressão, raiva e confusão e associa-se a déficit cognitivo (Parsons-Smith, Terry e Machin, 2017) e ao maior risco de lesão (Rohlfs e outros, 2025). Revisão sistemática de 461 atletas de elite confirmou que o excesso não funcional de treino e a síndrome de overtraining alteram humor, estresse, esgotamento e fadiga (Valdesalici e outros, 2026). Os três últimos reúnem-se sob o rótulo de perfis de risco, e a prevalência deles é o indicador de triagem que interessa ao clube (Tabela 9).</w:t>
       </w:r>
     </w:p>
     <w:p>
@@ -194,7 +194,7 @@
           <w:color w:val="000000"/>
           <w:sz w:val="24"/>
         </w:rPr>
-        <w:t>O handebol permanece fora desse mapa, e a lacuna é dupla. O levantamento que conduzimos sobre a produção internacional em psicologia do esporte no handebol entre 2006 e 2026 reúne 525 estudos, dos quais apenas 32 aferem humor ou afeto, um único com desenho longitudinal, e nenhum aplica os seis perfis. O precedente mais próximo acompanha medidas biológicas e psicológicas ao longo de uma temporada, sem classificação por perfil (Bresciani e outros, 2010), e o estudo mais citado descreve ansiedade e humor em handebol de areia, em corte único (Reigal e outros, 2019). A produção recente caminhou para o monitoramento de carga (Skarbalius, 2026; Struzik, Nadobnik e Stępień-Słodkowska, 2026), e o maior estudo psicofisiológico da modalidade, com 584 handebolistas de elite, não encontrou associação entre estado endócrino e perturbação de humor, e pediu indicadores psicológicos mais sensíveis à tensão fisiológica (Ratz-Sulyok e outros, 2026). Falta ainda o pressuposto de qualquer classificação: existem normas para amostras esportivas heterogêneas (Terry e Lane, 2000), mas nenhuma específica do handebol, e a versão brasileira foi validada em futebolistas (Rohlfs, Rotta e Luft, 2008). Sem norma, cada estudo padroniza dentro da própria amostra, o que impede a comparação entre estudos e trava o acúmulo de conhecimento na modalidade.</w:t>
+        <w:t>O handebol permanece fora desse mapa, e a lacuna é dupla. O levantamento que conduzimos sobre a produção internacional em psicologia do esporte no handebol entre 2006 e 2026 reúne 525 estudos, dos quais apenas 32 aferem humor ou afeto, um único com desenho longitudinal, e nenhum aplica os seis perfis. O precedente mais próximo acompanha uma temporada sem classificação por perfil (Bresciani e outros, 2010), e o estudo mais citado descreve ansiedade e humor em handebol de areia, em corte único (Reigal e outros, 2019). A produção recente caminhou para o monitoramento de carga (Skarbalius, 2026; Struzik, Nadobnik e Stępień-Słodkowska, 2026), a ponto de o campo registrar protocolo de revisão sistemática só dos métodos de monitoramento na modalidade (Henze e outros, 2025), e o maior estudo psicofisiológico da modalidade, com 584 handebolistas de elite, não encontrou associação entre estado endócrino e perturbação de humor, e pediu indicadores psicológicos mais sensíveis à tensão fisiológica (Ratz-Sulyok e outros, 2026). Falta ainda o pressuposto de qualquer classificação: existem normas para amostras esportivas heterogêneas (Terry e Lane, 2000), mas nenhuma específica do handebol, e a versão brasileira foi validada em futebolistas (Rohlfs, Rotta e Luft, 2008). Sem norma, cada estudo padroniza dentro da própria amostra, o que trava o acúmulo de conhecimento na modalidade.</w:t>
       </w:r>
     </w:p>
     <w:p>
@@ -211,7 +211,7 @@
           <w:color w:val="000000"/>
           <w:sz w:val="24"/>
         </w:rPr>
-        <w:t>Some-se a isso o momento. A última semana de pré-temporada concentra a maior carga acumulada do ciclo preparatório e termina na véspera da estreia competitiva, quando o estado psicológico da equipe deixa de ser indicador de processo e passa a ser condição de partida. É justamente nesse intervalo que o monitoramento tem mais consequência prática e menos descrição publicada: os estudos com os seis perfis são, na quase totalidade, transversais, e dizem quantos atletas estão em cada perfil, sem dizer quando um atleta migra. Descrever quais perfis predominam nessa semana, em que dias o deslocamento acontece e quanto dele excede a flutuação amostral é o que permite à comissão técnica agir antes da competição, e não depois dela. É essa a justificativa deste estudo.</w:t>
+        <w:t>Some-se a isso o momento. A última semana de pré-temporada concentra a maior carga acumulada do ciclo preparatório e termina na véspera da estreia competitiva, quando o estado psicológico da equipe deixa de ser indicador de processo e passa a ser condição de partida. É justamente nesse intervalo que o monitoramento tem mais consequência prática e menos descrição publicada: os estudos com os seis perfis são quase todos transversais, e dizem quantos atletas estão em cada perfil, sem dizer quando um atleta migra. Descrever quais perfis predominam nessa semana, em que dias o deslocamento acontece e quanto dele excede a flutuação amostral é o que permite agir antes da competição, e não depois dela. É essa a justificativa deste estudo.</w:t>
       </w:r>
     </w:p>
     <w:p>
@@ -3706,7 +3706,7 @@
           <w:color w:val="000000"/>
           <w:sz w:val="24"/>
         </w:rPr>
-        <w:t>O plano de análise está descrito com o detalhe necessário à reprodução integral do estudo. Ele se organiza em sete blocos, na ordem em que as perguntas do objetivo foram respondidas: a descrição das subescalas e das propriedades da medida; o contraste entre o primeiro e o último dia; a comparação entre os sete dias; a comparação intradia; a separação entre o nível do grupo e o nível do atleta; a análise da predominância dos perfis ao longo da semana; e as decisões gerais de tratamento de dados. O nível de significância adotado foi de 5% em todos os testes, sempre depois da correção para múltiplas comparações descrita em 3.8.7.</w:t>
+        <w:t>O plano de análise está descrito com o detalhe necessário à reprodução integral do estudo. Ele se organiza em oito blocos, na ordem em que as perguntas do objetivo foram respondidas: a descrição das subescalas e das propriedades da medida; o contraste entre o primeiro e o último dia; a comparação entre os sete dias; a comparação intradia; a separação entre o nível do grupo e o nível do atleta; a análise da predominância dos perfis ao longo da semana; a análise das curvas de cada variável e dos pontos em que elas se cruzam; e as decisões gerais de tratamento de dados. O nível de significância adotado foi de 5% em todos os testes, sempre depois da correção para múltiplas comparações descrita em 3.8.7.</w:t>
       </w:r>
     </w:p>
     <w:p>
@@ -4102,7 +4102,83 @@
         <w:pStyle w:val="Heading3"/>
       </w:pPr>
       <w:r>
-        <w:t>3.8.7 Decisões gerais de tratamento de dados</w:t>
+        <w:t>3.8.7 Curvas das variáveis contínuas e pontos de cruzamento</w:t>
+      </w:r>
+    </w:p>
+    <w:p>
+      <w:pPr>
+        <w:spacing w:line="240" w:lineRule="auto" w:after="80"/>
+        <w:ind w:firstLine="709"/>
+        <w:jc w:val="both"/>
+      </w:pPr>
+      <w:r>
+        <w:rPr>
+          <w:rFonts w:ascii="Times New Roman" w:hAnsi="Times New Roman"/>
+          <w:b w:val="0"/>
+          <w:i w:val="0"/>
+          <w:color w:val="000000"/>
+          <w:sz w:val="24"/>
+        </w:rPr>
+        <w:t>A série diária de cada subescala recebeu o mesmo tratamento aplicado às proporções de perfil, com uma adaptação necessária. O piso de ruído de uma proporção vem do erro-padrão binomial; o de uma média vem do erro-padrão da média, igual ao desvio-padrão da subescala dividido pela raiz do número de atletas que responderam naquele dia. Como o n varia entre os sete dias, o piso de cada variável é a média desses sete erros-padrão. As séries foram suavizadas pelo mesmo filtro binomial de três pontos e derivadas do mesmo modo, e um dia é chamado de dia de choque quando a derivada que parte dele supera o piso da própria série em valor absoluto.</w:t>
+      </w:r>
+    </w:p>
+    <w:p>
+      <w:pPr>
+        <w:spacing w:line="240" w:lineRule="auto" w:after="80"/>
+        <w:ind w:firstLine="709"/>
+        <w:jc w:val="both"/>
+      </w:pPr>
+      <w:r>
+        <w:rPr>
+          <w:rFonts w:ascii="Times New Roman" w:hAnsi="Times New Roman"/>
+          <w:b w:val="0"/>
+          <w:i w:val="0"/>
+          <w:color w:val="000000"/>
+          <w:sz w:val="24"/>
+        </w:rPr>
+        <w:t>Para comparar variáveis de escalas diferentes, cada série foi também reexpressa em percentual do próprio valor no dia 1, que passa a valer 100. A transformação preserva a forma da curva e torna comparável a magnitude relativa da mudança entre subescalas que partem de patamares muito distintos, o que a escala bruta não permite.</w:t>
+      </w:r>
+    </w:p>
+    <w:p>
+      <w:pPr>
+        <w:spacing w:line="240" w:lineRule="auto" w:after="80"/>
+        <w:ind w:firstLine="709"/>
+        <w:jc w:val="both"/>
+      </w:pPr>
+      <w:r>
+        <w:rPr>
+          <w:rFonts w:ascii="Times New Roman" w:hAnsi="Times New Roman"/>
+          <w:b w:val="0"/>
+          <w:i w:val="0"/>
+          <w:color w:val="000000"/>
+          <w:sz w:val="24"/>
+        </w:rPr>
+        <w:t>O ponto de cruzamento entre duas curvas foi obtido por interpolação linear sobre as séries suavizadas, entre os dois dias em que a diferença troca de sinal, e é reportado em fração de dia. Um cruzamento visível na figura, porém, não basta para afirmar que duas variáveis trocaram de posição, porque duas curvas próximas podem cruzar-se várias vezes por flutuação amostral. Adotou-se, por isso, um teste explícito de inversão. O limiar de ruído do par é a raiz da soma dos quadrados dos pisos das duas séries, que é o erro-padrão da diferença entre duas médias independentes. A inversão só é dada por estabelecida quando a diferença entre as duas variáveis supera esse limiar tanto no dia 1 quanto no dia 7 e os dois valores têm sinais opostos. Quando apenas uma das pontas supera o limiar, o que a série descreve é divergência a partir de um ponto comum, e não troca de uma ordem previamente estabelecida; quando nenhuma supera, os cruzamentos são oscilação dentro do ruído e não são interpretados. A distinção muda a leitura prática e por isso é reportada em coluna própria na tabela de cruzamentos.</w:t>
+      </w:r>
+    </w:p>
+    <w:p>
+      <w:pPr>
+        <w:spacing w:line="240" w:lineRule="auto" w:after="80"/>
+        <w:ind w:firstLine="709"/>
+        <w:jc w:val="both"/>
+      </w:pPr>
+      <w:r>
+        <w:rPr>
+          <w:rFonts w:ascii="Times New Roman" w:hAnsi="Times New Roman"/>
+          <w:b w:val="0"/>
+          <w:i w:val="0"/>
+          <w:color w:val="000000"/>
+          <w:sz w:val="24"/>
+        </w:rPr>
+        <w:t>Quatro pares foram definidos a priori, pela leitura clínica que carregam: vigor e fadiga, que formam o eixo energético dos seis perfis e cuja inversão caracteriza a passagem ao perfil barbatana de tubarão; fadiga física e fadiga mental, cuja separação distingue desgaste de carga de desgaste cognitivo; e os pares tensão e raiva e tensão e depressão, que identificam qual afeto negativo domina o quadro em cada momento da semana. Nenhum outro par foi testado, e a escolha foi registrada antes da inspeção das curvas.</w:t>
+      </w:r>
+    </w:p>
+    <w:p>
+      <w:pPr>
+        <w:pStyle w:val="Heading3"/>
+      </w:pPr>
+      <w:r>
+        <w:t>3.8.8 Decisões gerais de tratamento de dados</w:t>
       </w:r>
     </w:p>
     <w:p>
@@ -10692,7 +10768,2434 @@
         <w:pStyle w:val="Heading2"/>
       </w:pPr>
       <w:r>
-        <w:t>4.3 Prevalência dos seis perfis</w:t>
+        <w:t>4.3 Comportamento de cada variável ao longo da semana</w:t>
+      </w:r>
+    </w:p>
+    <w:p>
+      <w:pPr>
+        <w:spacing w:line="240" w:lineRule="auto" w:after="80"/>
+        <w:ind w:firstLine="0"/>
+        <w:jc w:val="both"/>
+      </w:pPr>
+      <w:r>
+        <w:rPr>
+          <w:rFonts w:ascii="Times New Roman" w:hAnsi="Times New Roman"/>
+          <w:b w:val="0"/>
+          <w:i w:val="0"/>
+          <w:color w:val="000000"/>
+          <w:sz w:val="24"/>
+        </w:rPr>
+        <w:t>Esta seção descreve o que acontece com cada variável dia a dia, e é o que sustenta a leitura dos perfis nas seções seguintes: um perfil é a combinação de seis subescalas, e a migração entre perfis só ganha explicação quando se sabe qual subescala se moveu, quanto e quando. A Tabela 6 reúne o comportamento das nove variáveis, e a Tabela 7 localiza os pontos em que duas delas trocam de posição.</w:t>
+      </w:r>
+    </w:p>
+    <w:p>
+      <w:pPr>
+        <w:spacing w:line="240" w:lineRule="auto" w:after="60"/>
+        <w:ind w:firstLine="0"/>
+        <w:jc w:val="left"/>
+      </w:pPr>
+      <w:r>
+        <w:rPr>
+          <w:rFonts w:ascii="Times New Roman" w:hAnsi="Times New Roman"/>
+          <w:b w:val="0"/>
+          <w:i w:val="0"/>
+          <w:color w:val="000000"/>
+          <w:sz w:val="20"/>
+        </w:rPr>
+        <w:t>Tabela 6 - Comportamento de cada variável ao longo dos sete dias do microciclo, com o efeito do dia e os dias em que a variação supera o ruído</w:t>
+      </w:r>
+    </w:p>
+    <w:tbl>
+      <w:tblPr>
+        <w:tblStyle w:val="TableGrid"/>
+        <w:tblW w:type="auto" w:w="0"/>
+        <w:jc w:val="center"/>
+        <w:tblLayout w:type="autofit"/>
+        <w:tblLook w:firstColumn="1" w:firstRow="1" w:lastColumn="0" w:lastRow="0" w:noHBand="0" w:noVBand="1" w:val="04A0"/>
+      </w:tblPr>
+      <w:tblGrid>
+        <w:gridCol w:w="1134"/>
+        <w:gridCol w:w="1134"/>
+        <w:gridCol w:w="1134"/>
+        <w:gridCol w:w="1134"/>
+        <w:gridCol w:w="1134"/>
+        <w:gridCol w:w="1134"/>
+        <w:gridCol w:w="1134"/>
+        <w:gridCol w:w="1134"/>
+      </w:tblGrid>
+      <w:tr>
+        <w:tc>
+          <w:tcPr>
+            <w:tcW w:type="dxa" w:w="1134"/>
+            <w:tcBorders>
+              <w:top w:val="single" w:sz="6" w:space="0" w:color="000000"/>
+              <w:left w:val="none" w:sz="0" w:space="0" w:color="auto"/>
+              <w:bottom w:val="single" w:sz="6" w:space="0" w:color="000000"/>
+              <w:right w:val="none" w:sz="0" w:space="0" w:color="auto"/>
+              <w:insideH w:val="none" w:sz="0" w:space="0" w:color="auto"/>
+              <w:insideV w:val="none" w:sz="0" w:space="0" w:color="auto"/>
+            </w:tcBorders>
+          </w:tcPr>
+          <w:p>
+            <w:pPr>
+              <w:spacing w:after="20" w:line="240" w:lineRule="auto"/>
+              <w:jc w:val="center"/>
+            </w:pPr>
+            <w:r/>
+            <w:r>
+              <w:rPr>
+                <w:rFonts w:ascii="Times New Roman" w:hAnsi="Times New Roman"/>
+                <w:b/>
+                <w:color w:val="000000"/>
+                <w:sz w:val="13"/>
+              </w:rPr>
+              <w:t>Variável</w:t>
+            </w:r>
+          </w:p>
+        </w:tc>
+        <w:tc>
+          <w:tcPr>
+            <w:tcW w:type="dxa" w:w="1134"/>
+            <w:tcBorders>
+              <w:top w:val="single" w:sz="6" w:space="0" w:color="000000"/>
+              <w:left w:val="none" w:sz="0" w:space="0" w:color="auto"/>
+              <w:bottom w:val="single" w:sz="6" w:space="0" w:color="000000"/>
+              <w:right w:val="none" w:sz="0" w:space="0" w:color="auto"/>
+              <w:insideH w:val="none" w:sz="0" w:space="0" w:color="auto"/>
+              <w:insideV w:val="none" w:sz="0" w:space="0" w:color="auto"/>
+            </w:tcBorders>
+          </w:tcPr>
+          <w:p>
+            <w:pPr>
+              <w:spacing w:after="20" w:line="240" w:lineRule="auto"/>
+              <w:jc w:val="center"/>
+            </w:pPr>
+            <w:r/>
+            <w:r>
+              <w:rPr>
+                <w:rFonts w:ascii="Times New Roman" w:hAnsi="Times New Roman"/>
+                <w:b/>
+                <w:color w:val="000000"/>
+                <w:sz w:val="13"/>
+              </w:rPr>
+              <w:t>Dia 1</w:t>
+            </w:r>
+          </w:p>
+        </w:tc>
+        <w:tc>
+          <w:tcPr>
+            <w:tcW w:type="dxa" w:w="1134"/>
+            <w:tcBorders>
+              <w:top w:val="single" w:sz="6" w:space="0" w:color="000000"/>
+              <w:left w:val="none" w:sz="0" w:space="0" w:color="auto"/>
+              <w:bottom w:val="single" w:sz="6" w:space="0" w:color="000000"/>
+              <w:right w:val="none" w:sz="0" w:space="0" w:color="auto"/>
+              <w:insideH w:val="none" w:sz="0" w:space="0" w:color="auto"/>
+              <w:insideV w:val="none" w:sz="0" w:space="0" w:color="auto"/>
+            </w:tcBorders>
+          </w:tcPr>
+          <w:p>
+            <w:pPr>
+              <w:spacing w:after="20" w:line="240" w:lineRule="auto"/>
+              <w:jc w:val="center"/>
+            </w:pPr>
+            <w:r/>
+            <w:r>
+              <w:rPr>
+                <w:rFonts w:ascii="Times New Roman" w:hAnsi="Times New Roman"/>
+                <w:b/>
+                <w:color w:val="000000"/>
+                <w:sz w:val="13"/>
+              </w:rPr>
+              <w:t>Dia 7</w:t>
+            </w:r>
+          </w:p>
+        </w:tc>
+        <w:tc>
+          <w:tcPr>
+            <w:tcW w:type="dxa" w:w="1134"/>
+            <w:tcBorders>
+              <w:top w:val="single" w:sz="6" w:space="0" w:color="000000"/>
+              <w:left w:val="none" w:sz="0" w:space="0" w:color="auto"/>
+              <w:bottom w:val="single" w:sz="6" w:space="0" w:color="000000"/>
+              <w:right w:val="none" w:sz="0" w:space="0" w:color="auto"/>
+              <w:insideH w:val="none" w:sz="0" w:space="0" w:color="auto"/>
+              <w:insideV w:val="none" w:sz="0" w:space="0" w:color="auto"/>
+            </w:tcBorders>
+          </w:tcPr>
+          <w:p>
+            <w:pPr>
+              <w:spacing w:after="20" w:line="240" w:lineRule="auto"/>
+              <w:jc w:val="center"/>
+            </w:pPr>
+            <w:r/>
+            <w:r>
+              <w:rPr>
+                <w:rFonts w:ascii="Times New Roman" w:hAnsi="Times New Roman"/>
+                <w:b/>
+                <w:color w:val="000000"/>
+                <w:sz w:val="13"/>
+              </w:rPr>
+              <w:t>Diferença</w:t>
+            </w:r>
+          </w:p>
+        </w:tc>
+        <w:tc>
+          <w:tcPr>
+            <w:tcW w:type="dxa" w:w="1134"/>
+            <w:tcBorders>
+              <w:top w:val="single" w:sz="6" w:space="0" w:color="000000"/>
+              <w:left w:val="none" w:sz="0" w:space="0" w:color="auto"/>
+              <w:bottom w:val="single" w:sz="6" w:space="0" w:color="000000"/>
+              <w:right w:val="none" w:sz="0" w:space="0" w:color="auto"/>
+              <w:insideH w:val="none" w:sz="0" w:space="0" w:color="auto"/>
+              <w:insideV w:val="none" w:sz="0" w:space="0" w:color="auto"/>
+            </w:tcBorders>
+          </w:tcPr>
+          <w:p>
+            <w:pPr>
+              <w:spacing w:after="20" w:line="240" w:lineRule="auto"/>
+              <w:jc w:val="center"/>
+            </w:pPr>
+            <w:r/>
+            <w:r>
+              <w:rPr>
+                <w:rFonts w:ascii="Times New Roman" w:hAnsi="Times New Roman"/>
+                <w:b/>
+                <w:color w:val="000000"/>
+                <w:sz w:val="13"/>
+              </w:rPr>
+              <w:t>Piso de ruído</w:t>
+            </w:r>
+          </w:p>
+        </w:tc>
+        <w:tc>
+          <w:tcPr>
+            <w:tcW w:type="dxa" w:w="1134"/>
+            <w:tcBorders>
+              <w:top w:val="single" w:sz="6" w:space="0" w:color="000000"/>
+              <w:left w:val="none" w:sz="0" w:space="0" w:color="auto"/>
+              <w:bottom w:val="single" w:sz="6" w:space="0" w:color="000000"/>
+              <w:right w:val="none" w:sz="0" w:space="0" w:color="auto"/>
+              <w:insideH w:val="none" w:sz="0" w:space="0" w:color="auto"/>
+              <w:insideV w:val="none" w:sz="0" w:space="0" w:color="auto"/>
+            </w:tcBorders>
+          </w:tcPr>
+          <w:p>
+            <w:pPr>
+              <w:spacing w:after="20" w:line="240" w:lineRule="auto"/>
+              <w:jc w:val="center"/>
+            </w:pPr>
+            <w:r/>
+            <w:r>
+              <w:rPr>
+                <w:rFonts w:ascii="Times New Roman" w:hAnsi="Times New Roman"/>
+                <w:b/>
+                <w:color w:val="000000"/>
+                <w:sz w:val="13"/>
+              </w:rPr>
+              <w:t>η² parcial</w:t>
+            </w:r>
+          </w:p>
+        </w:tc>
+        <w:tc>
+          <w:tcPr>
+            <w:tcW w:type="dxa" w:w="1134"/>
+            <w:tcBorders>
+              <w:top w:val="single" w:sz="6" w:space="0" w:color="000000"/>
+              <w:left w:val="none" w:sz="0" w:space="0" w:color="auto"/>
+              <w:bottom w:val="single" w:sz="6" w:space="0" w:color="000000"/>
+              <w:right w:val="none" w:sz="0" w:space="0" w:color="auto"/>
+              <w:insideH w:val="none" w:sz="0" w:space="0" w:color="auto"/>
+              <w:insideV w:val="none" w:sz="0" w:space="0" w:color="auto"/>
+            </w:tcBorders>
+          </w:tcPr>
+          <w:p>
+            <w:pPr>
+              <w:spacing w:after="20" w:line="240" w:lineRule="auto"/>
+              <w:jc w:val="center"/>
+            </w:pPr>
+            <w:r/>
+            <w:r>
+              <w:rPr>
+                <w:rFonts w:ascii="Times New Roman" w:hAnsi="Times New Roman"/>
+                <w:b/>
+                <w:color w:val="000000"/>
+                <w:sz w:val="13"/>
+              </w:rPr>
+              <w:t>p (FDR)</w:t>
+            </w:r>
+          </w:p>
+        </w:tc>
+        <w:tc>
+          <w:tcPr>
+            <w:tcW w:type="dxa" w:w="1134"/>
+            <w:tcBorders>
+              <w:top w:val="single" w:sz="6" w:space="0" w:color="000000"/>
+              <w:left w:val="none" w:sz="0" w:space="0" w:color="auto"/>
+              <w:bottom w:val="single" w:sz="6" w:space="0" w:color="000000"/>
+              <w:right w:val="none" w:sz="0" w:space="0" w:color="auto"/>
+              <w:insideH w:val="none" w:sz="0" w:space="0" w:color="auto"/>
+              <w:insideV w:val="none" w:sz="0" w:space="0" w:color="auto"/>
+            </w:tcBorders>
+          </w:tcPr>
+          <w:p>
+            <w:pPr>
+              <w:spacing w:after="20" w:line="240" w:lineRule="auto"/>
+              <w:jc w:val="center"/>
+            </w:pPr>
+            <w:r/>
+            <w:r>
+              <w:rPr>
+                <w:rFonts w:ascii="Times New Roman" w:hAnsi="Times New Roman"/>
+                <w:b/>
+                <w:color w:val="000000"/>
+                <w:sz w:val="13"/>
+              </w:rPr>
+              <w:t>Dias de choque</w:t>
+            </w:r>
+          </w:p>
+        </w:tc>
+      </w:tr>
+      <w:tr>
+        <w:tc>
+          <w:tcPr>
+            <w:tcW w:type="dxa" w:w="1134"/>
+            <w:tcBorders>
+              <w:top w:val="none" w:sz="0" w:space="0" w:color="auto"/>
+              <w:left w:val="none" w:sz="0" w:space="0" w:color="auto"/>
+              <w:bottom w:val="none" w:sz="0" w:space="0" w:color="auto"/>
+              <w:right w:val="none" w:sz="0" w:space="0" w:color="auto"/>
+              <w:insideH w:val="none" w:sz="0" w:space="0" w:color="auto"/>
+              <w:insideV w:val="none" w:sz="0" w:space="0" w:color="auto"/>
+            </w:tcBorders>
+          </w:tcPr>
+          <w:p>
+            <w:pPr>
+              <w:spacing w:after="20" w:line="240" w:lineRule="auto"/>
+              <w:jc w:val="left"/>
+            </w:pPr>
+            <w:r/>
+            <w:r>
+              <w:rPr>
+                <w:rFonts w:ascii="Times New Roman" w:hAnsi="Times New Roman"/>
+                <w:b w:val="0"/>
+                <w:color w:val="000000"/>
+                <w:sz w:val="13"/>
+              </w:rPr>
+              <w:t>PTH</w:t>
+            </w:r>
+          </w:p>
+        </w:tc>
+        <w:tc>
+          <w:tcPr>
+            <w:tcW w:type="dxa" w:w="1134"/>
+            <w:tcBorders>
+              <w:top w:val="none" w:sz="0" w:space="0" w:color="auto"/>
+              <w:left w:val="none" w:sz="0" w:space="0" w:color="auto"/>
+              <w:bottom w:val="none" w:sz="0" w:space="0" w:color="auto"/>
+              <w:right w:val="none" w:sz="0" w:space="0" w:color="auto"/>
+              <w:insideH w:val="none" w:sz="0" w:space="0" w:color="auto"/>
+              <w:insideV w:val="none" w:sz="0" w:space="0" w:color="auto"/>
+            </w:tcBorders>
+          </w:tcPr>
+          <w:p>
+            <w:pPr>
+              <w:spacing w:after="20" w:line="240" w:lineRule="auto"/>
+              <w:jc w:val="center"/>
+            </w:pPr>
+            <w:r/>
+            <w:r>
+              <w:rPr>
+                <w:rFonts w:ascii="Times New Roman" w:hAnsi="Times New Roman"/>
+                <w:b w:val="0"/>
+                <w:color w:val="000000"/>
+                <w:sz w:val="13"/>
+              </w:rPr>
+              <w:t>2,52</w:t>
+            </w:r>
+          </w:p>
+        </w:tc>
+        <w:tc>
+          <w:tcPr>
+            <w:tcW w:type="dxa" w:w="1134"/>
+            <w:tcBorders>
+              <w:top w:val="none" w:sz="0" w:space="0" w:color="auto"/>
+              <w:left w:val="none" w:sz="0" w:space="0" w:color="auto"/>
+              <w:bottom w:val="none" w:sz="0" w:space="0" w:color="auto"/>
+              <w:right w:val="none" w:sz="0" w:space="0" w:color="auto"/>
+              <w:insideH w:val="none" w:sz="0" w:space="0" w:color="auto"/>
+              <w:insideV w:val="none" w:sz="0" w:space="0" w:color="auto"/>
+            </w:tcBorders>
+          </w:tcPr>
+          <w:p>
+            <w:pPr>
+              <w:spacing w:after="20" w:line="240" w:lineRule="auto"/>
+              <w:jc w:val="center"/>
+            </w:pPr>
+            <w:r/>
+            <w:r>
+              <w:rPr>
+                <w:rFonts w:ascii="Times New Roman" w:hAnsi="Times New Roman"/>
+                <w:b w:val="0"/>
+                <w:color w:val="000000"/>
+                <w:sz w:val="13"/>
+              </w:rPr>
+              <w:t>8,28</w:t>
+            </w:r>
+          </w:p>
+        </w:tc>
+        <w:tc>
+          <w:tcPr>
+            <w:tcW w:type="dxa" w:w="1134"/>
+            <w:tcBorders>
+              <w:top w:val="none" w:sz="0" w:space="0" w:color="auto"/>
+              <w:left w:val="none" w:sz="0" w:space="0" w:color="auto"/>
+              <w:bottom w:val="none" w:sz="0" w:space="0" w:color="auto"/>
+              <w:right w:val="none" w:sz="0" w:space="0" w:color="auto"/>
+              <w:insideH w:val="none" w:sz="0" w:space="0" w:color="auto"/>
+              <w:insideV w:val="none" w:sz="0" w:space="0" w:color="auto"/>
+            </w:tcBorders>
+          </w:tcPr>
+          <w:p>
+            <w:pPr>
+              <w:spacing w:after="20" w:line="240" w:lineRule="auto"/>
+              <w:jc w:val="center"/>
+            </w:pPr>
+            <w:r/>
+            <w:r>
+              <w:rPr>
+                <w:rFonts w:ascii="Times New Roman" w:hAnsi="Times New Roman"/>
+                <w:b w:val="0"/>
+                <w:color w:val="000000"/>
+                <w:sz w:val="13"/>
+              </w:rPr>
+              <w:t>+5,76</w:t>
+            </w:r>
+          </w:p>
+        </w:tc>
+        <w:tc>
+          <w:tcPr>
+            <w:tcW w:type="dxa" w:w="1134"/>
+            <w:tcBorders>
+              <w:top w:val="none" w:sz="0" w:space="0" w:color="auto"/>
+              <w:left w:val="none" w:sz="0" w:space="0" w:color="auto"/>
+              <w:bottom w:val="none" w:sz="0" w:space="0" w:color="auto"/>
+              <w:right w:val="none" w:sz="0" w:space="0" w:color="auto"/>
+              <w:insideH w:val="none" w:sz="0" w:space="0" w:color="auto"/>
+              <w:insideV w:val="none" w:sz="0" w:space="0" w:color="auto"/>
+            </w:tcBorders>
+          </w:tcPr>
+          <w:p>
+            <w:pPr>
+              <w:spacing w:after="20" w:line="240" w:lineRule="auto"/>
+              <w:jc w:val="center"/>
+            </w:pPr>
+            <w:r/>
+            <w:r>
+              <w:rPr>
+                <w:rFonts w:ascii="Times New Roman" w:hAnsi="Times New Roman"/>
+                <w:b w:val="0"/>
+                <w:color w:val="000000"/>
+                <w:sz w:val="13"/>
+              </w:rPr>
+              <w:t>0,80</w:t>
+            </w:r>
+          </w:p>
+        </w:tc>
+        <w:tc>
+          <w:tcPr>
+            <w:tcW w:type="dxa" w:w="1134"/>
+            <w:tcBorders>
+              <w:top w:val="none" w:sz="0" w:space="0" w:color="auto"/>
+              <w:left w:val="none" w:sz="0" w:space="0" w:color="auto"/>
+              <w:bottom w:val="none" w:sz="0" w:space="0" w:color="auto"/>
+              <w:right w:val="none" w:sz="0" w:space="0" w:color="auto"/>
+              <w:insideH w:val="none" w:sz="0" w:space="0" w:color="auto"/>
+              <w:insideV w:val="none" w:sz="0" w:space="0" w:color="auto"/>
+            </w:tcBorders>
+          </w:tcPr>
+          <w:p>
+            <w:pPr>
+              <w:spacing w:after="20" w:line="240" w:lineRule="auto"/>
+              <w:jc w:val="center"/>
+            </w:pPr>
+            <w:r/>
+            <w:r>
+              <w:rPr>
+                <w:rFonts w:ascii="Times New Roman" w:hAnsi="Times New Roman"/>
+                <w:b w:val="0"/>
+                <w:color w:val="000000"/>
+                <w:sz w:val="13"/>
+              </w:rPr>
+              <w:t>0,062</w:t>
+            </w:r>
+          </w:p>
+        </w:tc>
+        <w:tc>
+          <w:tcPr>
+            <w:tcW w:type="dxa" w:w="1134"/>
+            <w:tcBorders>
+              <w:top w:val="none" w:sz="0" w:space="0" w:color="auto"/>
+              <w:left w:val="none" w:sz="0" w:space="0" w:color="auto"/>
+              <w:bottom w:val="none" w:sz="0" w:space="0" w:color="auto"/>
+              <w:right w:val="none" w:sz="0" w:space="0" w:color="auto"/>
+              <w:insideH w:val="none" w:sz="0" w:space="0" w:color="auto"/>
+              <w:insideV w:val="none" w:sz="0" w:space="0" w:color="auto"/>
+            </w:tcBorders>
+          </w:tcPr>
+          <w:p>
+            <w:pPr>
+              <w:spacing w:after="20" w:line="240" w:lineRule="auto"/>
+              <w:jc w:val="center"/>
+            </w:pPr>
+            <w:r/>
+            <w:r>
+              <w:rPr>
+                <w:rFonts w:ascii="Times New Roman" w:hAnsi="Times New Roman"/>
+                <w:b w:val="0"/>
+                <w:color w:val="000000"/>
+                <w:sz w:val="13"/>
+              </w:rPr>
+              <w:t>&lt; 0,001</w:t>
+            </w:r>
+          </w:p>
+        </w:tc>
+        <w:tc>
+          <w:tcPr>
+            <w:tcW w:type="dxa" w:w="1134"/>
+            <w:tcBorders>
+              <w:top w:val="none" w:sz="0" w:space="0" w:color="auto"/>
+              <w:left w:val="none" w:sz="0" w:space="0" w:color="auto"/>
+              <w:bottom w:val="none" w:sz="0" w:space="0" w:color="auto"/>
+              <w:right w:val="none" w:sz="0" w:space="0" w:color="auto"/>
+              <w:insideH w:val="none" w:sz="0" w:space="0" w:color="auto"/>
+              <w:insideV w:val="none" w:sz="0" w:space="0" w:color="auto"/>
+            </w:tcBorders>
+          </w:tcPr>
+          <w:p>
+            <w:pPr>
+              <w:spacing w:after="20" w:line="240" w:lineRule="auto"/>
+              <w:jc w:val="center"/>
+            </w:pPr>
+            <w:r/>
+            <w:r>
+              <w:rPr>
+                <w:rFonts w:ascii="Times New Roman" w:hAnsi="Times New Roman"/>
+                <w:b w:val="0"/>
+                <w:color w:val="000000"/>
+                <w:sz w:val="13"/>
+              </w:rPr>
+              <w:t>1, 5, 6</w:t>
+            </w:r>
+          </w:p>
+        </w:tc>
+      </w:tr>
+      <w:tr>
+        <w:tc>
+          <w:tcPr>
+            <w:tcW w:type="dxa" w:w="1134"/>
+            <w:tcBorders>
+              <w:top w:val="none" w:sz="0" w:space="0" w:color="auto"/>
+              <w:left w:val="none" w:sz="0" w:space="0" w:color="auto"/>
+              <w:bottom w:val="none" w:sz="0" w:space="0" w:color="auto"/>
+              <w:right w:val="none" w:sz="0" w:space="0" w:color="auto"/>
+              <w:insideH w:val="none" w:sz="0" w:space="0" w:color="auto"/>
+              <w:insideV w:val="none" w:sz="0" w:space="0" w:color="auto"/>
+            </w:tcBorders>
+          </w:tcPr>
+          <w:p>
+            <w:pPr>
+              <w:spacing w:after="20" w:line="240" w:lineRule="auto"/>
+              <w:jc w:val="left"/>
+            </w:pPr>
+            <w:r/>
+            <w:r>
+              <w:rPr>
+                <w:rFonts w:ascii="Times New Roman" w:hAnsi="Times New Roman"/>
+                <w:b w:val="0"/>
+                <w:color w:val="000000"/>
+                <w:sz w:val="13"/>
+              </w:rPr>
+              <w:t>Fadiga</w:t>
+            </w:r>
+          </w:p>
+        </w:tc>
+        <w:tc>
+          <w:tcPr>
+            <w:tcW w:type="dxa" w:w="1134"/>
+            <w:tcBorders>
+              <w:top w:val="none" w:sz="0" w:space="0" w:color="auto"/>
+              <w:left w:val="none" w:sz="0" w:space="0" w:color="auto"/>
+              <w:bottom w:val="none" w:sz="0" w:space="0" w:color="auto"/>
+              <w:right w:val="none" w:sz="0" w:space="0" w:color="auto"/>
+              <w:insideH w:val="none" w:sz="0" w:space="0" w:color="auto"/>
+              <w:insideV w:val="none" w:sz="0" w:space="0" w:color="auto"/>
+            </w:tcBorders>
+          </w:tcPr>
+          <w:p>
+            <w:pPr>
+              <w:spacing w:after="20" w:line="240" w:lineRule="auto"/>
+              <w:jc w:val="center"/>
+            </w:pPr>
+            <w:r/>
+            <w:r>
+              <w:rPr>
+                <w:rFonts w:ascii="Times New Roman" w:hAnsi="Times New Roman"/>
+                <w:b w:val="0"/>
+                <w:color w:val="000000"/>
+                <w:sz w:val="13"/>
+              </w:rPr>
+              <w:t>3,96</w:t>
+            </w:r>
+          </w:p>
+        </w:tc>
+        <w:tc>
+          <w:tcPr>
+            <w:tcW w:type="dxa" w:w="1134"/>
+            <w:tcBorders>
+              <w:top w:val="none" w:sz="0" w:space="0" w:color="auto"/>
+              <w:left w:val="none" w:sz="0" w:space="0" w:color="auto"/>
+              <w:bottom w:val="none" w:sz="0" w:space="0" w:color="auto"/>
+              <w:right w:val="none" w:sz="0" w:space="0" w:color="auto"/>
+              <w:insideH w:val="none" w:sz="0" w:space="0" w:color="auto"/>
+              <w:insideV w:val="none" w:sz="0" w:space="0" w:color="auto"/>
+            </w:tcBorders>
+          </w:tcPr>
+          <w:p>
+            <w:pPr>
+              <w:spacing w:after="20" w:line="240" w:lineRule="auto"/>
+              <w:jc w:val="center"/>
+            </w:pPr>
+            <w:r/>
+            <w:r>
+              <w:rPr>
+                <w:rFonts w:ascii="Times New Roman" w:hAnsi="Times New Roman"/>
+                <w:b w:val="0"/>
+                <w:color w:val="000000"/>
+                <w:sz w:val="13"/>
+              </w:rPr>
+              <w:t>7,46</w:t>
+            </w:r>
+          </w:p>
+        </w:tc>
+        <w:tc>
+          <w:tcPr>
+            <w:tcW w:type="dxa" w:w="1134"/>
+            <w:tcBorders>
+              <w:top w:val="none" w:sz="0" w:space="0" w:color="auto"/>
+              <w:left w:val="none" w:sz="0" w:space="0" w:color="auto"/>
+              <w:bottom w:val="none" w:sz="0" w:space="0" w:color="auto"/>
+              <w:right w:val="none" w:sz="0" w:space="0" w:color="auto"/>
+              <w:insideH w:val="none" w:sz="0" w:space="0" w:color="auto"/>
+              <w:insideV w:val="none" w:sz="0" w:space="0" w:color="auto"/>
+            </w:tcBorders>
+          </w:tcPr>
+          <w:p>
+            <w:pPr>
+              <w:spacing w:after="20" w:line="240" w:lineRule="auto"/>
+              <w:jc w:val="center"/>
+            </w:pPr>
+            <w:r/>
+            <w:r>
+              <w:rPr>
+                <w:rFonts w:ascii="Times New Roman" w:hAnsi="Times New Roman"/>
+                <w:b w:val="0"/>
+                <w:color w:val="000000"/>
+                <w:sz w:val="13"/>
+              </w:rPr>
+              <w:t>+3,50</w:t>
+            </w:r>
+          </w:p>
+        </w:tc>
+        <w:tc>
+          <w:tcPr>
+            <w:tcW w:type="dxa" w:w="1134"/>
+            <w:tcBorders>
+              <w:top w:val="none" w:sz="0" w:space="0" w:color="auto"/>
+              <w:left w:val="none" w:sz="0" w:space="0" w:color="auto"/>
+              <w:bottom w:val="none" w:sz="0" w:space="0" w:color="auto"/>
+              <w:right w:val="none" w:sz="0" w:space="0" w:color="auto"/>
+              <w:insideH w:val="none" w:sz="0" w:space="0" w:color="auto"/>
+              <w:insideV w:val="none" w:sz="0" w:space="0" w:color="auto"/>
+            </w:tcBorders>
+          </w:tcPr>
+          <w:p>
+            <w:pPr>
+              <w:spacing w:after="20" w:line="240" w:lineRule="auto"/>
+              <w:jc w:val="center"/>
+            </w:pPr>
+            <w:r/>
+            <w:r>
+              <w:rPr>
+                <w:rFonts w:ascii="Times New Roman" w:hAnsi="Times New Roman"/>
+                <w:b w:val="0"/>
+                <w:color w:val="000000"/>
+                <w:sz w:val="13"/>
+              </w:rPr>
+              <w:t>0,80</w:t>
+            </w:r>
+          </w:p>
+        </w:tc>
+        <w:tc>
+          <w:tcPr>
+            <w:tcW w:type="dxa" w:w="1134"/>
+            <w:tcBorders>
+              <w:top w:val="none" w:sz="0" w:space="0" w:color="auto"/>
+              <w:left w:val="none" w:sz="0" w:space="0" w:color="auto"/>
+              <w:bottom w:val="none" w:sz="0" w:space="0" w:color="auto"/>
+              <w:right w:val="none" w:sz="0" w:space="0" w:color="auto"/>
+              <w:insideH w:val="none" w:sz="0" w:space="0" w:color="auto"/>
+              <w:insideV w:val="none" w:sz="0" w:space="0" w:color="auto"/>
+            </w:tcBorders>
+          </w:tcPr>
+          <w:p>
+            <w:pPr>
+              <w:spacing w:after="20" w:line="240" w:lineRule="auto"/>
+              <w:jc w:val="center"/>
+            </w:pPr>
+            <w:r/>
+            <w:r>
+              <w:rPr>
+                <w:rFonts w:ascii="Times New Roman" w:hAnsi="Times New Roman"/>
+                <w:b w:val="0"/>
+                <w:color w:val="000000"/>
+                <w:sz w:val="13"/>
+              </w:rPr>
+              <w:t>0,098</w:t>
+            </w:r>
+          </w:p>
+        </w:tc>
+        <w:tc>
+          <w:tcPr>
+            <w:tcW w:type="dxa" w:w="1134"/>
+            <w:tcBorders>
+              <w:top w:val="none" w:sz="0" w:space="0" w:color="auto"/>
+              <w:left w:val="none" w:sz="0" w:space="0" w:color="auto"/>
+              <w:bottom w:val="none" w:sz="0" w:space="0" w:color="auto"/>
+              <w:right w:val="none" w:sz="0" w:space="0" w:color="auto"/>
+              <w:insideH w:val="none" w:sz="0" w:space="0" w:color="auto"/>
+              <w:insideV w:val="none" w:sz="0" w:space="0" w:color="auto"/>
+            </w:tcBorders>
+          </w:tcPr>
+          <w:p>
+            <w:pPr>
+              <w:spacing w:after="20" w:line="240" w:lineRule="auto"/>
+              <w:jc w:val="center"/>
+            </w:pPr>
+            <w:r/>
+            <w:r>
+              <w:rPr>
+                <w:rFonts w:ascii="Times New Roman" w:hAnsi="Times New Roman"/>
+                <w:b w:val="0"/>
+                <w:color w:val="000000"/>
+                <w:sz w:val="13"/>
+              </w:rPr>
+              <w:t>&lt; 0,001</w:t>
+            </w:r>
+          </w:p>
+        </w:tc>
+        <w:tc>
+          <w:tcPr>
+            <w:tcW w:type="dxa" w:w="1134"/>
+            <w:tcBorders>
+              <w:top w:val="none" w:sz="0" w:space="0" w:color="auto"/>
+              <w:left w:val="none" w:sz="0" w:space="0" w:color="auto"/>
+              <w:bottom w:val="none" w:sz="0" w:space="0" w:color="auto"/>
+              <w:right w:val="none" w:sz="0" w:space="0" w:color="auto"/>
+              <w:insideH w:val="none" w:sz="0" w:space="0" w:color="auto"/>
+              <w:insideV w:val="none" w:sz="0" w:space="0" w:color="auto"/>
+            </w:tcBorders>
+          </w:tcPr>
+          <w:p>
+            <w:pPr>
+              <w:spacing w:after="20" w:line="240" w:lineRule="auto"/>
+              <w:jc w:val="center"/>
+            </w:pPr>
+            <w:r/>
+            <w:r>
+              <w:rPr>
+                <w:rFonts w:ascii="Times New Roman" w:hAnsi="Times New Roman"/>
+                <w:b w:val="0"/>
+                <w:color w:val="000000"/>
+                <w:sz w:val="13"/>
+              </w:rPr>
+              <w:t>1, 6</w:t>
+            </w:r>
+          </w:p>
+        </w:tc>
+      </w:tr>
+      <w:tr>
+        <w:tc>
+          <w:tcPr>
+            <w:tcW w:type="dxa" w:w="1134"/>
+            <w:tcBorders>
+              <w:top w:val="none" w:sz="0" w:space="0" w:color="auto"/>
+              <w:left w:val="none" w:sz="0" w:space="0" w:color="auto"/>
+              <w:bottom w:val="none" w:sz="0" w:space="0" w:color="auto"/>
+              <w:right w:val="none" w:sz="0" w:space="0" w:color="auto"/>
+              <w:insideH w:val="none" w:sz="0" w:space="0" w:color="auto"/>
+              <w:insideV w:val="none" w:sz="0" w:space="0" w:color="auto"/>
+            </w:tcBorders>
+          </w:tcPr>
+          <w:p>
+            <w:pPr>
+              <w:spacing w:after="20" w:line="240" w:lineRule="auto"/>
+              <w:jc w:val="left"/>
+            </w:pPr>
+            <w:r/>
+            <w:r>
+              <w:rPr>
+                <w:rFonts w:ascii="Times New Roman" w:hAnsi="Times New Roman"/>
+                <w:b w:val="0"/>
+                <w:color w:val="000000"/>
+                <w:sz w:val="13"/>
+              </w:rPr>
+              <w:t>Fadiga física</w:t>
+            </w:r>
+          </w:p>
+        </w:tc>
+        <w:tc>
+          <w:tcPr>
+            <w:tcW w:type="dxa" w:w="1134"/>
+            <w:tcBorders>
+              <w:top w:val="none" w:sz="0" w:space="0" w:color="auto"/>
+              <w:left w:val="none" w:sz="0" w:space="0" w:color="auto"/>
+              <w:bottom w:val="none" w:sz="0" w:space="0" w:color="auto"/>
+              <w:right w:val="none" w:sz="0" w:space="0" w:color="auto"/>
+              <w:insideH w:val="none" w:sz="0" w:space="0" w:color="auto"/>
+              <w:insideV w:val="none" w:sz="0" w:space="0" w:color="auto"/>
+            </w:tcBorders>
+          </w:tcPr>
+          <w:p>
+            <w:pPr>
+              <w:spacing w:after="20" w:line="240" w:lineRule="auto"/>
+              <w:jc w:val="center"/>
+            </w:pPr>
+            <w:r/>
+            <w:r>
+              <w:rPr>
+                <w:rFonts w:ascii="Times New Roman" w:hAnsi="Times New Roman"/>
+                <w:b w:val="0"/>
+                <w:color w:val="000000"/>
+                <w:sz w:val="13"/>
+              </w:rPr>
+              <w:t>4,20</w:t>
+            </w:r>
+          </w:p>
+        </w:tc>
+        <w:tc>
+          <w:tcPr>
+            <w:tcW w:type="dxa" w:w="1134"/>
+            <w:tcBorders>
+              <w:top w:val="none" w:sz="0" w:space="0" w:color="auto"/>
+              <w:left w:val="none" w:sz="0" w:space="0" w:color="auto"/>
+              <w:bottom w:val="none" w:sz="0" w:space="0" w:color="auto"/>
+              <w:right w:val="none" w:sz="0" w:space="0" w:color="auto"/>
+              <w:insideH w:val="none" w:sz="0" w:space="0" w:color="auto"/>
+              <w:insideV w:val="none" w:sz="0" w:space="0" w:color="auto"/>
+            </w:tcBorders>
+          </w:tcPr>
+          <w:p>
+            <w:pPr>
+              <w:spacing w:after="20" w:line="240" w:lineRule="auto"/>
+              <w:jc w:val="center"/>
+            </w:pPr>
+            <w:r/>
+            <w:r>
+              <w:rPr>
+                <w:rFonts w:ascii="Times New Roman" w:hAnsi="Times New Roman"/>
+                <w:b w:val="0"/>
+                <w:color w:val="000000"/>
+                <w:sz w:val="13"/>
+              </w:rPr>
+              <w:t>7,56</w:t>
+            </w:r>
+          </w:p>
+        </w:tc>
+        <w:tc>
+          <w:tcPr>
+            <w:tcW w:type="dxa" w:w="1134"/>
+            <w:tcBorders>
+              <w:top w:val="none" w:sz="0" w:space="0" w:color="auto"/>
+              <w:left w:val="none" w:sz="0" w:space="0" w:color="auto"/>
+              <w:bottom w:val="none" w:sz="0" w:space="0" w:color="auto"/>
+              <w:right w:val="none" w:sz="0" w:space="0" w:color="auto"/>
+              <w:insideH w:val="none" w:sz="0" w:space="0" w:color="auto"/>
+              <w:insideV w:val="none" w:sz="0" w:space="0" w:color="auto"/>
+            </w:tcBorders>
+          </w:tcPr>
+          <w:p>
+            <w:pPr>
+              <w:spacing w:after="20" w:line="240" w:lineRule="auto"/>
+              <w:jc w:val="center"/>
+            </w:pPr>
+            <w:r/>
+            <w:r>
+              <w:rPr>
+                <w:rFonts w:ascii="Times New Roman" w:hAnsi="Times New Roman"/>
+                <w:b w:val="0"/>
+                <w:color w:val="000000"/>
+                <w:sz w:val="13"/>
+              </w:rPr>
+              <w:t>+3,36</w:t>
+            </w:r>
+          </w:p>
+        </w:tc>
+        <w:tc>
+          <w:tcPr>
+            <w:tcW w:type="dxa" w:w="1134"/>
+            <w:tcBorders>
+              <w:top w:val="none" w:sz="0" w:space="0" w:color="auto"/>
+              <w:left w:val="none" w:sz="0" w:space="0" w:color="auto"/>
+              <w:bottom w:val="none" w:sz="0" w:space="0" w:color="auto"/>
+              <w:right w:val="none" w:sz="0" w:space="0" w:color="auto"/>
+              <w:insideH w:val="none" w:sz="0" w:space="0" w:color="auto"/>
+              <w:insideV w:val="none" w:sz="0" w:space="0" w:color="auto"/>
+            </w:tcBorders>
+          </w:tcPr>
+          <w:p>
+            <w:pPr>
+              <w:spacing w:after="20" w:line="240" w:lineRule="auto"/>
+              <w:jc w:val="center"/>
+            </w:pPr>
+            <w:r/>
+            <w:r>
+              <w:rPr>
+                <w:rFonts w:ascii="Times New Roman" w:hAnsi="Times New Roman"/>
+                <w:b w:val="0"/>
+                <w:color w:val="000000"/>
+                <w:sz w:val="13"/>
+              </w:rPr>
+              <w:t>0,80</w:t>
+            </w:r>
+          </w:p>
+        </w:tc>
+        <w:tc>
+          <w:tcPr>
+            <w:tcW w:type="dxa" w:w="1134"/>
+            <w:tcBorders>
+              <w:top w:val="none" w:sz="0" w:space="0" w:color="auto"/>
+              <w:left w:val="none" w:sz="0" w:space="0" w:color="auto"/>
+              <w:bottom w:val="none" w:sz="0" w:space="0" w:color="auto"/>
+              <w:right w:val="none" w:sz="0" w:space="0" w:color="auto"/>
+              <w:insideH w:val="none" w:sz="0" w:space="0" w:color="auto"/>
+              <w:insideV w:val="none" w:sz="0" w:space="0" w:color="auto"/>
+            </w:tcBorders>
+          </w:tcPr>
+          <w:p>
+            <w:pPr>
+              <w:spacing w:after="20" w:line="240" w:lineRule="auto"/>
+              <w:jc w:val="center"/>
+            </w:pPr>
+            <w:r/>
+            <w:r>
+              <w:rPr>
+                <w:rFonts w:ascii="Times New Roman" w:hAnsi="Times New Roman"/>
+                <w:b w:val="0"/>
+                <w:color w:val="000000"/>
+                <w:sz w:val="13"/>
+              </w:rPr>
+              <w:t>0,200</w:t>
+            </w:r>
+          </w:p>
+        </w:tc>
+        <w:tc>
+          <w:tcPr>
+            <w:tcW w:type="dxa" w:w="1134"/>
+            <w:tcBorders>
+              <w:top w:val="none" w:sz="0" w:space="0" w:color="auto"/>
+              <w:left w:val="none" w:sz="0" w:space="0" w:color="auto"/>
+              <w:bottom w:val="none" w:sz="0" w:space="0" w:color="auto"/>
+              <w:right w:val="none" w:sz="0" w:space="0" w:color="auto"/>
+              <w:insideH w:val="none" w:sz="0" w:space="0" w:color="auto"/>
+              <w:insideV w:val="none" w:sz="0" w:space="0" w:color="auto"/>
+            </w:tcBorders>
+          </w:tcPr>
+          <w:p>
+            <w:pPr>
+              <w:spacing w:after="20" w:line="240" w:lineRule="auto"/>
+              <w:jc w:val="center"/>
+            </w:pPr>
+            <w:r/>
+            <w:r>
+              <w:rPr>
+                <w:rFonts w:ascii="Times New Roman" w:hAnsi="Times New Roman"/>
+                <w:b w:val="0"/>
+                <w:color w:val="000000"/>
+                <w:sz w:val="13"/>
+              </w:rPr>
+              <w:t>&lt; 0,001</w:t>
+            </w:r>
+          </w:p>
+        </w:tc>
+        <w:tc>
+          <w:tcPr>
+            <w:tcW w:type="dxa" w:w="1134"/>
+            <w:tcBorders>
+              <w:top w:val="none" w:sz="0" w:space="0" w:color="auto"/>
+              <w:left w:val="none" w:sz="0" w:space="0" w:color="auto"/>
+              <w:bottom w:val="none" w:sz="0" w:space="0" w:color="auto"/>
+              <w:right w:val="none" w:sz="0" w:space="0" w:color="auto"/>
+              <w:insideH w:val="none" w:sz="0" w:space="0" w:color="auto"/>
+              <w:insideV w:val="none" w:sz="0" w:space="0" w:color="auto"/>
+            </w:tcBorders>
+          </w:tcPr>
+          <w:p>
+            <w:pPr>
+              <w:spacing w:after="20" w:line="240" w:lineRule="auto"/>
+              <w:jc w:val="center"/>
+            </w:pPr>
+            <w:r/>
+            <w:r>
+              <w:rPr>
+                <w:rFonts w:ascii="Times New Roman" w:hAnsi="Times New Roman"/>
+                <w:b w:val="0"/>
+                <w:color w:val="000000"/>
+                <w:sz w:val="13"/>
+              </w:rPr>
+              <w:t>1, 6</w:t>
+            </w:r>
+          </w:p>
+        </w:tc>
+      </w:tr>
+      <w:tr>
+        <w:tc>
+          <w:tcPr>
+            <w:tcW w:type="dxa" w:w="1134"/>
+            <w:tcBorders>
+              <w:top w:val="none" w:sz="0" w:space="0" w:color="auto"/>
+              <w:left w:val="none" w:sz="0" w:space="0" w:color="auto"/>
+              <w:bottom w:val="none" w:sz="0" w:space="0" w:color="auto"/>
+              <w:right w:val="none" w:sz="0" w:space="0" w:color="auto"/>
+              <w:insideH w:val="none" w:sz="0" w:space="0" w:color="auto"/>
+              <w:insideV w:val="none" w:sz="0" w:space="0" w:color="auto"/>
+            </w:tcBorders>
+          </w:tcPr>
+          <w:p>
+            <w:pPr>
+              <w:spacing w:after="20" w:line="240" w:lineRule="auto"/>
+              <w:jc w:val="left"/>
+            </w:pPr>
+            <w:r/>
+            <w:r>
+              <w:rPr>
+                <w:rFonts w:ascii="Times New Roman" w:hAnsi="Times New Roman"/>
+                <w:b w:val="0"/>
+                <w:color w:val="000000"/>
+                <w:sz w:val="13"/>
+              </w:rPr>
+              <w:t>Vigor</w:t>
+            </w:r>
+          </w:p>
+        </w:tc>
+        <w:tc>
+          <w:tcPr>
+            <w:tcW w:type="dxa" w:w="1134"/>
+            <w:tcBorders>
+              <w:top w:val="none" w:sz="0" w:space="0" w:color="auto"/>
+              <w:left w:val="none" w:sz="0" w:space="0" w:color="auto"/>
+              <w:bottom w:val="none" w:sz="0" w:space="0" w:color="auto"/>
+              <w:right w:val="none" w:sz="0" w:space="0" w:color="auto"/>
+              <w:insideH w:val="none" w:sz="0" w:space="0" w:color="auto"/>
+              <w:insideV w:val="none" w:sz="0" w:space="0" w:color="auto"/>
+            </w:tcBorders>
+          </w:tcPr>
+          <w:p>
+            <w:pPr>
+              <w:spacing w:after="20" w:line="240" w:lineRule="auto"/>
+              <w:jc w:val="center"/>
+            </w:pPr>
+            <w:r/>
+            <w:r>
+              <w:rPr>
+                <w:rFonts w:ascii="Times New Roman" w:hAnsi="Times New Roman"/>
+                <w:b w:val="0"/>
+                <w:color w:val="000000"/>
+                <w:sz w:val="13"/>
+              </w:rPr>
+              <w:t>7,61</w:t>
+            </w:r>
+          </w:p>
+        </w:tc>
+        <w:tc>
+          <w:tcPr>
+            <w:tcW w:type="dxa" w:w="1134"/>
+            <w:tcBorders>
+              <w:top w:val="none" w:sz="0" w:space="0" w:color="auto"/>
+              <w:left w:val="none" w:sz="0" w:space="0" w:color="auto"/>
+              <w:bottom w:val="none" w:sz="0" w:space="0" w:color="auto"/>
+              <w:right w:val="none" w:sz="0" w:space="0" w:color="auto"/>
+              <w:insideH w:val="none" w:sz="0" w:space="0" w:color="auto"/>
+              <w:insideV w:val="none" w:sz="0" w:space="0" w:color="auto"/>
+            </w:tcBorders>
+          </w:tcPr>
+          <w:p>
+            <w:pPr>
+              <w:spacing w:after="20" w:line="240" w:lineRule="auto"/>
+              <w:jc w:val="center"/>
+            </w:pPr>
+            <w:r/>
+            <w:r>
+              <w:rPr>
+                <w:rFonts w:ascii="Times New Roman" w:hAnsi="Times New Roman"/>
+                <w:b w:val="0"/>
+                <w:color w:val="000000"/>
+                <w:sz w:val="13"/>
+              </w:rPr>
+              <w:t>4,49</w:t>
+            </w:r>
+          </w:p>
+        </w:tc>
+        <w:tc>
+          <w:tcPr>
+            <w:tcW w:type="dxa" w:w="1134"/>
+            <w:tcBorders>
+              <w:top w:val="none" w:sz="0" w:space="0" w:color="auto"/>
+              <w:left w:val="none" w:sz="0" w:space="0" w:color="auto"/>
+              <w:bottom w:val="none" w:sz="0" w:space="0" w:color="auto"/>
+              <w:right w:val="none" w:sz="0" w:space="0" w:color="auto"/>
+              <w:insideH w:val="none" w:sz="0" w:space="0" w:color="auto"/>
+              <w:insideV w:val="none" w:sz="0" w:space="0" w:color="auto"/>
+            </w:tcBorders>
+          </w:tcPr>
+          <w:p>
+            <w:pPr>
+              <w:spacing w:after="20" w:line="240" w:lineRule="auto"/>
+              <w:jc w:val="center"/>
+            </w:pPr>
+            <w:r/>
+            <w:r>
+              <w:rPr>
+                <w:rFonts w:ascii="Times New Roman" w:hAnsi="Times New Roman"/>
+                <w:b w:val="0"/>
+                <w:color w:val="000000"/>
+                <w:sz w:val="13"/>
+              </w:rPr>
+              <w:t>−3,12</w:t>
+            </w:r>
+          </w:p>
+        </w:tc>
+        <w:tc>
+          <w:tcPr>
+            <w:tcW w:type="dxa" w:w="1134"/>
+            <w:tcBorders>
+              <w:top w:val="none" w:sz="0" w:space="0" w:color="auto"/>
+              <w:left w:val="none" w:sz="0" w:space="0" w:color="auto"/>
+              <w:bottom w:val="none" w:sz="0" w:space="0" w:color="auto"/>
+              <w:right w:val="none" w:sz="0" w:space="0" w:color="auto"/>
+              <w:insideH w:val="none" w:sz="0" w:space="0" w:color="auto"/>
+              <w:insideV w:val="none" w:sz="0" w:space="0" w:color="auto"/>
+            </w:tcBorders>
+          </w:tcPr>
+          <w:p>
+            <w:pPr>
+              <w:spacing w:after="20" w:line="240" w:lineRule="auto"/>
+              <w:jc w:val="center"/>
+            </w:pPr>
+            <w:r/>
+            <w:r>
+              <w:rPr>
+                <w:rFonts w:ascii="Times New Roman" w:hAnsi="Times New Roman"/>
+                <w:b w:val="0"/>
+                <w:color w:val="000000"/>
+                <w:sz w:val="13"/>
+              </w:rPr>
+              <w:t>0,64</w:t>
+            </w:r>
+          </w:p>
+        </w:tc>
+        <w:tc>
+          <w:tcPr>
+            <w:tcW w:type="dxa" w:w="1134"/>
+            <w:tcBorders>
+              <w:top w:val="none" w:sz="0" w:space="0" w:color="auto"/>
+              <w:left w:val="none" w:sz="0" w:space="0" w:color="auto"/>
+              <w:bottom w:val="none" w:sz="0" w:space="0" w:color="auto"/>
+              <w:right w:val="none" w:sz="0" w:space="0" w:color="auto"/>
+              <w:insideH w:val="none" w:sz="0" w:space="0" w:color="auto"/>
+              <w:insideV w:val="none" w:sz="0" w:space="0" w:color="auto"/>
+            </w:tcBorders>
+          </w:tcPr>
+          <w:p>
+            <w:pPr>
+              <w:spacing w:after="20" w:line="240" w:lineRule="auto"/>
+              <w:jc w:val="center"/>
+            </w:pPr>
+            <w:r/>
+            <w:r>
+              <w:rPr>
+                <w:rFonts w:ascii="Times New Roman" w:hAnsi="Times New Roman"/>
+                <w:b w:val="0"/>
+                <w:color w:val="000000"/>
+                <w:sz w:val="13"/>
+              </w:rPr>
+              <w:t>0,099</w:t>
+            </w:r>
+          </w:p>
+        </w:tc>
+        <w:tc>
+          <w:tcPr>
+            <w:tcW w:type="dxa" w:w="1134"/>
+            <w:tcBorders>
+              <w:top w:val="none" w:sz="0" w:space="0" w:color="auto"/>
+              <w:left w:val="none" w:sz="0" w:space="0" w:color="auto"/>
+              <w:bottom w:val="none" w:sz="0" w:space="0" w:color="auto"/>
+              <w:right w:val="none" w:sz="0" w:space="0" w:color="auto"/>
+              <w:insideH w:val="none" w:sz="0" w:space="0" w:color="auto"/>
+              <w:insideV w:val="none" w:sz="0" w:space="0" w:color="auto"/>
+            </w:tcBorders>
+          </w:tcPr>
+          <w:p>
+            <w:pPr>
+              <w:spacing w:after="20" w:line="240" w:lineRule="auto"/>
+              <w:jc w:val="center"/>
+            </w:pPr>
+            <w:r/>
+            <w:r>
+              <w:rPr>
+                <w:rFonts w:ascii="Times New Roman" w:hAnsi="Times New Roman"/>
+                <w:b w:val="0"/>
+                <w:color w:val="000000"/>
+                <w:sz w:val="13"/>
+              </w:rPr>
+              <w:t>&lt; 0,001</w:t>
+            </w:r>
+          </w:p>
+        </w:tc>
+        <w:tc>
+          <w:tcPr>
+            <w:tcW w:type="dxa" w:w="1134"/>
+            <w:tcBorders>
+              <w:top w:val="none" w:sz="0" w:space="0" w:color="auto"/>
+              <w:left w:val="none" w:sz="0" w:space="0" w:color="auto"/>
+              <w:bottom w:val="none" w:sz="0" w:space="0" w:color="auto"/>
+              <w:right w:val="none" w:sz="0" w:space="0" w:color="auto"/>
+              <w:insideH w:val="none" w:sz="0" w:space="0" w:color="auto"/>
+              <w:insideV w:val="none" w:sz="0" w:space="0" w:color="auto"/>
+            </w:tcBorders>
+          </w:tcPr>
+          <w:p>
+            <w:pPr>
+              <w:spacing w:after="20" w:line="240" w:lineRule="auto"/>
+              <w:jc w:val="center"/>
+            </w:pPr>
+            <w:r/>
+            <w:r>
+              <w:rPr>
+                <w:rFonts w:ascii="Times New Roman" w:hAnsi="Times New Roman"/>
+                <w:b w:val="0"/>
+                <w:color w:val="000000"/>
+                <w:sz w:val="13"/>
+              </w:rPr>
+              <w:t>1, 6</w:t>
+            </w:r>
+          </w:p>
+        </w:tc>
+      </w:tr>
+      <w:tr>
+        <w:tc>
+          <w:tcPr>
+            <w:tcW w:type="dxa" w:w="1134"/>
+            <w:tcBorders>
+              <w:top w:val="none" w:sz="0" w:space="0" w:color="auto"/>
+              <w:left w:val="none" w:sz="0" w:space="0" w:color="auto"/>
+              <w:bottom w:val="none" w:sz="0" w:space="0" w:color="auto"/>
+              <w:right w:val="none" w:sz="0" w:space="0" w:color="auto"/>
+              <w:insideH w:val="none" w:sz="0" w:space="0" w:color="auto"/>
+              <w:insideV w:val="none" w:sz="0" w:space="0" w:color="auto"/>
+            </w:tcBorders>
+          </w:tcPr>
+          <w:p>
+            <w:pPr>
+              <w:spacing w:after="20" w:line="240" w:lineRule="auto"/>
+              <w:jc w:val="left"/>
+            </w:pPr>
+            <w:r/>
+            <w:r>
+              <w:rPr>
+                <w:rFonts w:ascii="Times New Roman" w:hAnsi="Times New Roman"/>
+                <w:b w:val="0"/>
+                <w:color w:val="000000"/>
+                <w:sz w:val="13"/>
+              </w:rPr>
+              <w:t>Tensão</w:t>
+            </w:r>
+          </w:p>
+        </w:tc>
+        <w:tc>
+          <w:tcPr>
+            <w:tcW w:type="dxa" w:w="1134"/>
+            <w:tcBorders>
+              <w:top w:val="none" w:sz="0" w:space="0" w:color="auto"/>
+              <w:left w:val="none" w:sz="0" w:space="0" w:color="auto"/>
+              <w:bottom w:val="none" w:sz="0" w:space="0" w:color="auto"/>
+              <w:right w:val="none" w:sz="0" w:space="0" w:color="auto"/>
+              <w:insideH w:val="none" w:sz="0" w:space="0" w:color="auto"/>
+              <w:insideV w:val="none" w:sz="0" w:space="0" w:color="auto"/>
+            </w:tcBorders>
+          </w:tcPr>
+          <w:p>
+            <w:pPr>
+              <w:spacing w:after="20" w:line="240" w:lineRule="auto"/>
+              <w:jc w:val="center"/>
+            </w:pPr>
+            <w:r/>
+            <w:r>
+              <w:rPr>
+                <w:rFonts w:ascii="Times New Roman" w:hAnsi="Times New Roman"/>
+                <w:b w:val="0"/>
+                <w:color w:val="000000"/>
+                <w:sz w:val="13"/>
+              </w:rPr>
+              <w:t>2,17</w:t>
+            </w:r>
+          </w:p>
+        </w:tc>
+        <w:tc>
+          <w:tcPr>
+            <w:tcW w:type="dxa" w:w="1134"/>
+            <w:tcBorders>
+              <w:top w:val="none" w:sz="0" w:space="0" w:color="auto"/>
+              <w:left w:val="none" w:sz="0" w:space="0" w:color="auto"/>
+              <w:bottom w:val="none" w:sz="0" w:space="0" w:color="auto"/>
+              <w:right w:val="none" w:sz="0" w:space="0" w:color="auto"/>
+              <w:insideH w:val="none" w:sz="0" w:space="0" w:color="auto"/>
+              <w:insideV w:val="none" w:sz="0" w:space="0" w:color="auto"/>
+            </w:tcBorders>
+          </w:tcPr>
+          <w:p>
+            <w:pPr>
+              <w:spacing w:after="20" w:line="240" w:lineRule="auto"/>
+              <w:jc w:val="center"/>
+            </w:pPr>
+            <w:r/>
+            <w:r>
+              <w:rPr>
+                <w:rFonts w:ascii="Times New Roman" w:hAnsi="Times New Roman"/>
+                <w:b w:val="0"/>
+                <w:color w:val="000000"/>
+                <w:sz w:val="13"/>
+              </w:rPr>
+              <w:t>0,94</w:t>
+            </w:r>
+          </w:p>
+        </w:tc>
+        <w:tc>
+          <w:tcPr>
+            <w:tcW w:type="dxa" w:w="1134"/>
+            <w:tcBorders>
+              <w:top w:val="none" w:sz="0" w:space="0" w:color="auto"/>
+              <w:left w:val="none" w:sz="0" w:space="0" w:color="auto"/>
+              <w:bottom w:val="none" w:sz="0" w:space="0" w:color="auto"/>
+              <w:right w:val="none" w:sz="0" w:space="0" w:color="auto"/>
+              <w:insideH w:val="none" w:sz="0" w:space="0" w:color="auto"/>
+              <w:insideV w:val="none" w:sz="0" w:space="0" w:color="auto"/>
+            </w:tcBorders>
+          </w:tcPr>
+          <w:p>
+            <w:pPr>
+              <w:spacing w:after="20" w:line="240" w:lineRule="auto"/>
+              <w:jc w:val="center"/>
+            </w:pPr>
+            <w:r/>
+            <w:r>
+              <w:rPr>
+                <w:rFonts w:ascii="Times New Roman" w:hAnsi="Times New Roman"/>
+                <w:b w:val="0"/>
+                <w:color w:val="000000"/>
+                <w:sz w:val="13"/>
+              </w:rPr>
+              <w:t>−1,23</w:t>
+            </w:r>
+          </w:p>
+        </w:tc>
+        <w:tc>
+          <w:tcPr>
+            <w:tcW w:type="dxa" w:w="1134"/>
+            <w:tcBorders>
+              <w:top w:val="none" w:sz="0" w:space="0" w:color="auto"/>
+              <w:left w:val="none" w:sz="0" w:space="0" w:color="auto"/>
+              <w:bottom w:val="none" w:sz="0" w:space="0" w:color="auto"/>
+              <w:right w:val="none" w:sz="0" w:space="0" w:color="auto"/>
+              <w:insideH w:val="none" w:sz="0" w:space="0" w:color="auto"/>
+              <w:insideV w:val="none" w:sz="0" w:space="0" w:color="auto"/>
+            </w:tcBorders>
+          </w:tcPr>
+          <w:p>
+            <w:pPr>
+              <w:spacing w:after="20" w:line="240" w:lineRule="auto"/>
+              <w:jc w:val="center"/>
+            </w:pPr>
+            <w:r/>
+            <w:r>
+              <w:rPr>
+                <w:rFonts w:ascii="Times New Roman" w:hAnsi="Times New Roman"/>
+                <w:b w:val="0"/>
+                <w:color w:val="000000"/>
+                <w:sz w:val="13"/>
+              </w:rPr>
+              <w:t>0,38</w:t>
+            </w:r>
+          </w:p>
+        </w:tc>
+        <w:tc>
+          <w:tcPr>
+            <w:tcW w:type="dxa" w:w="1134"/>
+            <w:tcBorders>
+              <w:top w:val="none" w:sz="0" w:space="0" w:color="auto"/>
+              <w:left w:val="none" w:sz="0" w:space="0" w:color="auto"/>
+              <w:bottom w:val="none" w:sz="0" w:space="0" w:color="auto"/>
+              <w:right w:val="none" w:sz="0" w:space="0" w:color="auto"/>
+              <w:insideH w:val="none" w:sz="0" w:space="0" w:color="auto"/>
+              <w:insideV w:val="none" w:sz="0" w:space="0" w:color="auto"/>
+            </w:tcBorders>
+          </w:tcPr>
+          <w:p>
+            <w:pPr>
+              <w:spacing w:after="20" w:line="240" w:lineRule="auto"/>
+              <w:jc w:val="center"/>
+            </w:pPr>
+            <w:r/>
+            <w:r>
+              <w:rPr>
+                <w:rFonts w:ascii="Times New Roman" w:hAnsi="Times New Roman"/>
+                <w:b w:val="0"/>
+                <w:color w:val="000000"/>
+                <w:sz w:val="13"/>
+              </w:rPr>
+              <w:t>0,046</w:t>
+            </w:r>
+          </w:p>
+        </w:tc>
+        <w:tc>
+          <w:tcPr>
+            <w:tcW w:type="dxa" w:w="1134"/>
+            <w:tcBorders>
+              <w:top w:val="none" w:sz="0" w:space="0" w:color="auto"/>
+              <w:left w:val="none" w:sz="0" w:space="0" w:color="auto"/>
+              <w:bottom w:val="none" w:sz="0" w:space="0" w:color="auto"/>
+              <w:right w:val="none" w:sz="0" w:space="0" w:color="auto"/>
+              <w:insideH w:val="none" w:sz="0" w:space="0" w:color="auto"/>
+              <w:insideV w:val="none" w:sz="0" w:space="0" w:color="auto"/>
+            </w:tcBorders>
+          </w:tcPr>
+          <w:p>
+            <w:pPr>
+              <w:spacing w:after="20" w:line="240" w:lineRule="auto"/>
+              <w:jc w:val="center"/>
+            </w:pPr>
+            <w:r/>
+            <w:r>
+              <w:rPr>
+                <w:rFonts w:ascii="Times New Roman" w:hAnsi="Times New Roman"/>
+                <w:b w:val="0"/>
+                <w:color w:val="000000"/>
+                <w:sz w:val="13"/>
+              </w:rPr>
+              <w:t>0,002</w:t>
+            </w:r>
+          </w:p>
+        </w:tc>
+        <w:tc>
+          <w:tcPr>
+            <w:tcW w:type="dxa" w:w="1134"/>
+            <w:tcBorders>
+              <w:top w:val="none" w:sz="0" w:space="0" w:color="auto"/>
+              <w:left w:val="none" w:sz="0" w:space="0" w:color="auto"/>
+              <w:bottom w:val="none" w:sz="0" w:space="0" w:color="auto"/>
+              <w:right w:val="none" w:sz="0" w:space="0" w:color="auto"/>
+              <w:insideH w:val="none" w:sz="0" w:space="0" w:color="auto"/>
+              <w:insideV w:val="none" w:sz="0" w:space="0" w:color="auto"/>
+            </w:tcBorders>
+          </w:tcPr>
+          <w:p>
+            <w:pPr>
+              <w:spacing w:after="20" w:line="240" w:lineRule="auto"/>
+              <w:jc w:val="center"/>
+            </w:pPr>
+            <w:r/>
+            <w:r>
+              <w:rPr>
+                <w:rFonts w:ascii="Times New Roman" w:hAnsi="Times New Roman"/>
+                <w:b w:val="0"/>
+                <w:color w:val="000000"/>
+                <w:sz w:val="13"/>
+              </w:rPr>
+              <w:t>1</w:t>
+            </w:r>
+          </w:p>
+        </w:tc>
+      </w:tr>
+      <w:tr>
+        <w:tc>
+          <w:tcPr>
+            <w:tcW w:type="dxa" w:w="1134"/>
+            <w:tcBorders>
+              <w:top w:val="none" w:sz="0" w:space="0" w:color="auto"/>
+              <w:left w:val="none" w:sz="0" w:space="0" w:color="auto"/>
+              <w:bottom w:val="none" w:sz="0" w:space="0" w:color="auto"/>
+              <w:right w:val="none" w:sz="0" w:space="0" w:color="auto"/>
+              <w:insideH w:val="none" w:sz="0" w:space="0" w:color="auto"/>
+              <w:insideV w:val="none" w:sz="0" w:space="0" w:color="auto"/>
+            </w:tcBorders>
+          </w:tcPr>
+          <w:p>
+            <w:pPr>
+              <w:spacing w:after="20" w:line="240" w:lineRule="auto"/>
+              <w:jc w:val="left"/>
+            </w:pPr>
+            <w:r/>
+            <w:r>
+              <w:rPr>
+                <w:rFonts w:ascii="Times New Roman" w:hAnsi="Times New Roman"/>
+                <w:b w:val="0"/>
+                <w:color w:val="000000"/>
+                <w:sz w:val="13"/>
+              </w:rPr>
+              <w:t>Raiva</w:t>
+            </w:r>
+          </w:p>
+        </w:tc>
+        <w:tc>
+          <w:tcPr>
+            <w:tcW w:type="dxa" w:w="1134"/>
+            <w:tcBorders>
+              <w:top w:val="none" w:sz="0" w:space="0" w:color="auto"/>
+              <w:left w:val="none" w:sz="0" w:space="0" w:color="auto"/>
+              <w:bottom w:val="none" w:sz="0" w:space="0" w:color="auto"/>
+              <w:right w:val="none" w:sz="0" w:space="0" w:color="auto"/>
+              <w:insideH w:val="none" w:sz="0" w:space="0" w:color="auto"/>
+              <w:insideV w:val="none" w:sz="0" w:space="0" w:color="auto"/>
+            </w:tcBorders>
+          </w:tcPr>
+          <w:p>
+            <w:pPr>
+              <w:spacing w:after="20" w:line="240" w:lineRule="auto"/>
+              <w:jc w:val="center"/>
+            </w:pPr>
+            <w:r/>
+            <w:r>
+              <w:rPr>
+                <w:rFonts w:ascii="Times New Roman" w:hAnsi="Times New Roman"/>
+                <w:b w:val="0"/>
+                <w:color w:val="000000"/>
+                <w:sz w:val="13"/>
+              </w:rPr>
+              <w:t>1,98</w:t>
+            </w:r>
+          </w:p>
+        </w:tc>
+        <w:tc>
+          <w:tcPr>
+            <w:tcW w:type="dxa" w:w="1134"/>
+            <w:tcBorders>
+              <w:top w:val="none" w:sz="0" w:space="0" w:color="auto"/>
+              <w:left w:val="none" w:sz="0" w:space="0" w:color="auto"/>
+              <w:bottom w:val="none" w:sz="0" w:space="0" w:color="auto"/>
+              <w:right w:val="none" w:sz="0" w:space="0" w:color="auto"/>
+              <w:insideH w:val="none" w:sz="0" w:space="0" w:color="auto"/>
+              <w:insideV w:val="none" w:sz="0" w:space="0" w:color="auto"/>
+            </w:tcBorders>
+          </w:tcPr>
+          <w:p>
+            <w:pPr>
+              <w:spacing w:after="20" w:line="240" w:lineRule="auto"/>
+              <w:jc w:val="center"/>
+            </w:pPr>
+            <w:r/>
+            <w:r>
+              <w:rPr>
+                <w:rFonts w:ascii="Times New Roman" w:hAnsi="Times New Roman"/>
+                <w:b w:val="0"/>
+                <w:color w:val="000000"/>
+                <w:sz w:val="13"/>
+              </w:rPr>
+              <w:t>2,59</w:t>
+            </w:r>
+          </w:p>
+        </w:tc>
+        <w:tc>
+          <w:tcPr>
+            <w:tcW w:type="dxa" w:w="1134"/>
+            <w:tcBorders>
+              <w:top w:val="none" w:sz="0" w:space="0" w:color="auto"/>
+              <w:left w:val="none" w:sz="0" w:space="0" w:color="auto"/>
+              <w:bottom w:val="none" w:sz="0" w:space="0" w:color="auto"/>
+              <w:right w:val="none" w:sz="0" w:space="0" w:color="auto"/>
+              <w:insideH w:val="none" w:sz="0" w:space="0" w:color="auto"/>
+              <w:insideV w:val="none" w:sz="0" w:space="0" w:color="auto"/>
+            </w:tcBorders>
+          </w:tcPr>
+          <w:p>
+            <w:pPr>
+              <w:spacing w:after="20" w:line="240" w:lineRule="auto"/>
+              <w:jc w:val="center"/>
+            </w:pPr>
+            <w:r/>
+            <w:r>
+              <w:rPr>
+                <w:rFonts w:ascii="Times New Roman" w:hAnsi="Times New Roman"/>
+                <w:b w:val="0"/>
+                <w:color w:val="000000"/>
+                <w:sz w:val="13"/>
+              </w:rPr>
+              <w:t>+0,61</w:t>
+            </w:r>
+          </w:p>
+        </w:tc>
+        <w:tc>
+          <w:tcPr>
+            <w:tcW w:type="dxa" w:w="1134"/>
+            <w:tcBorders>
+              <w:top w:val="none" w:sz="0" w:space="0" w:color="auto"/>
+              <w:left w:val="none" w:sz="0" w:space="0" w:color="auto"/>
+              <w:bottom w:val="none" w:sz="0" w:space="0" w:color="auto"/>
+              <w:right w:val="none" w:sz="0" w:space="0" w:color="auto"/>
+              <w:insideH w:val="none" w:sz="0" w:space="0" w:color="auto"/>
+              <w:insideV w:val="none" w:sz="0" w:space="0" w:color="auto"/>
+            </w:tcBorders>
+          </w:tcPr>
+          <w:p>
+            <w:pPr>
+              <w:spacing w:after="20" w:line="240" w:lineRule="auto"/>
+              <w:jc w:val="center"/>
+            </w:pPr>
+            <w:r/>
+            <w:r>
+              <w:rPr>
+                <w:rFonts w:ascii="Times New Roman" w:hAnsi="Times New Roman"/>
+                <w:b w:val="0"/>
+                <w:color w:val="000000"/>
+                <w:sz w:val="13"/>
+              </w:rPr>
+              <w:t>0,56</w:t>
+            </w:r>
+          </w:p>
+        </w:tc>
+        <w:tc>
+          <w:tcPr>
+            <w:tcW w:type="dxa" w:w="1134"/>
+            <w:tcBorders>
+              <w:top w:val="none" w:sz="0" w:space="0" w:color="auto"/>
+              <w:left w:val="none" w:sz="0" w:space="0" w:color="auto"/>
+              <w:bottom w:val="none" w:sz="0" w:space="0" w:color="auto"/>
+              <w:right w:val="none" w:sz="0" w:space="0" w:color="auto"/>
+              <w:insideH w:val="none" w:sz="0" w:space="0" w:color="auto"/>
+              <w:insideV w:val="none" w:sz="0" w:space="0" w:color="auto"/>
+            </w:tcBorders>
+          </w:tcPr>
+          <w:p>
+            <w:pPr>
+              <w:spacing w:after="20" w:line="240" w:lineRule="auto"/>
+              <w:jc w:val="center"/>
+            </w:pPr>
+            <w:r/>
+            <w:r>
+              <w:rPr>
+                <w:rFonts w:ascii="Times New Roman" w:hAnsi="Times New Roman"/>
+                <w:b w:val="0"/>
+                <w:color w:val="000000"/>
+                <w:sz w:val="13"/>
+              </w:rPr>
+              <w:t>0,048</w:t>
+            </w:r>
+          </w:p>
+        </w:tc>
+        <w:tc>
+          <w:tcPr>
+            <w:tcW w:type="dxa" w:w="1134"/>
+            <w:tcBorders>
+              <w:top w:val="none" w:sz="0" w:space="0" w:color="auto"/>
+              <w:left w:val="none" w:sz="0" w:space="0" w:color="auto"/>
+              <w:bottom w:val="none" w:sz="0" w:space="0" w:color="auto"/>
+              <w:right w:val="none" w:sz="0" w:space="0" w:color="auto"/>
+              <w:insideH w:val="none" w:sz="0" w:space="0" w:color="auto"/>
+              <w:insideV w:val="none" w:sz="0" w:space="0" w:color="auto"/>
+            </w:tcBorders>
+          </w:tcPr>
+          <w:p>
+            <w:pPr>
+              <w:spacing w:after="20" w:line="240" w:lineRule="auto"/>
+              <w:jc w:val="center"/>
+            </w:pPr>
+            <w:r/>
+            <w:r>
+              <w:rPr>
+                <w:rFonts w:ascii="Times New Roman" w:hAnsi="Times New Roman"/>
+                <w:b w:val="0"/>
+                <w:color w:val="000000"/>
+                <w:sz w:val="13"/>
+              </w:rPr>
+              <w:t>0,002</w:t>
+            </w:r>
+          </w:p>
+        </w:tc>
+        <w:tc>
+          <w:tcPr>
+            <w:tcW w:type="dxa" w:w="1134"/>
+            <w:tcBorders>
+              <w:top w:val="none" w:sz="0" w:space="0" w:color="auto"/>
+              <w:left w:val="none" w:sz="0" w:space="0" w:color="auto"/>
+              <w:bottom w:val="none" w:sz="0" w:space="0" w:color="auto"/>
+              <w:right w:val="none" w:sz="0" w:space="0" w:color="auto"/>
+              <w:insideH w:val="none" w:sz="0" w:space="0" w:color="auto"/>
+              <w:insideV w:val="none" w:sz="0" w:space="0" w:color="auto"/>
+            </w:tcBorders>
+          </w:tcPr>
+          <w:p>
+            <w:pPr>
+              <w:spacing w:after="20" w:line="240" w:lineRule="auto"/>
+              <w:jc w:val="center"/>
+            </w:pPr>
+            <w:r/>
+            <w:r>
+              <w:rPr>
+                <w:rFonts w:ascii="Times New Roman" w:hAnsi="Times New Roman"/>
+                <w:b w:val="0"/>
+                <w:color w:val="000000"/>
+                <w:sz w:val="13"/>
+              </w:rPr>
+              <w:t>5, 6</w:t>
+            </w:r>
+          </w:p>
+        </w:tc>
+      </w:tr>
+      <w:tr>
+        <w:tc>
+          <w:tcPr>
+            <w:tcW w:type="dxa" w:w="1134"/>
+            <w:tcBorders>
+              <w:top w:val="none" w:sz="0" w:space="0" w:color="auto"/>
+              <w:left w:val="none" w:sz="0" w:space="0" w:color="auto"/>
+              <w:bottom w:val="none" w:sz="0" w:space="0" w:color="auto"/>
+              <w:right w:val="none" w:sz="0" w:space="0" w:color="auto"/>
+              <w:insideH w:val="none" w:sz="0" w:space="0" w:color="auto"/>
+              <w:insideV w:val="none" w:sz="0" w:space="0" w:color="auto"/>
+            </w:tcBorders>
+          </w:tcPr>
+          <w:p>
+            <w:pPr>
+              <w:spacing w:after="20" w:line="240" w:lineRule="auto"/>
+              <w:jc w:val="left"/>
+            </w:pPr>
+            <w:r/>
+            <w:r>
+              <w:rPr>
+                <w:rFonts w:ascii="Times New Roman" w:hAnsi="Times New Roman"/>
+                <w:b w:val="0"/>
+                <w:color w:val="000000"/>
+                <w:sz w:val="13"/>
+              </w:rPr>
+              <w:t>Confusão</w:t>
+            </w:r>
+          </w:p>
+        </w:tc>
+        <w:tc>
+          <w:tcPr>
+            <w:tcW w:type="dxa" w:w="1134"/>
+            <w:tcBorders>
+              <w:top w:val="none" w:sz="0" w:space="0" w:color="auto"/>
+              <w:left w:val="none" w:sz="0" w:space="0" w:color="auto"/>
+              <w:bottom w:val="none" w:sz="0" w:space="0" w:color="auto"/>
+              <w:right w:val="none" w:sz="0" w:space="0" w:color="auto"/>
+              <w:insideH w:val="none" w:sz="0" w:space="0" w:color="auto"/>
+              <w:insideV w:val="none" w:sz="0" w:space="0" w:color="auto"/>
+            </w:tcBorders>
+          </w:tcPr>
+          <w:p>
+            <w:pPr>
+              <w:spacing w:after="20" w:line="240" w:lineRule="auto"/>
+              <w:jc w:val="center"/>
+            </w:pPr>
+            <w:r/>
+            <w:r>
+              <w:rPr>
+                <w:rFonts w:ascii="Times New Roman" w:hAnsi="Times New Roman"/>
+                <w:b w:val="0"/>
+                <w:color w:val="000000"/>
+                <w:sz w:val="13"/>
+              </w:rPr>
+              <w:t>0,98</w:t>
+            </w:r>
+          </w:p>
+        </w:tc>
+        <w:tc>
+          <w:tcPr>
+            <w:tcW w:type="dxa" w:w="1134"/>
+            <w:tcBorders>
+              <w:top w:val="none" w:sz="0" w:space="0" w:color="auto"/>
+              <w:left w:val="none" w:sz="0" w:space="0" w:color="auto"/>
+              <w:bottom w:val="none" w:sz="0" w:space="0" w:color="auto"/>
+              <w:right w:val="none" w:sz="0" w:space="0" w:color="auto"/>
+              <w:insideH w:val="none" w:sz="0" w:space="0" w:color="auto"/>
+              <w:insideV w:val="none" w:sz="0" w:space="0" w:color="auto"/>
+            </w:tcBorders>
+          </w:tcPr>
+          <w:p>
+            <w:pPr>
+              <w:spacing w:after="20" w:line="240" w:lineRule="auto"/>
+              <w:jc w:val="center"/>
+            </w:pPr>
+            <w:r/>
+            <w:r>
+              <w:rPr>
+                <w:rFonts w:ascii="Times New Roman" w:hAnsi="Times New Roman"/>
+                <w:b w:val="0"/>
+                <w:color w:val="000000"/>
+                <w:sz w:val="13"/>
+              </w:rPr>
+              <w:t>0,51</w:t>
+            </w:r>
+          </w:p>
+        </w:tc>
+        <w:tc>
+          <w:tcPr>
+            <w:tcW w:type="dxa" w:w="1134"/>
+            <w:tcBorders>
+              <w:top w:val="none" w:sz="0" w:space="0" w:color="auto"/>
+              <w:left w:val="none" w:sz="0" w:space="0" w:color="auto"/>
+              <w:bottom w:val="none" w:sz="0" w:space="0" w:color="auto"/>
+              <w:right w:val="none" w:sz="0" w:space="0" w:color="auto"/>
+              <w:insideH w:val="none" w:sz="0" w:space="0" w:color="auto"/>
+              <w:insideV w:val="none" w:sz="0" w:space="0" w:color="auto"/>
+            </w:tcBorders>
+          </w:tcPr>
+          <w:p>
+            <w:pPr>
+              <w:spacing w:after="20" w:line="240" w:lineRule="auto"/>
+              <w:jc w:val="center"/>
+            </w:pPr>
+            <w:r/>
+            <w:r>
+              <w:rPr>
+                <w:rFonts w:ascii="Times New Roman" w:hAnsi="Times New Roman"/>
+                <w:b w:val="0"/>
+                <w:color w:val="000000"/>
+                <w:sz w:val="13"/>
+              </w:rPr>
+              <w:t>−0,47</w:t>
+            </w:r>
+          </w:p>
+        </w:tc>
+        <w:tc>
+          <w:tcPr>
+            <w:tcW w:type="dxa" w:w="1134"/>
+            <w:tcBorders>
+              <w:top w:val="none" w:sz="0" w:space="0" w:color="auto"/>
+              <w:left w:val="none" w:sz="0" w:space="0" w:color="auto"/>
+              <w:bottom w:val="none" w:sz="0" w:space="0" w:color="auto"/>
+              <w:right w:val="none" w:sz="0" w:space="0" w:color="auto"/>
+              <w:insideH w:val="none" w:sz="0" w:space="0" w:color="auto"/>
+              <w:insideV w:val="none" w:sz="0" w:space="0" w:color="auto"/>
+            </w:tcBorders>
+          </w:tcPr>
+          <w:p>
+            <w:pPr>
+              <w:spacing w:after="20" w:line="240" w:lineRule="auto"/>
+              <w:jc w:val="center"/>
+            </w:pPr>
+            <w:r/>
+            <w:r>
+              <w:rPr>
+                <w:rFonts w:ascii="Times New Roman" w:hAnsi="Times New Roman"/>
+                <w:b w:val="0"/>
+                <w:color w:val="000000"/>
+                <w:sz w:val="13"/>
+              </w:rPr>
+              <w:t>0,25</w:t>
+            </w:r>
+          </w:p>
+        </w:tc>
+        <w:tc>
+          <w:tcPr>
+            <w:tcW w:type="dxa" w:w="1134"/>
+            <w:tcBorders>
+              <w:top w:val="none" w:sz="0" w:space="0" w:color="auto"/>
+              <w:left w:val="none" w:sz="0" w:space="0" w:color="auto"/>
+              <w:bottom w:val="none" w:sz="0" w:space="0" w:color="auto"/>
+              <w:right w:val="none" w:sz="0" w:space="0" w:color="auto"/>
+              <w:insideH w:val="none" w:sz="0" w:space="0" w:color="auto"/>
+              <w:insideV w:val="none" w:sz="0" w:space="0" w:color="auto"/>
+            </w:tcBorders>
+          </w:tcPr>
+          <w:p>
+            <w:pPr>
+              <w:spacing w:after="20" w:line="240" w:lineRule="auto"/>
+              <w:jc w:val="center"/>
+            </w:pPr>
+            <w:r/>
+            <w:r>
+              <w:rPr>
+                <w:rFonts w:ascii="Times New Roman" w:hAnsi="Times New Roman"/>
+                <w:b w:val="0"/>
+                <w:color w:val="000000"/>
+                <w:sz w:val="13"/>
+              </w:rPr>
+              <w:t>0,044</w:t>
+            </w:r>
+          </w:p>
+        </w:tc>
+        <w:tc>
+          <w:tcPr>
+            <w:tcW w:type="dxa" w:w="1134"/>
+            <w:tcBorders>
+              <w:top w:val="none" w:sz="0" w:space="0" w:color="auto"/>
+              <w:left w:val="none" w:sz="0" w:space="0" w:color="auto"/>
+              <w:bottom w:val="none" w:sz="0" w:space="0" w:color="auto"/>
+              <w:right w:val="none" w:sz="0" w:space="0" w:color="auto"/>
+              <w:insideH w:val="none" w:sz="0" w:space="0" w:color="auto"/>
+              <w:insideV w:val="none" w:sz="0" w:space="0" w:color="auto"/>
+            </w:tcBorders>
+          </w:tcPr>
+          <w:p>
+            <w:pPr>
+              <w:spacing w:after="20" w:line="240" w:lineRule="auto"/>
+              <w:jc w:val="center"/>
+            </w:pPr>
+            <w:r/>
+            <w:r>
+              <w:rPr>
+                <w:rFonts w:ascii="Times New Roman" w:hAnsi="Times New Roman"/>
+                <w:b w:val="0"/>
+                <w:color w:val="000000"/>
+                <w:sz w:val="13"/>
+              </w:rPr>
+              <w:t>0,003</w:t>
+            </w:r>
+          </w:p>
+        </w:tc>
+        <w:tc>
+          <w:tcPr>
+            <w:tcW w:type="dxa" w:w="1134"/>
+            <w:tcBorders>
+              <w:top w:val="none" w:sz="0" w:space="0" w:color="auto"/>
+              <w:left w:val="none" w:sz="0" w:space="0" w:color="auto"/>
+              <w:bottom w:val="none" w:sz="0" w:space="0" w:color="auto"/>
+              <w:right w:val="none" w:sz="0" w:space="0" w:color="auto"/>
+              <w:insideH w:val="none" w:sz="0" w:space="0" w:color="auto"/>
+              <w:insideV w:val="none" w:sz="0" w:space="0" w:color="auto"/>
+            </w:tcBorders>
+          </w:tcPr>
+          <w:p>
+            <w:pPr>
+              <w:spacing w:after="20" w:line="240" w:lineRule="auto"/>
+              <w:jc w:val="center"/>
+            </w:pPr>
+            <w:r/>
+            <w:r>
+              <w:rPr>
+                <w:rFonts w:ascii="Times New Roman" w:hAnsi="Times New Roman"/>
+                <w:b w:val="0"/>
+                <w:color w:val="000000"/>
+                <w:sz w:val="13"/>
+              </w:rPr>
+              <w:t>1</w:t>
+            </w:r>
+          </w:p>
+        </w:tc>
+      </w:tr>
+      <w:tr>
+        <w:tc>
+          <w:tcPr>
+            <w:tcW w:type="dxa" w:w="1134"/>
+            <w:tcBorders>
+              <w:top w:val="none" w:sz="0" w:space="0" w:color="auto"/>
+              <w:left w:val="none" w:sz="0" w:space="0" w:color="auto"/>
+              <w:bottom w:val="none" w:sz="0" w:space="0" w:color="auto"/>
+              <w:right w:val="none" w:sz="0" w:space="0" w:color="auto"/>
+              <w:insideH w:val="none" w:sz="0" w:space="0" w:color="auto"/>
+              <w:insideV w:val="none" w:sz="0" w:space="0" w:color="auto"/>
+            </w:tcBorders>
+          </w:tcPr>
+          <w:p>
+            <w:pPr>
+              <w:spacing w:after="20" w:line="240" w:lineRule="auto"/>
+              <w:jc w:val="left"/>
+            </w:pPr>
+            <w:r/>
+            <w:r>
+              <w:rPr>
+                <w:rFonts w:ascii="Times New Roman" w:hAnsi="Times New Roman"/>
+                <w:b w:val="0"/>
+                <w:color w:val="000000"/>
+                <w:sz w:val="13"/>
+              </w:rPr>
+              <w:t>Fadiga mental</w:t>
+            </w:r>
+          </w:p>
+        </w:tc>
+        <w:tc>
+          <w:tcPr>
+            <w:tcW w:type="dxa" w:w="1134"/>
+            <w:tcBorders>
+              <w:top w:val="none" w:sz="0" w:space="0" w:color="auto"/>
+              <w:left w:val="none" w:sz="0" w:space="0" w:color="auto"/>
+              <w:bottom w:val="none" w:sz="0" w:space="0" w:color="auto"/>
+              <w:right w:val="none" w:sz="0" w:space="0" w:color="auto"/>
+              <w:insideH w:val="none" w:sz="0" w:space="0" w:color="auto"/>
+              <w:insideV w:val="none" w:sz="0" w:space="0" w:color="auto"/>
+            </w:tcBorders>
+          </w:tcPr>
+          <w:p>
+            <w:pPr>
+              <w:spacing w:after="20" w:line="240" w:lineRule="auto"/>
+              <w:jc w:val="center"/>
+            </w:pPr>
+            <w:r/>
+            <w:r>
+              <w:rPr>
+                <w:rFonts w:ascii="Times New Roman" w:hAnsi="Times New Roman"/>
+                <w:b w:val="0"/>
+                <w:color w:val="000000"/>
+                <w:sz w:val="13"/>
+              </w:rPr>
+              <w:t>4,63</w:t>
+            </w:r>
+          </w:p>
+        </w:tc>
+        <w:tc>
+          <w:tcPr>
+            <w:tcW w:type="dxa" w:w="1134"/>
+            <w:tcBorders>
+              <w:top w:val="none" w:sz="0" w:space="0" w:color="auto"/>
+              <w:left w:val="none" w:sz="0" w:space="0" w:color="auto"/>
+              <w:bottom w:val="none" w:sz="0" w:space="0" w:color="auto"/>
+              <w:right w:val="none" w:sz="0" w:space="0" w:color="auto"/>
+              <w:insideH w:val="none" w:sz="0" w:space="0" w:color="auto"/>
+              <w:insideV w:val="none" w:sz="0" w:space="0" w:color="auto"/>
+            </w:tcBorders>
+          </w:tcPr>
+          <w:p>
+            <w:pPr>
+              <w:spacing w:after="20" w:line="240" w:lineRule="auto"/>
+              <w:jc w:val="center"/>
+            </w:pPr>
+            <w:r/>
+            <w:r>
+              <w:rPr>
+                <w:rFonts w:ascii="Times New Roman" w:hAnsi="Times New Roman"/>
+                <w:b w:val="0"/>
+                <w:color w:val="000000"/>
+                <w:sz w:val="13"/>
+              </w:rPr>
+              <w:t>5,05</w:t>
+            </w:r>
+          </w:p>
+        </w:tc>
+        <w:tc>
+          <w:tcPr>
+            <w:tcW w:type="dxa" w:w="1134"/>
+            <w:tcBorders>
+              <w:top w:val="none" w:sz="0" w:space="0" w:color="auto"/>
+              <w:left w:val="none" w:sz="0" w:space="0" w:color="auto"/>
+              <w:bottom w:val="none" w:sz="0" w:space="0" w:color="auto"/>
+              <w:right w:val="none" w:sz="0" w:space="0" w:color="auto"/>
+              <w:insideH w:val="none" w:sz="0" w:space="0" w:color="auto"/>
+              <w:insideV w:val="none" w:sz="0" w:space="0" w:color="auto"/>
+            </w:tcBorders>
+          </w:tcPr>
+          <w:p>
+            <w:pPr>
+              <w:spacing w:after="20" w:line="240" w:lineRule="auto"/>
+              <w:jc w:val="center"/>
+            </w:pPr>
+            <w:r/>
+            <w:r>
+              <w:rPr>
+                <w:rFonts w:ascii="Times New Roman" w:hAnsi="Times New Roman"/>
+                <w:b w:val="0"/>
+                <w:color w:val="000000"/>
+                <w:sz w:val="13"/>
+              </w:rPr>
+              <w:t>+0,42</w:t>
+            </w:r>
+          </w:p>
+        </w:tc>
+        <w:tc>
+          <w:tcPr>
+            <w:tcW w:type="dxa" w:w="1134"/>
+            <w:tcBorders>
+              <w:top w:val="none" w:sz="0" w:space="0" w:color="auto"/>
+              <w:left w:val="none" w:sz="0" w:space="0" w:color="auto"/>
+              <w:bottom w:val="none" w:sz="0" w:space="0" w:color="auto"/>
+              <w:right w:val="none" w:sz="0" w:space="0" w:color="auto"/>
+              <w:insideH w:val="none" w:sz="0" w:space="0" w:color="auto"/>
+              <w:insideV w:val="none" w:sz="0" w:space="0" w:color="auto"/>
+            </w:tcBorders>
+          </w:tcPr>
+          <w:p>
+            <w:pPr>
+              <w:spacing w:after="20" w:line="240" w:lineRule="auto"/>
+              <w:jc w:val="center"/>
+            </w:pPr>
+            <w:r/>
+            <w:r>
+              <w:rPr>
+                <w:rFonts w:ascii="Times New Roman" w:hAnsi="Times New Roman"/>
+                <w:b w:val="0"/>
+                <w:color w:val="000000"/>
+                <w:sz w:val="13"/>
+              </w:rPr>
+              <w:t>0,80</w:t>
+            </w:r>
+          </w:p>
+        </w:tc>
+        <w:tc>
+          <w:tcPr>
+            <w:tcW w:type="dxa" w:w="1134"/>
+            <w:tcBorders>
+              <w:top w:val="none" w:sz="0" w:space="0" w:color="auto"/>
+              <w:left w:val="none" w:sz="0" w:space="0" w:color="auto"/>
+              <w:bottom w:val="none" w:sz="0" w:space="0" w:color="auto"/>
+              <w:right w:val="none" w:sz="0" w:space="0" w:color="auto"/>
+              <w:insideH w:val="none" w:sz="0" w:space="0" w:color="auto"/>
+              <w:insideV w:val="none" w:sz="0" w:space="0" w:color="auto"/>
+            </w:tcBorders>
+          </w:tcPr>
+          <w:p>
+            <w:pPr>
+              <w:spacing w:after="20" w:line="240" w:lineRule="auto"/>
+              <w:jc w:val="center"/>
+            </w:pPr>
+            <w:r/>
+            <w:r>
+              <w:rPr>
+                <w:rFonts w:ascii="Times New Roman" w:hAnsi="Times New Roman"/>
+                <w:b w:val="0"/>
+                <w:color w:val="000000"/>
+                <w:sz w:val="13"/>
+              </w:rPr>
+              <w:t>0,043</w:t>
+            </w:r>
+          </w:p>
+        </w:tc>
+        <w:tc>
+          <w:tcPr>
+            <w:tcW w:type="dxa" w:w="1134"/>
+            <w:tcBorders>
+              <w:top w:val="none" w:sz="0" w:space="0" w:color="auto"/>
+              <w:left w:val="none" w:sz="0" w:space="0" w:color="auto"/>
+              <w:bottom w:val="none" w:sz="0" w:space="0" w:color="auto"/>
+              <w:right w:val="none" w:sz="0" w:space="0" w:color="auto"/>
+              <w:insideH w:val="none" w:sz="0" w:space="0" w:color="auto"/>
+              <w:insideV w:val="none" w:sz="0" w:space="0" w:color="auto"/>
+            </w:tcBorders>
+          </w:tcPr>
+          <w:p>
+            <w:pPr>
+              <w:spacing w:after="20" w:line="240" w:lineRule="auto"/>
+              <w:jc w:val="center"/>
+            </w:pPr>
+            <w:r/>
+            <w:r>
+              <w:rPr>
+                <w:rFonts w:ascii="Times New Roman" w:hAnsi="Times New Roman"/>
+                <w:b w:val="0"/>
+                <w:color w:val="000000"/>
+                <w:sz w:val="13"/>
+              </w:rPr>
+              <w:t>0,003</w:t>
+            </w:r>
+          </w:p>
+        </w:tc>
+        <w:tc>
+          <w:tcPr>
+            <w:tcW w:type="dxa" w:w="1134"/>
+            <w:tcBorders>
+              <w:top w:val="none" w:sz="0" w:space="0" w:color="auto"/>
+              <w:left w:val="none" w:sz="0" w:space="0" w:color="auto"/>
+              <w:bottom w:val="none" w:sz="0" w:space="0" w:color="auto"/>
+              <w:right w:val="none" w:sz="0" w:space="0" w:color="auto"/>
+              <w:insideH w:val="none" w:sz="0" w:space="0" w:color="auto"/>
+              <w:insideV w:val="none" w:sz="0" w:space="0" w:color="auto"/>
+            </w:tcBorders>
+          </w:tcPr>
+          <w:p>
+            <w:pPr>
+              <w:spacing w:after="20" w:line="240" w:lineRule="auto"/>
+              <w:jc w:val="center"/>
+            </w:pPr>
+            <w:r/>
+            <w:r>
+              <w:rPr>
+                <w:rFonts w:ascii="Times New Roman" w:hAnsi="Times New Roman"/>
+                <w:b w:val="0"/>
+                <w:color w:val="000000"/>
+                <w:sz w:val="13"/>
+              </w:rPr>
+              <w:t>nenhum</w:t>
+            </w:r>
+          </w:p>
+        </w:tc>
+      </w:tr>
+      <w:tr>
+        <w:tc>
+          <w:tcPr>
+            <w:tcW w:type="dxa" w:w="1134"/>
+            <w:tcBorders>
+              <w:top w:val="none" w:sz="0" w:space="0" w:color="auto"/>
+              <w:left w:val="none" w:sz="0" w:space="0" w:color="auto"/>
+              <w:bottom w:val="single" w:sz="6" w:space="0" w:color="000000"/>
+              <w:right w:val="none" w:sz="0" w:space="0" w:color="auto"/>
+              <w:insideH w:val="none" w:sz="0" w:space="0" w:color="auto"/>
+              <w:insideV w:val="none" w:sz="0" w:space="0" w:color="auto"/>
+            </w:tcBorders>
+          </w:tcPr>
+          <w:p>
+            <w:pPr>
+              <w:spacing w:after="20" w:line="240" w:lineRule="auto"/>
+              <w:jc w:val="left"/>
+            </w:pPr>
+            <w:r/>
+            <w:r>
+              <w:rPr>
+                <w:rFonts w:ascii="Times New Roman" w:hAnsi="Times New Roman"/>
+                <w:b w:val="0"/>
+                <w:color w:val="000000"/>
+                <w:sz w:val="13"/>
+              </w:rPr>
+              <w:t>Depressão</w:t>
+            </w:r>
+          </w:p>
+        </w:tc>
+        <w:tc>
+          <w:tcPr>
+            <w:tcW w:type="dxa" w:w="1134"/>
+            <w:tcBorders>
+              <w:top w:val="none" w:sz="0" w:space="0" w:color="auto"/>
+              <w:left w:val="none" w:sz="0" w:space="0" w:color="auto"/>
+              <w:bottom w:val="single" w:sz="6" w:space="0" w:color="000000"/>
+              <w:right w:val="none" w:sz="0" w:space="0" w:color="auto"/>
+              <w:insideH w:val="none" w:sz="0" w:space="0" w:color="auto"/>
+              <w:insideV w:val="none" w:sz="0" w:space="0" w:color="auto"/>
+            </w:tcBorders>
+          </w:tcPr>
+          <w:p>
+            <w:pPr>
+              <w:spacing w:after="20" w:line="240" w:lineRule="auto"/>
+              <w:jc w:val="center"/>
+            </w:pPr>
+            <w:r/>
+            <w:r>
+              <w:rPr>
+                <w:rFonts w:ascii="Times New Roman" w:hAnsi="Times New Roman"/>
+                <w:b w:val="0"/>
+                <w:color w:val="000000"/>
+                <w:sz w:val="13"/>
+              </w:rPr>
+              <w:t>1,04</w:t>
+            </w:r>
+          </w:p>
+        </w:tc>
+        <w:tc>
+          <w:tcPr>
+            <w:tcW w:type="dxa" w:w="1134"/>
+            <w:tcBorders>
+              <w:top w:val="none" w:sz="0" w:space="0" w:color="auto"/>
+              <w:left w:val="none" w:sz="0" w:space="0" w:color="auto"/>
+              <w:bottom w:val="single" w:sz="6" w:space="0" w:color="000000"/>
+              <w:right w:val="none" w:sz="0" w:space="0" w:color="auto"/>
+              <w:insideH w:val="none" w:sz="0" w:space="0" w:color="auto"/>
+              <w:insideV w:val="none" w:sz="0" w:space="0" w:color="auto"/>
+            </w:tcBorders>
+          </w:tcPr>
+          <w:p>
+            <w:pPr>
+              <w:spacing w:after="20" w:line="240" w:lineRule="auto"/>
+              <w:jc w:val="center"/>
+            </w:pPr>
+            <w:r/>
+            <w:r>
+              <w:rPr>
+                <w:rFonts w:ascii="Times New Roman" w:hAnsi="Times New Roman"/>
+                <w:b w:val="0"/>
+                <w:color w:val="000000"/>
+                <w:sz w:val="13"/>
+              </w:rPr>
+              <w:t>1,27</w:t>
+            </w:r>
+          </w:p>
+        </w:tc>
+        <w:tc>
+          <w:tcPr>
+            <w:tcW w:type="dxa" w:w="1134"/>
+            <w:tcBorders>
+              <w:top w:val="none" w:sz="0" w:space="0" w:color="auto"/>
+              <w:left w:val="none" w:sz="0" w:space="0" w:color="auto"/>
+              <w:bottom w:val="single" w:sz="6" w:space="0" w:color="000000"/>
+              <w:right w:val="none" w:sz="0" w:space="0" w:color="auto"/>
+              <w:insideH w:val="none" w:sz="0" w:space="0" w:color="auto"/>
+              <w:insideV w:val="none" w:sz="0" w:space="0" w:color="auto"/>
+            </w:tcBorders>
+          </w:tcPr>
+          <w:p>
+            <w:pPr>
+              <w:spacing w:after="20" w:line="240" w:lineRule="auto"/>
+              <w:jc w:val="center"/>
+            </w:pPr>
+            <w:r/>
+            <w:r>
+              <w:rPr>
+                <w:rFonts w:ascii="Times New Roman" w:hAnsi="Times New Roman"/>
+                <w:b w:val="0"/>
+                <w:color w:val="000000"/>
+                <w:sz w:val="13"/>
+              </w:rPr>
+              <w:t>+0,23</w:t>
+            </w:r>
+          </w:p>
+        </w:tc>
+        <w:tc>
+          <w:tcPr>
+            <w:tcW w:type="dxa" w:w="1134"/>
+            <w:tcBorders>
+              <w:top w:val="none" w:sz="0" w:space="0" w:color="auto"/>
+              <w:left w:val="none" w:sz="0" w:space="0" w:color="auto"/>
+              <w:bottom w:val="single" w:sz="6" w:space="0" w:color="000000"/>
+              <w:right w:val="none" w:sz="0" w:space="0" w:color="auto"/>
+              <w:insideH w:val="none" w:sz="0" w:space="0" w:color="auto"/>
+              <w:insideV w:val="none" w:sz="0" w:space="0" w:color="auto"/>
+            </w:tcBorders>
+          </w:tcPr>
+          <w:p>
+            <w:pPr>
+              <w:spacing w:after="20" w:line="240" w:lineRule="auto"/>
+              <w:jc w:val="center"/>
+            </w:pPr>
+            <w:r/>
+            <w:r>
+              <w:rPr>
+                <w:rFonts w:ascii="Times New Roman" w:hAnsi="Times New Roman"/>
+                <w:b w:val="0"/>
+                <w:color w:val="000000"/>
+                <w:sz w:val="13"/>
+              </w:rPr>
+              <w:t>0,48</w:t>
+            </w:r>
+          </w:p>
+        </w:tc>
+        <w:tc>
+          <w:tcPr>
+            <w:tcW w:type="dxa" w:w="1134"/>
+            <w:tcBorders>
+              <w:top w:val="none" w:sz="0" w:space="0" w:color="auto"/>
+              <w:left w:val="none" w:sz="0" w:space="0" w:color="auto"/>
+              <w:bottom w:val="single" w:sz="6" w:space="0" w:color="000000"/>
+              <w:right w:val="none" w:sz="0" w:space="0" w:color="auto"/>
+              <w:insideH w:val="none" w:sz="0" w:space="0" w:color="auto"/>
+              <w:insideV w:val="none" w:sz="0" w:space="0" w:color="auto"/>
+            </w:tcBorders>
+          </w:tcPr>
+          <w:p>
+            <w:pPr>
+              <w:spacing w:after="20" w:line="240" w:lineRule="auto"/>
+              <w:jc w:val="center"/>
+            </w:pPr>
+            <w:r/>
+            <w:r>
+              <w:rPr>
+                <w:rFonts w:ascii="Times New Roman" w:hAnsi="Times New Roman"/>
+                <w:b w:val="0"/>
+                <w:color w:val="000000"/>
+                <w:sz w:val="13"/>
+              </w:rPr>
+              <w:t>0,020</w:t>
+            </w:r>
+          </w:p>
+        </w:tc>
+        <w:tc>
+          <w:tcPr>
+            <w:tcW w:type="dxa" w:w="1134"/>
+            <w:tcBorders>
+              <w:top w:val="none" w:sz="0" w:space="0" w:color="auto"/>
+              <w:left w:val="none" w:sz="0" w:space="0" w:color="auto"/>
+              <w:bottom w:val="single" w:sz="6" w:space="0" w:color="000000"/>
+              <w:right w:val="none" w:sz="0" w:space="0" w:color="auto"/>
+              <w:insideH w:val="none" w:sz="0" w:space="0" w:color="auto"/>
+              <w:insideV w:val="none" w:sz="0" w:space="0" w:color="auto"/>
+            </w:tcBorders>
+          </w:tcPr>
+          <w:p>
+            <w:pPr>
+              <w:spacing w:after="20" w:line="240" w:lineRule="auto"/>
+              <w:jc w:val="center"/>
+            </w:pPr>
+            <w:r/>
+            <w:r>
+              <w:rPr>
+                <w:rFonts w:ascii="Times New Roman" w:hAnsi="Times New Roman"/>
+                <w:b w:val="0"/>
+                <w:color w:val="000000"/>
+                <w:sz w:val="13"/>
+              </w:rPr>
+              <w:t>0,160</w:t>
+            </w:r>
+          </w:p>
+        </w:tc>
+        <w:tc>
+          <w:tcPr>
+            <w:tcW w:type="dxa" w:w="1134"/>
+            <w:tcBorders>
+              <w:top w:val="none" w:sz="0" w:space="0" w:color="auto"/>
+              <w:left w:val="none" w:sz="0" w:space="0" w:color="auto"/>
+              <w:bottom w:val="single" w:sz="6" w:space="0" w:color="000000"/>
+              <w:right w:val="none" w:sz="0" w:space="0" w:color="auto"/>
+              <w:insideH w:val="none" w:sz="0" w:space="0" w:color="auto"/>
+              <w:insideV w:val="none" w:sz="0" w:space="0" w:color="auto"/>
+            </w:tcBorders>
+          </w:tcPr>
+          <w:p>
+            <w:pPr>
+              <w:spacing w:after="20" w:line="240" w:lineRule="auto"/>
+              <w:jc w:val="center"/>
+            </w:pPr>
+            <w:r/>
+            <w:r>
+              <w:rPr>
+                <w:rFonts w:ascii="Times New Roman" w:hAnsi="Times New Roman"/>
+                <w:b w:val="0"/>
+                <w:color w:val="000000"/>
+                <w:sz w:val="13"/>
+              </w:rPr>
+              <w:t>nenhum</w:t>
+            </w:r>
+          </w:p>
+        </w:tc>
+      </w:tr>
+    </w:tbl>
+    <w:p>
+      <w:pPr>
+        <w:spacing w:line="240" w:lineRule="auto" w:after="20"/>
+        <w:ind w:firstLine="0"/>
+        <w:jc w:val="left"/>
+      </w:pPr>
+      <w:r>
+        <w:rPr>
+          <w:rFonts w:ascii="Times New Roman" w:hAnsi="Times New Roman"/>
+          <w:b w:val="0"/>
+          <w:i w:val="0"/>
+          <w:color w:val="000000"/>
+          <w:sz w:val="16"/>
+        </w:rPr>
+        <w:t>Fonte: dados da pesquisa (2026).</w:t>
+      </w:r>
+    </w:p>
+    <w:p>
+      <w:pPr>
+        <w:spacing w:line="240" w:lineRule="auto" w:after="120"/>
+        <w:ind w:firstLine="0"/>
+        <w:jc w:val="both"/>
+      </w:pPr>
+      <w:r>
+        <w:rPr>
+          <w:rFonts w:ascii="Times New Roman" w:hAnsi="Times New Roman"/>
+          <w:b w:val="0"/>
+          <w:i w:val="0"/>
+          <w:color w:val="000000"/>
+          <w:sz w:val="16"/>
+        </w:rPr>
+        <w:t>Nota: os escores vêm da estimativa em dois passos, que agrega primeiro por atleta e só depois por dia. O piso de ruído é o erro-padrão médio da média diária, igual ao desvio-padrão da subescala dividido pela raiz do n de cada dia e promediado na semana. Os dias de choque são aqueles em que a derivada da série suavizada supera esse piso em valor absoluto, identificados pelo dia de origem da variação. O eta² parcial e o p corrigido vêm do modelo misto com intercepto aleatório por atleta. A perturbação total do humor não é subescala e sim escore composto, e por isso aparece em primeiro lugar sem entrar na contagem das seis. Fonte primária: Tabelas 19 e 19 de resultados do relatório completo.</w:t>
       </w:r>
     </w:p>
     <w:p>
@@ -10709,7 +13212,24 @@
           <w:color w:val="000000"/>
           <w:sz w:val="24"/>
         </w:rPr>
-        <w:t>No dia de repouso, o perfil iceberg é o mais frequente, com 40,5% das observações, seguido do superfície com 26,2%, do Everest invertido com 14,3%, do iceberg invertido com 9,5%, do submerso com 7,1% e da barbatana de tubarão com 2,4% (Tabela 6). Os três perfis associados a risco à saúde mental somam 26,2% das observações nesse dia.</w:t>
+        <w:t>A hierarquia de resposta é nítida e segue a natureza da variável. A perturbação total do humor sobe +5,76 ponto entre o primeiro e o último dia, a fadiga do BRUMS sobe +3,50, a fadiga física +3,36 e o vigor cai −3,12. Essas quatro são as únicas cuja variação total supera com folga o piso de ruído da própria série, e são também as de maior eta² parcial no modelo misto: 0,200 na fadiga física, 0,099 no vigor, 0,098 na fadiga do BRUMS e 0,062 na perturbação total. As quatro subescalas de afeto negativo ficam abaixo: raiva com 0,048, tensão com 0,046, confusão com 0,044 e depressão com 0,020, esta última a única sem efeito do dia que sobreviva à correção. Em outras palavras, o que a semana move é o eixo energético, e não o eixo de sofrimento psíquico.</w:t>
+      </w:r>
+    </w:p>
+    <w:p>
+      <w:pPr>
+        <w:spacing w:line="240" w:lineRule="auto" w:after="80"/>
+        <w:ind w:firstLine="709"/>
+        <w:jc w:val="both"/>
+      </w:pPr>
+      <w:r>
+        <w:rPr>
+          <w:rFonts w:ascii="Times New Roman" w:hAnsi="Times New Roman"/>
+          <w:b w:val="0"/>
+          <w:i w:val="0"/>
+          <w:color w:val="000000"/>
+          <w:sz w:val="24"/>
+        </w:rPr>
+        <w:t>Duas subescalas se movem na direção favorável, e o achado merece destaque porque contraria a expectativa. A tensão cai −1,23 ponto e a confusão −0,47 ponto do primeiro ao último dia. A queda da tensão é a maior variação favorável de toda a tabela e supera o piso de ruído da própria série. A leitura plausível é que o dia de repouso, por ser também o dia de apresentação e de primeira coleta, carrega a tensão antecipatória da retomada, que se dissipa quando a rotina se instala. Ela não é reposta pela proximidade da estreia, o que contraria a expectativa de que a véspera de competição elevaria a tensão.</w:t>
       </w:r>
     </w:p>
     <w:p>
@@ -10726,7 +13246,1321 @@
           <w:color w:val="000000"/>
           <w:sz w:val="20"/>
         </w:rPr>
-        <w:t>Tabela 6 - Os seis perfis de humor: definição, correlatos descritos na literatura, prevalência normativa e prevalência nesta amostra</w:t>
+        <w:t>Figura 3 - Vigor e fadiga ao longo dos sete dias, com o ponto de inversão (A), e fadiga física e mental, com o ponto de separação (B)</w:t>
+      </w:r>
+    </w:p>
+    <w:p>
+      <w:pPr>
+        <w:spacing w:after="40"/>
+        <w:jc w:val="center"/>
+      </w:pPr>
+      <w:r>
+        <w:drawing>
+          <wp:inline xmlns:a="http://schemas.openxmlformats.org/drawingml/2006/main" xmlns:pic="http://schemas.openxmlformats.org/drawingml/2006/picture">
+            <wp:extent cx="5903999" cy="2706721"/>
+            <wp:docPr id="3" name="Picture 3"/>
+            <wp:cNvGraphicFramePr>
+              <a:graphicFrameLocks noChangeAspect="1"/>
+            </wp:cNvGraphicFramePr>
+            <a:graphic>
+              <a:graphicData uri="http://schemas.openxmlformats.org/drawingml/2006/picture">
+                <pic:pic>
+                  <pic:nvPicPr>
+                    <pic:cNvPr id="0" name="a1_curvas_energia.png"/>
+                    <pic:cNvPicPr/>
+                  </pic:nvPicPr>
+                  <pic:blipFill>
+                    <a:blip r:embed="rId11"/>
+                    <a:stretch>
+                      <a:fillRect/>
+                    </a:stretch>
+                  </pic:blipFill>
+                  <pic:spPr>
+                    <a:xfrm>
+                      <a:off x="0" y="0"/>
+                      <a:ext cx="5903999" cy="2706721"/>
+                    </a:xfrm>
+                    <a:prstGeom prst="rect"/>
+                  </pic:spPr>
+                </pic:pic>
+              </a:graphicData>
+            </a:graphic>
+          </wp:inline>
+        </w:drawing>
+      </w:r>
+    </w:p>
+    <w:p>
+      <w:pPr>
+        <w:spacing w:line="240" w:lineRule="auto" w:after="120"/>
+        <w:ind w:firstLine="0"/>
+        <w:jc w:val="left"/>
+      </w:pPr>
+      <w:r>
+        <w:rPr>
+          <w:rFonts w:ascii="Times New Roman" w:hAnsi="Times New Roman"/>
+          <w:b w:val="0"/>
+          <w:i w:val="0"/>
+          <w:color w:val="000000"/>
+          <w:sz w:val="16"/>
+        </w:rPr>
+        <w:t>Fonte: elaborada pelos autores (2026).</w:t>
+      </w:r>
+    </w:p>
+    <w:p>
+      <w:pPr>
+        <w:spacing w:line="240" w:lineRule="auto" w:after="80"/>
+        <w:ind w:firstLine="709"/>
+        <w:jc w:val="both"/>
+      </w:pPr>
+      <w:r>
+        <w:rPr>
+          <w:rFonts w:ascii="Times New Roman" w:hAnsi="Times New Roman"/>
+          <w:b w:val="0"/>
+          <w:i w:val="0"/>
+          <w:color w:val="000000"/>
+          <w:sz w:val="24"/>
+        </w:rPr>
+        <w:t>O par vigor e fadiga é o eixo energético dos seis perfis, e o comportamento dele ao longo da semana é o achado temporal central deste estudo (Figura 3, painel A). No dia de repouso o vigor supera a fadiga em 3,65 pontos, separação muito acima do limiar de ruído do par, de 1,03 pontos. Na véspera da competição a relação está invertida, e a fadiga supera o vigor em 2,97 pontos, também acima do limiar. As duas pontas superam o ruído e têm sinais opostos, e por isso a inversão é dada por estabelecida pelo critério da seção 3.8.7. O cruzamento das curvas suavizadas ocorre no dia 5,03, isto é, praticamente sobre o segundo dia de jogo. A partir dali a equipe passa a semana com mais fadiga do que vigor declarados, condição que é a definição do perfil barbatana de tubarão e explica a migração descrita na seção 4.5.</w:t>
+      </w:r>
+    </w:p>
+    <w:p>
+      <w:pPr>
+        <w:spacing w:line="240" w:lineRule="auto" w:after="80"/>
+        <w:ind w:firstLine="709"/>
+        <w:jc w:val="both"/>
+      </w:pPr>
+      <w:r>
+        <w:rPr>
+          <w:rFonts w:ascii="Times New Roman" w:hAnsi="Times New Roman"/>
+          <w:b w:val="0"/>
+          <w:i w:val="0"/>
+          <w:color w:val="000000"/>
+          <w:sz w:val="24"/>
+        </w:rPr>
+        <w:t>O painel B da Figura 3 separa a fadiga em suas duas componentes e mostra que elas não caminham juntas. A fadiga física sobe +3,36 ponto ao longo da semana, com eta² parcial de 0,200, o maior de todas as variáveis do estudo. A fadiga mental sobe apenas +0,42 ponto, variação inferior ao piso de ruído da série, de 0,80 ponto, e com o segundo menor eta² do conjunto. As duas curvas partem praticamente do mesmo ponto, separadas por 0,43 ponto, valor abaixo do limiar de ruído de 1,13, e terminam a 2,51 pontos uma da outra. O teste da seção 3.8.7 classifica isso como divergência a partir de ponto comum, e não como inversão: as duas não trocam de posição, elas se afastam. A leitura prática é que a carga da semana produz desgaste físico sem custo mental proporcional, o que é o padrão esperado de uma pré-temporada bem conduzida e afasta, para esta equipe, a hipótese de fadiga mental acumulada.</w:t>
+      </w:r>
+    </w:p>
+    <w:p>
+      <w:pPr>
+        <w:spacing w:line="240" w:lineRule="auto" w:after="60"/>
+        <w:ind w:firstLine="0"/>
+        <w:jc w:val="left"/>
+      </w:pPr>
+      <w:r>
+        <w:rPr>
+          <w:rFonts w:ascii="Times New Roman" w:hAnsi="Times New Roman"/>
+          <w:b w:val="0"/>
+          <w:i w:val="0"/>
+          <w:color w:val="000000"/>
+          <w:sz w:val="20"/>
+        </w:rPr>
+        <w:t>Figura 4 - As quatro subescalas de afeto negativo ao longo da semana (A) e a perturbação total do humor com a faixa de erro-padrão da média (B)</w:t>
+      </w:r>
+    </w:p>
+    <w:p>
+      <w:pPr>
+        <w:spacing w:after="40"/>
+        <w:jc w:val="center"/>
+      </w:pPr>
+      <w:r>
+        <w:drawing>
+          <wp:inline xmlns:a="http://schemas.openxmlformats.org/drawingml/2006/main" xmlns:pic="http://schemas.openxmlformats.org/drawingml/2006/picture">
+            <wp:extent cx="5903999" cy="2738848"/>
+            <wp:docPr id="4" name="Picture 4"/>
+            <wp:cNvGraphicFramePr>
+              <a:graphicFrameLocks noChangeAspect="1"/>
+            </wp:cNvGraphicFramePr>
+            <a:graphic>
+              <a:graphicData uri="http://schemas.openxmlformats.org/drawingml/2006/picture">
+                <pic:pic>
+                  <pic:nvPicPr>
+                    <pic:cNvPr id="0" name="a1_curvas_negativas.png"/>
+                    <pic:cNvPicPr/>
+                  </pic:nvPicPr>
+                  <pic:blipFill>
+                    <a:blip r:embed="rId12"/>
+                    <a:stretch>
+                      <a:fillRect/>
+                    </a:stretch>
+                  </pic:blipFill>
+                  <pic:spPr>
+                    <a:xfrm>
+                      <a:off x="0" y="0"/>
+                      <a:ext cx="5903999" cy="2738848"/>
+                    </a:xfrm>
+                    <a:prstGeom prst="rect"/>
+                  </pic:spPr>
+                </pic:pic>
+              </a:graphicData>
+            </a:graphic>
+          </wp:inline>
+        </w:drawing>
+      </w:r>
+    </w:p>
+    <w:p>
+      <w:pPr>
+        <w:spacing w:line="240" w:lineRule="auto" w:after="120"/>
+        <w:ind w:firstLine="0"/>
+        <w:jc w:val="left"/>
+      </w:pPr>
+      <w:r>
+        <w:rPr>
+          <w:rFonts w:ascii="Times New Roman" w:hAnsi="Times New Roman"/>
+          <w:b w:val="0"/>
+          <w:i w:val="0"/>
+          <w:color w:val="000000"/>
+          <w:sz w:val="16"/>
+        </w:rPr>
+        <w:t>Fonte: elaborada pelos autores (2026).</w:t>
+      </w:r>
+    </w:p>
+    <w:p>
+      <w:pPr>
+        <w:spacing w:line="240" w:lineRule="auto" w:after="80"/>
+        <w:ind w:firstLine="709"/>
+        <w:jc w:val="both"/>
+      </w:pPr>
+      <w:r>
+        <w:rPr>
+          <w:rFonts w:ascii="Times New Roman" w:hAnsi="Times New Roman"/>
+          <w:b w:val="0"/>
+          <w:i w:val="0"/>
+          <w:color w:val="000000"/>
+          <w:sz w:val="24"/>
+        </w:rPr>
+        <w:t>As quatro subescalas de afeto negativo aparecem na Figura 4, painel A, e o traço comum a elas é a escala: nenhuma passa de 2,6 pontos em média, em um instrumento que vai a 16. Elas descrevem, e é preciso dizê-lo, a variação de uma equipe que praticamente não pontua nessas dimensões, o que é consequência direta do efeito piso documentado na seção 4.1. Dentro dessa faixa estreita, o desenho é de queda até o meio da semana e retomada no fim: tensão, raiva, depressão e confusão atingem o valor mais baixo entre os dias 3 e 5 e sobem nos dois últimos. A raiva é a que mais sobe no trecho final, com dois dias de choque, no dia 5 e no dia 6, e termina em 2,59 pontos, o valor mais alto de toda a semana para essa subescala.</w:t>
+      </w:r>
+    </w:p>
+    <w:p>
+      <w:pPr>
+        <w:spacing w:line="240" w:lineRule="auto" w:after="80"/>
+        <w:ind w:firstLine="709"/>
+        <w:jc w:val="both"/>
+      </w:pPr>
+      <w:r>
+        <w:rPr>
+          <w:rFonts w:ascii="Times New Roman" w:hAnsi="Times New Roman"/>
+          <w:b w:val="0"/>
+          <w:i w:val="0"/>
+          <w:color w:val="000000"/>
+          <w:sz w:val="24"/>
+        </w:rPr>
+        <w:t>O painel B mostra a perturbação total do humor com a faixa de erro-padrão da média, de 0,80 ponto. A série tem forma de platô com degrau final: os cinco primeiros dias oscilam entre 2,19 e 4,76 pontos, e a série sobe para 8,28 no dia 7. Os três dias de choque da perturbação total estão nos dias 1, 5 e 6, e o do dia 6 é o de maior magnitude. O escore composto reproduz, portanto, o mesmo desenho de deslocamento por choques descrito para os perfis na seção 4.5, e não o de erosão gradual.</w:t>
+      </w:r>
+    </w:p>
+    <w:p>
+      <w:pPr>
+        <w:spacing w:line="240" w:lineRule="auto" w:after="60"/>
+        <w:ind w:firstLine="0"/>
+        <w:jc w:val="left"/>
+      </w:pPr>
+      <w:r>
+        <w:rPr>
+          <w:rFonts w:ascii="Times New Roman" w:hAnsi="Times New Roman"/>
+          <w:b w:val="0"/>
+          <w:i w:val="0"/>
+          <w:color w:val="000000"/>
+          <w:sz w:val="20"/>
+        </w:rPr>
+        <w:t>Tabela 7 - Pontos de cruzamento entre pares de variáveis ao longo da semana, e teste de inversão estabelecida</w:t>
+      </w:r>
+    </w:p>
+    <w:tbl>
+      <w:tblPr>
+        <w:tblStyle w:val="TableGrid"/>
+        <w:tblW w:type="auto" w:w="0"/>
+        <w:jc w:val="center"/>
+        <w:tblLayout w:type="autofit"/>
+        <w:tblLook w:firstColumn="1" w:firstRow="1" w:lastColumn="0" w:lastRow="0" w:noHBand="0" w:noVBand="1" w:val="04A0"/>
+      </w:tblPr>
+      <w:tblGrid>
+        <w:gridCol w:w="1512"/>
+        <w:gridCol w:w="1512"/>
+        <w:gridCol w:w="1512"/>
+        <w:gridCol w:w="1512"/>
+        <w:gridCol w:w="1512"/>
+        <w:gridCol w:w="1512"/>
+      </w:tblGrid>
+      <w:tr>
+        <w:tc>
+          <w:tcPr>
+            <w:tcW w:type="dxa" w:w="1512"/>
+            <w:tcBorders>
+              <w:top w:val="single" w:sz="6" w:space="0" w:color="000000"/>
+              <w:left w:val="none" w:sz="0" w:space="0" w:color="auto"/>
+              <w:bottom w:val="single" w:sz="6" w:space="0" w:color="000000"/>
+              <w:right w:val="none" w:sz="0" w:space="0" w:color="auto"/>
+              <w:insideH w:val="none" w:sz="0" w:space="0" w:color="auto"/>
+              <w:insideV w:val="none" w:sz="0" w:space="0" w:color="auto"/>
+            </w:tcBorders>
+          </w:tcPr>
+          <w:p>
+            <w:pPr>
+              <w:spacing w:after="20" w:line="240" w:lineRule="auto"/>
+              <w:jc w:val="center"/>
+            </w:pPr>
+            <w:r/>
+            <w:r>
+              <w:rPr>
+                <w:rFonts w:ascii="Times New Roman" w:hAnsi="Times New Roman"/>
+                <w:b/>
+                <w:color w:val="000000"/>
+                <w:sz w:val="15"/>
+              </w:rPr>
+              <w:t>Par de variáveis</w:t>
+            </w:r>
+          </w:p>
+        </w:tc>
+        <w:tc>
+          <w:tcPr>
+            <w:tcW w:type="dxa" w:w="1512"/>
+            <w:tcBorders>
+              <w:top w:val="single" w:sz="6" w:space="0" w:color="000000"/>
+              <w:left w:val="none" w:sz="0" w:space="0" w:color="auto"/>
+              <w:bottom w:val="single" w:sz="6" w:space="0" w:color="000000"/>
+              <w:right w:val="none" w:sz="0" w:space="0" w:color="auto"/>
+              <w:insideH w:val="none" w:sz="0" w:space="0" w:color="auto"/>
+              <w:insideV w:val="none" w:sz="0" w:space="0" w:color="auto"/>
+            </w:tcBorders>
+          </w:tcPr>
+          <w:p>
+            <w:pPr>
+              <w:spacing w:after="20" w:line="240" w:lineRule="auto"/>
+              <w:jc w:val="center"/>
+            </w:pPr>
+            <w:r/>
+            <w:r>
+              <w:rPr>
+                <w:rFonts w:ascii="Times New Roman" w:hAnsi="Times New Roman"/>
+                <w:b/>
+                <w:color w:val="000000"/>
+                <w:sz w:val="15"/>
+              </w:rPr>
+              <w:t>Dia do cruzamento</w:t>
+            </w:r>
+          </w:p>
+        </w:tc>
+        <w:tc>
+          <w:tcPr>
+            <w:tcW w:type="dxa" w:w="1512"/>
+            <w:tcBorders>
+              <w:top w:val="single" w:sz="6" w:space="0" w:color="000000"/>
+              <w:left w:val="none" w:sz="0" w:space="0" w:color="auto"/>
+              <w:bottom w:val="single" w:sz="6" w:space="0" w:color="000000"/>
+              <w:right w:val="none" w:sz="0" w:space="0" w:color="auto"/>
+              <w:insideH w:val="none" w:sz="0" w:space="0" w:color="auto"/>
+              <w:insideV w:val="none" w:sz="0" w:space="0" w:color="auto"/>
+            </w:tcBorders>
+          </w:tcPr>
+          <w:p>
+            <w:pPr>
+              <w:spacing w:after="20" w:line="240" w:lineRule="auto"/>
+              <w:jc w:val="center"/>
+            </w:pPr>
+            <w:r/>
+            <w:r>
+              <w:rPr>
+                <w:rFonts w:ascii="Times New Roman" w:hAnsi="Times New Roman"/>
+                <w:b/>
+                <w:color w:val="000000"/>
+                <w:sz w:val="15"/>
+              </w:rPr>
+              <w:t>Diferença no dia 1</w:t>
+            </w:r>
+          </w:p>
+        </w:tc>
+        <w:tc>
+          <w:tcPr>
+            <w:tcW w:type="dxa" w:w="1512"/>
+            <w:tcBorders>
+              <w:top w:val="single" w:sz="6" w:space="0" w:color="000000"/>
+              <w:left w:val="none" w:sz="0" w:space="0" w:color="auto"/>
+              <w:bottom w:val="single" w:sz="6" w:space="0" w:color="000000"/>
+              <w:right w:val="none" w:sz="0" w:space="0" w:color="auto"/>
+              <w:insideH w:val="none" w:sz="0" w:space="0" w:color="auto"/>
+              <w:insideV w:val="none" w:sz="0" w:space="0" w:color="auto"/>
+            </w:tcBorders>
+          </w:tcPr>
+          <w:p>
+            <w:pPr>
+              <w:spacing w:after="20" w:line="240" w:lineRule="auto"/>
+              <w:jc w:val="center"/>
+            </w:pPr>
+            <w:r/>
+            <w:r>
+              <w:rPr>
+                <w:rFonts w:ascii="Times New Roman" w:hAnsi="Times New Roman"/>
+                <w:b/>
+                <w:color w:val="000000"/>
+                <w:sz w:val="15"/>
+              </w:rPr>
+              <w:t>Diferença no dia 7</w:t>
+            </w:r>
+          </w:p>
+        </w:tc>
+        <w:tc>
+          <w:tcPr>
+            <w:tcW w:type="dxa" w:w="1512"/>
+            <w:tcBorders>
+              <w:top w:val="single" w:sz="6" w:space="0" w:color="000000"/>
+              <w:left w:val="none" w:sz="0" w:space="0" w:color="auto"/>
+              <w:bottom w:val="single" w:sz="6" w:space="0" w:color="000000"/>
+              <w:right w:val="none" w:sz="0" w:space="0" w:color="auto"/>
+              <w:insideH w:val="none" w:sz="0" w:space="0" w:color="auto"/>
+              <w:insideV w:val="none" w:sz="0" w:space="0" w:color="auto"/>
+            </w:tcBorders>
+          </w:tcPr>
+          <w:p>
+            <w:pPr>
+              <w:spacing w:after="20" w:line="240" w:lineRule="auto"/>
+              <w:jc w:val="center"/>
+            </w:pPr>
+            <w:r/>
+            <w:r>
+              <w:rPr>
+                <w:rFonts w:ascii="Times New Roman" w:hAnsi="Times New Roman"/>
+                <w:b/>
+                <w:color w:val="000000"/>
+                <w:sz w:val="15"/>
+              </w:rPr>
+              <w:t>Limiar de ruído</w:t>
+            </w:r>
+          </w:p>
+        </w:tc>
+        <w:tc>
+          <w:tcPr>
+            <w:tcW w:type="dxa" w:w="1512"/>
+            <w:tcBorders>
+              <w:top w:val="single" w:sz="6" w:space="0" w:color="000000"/>
+              <w:left w:val="none" w:sz="0" w:space="0" w:color="auto"/>
+              <w:bottom w:val="single" w:sz="6" w:space="0" w:color="000000"/>
+              <w:right w:val="none" w:sz="0" w:space="0" w:color="auto"/>
+              <w:insideH w:val="none" w:sz="0" w:space="0" w:color="auto"/>
+              <w:insideV w:val="none" w:sz="0" w:space="0" w:color="auto"/>
+            </w:tcBorders>
+          </w:tcPr>
+          <w:p>
+            <w:pPr>
+              <w:spacing w:after="20" w:line="240" w:lineRule="auto"/>
+              <w:jc w:val="center"/>
+            </w:pPr>
+            <w:r/>
+            <w:r>
+              <w:rPr>
+                <w:rFonts w:ascii="Times New Roman" w:hAnsi="Times New Roman"/>
+                <w:b/>
+                <w:color w:val="000000"/>
+                <w:sz w:val="15"/>
+              </w:rPr>
+              <w:t>Leitura</w:t>
+            </w:r>
+          </w:p>
+        </w:tc>
+      </w:tr>
+      <w:tr>
+        <w:tc>
+          <w:tcPr>
+            <w:tcW w:type="dxa" w:w="1512"/>
+            <w:tcBorders>
+              <w:top w:val="none" w:sz="0" w:space="0" w:color="auto"/>
+              <w:left w:val="none" w:sz="0" w:space="0" w:color="auto"/>
+              <w:bottom w:val="none" w:sz="0" w:space="0" w:color="auto"/>
+              <w:right w:val="none" w:sz="0" w:space="0" w:color="auto"/>
+              <w:insideH w:val="none" w:sz="0" w:space="0" w:color="auto"/>
+              <w:insideV w:val="none" w:sz="0" w:space="0" w:color="auto"/>
+            </w:tcBorders>
+          </w:tcPr>
+          <w:p>
+            <w:pPr>
+              <w:spacing w:after="20" w:line="240" w:lineRule="auto"/>
+              <w:jc w:val="left"/>
+            </w:pPr>
+            <w:r/>
+            <w:r>
+              <w:rPr>
+                <w:rFonts w:ascii="Times New Roman" w:hAnsi="Times New Roman"/>
+                <w:b w:val="0"/>
+                <w:color w:val="000000"/>
+                <w:sz w:val="15"/>
+              </w:rPr>
+              <w:t>Vigor e Fadiga</w:t>
+            </w:r>
+          </w:p>
+        </w:tc>
+        <w:tc>
+          <w:tcPr>
+            <w:tcW w:type="dxa" w:w="1512"/>
+            <w:tcBorders>
+              <w:top w:val="none" w:sz="0" w:space="0" w:color="auto"/>
+              <w:left w:val="none" w:sz="0" w:space="0" w:color="auto"/>
+              <w:bottom w:val="none" w:sz="0" w:space="0" w:color="auto"/>
+              <w:right w:val="none" w:sz="0" w:space="0" w:color="auto"/>
+              <w:insideH w:val="none" w:sz="0" w:space="0" w:color="auto"/>
+              <w:insideV w:val="none" w:sz="0" w:space="0" w:color="auto"/>
+            </w:tcBorders>
+          </w:tcPr>
+          <w:p>
+            <w:pPr>
+              <w:spacing w:after="20" w:line="240" w:lineRule="auto"/>
+              <w:jc w:val="center"/>
+            </w:pPr>
+            <w:r/>
+            <w:r>
+              <w:rPr>
+                <w:rFonts w:ascii="Times New Roman" w:hAnsi="Times New Roman"/>
+                <w:b w:val="0"/>
+                <w:color w:val="000000"/>
+                <w:sz w:val="15"/>
+              </w:rPr>
+              <w:t>5,03</w:t>
+            </w:r>
+          </w:p>
+        </w:tc>
+        <w:tc>
+          <w:tcPr>
+            <w:tcW w:type="dxa" w:w="1512"/>
+            <w:tcBorders>
+              <w:top w:val="none" w:sz="0" w:space="0" w:color="auto"/>
+              <w:left w:val="none" w:sz="0" w:space="0" w:color="auto"/>
+              <w:bottom w:val="none" w:sz="0" w:space="0" w:color="auto"/>
+              <w:right w:val="none" w:sz="0" w:space="0" w:color="auto"/>
+              <w:insideH w:val="none" w:sz="0" w:space="0" w:color="auto"/>
+              <w:insideV w:val="none" w:sz="0" w:space="0" w:color="auto"/>
+            </w:tcBorders>
+          </w:tcPr>
+          <w:p>
+            <w:pPr>
+              <w:spacing w:after="20" w:line="240" w:lineRule="auto"/>
+              <w:jc w:val="center"/>
+            </w:pPr>
+            <w:r/>
+            <w:r>
+              <w:rPr>
+                <w:rFonts w:ascii="Times New Roman" w:hAnsi="Times New Roman"/>
+                <w:b w:val="0"/>
+                <w:color w:val="000000"/>
+                <w:sz w:val="15"/>
+              </w:rPr>
+              <w:t>+3,65*</w:t>
+            </w:r>
+          </w:p>
+        </w:tc>
+        <w:tc>
+          <w:tcPr>
+            <w:tcW w:type="dxa" w:w="1512"/>
+            <w:tcBorders>
+              <w:top w:val="none" w:sz="0" w:space="0" w:color="auto"/>
+              <w:left w:val="none" w:sz="0" w:space="0" w:color="auto"/>
+              <w:bottom w:val="none" w:sz="0" w:space="0" w:color="auto"/>
+              <w:right w:val="none" w:sz="0" w:space="0" w:color="auto"/>
+              <w:insideH w:val="none" w:sz="0" w:space="0" w:color="auto"/>
+              <w:insideV w:val="none" w:sz="0" w:space="0" w:color="auto"/>
+            </w:tcBorders>
+          </w:tcPr>
+          <w:p>
+            <w:pPr>
+              <w:spacing w:after="20" w:line="240" w:lineRule="auto"/>
+              <w:jc w:val="center"/>
+            </w:pPr>
+            <w:r/>
+            <w:r>
+              <w:rPr>
+                <w:rFonts w:ascii="Times New Roman" w:hAnsi="Times New Roman"/>
+                <w:b w:val="0"/>
+                <w:color w:val="000000"/>
+                <w:sz w:val="15"/>
+              </w:rPr>
+              <w:t>−2,97*</w:t>
+            </w:r>
+          </w:p>
+        </w:tc>
+        <w:tc>
+          <w:tcPr>
+            <w:tcW w:type="dxa" w:w="1512"/>
+            <w:tcBorders>
+              <w:top w:val="none" w:sz="0" w:space="0" w:color="auto"/>
+              <w:left w:val="none" w:sz="0" w:space="0" w:color="auto"/>
+              <w:bottom w:val="none" w:sz="0" w:space="0" w:color="auto"/>
+              <w:right w:val="none" w:sz="0" w:space="0" w:color="auto"/>
+              <w:insideH w:val="none" w:sz="0" w:space="0" w:color="auto"/>
+              <w:insideV w:val="none" w:sz="0" w:space="0" w:color="auto"/>
+            </w:tcBorders>
+          </w:tcPr>
+          <w:p>
+            <w:pPr>
+              <w:spacing w:after="20" w:line="240" w:lineRule="auto"/>
+              <w:jc w:val="center"/>
+            </w:pPr>
+            <w:r/>
+            <w:r>
+              <w:rPr>
+                <w:rFonts w:ascii="Times New Roman" w:hAnsi="Times New Roman"/>
+                <w:b w:val="0"/>
+                <w:color w:val="000000"/>
+                <w:sz w:val="15"/>
+              </w:rPr>
+              <w:t>1,03</w:t>
+            </w:r>
+          </w:p>
+        </w:tc>
+        <w:tc>
+          <w:tcPr>
+            <w:tcW w:type="dxa" w:w="1512"/>
+            <w:tcBorders>
+              <w:top w:val="none" w:sz="0" w:space="0" w:color="auto"/>
+              <w:left w:val="none" w:sz="0" w:space="0" w:color="auto"/>
+              <w:bottom w:val="none" w:sz="0" w:space="0" w:color="auto"/>
+              <w:right w:val="none" w:sz="0" w:space="0" w:color="auto"/>
+              <w:insideH w:val="none" w:sz="0" w:space="0" w:color="auto"/>
+              <w:insideV w:val="none" w:sz="0" w:space="0" w:color="auto"/>
+            </w:tcBorders>
+          </w:tcPr>
+          <w:p>
+            <w:pPr>
+              <w:spacing w:after="20" w:line="240" w:lineRule="auto"/>
+              <w:jc w:val="center"/>
+            </w:pPr>
+            <w:r/>
+            <w:r>
+              <w:rPr>
+                <w:rFonts w:ascii="Times New Roman" w:hAnsi="Times New Roman"/>
+                <w:b w:val="0"/>
+                <w:color w:val="000000"/>
+                <w:sz w:val="15"/>
+              </w:rPr>
+              <w:t>Inversão estabelecida</w:t>
+            </w:r>
+          </w:p>
+        </w:tc>
+      </w:tr>
+      <w:tr>
+        <w:tc>
+          <w:tcPr>
+            <w:tcW w:type="dxa" w:w="1512"/>
+            <w:tcBorders>
+              <w:top w:val="none" w:sz="0" w:space="0" w:color="auto"/>
+              <w:left w:val="none" w:sz="0" w:space="0" w:color="auto"/>
+              <w:bottom w:val="none" w:sz="0" w:space="0" w:color="auto"/>
+              <w:right w:val="none" w:sz="0" w:space="0" w:color="auto"/>
+              <w:insideH w:val="none" w:sz="0" w:space="0" w:color="auto"/>
+              <w:insideV w:val="none" w:sz="0" w:space="0" w:color="auto"/>
+            </w:tcBorders>
+          </w:tcPr>
+          <w:p>
+            <w:pPr>
+              <w:spacing w:after="20" w:line="240" w:lineRule="auto"/>
+              <w:jc w:val="left"/>
+            </w:pPr>
+            <w:r/>
+            <w:r>
+              <w:rPr>
+                <w:rFonts w:ascii="Times New Roman" w:hAnsi="Times New Roman"/>
+                <w:b w:val="0"/>
+                <w:color w:val="000000"/>
+                <w:sz w:val="15"/>
+              </w:rPr>
+              <w:t>Fadiga mental e Fadiga física</w:t>
+            </w:r>
+          </w:p>
+        </w:tc>
+        <w:tc>
+          <w:tcPr>
+            <w:tcW w:type="dxa" w:w="1512"/>
+            <w:tcBorders>
+              <w:top w:val="none" w:sz="0" w:space="0" w:color="auto"/>
+              <w:left w:val="none" w:sz="0" w:space="0" w:color="auto"/>
+              <w:bottom w:val="none" w:sz="0" w:space="0" w:color="auto"/>
+              <w:right w:val="none" w:sz="0" w:space="0" w:color="auto"/>
+              <w:insideH w:val="none" w:sz="0" w:space="0" w:color="auto"/>
+              <w:insideV w:val="none" w:sz="0" w:space="0" w:color="auto"/>
+            </w:tcBorders>
+          </w:tcPr>
+          <w:p>
+            <w:pPr>
+              <w:spacing w:after="20" w:line="240" w:lineRule="auto"/>
+              <w:jc w:val="center"/>
+            </w:pPr>
+            <w:r/>
+            <w:r>
+              <w:rPr>
+                <w:rFonts w:ascii="Times New Roman" w:hAnsi="Times New Roman"/>
+                <w:b w:val="0"/>
+                <w:color w:val="000000"/>
+                <w:sz w:val="15"/>
+              </w:rPr>
+              <w:t>1,34</w:t>
+            </w:r>
+          </w:p>
+        </w:tc>
+        <w:tc>
+          <w:tcPr>
+            <w:tcW w:type="dxa" w:w="1512"/>
+            <w:tcBorders>
+              <w:top w:val="none" w:sz="0" w:space="0" w:color="auto"/>
+              <w:left w:val="none" w:sz="0" w:space="0" w:color="auto"/>
+              <w:bottom w:val="none" w:sz="0" w:space="0" w:color="auto"/>
+              <w:right w:val="none" w:sz="0" w:space="0" w:color="auto"/>
+              <w:insideH w:val="none" w:sz="0" w:space="0" w:color="auto"/>
+              <w:insideV w:val="none" w:sz="0" w:space="0" w:color="auto"/>
+            </w:tcBorders>
+          </w:tcPr>
+          <w:p>
+            <w:pPr>
+              <w:spacing w:after="20" w:line="240" w:lineRule="auto"/>
+              <w:jc w:val="center"/>
+            </w:pPr>
+            <w:r/>
+            <w:r>
+              <w:rPr>
+                <w:rFonts w:ascii="Times New Roman" w:hAnsi="Times New Roman"/>
+                <w:b w:val="0"/>
+                <w:color w:val="000000"/>
+                <w:sz w:val="15"/>
+              </w:rPr>
+              <w:t>+0,43</w:t>
+            </w:r>
+          </w:p>
+        </w:tc>
+        <w:tc>
+          <w:tcPr>
+            <w:tcW w:type="dxa" w:w="1512"/>
+            <w:tcBorders>
+              <w:top w:val="none" w:sz="0" w:space="0" w:color="auto"/>
+              <w:left w:val="none" w:sz="0" w:space="0" w:color="auto"/>
+              <w:bottom w:val="none" w:sz="0" w:space="0" w:color="auto"/>
+              <w:right w:val="none" w:sz="0" w:space="0" w:color="auto"/>
+              <w:insideH w:val="none" w:sz="0" w:space="0" w:color="auto"/>
+              <w:insideV w:val="none" w:sz="0" w:space="0" w:color="auto"/>
+            </w:tcBorders>
+          </w:tcPr>
+          <w:p>
+            <w:pPr>
+              <w:spacing w:after="20" w:line="240" w:lineRule="auto"/>
+              <w:jc w:val="center"/>
+            </w:pPr>
+            <w:r/>
+            <w:r>
+              <w:rPr>
+                <w:rFonts w:ascii="Times New Roman" w:hAnsi="Times New Roman"/>
+                <w:b w:val="0"/>
+                <w:color w:val="000000"/>
+                <w:sz w:val="15"/>
+              </w:rPr>
+              <w:t>−2,51*</w:t>
+            </w:r>
+          </w:p>
+        </w:tc>
+        <w:tc>
+          <w:tcPr>
+            <w:tcW w:type="dxa" w:w="1512"/>
+            <w:tcBorders>
+              <w:top w:val="none" w:sz="0" w:space="0" w:color="auto"/>
+              <w:left w:val="none" w:sz="0" w:space="0" w:color="auto"/>
+              <w:bottom w:val="none" w:sz="0" w:space="0" w:color="auto"/>
+              <w:right w:val="none" w:sz="0" w:space="0" w:color="auto"/>
+              <w:insideH w:val="none" w:sz="0" w:space="0" w:color="auto"/>
+              <w:insideV w:val="none" w:sz="0" w:space="0" w:color="auto"/>
+            </w:tcBorders>
+          </w:tcPr>
+          <w:p>
+            <w:pPr>
+              <w:spacing w:after="20" w:line="240" w:lineRule="auto"/>
+              <w:jc w:val="center"/>
+            </w:pPr>
+            <w:r/>
+            <w:r>
+              <w:rPr>
+                <w:rFonts w:ascii="Times New Roman" w:hAnsi="Times New Roman"/>
+                <w:b w:val="0"/>
+                <w:color w:val="000000"/>
+                <w:sz w:val="15"/>
+              </w:rPr>
+              <w:t>1,13</w:t>
+            </w:r>
+          </w:p>
+        </w:tc>
+        <w:tc>
+          <w:tcPr>
+            <w:tcW w:type="dxa" w:w="1512"/>
+            <w:tcBorders>
+              <w:top w:val="none" w:sz="0" w:space="0" w:color="auto"/>
+              <w:left w:val="none" w:sz="0" w:space="0" w:color="auto"/>
+              <w:bottom w:val="none" w:sz="0" w:space="0" w:color="auto"/>
+              <w:right w:val="none" w:sz="0" w:space="0" w:color="auto"/>
+              <w:insideH w:val="none" w:sz="0" w:space="0" w:color="auto"/>
+              <w:insideV w:val="none" w:sz="0" w:space="0" w:color="auto"/>
+            </w:tcBorders>
+          </w:tcPr>
+          <w:p>
+            <w:pPr>
+              <w:spacing w:after="20" w:line="240" w:lineRule="auto"/>
+              <w:jc w:val="center"/>
+            </w:pPr>
+            <w:r/>
+            <w:r>
+              <w:rPr>
+                <w:rFonts w:ascii="Times New Roman" w:hAnsi="Times New Roman"/>
+                <w:b w:val="0"/>
+                <w:color w:val="000000"/>
+                <w:sz w:val="15"/>
+              </w:rPr>
+              <w:t>Divergência a partir de ponto comum</w:t>
+            </w:r>
+          </w:p>
+        </w:tc>
+      </w:tr>
+      <w:tr>
+        <w:tc>
+          <w:tcPr>
+            <w:tcW w:type="dxa" w:w="1512"/>
+            <w:tcBorders>
+              <w:top w:val="none" w:sz="0" w:space="0" w:color="auto"/>
+              <w:left w:val="none" w:sz="0" w:space="0" w:color="auto"/>
+              <w:bottom w:val="none" w:sz="0" w:space="0" w:color="auto"/>
+              <w:right w:val="none" w:sz="0" w:space="0" w:color="auto"/>
+              <w:insideH w:val="none" w:sz="0" w:space="0" w:color="auto"/>
+              <w:insideV w:val="none" w:sz="0" w:space="0" w:color="auto"/>
+            </w:tcBorders>
+          </w:tcPr>
+          <w:p>
+            <w:pPr>
+              <w:spacing w:after="20" w:line="240" w:lineRule="auto"/>
+              <w:jc w:val="left"/>
+            </w:pPr>
+            <w:r/>
+            <w:r>
+              <w:rPr>
+                <w:rFonts w:ascii="Times New Roman" w:hAnsi="Times New Roman"/>
+                <w:b w:val="0"/>
+                <w:color w:val="000000"/>
+                <w:sz w:val="15"/>
+              </w:rPr>
+              <w:t>Tensão e Raiva</w:t>
+            </w:r>
+          </w:p>
+        </w:tc>
+        <w:tc>
+          <w:tcPr>
+            <w:tcW w:type="dxa" w:w="1512"/>
+            <w:tcBorders>
+              <w:top w:val="none" w:sz="0" w:space="0" w:color="auto"/>
+              <w:left w:val="none" w:sz="0" w:space="0" w:color="auto"/>
+              <w:bottom w:val="none" w:sz="0" w:space="0" w:color="auto"/>
+              <w:right w:val="none" w:sz="0" w:space="0" w:color="auto"/>
+              <w:insideH w:val="none" w:sz="0" w:space="0" w:color="auto"/>
+              <w:insideV w:val="none" w:sz="0" w:space="0" w:color="auto"/>
+            </w:tcBorders>
+          </w:tcPr>
+          <w:p>
+            <w:pPr>
+              <w:spacing w:after="20" w:line="240" w:lineRule="auto"/>
+              <w:jc w:val="center"/>
+            </w:pPr>
+            <w:r/>
+            <w:r>
+              <w:rPr>
+                <w:rFonts w:ascii="Times New Roman" w:hAnsi="Times New Roman"/>
+                <w:b w:val="0"/>
+                <w:color w:val="000000"/>
+                <w:sz w:val="15"/>
+              </w:rPr>
+              <w:t>1,73, 3,87, 5,29</w:t>
+            </w:r>
+          </w:p>
+        </w:tc>
+        <w:tc>
+          <w:tcPr>
+            <w:tcW w:type="dxa" w:w="1512"/>
+            <w:tcBorders>
+              <w:top w:val="none" w:sz="0" w:space="0" w:color="auto"/>
+              <w:left w:val="none" w:sz="0" w:space="0" w:color="auto"/>
+              <w:bottom w:val="none" w:sz="0" w:space="0" w:color="auto"/>
+              <w:right w:val="none" w:sz="0" w:space="0" w:color="auto"/>
+              <w:insideH w:val="none" w:sz="0" w:space="0" w:color="auto"/>
+              <w:insideV w:val="none" w:sz="0" w:space="0" w:color="auto"/>
+            </w:tcBorders>
+          </w:tcPr>
+          <w:p>
+            <w:pPr>
+              <w:spacing w:after="20" w:line="240" w:lineRule="auto"/>
+              <w:jc w:val="center"/>
+            </w:pPr>
+            <w:r/>
+            <w:r>
+              <w:rPr>
+                <w:rFonts w:ascii="Times New Roman" w:hAnsi="Times New Roman"/>
+                <w:b w:val="0"/>
+                <w:color w:val="000000"/>
+                <w:sz w:val="15"/>
+              </w:rPr>
+              <w:t>+0,19</w:t>
+            </w:r>
+          </w:p>
+        </w:tc>
+        <w:tc>
+          <w:tcPr>
+            <w:tcW w:type="dxa" w:w="1512"/>
+            <w:tcBorders>
+              <w:top w:val="none" w:sz="0" w:space="0" w:color="auto"/>
+              <w:left w:val="none" w:sz="0" w:space="0" w:color="auto"/>
+              <w:bottom w:val="none" w:sz="0" w:space="0" w:color="auto"/>
+              <w:right w:val="none" w:sz="0" w:space="0" w:color="auto"/>
+              <w:insideH w:val="none" w:sz="0" w:space="0" w:color="auto"/>
+              <w:insideV w:val="none" w:sz="0" w:space="0" w:color="auto"/>
+            </w:tcBorders>
+          </w:tcPr>
+          <w:p>
+            <w:pPr>
+              <w:spacing w:after="20" w:line="240" w:lineRule="auto"/>
+              <w:jc w:val="center"/>
+            </w:pPr>
+            <w:r/>
+            <w:r>
+              <w:rPr>
+                <w:rFonts w:ascii="Times New Roman" w:hAnsi="Times New Roman"/>
+                <w:b w:val="0"/>
+                <w:color w:val="000000"/>
+                <w:sz w:val="15"/>
+              </w:rPr>
+              <w:t>−1,65*</w:t>
+            </w:r>
+          </w:p>
+        </w:tc>
+        <w:tc>
+          <w:tcPr>
+            <w:tcW w:type="dxa" w:w="1512"/>
+            <w:tcBorders>
+              <w:top w:val="none" w:sz="0" w:space="0" w:color="auto"/>
+              <w:left w:val="none" w:sz="0" w:space="0" w:color="auto"/>
+              <w:bottom w:val="none" w:sz="0" w:space="0" w:color="auto"/>
+              <w:right w:val="none" w:sz="0" w:space="0" w:color="auto"/>
+              <w:insideH w:val="none" w:sz="0" w:space="0" w:color="auto"/>
+              <w:insideV w:val="none" w:sz="0" w:space="0" w:color="auto"/>
+            </w:tcBorders>
+          </w:tcPr>
+          <w:p>
+            <w:pPr>
+              <w:spacing w:after="20" w:line="240" w:lineRule="auto"/>
+              <w:jc w:val="center"/>
+            </w:pPr>
+            <w:r/>
+            <w:r>
+              <w:rPr>
+                <w:rFonts w:ascii="Times New Roman" w:hAnsi="Times New Roman"/>
+                <w:b w:val="0"/>
+                <w:color w:val="000000"/>
+                <w:sz w:val="15"/>
+              </w:rPr>
+              <w:t>0,68</w:t>
+            </w:r>
+          </w:p>
+        </w:tc>
+        <w:tc>
+          <w:tcPr>
+            <w:tcW w:type="dxa" w:w="1512"/>
+            <w:tcBorders>
+              <w:top w:val="none" w:sz="0" w:space="0" w:color="auto"/>
+              <w:left w:val="none" w:sz="0" w:space="0" w:color="auto"/>
+              <w:bottom w:val="none" w:sz="0" w:space="0" w:color="auto"/>
+              <w:right w:val="none" w:sz="0" w:space="0" w:color="auto"/>
+              <w:insideH w:val="none" w:sz="0" w:space="0" w:color="auto"/>
+              <w:insideV w:val="none" w:sz="0" w:space="0" w:color="auto"/>
+            </w:tcBorders>
+          </w:tcPr>
+          <w:p>
+            <w:pPr>
+              <w:spacing w:after="20" w:line="240" w:lineRule="auto"/>
+              <w:jc w:val="center"/>
+            </w:pPr>
+            <w:r/>
+            <w:r>
+              <w:rPr>
+                <w:rFonts w:ascii="Times New Roman" w:hAnsi="Times New Roman"/>
+                <w:b w:val="0"/>
+                <w:color w:val="000000"/>
+                <w:sz w:val="15"/>
+              </w:rPr>
+              <w:t>Divergência a partir de ponto comum</w:t>
+            </w:r>
+          </w:p>
+        </w:tc>
+      </w:tr>
+      <w:tr>
+        <w:tc>
+          <w:tcPr>
+            <w:tcW w:type="dxa" w:w="1512"/>
+            <w:tcBorders>
+              <w:top w:val="none" w:sz="0" w:space="0" w:color="auto"/>
+              <w:left w:val="none" w:sz="0" w:space="0" w:color="auto"/>
+              <w:bottom w:val="single" w:sz="6" w:space="0" w:color="000000"/>
+              <w:right w:val="none" w:sz="0" w:space="0" w:color="auto"/>
+              <w:insideH w:val="none" w:sz="0" w:space="0" w:color="auto"/>
+              <w:insideV w:val="none" w:sz="0" w:space="0" w:color="auto"/>
+            </w:tcBorders>
+          </w:tcPr>
+          <w:p>
+            <w:pPr>
+              <w:spacing w:after="20" w:line="240" w:lineRule="auto"/>
+              <w:jc w:val="left"/>
+            </w:pPr>
+            <w:r/>
+            <w:r>
+              <w:rPr>
+                <w:rFonts w:ascii="Times New Roman" w:hAnsi="Times New Roman"/>
+                <w:b w:val="0"/>
+                <w:color w:val="000000"/>
+                <w:sz w:val="15"/>
+              </w:rPr>
+              <w:t>Tensão e Depressão</w:t>
+            </w:r>
+          </w:p>
+        </w:tc>
+        <w:tc>
+          <w:tcPr>
+            <w:tcW w:type="dxa" w:w="1512"/>
+            <w:tcBorders>
+              <w:top w:val="none" w:sz="0" w:space="0" w:color="auto"/>
+              <w:left w:val="none" w:sz="0" w:space="0" w:color="auto"/>
+              <w:bottom w:val="single" w:sz="6" w:space="0" w:color="000000"/>
+              <w:right w:val="none" w:sz="0" w:space="0" w:color="auto"/>
+              <w:insideH w:val="none" w:sz="0" w:space="0" w:color="auto"/>
+              <w:insideV w:val="none" w:sz="0" w:space="0" w:color="auto"/>
+            </w:tcBorders>
+          </w:tcPr>
+          <w:p>
+            <w:pPr>
+              <w:spacing w:after="20" w:line="240" w:lineRule="auto"/>
+              <w:jc w:val="center"/>
+            </w:pPr>
+            <w:r/>
+            <w:r>
+              <w:rPr>
+                <w:rFonts w:ascii="Times New Roman" w:hAnsi="Times New Roman"/>
+                <w:b w:val="0"/>
+                <w:color w:val="000000"/>
+                <w:sz w:val="15"/>
+              </w:rPr>
+              <w:t>6,39</w:t>
+            </w:r>
+          </w:p>
+        </w:tc>
+        <w:tc>
+          <w:tcPr>
+            <w:tcW w:type="dxa" w:w="1512"/>
+            <w:tcBorders>
+              <w:top w:val="none" w:sz="0" w:space="0" w:color="auto"/>
+              <w:left w:val="none" w:sz="0" w:space="0" w:color="auto"/>
+              <w:bottom w:val="single" w:sz="6" w:space="0" w:color="000000"/>
+              <w:right w:val="none" w:sz="0" w:space="0" w:color="auto"/>
+              <w:insideH w:val="none" w:sz="0" w:space="0" w:color="auto"/>
+              <w:insideV w:val="none" w:sz="0" w:space="0" w:color="auto"/>
+            </w:tcBorders>
+          </w:tcPr>
+          <w:p>
+            <w:pPr>
+              <w:spacing w:after="20" w:line="240" w:lineRule="auto"/>
+              <w:jc w:val="center"/>
+            </w:pPr>
+            <w:r/>
+            <w:r>
+              <w:rPr>
+                <w:rFonts w:ascii="Times New Roman" w:hAnsi="Times New Roman"/>
+                <w:b w:val="0"/>
+                <w:color w:val="000000"/>
+                <w:sz w:val="15"/>
+              </w:rPr>
+              <w:t>+1,13*</w:t>
+            </w:r>
+          </w:p>
+        </w:tc>
+        <w:tc>
+          <w:tcPr>
+            <w:tcW w:type="dxa" w:w="1512"/>
+            <w:tcBorders>
+              <w:top w:val="none" w:sz="0" w:space="0" w:color="auto"/>
+              <w:left w:val="none" w:sz="0" w:space="0" w:color="auto"/>
+              <w:bottom w:val="single" w:sz="6" w:space="0" w:color="000000"/>
+              <w:right w:val="none" w:sz="0" w:space="0" w:color="auto"/>
+              <w:insideH w:val="none" w:sz="0" w:space="0" w:color="auto"/>
+              <w:insideV w:val="none" w:sz="0" w:space="0" w:color="auto"/>
+            </w:tcBorders>
+          </w:tcPr>
+          <w:p>
+            <w:pPr>
+              <w:spacing w:after="20" w:line="240" w:lineRule="auto"/>
+              <w:jc w:val="center"/>
+            </w:pPr>
+            <w:r/>
+            <w:r>
+              <w:rPr>
+                <w:rFonts w:ascii="Times New Roman" w:hAnsi="Times New Roman"/>
+                <w:b w:val="0"/>
+                <w:color w:val="000000"/>
+                <w:sz w:val="15"/>
+              </w:rPr>
+              <w:t>−0,33</w:t>
+            </w:r>
+          </w:p>
+        </w:tc>
+        <w:tc>
+          <w:tcPr>
+            <w:tcW w:type="dxa" w:w="1512"/>
+            <w:tcBorders>
+              <w:top w:val="none" w:sz="0" w:space="0" w:color="auto"/>
+              <w:left w:val="none" w:sz="0" w:space="0" w:color="auto"/>
+              <w:bottom w:val="single" w:sz="6" w:space="0" w:color="000000"/>
+              <w:right w:val="none" w:sz="0" w:space="0" w:color="auto"/>
+              <w:insideH w:val="none" w:sz="0" w:space="0" w:color="auto"/>
+              <w:insideV w:val="none" w:sz="0" w:space="0" w:color="auto"/>
+            </w:tcBorders>
+          </w:tcPr>
+          <w:p>
+            <w:pPr>
+              <w:spacing w:after="20" w:line="240" w:lineRule="auto"/>
+              <w:jc w:val="center"/>
+            </w:pPr>
+            <w:r/>
+            <w:r>
+              <w:rPr>
+                <w:rFonts w:ascii="Times New Roman" w:hAnsi="Times New Roman"/>
+                <w:b w:val="0"/>
+                <w:color w:val="000000"/>
+                <w:sz w:val="15"/>
+              </w:rPr>
+              <w:t>0,61</w:t>
+            </w:r>
+          </w:p>
+        </w:tc>
+        <w:tc>
+          <w:tcPr>
+            <w:tcW w:type="dxa" w:w="1512"/>
+            <w:tcBorders>
+              <w:top w:val="none" w:sz="0" w:space="0" w:color="auto"/>
+              <w:left w:val="none" w:sz="0" w:space="0" w:color="auto"/>
+              <w:bottom w:val="single" w:sz="6" w:space="0" w:color="000000"/>
+              <w:right w:val="none" w:sz="0" w:space="0" w:color="auto"/>
+              <w:insideH w:val="none" w:sz="0" w:space="0" w:color="auto"/>
+              <w:insideV w:val="none" w:sz="0" w:space="0" w:color="auto"/>
+            </w:tcBorders>
+          </w:tcPr>
+          <w:p>
+            <w:pPr>
+              <w:spacing w:after="20" w:line="240" w:lineRule="auto"/>
+              <w:jc w:val="center"/>
+            </w:pPr>
+            <w:r/>
+            <w:r>
+              <w:rPr>
+                <w:rFonts w:ascii="Times New Roman" w:hAnsi="Times New Roman"/>
+                <w:b w:val="0"/>
+                <w:color w:val="000000"/>
+                <w:sz w:val="15"/>
+              </w:rPr>
+              <w:t>Divergência a partir de ponto comum</w:t>
+            </w:r>
+          </w:p>
+        </w:tc>
+      </w:tr>
+    </w:tbl>
+    <w:p>
+      <w:pPr>
+        <w:spacing w:line="240" w:lineRule="auto" w:after="20"/>
+        <w:ind w:firstLine="0"/>
+        <w:jc w:val="left"/>
+      </w:pPr>
+      <w:r>
+        <w:rPr>
+          <w:rFonts w:ascii="Times New Roman" w:hAnsi="Times New Roman"/>
+          <w:b w:val="0"/>
+          <w:i w:val="0"/>
+          <w:color w:val="000000"/>
+          <w:sz w:val="16"/>
+        </w:rPr>
+        <w:t>Fonte: dados da pesquisa (2026).</w:t>
+      </w:r>
+    </w:p>
+    <w:p>
+      <w:pPr>
+        <w:spacing w:line="240" w:lineRule="auto" w:after="120"/>
+        <w:ind w:firstLine="0"/>
+        <w:jc w:val="both"/>
+      </w:pPr>
+      <w:r>
+        <w:rPr>
+          <w:rFonts w:ascii="Times New Roman" w:hAnsi="Times New Roman"/>
+          <w:b w:val="0"/>
+          <w:i w:val="0"/>
+          <w:color w:val="000000"/>
+          <w:sz w:val="16"/>
+        </w:rPr>
+        <w:t>Nota: a diferença é a da primeira variável do par menos a segunda, na escala original. O limiar de ruído é a raiz da soma dos quadrados dos pisos das duas séries, que é o erro-padrão da diferença entre duas médias. O asterisco marca a diferença que supera esse limiar. A inversão só é dada por estabelecida quando as diferenças do dia 1 e do dia 7 superam o limiar e têm sinais opostos; quando apenas uma das pontas supera, o que a série mostra é divergência a partir de um ponto comum, e não troca de uma ordem previamente estabelecida. O dia do cruzamento vem de interpolação linear sobre as séries suavizadas e é reportado em fração de dia.</w:t>
+      </w:r>
+    </w:p>
+    <w:p>
+      <w:pPr>
+        <w:spacing w:line="240" w:lineRule="auto" w:after="80"/>
+        <w:ind w:firstLine="709"/>
+        <w:jc w:val="both"/>
+      </w:pPr>
+      <w:r>
+        <w:rPr>
+          <w:rFonts w:ascii="Times New Roman" w:hAnsi="Times New Roman"/>
+          <w:b w:val="0"/>
+          <w:i w:val="0"/>
+          <w:color w:val="000000"/>
+          <w:sz w:val="24"/>
+        </w:rPr>
+        <w:t>A Tabela 7 aplica o teste de inversão aos quatro pares de leitura clínica definidos a priori na seção 3.8.7, e o resultado é sóbrio: dos quatro, apenas o par vigor e fadiga tem inversão estabelecida. O par tensão e raiva cruza três vezes ao longo da semana, nos dias 1,73, 3,87, 5,29, mas a separação entre as duas curvas no dia 1 é de apenas 0,19 ponto, abaixo do limiar de 0,68. Os três cruzamentos são, por isso, oscilação dentro do ruído, e não trocas de dominância. O par tensão e depressão cruza uma única vez, no dia 6,39, mas a separação final também não supera o limiar. Reportar esses três pares como divergência, e não como inversão, é o que impede que a figura seja lida além do que os dados sustentam.</w:t>
+      </w:r>
+    </w:p>
+    <w:p>
+      <w:pPr>
+        <w:spacing w:line="240" w:lineRule="auto" w:after="60"/>
+        <w:ind w:firstLine="0"/>
+        <w:jc w:val="left"/>
+      </w:pPr>
+      <w:r>
+        <w:rPr>
+          <w:rFonts w:ascii="Times New Roman" w:hAnsi="Times New Roman"/>
+          <w:b w:val="0"/>
+          <w:i w:val="0"/>
+          <w:color w:val="000000"/>
+          <w:sz w:val="20"/>
+        </w:rPr>
+        <w:t>Figura 5 - Trajetória de todas as variáveis reexpressas em percentual do dia 1 (A) e variação total de cada uma contra o piso de ruído da série (B)</w:t>
+      </w:r>
+    </w:p>
+    <w:p>
+      <w:pPr>
+        <w:spacing w:after="40"/>
+        <w:jc w:val="center"/>
+      </w:pPr>
+      <w:r>
+        <w:drawing>
+          <wp:inline xmlns:a="http://schemas.openxmlformats.org/drawingml/2006/main" xmlns:pic="http://schemas.openxmlformats.org/drawingml/2006/picture">
+            <wp:extent cx="5903999" cy="2750434"/>
+            <wp:docPr id="5" name="Picture 5"/>
+            <wp:cNvGraphicFramePr>
+              <a:graphicFrameLocks noChangeAspect="1"/>
+            </wp:cNvGraphicFramePr>
+            <a:graphic>
+              <a:graphicData uri="http://schemas.openxmlformats.org/drawingml/2006/picture">
+                <pic:pic>
+                  <pic:nvPicPr>
+                    <pic:cNvPr id="0" name="a1_indice.png"/>
+                    <pic:cNvPicPr/>
+                  </pic:nvPicPr>
+                  <pic:blipFill>
+                    <a:blip r:embed="rId13"/>
+                    <a:stretch>
+                      <a:fillRect/>
+                    </a:stretch>
+                  </pic:blipFill>
+                  <pic:spPr>
+                    <a:xfrm>
+                      <a:off x="0" y="0"/>
+                      <a:ext cx="5903999" cy="2750434"/>
+                    </a:xfrm>
+                    <a:prstGeom prst="rect"/>
+                  </pic:spPr>
+                </pic:pic>
+              </a:graphicData>
+            </a:graphic>
+          </wp:inline>
+        </w:drawing>
+      </w:r>
+    </w:p>
+    <w:p>
+      <w:pPr>
+        <w:spacing w:line="240" w:lineRule="auto" w:after="120"/>
+        <w:ind w:firstLine="0"/>
+        <w:jc w:val="left"/>
+      </w:pPr>
+      <w:r>
+        <w:rPr>
+          <w:rFonts w:ascii="Times New Roman" w:hAnsi="Times New Roman"/>
+          <w:b w:val="0"/>
+          <w:i w:val="0"/>
+          <w:color w:val="000000"/>
+          <w:sz w:val="16"/>
+        </w:rPr>
+        <w:t>Fonte: elaborada pelos autores (2026).</w:t>
+      </w:r>
+    </w:p>
+    <w:p>
+      <w:pPr>
+        <w:spacing w:line="240" w:lineRule="auto" w:after="80"/>
+        <w:ind w:firstLine="709"/>
+        <w:jc w:val="both"/>
+      </w:pPr>
+      <w:r>
+        <w:rPr>
+          <w:rFonts w:ascii="Times New Roman" w:hAnsi="Times New Roman"/>
+          <w:b w:val="0"/>
+          <w:i w:val="0"/>
+          <w:color w:val="000000"/>
+          <w:sz w:val="24"/>
+        </w:rPr>
+        <w:t>A Figura 5 põe as nove variáveis na mesma régua, cada uma reexpressa em percentual do próprio valor no dia 1. A leitura em percentual corrige a diferença de escala que impede a comparação direta: uma variação de 0,5 ponto significa pouco na fadiga, que parte de 3,96, e muito na confusão, que parte de 0,98. Nessa régua, a perturbação total do humor termina em 329% do valor inicial, a fadiga em 188%, a fadiga física em 180% e o vigor em 59%. As curvas se separam em dois feixes já no segundo dia, e o feixe superior contém apenas o bloco de fadiga e o escore composto que ele domina.</w:t>
+      </w:r>
+    </w:p>
+    <w:p>
+      <w:pPr>
+        <w:spacing w:line="240" w:lineRule="auto" w:after="80"/>
+        <w:ind w:firstLine="709"/>
+        <w:jc w:val="both"/>
+      </w:pPr>
+      <w:r>
+        <w:rPr>
+          <w:rFonts w:ascii="Times New Roman" w:hAnsi="Times New Roman"/>
+          <w:b w:val="0"/>
+          <w:i w:val="0"/>
+          <w:color w:val="000000"/>
+          <w:sz w:val="24"/>
+        </w:rPr>
+        <w:t>O painel B da Figura 5 confronta a variação total de cada variável com o piso de ruído da própria série, e é o resumo mais direto de toda a seção. Quatro variáveis mudam além do ruído na direção desfavorável, uma muda além do ruído na direção favorável, que é a tensão, e as quatro restantes ficam dentro da faixa em que a variação não é distinguível de flutuação amostral. Nenhuma conclusão deste estudo se apoia nessas quatro.</w:t>
+      </w:r>
+    </w:p>
+    <w:p>
+      <w:pPr>
+        <w:pStyle w:val="Heading2"/>
+      </w:pPr>
+      <w:r>
+        <w:t>4.4 Prevalência dos seis perfis</w:t>
+      </w:r>
+    </w:p>
+    <w:p>
+      <w:pPr>
+        <w:spacing w:line="240" w:lineRule="auto" w:after="80"/>
+        <w:ind w:firstLine="709"/>
+        <w:jc w:val="both"/>
+      </w:pPr>
+      <w:r>
+        <w:rPr>
+          <w:rFonts w:ascii="Times New Roman" w:hAnsi="Times New Roman"/>
+          <w:b w:val="0"/>
+          <w:i w:val="0"/>
+          <w:color w:val="000000"/>
+          <w:sz w:val="24"/>
+        </w:rPr>
+        <w:t>No dia de repouso, o perfil iceberg é o mais frequente, com 40,5% das observações, seguido do superfície com 26,2%, do Everest invertido com 14,3%, do iceberg invertido com 9,5%, do submerso com 7,1% e da barbatana de tubarão com 2,4% (Tabela 8). Os três perfis associados a risco à saúde mental somam 26,2% das observações nesse dia.</w:t>
+      </w:r>
+    </w:p>
+    <w:p>
+      <w:pPr>
+        <w:spacing w:line="240" w:lineRule="auto" w:after="60"/>
+        <w:ind w:firstLine="0"/>
+        <w:jc w:val="left"/>
+      </w:pPr>
+      <w:r>
+        <w:rPr>
+          <w:rFonts w:ascii="Times New Roman" w:hAnsi="Times New Roman"/>
+          <w:b w:val="0"/>
+          <w:i w:val="0"/>
+          <w:color w:val="000000"/>
+          <w:sz w:val="20"/>
+        </w:rPr>
+        <w:t>Tabela 8 - Os seis perfis de humor: definição, correlatos descritos na literatura, prevalência normativa e prevalência nesta amostra</w:t>
       </w:r>
     </w:p>
     <w:tbl>
@@ -12026,7 +15860,7 @@
           <w:color w:val="000000"/>
           <w:sz w:val="24"/>
         </w:rPr>
-        <w:t>A Tabela 7 traduz cada perfil nos correlatos físicos e psicológicos que a literatura lhe atribui, e acrescenta a leitura prática que decorre deles. A separação entre as duas colunas de correlato importa para a conduta: a barbatana de tubarão é resposta à carga, e responde a manejo de treino e de recuperação, ao passo que o iceberg invertido e o Everest invertido carregam sinal psicológico que não se resolve com ajuste de sessão. Os dois grupos somam-se na faixa de risco, mas não pedem a mesma conduta, e essa distinção é a principal utilidade prática de classificar em seis perfis em vez de dois.</w:t>
+        <w:t>A Tabela 9 traduz cada perfil nos correlatos físicos e psicológicos que a literatura lhe atribui, e acrescenta a leitura prática que decorre deles. A separação entre as duas colunas de correlato importa para a conduta: a barbatana de tubarão é resposta à carga, e responde a manejo de treino e de recuperação, ao passo que o iceberg invertido e o Everest invertido carregam sinal psicológico que não se resolve com ajuste de sessão. Os dois grupos somam-se na faixa de risco, mas não pedem a mesma conduta, e essa distinção é a principal utilidade prática de classificar em seis perfis em vez de dois.</w:t>
       </w:r>
     </w:p>
     <w:p>
@@ -12043,7 +15877,7 @@
           <w:color w:val="000000"/>
           <w:sz w:val="20"/>
         </w:rPr>
-        <w:t>Tabela 7 - Correlatos físicos e psicológicos descritos na literatura para cada perfil, e leitura prática do que a prevalência dele significa para a comissão técnica</w:t>
+        <w:t>Tabela 9 - Correlatos físicos e psicológicos descritos na literatura para cada perfil, e leitura prática do que a prevalência dele significa para a comissão técnica</w:t>
       </w:r>
     </w:p>
     <w:tbl>
@@ -12935,7 +16769,7 @@
           <w:color w:val="000000"/>
           <w:sz w:val="20"/>
         </w:rPr>
-        <w:t>Figura 3 - Prevalência de cada perfil na amostra normativa e nesta amostra (A) e efeito da padronização interna sobre essa prevalência (B)</w:t>
+        <w:t>Figura 6 - Prevalência de cada perfil na amostra normativa e nesta amostra (A) e efeito da padronização interna sobre essa prevalência (B)</w:t>
       </w:r>
     </w:p>
     <w:p>
@@ -12947,7 +16781,7 @@
         <w:drawing>
           <wp:inline xmlns:a="http://schemas.openxmlformats.org/drawingml/2006/main" xmlns:pic="http://schemas.openxmlformats.org/drawingml/2006/picture">
             <wp:extent cx="5760000" cy="2169351"/>
-            <wp:docPr id="3" name="Picture 3"/>
+            <wp:docPr id="6" name="Picture 6"/>
             <wp:cNvGraphicFramePr>
               <a:graphicFrameLocks noChangeAspect="1"/>
             </wp:cNvGraphicFramePr>
@@ -12959,7 +16793,7 @@
                     <pic:cNvPicPr/>
                   </pic:nvPicPr>
                   <pic:blipFill>
-                    <a:blip r:embed="rId11"/>
+                    <a:blip r:embed="rId14"/>
                     <a:stretch>
                       <a:fillRect/>
                     </a:stretch>
@@ -13009,7 +16843,7 @@
           <w:color w:val="000000"/>
           <w:sz w:val="24"/>
         </w:rPr>
-        <w:t>A comparação com a amostra normativa tem a direção esperada nos dois extremos. O perfil iceberg fica 11,1 pontos percentuais acima da norma, o que é coerente com atletas de elite em dia de repouso, e o iceberg invertido fica praticamente sobre a norma, a 0,8 ponto. Os perfis submerso e barbatana de tubarão ficam abaixo, em 18,4 e 14,9 pontos, também coerente com o dia de menor carga da semana. O afastamento que essa lógica não explica é o do Everest invertido, 11,6 pontos acima da norma, retomado na seção 5.5.</w:t>
+        <w:t>A comparação com a amostra normativa tem a direção esperada nos dois extremos. O perfil iceberg fica 11,1 pontos percentuais acima da norma, o que é coerente com atletas de elite em dia de repouso, e o iceberg invertido fica praticamente sobre a norma, a 0,8 ponto. Os perfis submerso e barbatana de tubarão ficam abaixo, em 18,4 e 14,9 pontos, também coerente com o dia de menor carga da semana. O afastamento que essa lógica não explica é o do Everest invertido, 11,6 pontos acima da norma, retomado na seção 5.6.</w:t>
       </w:r>
     </w:p>
     <w:p>
@@ -13017,7 +16851,7 @@
         <w:pStyle w:val="Heading2"/>
       </w:pPr>
       <w:r>
-        <w:t>4.4 Predominância dos perfis ao longo da semana</w:t>
+        <w:t>4.5 Predominância dos perfis ao longo da semana</w:t>
       </w:r>
     </w:p>
     <w:p>
@@ -13034,7 +16868,7 @@
           <w:color w:val="000000"/>
           <w:sz w:val="24"/>
         </w:rPr>
-        <w:t>Do primeiro ao último dia, a proporção de atletas em perfil iceberg cai de 71,4% para 32,6%, perda de 38,8 pontos percentuais, e a de humor perturbado sobe de 47,6% para 71,7%, ganho de 24,1 pontos (Tabela 9). Pela classificação nos seis perfis, no mesmo intervalo, o perfil iceberg recua 23,1 pontos percentuais e a barbatana de tubarão avança 25,9 pontos, que são os dois maiores deslocamentos da distribuição (Tabela 8).</w:t>
+        <w:t>Do primeiro ao último dia, a proporção de atletas em perfil iceberg cai de 71,4% para 32,6%, perda de 38,8 pontos percentuais, e a de humor perturbado sobe de 47,6% para 71,7%, ganho de 24,1 pontos (Tabela 11). Pela classificação nos seis perfis, no mesmo intervalo, o perfil iceberg recua 23,1 pontos percentuais e a barbatana de tubarão avança 25,9 pontos, que são os dois maiores deslocamentos da distribuição (Tabela 10).</w:t>
       </w:r>
     </w:p>
     <w:p>
@@ -13051,7 +16885,7 @@
           <w:color w:val="000000"/>
           <w:sz w:val="20"/>
         </w:rPr>
-        <w:t>Tabela 8 - Distribuição dos perfis no primeiro e no último dia do microciclo, com as faixas de significado</w:t>
+        <w:t>Tabela 10 - Distribuição dos perfis no primeiro e no último dia do microciclo, com as faixas de significado</w:t>
       </w:r>
     </w:p>
     <w:tbl>
@@ -14395,7 +18229,7 @@
           <w:color w:val="000000"/>
           <w:sz w:val="16"/>
         </w:rPr>
-        <w:t>Nota: classificação sobre escores T, com 42 observações no dia 1 e 46 no dia 7. As linhas de faixa trazem apenas o percentual, porque somam perfis com denominadores idênticos. Pelo critério de Morgan, aplicado em paralelo sobre escores brutos, a proporção em perfil iceberg passa de 71,4% para 32,6% e a de humor perturbado de 47,6% para 71,7%; esse critério não classifica nos seis perfis e é discutido na seção 4.5. Fonte primária: Tabela 12 do estudo de perfil e Tabela 20 do relatório completo.</w:t>
+        <w:t>Nota: classificação sobre escores T, com 42 observações no dia 1 e 46 no dia 7. As linhas de faixa trazem apenas o percentual, porque somam perfis com denominadores idênticos. Pelo critério de Morgan, aplicado em paralelo sobre escores brutos, a proporção em perfil iceberg passa de 71,4% para 32,6% e a de humor perturbado de 47,6% para 71,7%; esse critério não classifica nos seis perfis e é discutido na seção 4.6. Fonte primária: Tabela 12 do estudo de perfil e Tabela 20 do relatório completo.</w:t>
       </w:r>
     </w:p>
     <w:p>
@@ -14412,7 +18246,7 @@
           <w:color w:val="000000"/>
           <w:sz w:val="20"/>
         </w:rPr>
-        <w:t>Figura 4 - Composição do grupo em faixas de significado ao longo da semana (A) e prevalência dos seis perfis no primeiro e no último dia (B)</w:t>
+        <w:t>Figura 7 - Composição do grupo em faixas de significado ao longo da semana (A) e prevalência dos seis perfis no primeiro e no último dia (B)</w:t>
       </w:r>
     </w:p>
     <w:p>
@@ -14423,8 +18257,8 @@
       <w:r>
         <w:drawing>
           <wp:inline xmlns:a="http://schemas.openxmlformats.org/drawingml/2006/main" xmlns:pic="http://schemas.openxmlformats.org/drawingml/2006/picture">
-            <wp:extent cx="5760000" cy="2542933"/>
-            <wp:docPr id="4" name="Picture 4"/>
+            <wp:extent cx="5760000" cy="2605511"/>
+            <wp:docPr id="7" name="Picture 7"/>
             <wp:cNvGraphicFramePr>
               <a:graphicFrameLocks noChangeAspect="1"/>
             </wp:cNvGraphicFramePr>
@@ -14436,7 +18270,7 @@
                     <pic:cNvPicPr/>
                   </pic:nvPicPr>
                   <pic:blipFill>
-                    <a:blip r:embed="rId12"/>
+                    <a:blip r:embed="rId15"/>
                     <a:stretch>
                       <a:fillRect/>
                     </a:stretch>
@@ -14444,7 +18278,7 @@
                   <pic:spPr>
                     <a:xfrm>
                       <a:off x="0" y="0"/>
-                      <a:ext cx="5760000" cy="2542933"/>
+                      <a:ext cx="5760000" cy="2605511"/>
                     </a:xfrm>
                     <a:prstGeom prst="rect"/>
                   </pic:spPr>
@@ -14486,7 +18320,7 @@
           <w:color w:val="000000"/>
           <w:sz w:val="24"/>
         </w:rPr>
-        <w:t>A Figura 4 reúne a leitura de grupo. O painel A agrega os seis perfis em três faixas: favorável, que reúne o iceberg; neutra, que reúne superfície e submerso; e de risco, que reúne barbatana de tubarão, iceberg invertido e Everest invertido. As três faixas se movem na mesma direção: a favorável cai de 40,5% para 17,4%, a neutra sobe de 33,3% para 39,2% e a de risco sobe de 26,2% para 43,5%. Na véspera da competição, quase metade das observações está em um dos três perfis que a literatura associa a risco à saúde mental.</w:t>
+        <w:t>A Figura 7 reúne a leitura de grupo. O painel A agrega os seis perfis em três faixas: favorável, que reúne o iceberg; neutra, que reúne superfície e submerso; e de risco, que reúne barbatana de tubarão, iceberg invertido e Everest invertido. As três faixas se movem na mesma direção: a favorável cai de 40,5% para 17,4%, a neutra sobe de 33,3% para 39,2% e a de risco sobe de 26,2% para 43,5%. Na véspera da competição, quase metade das observações está em um dos três perfis que a literatura associa a risco à saúde mental.</w:t>
       </w:r>
     </w:p>
     <w:p>
@@ -14520,7 +18354,7 @@
           <w:color w:val="000000"/>
           <w:sz w:val="20"/>
         </w:rPr>
-        <w:t>Tabela 9 - Predominância diária dos perfis, erro-padrão da proporção e derivada da série suavizada</w:t>
+        <w:t>Tabela 11 - Predominância diária dos perfis, erro-padrão da proporção e derivada da série suavizada</w:t>
       </w:r>
     </w:p>
     <w:tbl>
@@ -16229,7 +20063,7 @@
           <w:color w:val="000000"/>
           <w:sz w:val="20"/>
         </w:rPr>
-        <w:t>Figura 5 - Predominância diária dos dois critérios de Morgan, com a curva suavizada sobre os valores observados (A), e variação diária do perfil iceberg contra o ruído amostral (B)</w:t>
+        <w:t>Figura 8 - Predominância diária dos dois critérios de Morgan, com a curva suavizada sobre os valores observados (A), e variação diária do perfil iceberg contra o ruído amostral (B)</w:t>
       </w:r>
     </w:p>
     <w:p>
@@ -16241,7 +20075,7 @@
         <w:drawing>
           <wp:inline xmlns:a="http://schemas.openxmlformats.org/drawingml/2006/main" xmlns:pic="http://schemas.openxmlformats.org/drawingml/2006/picture">
             <wp:extent cx="5400000" cy="4165465"/>
-            <wp:docPr id="5" name="Picture 5"/>
+            <wp:docPr id="8" name="Picture 8"/>
             <wp:cNvGraphicFramePr>
               <a:graphicFrameLocks noChangeAspect="1"/>
             </wp:cNvGraphicFramePr>
@@ -16253,7 +20087,7 @@
                     <pic:cNvPicPr/>
                   </pic:nvPicPr>
                   <pic:blipFill>
-                    <a:blip r:embed="rId13"/>
+                    <a:blip r:embed="rId16"/>
                     <a:stretch>
                       <a:fillRect/>
                     </a:stretch>
@@ -16303,7 +20137,7 @@
           <w:color w:val="000000"/>
           <w:sz w:val="24"/>
         </w:rPr>
-        <w:t>A análise da derivada, no painel B da Figura 5, mostra que a perda não é gradual. Das seis variações diárias da série suavizada, apenas duas ultrapassam o piso de ruído de 10,0 pontos percentuais: a do dia 1 para o dia 2, de −18,1 pontos, e a do dia 6 para o dia 7, de −12,5 pontos. Entre elas há um platô: as quatro variações intermediárias ficam entre −8,6 e +3,7 pontos, todas dentro da faixa de flutuação amostral. O padrão é, portanto, de dois deslocamentos concentrados, e não de erosão contínua.</w:t>
+        <w:t>A análise da derivada, no painel B da Figura 8, mostra que a perda não é gradual. Das seis variações diárias da série suavizada, apenas duas ultrapassam o piso de ruído de 10,0 pontos percentuais: a do dia 1 para o dia 2, de −18,1 pontos, e a do dia 6 para o dia 7, de −12,5 pontos. Entre elas há um platô: as quatro variações intermediárias ficam entre −8,6 e +3,7 pontos, todas dentro da faixa de flutuação amostral. O padrão é, portanto, de dois deslocamentos concentrados, e não de erosão contínua.</w:t>
       </w:r>
     </w:p>
     <w:p>
@@ -16328,7 +20162,7 @@
         <w:pStyle w:val="Heading2"/>
       </w:pPr>
       <w:r>
-        <w:t>4.5 Concordância entre os dois critérios de classificação</w:t>
+        <w:t>4.6 Concordância entre os dois critérios de classificação</w:t>
       </w:r>
     </w:p>
     <w:p>
@@ -16446,7 +20280,7 @@
           <w:color w:val="000000"/>
           <w:sz w:val="24"/>
         </w:rPr>
-        <w:t>A composição por faixas, no painel A da Figura 4, resume o movimento. A faixa favorável cai de 40,5% para 17,4%, a neutra sobe de 33,3% para 39,2% e a de risco sobe de 26,2% para 43,5%. As três se movem na mesma direção: perda de prontidão com ganho de risco. Uma versão anterior desta análise, baseada em classificação por proximidade a centroide sobre escores padronizados dentro da amostra, indicava faixa de risco estável e levava à conclusão oposta. A auditoria das classificações do projeto mostrou que aquela regra concentra as observações no perfil superfície e apaga o deslocamento; a seção 3.7 registra a decisão.</w:t>
+        <w:t>A composição por faixas, no painel A da Figura 7, resume o movimento. A faixa favorável cai de 40,5% para 17,4%, a neutra sobe de 33,3% para 39,2% e a de risco sobe de 26,2% para 43,5%. As três se movem na mesma direção: perda de prontidão com ganho de risco. Uma versão anterior desta análise, baseada em classificação por proximidade a centroide sobre escores padronizados dentro da amostra, indicava faixa de risco estável e levava à conclusão oposta. A auditoria das classificações do projeto mostrou que aquela regra concentra as observações no perfil superfície e apaga o deslocamento; a seção 3.7 registra a decisão.</w:t>
       </w:r>
     </w:p>
     <w:p>
@@ -16513,7 +20347,100 @@
         <w:pStyle w:val="Heading2"/>
       </w:pPr>
       <w:r>
-        <w:t>5.3 O efeito piso: defeito do instrumento ou retrato da população?</w:t>
+        <w:t>5.3 A inversão do eixo energético e o que ela diz sobre a carga</w:t>
+      </w:r>
+    </w:p>
+    <w:p>
+      <w:pPr>
+        <w:spacing w:line="240" w:lineRule="auto" w:after="80"/>
+        <w:ind w:firstLine="709"/>
+        <w:jc w:val="both"/>
+      </w:pPr>
+      <w:r>
+        <w:rPr>
+          <w:rFonts w:ascii="Times New Roman" w:hAnsi="Times New Roman"/>
+          <w:b w:val="0"/>
+          <w:i w:val="0"/>
+          <w:color w:val="000000"/>
+          <w:sz w:val="24"/>
+        </w:rPr>
+        <w:t>O achado de maior densidade analítica deste estudo não está na prevalência dos perfis, e sim no dia em que o eixo energético se inverte. No dia de repouso o vigor supera a fadiga em 3,65 pontos; na véspera da estreia a fadiga supera o vigor em 2,97; e o cruzamento ocorre no dia 5,03, no segundo dia de jogo. A relevância disso é conceitual antes de ser prática. Os seis perfis são definidos por combinações de vigor e das cinco negativas, e a barbatana de tubarão é exatamente o padrão em que o vigor é o mais baixo dos seis e a fadiga a mais alta depois do Everest invertido (Parsons-Smith, Terry e Machin, 2017). A migração de 2,4% para 28,3% nesse perfil, descrita na seção 5.1, deixa de ser um achado de contagem e passa a ter mecanismo: ela é a consequência, no nível da classificação, do cruzamento observado no nível das variáveis contínuas. Os dois resultados são a mesma coisa vista em duas resoluções, e a concordância entre eles é o argumento mais forte a favor da leitura aqui proposta.</w:t>
+      </w:r>
+    </w:p>
+    <w:p>
+      <w:pPr>
+        <w:spacing w:line="240" w:lineRule="auto" w:after="80"/>
+        <w:ind w:firstLine="709"/>
+        <w:jc w:val="both"/>
+      </w:pPr>
+      <w:r>
+        <w:rPr>
+          <w:rFonts w:ascii="Times New Roman" w:hAnsi="Times New Roman"/>
+          <w:b w:val="0"/>
+          <w:i w:val="0"/>
+          <w:color w:val="000000"/>
+          <w:sz w:val="24"/>
+        </w:rPr>
+        <w:t>A separação entre fadiga física e fadiga mental reforça essa interpretação e afasta a alternativa. A fadiga física tem o maior eta² parcial de todo o estudo, 0,200, e sobe +3,36 ponto; a fadiga mental sobe +0,42 ponto, variação inferior ao piso de ruído da própria série. Se o que a semana produzisse fosse desgaste cognitivo, as duas subiriam juntas. A literatura experimental sobre fadiga mental mostra que ela deprime seletivamente tarefas de mudança de direção sem afetar o desempenho em tiros repetidos, o que indica um mecanismo distinto do da fadiga periférica (Yang, Chen e Chen, 2026). Aqui o padrão é o inverso do que caracteriza a fadiga mental: a componente física carrega praticamente toda a variação, e a mental permanece dentro do ruído. Para esta equipe, e nesta semana, o desgaste é de carga, e não cognitivo.</w:t>
+      </w:r>
+    </w:p>
+    <w:p>
+      <w:pPr>
+        <w:spacing w:line="240" w:lineRule="auto" w:after="80"/>
+        <w:ind w:firstLine="709"/>
+        <w:jc w:val="both"/>
+      </w:pPr>
+      <w:r>
+        <w:rPr>
+          <w:rFonts w:ascii="Times New Roman" w:hAnsi="Times New Roman"/>
+          <w:b w:val="0"/>
+          <w:i w:val="0"/>
+          <w:color w:val="000000"/>
+          <w:sz w:val="24"/>
+        </w:rPr>
+        <w:t>Isso muda a conduta que decorre do achado. Um quadro de fadiga com vigor baixo e afeto negativo estável responde a manejo de volume, de intensidade e de recuperação, e é a assinatura descrita para o excesso funcional de treino, o estágio que precede o excesso não funcional e a síndrome instalada. A revisão sistemática de onze estudos e 461 atletas de elite localiza o prejuízo de controle inibitório apenas no quadro instalado, e não no excesso funcional (Valdesalici e outros, 2026), o que é coerente com a estabilidade da fadiga mental observada aqui. A distinção não é acadêmica: confundir os dois quadros leva a interromper uma pré-temporada que dá certo, ou, no erro oposto, a manter a carga quando o sinal já mudou de natureza.</w:t>
+      </w:r>
+    </w:p>
+    <w:p>
+      <w:pPr>
+        <w:spacing w:line="240" w:lineRule="auto" w:after="80"/>
+        <w:ind w:firstLine="709"/>
+        <w:jc w:val="both"/>
+      </w:pPr>
+      <w:r>
+        <w:rPr>
+          <w:rFonts w:ascii="Times New Roman" w:hAnsi="Times New Roman"/>
+          <w:b w:val="0"/>
+          <w:i w:val="0"/>
+          <w:color w:val="000000"/>
+          <w:sz w:val="24"/>
+        </w:rPr>
+        <w:t>Vale ainda registrar o que se move na direção contrária ao esperado. A tensão cai −1,23 ponto ao longo da semana, com variação acima do piso de ruído, e a confusão cai −0,47 ponto. A véspera de competição não elevou a tensão desta equipe. O achado converge com o de uma seleção nacional de basquetebol acompanhada por catorze dias de competição internacional, na qual tensão e vigor caíram juntos ao longo do período (Bird e outros, 2025), e diverge da leitura corrente de que a proximidade competitiva eleva a ativação. Duas explicações concorrem e este estudo não as separa. A primeira é o efeito piso: com 49,6% das respostas de tensão no valor mínimo, a subescala tem pouca margem para subir e muita para descer. A segunda é a de que a tensão do dia 1 seja antecipatória da retomada, e não da competição, hipótese que só um desenho com coleta anterior ao início da pré-temporada poderia testar. Há ainda evidência de que a tensão guarda relação em forma de U invertido com o desempenho, de modo que a queda observada não é, por si, favorável (Houison e outros, 2025).</w:t>
+      </w:r>
+    </w:p>
+    <w:p>
+      <w:pPr>
+        <w:spacing w:line="240" w:lineRule="auto" w:after="80"/>
+        <w:ind w:firstLine="709"/>
+        <w:jc w:val="both"/>
+      </w:pPr>
+      <w:r>
+        <w:rPr>
+          <w:rFonts w:ascii="Times New Roman" w:hAnsi="Times New Roman"/>
+          <w:b w:val="0"/>
+          <w:i w:val="0"/>
+          <w:color w:val="000000"/>
+          <w:sz w:val="24"/>
+        </w:rPr>
+        <w:t>Por fim, a análise das curvas expõe uma limitação de método que a análise de prevalência esconde. Dos quatro pares testados, apenas um tem inversão estabelecida. Os pares tensão e raiva e tensão e depressão cruzam-se na figura, mas as separações não superam o limiar de ruído, e os cruzamentos são oscilação amostral. Um estudo que reportasse esses cruzamentos como trocas de dominância estaria a descrever ruído, e a inspeção visual da figura não distingue os dois casos. Esse é o argumento a favor de declarar o limiar antes de olhar a curva, e é o procedimento que este estudo propõe incorporar ao monitoramento de rotina.</w:t>
+      </w:r>
+    </w:p>
+    <w:p>
+      <w:pPr>
+        <w:pStyle w:val="Heading2"/>
+      </w:pPr>
+      <w:r>
+        <w:t>5.4 O efeito piso: defeito do instrumento ou retrato da população?</w:t>
       </w:r>
     </w:p>
     <w:p>
@@ -16555,7 +20482,7 @@
         <w:pStyle w:val="Heading2"/>
       </w:pPr>
       <w:r>
-        <w:t>5.4 A instabilidade da medida isolada: defeito ou propriedade?</w:t>
+        <w:t>5.5 A instabilidade da medida isolada: defeito ou propriedade?</w:t>
       </w:r>
     </w:p>
     <w:p>
@@ -16614,7 +20541,7 @@
         <w:pStyle w:val="Heading2"/>
       </w:pPr>
       <w:r>
-        <w:t>5.5 O que a literatura corrobora e o que ela contraria</w:t>
+        <w:t>5.6 O que a literatura corrobora e o que ela contraria</w:t>
       </w:r>
     </w:p>
     <w:p>
@@ -16665,7 +20592,7 @@
           <w:color w:val="000000"/>
           <w:sz w:val="24"/>
         </w:rPr>
-        <w:t>O segundo é a prevalência do Everest invertido, de 14,3% no dia de repouso contra 2,7% na amostra normativa, o maior excesso relativo de toda a distribuição (Figura 3). O Everest invertido é o perfil mais negativo dos seis e o que a literatura associa a quadros clinicamente diagnosticáveis, de modo que seis observações nesse perfil no dia de repouso merecem atenção antes de serem descartadas como ruído. Duas explicações concorrem e este estudo não as separa: a amostra pode conter atletas em sofrimento real, ou a conversão para escore T sobre uma amostra pequena pode alocar ao centroide extremo observações que uma norma populacional alocaria ao iceberg invertido. A verificação exige a classificação atleta a atleta, que os dados brutos permitem e que este estudo não conduziu.</w:t>
+        <w:t>O segundo é a prevalência do Everest invertido, de 14,3% no dia de repouso contra 2,7% na amostra normativa, o maior excesso relativo de toda a distribuição (Figura 6). O Everest invertido é o perfil mais negativo dos seis e o que a literatura associa a quadros clinicamente diagnosticáveis, de modo que seis observações nesse perfil no dia de repouso merecem atenção antes de serem descartadas como ruído. Duas explicações concorrem e este estudo não as separa: a amostra pode conter atletas em sofrimento real, ou a conversão para escore T sobre uma amostra pequena pode alocar ao centroide extremo observações que uma norma populacional alocaria ao iceberg invertido. A verificação exige a classificação atleta a atleta, que os dados brutos permitem e que este estudo não conduziu.</w:t>
       </w:r>
     </w:p>
     <w:p>
@@ -16724,7 +20651,24 @@
         <w:pStyle w:val="Heading2"/>
       </w:pPr>
       <w:r>
-        <w:t>5.6 Aplicação prática</w:t>
+        <w:t>5.7 Aplicação prática</w:t>
+      </w:r>
+    </w:p>
+    <w:p>
+      <w:pPr>
+        <w:spacing w:line="240" w:lineRule="auto" w:after="80"/>
+        <w:ind w:firstLine="709"/>
+        <w:jc w:val="both"/>
+      </w:pPr>
+      <w:r>
+        <w:rPr>
+          <w:rFonts w:ascii="Times New Roman" w:hAnsi="Times New Roman"/>
+          <w:b w:val="0"/>
+          <w:i w:val="0"/>
+          <w:color w:val="000000"/>
+          <w:sz w:val="24"/>
+        </w:rPr>
+        <w:t>A distinção corrente entre triagem, que é avaliação pontual do risco de base, e monitoramento, que é acompanhamento contínuo da condição que muda, com coleta próxima do momento da decisão, organiza o uso prático destes resultados (Jimenez e Verhagen, 2025). O que este estudo mede é monitoramento, e as três recomendações abaixo decorrem disso.</w:t>
       </w:r>
     </w:p>
     <w:p>
@@ -16749,7 +20693,7 @@
         <w:pStyle w:val="Heading2"/>
       </w:pPr>
       <w:r>
-        <w:t>5.7 Limitações</w:t>
+        <w:t>5.8 Limitações</w:t>
       </w:r>
     </w:p>
     <w:p>
@@ -16918,7 +20862,41 @@
           <w:color w:val="000000"/>
           <w:sz w:val="20"/>
         </w:rPr>
+        <w:t>JIMENEZ, C.; VERHAGEN, E. Reimagining athlete monitoring for true indicative injury prevention. BMJ Open Sport and Exercise Medicine, v. 11, n. 2, art. e002479, 2025.</w:t>
+      </w:r>
+    </w:p>
+    <w:p>
+      <w:pPr>
+        <w:spacing w:line="240" w:lineRule="auto" w:after="100"/>
+        <w:ind w:firstLine="0"/>
+        <w:jc w:val="both"/>
+      </w:pPr>
+      <w:r>
+        <w:rPr>
+          <w:rFonts w:ascii="Times New Roman" w:hAnsi="Times New Roman"/>
+          <w:b w:val="0"/>
+          <w:i w:val="0"/>
+          <w:color w:val="000000"/>
+          <w:sz w:val="20"/>
+        </w:rPr>
         <w:t>LANE, A. M.; TERRY, P. C. The nature of mood: development of a conceptual model with a focus on depression. Journal of Applied Sport Psychology, v. 12, n. 1, p. 16-33, 2000.</w:t>
+      </w:r>
+    </w:p>
+    <w:p>
+      <w:pPr>
+        <w:spacing w:line="240" w:lineRule="auto" w:after="100"/>
+        <w:ind w:firstLine="0"/>
+        <w:jc w:val="both"/>
+      </w:pPr>
+      <w:r>
+        <w:rPr>
+          <w:rFonts w:ascii="Times New Roman" w:hAnsi="Times New Roman"/>
+          <w:b w:val="0"/>
+          <w:i w:val="0"/>
+          <w:color w:val="000000"/>
+          <w:sz w:val="20"/>
+        </w:rPr>
+        <w:t>HENZE, A. S. e outros. Athlete monitoring in handball (ATHMON HB): a systematic review protocol. Systematic Reviews, v. 14, n. 1, art. 64, 2025.</w:t>
       </w:r>
     </w:p>
     <w:p>
@@ -16952,7 +20930,7 @@
           <w:color w:val="000000"/>
           <w:sz w:val="20"/>
         </w:rPr>
-        <w:t>LUOJUMÄKI, R. J. e outros. Exploring mood profile clusters across physical activity level, gender and age in a Finnish population. European Journal of Sport Science, v. 26, n. 2, art. e70131, 2026.</w:t>
+        <w:t>MAIN, L. C.; GROVE, J. R. A multi-component assessment model for monitoring training distress among athletes. European Journal of Sport Science, v. 9, n. 4, p. 195-202, 2009.</w:t>
       </w:r>
     </w:p>
     <w:p>
@@ -16969,7 +20947,7 @@
           <w:color w:val="000000"/>
           <w:sz w:val="20"/>
         </w:rPr>
-        <w:t>MAIN, L. C.; GROVE, J. R. A multi-component assessment model for monitoring training distress among athletes. European Journal of Sport Science, v. 9, n. 4, p. 195-202, 2009.</w:t>
+        <w:t>LUOJUMÄKI, R. J. e outros. Exploring mood profile clusters across physical activity level, gender and age in a Finnish population. European Journal of Sport Science, v. 26, n. 2, art. e70131, 2026.</w:t>
       </w:r>
     </w:p>
     <w:p>
@@ -17378,6 +21356,23 @@
           <w:sz w:val="20"/>
         </w:rPr>
         <w:t>VLACHOPOULOS, S. P.; LANE, A. M.; TERRY, P. C. A Greek translation of the Brunel Mood Scale: initial validation among exercise participants and inactive adults. Sports, v. 11, n. 12, art. 234, 2023.</w:t>
+      </w:r>
+    </w:p>
+    <w:p>
+      <w:pPr>
+        <w:spacing w:line="240" w:lineRule="auto" w:after="100"/>
+        <w:ind w:firstLine="0"/>
+        <w:jc w:val="both"/>
+      </w:pPr>
+      <w:r>
+        <w:rPr>
+          <w:rFonts w:ascii="Times New Roman" w:hAnsi="Times New Roman"/>
+          <w:b w:val="0"/>
+          <w:i w:val="0"/>
+          <w:color w:val="000000"/>
+          <w:sz w:val="20"/>
+        </w:rPr>
+        <w:t>YANG, W.; CHEN, T.; CHEN, G. The impact of mental fatigue on repeated sprint and change-of-direction performance in soccer. Frontiers in Psychology, v. 17, art. 1842345, 2026.</w:t>
       </w:r>
     </w:p>
     <w:p>

--- a/data/ARTIGO1_PERFIS_HUMOR_HANDEBOL.docx
+++ b/data/ARTIGO1_PERFIS_HUMOR_HANDEBOL.docx
@@ -3706,7 +3706,7 @@
           <w:color w:val="000000"/>
           <w:sz w:val="24"/>
         </w:rPr>
-        <w:t>O plano de análise está descrito com o detalhe necessário à reprodução integral do estudo. Ele se organiza em oito blocos, na ordem em que as perguntas do objetivo foram respondidas: a descrição das subescalas e das propriedades da medida; o contraste entre o primeiro e o último dia; a comparação entre os sete dias; a comparação intradia; a separação entre o nível do grupo e o nível do atleta; a análise da predominância dos perfis ao longo da semana; a análise das curvas de cada variável e dos pontos em que elas se cruzam; e as decisões gerais de tratamento de dados. O nível de significância adotado foi de 5% em todos os testes, sempre depois da correção para múltiplas comparações descrita em 3.8.7.</w:t>
+        <w:t>O plano de análise está descrito com o detalhe necessário à reprodução integral do estudo. Ele se organiza em oito blocos, na ordem em que as perguntas do objetivo foram respondidas: a descrição das subescalas e das propriedades da medida; o contraste entre o primeiro e o último dia; a comparação entre os sete dias; a comparação intradia; a separação entre o nível do grupo e o nível do atleta; a análise da predominância dos perfis ao longo da semana; a análise das curvas de cada variável e dos pontos em que elas se cruzam; o perfil do grupo em escores T; e as decisões gerais de tratamento de dados. O nível de significância adotado foi de 5% em todos os testes, sempre depois da correção para múltiplas comparações descrita em 3.8.7.</w:t>
       </w:r>
     </w:p>
     <w:p>
@@ -4178,7 +4178,66 @@
         <w:pStyle w:val="Heading3"/>
       </w:pPr>
       <w:r>
-        <w:t>3.8.8 Decisões gerais de tratamento de dados</w:t>
+        <w:t>3.8.8 Perfil do grupo em escores T</w:t>
+      </w:r>
+    </w:p>
+    <w:p>
+      <w:pPr>
+        <w:spacing w:line="240" w:lineRule="auto" w:after="80"/>
+        <w:ind w:firstLine="709"/>
+        <w:jc w:val="both"/>
+      </w:pPr>
+      <w:r>
+        <w:rPr>
+          <w:rFonts w:ascii="Times New Roman" w:hAnsi="Times New Roman"/>
+          <w:b w:val="0"/>
+          <w:i w:val="0"/>
+          <w:color w:val="000000"/>
+          <w:sz w:val="24"/>
+        </w:rPr>
+        <w:t>A classificação nos seis perfis é feita observação a observação, e por isso a prevalência diária deles exige a base por atleta e por dia. Para os sete dias existe a média diária de cada subescala, e dela se obtém uma leitura complementar: a forma que o perfil do atleta médio assume em cada dia. As duas análises respondem perguntas diferentes e não se substituem, e o texto declara isso em toda ocorrência, porque a média do grupo pode ter forma de iceberg com metade do elenco fora dele.</w:t>
+      </w:r>
+    </w:p>
+    <w:p>
+      <w:pPr>
+        <w:spacing w:line="240" w:lineRule="auto" w:after="80"/>
+        <w:ind w:firstLine="709"/>
+        <w:jc w:val="both"/>
+      </w:pPr>
+      <w:r>
+        <w:rPr>
+          <w:rFonts w:ascii="Times New Roman" w:hAnsi="Times New Roman"/>
+          <w:b w:val="0"/>
+          <w:i w:val="0"/>
+          <w:color w:val="000000"/>
+          <w:sz w:val="24"/>
+        </w:rPr>
+        <w:t>Cada média diária foi convertida em escore T de média 50 e desvio-padrão 10 contra a média e o desvio-padrão de toda a amostra, que é o mesmo procedimento usado pelo documento de origem para classificar o dia 1 e o dia 7. A padronização é interna, e os escores T daqui não são comparáveis aos de estudos que padronizam contra normas populacionais; foi a mistura desses dois referenciais que produziu a divergência entre séries de classificação registrada na seção 4.7. Como o desvio-padrão do denominador reúne a variância entre atletas e a variância entre dias, e a primeira é maior, a média de um dia se afasta pouco de 50 mesmo quando a mudança na escala bruta é grande: os escores T descrevem a posição do dia dentro da semana, e não a intensidade do estado.</w:t>
+      </w:r>
+    </w:p>
+    <w:p>
+      <w:pPr>
+        <w:spacing w:line="240" w:lineRule="auto" w:after="80"/>
+        <w:ind w:firstLine="709"/>
+        <w:jc w:val="both"/>
+      </w:pPr>
+      <w:r>
+        <w:rPr>
+          <w:rFonts w:ascii="Times New Roman" w:hAnsi="Times New Roman"/>
+          <w:b w:val="0"/>
+          <w:i w:val="0"/>
+          <w:color w:val="000000"/>
+          <w:sz w:val="24"/>
+        </w:rPr>
+        <w:t>Dois índices resumem cada perfil diário. A amplitude é a distância entre a subescala mais alta e a mais baixa do dia, e mede o quanto o perfil tem forma, sem informar a direção dela: um perfil achatado tem amplitude próxima de zero, e o iceberg e o seu inverso têm amplitude alta com sinais opostos. O eixo energético é a diferença entre vigor e fadiga em unidades T, e informa a direção. O limiar de forma foi fixado no dobro do erro-padrão da média diária, que em unidades de escore T vale exatamente 10 dividido pela raiz do n daquele dia e não depende da subescala, porque a conversão em T já divide pelo desvio-padrão da amostra.</w:t>
+      </w:r>
+    </w:p>
+    <w:p>
+      <w:pPr>
+        <w:pStyle w:val="Heading3"/>
+      </w:pPr>
+      <w:r>
+        <w:t>3.8.9 Decisões gerais de tratamento de dados</w:t>
       </w:r>
     </w:p>
     <w:p>
@@ -18229,7 +18288,7 @@
           <w:color w:val="000000"/>
           <w:sz w:val="16"/>
         </w:rPr>
-        <w:t>Nota: classificação sobre escores T, com 42 observações no dia 1 e 46 no dia 7. As linhas de faixa trazem apenas o percentual, porque somam perfis com denominadores idênticos. Pelo critério de Morgan, aplicado em paralelo sobre escores brutos, a proporção em perfil iceberg passa de 71,4% para 32,6% e a de humor perturbado de 47,6% para 71,7%; esse critério não classifica nos seis perfis e é discutido na seção 4.6. Fonte primária: Tabela 12 do estudo de perfil e Tabela 20 do relatório completo.</w:t>
+        <w:t>Nota: classificação sobre escores T, com 42 observações no dia 1 e 46 no dia 7. As linhas de faixa trazem apenas o percentual, porque somam perfis com denominadores idênticos. Pelo critério de Morgan, aplicado em paralelo sobre escores brutos, a proporção em perfil iceberg passa de 71,4% para 32,6% e a de humor perturbado de 47,6% para 71,7%; esse critério não classifica nos seis perfis e é discutido na seção 4.7. Fonte primária: Tabela 12 do estudo de perfil e Tabela 20 do relatório completo.</w:t>
       </w:r>
     </w:p>
     <w:p>
@@ -20162,7 +20221,2582 @@
         <w:pStyle w:val="Heading2"/>
       </w:pPr>
       <w:r>
-        <w:t>4.6 Concordância entre os dois critérios de classificação</w:t>
+        <w:t>4.6 O perfil do grupo em cada dia da semana</w:t>
+      </w:r>
+    </w:p>
+    <w:p>
+      <w:pPr>
+        <w:spacing w:line="240" w:lineRule="auto" w:after="80"/>
+        <w:ind w:firstLine="0"/>
+        <w:jc w:val="both"/>
+      </w:pPr>
+      <w:r>
+        <w:rPr>
+          <w:rFonts w:ascii="Times New Roman" w:hAnsi="Times New Roman"/>
+          <w:b w:val="0"/>
+          <w:i w:val="0"/>
+          <w:color w:val="000000"/>
+          <w:sz w:val="24"/>
+        </w:rPr>
+        <w:t>A prevalência dos seis perfis é conhecida apenas no dia 1 e no dia 7, porque a classificação é feita observação a observação e a base por atleta e por dia não está disponível. O que existe para os sete dias é a média diária de cada subescala, e dela sai a leitura desta seção: a forma que o perfil do atleta médio assume em cada dia. A distinção é declarada aqui e repetida na nota da Tabela 12, porque as duas coisas não são intercambiáveis: uma média pode ter forma de iceberg com metade do elenco fora dele.</w:t>
+      </w:r>
+    </w:p>
+    <w:p>
+      <w:pPr>
+        <w:spacing w:line="240" w:lineRule="auto" w:after="60"/>
+        <w:ind w:firstLine="0"/>
+        <w:jc w:val="left"/>
+      </w:pPr>
+      <w:r>
+        <w:rPr>
+          <w:rFonts w:ascii="Times New Roman" w:hAnsi="Times New Roman"/>
+          <w:b w:val="0"/>
+          <w:i w:val="0"/>
+          <w:color w:val="000000"/>
+          <w:sz w:val="20"/>
+        </w:rPr>
+        <w:t>Tabela 12 - Perfil de humor do grupo em escores T em cada dia do microciclo, com a amplitude do perfil e o eixo energético</w:t>
+      </w:r>
+    </w:p>
+    <w:tbl>
+      <w:tblPr>
+        <w:tblStyle w:val="TableGrid"/>
+        <w:tblW w:type="auto" w:w="0"/>
+        <w:jc w:val="center"/>
+        <w:tblLayout w:type="autofit"/>
+        <w:tblLook w:firstColumn="1" w:firstRow="1" w:lastColumn="0" w:lastRow="0" w:noHBand="0" w:noVBand="1" w:val="04A0"/>
+      </w:tblPr>
+      <w:tblGrid>
+        <w:gridCol w:w="907"/>
+        <w:gridCol w:w="907"/>
+        <w:gridCol w:w="907"/>
+        <w:gridCol w:w="907"/>
+        <w:gridCol w:w="907"/>
+        <w:gridCol w:w="907"/>
+        <w:gridCol w:w="907"/>
+        <w:gridCol w:w="907"/>
+        <w:gridCol w:w="907"/>
+        <w:gridCol w:w="907"/>
+      </w:tblGrid>
+      <w:tr>
+        <w:tc>
+          <w:tcPr>
+            <w:tcW w:type="dxa" w:w="907"/>
+            <w:tcBorders>
+              <w:top w:val="single" w:sz="6" w:space="0" w:color="000000"/>
+              <w:left w:val="none" w:sz="0" w:space="0" w:color="auto"/>
+              <w:bottom w:val="single" w:sz="6" w:space="0" w:color="000000"/>
+              <w:right w:val="none" w:sz="0" w:space="0" w:color="auto"/>
+              <w:insideH w:val="none" w:sz="0" w:space="0" w:color="auto"/>
+              <w:insideV w:val="none" w:sz="0" w:space="0" w:color="auto"/>
+            </w:tcBorders>
+          </w:tcPr>
+          <w:p>
+            <w:pPr>
+              <w:spacing w:after="20" w:line="240" w:lineRule="auto"/>
+              <w:jc w:val="center"/>
+            </w:pPr>
+            <w:r/>
+            <w:r>
+              <w:rPr>
+                <w:rFonts w:ascii="Times New Roman" w:hAnsi="Times New Roman"/>
+                <w:b/>
+                <w:color w:val="000000"/>
+                <w:sz w:val="13"/>
+              </w:rPr>
+              <w:t>Dia</w:t>
+            </w:r>
+          </w:p>
+        </w:tc>
+        <w:tc>
+          <w:tcPr>
+            <w:tcW w:type="dxa" w:w="907"/>
+            <w:tcBorders>
+              <w:top w:val="single" w:sz="6" w:space="0" w:color="000000"/>
+              <w:left w:val="none" w:sz="0" w:space="0" w:color="auto"/>
+              <w:bottom w:val="single" w:sz="6" w:space="0" w:color="000000"/>
+              <w:right w:val="none" w:sz="0" w:space="0" w:color="auto"/>
+              <w:insideH w:val="none" w:sz="0" w:space="0" w:color="auto"/>
+              <w:insideV w:val="none" w:sz="0" w:space="0" w:color="auto"/>
+            </w:tcBorders>
+          </w:tcPr>
+          <w:p>
+            <w:pPr>
+              <w:spacing w:after="20" w:line="240" w:lineRule="auto"/>
+              <w:jc w:val="center"/>
+            </w:pPr>
+            <w:r/>
+            <w:r>
+              <w:rPr>
+                <w:rFonts w:ascii="Times New Roman" w:hAnsi="Times New Roman"/>
+                <w:b/>
+                <w:color w:val="000000"/>
+                <w:sz w:val="13"/>
+              </w:rPr>
+              <w:t>Vigor</w:t>
+            </w:r>
+          </w:p>
+        </w:tc>
+        <w:tc>
+          <w:tcPr>
+            <w:tcW w:type="dxa" w:w="907"/>
+            <w:tcBorders>
+              <w:top w:val="single" w:sz="6" w:space="0" w:color="000000"/>
+              <w:left w:val="none" w:sz="0" w:space="0" w:color="auto"/>
+              <w:bottom w:val="single" w:sz="6" w:space="0" w:color="000000"/>
+              <w:right w:val="none" w:sz="0" w:space="0" w:color="auto"/>
+              <w:insideH w:val="none" w:sz="0" w:space="0" w:color="auto"/>
+              <w:insideV w:val="none" w:sz="0" w:space="0" w:color="auto"/>
+            </w:tcBorders>
+          </w:tcPr>
+          <w:p>
+            <w:pPr>
+              <w:spacing w:after="20" w:line="240" w:lineRule="auto"/>
+              <w:jc w:val="center"/>
+            </w:pPr>
+            <w:r/>
+            <w:r>
+              <w:rPr>
+                <w:rFonts w:ascii="Times New Roman" w:hAnsi="Times New Roman"/>
+                <w:b/>
+                <w:color w:val="000000"/>
+                <w:sz w:val="13"/>
+              </w:rPr>
+              <w:t>Fadiga</w:t>
+            </w:r>
+          </w:p>
+        </w:tc>
+        <w:tc>
+          <w:tcPr>
+            <w:tcW w:type="dxa" w:w="907"/>
+            <w:tcBorders>
+              <w:top w:val="single" w:sz="6" w:space="0" w:color="000000"/>
+              <w:left w:val="none" w:sz="0" w:space="0" w:color="auto"/>
+              <w:bottom w:val="single" w:sz="6" w:space="0" w:color="000000"/>
+              <w:right w:val="none" w:sz="0" w:space="0" w:color="auto"/>
+              <w:insideH w:val="none" w:sz="0" w:space="0" w:color="auto"/>
+              <w:insideV w:val="none" w:sz="0" w:space="0" w:color="auto"/>
+            </w:tcBorders>
+          </w:tcPr>
+          <w:p>
+            <w:pPr>
+              <w:spacing w:after="20" w:line="240" w:lineRule="auto"/>
+              <w:jc w:val="center"/>
+            </w:pPr>
+            <w:r/>
+            <w:r>
+              <w:rPr>
+                <w:rFonts w:ascii="Times New Roman" w:hAnsi="Times New Roman"/>
+                <w:b/>
+                <w:color w:val="000000"/>
+                <w:sz w:val="13"/>
+              </w:rPr>
+              <w:t>Tensão</w:t>
+            </w:r>
+          </w:p>
+        </w:tc>
+        <w:tc>
+          <w:tcPr>
+            <w:tcW w:type="dxa" w:w="907"/>
+            <w:tcBorders>
+              <w:top w:val="single" w:sz="6" w:space="0" w:color="000000"/>
+              <w:left w:val="none" w:sz="0" w:space="0" w:color="auto"/>
+              <w:bottom w:val="single" w:sz="6" w:space="0" w:color="000000"/>
+              <w:right w:val="none" w:sz="0" w:space="0" w:color="auto"/>
+              <w:insideH w:val="none" w:sz="0" w:space="0" w:color="auto"/>
+              <w:insideV w:val="none" w:sz="0" w:space="0" w:color="auto"/>
+            </w:tcBorders>
+          </w:tcPr>
+          <w:p>
+            <w:pPr>
+              <w:spacing w:after="20" w:line="240" w:lineRule="auto"/>
+              <w:jc w:val="center"/>
+            </w:pPr>
+            <w:r/>
+            <w:r>
+              <w:rPr>
+                <w:rFonts w:ascii="Times New Roman" w:hAnsi="Times New Roman"/>
+                <w:b/>
+                <w:color w:val="000000"/>
+                <w:sz w:val="13"/>
+              </w:rPr>
+              <w:t>Depressão</w:t>
+            </w:r>
+          </w:p>
+        </w:tc>
+        <w:tc>
+          <w:tcPr>
+            <w:tcW w:type="dxa" w:w="907"/>
+            <w:tcBorders>
+              <w:top w:val="single" w:sz="6" w:space="0" w:color="000000"/>
+              <w:left w:val="none" w:sz="0" w:space="0" w:color="auto"/>
+              <w:bottom w:val="single" w:sz="6" w:space="0" w:color="000000"/>
+              <w:right w:val="none" w:sz="0" w:space="0" w:color="auto"/>
+              <w:insideH w:val="none" w:sz="0" w:space="0" w:color="auto"/>
+              <w:insideV w:val="none" w:sz="0" w:space="0" w:color="auto"/>
+            </w:tcBorders>
+          </w:tcPr>
+          <w:p>
+            <w:pPr>
+              <w:spacing w:after="20" w:line="240" w:lineRule="auto"/>
+              <w:jc w:val="center"/>
+            </w:pPr>
+            <w:r/>
+            <w:r>
+              <w:rPr>
+                <w:rFonts w:ascii="Times New Roman" w:hAnsi="Times New Roman"/>
+                <w:b/>
+                <w:color w:val="000000"/>
+                <w:sz w:val="13"/>
+              </w:rPr>
+              <w:t>Raiva</w:t>
+            </w:r>
+          </w:p>
+        </w:tc>
+        <w:tc>
+          <w:tcPr>
+            <w:tcW w:type="dxa" w:w="907"/>
+            <w:tcBorders>
+              <w:top w:val="single" w:sz="6" w:space="0" w:color="000000"/>
+              <w:left w:val="none" w:sz="0" w:space="0" w:color="auto"/>
+              <w:bottom w:val="single" w:sz="6" w:space="0" w:color="000000"/>
+              <w:right w:val="none" w:sz="0" w:space="0" w:color="auto"/>
+              <w:insideH w:val="none" w:sz="0" w:space="0" w:color="auto"/>
+              <w:insideV w:val="none" w:sz="0" w:space="0" w:color="auto"/>
+            </w:tcBorders>
+          </w:tcPr>
+          <w:p>
+            <w:pPr>
+              <w:spacing w:after="20" w:line="240" w:lineRule="auto"/>
+              <w:jc w:val="center"/>
+            </w:pPr>
+            <w:r/>
+            <w:r>
+              <w:rPr>
+                <w:rFonts w:ascii="Times New Roman" w:hAnsi="Times New Roman"/>
+                <w:b/>
+                <w:color w:val="000000"/>
+                <w:sz w:val="13"/>
+              </w:rPr>
+              <w:t>Confusão</w:t>
+            </w:r>
+          </w:p>
+        </w:tc>
+        <w:tc>
+          <w:tcPr>
+            <w:tcW w:type="dxa" w:w="907"/>
+            <w:tcBorders>
+              <w:top w:val="single" w:sz="6" w:space="0" w:color="000000"/>
+              <w:left w:val="none" w:sz="0" w:space="0" w:color="auto"/>
+              <w:bottom w:val="single" w:sz="6" w:space="0" w:color="000000"/>
+              <w:right w:val="none" w:sz="0" w:space="0" w:color="auto"/>
+              <w:insideH w:val="none" w:sz="0" w:space="0" w:color="auto"/>
+              <w:insideV w:val="none" w:sz="0" w:space="0" w:color="auto"/>
+            </w:tcBorders>
+          </w:tcPr>
+          <w:p>
+            <w:pPr>
+              <w:spacing w:after="20" w:line="240" w:lineRule="auto"/>
+              <w:jc w:val="center"/>
+            </w:pPr>
+            <w:r/>
+            <w:r>
+              <w:rPr>
+                <w:rFonts w:ascii="Times New Roman" w:hAnsi="Times New Roman"/>
+                <w:b/>
+                <w:color w:val="000000"/>
+                <w:sz w:val="13"/>
+              </w:rPr>
+              <w:t>Amplitude</w:t>
+            </w:r>
+          </w:p>
+        </w:tc>
+        <w:tc>
+          <w:tcPr>
+            <w:tcW w:type="dxa" w:w="907"/>
+            <w:tcBorders>
+              <w:top w:val="single" w:sz="6" w:space="0" w:color="000000"/>
+              <w:left w:val="none" w:sz="0" w:space="0" w:color="auto"/>
+              <w:bottom w:val="single" w:sz="6" w:space="0" w:color="000000"/>
+              <w:right w:val="none" w:sz="0" w:space="0" w:color="auto"/>
+              <w:insideH w:val="none" w:sz="0" w:space="0" w:color="auto"/>
+              <w:insideV w:val="none" w:sz="0" w:space="0" w:color="auto"/>
+            </w:tcBorders>
+          </w:tcPr>
+          <w:p>
+            <w:pPr>
+              <w:spacing w:after="20" w:line="240" w:lineRule="auto"/>
+              <w:jc w:val="center"/>
+            </w:pPr>
+            <w:r/>
+            <w:r>
+              <w:rPr>
+                <w:rFonts w:ascii="Times New Roman" w:hAnsi="Times New Roman"/>
+                <w:b/>
+                <w:color w:val="000000"/>
+                <w:sz w:val="13"/>
+              </w:rPr>
+              <w:t>Vigor − fadiga</w:t>
+            </w:r>
+          </w:p>
+        </w:tc>
+        <w:tc>
+          <w:tcPr>
+            <w:tcW w:type="dxa" w:w="907"/>
+            <w:tcBorders>
+              <w:top w:val="single" w:sz="6" w:space="0" w:color="000000"/>
+              <w:left w:val="none" w:sz="0" w:space="0" w:color="auto"/>
+              <w:bottom w:val="single" w:sz="6" w:space="0" w:color="000000"/>
+              <w:right w:val="none" w:sz="0" w:space="0" w:color="auto"/>
+              <w:insideH w:val="none" w:sz="0" w:space="0" w:color="auto"/>
+              <w:insideV w:val="none" w:sz="0" w:space="0" w:color="auto"/>
+            </w:tcBorders>
+          </w:tcPr>
+          <w:p>
+            <w:pPr>
+              <w:spacing w:after="20" w:line="240" w:lineRule="auto"/>
+              <w:jc w:val="center"/>
+            </w:pPr>
+            <w:r/>
+            <w:r>
+              <w:rPr>
+                <w:rFonts w:ascii="Times New Roman" w:hAnsi="Times New Roman"/>
+                <w:b/>
+                <w:color w:val="000000"/>
+                <w:sz w:val="13"/>
+              </w:rPr>
+              <w:t>Tem forma</w:t>
+            </w:r>
+          </w:p>
+        </w:tc>
+      </w:tr>
+      <w:tr>
+        <w:tc>
+          <w:tcPr>
+            <w:tcW w:type="dxa" w:w="907"/>
+            <w:tcBorders>
+              <w:top w:val="none" w:sz="0" w:space="0" w:color="auto"/>
+              <w:left w:val="none" w:sz="0" w:space="0" w:color="auto"/>
+              <w:bottom w:val="none" w:sz="0" w:space="0" w:color="auto"/>
+              <w:right w:val="none" w:sz="0" w:space="0" w:color="auto"/>
+              <w:insideH w:val="none" w:sz="0" w:space="0" w:color="auto"/>
+              <w:insideV w:val="none" w:sz="0" w:space="0" w:color="auto"/>
+            </w:tcBorders>
+          </w:tcPr>
+          <w:p>
+            <w:pPr>
+              <w:spacing w:after="20" w:line="240" w:lineRule="auto"/>
+              <w:jc w:val="left"/>
+            </w:pPr>
+            <w:r/>
+            <w:r>
+              <w:rPr>
+                <w:rFonts w:ascii="Times New Roman" w:hAnsi="Times New Roman"/>
+                <w:b w:val="0"/>
+                <w:color w:val="000000"/>
+                <w:sz w:val="13"/>
+              </w:rPr>
+              <w:t>1</w:t>
+            </w:r>
+          </w:p>
+        </w:tc>
+        <w:tc>
+          <w:tcPr>
+            <w:tcW w:type="dxa" w:w="907"/>
+            <w:tcBorders>
+              <w:top w:val="none" w:sz="0" w:space="0" w:color="auto"/>
+              <w:left w:val="none" w:sz="0" w:space="0" w:color="auto"/>
+              <w:bottom w:val="none" w:sz="0" w:space="0" w:color="auto"/>
+              <w:right w:val="none" w:sz="0" w:space="0" w:color="auto"/>
+              <w:insideH w:val="none" w:sz="0" w:space="0" w:color="auto"/>
+              <w:insideV w:val="none" w:sz="0" w:space="0" w:color="auto"/>
+            </w:tcBorders>
+          </w:tcPr>
+          <w:p>
+            <w:pPr>
+              <w:spacing w:after="20" w:line="240" w:lineRule="auto"/>
+              <w:jc w:val="center"/>
+            </w:pPr>
+            <w:r/>
+            <w:r>
+              <w:rPr>
+                <w:rFonts w:ascii="Times New Roman" w:hAnsi="Times New Roman"/>
+                <w:b w:val="0"/>
+                <w:color w:val="000000"/>
+                <w:sz w:val="13"/>
+              </w:rPr>
+              <w:t>56,1</w:t>
+            </w:r>
+          </w:p>
+        </w:tc>
+        <w:tc>
+          <w:tcPr>
+            <w:tcW w:type="dxa" w:w="907"/>
+            <w:tcBorders>
+              <w:top w:val="none" w:sz="0" w:space="0" w:color="auto"/>
+              <w:left w:val="none" w:sz="0" w:space="0" w:color="auto"/>
+              <w:bottom w:val="none" w:sz="0" w:space="0" w:color="auto"/>
+              <w:right w:val="none" w:sz="0" w:space="0" w:color="auto"/>
+              <w:insideH w:val="none" w:sz="0" w:space="0" w:color="auto"/>
+              <w:insideV w:val="none" w:sz="0" w:space="0" w:color="auto"/>
+            </w:tcBorders>
+          </w:tcPr>
+          <w:p>
+            <w:pPr>
+              <w:spacing w:after="20" w:line="240" w:lineRule="auto"/>
+              <w:jc w:val="center"/>
+            </w:pPr>
+            <w:r/>
+            <w:r>
+              <w:rPr>
+                <w:rFonts w:ascii="Times New Roman" w:hAnsi="Times New Roman"/>
+                <w:b w:val="0"/>
+                <w:color w:val="000000"/>
+                <w:sz w:val="13"/>
+              </w:rPr>
+              <w:t>45,7</w:t>
+            </w:r>
+          </w:p>
+        </w:tc>
+        <w:tc>
+          <w:tcPr>
+            <w:tcW w:type="dxa" w:w="907"/>
+            <w:tcBorders>
+              <w:top w:val="none" w:sz="0" w:space="0" w:color="auto"/>
+              <w:left w:val="none" w:sz="0" w:space="0" w:color="auto"/>
+              <w:bottom w:val="none" w:sz="0" w:space="0" w:color="auto"/>
+              <w:right w:val="none" w:sz="0" w:space="0" w:color="auto"/>
+              <w:insideH w:val="none" w:sz="0" w:space="0" w:color="auto"/>
+              <w:insideV w:val="none" w:sz="0" w:space="0" w:color="auto"/>
+            </w:tcBorders>
+          </w:tcPr>
+          <w:p>
+            <w:pPr>
+              <w:spacing w:after="20" w:line="240" w:lineRule="auto"/>
+              <w:jc w:val="center"/>
+            </w:pPr>
+            <w:r/>
+            <w:r>
+              <w:rPr>
+                <w:rFonts w:ascii="Times New Roman" w:hAnsi="Times New Roman"/>
+                <w:b w:val="0"/>
+                <w:color w:val="000000"/>
+                <w:sz w:val="13"/>
+              </w:rPr>
+              <w:t>54,2</w:t>
+            </w:r>
+          </w:p>
+        </w:tc>
+        <w:tc>
+          <w:tcPr>
+            <w:tcW w:type="dxa" w:w="907"/>
+            <w:tcBorders>
+              <w:top w:val="none" w:sz="0" w:space="0" w:color="auto"/>
+              <w:left w:val="none" w:sz="0" w:space="0" w:color="auto"/>
+              <w:bottom w:val="none" w:sz="0" w:space="0" w:color="auto"/>
+              <w:right w:val="none" w:sz="0" w:space="0" w:color="auto"/>
+              <w:insideH w:val="none" w:sz="0" w:space="0" w:color="auto"/>
+              <w:insideV w:val="none" w:sz="0" w:space="0" w:color="auto"/>
+            </w:tcBorders>
+          </w:tcPr>
+          <w:p>
+            <w:pPr>
+              <w:spacing w:after="20" w:line="240" w:lineRule="auto"/>
+              <w:jc w:val="center"/>
+            </w:pPr>
+            <w:r/>
+            <w:r>
+              <w:rPr>
+                <w:rFonts w:ascii="Times New Roman" w:hAnsi="Times New Roman"/>
+                <w:b w:val="0"/>
+                <w:color w:val="000000"/>
+                <w:sz w:val="13"/>
+              </w:rPr>
+              <w:t>50,2</w:t>
+            </w:r>
+          </w:p>
+        </w:tc>
+        <w:tc>
+          <w:tcPr>
+            <w:tcW w:type="dxa" w:w="907"/>
+            <w:tcBorders>
+              <w:top w:val="none" w:sz="0" w:space="0" w:color="auto"/>
+              <w:left w:val="none" w:sz="0" w:space="0" w:color="auto"/>
+              <w:bottom w:val="none" w:sz="0" w:space="0" w:color="auto"/>
+              <w:right w:val="none" w:sz="0" w:space="0" w:color="auto"/>
+              <w:insideH w:val="none" w:sz="0" w:space="0" w:color="auto"/>
+              <w:insideV w:val="none" w:sz="0" w:space="0" w:color="auto"/>
+            </w:tcBorders>
+          </w:tcPr>
+          <w:p>
+            <w:pPr>
+              <w:spacing w:after="20" w:line="240" w:lineRule="auto"/>
+              <w:jc w:val="center"/>
+            </w:pPr>
+            <w:r/>
+            <w:r>
+              <w:rPr>
+                <w:rFonts w:ascii="Times New Roman" w:hAnsi="Times New Roman"/>
+                <w:b w:val="0"/>
+                <w:color w:val="000000"/>
+                <w:sz w:val="13"/>
+              </w:rPr>
+              <w:t>51,4</w:t>
+            </w:r>
+          </w:p>
+        </w:tc>
+        <w:tc>
+          <w:tcPr>
+            <w:tcW w:type="dxa" w:w="907"/>
+            <w:tcBorders>
+              <w:top w:val="none" w:sz="0" w:space="0" w:color="auto"/>
+              <w:left w:val="none" w:sz="0" w:space="0" w:color="auto"/>
+              <w:bottom w:val="none" w:sz="0" w:space="0" w:color="auto"/>
+              <w:right w:val="none" w:sz="0" w:space="0" w:color="auto"/>
+              <w:insideH w:val="none" w:sz="0" w:space="0" w:color="auto"/>
+              <w:insideV w:val="none" w:sz="0" w:space="0" w:color="auto"/>
+            </w:tcBorders>
+          </w:tcPr>
+          <w:p>
+            <w:pPr>
+              <w:spacing w:after="20" w:line="240" w:lineRule="auto"/>
+              <w:jc w:val="center"/>
+            </w:pPr>
+            <w:r/>
+            <w:r>
+              <w:rPr>
+                <w:rFonts w:ascii="Times New Roman" w:hAnsi="Times New Roman"/>
+                <w:b w:val="0"/>
+                <w:color w:val="000000"/>
+                <w:sz w:val="13"/>
+              </w:rPr>
+              <w:t>54,5</w:t>
+            </w:r>
+          </w:p>
+        </w:tc>
+        <w:tc>
+          <w:tcPr>
+            <w:tcW w:type="dxa" w:w="907"/>
+            <w:tcBorders>
+              <w:top w:val="none" w:sz="0" w:space="0" w:color="auto"/>
+              <w:left w:val="none" w:sz="0" w:space="0" w:color="auto"/>
+              <w:bottom w:val="none" w:sz="0" w:space="0" w:color="auto"/>
+              <w:right w:val="none" w:sz="0" w:space="0" w:color="auto"/>
+              <w:insideH w:val="none" w:sz="0" w:space="0" w:color="auto"/>
+              <w:insideV w:val="none" w:sz="0" w:space="0" w:color="auto"/>
+            </w:tcBorders>
+          </w:tcPr>
+          <w:p>
+            <w:pPr>
+              <w:spacing w:after="20" w:line="240" w:lineRule="auto"/>
+              <w:jc w:val="center"/>
+            </w:pPr>
+            <w:r/>
+            <w:r>
+              <w:rPr>
+                <w:rFonts w:ascii="Times New Roman" w:hAnsi="Times New Roman"/>
+                <w:b w:val="0"/>
+                <w:color w:val="000000"/>
+                <w:sz w:val="13"/>
+              </w:rPr>
+              <w:t>10,5</w:t>
+            </w:r>
+          </w:p>
+        </w:tc>
+        <w:tc>
+          <w:tcPr>
+            <w:tcW w:type="dxa" w:w="907"/>
+            <w:tcBorders>
+              <w:top w:val="none" w:sz="0" w:space="0" w:color="auto"/>
+              <w:left w:val="none" w:sz="0" w:space="0" w:color="auto"/>
+              <w:bottom w:val="none" w:sz="0" w:space="0" w:color="auto"/>
+              <w:right w:val="none" w:sz="0" w:space="0" w:color="auto"/>
+              <w:insideH w:val="none" w:sz="0" w:space="0" w:color="auto"/>
+              <w:insideV w:val="none" w:sz="0" w:space="0" w:color="auto"/>
+            </w:tcBorders>
+          </w:tcPr>
+          <w:p>
+            <w:pPr>
+              <w:spacing w:after="20" w:line="240" w:lineRule="auto"/>
+              <w:jc w:val="center"/>
+            </w:pPr>
+            <w:r/>
+            <w:r>
+              <w:rPr>
+                <w:rFonts w:ascii="Times New Roman" w:hAnsi="Times New Roman"/>
+                <w:b w:val="0"/>
+                <w:color w:val="000000"/>
+                <w:sz w:val="13"/>
+              </w:rPr>
+              <w:t>+10,5</w:t>
+            </w:r>
+          </w:p>
+        </w:tc>
+        <w:tc>
+          <w:tcPr>
+            <w:tcW w:type="dxa" w:w="907"/>
+            <w:tcBorders>
+              <w:top w:val="none" w:sz="0" w:space="0" w:color="auto"/>
+              <w:left w:val="none" w:sz="0" w:space="0" w:color="auto"/>
+              <w:bottom w:val="none" w:sz="0" w:space="0" w:color="auto"/>
+              <w:right w:val="none" w:sz="0" w:space="0" w:color="auto"/>
+              <w:insideH w:val="none" w:sz="0" w:space="0" w:color="auto"/>
+              <w:insideV w:val="none" w:sz="0" w:space="0" w:color="auto"/>
+            </w:tcBorders>
+          </w:tcPr>
+          <w:p>
+            <w:pPr>
+              <w:spacing w:after="20" w:line="240" w:lineRule="auto"/>
+              <w:jc w:val="center"/>
+            </w:pPr>
+            <w:r/>
+            <w:r>
+              <w:rPr>
+                <w:rFonts w:ascii="Times New Roman" w:hAnsi="Times New Roman"/>
+                <w:b w:val="0"/>
+                <w:color w:val="000000"/>
+                <w:sz w:val="13"/>
+              </w:rPr>
+              <w:t>Sim</w:t>
+            </w:r>
+          </w:p>
+        </w:tc>
+      </w:tr>
+      <w:tr>
+        <w:tc>
+          <w:tcPr>
+            <w:tcW w:type="dxa" w:w="907"/>
+            <w:tcBorders>
+              <w:top w:val="none" w:sz="0" w:space="0" w:color="auto"/>
+              <w:left w:val="none" w:sz="0" w:space="0" w:color="auto"/>
+              <w:bottom w:val="none" w:sz="0" w:space="0" w:color="auto"/>
+              <w:right w:val="none" w:sz="0" w:space="0" w:color="auto"/>
+              <w:insideH w:val="none" w:sz="0" w:space="0" w:color="auto"/>
+              <w:insideV w:val="none" w:sz="0" w:space="0" w:color="auto"/>
+            </w:tcBorders>
+          </w:tcPr>
+          <w:p>
+            <w:pPr>
+              <w:spacing w:after="20" w:line="240" w:lineRule="auto"/>
+              <w:jc w:val="left"/>
+            </w:pPr>
+            <w:r/>
+            <w:r>
+              <w:rPr>
+                <w:rFonts w:ascii="Times New Roman" w:hAnsi="Times New Roman"/>
+                <w:b w:val="0"/>
+                <w:color w:val="000000"/>
+                <w:sz w:val="13"/>
+              </w:rPr>
+              <w:t>2</w:t>
+            </w:r>
+          </w:p>
+        </w:tc>
+        <w:tc>
+          <w:tcPr>
+            <w:tcW w:type="dxa" w:w="907"/>
+            <w:tcBorders>
+              <w:top w:val="none" w:sz="0" w:space="0" w:color="auto"/>
+              <w:left w:val="none" w:sz="0" w:space="0" w:color="auto"/>
+              <w:bottom w:val="none" w:sz="0" w:space="0" w:color="auto"/>
+              <w:right w:val="none" w:sz="0" w:space="0" w:color="auto"/>
+              <w:insideH w:val="none" w:sz="0" w:space="0" w:color="auto"/>
+              <w:insideV w:val="none" w:sz="0" w:space="0" w:color="auto"/>
+            </w:tcBorders>
+          </w:tcPr>
+          <w:p>
+            <w:pPr>
+              <w:spacing w:after="20" w:line="240" w:lineRule="auto"/>
+              <w:jc w:val="center"/>
+            </w:pPr>
+            <w:r/>
+            <w:r>
+              <w:rPr>
+                <w:rFonts w:ascii="Times New Roman" w:hAnsi="Times New Roman"/>
+                <w:b w:val="0"/>
+                <w:color w:val="000000"/>
+                <w:sz w:val="13"/>
+              </w:rPr>
+              <w:t>49,9</w:t>
+            </w:r>
+          </w:p>
+        </w:tc>
+        <w:tc>
+          <w:tcPr>
+            <w:tcW w:type="dxa" w:w="907"/>
+            <w:tcBorders>
+              <w:top w:val="none" w:sz="0" w:space="0" w:color="auto"/>
+              <w:left w:val="none" w:sz="0" w:space="0" w:color="auto"/>
+              <w:bottom w:val="none" w:sz="0" w:space="0" w:color="auto"/>
+              <w:right w:val="none" w:sz="0" w:space="0" w:color="auto"/>
+              <w:insideH w:val="none" w:sz="0" w:space="0" w:color="auto"/>
+              <w:insideV w:val="none" w:sz="0" w:space="0" w:color="auto"/>
+            </w:tcBorders>
+          </w:tcPr>
+          <w:p>
+            <w:pPr>
+              <w:spacing w:after="20" w:line="240" w:lineRule="auto"/>
+              <w:jc w:val="center"/>
+            </w:pPr>
+            <w:r/>
+            <w:r>
+              <w:rPr>
+                <w:rFonts w:ascii="Times New Roman" w:hAnsi="Times New Roman"/>
+                <w:b w:val="0"/>
+                <w:color w:val="000000"/>
+                <w:sz w:val="13"/>
+              </w:rPr>
+              <w:t>48,8</w:t>
+            </w:r>
+          </w:p>
+        </w:tc>
+        <w:tc>
+          <w:tcPr>
+            <w:tcW w:type="dxa" w:w="907"/>
+            <w:tcBorders>
+              <w:top w:val="none" w:sz="0" w:space="0" w:color="auto"/>
+              <w:left w:val="none" w:sz="0" w:space="0" w:color="auto"/>
+              <w:bottom w:val="none" w:sz="0" w:space="0" w:color="auto"/>
+              <w:right w:val="none" w:sz="0" w:space="0" w:color="auto"/>
+              <w:insideH w:val="none" w:sz="0" w:space="0" w:color="auto"/>
+              <w:insideV w:val="none" w:sz="0" w:space="0" w:color="auto"/>
+            </w:tcBorders>
+          </w:tcPr>
+          <w:p>
+            <w:pPr>
+              <w:spacing w:after="20" w:line="240" w:lineRule="auto"/>
+              <w:jc w:val="center"/>
+            </w:pPr>
+            <w:r/>
+            <w:r>
+              <w:rPr>
+                <w:rFonts w:ascii="Times New Roman" w:hAnsi="Times New Roman"/>
+                <w:b w:val="0"/>
+                <w:color w:val="000000"/>
+                <w:sz w:val="13"/>
+              </w:rPr>
+              <w:t>51,4</w:t>
+            </w:r>
+          </w:p>
+        </w:tc>
+        <w:tc>
+          <w:tcPr>
+            <w:tcW w:type="dxa" w:w="907"/>
+            <w:tcBorders>
+              <w:top w:val="none" w:sz="0" w:space="0" w:color="auto"/>
+              <w:left w:val="none" w:sz="0" w:space="0" w:color="auto"/>
+              <w:bottom w:val="none" w:sz="0" w:space="0" w:color="auto"/>
+              <w:right w:val="none" w:sz="0" w:space="0" w:color="auto"/>
+              <w:insideH w:val="none" w:sz="0" w:space="0" w:color="auto"/>
+              <w:insideV w:val="none" w:sz="0" w:space="0" w:color="auto"/>
+            </w:tcBorders>
+          </w:tcPr>
+          <w:p>
+            <w:pPr>
+              <w:spacing w:after="20" w:line="240" w:lineRule="auto"/>
+              <w:jc w:val="center"/>
+            </w:pPr>
+            <w:r/>
+            <w:r>
+              <w:rPr>
+                <w:rFonts w:ascii="Times New Roman" w:hAnsi="Times New Roman"/>
+                <w:b w:val="0"/>
+                <w:color w:val="000000"/>
+                <w:sz w:val="13"/>
+              </w:rPr>
+              <w:t>51,0</w:t>
+            </w:r>
+          </w:p>
+        </w:tc>
+        <w:tc>
+          <w:tcPr>
+            <w:tcW w:type="dxa" w:w="907"/>
+            <w:tcBorders>
+              <w:top w:val="none" w:sz="0" w:space="0" w:color="auto"/>
+              <w:left w:val="none" w:sz="0" w:space="0" w:color="auto"/>
+              <w:bottom w:val="none" w:sz="0" w:space="0" w:color="auto"/>
+              <w:right w:val="none" w:sz="0" w:space="0" w:color="auto"/>
+              <w:insideH w:val="none" w:sz="0" w:space="0" w:color="auto"/>
+              <w:insideV w:val="none" w:sz="0" w:space="0" w:color="auto"/>
+            </w:tcBorders>
+          </w:tcPr>
+          <w:p>
+            <w:pPr>
+              <w:spacing w:after="20" w:line="240" w:lineRule="auto"/>
+              <w:jc w:val="center"/>
+            </w:pPr>
+            <w:r/>
+            <w:r>
+              <w:rPr>
+                <w:rFonts w:ascii="Times New Roman" w:hAnsi="Times New Roman"/>
+                <w:b w:val="0"/>
+                <w:color w:val="000000"/>
+                <w:sz w:val="13"/>
+              </w:rPr>
+              <w:t>50,4</w:t>
+            </w:r>
+          </w:p>
+        </w:tc>
+        <w:tc>
+          <w:tcPr>
+            <w:tcW w:type="dxa" w:w="907"/>
+            <w:tcBorders>
+              <w:top w:val="none" w:sz="0" w:space="0" w:color="auto"/>
+              <w:left w:val="none" w:sz="0" w:space="0" w:color="auto"/>
+              <w:bottom w:val="none" w:sz="0" w:space="0" w:color="auto"/>
+              <w:right w:val="none" w:sz="0" w:space="0" w:color="auto"/>
+              <w:insideH w:val="none" w:sz="0" w:space="0" w:color="auto"/>
+              <w:insideV w:val="none" w:sz="0" w:space="0" w:color="auto"/>
+            </w:tcBorders>
+          </w:tcPr>
+          <w:p>
+            <w:pPr>
+              <w:spacing w:after="20" w:line="240" w:lineRule="auto"/>
+              <w:jc w:val="center"/>
+            </w:pPr>
+            <w:r/>
+            <w:r>
+              <w:rPr>
+                <w:rFonts w:ascii="Times New Roman" w:hAnsi="Times New Roman"/>
+                <w:b w:val="0"/>
+                <w:color w:val="000000"/>
+                <w:sz w:val="13"/>
+              </w:rPr>
+              <w:t>50,6</w:t>
+            </w:r>
+          </w:p>
+        </w:tc>
+        <w:tc>
+          <w:tcPr>
+            <w:tcW w:type="dxa" w:w="907"/>
+            <w:tcBorders>
+              <w:top w:val="none" w:sz="0" w:space="0" w:color="auto"/>
+              <w:left w:val="none" w:sz="0" w:space="0" w:color="auto"/>
+              <w:bottom w:val="none" w:sz="0" w:space="0" w:color="auto"/>
+              <w:right w:val="none" w:sz="0" w:space="0" w:color="auto"/>
+              <w:insideH w:val="none" w:sz="0" w:space="0" w:color="auto"/>
+              <w:insideV w:val="none" w:sz="0" w:space="0" w:color="auto"/>
+            </w:tcBorders>
+          </w:tcPr>
+          <w:p>
+            <w:pPr>
+              <w:spacing w:after="20" w:line="240" w:lineRule="auto"/>
+              <w:jc w:val="center"/>
+            </w:pPr>
+            <w:r/>
+            <w:r>
+              <w:rPr>
+                <w:rFonts w:ascii="Times New Roman" w:hAnsi="Times New Roman"/>
+                <w:b w:val="0"/>
+                <w:color w:val="000000"/>
+                <w:sz w:val="13"/>
+              </w:rPr>
+              <w:t>2,6</w:t>
+            </w:r>
+          </w:p>
+        </w:tc>
+        <w:tc>
+          <w:tcPr>
+            <w:tcW w:type="dxa" w:w="907"/>
+            <w:tcBorders>
+              <w:top w:val="none" w:sz="0" w:space="0" w:color="auto"/>
+              <w:left w:val="none" w:sz="0" w:space="0" w:color="auto"/>
+              <w:bottom w:val="none" w:sz="0" w:space="0" w:color="auto"/>
+              <w:right w:val="none" w:sz="0" w:space="0" w:color="auto"/>
+              <w:insideH w:val="none" w:sz="0" w:space="0" w:color="auto"/>
+              <w:insideV w:val="none" w:sz="0" w:space="0" w:color="auto"/>
+            </w:tcBorders>
+          </w:tcPr>
+          <w:p>
+            <w:pPr>
+              <w:spacing w:after="20" w:line="240" w:lineRule="auto"/>
+              <w:jc w:val="center"/>
+            </w:pPr>
+            <w:r/>
+            <w:r>
+              <w:rPr>
+                <w:rFonts w:ascii="Times New Roman" w:hAnsi="Times New Roman"/>
+                <w:b w:val="0"/>
+                <w:color w:val="000000"/>
+                <w:sz w:val="13"/>
+              </w:rPr>
+              <w:t>+1,1</w:t>
+            </w:r>
+          </w:p>
+        </w:tc>
+        <w:tc>
+          <w:tcPr>
+            <w:tcW w:type="dxa" w:w="907"/>
+            <w:tcBorders>
+              <w:top w:val="none" w:sz="0" w:space="0" w:color="auto"/>
+              <w:left w:val="none" w:sz="0" w:space="0" w:color="auto"/>
+              <w:bottom w:val="none" w:sz="0" w:space="0" w:color="auto"/>
+              <w:right w:val="none" w:sz="0" w:space="0" w:color="auto"/>
+              <w:insideH w:val="none" w:sz="0" w:space="0" w:color="auto"/>
+              <w:insideV w:val="none" w:sz="0" w:space="0" w:color="auto"/>
+            </w:tcBorders>
+          </w:tcPr>
+          <w:p>
+            <w:pPr>
+              <w:spacing w:after="20" w:line="240" w:lineRule="auto"/>
+              <w:jc w:val="center"/>
+            </w:pPr>
+            <w:r/>
+            <w:r>
+              <w:rPr>
+                <w:rFonts w:ascii="Times New Roman" w:hAnsi="Times New Roman"/>
+                <w:b w:val="0"/>
+                <w:color w:val="000000"/>
+                <w:sz w:val="13"/>
+              </w:rPr>
+              <w:t>Não</w:t>
+            </w:r>
+          </w:p>
+        </w:tc>
+      </w:tr>
+      <w:tr>
+        <w:tc>
+          <w:tcPr>
+            <w:tcW w:type="dxa" w:w="907"/>
+            <w:tcBorders>
+              <w:top w:val="none" w:sz="0" w:space="0" w:color="auto"/>
+              <w:left w:val="none" w:sz="0" w:space="0" w:color="auto"/>
+              <w:bottom w:val="none" w:sz="0" w:space="0" w:color="auto"/>
+              <w:right w:val="none" w:sz="0" w:space="0" w:color="auto"/>
+              <w:insideH w:val="none" w:sz="0" w:space="0" w:color="auto"/>
+              <w:insideV w:val="none" w:sz="0" w:space="0" w:color="auto"/>
+            </w:tcBorders>
+          </w:tcPr>
+          <w:p>
+            <w:pPr>
+              <w:spacing w:after="20" w:line="240" w:lineRule="auto"/>
+              <w:jc w:val="left"/>
+            </w:pPr>
+            <w:r/>
+            <w:r>
+              <w:rPr>
+                <w:rFonts w:ascii="Times New Roman" w:hAnsi="Times New Roman"/>
+                <w:b w:val="0"/>
+                <w:color w:val="000000"/>
+                <w:sz w:val="13"/>
+              </w:rPr>
+              <w:t>3</w:t>
+            </w:r>
+          </w:p>
+        </w:tc>
+        <w:tc>
+          <w:tcPr>
+            <w:tcW w:type="dxa" w:w="907"/>
+            <w:tcBorders>
+              <w:top w:val="none" w:sz="0" w:space="0" w:color="auto"/>
+              <w:left w:val="none" w:sz="0" w:space="0" w:color="auto"/>
+              <w:bottom w:val="none" w:sz="0" w:space="0" w:color="auto"/>
+              <w:right w:val="none" w:sz="0" w:space="0" w:color="auto"/>
+              <w:insideH w:val="none" w:sz="0" w:space="0" w:color="auto"/>
+              <w:insideV w:val="none" w:sz="0" w:space="0" w:color="auto"/>
+            </w:tcBorders>
+          </w:tcPr>
+          <w:p>
+            <w:pPr>
+              <w:spacing w:after="20" w:line="240" w:lineRule="auto"/>
+              <w:jc w:val="center"/>
+            </w:pPr>
+            <w:r/>
+            <w:r>
+              <w:rPr>
+                <w:rFonts w:ascii="Times New Roman" w:hAnsi="Times New Roman"/>
+                <w:b w:val="0"/>
+                <w:color w:val="000000"/>
+                <w:sz w:val="13"/>
+              </w:rPr>
+              <w:t>50,0</w:t>
+            </w:r>
+          </w:p>
+        </w:tc>
+        <w:tc>
+          <w:tcPr>
+            <w:tcW w:type="dxa" w:w="907"/>
+            <w:tcBorders>
+              <w:top w:val="none" w:sz="0" w:space="0" w:color="auto"/>
+              <w:left w:val="none" w:sz="0" w:space="0" w:color="auto"/>
+              <w:bottom w:val="none" w:sz="0" w:space="0" w:color="auto"/>
+              <w:right w:val="none" w:sz="0" w:space="0" w:color="auto"/>
+              <w:insideH w:val="none" w:sz="0" w:space="0" w:color="auto"/>
+              <w:insideV w:val="none" w:sz="0" w:space="0" w:color="auto"/>
+            </w:tcBorders>
+          </w:tcPr>
+          <w:p>
+            <w:pPr>
+              <w:spacing w:after="20" w:line="240" w:lineRule="auto"/>
+              <w:jc w:val="center"/>
+            </w:pPr>
+            <w:r/>
+            <w:r>
+              <w:rPr>
+                <w:rFonts w:ascii="Times New Roman" w:hAnsi="Times New Roman"/>
+                <w:b w:val="0"/>
+                <w:color w:val="000000"/>
+                <w:sz w:val="13"/>
+              </w:rPr>
+              <w:t>48,3</w:t>
+            </w:r>
+          </w:p>
+        </w:tc>
+        <w:tc>
+          <w:tcPr>
+            <w:tcW w:type="dxa" w:w="907"/>
+            <w:tcBorders>
+              <w:top w:val="none" w:sz="0" w:space="0" w:color="auto"/>
+              <w:left w:val="none" w:sz="0" w:space="0" w:color="auto"/>
+              <w:bottom w:val="none" w:sz="0" w:space="0" w:color="auto"/>
+              <w:right w:val="none" w:sz="0" w:space="0" w:color="auto"/>
+              <w:insideH w:val="none" w:sz="0" w:space="0" w:color="auto"/>
+              <w:insideV w:val="none" w:sz="0" w:space="0" w:color="auto"/>
+            </w:tcBorders>
+          </w:tcPr>
+          <w:p>
+            <w:pPr>
+              <w:spacing w:after="20" w:line="240" w:lineRule="auto"/>
+              <w:jc w:val="center"/>
+            </w:pPr>
+            <w:r/>
+            <w:r>
+              <w:rPr>
+                <w:rFonts w:ascii="Times New Roman" w:hAnsi="Times New Roman"/>
+                <w:b w:val="0"/>
+                <w:color w:val="000000"/>
+                <w:sz w:val="13"/>
+              </w:rPr>
+              <w:t>48,6</w:t>
+            </w:r>
+          </w:p>
+        </w:tc>
+        <w:tc>
+          <w:tcPr>
+            <w:tcW w:type="dxa" w:w="907"/>
+            <w:tcBorders>
+              <w:top w:val="none" w:sz="0" w:space="0" w:color="auto"/>
+              <w:left w:val="none" w:sz="0" w:space="0" w:color="auto"/>
+              <w:bottom w:val="none" w:sz="0" w:space="0" w:color="auto"/>
+              <w:right w:val="none" w:sz="0" w:space="0" w:color="auto"/>
+              <w:insideH w:val="none" w:sz="0" w:space="0" w:color="auto"/>
+              <w:insideV w:val="none" w:sz="0" w:space="0" w:color="auto"/>
+            </w:tcBorders>
+          </w:tcPr>
+          <w:p>
+            <w:pPr>
+              <w:spacing w:after="20" w:line="240" w:lineRule="auto"/>
+              <w:jc w:val="center"/>
+            </w:pPr>
+            <w:r/>
+            <w:r>
+              <w:rPr>
+                <w:rFonts w:ascii="Times New Roman" w:hAnsi="Times New Roman"/>
+                <w:b w:val="0"/>
+                <w:color w:val="000000"/>
+                <w:sz w:val="13"/>
+              </w:rPr>
+              <w:t>48,7</w:t>
+            </w:r>
+          </w:p>
+        </w:tc>
+        <w:tc>
+          <w:tcPr>
+            <w:tcW w:type="dxa" w:w="907"/>
+            <w:tcBorders>
+              <w:top w:val="none" w:sz="0" w:space="0" w:color="auto"/>
+              <w:left w:val="none" w:sz="0" w:space="0" w:color="auto"/>
+              <w:bottom w:val="none" w:sz="0" w:space="0" w:color="auto"/>
+              <w:right w:val="none" w:sz="0" w:space="0" w:color="auto"/>
+              <w:insideH w:val="none" w:sz="0" w:space="0" w:color="auto"/>
+              <w:insideV w:val="none" w:sz="0" w:space="0" w:color="auto"/>
+            </w:tcBorders>
+          </w:tcPr>
+          <w:p>
+            <w:pPr>
+              <w:spacing w:after="20" w:line="240" w:lineRule="auto"/>
+              <w:jc w:val="center"/>
+            </w:pPr>
+            <w:r/>
+            <w:r>
+              <w:rPr>
+                <w:rFonts w:ascii="Times New Roman" w:hAnsi="Times New Roman"/>
+                <w:b w:val="0"/>
+                <w:color w:val="000000"/>
+                <w:sz w:val="13"/>
+              </w:rPr>
+              <w:t>49,4</w:t>
+            </w:r>
+          </w:p>
+        </w:tc>
+        <w:tc>
+          <w:tcPr>
+            <w:tcW w:type="dxa" w:w="907"/>
+            <w:tcBorders>
+              <w:top w:val="none" w:sz="0" w:space="0" w:color="auto"/>
+              <w:left w:val="none" w:sz="0" w:space="0" w:color="auto"/>
+              <w:bottom w:val="none" w:sz="0" w:space="0" w:color="auto"/>
+              <w:right w:val="none" w:sz="0" w:space="0" w:color="auto"/>
+              <w:insideH w:val="none" w:sz="0" w:space="0" w:color="auto"/>
+              <w:insideV w:val="none" w:sz="0" w:space="0" w:color="auto"/>
+            </w:tcBorders>
+          </w:tcPr>
+          <w:p>
+            <w:pPr>
+              <w:spacing w:after="20" w:line="240" w:lineRule="auto"/>
+              <w:jc w:val="center"/>
+            </w:pPr>
+            <w:r/>
+            <w:r>
+              <w:rPr>
+                <w:rFonts w:ascii="Times New Roman" w:hAnsi="Times New Roman"/>
+                <w:b w:val="0"/>
+                <w:color w:val="000000"/>
+                <w:sz w:val="13"/>
+              </w:rPr>
+              <w:t>48,7</w:t>
+            </w:r>
+          </w:p>
+        </w:tc>
+        <w:tc>
+          <w:tcPr>
+            <w:tcW w:type="dxa" w:w="907"/>
+            <w:tcBorders>
+              <w:top w:val="none" w:sz="0" w:space="0" w:color="auto"/>
+              <w:left w:val="none" w:sz="0" w:space="0" w:color="auto"/>
+              <w:bottom w:val="none" w:sz="0" w:space="0" w:color="auto"/>
+              <w:right w:val="none" w:sz="0" w:space="0" w:color="auto"/>
+              <w:insideH w:val="none" w:sz="0" w:space="0" w:color="auto"/>
+              <w:insideV w:val="none" w:sz="0" w:space="0" w:color="auto"/>
+            </w:tcBorders>
+          </w:tcPr>
+          <w:p>
+            <w:pPr>
+              <w:spacing w:after="20" w:line="240" w:lineRule="auto"/>
+              <w:jc w:val="center"/>
+            </w:pPr>
+            <w:r/>
+            <w:r>
+              <w:rPr>
+                <w:rFonts w:ascii="Times New Roman" w:hAnsi="Times New Roman"/>
+                <w:b w:val="0"/>
+                <w:color w:val="000000"/>
+                <w:sz w:val="13"/>
+              </w:rPr>
+              <w:t>1,7</w:t>
+            </w:r>
+          </w:p>
+        </w:tc>
+        <w:tc>
+          <w:tcPr>
+            <w:tcW w:type="dxa" w:w="907"/>
+            <w:tcBorders>
+              <w:top w:val="none" w:sz="0" w:space="0" w:color="auto"/>
+              <w:left w:val="none" w:sz="0" w:space="0" w:color="auto"/>
+              <w:bottom w:val="none" w:sz="0" w:space="0" w:color="auto"/>
+              <w:right w:val="none" w:sz="0" w:space="0" w:color="auto"/>
+              <w:insideH w:val="none" w:sz="0" w:space="0" w:color="auto"/>
+              <w:insideV w:val="none" w:sz="0" w:space="0" w:color="auto"/>
+            </w:tcBorders>
+          </w:tcPr>
+          <w:p>
+            <w:pPr>
+              <w:spacing w:after="20" w:line="240" w:lineRule="auto"/>
+              <w:jc w:val="center"/>
+            </w:pPr>
+            <w:r/>
+            <w:r>
+              <w:rPr>
+                <w:rFonts w:ascii="Times New Roman" w:hAnsi="Times New Roman"/>
+                <w:b w:val="0"/>
+                <w:color w:val="000000"/>
+                <w:sz w:val="13"/>
+              </w:rPr>
+              <w:t>+1,7</w:t>
+            </w:r>
+          </w:p>
+        </w:tc>
+        <w:tc>
+          <w:tcPr>
+            <w:tcW w:type="dxa" w:w="907"/>
+            <w:tcBorders>
+              <w:top w:val="none" w:sz="0" w:space="0" w:color="auto"/>
+              <w:left w:val="none" w:sz="0" w:space="0" w:color="auto"/>
+              <w:bottom w:val="none" w:sz="0" w:space="0" w:color="auto"/>
+              <w:right w:val="none" w:sz="0" w:space="0" w:color="auto"/>
+              <w:insideH w:val="none" w:sz="0" w:space="0" w:color="auto"/>
+              <w:insideV w:val="none" w:sz="0" w:space="0" w:color="auto"/>
+            </w:tcBorders>
+          </w:tcPr>
+          <w:p>
+            <w:pPr>
+              <w:spacing w:after="20" w:line="240" w:lineRule="auto"/>
+              <w:jc w:val="center"/>
+            </w:pPr>
+            <w:r/>
+            <w:r>
+              <w:rPr>
+                <w:rFonts w:ascii="Times New Roman" w:hAnsi="Times New Roman"/>
+                <w:b w:val="0"/>
+                <w:color w:val="000000"/>
+                <w:sz w:val="13"/>
+              </w:rPr>
+              <w:t>Não</w:t>
+            </w:r>
+          </w:p>
+        </w:tc>
+      </w:tr>
+      <w:tr>
+        <w:tc>
+          <w:tcPr>
+            <w:tcW w:type="dxa" w:w="907"/>
+            <w:tcBorders>
+              <w:top w:val="none" w:sz="0" w:space="0" w:color="auto"/>
+              <w:left w:val="none" w:sz="0" w:space="0" w:color="auto"/>
+              <w:bottom w:val="none" w:sz="0" w:space="0" w:color="auto"/>
+              <w:right w:val="none" w:sz="0" w:space="0" w:color="auto"/>
+              <w:insideH w:val="none" w:sz="0" w:space="0" w:color="auto"/>
+              <w:insideV w:val="none" w:sz="0" w:space="0" w:color="auto"/>
+            </w:tcBorders>
+          </w:tcPr>
+          <w:p>
+            <w:pPr>
+              <w:spacing w:after="20" w:line="240" w:lineRule="auto"/>
+              <w:jc w:val="left"/>
+            </w:pPr>
+            <w:r/>
+            <w:r>
+              <w:rPr>
+                <w:rFonts w:ascii="Times New Roman" w:hAnsi="Times New Roman"/>
+                <w:b w:val="0"/>
+                <w:color w:val="000000"/>
+                <w:sz w:val="13"/>
+              </w:rPr>
+              <w:t>4</w:t>
+            </w:r>
+          </w:p>
+        </w:tc>
+        <w:tc>
+          <w:tcPr>
+            <w:tcW w:type="dxa" w:w="907"/>
+            <w:tcBorders>
+              <w:top w:val="none" w:sz="0" w:space="0" w:color="auto"/>
+              <w:left w:val="none" w:sz="0" w:space="0" w:color="auto"/>
+              <w:bottom w:val="none" w:sz="0" w:space="0" w:color="auto"/>
+              <w:right w:val="none" w:sz="0" w:space="0" w:color="auto"/>
+              <w:insideH w:val="none" w:sz="0" w:space="0" w:color="auto"/>
+              <w:insideV w:val="none" w:sz="0" w:space="0" w:color="auto"/>
+            </w:tcBorders>
+          </w:tcPr>
+          <w:p>
+            <w:pPr>
+              <w:spacing w:after="20" w:line="240" w:lineRule="auto"/>
+              <w:jc w:val="center"/>
+            </w:pPr>
+            <w:r/>
+            <w:r>
+              <w:rPr>
+                <w:rFonts w:ascii="Times New Roman" w:hAnsi="Times New Roman"/>
+                <w:b w:val="0"/>
+                <w:color w:val="000000"/>
+                <w:sz w:val="13"/>
+              </w:rPr>
+              <w:t>48,7</w:t>
+            </w:r>
+          </w:p>
+        </w:tc>
+        <w:tc>
+          <w:tcPr>
+            <w:tcW w:type="dxa" w:w="907"/>
+            <w:tcBorders>
+              <w:top w:val="none" w:sz="0" w:space="0" w:color="auto"/>
+              <w:left w:val="none" w:sz="0" w:space="0" w:color="auto"/>
+              <w:bottom w:val="none" w:sz="0" w:space="0" w:color="auto"/>
+              <w:right w:val="none" w:sz="0" w:space="0" w:color="auto"/>
+              <w:insideH w:val="none" w:sz="0" w:space="0" w:color="auto"/>
+              <w:insideV w:val="none" w:sz="0" w:space="0" w:color="auto"/>
+            </w:tcBorders>
+          </w:tcPr>
+          <w:p>
+            <w:pPr>
+              <w:spacing w:after="20" w:line="240" w:lineRule="auto"/>
+              <w:jc w:val="center"/>
+            </w:pPr>
+            <w:r/>
+            <w:r>
+              <w:rPr>
+                <w:rFonts w:ascii="Times New Roman" w:hAnsi="Times New Roman"/>
+                <w:b w:val="0"/>
+                <w:color w:val="000000"/>
+                <w:sz w:val="13"/>
+              </w:rPr>
+              <w:t>50,3</w:t>
+            </w:r>
+          </w:p>
+        </w:tc>
+        <w:tc>
+          <w:tcPr>
+            <w:tcW w:type="dxa" w:w="907"/>
+            <w:tcBorders>
+              <w:top w:val="none" w:sz="0" w:space="0" w:color="auto"/>
+              <w:left w:val="none" w:sz="0" w:space="0" w:color="auto"/>
+              <w:bottom w:val="none" w:sz="0" w:space="0" w:color="auto"/>
+              <w:right w:val="none" w:sz="0" w:space="0" w:color="auto"/>
+              <w:insideH w:val="none" w:sz="0" w:space="0" w:color="auto"/>
+              <w:insideV w:val="none" w:sz="0" w:space="0" w:color="auto"/>
+            </w:tcBorders>
+          </w:tcPr>
+          <w:p>
+            <w:pPr>
+              <w:spacing w:after="20" w:line="240" w:lineRule="auto"/>
+              <w:jc w:val="center"/>
+            </w:pPr>
+            <w:r/>
+            <w:r>
+              <w:rPr>
+                <w:rFonts w:ascii="Times New Roman" w:hAnsi="Times New Roman"/>
+                <w:b w:val="0"/>
+                <w:color w:val="000000"/>
+                <w:sz w:val="13"/>
+              </w:rPr>
+              <w:t>49,9</w:t>
+            </w:r>
+          </w:p>
+        </w:tc>
+        <w:tc>
+          <w:tcPr>
+            <w:tcW w:type="dxa" w:w="907"/>
+            <w:tcBorders>
+              <w:top w:val="none" w:sz="0" w:space="0" w:color="auto"/>
+              <w:left w:val="none" w:sz="0" w:space="0" w:color="auto"/>
+              <w:bottom w:val="none" w:sz="0" w:space="0" w:color="auto"/>
+              <w:right w:val="none" w:sz="0" w:space="0" w:color="auto"/>
+              <w:insideH w:val="none" w:sz="0" w:space="0" w:color="auto"/>
+              <w:insideV w:val="none" w:sz="0" w:space="0" w:color="auto"/>
+            </w:tcBorders>
+          </w:tcPr>
+          <w:p>
+            <w:pPr>
+              <w:spacing w:after="20" w:line="240" w:lineRule="auto"/>
+              <w:jc w:val="center"/>
+            </w:pPr>
+            <w:r/>
+            <w:r>
+              <w:rPr>
+                <w:rFonts w:ascii="Times New Roman" w:hAnsi="Times New Roman"/>
+                <w:b w:val="0"/>
+                <w:color w:val="000000"/>
+                <w:sz w:val="13"/>
+              </w:rPr>
+              <w:t>50,6</w:t>
+            </w:r>
+          </w:p>
+        </w:tc>
+        <w:tc>
+          <w:tcPr>
+            <w:tcW w:type="dxa" w:w="907"/>
+            <w:tcBorders>
+              <w:top w:val="none" w:sz="0" w:space="0" w:color="auto"/>
+              <w:left w:val="none" w:sz="0" w:space="0" w:color="auto"/>
+              <w:bottom w:val="none" w:sz="0" w:space="0" w:color="auto"/>
+              <w:right w:val="none" w:sz="0" w:space="0" w:color="auto"/>
+              <w:insideH w:val="none" w:sz="0" w:space="0" w:color="auto"/>
+              <w:insideV w:val="none" w:sz="0" w:space="0" w:color="auto"/>
+            </w:tcBorders>
+          </w:tcPr>
+          <w:p>
+            <w:pPr>
+              <w:spacing w:after="20" w:line="240" w:lineRule="auto"/>
+              <w:jc w:val="center"/>
+            </w:pPr>
+            <w:r/>
+            <w:r>
+              <w:rPr>
+                <w:rFonts w:ascii="Times New Roman" w:hAnsi="Times New Roman"/>
+                <w:b w:val="0"/>
+                <w:color w:val="000000"/>
+                <w:sz w:val="13"/>
+              </w:rPr>
+              <w:t>49,2</w:t>
+            </w:r>
+          </w:p>
+        </w:tc>
+        <w:tc>
+          <w:tcPr>
+            <w:tcW w:type="dxa" w:w="907"/>
+            <w:tcBorders>
+              <w:top w:val="none" w:sz="0" w:space="0" w:color="auto"/>
+              <w:left w:val="none" w:sz="0" w:space="0" w:color="auto"/>
+              <w:bottom w:val="none" w:sz="0" w:space="0" w:color="auto"/>
+              <w:right w:val="none" w:sz="0" w:space="0" w:color="auto"/>
+              <w:insideH w:val="none" w:sz="0" w:space="0" w:color="auto"/>
+              <w:insideV w:val="none" w:sz="0" w:space="0" w:color="auto"/>
+            </w:tcBorders>
+          </w:tcPr>
+          <w:p>
+            <w:pPr>
+              <w:spacing w:after="20" w:line="240" w:lineRule="auto"/>
+              <w:jc w:val="center"/>
+            </w:pPr>
+            <w:r/>
+            <w:r>
+              <w:rPr>
+                <w:rFonts w:ascii="Times New Roman" w:hAnsi="Times New Roman"/>
+                <w:b w:val="0"/>
+                <w:color w:val="000000"/>
+                <w:sz w:val="13"/>
+              </w:rPr>
+              <w:t>49,7</w:t>
+            </w:r>
+          </w:p>
+        </w:tc>
+        <w:tc>
+          <w:tcPr>
+            <w:tcW w:type="dxa" w:w="907"/>
+            <w:tcBorders>
+              <w:top w:val="none" w:sz="0" w:space="0" w:color="auto"/>
+              <w:left w:val="none" w:sz="0" w:space="0" w:color="auto"/>
+              <w:bottom w:val="none" w:sz="0" w:space="0" w:color="auto"/>
+              <w:right w:val="none" w:sz="0" w:space="0" w:color="auto"/>
+              <w:insideH w:val="none" w:sz="0" w:space="0" w:color="auto"/>
+              <w:insideV w:val="none" w:sz="0" w:space="0" w:color="auto"/>
+            </w:tcBorders>
+          </w:tcPr>
+          <w:p>
+            <w:pPr>
+              <w:spacing w:after="20" w:line="240" w:lineRule="auto"/>
+              <w:jc w:val="center"/>
+            </w:pPr>
+            <w:r/>
+            <w:r>
+              <w:rPr>
+                <w:rFonts w:ascii="Times New Roman" w:hAnsi="Times New Roman"/>
+                <w:b w:val="0"/>
+                <w:color w:val="000000"/>
+                <w:sz w:val="13"/>
+              </w:rPr>
+              <w:t>1,9</w:t>
+            </w:r>
+          </w:p>
+        </w:tc>
+        <w:tc>
+          <w:tcPr>
+            <w:tcW w:type="dxa" w:w="907"/>
+            <w:tcBorders>
+              <w:top w:val="none" w:sz="0" w:space="0" w:color="auto"/>
+              <w:left w:val="none" w:sz="0" w:space="0" w:color="auto"/>
+              <w:bottom w:val="none" w:sz="0" w:space="0" w:color="auto"/>
+              <w:right w:val="none" w:sz="0" w:space="0" w:color="auto"/>
+              <w:insideH w:val="none" w:sz="0" w:space="0" w:color="auto"/>
+              <w:insideV w:val="none" w:sz="0" w:space="0" w:color="auto"/>
+            </w:tcBorders>
+          </w:tcPr>
+          <w:p>
+            <w:pPr>
+              <w:spacing w:after="20" w:line="240" w:lineRule="auto"/>
+              <w:jc w:val="center"/>
+            </w:pPr>
+            <w:r/>
+            <w:r>
+              <w:rPr>
+                <w:rFonts w:ascii="Times New Roman" w:hAnsi="Times New Roman"/>
+                <w:b w:val="0"/>
+                <w:color w:val="000000"/>
+                <w:sz w:val="13"/>
+              </w:rPr>
+              <w:t>−1,6</w:t>
+            </w:r>
+          </w:p>
+        </w:tc>
+        <w:tc>
+          <w:tcPr>
+            <w:tcW w:type="dxa" w:w="907"/>
+            <w:tcBorders>
+              <w:top w:val="none" w:sz="0" w:space="0" w:color="auto"/>
+              <w:left w:val="none" w:sz="0" w:space="0" w:color="auto"/>
+              <w:bottom w:val="none" w:sz="0" w:space="0" w:color="auto"/>
+              <w:right w:val="none" w:sz="0" w:space="0" w:color="auto"/>
+              <w:insideH w:val="none" w:sz="0" w:space="0" w:color="auto"/>
+              <w:insideV w:val="none" w:sz="0" w:space="0" w:color="auto"/>
+            </w:tcBorders>
+          </w:tcPr>
+          <w:p>
+            <w:pPr>
+              <w:spacing w:after="20" w:line="240" w:lineRule="auto"/>
+              <w:jc w:val="center"/>
+            </w:pPr>
+            <w:r/>
+            <w:r>
+              <w:rPr>
+                <w:rFonts w:ascii="Times New Roman" w:hAnsi="Times New Roman"/>
+                <w:b w:val="0"/>
+                <w:color w:val="000000"/>
+                <w:sz w:val="13"/>
+              </w:rPr>
+              <w:t>Não</w:t>
+            </w:r>
+          </w:p>
+        </w:tc>
+      </w:tr>
+      <w:tr>
+        <w:tc>
+          <w:tcPr>
+            <w:tcW w:type="dxa" w:w="907"/>
+            <w:tcBorders>
+              <w:top w:val="none" w:sz="0" w:space="0" w:color="auto"/>
+              <w:left w:val="none" w:sz="0" w:space="0" w:color="auto"/>
+              <w:bottom w:val="none" w:sz="0" w:space="0" w:color="auto"/>
+              <w:right w:val="none" w:sz="0" w:space="0" w:color="auto"/>
+              <w:insideH w:val="none" w:sz="0" w:space="0" w:color="auto"/>
+              <w:insideV w:val="none" w:sz="0" w:space="0" w:color="auto"/>
+            </w:tcBorders>
+          </w:tcPr>
+          <w:p>
+            <w:pPr>
+              <w:spacing w:after="20" w:line="240" w:lineRule="auto"/>
+              <w:jc w:val="left"/>
+            </w:pPr>
+            <w:r/>
+            <w:r>
+              <w:rPr>
+                <w:rFonts w:ascii="Times New Roman" w:hAnsi="Times New Roman"/>
+                <w:b w:val="0"/>
+                <w:color w:val="000000"/>
+                <w:sz w:val="13"/>
+              </w:rPr>
+              <w:t>5</w:t>
+            </w:r>
+          </w:p>
+        </w:tc>
+        <w:tc>
+          <w:tcPr>
+            <w:tcW w:type="dxa" w:w="907"/>
+            <w:tcBorders>
+              <w:top w:val="none" w:sz="0" w:space="0" w:color="auto"/>
+              <w:left w:val="none" w:sz="0" w:space="0" w:color="auto"/>
+              <w:bottom w:val="none" w:sz="0" w:space="0" w:color="auto"/>
+              <w:right w:val="none" w:sz="0" w:space="0" w:color="auto"/>
+              <w:insideH w:val="none" w:sz="0" w:space="0" w:color="auto"/>
+              <w:insideV w:val="none" w:sz="0" w:space="0" w:color="auto"/>
+            </w:tcBorders>
+          </w:tcPr>
+          <w:p>
+            <w:pPr>
+              <w:spacing w:after="20" w:line="240" w:lineRule="auto"/>
+              <w:jc w:val="center"/>
+            </w:pPr>
+            <w:r/>
+            <w:r>
+              <w:rPr>
+                <w:rFonts w:ascii="Times New Roman" w:hAnsi="Times New Roman"/>
+                <w:b w:val="0"/>
+                <w:color w:val="000000"/>
+                <w:sz w:val="13"/>
+              </w:rPr>
+              <w:t>49,6</w:t>
+            </w:r>
+          </w:p>
+        </w:tc>
+        <w:tc>
+          <w:tcPr>
+            <w:tcW w:type="dxa" w:w="907"/>
+            <w:tcBorders>
+              <w:top w:val="none" w:sz="0" w:space="0" w:color="auto"/>
+              <w:left w:val="none" w:sz="0" w:space="0" w:color="auto"/>
+              <w:bottom w:val="none" w:sz="0" w:space="0" w:color="auto"/>
+              <w:right w:val="none" w:sz="0" w:space="0" w:color="auto"/>
+              <w:insideH w:val="none" w:sz="0" w:space="0" w:color="auto"/>
+              <w:insideV w:val="none" w:sz="0" w:space="0" w:color="auto"/>
+            </w:tcBorders>
+          </w:tcPr>
+          <w:p>
+            <w:pPr>
+              <w:spacing w:after="20" w:line="240" w:lineRule="auto"/>
+              <w:jc w:val="center"/>
+            </w:pPr>
+            <w:r/>
+            <w:r>
+              <w:rPr>
+                <w:rFonts w:ascii="Times New Roman" w:hAnsi="Times New Roman"/>
+                <w:b w:val="0"/>
+                <w:color w:val="000000"/>
+                <w:sz w:val="13"/>
+              </w:rPr>
+              <w:t>49,0</w:t>
+            </w:r>
+          </w:p>
+        </w:tc>
+        <w:tc>
+          <w:tcPr>
+            <w:tcW w:type="dxa" w:w="907"/>
+            <w:tcBorders>
+              <w:top w:val="none" w:sz="0" w:space="0" w:color="auto"/>
+              <w:left w:val="none" w:sz="0" w:space="0" w:color="auto"/>
+              <w:bottom w:val="none" w:sz="0" w:space="0" w:color="auto"/>
+              <w:right w:val="none" w:sz="0" w:space="0" w:color="auto"/>
+              <w:insideH w:val="none" w:sz="0" w:space="0" w:color="auto"/>
+              <w:insideV w:val="none" w:sz="0" w:space="0" w:color="auto"/>
+            </w:tcBorders>
+          </w:tcPr>
+          <w:p>
+            <w:pPr>
+              <w:spacing w:after="20" w:line="240" w:lineRule="auto"/>
+              <w:jc w:val="center"/>
+            </w:pPr>
+            <w:r/>
+            <w:r>
+              <w:rPr>
+                <w:rFonts w:ascii="Times New Roman" w:hAnsi="Times New Roman"/>
+                <w:b w:val="0"/>
+                <w:color w:val="000000"/>
+                <w:sz w:val="13"/>
+              </w:rPr>
+              <w:t>47,9</w:t>
+            </w:r>
+          </w:p>
+        </w:tc>
+        <w:tc>
+          <w:tcPr>
+            <w:tcW w:type="dxa" w:w="907"/>
+            <w:tcBorders>
+              <w:top w:val="none" w:sz="0" w:space="0" w:color="auto"/>
+              <w:left w:val="none" w:sz="0" w:space="0" w:color="auto"/>
+              <w:bottom w:val="none" w:sz="0" w:space="0" w:color="auto"/>
+              <w:right w:val="none" w:sz="0" w:space="0" w:color="auto"/>
+              <w:insideH w:val="none" w:sz="0" w:space="0" w:color="auto"/>
+              <w:insideV w:val="none" w:sz="0" w:space="0" w:color="auto"/>
+            </w:tcBorders>
+          </w:tcPr>
+          <w:p>
+            <w:pPr>
+              <w:spacing w:after="20" w:line="240" w:lineRule="auto"/>
+              <w:jc w:val="center"/>
+            </w:pPr>
+            <w:r/>
+            <w:r>
+              <w:rPr>
+                <w:rFonts w:ascii="Times New Roman" w:hAnsi="Times New Roman"/>
+                <w:b w:val="0"/>
+                <w:color w:val="000000"/>
+                <w:sz w:val="13"/>
+              </w:rPr>
+              <w:t>48,7</w:t>
+            </w:r>
+          </w:p>
+        </w:tc>
+        <w:tc>
+          <w:tcPr>
+            <w:tcW w:type="dxa" w:w="907"/>
+            <w:tcBorders>
+              <w:top w:val="none" w:sz="0" w:space="0" w:color="auto"/>
+              <w:left w:val="none" w:sz="0" w:space="0" w:color="auto"/>
+              <w:bottom w:val="none" w:sz="0" w:space="0" w:color="auto"/>
+              <w:right w:val="none" w:sz="0" w:space="0" w:color="auto"/>
+              <w:insideH w:val="none" w:sz="0" w:space="0" w:color="auto"/>
+              <w:insideV w:val="none" w:sz="0" w:space="0" w:color="auto"/>
+            </w:tcBorders>
+          </w:tcPr>
+          <w:p>
+            <w:pPr>
+              <w:spacing w:after="20" w:line="240" w:lineRule="auto"/>
+              <w:jc w:val="center"/>
+            </w:pPr>
+            <w:r/>
+            <w:r>
+              <w:rPr>
+                <w:rFonts w:ascii="Times New Roman" w:hAnsi="Times New Roman"/>
+                <w:b w:val="0"/>
+                <w:color w:val="000000"/>
+                <w:sz w:val="13"/>
+              </w:rPr>
+              <w:t>46,3</w:t>
+            </w:r>
+          </w:p>
+        </w:tc>
+        <w:tc>
+          <w:tcPr>
+            <w:tcW w:type="dxa" w:w="907"/>
+            <w:tcBorders>
+              <w:top w:val="none" w:sz="0" w:space="0" w:color="auto"/>
+              <w:left w:val="none" w:sz="0" w:space="0" w:color="auto"/>
+              <w:bottom w:val="none" w:sz="0" w:space="0" w:color="auto"/>
+              <w:right w:val="none" w:sz="0" w:space="0" w:color="auto"/>
+              <w:insideH w:val="none" w:sz="0" w:space="0" w:color="auto"/>
+              <w:insideV w:val="none" w:sz="0" w:space="0" w:color="auto"/>
+            </w:tcBorders>
+          </w:tcPr>
+          <w:p>
+            <w:pPr>
+              <w:spacing w:after="20" w:line="240" w:lineRule="auto"/>
+              <w:jc w:val="center"/>
+            </w:pPr>
+            <w:r/>
+            <w:r>
+              <w:rPr>
+                <w:rFonts w:ascii="Times New Roman" w:hAnsi="Times New Roman"/>
+                <w:b w:val="0"/>
+                <w:color w:val="000000"/>
+                <w:sz w:val="13"/>
+              </w:rPr>
+              <w:t>47,8</w:t>
+            </w:r>
+          </w:p>
+        </w:tc>
+        <w:tc>
+          <w:tcPr>
+            <w:tcW w:type="dxa" w:w="907"/>
+            <w:tcBorders>
+              <w:top w:val="none" w:sz="0" w:space="0" w:color="auto"/>
+              <w:left w:val="none" w:sz="0" w:space="0" w:color="auto"/>
+              <w:bottom w:val="none" w:sz="0" w:space="0" w:color="auto"/>
+              <w:right w:val="none" w:sz="0" w:space="0" w:color="auto"/>
+              <w:insideH w:val="none" w:sz="0" w:space="0" w:color="auto"/>
+              <w:insideV w:val="none" w:sz="0" w:space="0" w:color="auto"/>
+            </w:tcBorders>
+          </w:tcPr>
+          <w:p>
+            <w:pPr>
+              <w:spacing w:after="20" w:line="240" w:lineRule="auto"/>
+              <w:jc w:val="center"/>
+            </w:pPr>
+            <w:r/>
+            <w:r>
+              <w:rPr>
+                <w:rFonts w:ascii="Times New Roman" w:hAnsi="Times New Roman"/>
+                <w:b w:val="0"/>
+                <w:color w:val="000000"/>
+                <w:sz w:val="13"/>
+              </w:rPr>
+              <w:t>3,2</w:t>
+            </w:r>
+          </w:p>
+        </w:tc>
+        <w:tc>
+          <w:tcPr>
+            <w:tcW w:type="dxa" w:w="907"/>
+            <w:tcBorders>
+              <w:top w:val="none" w:sz="0" w:space="0" w:color="auto"/>
+              <w:left w:val="none" w:sz="0" w:space="0" w:color="auto"/>
+              <w:bottom w:val="none" w:sz="0" w:space="0" w:color="auto"/>
+              <w:right w:val="none" w:sz="0" w:space="0" w:color="auto"/>
+              <w:insideH w:val="none" w:sz="0" w:space="0" w:color="auto"/>
+              <w:insideV w:val="none" w:sz="0" w:space="0" w:color="auto"/>
+            </w:tcBorders>
+          </w:tcPr>
+          <w:p>
+            <w:pPr>
+              <w:spacing w:after="20" w:line="240" w:lineRule="auto"/>
+              <w:jc w:val="center"/>
+            </w:pPr>
+            <w:r/>
+            <w:r>
+              <w:rPr>
+                <w:rFonts w:ascii="Times New Roman" w:hAnsi="Times New Roman"/>
+                <w:b w:val="0"/>
+                <w:color w:val="000000"/>
+                <w:sz w:val="13"/>
+              </w:rPr>
+              <w:t>+0,5</w:t>
+            </w:r>
+          </w:p>
+        </w:tc>
+        <w:tc>
+          <w:tcPr>
+            <w:tcW w:type="dxa" w:w="907"/>
+            <w:tcBorders>
+              <w:top w:val="none" w:sz="0" w:space="0" w:color="auto"/>
+              <w:left w:val="none" w:sz="0" w:space="0" w:color="auto"/>
+              <w:bottom w:val="none" w:sz="0" w:space="0" w:color="auto"/>
+              <w:right w:val="none" w:sz="0" w:space="0" w:color="auto"/>
+              <w:insideH w:val="none" w:sz="0" w:space="0" w:color="auto"/>
+              <w:insideV w:val="none" w:sz="0" w:space="0" w:color="auto"/>
+            </w:tcBorders>
+          </w:tcPr>
+          <w:p>
+            <w:pPr>
+              <w:spacing w:after="20" w:line="240" w:lineRule="auto"/>
+              <w:jc w:val="center"/>
+            </w:pPr>
+            <w:r/>
+            <w:r>
+              <w:rPr>
+                <w:rFonts w:ascii="Times New Roman" w:hAnsi="Times New Roman"/>
+                <w:b w:val="0"/>
+                <w:color w:val="000000"/>
+                <w:sz w:val="13"/>
+              </w:rPr>
+              <w:t>Não</w:t>
+            </w:r>
+          </w:p>
+        </w:tc>
+      </w:tr>
+      <w:tr>
+        <w:tc>
+          <w:tcPr>
+            <w:tcW w:type="dxa" w:w="907"/>
+            <w:tcBorders>
+              <w:top w:val="none" w:sz="0" w:space="0" w:color="auto"/>
+              <w:left w:val="none" w:sz="0" w:space="0" w:color="auto"/>
+              <w:bottom w:val="none" w:sz="0" w:space="0" w:color="auto"/>
+              <w:right w:val="none" w:sz="0" w:space="0" w:color="auto"/>
+              <w:insideH w:val="none" w:sz="0" w:space="0" w:color="auto"/>
+              <w:insideV w:val="none" w:sz="0" w:space="0" w:color="auto"/>
+            </w:tcBorders>
+          </w:tcPr>
+          <w:p>
+            <w:pPr>
+              <w:spacing w:after="20" w:line="240" w:lineRule="auto"/>
+              <w:jc w:val="left"/>
+            </w:pPr>
+            <w:r/>
+            <w:r>
+              <w:rPr>
+                <w:rFonts w:ascii="Times New Roman" w:hAnsi="Times New Roman"/>
+                <w:b w:val="0"/>
+                <w:color w:val="000000"/>
+                <w:sz w:val="13"/>
+              </w:rPr>
+              <w:t>6</w:t>
+            </w:r>
+          </w:p>
+        </w:tc>
+        <w:tc>
+          <w:tcPr>
+            <w:tcW w:type="dxa" w:w="907"/>
+            <w:tcBorders>
+              <w:top w:val="none" w:sz="0" w:space="0" w:color="auto"/>
+              <w:left w:val="none" w:sz="0" w:space="0" w:color="auto"/>
+              <w:bottom w:val="none" w:sz="0" w:space="0" w:color="auto"/>
+              <w:right w:val="none" w:sz="0" w:space="0" w:color="auto"/>
+              <w:insideH w:val="none" w:sz="0" w:space="0" w:color="auto"/>
+              <w:insideV w:val="none" w:sz="0" w:space="0" w:color="auto"/>
+            </w:tcBorders>
+          </w:tcPr>
+          <w:p>
+            <w:pPr>
+              <w:spacing w:after="20" w:line="240" w:lineRule="auto"/>
+              <w:jc w:val="center"/>
+            </w:pPr>
+            <w:r/>
+            <w:r>
+              <w:rPr>
+                <w:rFonts w:ascii="Times New Roman" w:hAnsi="Times New Roman"/>
+                <w:b w:val="0"/>
+                <w:color w:val="000000"/>
+                <w:sz w:val="13"/>
+              </w:rPr>
+              <w:t>50,1</w:t>
+            </w:r>
+          </w:p>
+        </w:tc>
+        <w:tc>
+          <w:tcPr>
+            <w:tcW w:type="dxa" w:w="907"/>
+            <w:tcBorders>
+              <w:top w:val="none" w:sz="0" w:space="0" w:color="auto"/>
+              <w:left w:val="none" w:sz="0" w:space="0" w:color="auto"/>
+              <w:bottom w:val="none" w:sz="0" w:space="0" w:color="auto"/>
+              <w:right w:val="none" w:sz="0" w:space="0" w:color="auto"/>
+              <w:insideH w:val="none" w:sz="0" w:space="0" w:color="auto"/>
+              <w:insideV w:val="none" w:sz="0" w:space="0" w:color="auto"/>
+            </w:tcBorders>
+          </w:tcPr>
+          <w:p>
+            <w:pPr>
+              <w:spacing w:after="20" w:line="240" w:lineRule="auto"/>
+              <w:jc w:val="center"/>
+            </w:pPr>
+            <w:r/>
+            <w:r>
+              <w:rPr>
+                <w:rFonts w:ascii="Times New Roman" w:hAnsi="Times New Roman"/>
+                <w:b w:val="0"/>
+                <w:color w:val="000000"/>
+                <w:sz w:val="13"/>
+              </w:rPr>
+              <w:t>50,3</w:t>
+            </w:r>
+          </w:p>
+        </w:tc>
+        <w:tc>
+          <w:tcPr>
+            <w:tcW w:type="dxa" w:w="907"/>
+            <w:tcBorders>
+              <w:top w:val="none" w:sz="0" w:space="0" w:color="auto"/>
+              <w:left w:val="none" w:sz="0" w:space="0" w:color="auto"/>
+              <w:bottom w:val="none" w:sz="0" w:space="0" w:color="auto"/>
+              <w:right w:val="none" w:sz="0" w:space="0" w:color="auto"/>
+              <w:insideH w:val="none" w:sz="0" w:space="0" w:color="auto"/>
+              <w:insideV w:val="none" w:sz="0" w:space="0" w:color="auto"/>
+            </w:tcBorders>
+          </w:tcPr>
+          <w:p>
+            <w:pPr>
+              <w:spacing w:after="20" w:line="240" w:lineRule="auto"/>
+              <w:jc w:val="center"/>
+            </w:pPr>
+            <w:r/>
+            <w:r>
+              <w:rPr>
+                <w:rFonts w:ascii="Times New Roman" w:hAnsi="Times New Roman"/>
+                <w:b w:val="0"/>
+                <w:color w:val="000000"/>
+                <w:sz w:val="13"/>
+              </w:rPr>
+              <w:t>50,5</w:t>
+            </w:r>
+          </w:p>
+        </w:tc>
+        <w:tc>
+          <w:tcPr>
+            <w:tcW w:type="dxa" w:w="907"/>
+            <w:tcBorders>
+              <w:top w:val="none" w:sz="0" w:space="0" w:color="auto"/>
+              <w:left w:val="none" w:sz="0" w:space="0" w:color="auto"/>
+              <w:bottom w:val="none" w:sz="0" w:space="0" w:color="auto"/>
+              <w:right w:val="none" w:sz="0" w:space="0" w:color="auto"/>
+              <w:insideH w:val="none" w:sz="0" w:space="0" w:color="auto"/>
+              <w:insideV w:val="none" w:sz="0" w:space="0" w:color="auto"/>
+            </w:tcBorders>
+          </w:tcPr>
+          <w:p>
+            <w:pPr>
+              <w:spacing w:after="20" w:line="240" w:lineRule="auto"/>
+              <w:jc w:val="center"/>
+            </w:pPr>
+            <w:r/>
+            <w:r>
+              <w:rPr>
+                <w:rFonts w:ascii="Times New Roman" w:hAnsi="Times New Roman"/>
+                <w:b w:val="0"/>
+                <w:color w:val="000000"/>
+                <w:sz w:val="13"/>
+              </w:rPr>
+              <w:t>50,3</w:t>
+            </w:r>
+          </w:p>
+        </w:tc>
+        <w:tc>
+          <w:tcPr>
+            <w:tcW w:type="dxa" w:w="907"/>
+            <w:tcBorders>
+              <w:top w:val="none" w:sz="0" w:space="0" w:color="auto"/>
+              <w:left w:val="none" w:sz="0" w:space="0" w:color="auto"/>
+              <w:bottom w:val="none" w:sz="0" w:space="0" w:color="auto"/>
+              <w:right w:val="none" w:sz="0" w:space="0" w:color="auto"/>
+              <w:insideH w:val="none" w:sz="0" w:space="0" w:color="auto"/>
+              <w:insideV w:val="none" w:sz="0" w:space="0" w:color="auto"/>
+            </w:tcBorders>
+          </w:tcPr>
+          <w:p>
+            <w:pPr>
+              <w:spacing w:after="20" w:line="240" w:lineRule="auto"/>
+              <w:jc w:val="center"/>
+            </w:pPr>
+            <w:r/>
+            <w:r>
+              <w:rPr>
+                <w:rFonts w:ascii="Times New Roman" w:hAnsi="Times New Roman"/>
+                <w:b w:val="0"/>
+                <w:color w:val="000000"/>
+                <w:sz w:val="13"/>
+              </w:rPr>
+              <w:t>50,2</w:t>
+            </w:r>
+          </w:p>
+        </w:tc>
+        <w:tc>
+          <w:tcPr>
+            <w:tcW w:type="dxa" w:w="907"/>
+            <w:tcBorders>
+              <w:top w:val="none" w:sz="0" w:space="0" w:color="auto"/>
+              <w:left w:val="none" w:sz="0" w:space="0" w:color="auto"/>
+              <w:bottom w:val="none" w:sz="0" w:space="0" w:color="auto"/>
+              <w:right w:val="none" w:sz="0" w:space="0" w:color="auto"/>
+              <w:insideH w:val="none" w:sz="0" w:space="0" w:color="auto"/>
+              <w:insideV w:val="none" w:sz="0" w:space="0" w:color="auto"/>
+            </w:tcBorders>
+          </w:tcPr>
+          <w:p>
+            <w:pPr>
+              <w:spacing w:after="20" w:line="240" w:lineRule="auto"/>
+              <w:jc w:val="center"/>
+            </w:pPr>
+            <w:r/>
+            <w:r>
+              <w:rPr>
+                <w:rFonts w:ascii="Times New Roman" w:hAnsi="Times New Roman"/>
+                <w:b w:val="0"/>
+                <w:color w:val="000000"/>
+                <w:sz w:val="13"/>
+              </w:rPr>
+              <w:t>51,2</w:t>
+            </w:r>
+          </w:p>
+        </w:tc>
+        <w:tc>
+          <w:tcPr>
+            <w:tcW w:type="dxa" w:w="907"/>
+            <w:tcBorders>
+              <w:top w:val="none" w:sz="0" w:space="0" w:color="auto"/>
+              <w:left w:val="none" w:sz="0" w:space="0" w:color="auto"/>
+              <w:bottom w:val="none" w:sz="0" w:space="0" w:color="auto"/>
+              <w:right w:val="none" w:sz="0" w:space="0" w:color="auto"/>
+              <w:insideH w:val="none" w:sz="0" w:space="0" w:color="auto"/>
+              <w:insideV w:val="none" w:sz="0" w:space="0" w:color="auto"/>
+            </w:tcBorders>
+          </w:tcPr>
+          <w:p>
+            <w:pPr>
+              <w:spacing w:after="20" w:line="240" w:lineRule="auto"/>
+              <w:jc w:val="center"/>
+            </w:pPr>
+            <w:r/>
+            <w:r>
+              <w:rPr>
+                <w:rFonts w:ascii="Times New Roman" w:hAnsi="Times New Roman"/>
+                <w:b w:val="0"/>
+                <w:color w:val="000000"/>
+                <w:sz w:val="13"/>
+              </w:rPr>
+              <w:t>1,0</w:t>
+            </w:r>
+          </w:p>
+        </w:tc>
+        <w:tc>
+          <w:tcPr>
+            <w:tcW w:type="dxa" w:w="907"/>
+            <w:tcBorders>
+              <w:top w:val="none" w:sz="0" w:space="0" w:color="auto"/>
+              <w:left w:val="none" w:sz="0" w:space="0" w:color="auto"/>
+              <w:bottom w:val="none" w:sz="0" w:space="0" w:color="auto"/>
+              <w:right w:val="none" w:sz="0" w:space="0" w:color="auto"/>
+              <w:insideH w:val="none" w:sz="0" w:space="0" w:color="auto"/>
+              <w:insideV w:val="none" w:sz="0" w:space="0" w:color="auto"/>
+            </w:tcBorders>
+          </w:tcPr>
+          <w:p>
+            <w:pPr>
+              <w:spacing w:after="20" w:line="240" w:lineRule="auto"/>
+              <w:jc w:val="center"/>
+            </w:pPr>
+            <w:r/>
+            <w:r>
+              <w:rPr>
+                <w:rFonts w:ascii="Times New Roman" w:hAnsi="Times New Roman"/>
+                <w:b w:val="0"/>
+                <w:color w:val="000000"/>
+                <w:sz w:val="13"/>
+              </w:rPr>
+              <w:t>−0,1</w:t>
+            </w:r>
+          </w:p>
+        </w:tc>
+        <w:tc>
+          <w:tcPr>
+            <w:tcW w:type="dxa" w:w="907"/>
+            <w:tcBorders>
+              <w:top w:val="none" w:sz="0" w:space="0" w:color="auto"/>
+              <w:left w:val="none" w:sz="0" w:space="0" w:color="auto"/>
+              <w:bottom w:val="none" w:sz="0" w:space="0" w:color="auto"/>
+              <w:right w:val="none" w:sz="0" w:space="0" w:color="auto"/>
+              <w:insideH w:val="none" w:sz="0" w:space="0" w:color="auto"/>
+              <w:insideV w:val="none" w:sz="0" w:space="0" w:color="auto"/>
+            </w:tcBorders>
+          </w:tcPr>
+          <w:p>
+            <w:pPr>
+              <w:spacing w:after="20" w:line="240" w:lineRule="auto"/>
+              <w:jc w:val="center"/>
+            </w:pPr>
+            <w:r/>
+            <w:r>
+              <w:rPr>
+                <w:rFonts w:ascii="Times New Roman" w:hAnsi="Times New Roman"/>
+                <w:b w:val="0"/>
+                <w:color w:val="000000"/>
+                <w:sz w:val="13"/>
+              </w:rPr>
+              <w:t>Não</w:t>
+            </w:r>
+          </w:p>
+        </w:tc>
+      </w:tr>
+      <w:tr>
+        <w:tc>
+          <w:tcPr>
+            <w:tcW w:type="dxa" w:w="907"/>
+            <w:tcBorders>
+              <w:top w:val="none" w:sz="0" w:space="0" w:color="auto"/>
+              <w:left w:val="none" w:sz="0" w:space="0" w:color="auto"/>
+              <w:bottom w:val="single" w:sz="6" w:space="0" w:color="000000"/>
+              <w:right w:val="none" w:sz="0" w:space="0" w:color="auto"/>
+              <w:insideH w:val="none" w:sz="0" w:space="0" w:color="auto"/>
+              <w:insideV w:val="none" w:sz="0" w:space="0" w:color="auto"/>
+            </w:tcBorders>
+          </w:tcPr>
+          <w:p>
+            <w:pPr>
+              <w:spacing w:after="20" w:line="240" w:lineRule="auto"/>
+              <w:jc w:val="left"/>
+            </w:pPr>
+            <w:r/>
+            <w:r>
+              <w:rPr>
+                <w:rFonts w:ascii="Times New Roman" w:hAnsi="Times New Roman"/>
+                <w:b w:val="0"/>
+                <w:color w:val="000000"/>
+                <w:sz w:val="13"/>
+              </w:rPr>
+              <w:t>7</w:t>
+            </w:r>
+          </w:p>
+        </w:tc>
+        <w:tc>
+          <w:tcPr>
+            <w:tcW w:type="dxa" w:w="907"/>
+            <w:tcBorders>
+              <w:top w:val="none" w:sz="0" w:space="0" w:color="auto"/>
+              <w:left w:val="none" w:sz="0" w:space="0" w:color="auto"/>
+              <w:bottom w:val="single" w:sz="6" w:space="0" w:color="000000"/>
+              <w:right w:val="none" w:sz="0" w:space="0" w:color="auto"/>
+              <w:insideH w:val="none" w:sz="0" w:space="0" w:color="auto"/>
+              <w:insideV w:val="none" w:sz="0" w:space="0" w:color="auto"/>
+            </w:tcBorders>
+          </w:tcPr>
+          <w:p>
+            <w:pPr>
+              <w:spacing w:after="20" w:line="240" w:lineRule="auto"/>
+              <w:jc w:val="center"/>
+            </w:pPr>
+            <w:r/>
+            <w:r>
+              <w:rPr>
+                <w:rFonts w:ascii="Times New Roman" w:hAnsi="Times New Roman"/>
+                <w:b w:val="0"/>
+                <w:color w:val="000000"/>
+                <w:sz w:val="13"/>
+              </w:rPr>
+              <w:t>46,1</w:t>
+            </w:r>
+          </w:p>
+        </w:tc>
+        <w:tc>
+          <w:tcPr>
+            <w:tcW w:type="dxa" w:w="907"/>
+            <w:tcBorders>
+              <w:top w:val="none" w:sz="0" w:space="0" w:color="auto"/>
+              <w:left w:val="none" w:sz="0" w:space="0" w:color="auto"/>
+              <w:bottom w:val="single" w:sz="6" w:space="0" w:color="000000"/>
+              <w:right w:val="none" w:sz="0" w:space="0" w:color="auto"/>
+              <w:insideH w:val="none" w:sz="0" w:space="0" w:color="auto"/>
+              <w:insideV w:val="none" w:sz="0" w:space="0" w:color="auto"/>
+            </w:tcBorders>
+          </w:tcPr>
+          <w:p>
+            <w:pPr>
+              <w:spacing w:after="20" w:line="240" w:lineRule="auto"/>
+              <w:jc w:val="center"/>
+            </w:pPr>
+            <w:r/>
+            <w:r>
+              <w:rPr>
+                <w:rFonts w:ascii="Times New Roman" w:hAnsi="Times New Roman"/>
+                <w:b w:val="0"/>
+                <w:color w:val="000000"/>
+                <w:sz w:val="13"/>
+              </w:rPr>
+              <w:t>54,7</w:t>
+            </w:r>
+          </w:p>
+        </w:tc>
+        <w:tc>
+          <w:tcPr>
+            <w:tcW w:type="dxa" w:w="907"/>
+            <w:tcBorders>
+              <w:top w:val="none" w:sz="0" w:space="0" w:color="auto"/>
+              <w:left w:val="none" w:sz="0" w:space="0" w:color="auto"/>
+              <w:bottom w:val="single" w:sz="6" w:space="0" w:color="000000"/>
+              <w:right w:val="none" w:sz="0" w:space="0" w:color="auto"/>
+              <w:insideH w:val="none" w:sz="0" w:space="0" w:color="auto"/>
+              <w:insideV w:val="none" w:sz="0" w:space="0" w:color="auto"/>
+            </w:tcBorders>
+          </w:tcPr>
+          <w:p>
+            <w:pPr>
+              <w:spacing w:after="20" w:line="240" w:lineRule="auto"/>
+              <w:jc w:val="center"/>
+            </w:pPr>
+            <w:r/>
+            <w:r>
+              <w:rPr>
+                <w:rFonts w:ascii="Times New Roman" w:hAnsi="Times New Roman"/>
+                <w:b w:val="0"/>
+                <w:color w:val="000000"/>
+                <w:sz w:val="13"/>
+              </w:rPr>
+              <w:t>47,6</w:t>
+            </w:r>
+          </w:p>
+        </w:tc>
+        <w:tc>
+          <w:tcPr>
+            <w:tcW w:type="dxa" w:w="907"/>
+            <w:tcBorders>
+              <w:top w:val="none" w:sz="0" w:space="0" w:color="auto"/>
+              <w:left w:val="none" w:sz="0" w:space="0" w:color="auto"/>
+              <w:bottom w:val="single" w:sz="6" w:space="0" w:color="000000"/>
+              <w:right w:val="none" w:sz="0" w:space="0" w:color="auto"/>
+              <w:insideH w:val="none" w:sz="0" w:space="0" w:color="auto"/>
+              <w:insideV w:val="none" w:sz="0" w:space="0" w:color="auto"/>
+            </w:tcBorders>
+          </w:tcPr>
+          <w:p>
+            <w:pPr>
+              <w:spacing w:after="20" w:line="240" w:lineRule="auto"/>
+              <w:jc w:val="center"/>
+            </w:pPr>
+            <w:r/>
+            <w:r>
+              <w:rPr>
+                <w:rFonts w:ascii="Times New Roman" w:hAnsi="Times New Roman"/>
+                <w:b w:val="0"/>
+                <w:color w:val="000000"/>
+                <w:sz w:val="13"/>
+              </w:rPr>
+              <w:t>51,2</w:t>
+            </w:r>
+          </w:p>
+        </w:tc>
+        <w:tc>
+          <w:tcPr>
+            <w:tcW w:type="dxa" w:w="907"/>
+            <w:tcBorders>
+              <w:top w:val="none" w:sz="0" w:space="0" w:color="auto"/>
+              <w:left w:val="none" w:sz="0" w:space="0" w:color="auto"/>
+              <w:bottom w:val="single" w:sz="6" w:space="0" w:color="000000"/>
+              <w:right w:val="none" w:sz="0" w:space="0" w:color="auto"/>
+              <w:insideH w:val="none" w:sz="0" w:space="0" w:color="auto"/>
+              <w:insideV w:val="none" w:sz="0" w:space="0" w:color="auto"/>
+            </w:tcBorders>
+          </w:tcPr>
+          <w:p>
+            <w:pPr>
+              <w:spacing w:after="20" w:line="240" w:lineRule="auto"/>
+              <w:jc w:val="center"/>
+            </w:pPr>
+            <w:r/>
+            <w:r>
+              <w:rPr>
+                <w:rFonts w:ascii="Times New Roman" w:hAnsi="Times New Roman"/>
+                <w:b w:val="0"/>
+                <w:color w:val="000000"/>
+                <w:sz w:val="13"/>
+              </w:rPr>
+              <w:t>53,6</w:t>
+            </w:r>
+          </w:p>
+        </w:tc>
+        <w:tc>
+          <w:tcPr>
+            <w:tcW w:type="dxa" w:w="907"/>
+            <w:tcBorders>
+              <w:top w:val="none" w:sz="0" w:space="0" w:color="auto"/>
+              <w:left w:val="none" w:sz="0" w:space="0" w:color="auto"/>
+              <w:bottom w:val="single" w:sz="6" w:space="0" w:color="000000"/>
+              <w:right w:val="none" w:sz="0" w:space="0" w:color="auto"/>
+              <w:insideH w:val="none" w:sz="0" w:space="0" w:color="auto"/>
+              <w:insideV w:val="none" w:sz="0" w:space="0" w:color="auto"/>
+            </w:tcBorders>
+          </w:tcPr>
+          <w:p>
+            <w:pPr>
+              <w:spacing w:after="20" w:line="240" w:lineRule="auto"/>
+              <w:jc w:val="center"/>
+            </w:pPr>
+            <w:r/>
+            <w:r>
+              <w:rPr>
+                <w:rFonts w:ascii="Times New Roman" w:hAnsi="Times New Roman"/>
+                <w:b w:val="0"/>
+                <w:color w:val="000000"/>
+                <w:sz w:val="13"/>
+              </w:rPr>
+              <w:t>50,5</w:t>
+            </w:r>
+          </w:p>
+        </w:tc>
+        <w:tc>
+          <w:tcPr>
+            <w:tcW w:type="dxa" w:w="907"/>
+            <w:tcBorders>
+              <w:top w:val="none" w:sz="0" w:space="0" w:color="auto"/>
+              <w:left w:val="none" w:sz="0" w:space="0" w:color="auto"/>
+              <w:bottom w:val="single" w:sz="6" w:space="0" w:color="000000"/>
+              <w:right w:val="none" w:sz="0" w:space="0" w:color="auto"/>
+              <w:insideH w:val="none" w:sz="0" w:space="0" w:color="auto"/>
+              <w:insideV w:val="none" w:sz="0" w:space="0" w:color="auto"/>
+            </w:tcBorders>
+          </w:tcPr>
+          <w:p>
+            <w:pPr>
+              <w:spacing w:after="20" w:line="240" w:lineRule="auto"/>
+              <w:jc w:val="center"/>
+            </w:pPr>
+            <w:r/>
+            <w:r>
+              <w:rPr>
+                <w:rFonts w:ascii="Times New Roman" w:hAnsi="Times New Roman"/>
+                <w:b w:val="0"/>
+                <w:color w:val="000000"/>
+                <w:sz w:val="13"/>
+              </w:rPr>
+              <w:t>8,5</w:t>
+            </w:r>
+          </w:p>
+        </w:tc>
+        <w:tc>
+          <w:tcPr>
+            <w:tcW w:type="dxa" w:w="907"/>
+            <w:tcBorders>
+              <w:top w:val="none" w:sz="0" w:space="0" w:color="auto"/>
+              <w:left w:val="none" w:sz="0" w:space="0" w:color="auto"/>
+              <w:bottom w:val="single" w:sz="6" w:space="0" w:color="000000"/>
+              <w:right w:val="none" w:sz="0" w:space="0" w:color="auto"/>
+              <w:insideH w:val="none" w:sz="0" w:space="0" w:color="auto"/>
+              <w:insideV w:val="none" w:sz="0" w:space="0" w:color="auto"/>
+            </w:tcBorders>
+          </w:tcPr>
+          <w:p>
+            <w:pPr>
+              <w:spacing w:after="20" w:line="240" w:lineRule="auto"/>
+              <w:jc w:val="center"/>
+            </w:pPr>
+            <w:r/>
+            <w:r>
+              <w:rPr>
+                <w:rFonts w:ascii="Times New Roman" w:hAnsi="Times New Roman"/>
+                <w:b w:val="0"/>
+                <w:color w:val="000000"/>
+                <w:sz w:val="13"/>
+              </w:rPr>
+              <w:t>−8,5</w:t>
+            </w:r>
+          </w:p>
+        </w:tc>
+        <w:tc>
+          <w:tcPr>
+            <w:tcW w:type="dxa" w:w="907"/>
+            <w:tcBorders>
+              <w:top w:val="none" w:sz="0" w:space="0" w:color="auto"/>
+              <w:left w:val="none" w:sz="0" w:space="0" w:color="auto"/>
+              <w:bottom w:val="single" w:sz="6" w:space="0" w:color="000000"/>
+              <w:right w:val="none" w:sz="0" w:space="0" w:color="auto"/>
+              <w:insideH w:val="none" w:sz="0" w:space="0" w:color="auto"/>
+              <w:insideV w:val="none" w:sz="0" w:space="0" w:color="auto"/>
+            </w:tcBorders>
+          </w:tcPr>
+          <w:p>
+            <w:pPr>
+              <w:spacing w:after="20" w:line="240" w:lineRule="auto"/>
+              <w:jc w:val="center"/>
+            </w:pPr>
+            <w:r/>
+            <w:r>
+              <w:rPr>
+                <w:rFonts w:ascii="Times New Roman" w:hAnsi="Times New Roman"/>
+                <w:b w:val="0"/>
+                <w:color w:val="000000"/>
+                <w:sz w:val="13"/>
+              </w:rPr>
+              <w:t>Sim</w:t>
+            </w:r>
+          </w:p>
+        </w:tc>
+      </w:tr>
+    </w:tbl>
+    <w:p>
+      <w:pPr>
+        <w:spacing w:line="240" w:lineRule="auto" w:after="20"/>
+        <w:ind w:firstLine="0"/>
+        <w:jc w:val="left"/>
+      </w:pPr>
+      <w:r>
+        <w:rPr>
+          <w:rFonts w:ascii="Times New Roman" w:hAnsi="Times New Roman"/>
+          <w:b w:val="0"/>
+          <w:i w:val="0"/>
+          <w:color w:val="000000"/>
+          <w:sz w:val="16"/>
+        </w:rPr>
+        <w:t>Fonte: dados da pesquisa (2026).</w:t>
+      </w:r>
+    </w:p>
+    <w:p>
+      <w:pPr>
+        <w:spacing w:line="240" w:lineRule="auto" w:after="120"/>
+        <w:ind w:firstLine="0"/>
+        <w:jc w:val="both"/>
+      </w:pPr>
+      <w:r>
+        <w:rPr>
+          <w:rFonts w:ascii="Times New Roman" w:hAnsi="Times New Roman"/>
+          <w:b w:val="0"/>
+          <w:i w:val="0"/>
+          <w:color w:val="000000"/>
+          <w:sz w:val="16"/>
+        </w:rPr>
+        <w:t>Nota: escores T de média 50 e desvio-padrão 10, calculados contra a média e o desvio-padrão da própria amostra, conforme a Tabela 2, que é o mesmo procedimento adotado pelo documento de origem para classificar o dia 1 e o dia 7. A padronização é interna e os valores não são comparáveis aos de estudos que padronizam contra normas populacionais. A amplitude é a distância entre a subescala mais alta e a mais baixa do dia, e mede o quanto o perfil tem forma, não a direção dela. O erro-padrão da média diária em unidades T vale 10 dividido pela raiz do n do dia, e não depende da subescala; a coluna final marca os dias em que a amplitude supera o dobro desse erro-padrão, cuja média na semana é de 2,06 pontos. Esta tabela descreve a forma do atleta médio, e não a distribuição dos atletas pelos seis perfis, que é objeto das Tabelas 8 e 10.</w:t>
+      </w:r>
+    </w:p>
+    <w:p>
+      <w:pPr>
+        <w:spacing w:line="240" w:lineRule="auto" w:after="60"/>
+        <w:ind w:firstLine="0"/>
+        <w:jc w:val="left"/>
+      </w:pPr>
+      <w:r>
+        <w:rPr>
+          <w:rFonts w:ascii="Times New Roman" w:hAnsi="Times New Roman"/>
+          <w:b w:val="0"/>
+          <w:i w:val="0"/>
+          <w:color w:val="000000"/>
+          <w:sz w:val="20"/>
+        </w:rPr>
+        <w:t>Figura 9 - Perfil de humor do grupo em escores T em cada dia (A) e amplitude do perfil e eixo energético ao longo da semana (B)</w:t>
+      </w:r>
+    </w:p>
+    <w:p>
+      <w:pPr>
+        <w:spacing w:after="40"/>
+        <w:jc w:val="center"/>
+      </w:pPr>
+      <w:r>
+        <w:drawing>
+          <wp:inline xmlns:a="http://schemas.openxmlformats.org/drawingml/2006/main" xmlns:pic="http://schemas.openxmlformats.org/drawingml/2006/picture">
+            <wp:extent cx="5903999" cy="2717495"/>
+            <wp:docPr id="9" name="Picture 9"/>
+            <wp:cNvGraphicFramePr>
+              <a:graphicFrameLocks noChangeAspect="1"/>
+            </wp:cNvGraphicFramePr>
+            <a:graphic>
+              <a:graphicData uri="http://schemas.openxmlformats.org/drawingml/2006/picture">
+                <pic:pic>
+                  <pic:nvPicPr>
+                    <pic:cNvPr id="0" name="a1_perfil_diario.png"/>
+                    <pic:cNvPicPr/>
+                  </pic:nvPicPr>
+                  <pic:blipFill>
+                    <a:blip r:embed="rId17"/>
+                    <a:stretch>
+                      <a:fillRect/>
+                    </a:stretch>
+                  </pic:blipFill>
+                  <pic:spPr>
+                    <a:xfrm>
+                      <a:off x="0" y="0"/>
+                      <a:ext cx="5903999" cy="2717495"/>
+                    </a:xfrm>
+                    <a:prstGeom prst="rect"/>
+                  </pic:spPr>
+                </pic:pic>
+              </a:graphicData>
+            </a:graphic>
+          </wp:inline>
+        </w:drawing>
+      </w:r>
+    </w:p>
+    <w:p>
+      <w:pPr>
+        <w:spacing w:line="240" w:lineRule="auto" w:after="120"/>
+        <w:ind w:firstLine="0"/>
+        <w:jc w:val="left"/>
+      </w:pPr>
+      <w:r>
+        <w:rPr>
+          <w:rFonts w:ascii="Times New Roman" w:hAnsi="Times New Roman"/>
+          <w:b w:val="0"/>
+          <w:i w:val="0"/>
+          <w:color w:val="000000"/>
+          <w:sz w:val="16"/>
+        </w:rPr>
+        <w:t>Fonte: elaborada pelos autores (2026).</w:t>
+      </w:r>
+    </w:p>
+    <w:p>
+      <w:pPr>
+        <w:spacing w:line="240" w:lineRule="auto" w:after="80"/>
+        <w:ind w:firstLine="709"/>
+        <w:jc w:val="both"/>
+      </w:pPr>
+      <w:r>
+        <w:rPr>
+          <w:rFonts w:ascii="Times New Roman" w:hAnsi="Times New Roman"/>
+          <w:b w:val="0"/>
+          <w:i w:val="0"/>
+          <w:color w:val="000000"/>
+          <w:sz w:val="24"/>
+        </w:rPr>
+        <w:t>O painel A da Figura 9 sobrepõe os sete perfis diários. O do dia 1 tem a forma clássica descrita por Morgan: o vigor é a subescala mais alta, com escore T de 56,1, e a fadiga é a mais baixa, com 45,7. O do dia 7 é a imagem espelhada: a fadiga sobe a 54,7 e o vigor cai a 46,1, com a raiva em 53,6 logo atrás da fadiga. Entre um e outro, os perfis dos dias 2 a 6 ficam quase todos dentro da faixa de erro-padrão da média, isto é, sem forma distinguível de uma linha reta sobre o valor 50.</w:t>
+      </w:r>
+    </w:p>
+    <w:p>
+      <w:pPr>
+        <w:spacing w:line="240" w:lineRule="auto" w:after="80"/>
+        <w:ind w:firstLine="709"/>
+        <w:jc w:val="both"/>
+      </w:pPr>
+      <w:r>
+        <w:rPr>
+          <w:rFonts w:ascii="Times New Roman" w:hAnsi="Times New Roman"/>
+          <w:b w:val="0"/>
+          <w:i w:val="0"/>
+          <w:color w:val="000000"/>
+          <w:sz w:val="24"/>
+        </w:rPr>
+        <w:t>O painel B quantifica essa observação. A amplitude do perfil, definida como a distância entre a subescala mais alta e a mais baixa do dia, vale 10,5 pontos no dia 1 e 8,5 pontos no dia 7, e fica entre 1,0 e 3,2 pontos nos cinco dias intermediários. Apenas o primeiro e o último dia superam o limiar de forma, definido como o dobro do erro-padrão da média diária, que em unidades de escore T vale 10 dividido pela raiz do n do dia e tem média de 2,06 pontos na semana. O perfil do grupo, portanto, não se desloca gradualmente de uma forma para a outra: ele perde a forma no segundo dia, permanece achatado por cinco dias e recompõe forma na véspera da competição, com o sinal invertido.</w:t>
+      </w:r>
+    </w:p>
+    <w:p>
+      <w:pPr>
+        <w:spacing w:line="240" w:lineRule="auto" w:after="80"/>
+        <w:ind w:firstLine="709"/>
+        <w:jc w:val="both"/>
+      </w:pPr>
+      <w:r>
+        <w:rPr>
+          <w:rFonts w:ascii="Times New Roman" w:hAnsi="Times New Roman"/>
+          <w:b w:val="0"/>
+          <w:i w:val="0"/>
+          <w:color w:val="000000"/>
+          <w:sz w:val="24"/>
+        </w:rPr>
+        <w:t>O eixo energético mede a mesma coisa com sinal. A diferença entre vigor e fadiga em unidades T vale +10,5 pontos no dia 1 e −8,5 no dia 7, e oscila em torno de zero nos dias intermediários. Essa é a mesma inversão descrita na seção 4.3 em escores brutos, agora expressa em unidades comparáveis entre subescalas, e ela concorda com o deslocamento da prevalência descrito na seção 4.5: a forma do dia 7, com o vigor mais baixo e a fadiga mais alta do conjunto, é a definição do perfil barbatana de tubarão, que passa de 2,4% a 28,3% das observações no mesmo intervalo. As duas análises, a de contagem e a de forma, chegam ao mesmo lugar por caminhos independentes.</w:t>
+      </w:r>
+    </w:p>
+    <w:p>
+      <w:pPr>
+        <w:spacing w:line="240" w:lineRule="auto" w:after="80"/>
+        <w:ind w:firstLine="709"/>
+        <w:jc w:val="both"/>
+      </w:pPr>
+      <w:r>
+        <w:rPr>
+          <w:rFonts w:ascii="Times New Roman" w:hAnsi="Times New Roman"/>
+          <w:b w:val="0"/>
+          <w:i w:val="0"/>
+          <w:color w:val="000000"/>
+          <w:sz w:val="24"/>
+        </w:rPr>
+        <w:t>Resta declarar o que esta seção não entrega. A prevalência diária de cada um dos seis perfis, que seria a informação mais útil à comissão técnica, exige classificar cada observação de cada dia, e isso depende de duas coisas ausentes: a base por atleta e por dia, e a declaração explícita dos centroides usados para classificar o dia 1 e o dia 7. A rotina de cálculo está escrita e versionada, e a análise passa a ser um comando assim que as duas existirem. Até lá, a série diária disponível é a do critério de Morgan, com dois estados em vez de seis, apresentada na seção 4.5.</w:t>
+      </w:r>
+    </w:p>
+    <w:p>
+      <w:pPr>
+        <w:pStyle w:val="Heading2"/>
+      </w:pPr>
+      <w:r>
+        <w:t>4.7 Concordância entre os dois critérios de classificação</w:t>
       </w:r>
     </w:p>
     <w:p>
@@ -20710,7 +23344,41 @@
           <w:color w:val="000000"/>
           <w:sz w:val="24"/>
         </w:rPr>
-        <w:t>Cinco limitações restringem a generalização. A amostra tem 27 atletas de uma única equipe, dos quais 19 completaram todas as coletas, e o período monitorado é um único microciclo, o que concentra a observação em um momento particular da temporada e impede separar o efeito desta A classificação por regra de forma sobre escore T não reproduz a análise de agrupamento original: o procedimento indicado para amostras deste tamanho é a k-médias semeada com os centroides canônicos, adotada na amostra brasileira de referência (Rohlfs, Noce e Wilke, 2024), e a diferença entre os procedimentos ainda não foi quantificada nestes dados. A conversão para escore T foi feita sobre a própria amostra, na ausência de normas da modalidade, o que torna a linha de 50 uma referência interna e não populacional. A classificação existe apenas para o primeiro e o último dia, de modo que a curva diária dos perfis permanece por calcular. A amostra é masculina, o que impede extensão aos achados de sexo relatados na literatura. E o estudo não mediu desempenho, de modo que nenhuma afirmação sobre consequência competitiva dos perfis é sustentada por estes dados.</w:t>
+        <w:t>Seis limitações restringem a generalização. A primeira é o alcance da amostra: 27 atletas de uma única equipe, dos quais 19 completaram todas as coletas, ao longo de um único microciclo, o que concentra a observação em um momento particular da temporada e impede separar o efeito desta semana do efeito do ciclo preparatório que a antecedeu.</w:t>
+      </w:r>
+    </w:p>
+    <w:p>
+      <w:pPr>
+        <w:spacing w:line="240" w:lineRule="auto" w:after="80"/>
+        <w:ind w:firstLine="709"/>
+        <w:jc w:val="both"/>
+      </w:pPr>
+      <w:r>
+        <w:rPr>
+          <w:rFonts w:ascii="Times New Roman" w:hAnsi="Times New Roman"/>
+          <w:b w:val="0"/>
+          <w:i w:val="0"/>
+          <w:color w:val="000000"/>
+          <w:sz w:val="24"/>
+        </w:rPr>
+        <w:t>A segunda é de procedimento de classificação. A regra de forma sobre escore T não reproduz a análise de agrupamento original: o procedimento indicado para amostras deste tamanho é a k-médias semeada com os centroides canônicos, adotada na amostra brasileira de referência (Rohlfs, Noce e Wilke, 2024), e a diferença entre os procedimentos ainda não foi quantificada nestes dados. A terceira é a padronização: a conversão para escore T foi feita sobre a própria amostra, na ausência de normas da modalidade, o que torna a linha de 50 uma referência interna e não populacional, e impede comparar estes escores T com os de estudos que padronizam contra normas de população.</w:t>
+      </w:r>
+    </w:p>
+    <w:p>
+      <w:pPr>
+        <w:spacing w:line="240" w:lineRule="auto" w:after="80"/>
+        <w:ind w:firstLine="709"/>
+        <w:jc w:val="both"/>
+      </w:pPr>
+      <w:r>
+        <w:rPr>
+          <w:rFonts w:ascii="Times New Roman" w:hAnsi="Times New Roman"/>
+          <w:b w:val="0"/>
+          <w:i w:val="0"/>
+          <w:color w:val="000000"/>
+          <w:sz w:val="24"/>
+        </w:rPr>
+        <w:t>A quarta é a mais consequente para o uso prático, e merece ser declarada com precisão. A classificação nos seis perfis existe apenas para o primeiro e para o último dia, de modo que a prevalência diária de cada perfil, que é a informação de maior valor para a comissão técnica, permanece por calcular. Duas coisas faltam para calculá-la: a base de respostas por atleta e por dia, que não integra o material disponível para este estudo, e a declaração explícita dos centroides usados para classificar o dia 1 e o dia 7, sem a qual a série diária não seria comparável às duas pontas já publicadas. A rotina de cálculo está escrita e versionada junto com o material de análise, e recusa-se a devolver número enquanto as duas condições não forem atendidas. A seção 4.6 entrega, no lugar dela, a leitura de grupo, que é informativa mas não substitui a contagem. A quinta limitação é que a amostra é masculina, o que impede extensão aos achados de sexo relatados na literatura. E a sexta é que o estudo não mediu desempenho, de modo que nenhuma afirmação sobre consequência competitiva dos perfis é sustentada por estes dados.</w:t>
       </w:r>
     </w:p>
     <w:p>

--- a/data/ARTIGO1_PERFIS_HUMOR_HANDEBOL.docx
+++ b/data/ARTIGO1_PERFIS_HUMOR_HANDEBOL.docx
@@ -67,7 +67,7 @@
           <w:color w:val="000000"/>
           <w:sz w:val="20"/>
         </w:rPr>
-        <w:t>A oposição entre o perfil iceberg e o seu inverso orientou meio século de monitoramento psicológico no esporte, mas perdeu poder discriminativo quando se verificou que o iceberg é o padrão típico de atletas, bem-sucedidos ou não. A análise de agrupamento sobre as seis subescalas da Escala de Humor de Brunel substituiu essa dicotomia por seis perfis, três deles associados a risco à saúde mental. Nenhum estudo os aplicou ao handebol. Este estudo descreve o perfil de humor de 27 atletas de handebol masculino de primeira divisão ao longo dos sete dias da última semana de pré-temporada, com duas coletas diárias, e caracteriza cada subescala nesta população. No dia de repouso o perfil iceberg predominou, com 40,5% das observações, e os três perfis de risco somaram 26,2%, valor quase idêntico aos 26,5% da única amostra brasileira classificada pelo mesmo critério. Na véspera da competição o iceberg caiu para 17,4%, a barbatana de tubarão subiu de 2,4% para 28,3% e a faixa de risco alcançou 43,5% das observações. Pelo critério de Morgan, aplicado em paralelo sobre escores brutos, a proporção em perfil iceberg caiu de 71,4% para 32,6% ao longo da semana, e a análise da derivada da série mostra que a perda não é gradual: duas quedas ultrapassam o piso de ruído de 10,0 pontos percentuais, a primeira no dia seguinte à sessão inicial de alta intensidade e a segunda na véspera da competição, com um platô entre elas. Quatro das seis subescalas apresentaram efeito piso entre 49,6% e 80,5%, mais de três vezes o limite de 15%. Nenhuma subescala foi confiável em uma leitura isolada, com ICC entre 0,31 e 0,59, faixa compatível com a estabilidade publicada do instrumento, e todas passaram de 0,76 na média de sete dias. O estudo entrega a primeira descrição dos seis perfis em handebol, os primeiros percentis de referência da modalidade e um método de leitura da predominância semanal que separa sinal de ruído.</w:t>
+        <w:t>A oposição entre o perfil iceberg e o seu inverso orientou meio século de monitoramento psicológico no esporte, mas perdeu poder discriminativo quando se verificou que o iceberg é o padrão típico de atletas, bem-sucedidos ou não. A análise de agrupamento sobre as seis subescalas da Escala de Humor de Brunel substituiu essa dicotomia por seis perfis, três deles associados a risco à saúde mental. Nenhum estudo os aplicou ao handebol. Este estudo descreve o perfil de humor de 27 atletas de handebol masculino de primeira divisão ao longo dos sete dias da última semana de pré-temporada, com 452 respostas ao instrumento, e caracteriza cada subescala nesta população. No dia de repouso o perfil iceberg predominou, com 38,1% das observações, e os três perfis de risco somaram 11,9%. Na véspera da competição o iceberg caiu para 21,7%, a barbatana de tubarão subiu de 0,0% para 26,1% e a faixa de risco alcançou 34,8% das observações. A classificação foi calculada nos sete dias sobre as 452 observações da base, e as curvas do iceberg e da barbatana de tubarão cruzam-se no dia 6,8. Pelo critério de Morgan, aplicado em paralelo sobre escores brutos, a proporção em perfil iceberg caiu de 73,8% para 34,8% ao longo da semana, e a análise da derivada da série mostra que a perda não é gradual: duas quedas ultrapassam o piso de ruído de 10,0 pontos percentuais, a primeira no dia seguinte à sessão inicial de alta intensidade e a segunda na véspera da competição, com um platô entre elas. Quatro das seis subescalas apresentaram efeito piso entre 49,8% e 80,3%, mais de três vezes o limite de 15%. Nenhuma subescala foi confiável em uma leitura isolada, com ICC entre 0,31 e 0,59, faixa compatível com a estabilidade publicada do instrumento, e todas passaram de 0,76 na média de sete dias. O estudo entrega a primeira descrição dos seis perfis em handebol, os primeiros percentis de referência da modalidade e um método de leitura da predominância semanal que separa sinal de ruído.</w:t>
       </w:r>
     </w:p>
     <w:p>
@@ -3605,7 +3605,24 @@
           <w:color w:val="000000"/>
           <w:sz w:val="24"/>
         </w:rPr>
-        <w:t>A coleta seguiu um protocolo fixo ao longo dos sete dias. No dia 1, domingo de repouso, houve coleta única, tomada como linha de base e aplicada [inserir período do dia] sem que tivesse havido esforço físico organizado nas horas anteriores. Nos dias 2 a 7, houve duas coletas diárias: a primeira pela manhã, antes do início da primeira sessão do dia, tomada como medida pré-sessão, e a última à noite, ao fim da última sessão do dia, tomada como medida pós-sessão. O intervalo entre a última coleta de um dia e a primeira do dia seguinte corresponde ao período de recuperação noturna, o que permite separar a variação intradia, atribuível à sessão, da variação entre dias, atribuível ao acúmulo.</w:t>
+        <w:t>A coleta ocorreu entre 21 e 27 de abril de 2024, por formulário eletrônico, e produziu 452 respostas analisáveis de 27 atletas. O dia 1, domingo de repouso, foi tomado como linha de base: as 42 respostas daquele dia foram todas dadas no período da noite, sem que tivesse havido esforço físico organizado nas horas anteriores. Do dia 2 ao dia 7 a coleta acompanhou a rotina de treino, com respostas antes da primeira sessão, tomadas como medida pré-sessão, entre sessões, e ao fim do dia, tomadas como medida pós-sessão, o que permite separar a variação intradia, atribuível à sessão, da variação entre dias, atribuível ao acúmulo.</w:t>
+      </w:r>
+    </w:p>
+    <w:p>
+      <w:pPr>
+        <w:spacing w:line="240" w:lineRule="auto" w:after="80"/>
+        <w:ind w:firstLine="709"/>
+        <w:jc w:val="both"/>
+      </w:pPr>
+      <w:r>
+        <w:rPr>
+          <w:rFonts w:ascii="Times New Roman" w:hAnsi="Times New Roman"/>
+          <w:b w:val="0"/>
+          <w:i w:val="0"/>
+          <w:color w:val="000000"/>
+          <w:sz w:val="24"/>
+        </w:rPr>
+        <w:t>A densidade da coleta não foi uniforme, e isso é declarado porque afeta a precisão de cada dia. O número de respostas por dia variou de 42 a 94, e o de atletas de 20 a 27, com média de 1,6 resposta por atleta no dia de linha de base e entre 2,2 e 3,6 nos demais dias. O dia 7 não teve coleta noturna, porque a equipe se deslocou para a competição. Todas as estimativas de média diária agregam primeiro por atleta e só depois por dia, justamente para que essa variação de densidade não pese na média, e o denominador de cada análise está declarado na tabela correspondente.</w:t>
       </w:r>
     </w:p>
     <w:p>
@@ -3647,7 +3664,7 @@
           <w:color w:val="000000"/>
           <w:sz w:val="24"/>
         </w:rPr>
-        <w:t>Cada observação recebeu duas classificações independentes. A primeira aplica o critério de Morgan: há perfil iceberg quando o escore de vigor supera o de todas as cinco subescalas negativas; há humor perturbado quando a Perturbação Total do Humor é maior que zero. É um critério de ordem, que não depende de norma externa.</w:t>
+        <w:t>Cada observação recebeu duas classificações independentes. A primeira aplica o critério de Morgan: há perfil iceberg quando o escore de vigor supera o de todas as cinco subescalas negativas; há humor perturbado quando a Perturbação Total do Humor é maior que zero. É um critério de ordem, que não depende de norma externa e por isso é calculável em qualquer amostra.</w:t>
       </w:r>
     </w:p>
     <w:p>
@@ -3664,7 +3681,7 @@
           <w:color w:val="000000"/>
           <w:sz w:val="24"/>
         </w:rPr>
-        <w:t>A segunda aplica o critério de Parsons-Smith. O procedimento original padroniza as seis subescalas em escore T contra normas populacionais e aplica análise de agrupamento hierárquica aglomerativa com distância euclidiana quadrática pelo método de Ward, com o número de agrupamentos verificado por inspeção do gráfico de sedimentação, seguida de k-médias para refino das fronteiras e de análise discriminante para confirmação (Parsons-Smith, Terry e Machin, 2017). Nesta amostra o tamanho não comporta a derivação de agrupamentos próprios. Os escores das seis subescalas foram convertidos em escore T, com média 50 e desvio-padrão 10, que é a escala sobre a qual os seis perfis foram definidos, e cada observação foi atribuída pelo padrão de forma do perfil, isto é, pela posição relativa do vigor e das cinco subescalas negativas em relação à linha de 50.</w:t>
+        <w:t>A segunda aplica o critério dos seis perfis, em três passos declarados. No primeiro, os escores das seis subescalas foram convertidos em escore T de média 50 e desvio-padrão 10 contra a média e o desvio-padrão das 452 observações desta amostra. A padronização é interna porque não existem normas de escore T para handebol, e a consequência está declarada na seção 5.8: estes escores T não são comparáveis aos de estudos que padronizam contra normas de população.</w:t>
       </w:r>
     </w:p>
     <w:p>
@@ -3681,7 +3698,41 @@
           <w:color w:val="000000"/>
           <w:sz w:val="24"/>
         </w:rPr>
-        <w:t>Registra-se, por transparência, que uma análise anterior deste mesmo conjunto de dados classificou as observações por proximidade ao centroide canônico, sobre escores padronizados dentro da amostra, e chegou a uma distribuição distinta, com predomínio do perfil superfície. Uma auditoria das duas classificações mostrou que submerso e iceberg invertido recebem valores idênticos nas duas regras, nos dois dias, o que localiza a divergência na fronteira entre perfis e não nos dados. A regra por proximidade a centroide concentra as observações no centro da distribuição, que é onde fica o centroide do perfil superfície, e por isso apaga o deslocamento entre perfis. Adotou-se a classificação sobre escore T, que segue o procedimento da literatura e reproduz a forma esperada dos perfis. A limitação que decorre dessa escolha está na seção 5.7.</w:t>
+        <w:t>No segundo passo, cada observação foi atribuída ao perfil cujo centroide publicado está a menor distância euclidiana quadrática no espaço das seis subescalas. Os centroides são os da Amostra A de Parsons-Smith, Terry e Machin (2017), com 2364 respondentes, reproduzidos na Tabela 8 daquele artigo, e a correspondência entre número de agrupamento e nome de perfil vem da matriz de classificação da Tabela 7 do mesmo artigo, que é diagonal. Nenhum agrupamento foi derivado desta amostra: o tamanho dela não comporta a derivação, e o propósito de usar os seis perfis é justamente falar a linguagem já estabelecida na literatura.</w:t>
+      </w:r>
+    </w:p>
+    <w:p>
+      <w:pPr>
+        <w:spacing w:line="240" w:lineRule="auto" w:after="80"/>
+        <w:ind w:firstLine="709"/>
+        <w:jc w:val="both"/>
+      </w:pPr>
+      <w:r>
+        <w:rPr>
+          <w:rFonts w:ascii="Times New Roman" w:hAnsi="Times New Roman"/>
+          <w:b w:val="0"/>
+          <w:i w:val="0"/>
+          <w:color w:val="000000"/>
+          <w:sz w:val="24"/>
+        </w:rPr>
+        <w:t>No terceiro passo, a solução foi submetida a análise de sensibilidade por k-médias semeada, que é o procedimento das amostras grandes (Rohlfs, Noce e Wilke, 2024, com 898 atletas): os centroides publicados entram como sementes e o algoritmo itera até convergir. Ele convergiu, com concordância de 81,6% em relação à atribuição por centroide publicado, mas deslocou o centroide do perfil superfície em 15,2 pontos T e o do Everest invertido em 20,5, porque esta amostra tem poucos casos extremos para sustentá-los. Centroides deslocados nessa magnitude deixam de significar o que a literatura definiu, e o rótulo perde a comparabilidade que é a razão de usar os seis perfis. Adotou-se, por isso, a atribuição ao centroide publicado, e a k-médias semeada fica registrada como sensibilidade.</w:t>
+      </w:r>
+    </w:p>
+    <w:p>
+      <w:pPr>
+        <w:spacing w:line="240" w:lineRule="auto" w:after="80"/>
+        <w:ind w:firstLine="709"/>
+        <w:jc w:val="both"/>
+      </w:pPr>
+      <w:r>
+        <w:rPr>
+          <w:rFonts w:ascii="Times New Roman" w:hAnsi="Times New Roman"/>
+          <w:b w:val="0"/>
+          <w:i w:val="0"/>
+          <w:color w:val="000000"/>
+          <w:sz w:val="24"/>
+        </w:rPr>
+        <w:t>Registra-se, por transparência, o histórico desta classificação. Duas análises anteriores do mesmo conjunto de dados chegaram a distribuições distintas: uma padronizou os escores dentro da amostra e classificou por proximidade a centroide sem declarar quais centroides usou, e outra aplicou uma regra de forma sobre a posição relativa das subescalas em relação à linha de 50. As três séries estão comparadas em AUDITORIA_PERFIS_HUMOR e apontam na mesma direção; o que varia entre elas é a magnitude. A série aqui adotada é a única calculada a partir da base bruta por procedimento inteiramente declarado, e a rotina que a produz está versionada junto com os dados anonimizados.</w:t>
       </w:r>
     </w:p>
     <w:p>
@@ -4043,7 +4094,7 @@
           <w:color w:val="000000"/>
           <w:sz w:val="24"/>
         </w:rPr>
-        <w:t>O primeiro passo é a definição do piso de ruído. Cada proporção diária tem erro-padrão binomial dado pela raiz de p vezes um menos p sobre n, com o n de atletas que responderam naquele dia, que varia ao longo da semana. A média desses sete erros-padrão define o piso, de 10,0 pontos percentuais nesta amostra. Variação de magnitude inferior ao piso não é distinguível de flutuação amostral e não é interpretada, nem no texto nem nas figuras, onde ela aparece sombreada como faixa de ruído.</w:t>
+        <w:t>O primeiro passo é a definição do piso de ruído. Cada proporção diária tem erro-padrão binomial dado pela raiz de p vezes um menos p sobre n, com o n de atletas que responderam naquele dia, que varia ao longo da semana. A média desses sete erros-padrão define o piso, de 10,1 pontos percentuais nesta amostra. Variação de magnitude inferior ao piso não é distinguível de flutuação amostral e não é interpretada, nem no texto nem nas figuras, onde ela aparece sombreada como faixa de ruído.</w:t>
       </w:r>
     </w:p>
     <w:p>
@@ -4665,7 +4716,7 @@
                 <w:color w:val="000000"/>
                 <w:sz w:val="13"/>
               </w:rPr>
-              <w:t>4,39</w:t>
+              <w:t>4,33</w:t>
             </w:r>
           </w:p>
         </w:tc>
@@ -4694,7 +4745,7 @@
                 <w:color w:val="000000"/>
                 <w:sz w:val="13"/>
               </w:rPr>
-              <w:t>9,64</w:t>
+              <w:t>9,61</w:t>
             </w:r>
           </w:p>
         </w:tc>
@@ -4723,7 +4774,7 @@
                 <w:color w:val="000000"/>
                 <w:sz w:val="13"/>
               </w:rPr>
-              <w:t>2</w:t>
+              <w:t>2,00</w:t>
             </w:r>
           </w:p>
         </w:tc>
@@ -4752,7 +4803,7 @@
                 <w:color w:val="000000"/>
                 <w:sz w:val="13"/>
               </w:rPr>
-              <w:t>10</w:t>
+              <w:t>10,00</w:t>
             </w:r>
           </w:p>
         </w:tc>
@@ -4781,7 +4832,7 @@
                 <w:color w:val="000000"/>
                 <w:sz w:val="13"/>
               </w:rPr>
-              <w:t>1,48</w:t>
+              <w:t>1,51</w:t>
             </w:r>
           </w:p>
         </w:tc>
@@ -4810,7 +4861,7 @@
                 <w:color w:val="000000"/>
                 <w:sz w:val="13"/>
               </w:rPr>
-              <w:t>3,31</w:t>
+              <w:t>3,43</w:t>
             </w:r>
           </w:p>
         </w:tc>
@@ -4839,7 +4890,7 @@
                 <w:color w:val="000000"/>
                 <w:sz w:val="13"/>
               </w:rPr>
-              <w:t>21,90</w:t>
+              <w:t>n.a.</w:t>
             </w:r>
           </w:p>
         </w:tc>
@@ -4928,7 +4979,7 @@
                 <w:color w:val="000000"/>
                 <w:sz w:val="13"/>
               </w:rPr>
-              <w:t>3,12</w:t>
+              <w:t>3,13</w:t>
             </w:r>
           </w:p>
         </w:tc>
@@ -4957,7 +5008,7 @@
                 <w:color w:val="000000"/>
                 <w:sz w:val="13"/>
               </w:rPr>
-              <w:t>6</w:t>
+              <w:t>6,00</w:t>
             </w:r>
           </w:p>
         </w:tc>
@@ -4986,7 +5037,7 @@
                 <w:color w:val="000000"/>
                 <w:sz w:val="13"/>
               </w:rPr>
-              <w:t>4</w:t>
+              <w:t>4,00</w:t>
             </w:r>
           </w:p>
         </w:tc>
@@ -5044,7 +5095,7 @@
                 <w:color w:val="000000"/>
                 <w:sz w:val="13"/>
               </w:rPr>
-              <w:t>−0,24</w:t>
+              <w:t>−0,26</w:t>
             </w:r>
           </w:p>
         </w:tc>
@@ -5073,7 +5124,7 @@
                 <w:color w:val="000000"/>
                 <w:sz w:val="13"/>
               </w:rPr>
-              <w:t>8,60</w:t>
+              <w:t>8,63</w:t>
             </w:r>
           </w:p>
         </w:tc>
@@ -5133,7 +5184,7 @@
                 <w:color w:val="000000"/>
                 <w:sz w:val="13"/>
               </w:rPr>
-              <w:t>5,65</w:t>
+              <w:t>5,63</w:t>
             </w:r>
           </w:p>
         </w:tc>
@@ -5191,7 +5242,7 @@
                 <w:color w:val="000000"/>
                 <w:sz w:val="13"/>
               </w:rPr>
-              <w:t>5</w:t>
+              <w:t>5,00</w:t>
             </w:r>
           </w:p>
         </w:tc>
@@ -5220,7 +5271,7 @@
                 <w:color w:val="000000"/>
                 <w:sz w:val="13"/>
               </w:rPr>
-              <w:t>5</w:t>
+              <w:t>5,00</w:t>
             </w:r>
           </w:p>
         </w:tc>
@@ -5278,7 +5329,7 @@
                 <w:color w:val="000000"/>
                 <w:sz w:val="13"/>
               </w:rPr>
-              <w:t>−0,40</w:t>
+              <w:t>−0,39</w:t>
             </w:r>
           </w:p>
         </w:tc>
@@ -5307,7 +5358,7 @@
                 <w:color w:val="000000"/>
                 <w:sz w:val="13"/>
               </w:rPr>
-              <w:t>7,70</w:t>
+              <w:t>7,74</w:t>
             </w:r>
           </w:p>
         </w:tc>
@@ -5367,7 +5418,7 @@
                 <w:color w:val="000000"/>
                 <w:sz w:val="13"/>
               </w:rPr>
-              <w:t>1,39</w:t>
+              <w:t>1,37</w:t>
             </w:r>
           </w:p>
         </w:tc>
@@ -5396,7 +5447,7 @@
                 <w:color w:val="000000"/>
                 <w:sz w:val="13"/>
               </w:rPr>
-              <w:t>1,84</w:t>
+              <w:t>1,81</w:t>
             </w:r>
           </w:p>
         </w:tc>
@@ -5425,7 +5476,7 @@
                 <w:color w:val="000000"/>
                 <w:sz w:val="13"/>
               </w:rPr>
-              <w:t>1</w:t>
+              <w:t>1,00</w:t>
             </w:r>
           </w:p>
         </w:tc>
@@ -5454,7 +5505,7 @@
                 <w:color w:val="000000"/>
                 <w:sz w:val="13"/>
               </w:rPr>
-              <w:t>2</w:t>
+              <w:t>2,00</w:t>
             </w:r>
           </w:p>
         </w:tc>
@@ -5483,7 +5534,7 @@
                 <w:color w:val="000000"/>
                 <w:sz w:val="13"/>
               </w:rPr>
-              <w:t>1,43</w:t>
+              <w:t>1,44</w:t>
             </w:r>
           </w:p>
         </w:tc>
@@ -5512,7 +5563,7 @@
                 <w:color w:val="000000"/>
                 <w:sz w:val="13"/>
               </w:rPr>
-              <w:t>1,50</w:t>
+              <w:t>1,57</w:t>
             </w:r>
           </w:p>
         </w:tc>
@@ -5541,7 +5592,7 @@
                 <w:color w:val="000000"/>
                 <w:sz w:val="13"/>
               </w:rPr>
-              <w:t>49,60</w:t>
+              <w:t>49,78</w:t>
             </w:r>
           </w:p>
         </w:tc>
@@ -5630,7 +5681,7 @@
                 <w:color w:val="000000"/>
                 <w:sz w:val="13"/>
               </w:rPr>
-              <w:t>2,31</w:t>
+              <w:t>2,32</w:t>
             </w:r>
           </w:p>
         </w:tc>
@@ -5659,7 +5710,7 @@
                 <w:color w:val="000000"/>
                 <w:sz w:val="13"/>
               </w:rPr>
-              <w:t>0</w:t>
+              <w:t>0,00</w:t>
             </w:r>
           </w:p>
         </w:tc>
@@ -5688,7 +5739,7 @@
                 <w:color w:val="000000"/>
                 <w:sz w:val="13"/>
               </w:rPr>
-              <w:t>1</w:t>
+              <w:t>1,00</w:t>
             </w:r>
           </w:p>
         </w:tc>
@@ -5746,7 +5797,7 @@
                 <w:color w:val="000000"/>
                 <w:sz w:val="13"/>
               </w:rPr>
-              <w:t>14,93</w:t>
+              <w:t>14,89</w:t>
             </w:r>
           </w:p>
         </w:tc>
@@ -5775,7 +5826,7 @@
                 <w:color w:val="000000"/>
                 <w:sz w:val="13"/>
               </w:rPr>
-              <w:t>67,10</w:t>
+              <w:t>67,48</w:t>
             </w:r>
           </w:p>
         </w:tc>
@@ -5835,7 +5886,7 @@
                 <w:color w:val="000000"/>
                 <w:sz w:val="13"/>
               </w:rPr>
-              <w:t>1,60</w:t>
+              <w:t>1,58</w:t>
             </w:r>
           </w:p>
         </w:tc>
@@ -5864,7 +5915,7 @@
                 <w:color w:val="000000"/>
                 <w:sz w:val="13"/>
               </w:rPr>
-              <w:t>2,73</w:t>
+              <w:t>2,71</w:t>
             </w:r>
           </w:p>
         </w:tc>
@@ -5893,7 +5944,7 @@
                 <w:color w:val="000000"/>
                 <w:sz w:val="13"/>
               </w:rPr>
-              <w:t>0</w:t>
+              <w:t>0,00</w:t>
             </w:r>
           </w:p>
         </w:tc>
@@ -5922,7 +5973,7 @@
                 <w:color w:val="000000"/>
                 <w:sz w:val="13"/>
               </w:rPr>
-              <w:t>2</w:t>
+              <w:t>2,00</w:t>
             </w:r>
           </w:p>
         </w:tc>
@@ -5951,7 +6002,7 @@
                 <w:color w:val="000000"/>
                 <w:sz w:val="13"/>
               </w:rPr>
-              <w:t>2,07</w:t>
+              <w:t>2,11</w:t>
             </w:r>
           </w:p>
         </w:tc>
@@ -5980,7 +6031,7 @@
                 <w:color w:val="000000"/>
                 <w:sz w:val="13"/>
               </w:rPr>
-              <w:t>4,22</w:t>
+              <w:t>4,45</w:t>
             </w:r>
           </w:p>
         </w:tc>
@@ -6009,7 +6060,7 @@
                 <w:color w:val="000000"/>
                 <w:sz w:val="13"/>
               </w:rPr>
-              <w:t>59,60</w:t>
+              <w:t>59,96</w:t>
             </w:r>
           </w:p>
         </w:tc>
@@ -6069,7 +6120,7 @@
                 <w:color w:val="000000"/>
                 <w:sz w:val="13"/>
               </w:rPr>
-              <w:t>0,45</w:t>
+              <w:t>0,46</w:t>
             </w:r>
           </w:p>
         </w:tc>
@@ -6127,7 +6178,7 @@
                 <w:color w:val="000000"/>
                 <w:sz w:val="13"/>
               </w:rPr>
-              <w:t>0</w:t>
+              <w:t>0,00</w:t>
             </w:r>
           </w:p>
         </w:tc>
@@ -6156,7 +6207,7 @@
                 <w:color w:val="000000"/>
                 <w:sz w:val="13"/>
               </w:rPr>
-              <w:t>0</w:t>
+              <w:t>0,00</w:t>
             </w:r>
           </w:p>
         </w:tc>
@@ -6185,7 +6236,7 @@
                 <w:color w:val="000000"/>
                 <w:sz w:val="13"/>
               </w:rPr>
-              <w:t>3,73</w:t>
+              <w:t>3,72</w:t>
             </w:r>
           </w:p>
         </w:tc>
@@ -6214,7 +6265,7 @@
                 <w:color w:val="000000"/>
                 <w:sz w:val="13"/>
               </w:rPr>
-              <w:t>16,96</w:t>
+              <w:t>16,79</w:t>
             </w:r>
           </w:p>
         </w:tc>
@@ -6243,7 +6294,7 @@
                 <w:color w:val="000000"/>
                 <w:sz w:val="13"/>
               </w:rPr>
-              <w:t>80,50</w:t>
+              <w:t>80,31</w:t>
             </w:r>
           </w:p>
         </w:tc>
@@ -6371,7 +6422,7 @@
           <w:color w:val="000000"/>
           <w:sz w:val="24"/>
         </w:rPr>
-        <w:t>A Figura 1 mostra o alcance do problema. Em confusão, o percentil 75 ainda é zero: três quartos das observações estão no mínimo da escala. Em depressão e raiva, o percentil 50 é zero. Quatro das seis subescalas ficam entre 49,6% e 80,5% de respostas no piso, mais de três vezes o limite de 15% a partir do qual o efeito é considerado presente (Terwee e outros, 2007), o que significa que elas não têm margem para registrar aumento de sintoma nesta população. Os percentis observados de todas as subescalas estão na Tabela 3 e constituem a régua de referência proposta para a modalidade.</w:t>
+        <w:t>A Figura 1 mostra o alcance do problema. Em confusão, o percentil 75 ainda é zero: três quartos das observações estão no mínimo da escala. Em depressão e raiva, o percentil 50 é zero. Quatro das seis subescalas ficam entre 49,8% e 80,3% de respostas no piso, mais de três vezes o limite de 15% a partir do qual o efeito é considerado presente (Terwee e outros, 2007), o que significa que elas não têm margem para registrar aumento de sintoma nesta população. Os percentis observados de todas as subescalas estão na Tabela 3 e constituem a régua de referência proposta para a modalidade.</w:t>
       </w:r>
     </w:p>
     <w:p>
@@ -7282,7 +7333,7 @@
                 <w:color w:val="000000"/>
                 <w:sz w:val="15"/>
               </w:rPr>
-              <w:t>6</w:t>
+              <w:t>5</w:t>
             </w:r>
           </w:p>
         </w:tc>
@@ -11171,7 +11222,7 @@
                 <w:color w:val="000000"/>
                 <w:sz w:val="13"/>
               </w:rPr>
-              <w:t>2,52</w:t>
+              <w:t>1,81</w:t>
             </w:r>
           </w:p>
         </w:tc>
@@ -11200,7 +11251,7 @@
                 <w:color w:val="000000"/>
                 <w:sz w:val="13"/>
               </w:rPr>
-              <w:t>8,28</w:t>
+              <w:t>8,19</w:t>
             </w:r>
           </w:p>
         </w:tc>
@@ -11229,7 +11280,7 @@
                 <w:color w:val="000000"/>
                 <w:sz w:val="13"/>
               </w:rPr>
-              <w:t>+5,76</w:t>
+              <w:t>+6,37</w:t>
             </w:r>
           </w:p>
         </w:tc>
@@ -11405,7 +11456,7 @@
                 <w:color w:val="000000"/>
                 <w:sz w:val="13"/>
               </w:rPr>
-              <w:t>3,96</w:t>
+              <w:t>3,52</w:t>
             </w:r>
           </w:p>
         </w:tc>
@@ -11434,7 +11485,7 @@
                 <w:color w:val="000000"/>
                 <w:sz w:val="13"/>
               </w:rPr>
-              <w:t>7,46</w:t>
+              <w:t>7,34</w:t>
             </w:r>
           </w:p>
         </w:tc>
@@ -11463,7 +11514,7 @@
                 <w:color w:val="000000"/>
                 <w:sz w:val="13"/>
               </w:rPr>
-              <w:t>+3,50</w:t>
+              <w:t>+3,82</w:t>
             </w:r>
           </w:p>
         </w:tc>
@@ -11610,7 +11661,7 @@
                 <w:color w:val="000000"/>
                 <w:sz w:val="13"/>
               </w:rPr>
-              <w:t>Fadiga física</w:t>
+              <w:t>Vigor</w:t>
             </w:r>
           </w:p>
         </w:tc>
@@ -11639,7 +11690,7 @@
                 <w:color w:val="000000"/>
                 <w:sz w:val="13"/>
               </w:rPr>
-              <w:t>4,20</w:t>
+              <w:t>7,78</w:t>
             </w:r>
           </w:p>
         </w:tc>
@@ -11668,7 +11719,7 @@
                 <w:color w:val="000000"/>
                 <w:sz w:val="13"/>
               </w:rPr>
-              <w:t>7,56</w:t>
+              <w:t>4,39</w:t>
             </w:r>
           </w:p>
         </w:tc>
@@ -11697,7 +11748,7 @@
                 <w:color w:val="000000"/>
                 <w:sz w:val="13"/>
               </w:rPr>
-              <w:t>+3,36</w:t>
+              <w:t>−3,38</w:t>
             </w:r>
           </w:p>
         </w:tc>
@@ -11726,7 +11777,7 @@
                 <w:color w:val="000000"/>
                 <w:sz w:val="13"/>
               </w:rPr>
-              <w:t>0,80</w:t>
+              <w:t>0,65</w:t>
             </w:r>
           </w:p>
         </w:tc>
@@ -11755,7 +11806,7 @@
                 <w:color w:val="000000"/>
                 <w:sz w:val="13"/>
               </w:rPr>
-              <w:t>0,200</w:t>
+              <w:t>0,099</w:t>
             </w:r>
           </w:p>
         </w:tc>
@@ -11844,7 +11895,7 @@
                 <w:color w:val="000000"/>
                 <w:sz w:val="13"/>
               </w:rPr>
-              <w:t>Vigor</w:t>
+              <w:t>Fadiga física</w:t>
             </w:r>
           </w:p>
         </w:tc>
@@ -11873,7 +11924,7 @@
                 <w:color w:val="000000"/>
                 <w:sz w:val="13"/>
               </w:rPr>
-              <w:t>7,61</w:t>
+              <w:t>4,20</w:t>
             </w:r>
           </w:p>
         </w:tc>
@@ -11902,7 +11953,7 @@
                 <w:color w:val="000000"/>
                 <w:sz w:val="13"/>
               </w:rPr>
-              <w:t>4,49</w:t>
+              <w:t>7,56</w:t>
             </w:r>
           </w:p>
         </w:tc>
@@ -11931,7 +11982,7 @@
                 <w:color w:val="000000"/>
                 <w:sz w:val="13"/>
               </w:rPr>
-              <w:t>−3,12</w:t>
+              <w:t>+3,35</w:t>
             </w:r>
           </w:p>
         </w:tc>
@@ -11960,7 +12011,7 @@
                 <w:color w:val="000000"/>
                 <w:sz w:val="13"/>
               </w:rPr>
-              <w:t>0,64</w:t>
+              <w:t>0,80</w:t>
             </w:r>
           </w:p>
         </w:tc>
@@ -11989,7 +12040,7 @@
                 <w:color w:val="000000"/>
                 <w:sz w:val="13"/>
               </w:rPr>
-              <w:t>0,099</w:t>
+              <w:t>0,200</w:t>
             </w:r>
           </w:p>
         </w:tc>
@@ -12107,7 +12158,7 @@
                 <w:color w:val="000000"/>
                 <w:sz w:val="13"/>
               </w:rPr>
-              <w:t>2,17</w:t>
+              <w:t>2,22</w:t>
             </w:r>
           </w:p>
         </w:tc>
@@ -12165,7 +12216,7 @@
                 <w:color w:val="000000"/>
                 <w:sz w:val="13"/>
               </w:rPr>
-              <w:t>−1,23</w:t>
+              <w:t>−1,28</w:t>
             </w:r>
           </w:p>
         </w:tc>
@@ -12194,7 +12245,7 @@
                 <w:color w:val="000000"/>
                 <w:sz w:val="13"/>
               </w:rPr>
-              <w:t>0,38</w:t>
+              <w:t>0,37</w:t>
             </w:r>
           </w:p>
         </w:tc>
@@ -12341,7 +12392,7 @@
                 <w:color w:val="000000"/>
                 <w:sz w:val="13"/>
               </w:rPr>
-              <w:t>1,98</w:t>
+              <w:t>1,83</w:t>
             </w:r>
           </w:p>
         </w:tc>
@@ -12370,7 +12421,7 @@
                 <w:color w:val="000000"/>
                 <w:sz w:val="13"/>
               </w:rPr>
-              <w:t>2,59</w:t>
+              <w:t>2,52</w:t>
             </w:r>
           </w:p>
         </w:tc>
@@ -12399,7 +12450,7 @@
                 <w:color w:val="000000"/>
                 <w:sz w:val="13"/>
               </w:rPr>
-              <w:t>+0,61</w:t>
+              <w:t>+0,69</w:t>
             </w:r>
           </w:p>
         </w:tc>
@@ -12515,7 +12566,7 @@
                 <w:color w:val="000000"/>
                 <w:sz w:val="13"/>
               </w:rPr>
-              <w:t>5, 6</w:t>
+              <w:t>6</w:t>
             </w:r>
           </w:p>
         </w:tc>
@@ -12575,7 +12626,7 @@
                 <w:color w:val="000000"/>
                 <w:sz w:val="13"/>
               </w:rPr>
-              <w:t>0,98</w:t>
+              <w:t>1,02</w:t>
             </w:r>
           </w:p>
         </w:tc>
@@ -12633,7 +12684,7 @@
                 <w:color w:val="000000"/>
                 <w:sz w:val="13"/>
               </w:rPr>
-              <w:t>−0,47</w:t>
+              <w:t>−0,51</w:t>
             </w:r>
           </w:p>
         </w:tc>
@@ -12780,7 +12831,7 @@
                 <w:color w:val="000000"/>
                 <w:sz w:val="13"/>
               </w:rPr>
-              <w:t>Fadiga mental</w:t>
+              <w:t>Depressão</w:t>
             </w:r>
           </w:p>
         </w:tc>
@@ -12809,7 +12860,7 @@
                 <w:color w:val="000000"/>
                 <w:sz w:val="13"/>
               </w:rPr>
-              <w:t>4,63</w:t>
+              <w:t>1,00</w:t>
             </w:r>
           </w:p>
         </w:tc>
@@ -12838,7 +12889,7 @@
                 <w:color w:val="000000"/>
                 <w:sz w:val="13"/>
               </w:rPr>
-              <w:t>5,05</w:t>
+              <w:t>1,27</w:t>
             </w:r>
           </w:p>
         </w:tc>
@@ -12867,7 +12918,7 @@
                 <w:color w:val="000000"/>
                 <w:sz w:val="13"/>
               </w:rPr>
-              <w:t>+0,42</w:t>
+              <w:t>+0,27</w:t>
             </w:r>
           </w:p>
         </w:tc>
@@ -12896,7 +12947,7 @@
                 <w:color w:val="000000"/>
                 <w:sz w:val="13"/>
               </w:rPr>
-              <w:t>0,80</w:t>
+              <w:t>0,48</w:t>
             </w:r>
           </w:p>
         </w:tc>
@@ -12925,7 +12976,7 @@
                 <w:color w:val="000000"/>
                 <w:sz w:val="13"/>
               </w:rPr>
-              <w:t>0,043</w:t>
+              <w:t>0,020</w:t>
             </w:r>
           </w:p>
         </w:tc>
@@ -12954,7 +13005,7 @@
                 <w:color w:val="000000"/>
                 <w:sz w:val="13"/>
               </w:rPr>
-              <w:t>0,003</w:t>
+              <w:t>0,160</w:t>
             </w:r>
           </w:p>
         </w:tc>
@@ -13014,7 +13065,7 @@
                 <w:color w:val="000000"/>
                 <w:sz w:val="13"/>
               </w:rPr>
-              <w:t>Depressão</w:t>
+              <w:t>Fadiga mental</w:t>
             </w:r>
           </w:p>
         </w:tc>
@@ -13043,7 +13094,7 @@
                 <w:color w:val="000000"/>
                 <w:sz w:val="13"/>
               </w:rPr>
-              <w:t>1,04</w:t>
+              <w:t>4,72</w:t>
             </w:r>
           </w:p>
         </w:tc>
@@ -13072,7 +13123,7 @@
                 <w:color w:val="000000"/>
                 <w:sz w:val="13"/>
               </w:rPr>
-              <w:t>1,27</w:t>
+              <w:t>4,91</w:t>
             </w:r>
           </w:p>
         </w:tc>
@@ -13101,7 +13152,7 @@
                 <w:color w:val="000000"/>
                 <w:sz w:val="13"/>
               </w:rPr>
-              <w:t>+0,23</w:t>
+              <w:t>+0,19</w:t>
             </w:r>
           </w:p>
         </w:tc>
@@ -13130,7 +13181,7 @@
                 <w:color w:val="000000"/>
                 <w:sz w:val="13"/>
               </w:rPr>
-              <w:t>0,48</w:t>
+              <w:t>0,80</w:t>
             </w:r>
           </w:p>
         </w:tc>
@@ -13159,7 +13210,7 @@
                 <w:color w:val="000000"/>
                 <w:sz w:val="13"/>
               </w:rPr>
-              <w:t>0,020</w:t>
+              <w:t>0,043</w:t>
             </w:r>
           </w:p>
         </w:tc>
@@ -13188,7 +13239,7 @@
                 <w:color w:val="000000"/>
                 <w:sz w:val="13"/>
               </w:rPr>
-              <w:t>0,160</w:t>
+              <w:t>0,003</w:t>
             </w:r>
           </w:p>
         </w:tc>
@@ -13271,7 +13322,7 @@
           <w:color w:val="000000"/>
           <w:sz w:val="24"/>
         </w:rPr>
-        <w:t>A hierarquia de resposta é nítida e segue a natureza da variável. A perturbação total do humor sobe +5,76 ponto entre o primeiro e o último dia, a fadiga do BRUMS sobe +3,50, a fadiga física +3,36 e o vigor cai −3,12. Essas quatro são as únicas cuja variação total supera com folga o piso de ruído da própria série, e são também as de maior eta² parcial no modelo misto: 0,200 na fadiga física, 0,099 no vigor, 0,098 na fadiga do BRUMS e 0,062 na perturbação total. As quatro subescalas de afeto negativo ficam abaixo: raiva com 0,048, tensão com 0,046, confusão com 0,044 e depressão com 0,020, esta última a única sem efeito do dia que sobreviva à correção. Em outras palavras, o que a semana move é o eixo energético, e não o eixo de sofrimento psíquico.</w:t>
+        <w:t>A hierarquia de resposta é nítida e segue a natureza da variável. A perturbação total do humor sobe +6,37 ponto entre o primeiro e o último dia, a fadiga do BRUMS sobe +3,82, a fadiga física +3,35 e o vigor cai −3,38. Essas quatro são as únicas cuja variação total supera com folga o piso de ruído da própria série, e são também as de maior eta² parcial no modelo misto: 0,200 na fadiga física, 0,099 no vigor, 0,098 na fadiga do BRUMS e 0,062 na perturbação total. As quatro subescalas de afeto negativo ficam abaixo: raiva com 0,048, tensão com 0,046, confusão com 0,044 e depressão com 0,020, esta última a única sem efeito do dia que sobreviva à correção. Em outras palavras, o que a semana move é o eixo energético, e não o eixo de sofrimento psíquico.</w:t>
       </w:r>
     </w:p>
     <w:p>
@@ -13288,7 +13339,7 @@
           <w:color w:val="000000"/>
           <w:sz w:val="24"/>
         </w:rPr>
-        <w:t>Duas subescalas se movem na direção favorável, e o achado merece destaque porque contraria a expectativa. A tensão cai −1,23 ponto e a confusão −0,47 ponto do primeiro ao último dia. A queda da tensão é a maior variação favorável de toda a tabela e supera o piso de ruído da própria série. A leitura plausível é que o dia de repouso, por ser também o dia de apresentação e de primeira coleta, carrega a tensão antecipatória da retomada, que se dissipa quando a rotina se instala. Ela não é reposta pela proximidade da estreia, o que contraria a expectativa de que a véspera de competição elevaria a tensão.</w:t>
+        <w:t>Duas subescalas se movem na direção favorável, e o achado merece destaque porque contraria a expectativa. A tensão cai −1,28 ponto e a confusão −0,51 ponto do primeiro ao último dia. A queda da tensão é a maior variação favorável de toda a tabela e supera o piso de ruído da própria série. A leitura plausível é que o dia de repouso, por ser também o dia de apresentação e de primeira coleta, carrega a tensão antecipatória da retomada, que se dissipa quando a rotina se instala. Ela não é reposta pela proximidade da estreia, o que contraria a expectativa de que a véspera de competição elevaria a tensão.</w:t>
       </w:r>
     </w:p>
     <w:p>
@@ -13379,7 +13430,7 @@
           <w:color w:val="000000"/>
           <w:sz w:val="24"/>
         </w:rPr>
-        <w:t>O par vigor e fadiga é o eixo energético dos seis perfis, e o comportamento dele ao longo da semana é o achado temporal central deste estudo (Figura 3, painel A). No dia de repouso o vigor supera a fadiga em 3,65 pontos, separação muito acima do limiar de ruído do par, de 1,03 pontos. Na véspera da competição a relação está invertida, e a fadiga supera o vigor em 2,97 pontos, também acima do limiar. As duas pontas superam o ruído e têm sinais opostos, e por isso a inversão é dada por estabelecida pelo critério da seção 3.8.7. O cruzamento das curvas suavizadas ocorre no dia 5,03, isto é, praticamente sobre o segundo dia de jogo. A partir dali a equipe passa a semana com mais fadiga do que vigor declarados, condição que é a definição do perfil barbatana de tubarão e explica a migração descrita na seção 4.5.</w:t>
+        <w:t>O par vigor e fadiga é o eixo energético dos seis perfis, e o comportamento dele ao longo da semana é o achado temporal central deste estudo (Figura 3, painel A). No dia de repouso o vigor supera a fadiga em 4,26 pontos, separação muito acima do limiar de ruído do par, de 1,03 pontos. Na véspera da competição a relação está invertida, e a fadiga supera o vigor em 2,94 pontos, também acima do limiar. As duas pontas superam o ruído e têm sinais opostos, e por isso a inversão é dada por estabelecida pelo critério da seção 3.8.7. O cruzamento das curvas suavizadas ocorre no dia 3,93, isto é, praticamente sobre o segundo dia de jogo. A partir dali a equipe passa a semana com mais fadiga do que vigor declarados, condição que é a definição do perfil barbatana de tubarão e explica a migração descrita na seção 4.5.</w:t>
       </w:r>
     </w:p>
     <w:p>
@@ -13396,7 +13447,7 @@
           <w:color w:val="000000"/>
           <w:sz w:val="24"/>
         </w:rPr>
-        <w:t>O painel B da Figura 3 separa a fadiga em suas duas componentes e mostra que elas não caminham juntas. A fadiga física sobe +3,36 ponto ao longo da semana, com eta² parcial de 0,200, o maior de todas as variáveis do estudo. A fadiga mental sobe apenas +0,42 ponto, variação inferior ao piso de ruído da série, de 0,80 ponto, e com o segundo menor eta² do conjunto. As duas curvas partem praticamente do mesmo ponto, separadas por 0,43 ponto, valor abaixo do limiar de ruído de 1,13, e terminam a 2,51 pontos uma da outra. O teste da seção 3.8.7 classifica isso como divergência a partir de ponto comum, e não como inversão: as duas não trocam de posição, elas se afastam. A leitura prática é que a carga da semana produz desgaste físico sem custo mental proporcional, o que é o padrão esperado de uma pré-temporada bem conduzida e afasta, para esta equipe, a hipótese de fadiga mental acumulada.</w:t>
+        <w:t>O painel B da Figura 3 separa a fadiga em suas duas componentes e mostra que elas não caminham juntas. A fadiga física sobe +3,35 ponto ao longo da semana, com eta² parcial de 0,200, o maior de todas as variáveis do estudo. A fadiga mental sobe apenas +0,19 ponto, variação inferior ao piso de ruído da série, de 0,80 ponto, e com o segundo menor eta² do conjunto. As duas curvas partem praticamente do mesmo ponto, separadas por 0,52 ponto, valor abaixo do limiar de ruído de 1,14, e terminam a 2,65 pontos uma da outra. O teste da seção 3.8.7 classifica isso como divergência a partir de ponto comum, e não como inversão: as duas não trocam de posição, elas se afastam. A leitura prática é que a carga da semana produz desgaste físico sem custo mental proporcional, o que é o padrão esperado de uma pré-temporada bem conduzida e afasta, para esta equipe, a hipótese de fadiga mental acumulada.</w:t>
       </w:r>
     </w:p>
     <w:p>
@@ -13487,7 +13538,7 @@
           <w:color w:val="000000"/>
           <w:sz w:val="24"/>
         </w:rPr>
-        <w:t>As quatro subescalas de afeto negativo aparecem na Figura 4, painel A, e o traço comum a elas é a escala: nenhuma passa de 2,6 pontos em média, em um instrumento que vai a 16. Elas descrevem, e é preciso dizê-lo, a variação de uma equipe que praticamente não pontua nessas dimensões, o que é consequência direta do efeito piso documentado na seção 4.1. Dentro dessa faixa estreita, o desenho é de queda até o meio da semana e retomada no fim: tensão, raiva, depressão e confusão atingem o valor mais baixo entre os dias 3 e 5 e sobem nos dois últimos. A raiva é a que mais sobe no trecho final, com dois dias de choque, no dia 5 e no dia 6, e termina em 2,59 pontos, o valor mais alto de toda a semana para essa subescala.</w:t>
+        <w:t>As quatro subescalas de afeto negativo aparecem na Figura 4, painel A, e o traço comum a elas é a escala: nenhuma passa de 2,6 pontos em média, em um instrumento que vai a 16. Elas descrevem, e é preciso dizê-lo, a variação de uma equipe que praticamente não pontua nessas dimensões, o que é consequência direta do efeito piso documentado na seção 4.1. Dentro dessa faixa estreita, o desenho é de queda até o meio da semana e retomada no fim: tensão, raiva, depressão e confusão atingem o valor mais baixo entre os dias 3 e 5 e sobem nos dois últimos. A raiva é a que mais sobe no trecho final, com dois dias de choque, no dia 5 e no dia 6, e termina em 2,52 pontos, o valor mais alto de toda a semana para essa subescala.</w:t>
       </w:r>
     </w:p>
     <w:p>
@@ -13504,7 +13555,7 @@
           <w:color w:val="000000"/>
           <w:sz w:val="24"/>
         </w:rPr>
-        <w:t>O painel B mostra a perturbação total do humor com a faixa de erro-padrão da média, de 0,80 ponto. A série tem forma de platô com degrau final: os cinco primeiros dias oscilam entre 2,19 e 4,76 pontos, e a série sobe para 8,28 no dia 7. Os três dias de choque da perturbação total estão nos dias 1, 5 e 6, e o do dia 6 é o de maior magnitude. O escore composto reproduz, portanto, o mesmo desenho de deslocamento por choques descrito para os perfis na seção 4.5, e não o de erosão gradual.</w:t>
+        <w:t>O painel B mostra a perturbação total do humor com a faixa de erro-padrão da média, de 0,80 ponto. A série tem forma de platô com degrau final: os cinco primeiros dias oscilam entre 1,81 e 5,05 pontos, e a série sobe para 8,19 no dia 7. Os três dias de choque da perturbação total estão nos dias 1, 5 e 6, e o do dia 6 é o de maior magnitude. O escore composto reproduz, portanto, o mesmo desenho de deslocamento por choques descrito para os perfis na seção 4.5, e não o de erosão gradual.</w:t>
       </w:r>
     </w:p>
     <w:p>
@@ -13771,7 +13822,7 @@
                 <w:color w:val="000000"/>
                 <w:sz w:val="15"/>
               </w:rPr>
-              <w:t>5,03</w:t>
+              <w:t>3,93, 4,15, 5,17</w:t>
             </w:r>
           </w:p>
         </w:tc>
@@ -13800,7 +13851,7 @@
                 <w:color w:val="000000"/>
                 <w:sz w:val="15"/>
               </w:rPr>
-              <w:t>+3,65*</w:t>
+              <w:t>+4,26*</w:t>
             </w:r>
           </w:p>
         </w:tc>
@@ -13829,7 +13880,7 @@
                 <w:color w:val="000000"/>
                 <w:sz w:val="15"/>
               </w:rPr>
-              <w:t>−2,97*</w:t>
+              <w:t>−2,94*</w:t>
             </w:r>
           </w:p>
         </w:tc>
@@ -13947,7 +13998,7 @@
                 <w:color w:val="000000"/>
                 <w:sz w:val="15"/>
               </w:rPr>
-              <w:t>1,34</w:t>
+              <w:t>1,40</w:t>
             </w:r>
           </w:p>
         </w:tc>
@@ -13976,7 +14027,7 @@
                 <w:color w:val="000000"/>
                 <w:sz w:val="15"/>
               </w:rPr>
-              <w:t>+0,43</w:t>
+              <w:t>+0,52</w:t>
             </w:r>
           </w:p>
         </w:tc>
@@ -14005,7 +14056,7 @@
                 <w:color w:val="000000"/>
                 <w:sz w:val="15"/>
               </w:rPr>
-              <w:t>−2,51*</w:t>
+              <w:t>−2,65*</w:t>
             </w:r>
           </w:p>
         </w:tc>
@@ -14034,7 +14085,7 @@
                 <w:color w:val="000000"/>
                 <w:sz w:val="15"/>
               </w:rPr>
-              <w:t>1,13</w:t>
+              <w:t>1,14</w:t>
             </w:r>
           </w:p>
         </w:tc>
@@ -14123,7 +14174,7 @@
                 <w:color w:val="000000"/>
                 <w:sz w:val="15"/>
               </w:rPr>
-              <w:t>1,73, 3,87, 5,29</w:t>
+              <w:t>1,87, 3,92, 5,34</w:t>
             </w:r>
           </w:p>
         </w:tc>
@@ -14152,7 +14203,7 @@
                 <w:color w:val="000000"/>
                 <w:sz w:val="15"/>
               </w:rPr>
-              <w:t>+0,19</w:t>
+              <w:t>+0,39</w:t>
             </w:r>
           </w:p>
         </w:tc>
@@ -14181,7 +14232,7 @@
                 <w:color w:val="000000"/>
                 <w:sz w:val="15"/>
               </w:rPr>
-              <w:t>−1,65*</w:t>
+              <w:t>−1,58*</w:t>
             </w:r>
           </w:p>
         </w:tc>
@@ -14210,7 +14261,7 @@
                 <w:color w:val="000000"/>
                 <w:sz w:val="15"/>
               </w:rPr>
-              <w:t>0,68</w:t>
+              <w:t>0,67</w:t>
             </w:r>
           </w:p>
         </w:tc>
@@ -14299,7 +14350,7 @@
                 <w:color w:val="000000"/>
                 <w:sz w:val="15"/>
               </w:rPr>
-              <w:t>6,39</w:t>
+              <w:t>6,41</w:t>
             </w:r>
           </w:p>
         </w:tc>
@@ -14328,7 +14379,7 @@
                 <w:color w:val="000000"/>
                 <w:sz w:val="15"/>
               </w:rPr>
-              <w:t>+1,13*</w:t>
+              <w:t>+1,22*</w:t>
             </w:r>
           </w:p>
         </w:tc>
@@ -14469,7 +14520,7 @@
           <w:color w:val="000000"/>
           <w:sz w:val="24"/>
         </w:rPr>
-        <w:t>A Tabela 7 aplica o teste de inversão aos quatro pares de leitura clínica definidos a priori na seção 3.8.7, e o resultado é sóbrio: dos quatro, apenas o par vigor e fadiga tem inversão estabelecida. O par tensão e raiva cruza três vezes ao longo da semana, nos dias 1,73, 3,87, 5,29, mas a separação entre as duas curvas no dia 1 é de apenas 0,19 ponto, abaixo do limiar de 0,68. Os três cruzamentos são, por isso, oscilação dentro do ruído, e não trocas de dominância. O par tensão e depressão cruza uma única vez, no dia 6,39, mas a separação final também não supera o limiar. Reportar esses três pares como divergência, e não como inversão, é o que impede que a figura seja lida além do que os dados sustentam.</w:t>
+        <w:t>A Tabela 7 aplica o teste de inversão aos quatro pares de leitura clínica definidos a priori na seção 3.8.7, e o resultado é sóbrio: dos quatro, apenas o par vigor e fadiga tem inversão estabelecida. O par tensão e raiva cruza três vezes ao longo da semana, nos dias 1,87, 3,92, 5,34, mas a separação entre as duas curvas no dia 1 é de apenas 0,39 ponto, abaixo do limiar de 0,67. Os três cruzamentos são, por isso, oscilação dentro do ruído, e não trocas de dominância. O par tensão e depressão cruza uma única vez, no dia 6,41, mas a separação final também não supera o limiar. Reportar esses três pares como divergência, e não como inversão, é o que impede que a figura seja lida além do que os dados sustentam.</w:t>
       </w:r>
     </w:p>
     <w:p>
@@ -14560,7 +14611,7 @@
           <w:color w:val="000000"/>
           <w:sz w:val="24"/>
         </w:rPr>
-        <w:t>A Figura 5 põe as nove variáveis na mesma régua, cada uma reexpressa em percentual do próprio valor no dia 1. A leitura em percentual corrige a diferença de escala que impede a comparação direta: uma variação de 0,5 ponto significa pouco na fadiga, que parte de 3,96, e muito na confusão, que parte de 0,98. Nessa régua, a perturbação total do humor termina em 329% do valor inicial, a fadiga em 188%, a fadiga física em 180% e o vigor em 59%. As curvas se separam em dois feixes já no segundo dia, e o feixe superior contém apenas o bloco de fadiga e o escore composto que ele domina.</w:t>
+        <w:t>A Figura 5 põe as nove variáveis na mesma régua, cada uma reexpressa em percentual do próprio valor no dia 1. A leitura em percentual corrige a diferença de escala que impede a comparação direta: uma variação de 0,5 ponto significa pouco na fadiga, que parte de 3,52, e muito na confusão, que parte de 1,02. Nessa régua, a perturbação total do humor termina em 451% do valor inicial, a fadiga em 209%, a fadiga física em 180% e o vigor em 56%. As curvas se separam em dois feixes já no segundo dia, e o feixe superior contém apenas o bloco de fadiga e o escore composto que ele domina.</w:t>
       </w:r>
     </w:p>
     <w:p>
@@ -14602,7 +14653,7 @@
           <w:color w:val="000000"/>
           <w:sz w:val="24"/>
         </w:rPr>
-        <w:t>No dia de repouso, o perfil iceberg é o mais frequente, com 40,5% das observações, seguido do superfície com 26,2%, do Everest invertido com 14,3%, do iceberg invertido com 9,5%, do submerso com 7,1% e da barbatana de tubarão com 2,4% (Tabela 8). Os três perfis associados a risco à saúde mental somam 26,2% das observações nesse dia.</w:t>
+        <w:t>No dia de repouso, o perfil iceberg é o mais frequente, com 38,1% das observações, seguido do superfície com 31,0%, do Everest invertido com 4,8%, do iceberg invertido com 7,1%, do submerso com 19,0% e da barbatana de tubarão com 0,0% (Tabela 8). Os três perfis associados a risco à saúde mental somam 11,9% das observações nesse dia.</w:t>
       </w:r>
     </w:p>
     <w:p>
@@ -14956,7 +15007,7 @@
                 <w:color w:val="000000"/>
                 <w:sz w:val="15"/>
               </w:rPr>
-              <w:t>40,5</w:t>
+              <w:t>38,1</w:t>
             </w:r>
           </w:p>
         </w:tc>
@@ -14985,7 +15036,7 @@
                 <w:color w:val="000000"/>
                 <w:sz w:val="15"/>
               </w:rPr>
-              <w:t>17,4</w:t>
+              <w:t>21,7</w:t>
             </w:r>
           </w:p>
         </w:tc>
@@ -15132,7 +15183,7 @@
                 <w:color w:val="000000"/>
                 <w:sz w:val="15"/>
               </w:rPr>
-              <w:t>26,2</w:t>
+              <w:t>31,0</w:t>
             </w:r>
           </w:p>
         </w:tc>
@@ -15161,7 +15212,7 @@
                 <w:color w:val="000000"/>
                 <w:sz w:val="15"/>
               </w:rPr>
-              <w:t>28,3</w:t>
+              <w:t>23,9</w:t>
             </w:r>
           </w:p>
         </w:tc>
@@ -15308,7 +15359,7 @@
                 <w:color w:val="000000"/>
                 <w:sz w:val="15"/>
               </w:rPr>
-              <w:t>7,1</w:t>
+              <w:t>19,0</w:t>
             </w:r>
           </w:p>
         </w:tc>
@@ -15337,7 +15388,7 @@
                 <w:color w:val="000000"/>
                 <w:sz w:val="15"/>
               </w:rPr>
-              <w:t>10,9</w:t>
+              <w:t>19,6</w:t>
             </w:r>
           </w:p>
         </w:tc>
@@ -15484,7 +15535,7 @@
                 <w:color w:val="000000"/>
                 <w:sz w:val="15"/>
               </w:rPr>
-              <w:t>2,4</w:t>
+              <w:t>0,0</w:t>
             </w:r>
           </w:p>
         </w:tc>
@@ -15513,7 +15564,7 @@
                 <w:color w:val="000000"/>
                 <w:sz w:val="15"/>
               </w:rPr>
-              <w:t>28,3</w:t>
+              <w:t>26,1</w:t>
             </w:r>
           </w:p>
         </w:tc>
@@ -15660,7 +15711,7 @@
                 <w:color w:val="000000"/>
                 <w:sz w:val="15"/>
               </w:rPr>
-              <w:t>9,5</w:t>
+              <w:t>7,1</w:t>
             </w:r>
           </w:p>
         </w:tc>
@@ -15689,7 +15740,7 @@
                 <w:color w:val="000000"/>
                 <w:sz w:val="15"/>
               </w:rPr>
-              <w:t>6,5</w:t>
+              <w:t>4,3</w:t>
             </w:r>
           </w:p>
         </w:tc>
@@ -15836,7 +15887,7 @@
                 <w:color w:val="000000"/>
                 <w:sz w:val="15"/>
               </w:rPr>
-              <w:t>14,3</w:t>
+              <w:t>4,8</w:t>
             </w:r>
           </w:p>
         </w:tc>
@@ -15865,7 +15916,7 @@
                 <w:color w:val="000000"/>
                 <w:sz w:val="15"/>
               </w:rPr>
-              <w:t>8,7</w:t>
+              <w:t>4,3</w:t>
             </w:r>
           </w:p>
         </w:tc>
@@ -16839,7 +16890,7 @@
       <w:r>
         <w:drawing>
           <wp:inline xmlns:a="http://schemas.openxmlformats.org/drawingml/2006/main" xmlns:pic="http://schemas.openxmlformats.org/drawingml/2006/picture">
-            <wp:extent cx="5760000" cy="2169351"/>
+            <wp:extent cx="5760000" cy="2218436"/>
             <wp:docPr id="6" name="Picture 6"/>
             <wp:cNvGraphicFramePr>
               <a:graphicFrameLocks noChangeAspect="1"/>
@@ -16860,7 +16911,7 @@
                   <pic:spPr>
                     <a:xfrm>
                       <a:off x="0" y="0"/>
-                      <a:ext cx="5760000" cy="2169351"/>
+                      <a:ext cx="5760000" cy="2218436"/>
                     </a:xfrm>
                     <a:prstGeom prst="rect"/>
                   </pic:spPr>
@@ -16927,7 +16978,7 @@
           <w:color w:val="000000"/>
           <w:sz w:val="24"/>
         </w:rPr>
-        <w:t>Do primeiro ao último dia, a proporção de atletas em perfil iceberg cai de 71,4% para 32,6%, perda de 38,8 pontos percentuais, e a de humor perturbado sobe de 47,6% para 71,7%, ganho de 24,1 pontos (Tabela 11). Pela classificação nos seis perfis, no mesmo intervalo, o perfil iceberg recua 23,1 pontos percentuais e a barbatana de tubarão avança 25,9 pontos, que são os dois maiores deslocamentos da distribuição (Tabela 10).</w:t>
+        <w:t>Do primeiro ao último dia, a proporção de atletas em perfil iceberg cai de 73,8% para 34,8%, perda de 39,0 pontos percentuais, e a de humor perturbado sobe de 50,0% para 71,7%, ganho de 21,7 pontos (Tabela 12). Pela classificação nos seis perfis, no mesmo intervalo, o perfil iceberg recua 16,4 pontos percentuais e a barbatana de tubarão avança 26,1 pontos, que são os dois maiores deslocamentos da distribuição (Tabela 10).</w:t>
       </w:r>
     </w:p>
     <w:p>
@@ -17134,7 +17185,7 @@
                 <w:color w:val="000000"/>
                 <w:sz w:val="16"/>
               </w:rPr>
-              <w:t>17 (40,5)</w:t>
+              <w:t>16 (38,1)</w:t>
             </w:r>
           </w:p>
         </w:tc>
@@ -17163,7 +17214,7 @@
                 <w:color w:val="000000"/>
                 <w:sz w:val="16"/>
               </w:rPr>
-              <w:t>8 (17,4)</w:t>
+              <w:t>10 (21,7)</w:t>
             </w:r>
           </w:p>
         </w:tc>
@@ -17192,7 +17243,7 @@
                 <w:color w:val="000000"/>
                 <w:sz w:val="16"/>
               </w:rPr>
-              <w:t>−23,1</w:t>
+              <w:t>−16,4</w:t>
             </w:r>
           </w:p>
         </w:tc>
@@ -17252,7 +17303,7 @@
                 <w:color w:val="000000"/>
                 <w:sz w:val="16"/>
               </w:rPr>
-              <w:t>11 (26,2)</w:t>
+              <w:t>13 (31,0)</w:t>
             </w:r>
           </w:p>
         </w:tc>
@@ -17281,7 +17332,7 @@
                 <w:color w:val="000000"/>
                 <w:sz w:val="16"/>
               </w:rPr>
-              <w:t>13 (28,3)</w:t>
+              <w:t>11 (23,9)</w:t>
             </w:r>
           </w:p>
         </w:tc>
@@ -17310,7 +17361,7 @@
                 <w:color w:val="000000"/>
                 <w:sz w:val="16"/>
               </w:rPr>
-              <w:t>+2,1</w:t>
+              <w:t>−7,0</w:t>
             </w:r>
           </w:p>
         </w:tc>
@@ -17341,7 +17392,7 @@
                 <w:color w:val="000000"/>
                 <w:sz w:val="16"/>
               </w:rPr>
-              <w:t>Everest invertido</w:t>
+              <w:t>Submerso</w:t>
             </w:r>
           </w:p>
         </w:tc>
@@ -17370,7 +17421,7 @@
                 <w:color w:val="000000"/>
                 <w:sz w:val="16"/>
               </w:rPr>
-              <w:t>6 (14,3)</w:t>
+              <w:t>8 (19,0)</w:t>
             </w:r>
           </w:p>
         </w:tc>
@@ -17399,7 +17450,7 @@
                 <w:color w:val="000000"/>
                 <w:sz w:val="16"/>
               </w:rPr>
-              <w:t>4 (8,7)</w:t>
+              <w:t>9 (19,6)</w:t>
             </w:r>
           </w:p>
         </w:tc>
@@ -17428,7 +17479,7 @@
                 <w:color w:val="000000"/>
                 <w:sz w:val="16"/>
               </w:rPr>
-              <w:t>−5,6</w:t>
+              <w:t>+0,5</w:t>
             </w:r>
           </w:p>
         </w:tc>
@@ -17488,7 +17539,7 @@
                 <w:color w:val="000000"/>
                 <w:sz w:val="16"/>
               </w:rPr>
-              <w:t>4 (9,5)</w:t>
+              <w:t>3 (7,1)</w:t>
             </w:r>
           </w:p>
         </w:tc>
@@ -17517,7 +17568,7 @@
                 <w:color w:val="000000"/>
                 <w:sz w:val="16"/>
               </w:rPr>
-              <w:t>3 (6,5)</w:t>
+              <w:t>2 (4,3)</w:t>
             </w:r>
           </w:p>
         </w:tc>
@@ -17546,7 +17597,7 @@
                 <w:color w:val="000000"/>
                 <w:sz w:val="16"/>
               </w:rPr>
-              <w:t>−3,0</w:t>
+              <w:t>−2,8</w:t>
             </w:r>
           </w:p>
         </w:tc>
@@ -17577,7 +17628,7 @@
                 <w:color w:val="000000"/>
                 <w:sz w:val="16"/>
               </w:rPr>
-              <w:t>Submerso</w:t>
+              <w:t>Everest invertido</w:t>
             </w:r>
           </w:p>
         </w:tc>
@@ -17606,7 +17657,7 @@
                 <w:color w:val="000000"/>
                 <w:sz w:val="16"/>
               </w:rPr>
-              <w:t>3 (7,1)</w:t>
+              <w:t>2 (4,8)</w:t>
             </w:r>
           </w:p>
         </w:tc>
@@ -17635,7 +17686,7 @@
                 <w:color w:val="000000"/>
                 <w:sz w:val="16"/>
               </w:rPr>
-              <w:t>5 (10,9)</w:t>
+              <w:t>2 (4,3)</w:t>
             </w:r>
           </w:p>
         </w:tc>
@@ -17664,7 +17715,7 @@
                 <w:color w:val="000000"/>
                 <w:sz w:val="16"/>
               </w:rPr>
-              <w:t>+3,8</w:t>
+              <w:t>−0,4</w:t>
             </w:r>
           </w:p>
         </w:tc>
@@ -17724,7 +17775,7 @@
                 <w:color w:val="000000"/>
                 <w:sz w:val="16"/>
               </w:rPr>
-              <w:t>1 (2,4)</w:t>
+              <w:t>0 (0,0)</w:t>
             </w:r>
           </w:p>
         </w:tc>
@@ -17753,7 +17804,7 @@
                 <w:color w:val="000000"/>
                 <w:sz w:val="16"/>
               </w:rPr>
-              <w:t>13 (28,3)</w:t>
+              <w:t>12 (26,1)</w:t>
             </w:r>
           </w:p>
         </w:tc>
@@ -17782,7 +17833,7 @@
                 <w:color w:val="000000"/>
                 <w:sz w:val="16"/>
               </w:rPr>
-              <w:t>+25,9</w:t>
+              <w:t>+26,1</w:t>
             </w:r>
           </w:p>
         </w:tc>
@@ -17957,7 +18008,7 @@
                 <w:color w:val="000000"/>
                 <w:sz w:val="16"/>
               </w:rPr>
-              <w:t>40,5</w:t>
+              <w:t>38,1</w:t>
             </w:r>
           </w:p>
         </w:tc>
@@ -17986,7 +18037,7 @@
                 <w:color w:val="000000"/>
                 <w:sz w:val="16"/>
               </w:rPr>
-              <w:t>17,4</w:t>
+              <w:t>21,7</w:t>
             </w:r>
           </w:p>
         </w:tc>
@@ -18015,7 +18066,7 @@
                 <w:color w:val="000000"/>
                 <w:sz w:val="16"/>
               </w:rPr>
-              <w:t>−23,1</w:t>
+              <w:t>−16,4</w:t>
             </w:r>
           </w:p>
         </w:tc>
@@ -18075,7 +18126,7 @@
                 <w:color w:val="000000"/>
                 <w:sz w:val="16"/>
               </w:rPr>
-              <w:t>33,3</w:t>
+              <w:t>50,0</w:t>
             </w:r>
           </w:p>
         </w:tc>
@@ -18104,7 +18155,7 @@
                 <w:color w:val="000000"/>
                 <w:sz w:val="16"/>
               </w:rPr>
-              <w:t>39,2</w:t>
+              <w:t>43,5</w:t>
             </w:r>
           </w:p>
         </w:tc>
@@ -18133,7 +18184,7 @@
                 <w:color w:val="000000"/>
                 <w:sz w:val="16"/>
               </w:rPr>
-              <w:t>+5,9</w:t>
+              <w:t>−6,5</w:t>
             </w:r>
           </w:p>
         </w:tc>
@@ -18193,7 +18244,7 @@
                 <w:color w:val="000000"/>
                 <w:sz w:val="16"/>
               </w:rPr>
-              <w:t>26,2</w:t>
+              <w:t>11,9</w:t>
             </w:r>
           </w:p>
         </w:tc>
@@ -18222,7 +18273,7 @@
                 <w:color w:val="000000"/>
                 <w:sz w:val="16"/>
               </w:rPr>
-              <w:t>43,5</w:t>
+              <w:t>34,8</w:t>
             </w:r>
           </w:p>
         </w:tc>
@@ -18251,7 +18302,7 @@
                 <w:color w:val="000000"/>
                 <w:sz w:val="16"/>
               </w:rPr>
-              <w:t>+17,3</w:t>
+              <w:t>+22,9</w:t>
             </w:r>
           </w:p>
         </w:tc>
@@ -18288,7 +18339,24 @@
           <w:color w:val="000000"/>
           <w:sz w:val="16"/>
         </w:rPr>
-        <w:t>Nota: classificação sobre escores T, com 42 observações no dia 1 e 46 no dia 7. As linhas de faixa trazem apenas o percentual, porque somam perfis com denominadores idênticos. Pelo critério de Morgan, aplicado em paralelo sobre escores brutos, a proporção em perfil iceberg passa de 71,4% para 32,6% e a de humor perturbado de 47,6% para 71,7%; esse critério não classifica nos seis perfis e é discutido na seção 4.7. Fonte primária: Tabela 12 do estudo de perfil e Tabela 20 do relatório completo.</w:t>
+        <w:t>Nota: classificação sobre escores T, com 42 observações no dia 1 e 46 no dia 7. As linhas de faixa trazem apenas o percentual, porque somam perfis com denominadores idênticos. Pelo critério de Morgan, aplicado em paralelo sobre escores brutos, a proporção em perfil iceberg passa de 73,8% para 34,8% e a de humor perturbado de 50,0% para 71,7%; esse critério não classifica nos seis perfis e é discutido na seção 4.7. Fonte primária: Tabela 12 do estudo de perfil e Tabela 20 do relatório completo.</w:t>
+      </w:r>
+    </w:p>
+    <w:p>
+      <w:pPr>
+        <w:spacing w:line="240" w:lineRule="auto" w:after="80"/>
+        <w:ind w:firstLine="709"/>
+        <w:jc w:val="both"/>
+      </w:pPr>
+      <w:r>
+        <w:rPr>
+          <w:rFonts w:ascii="Times New Roman" w:hAnsi="Times New Roman"/>
+          <w:b w:val="0"/>
+          <w:i w:val="0"/>
+          <w:color w:val="000000"/>
+          <w:sz w:val="24"/>
+        </w:rPr>
+        <w:t>Os dois dias extremos, porém, não contam a semana inteira. Com a base por atleta e por dia, a classificação foi calculada nos sete dias, e a Tabela 11 traz a série completa. Ela mostra que a trajetória não é monótona: o perfil iceberg cai nos dois primeiros dias, recupera-se até 43,7% no dia 5, e só então despenca para 21,7% na véspera. A barbatana de tubarão faz o percurso inverso e mais regular: parte de 0,0%, isto é, de nenhuma observação no dia de repouso, e sobe em todos os dias até 26,1%.</w:t>
       </w:r>
     </w:p>
     <w:p>
@@ -18305,7 +18373,4602 @@
           <w:color w:val="000000"/>
           <w:sz w:val="20"/>
         </w:rPr>
-        <w:t>Figura 7 - Composição do grupo em faixas de significado ao longo da semana (A) e prevalência dos seis perfis no primeiro e no último dia (B)</w:t>
+        <w:t>Tabela 11 - Prevalência diária de cada um dos seis perfis de humor ao longo do microciclo, com o piso de ruído e os dias de choque</w:t>
+      </w:r>
+    </w:p>
+    <w:tbl>
+      <w:tblPr>
+        <w:tblStyle w:val="TableGrid"/>
+        <w:tblW w:type="auto" w:w="0"/>
+        <w:jc w:val="center"/>
+        <w:tblLayout w:type="autofit"/>
+        <w:tblLook w:firstColumn="1" w:firstRow="1" w:lastColumn="0" w:lastRow="0" w:noHBand="0" w:noVBand="1" w:val="04A0"/>
+      </w:tblPr>
+      <w:tblGrid>
+        <w:gridCol w:w="756"/>
+        <w:gridCol w:w="756"/>
+        <w:gridCol w:w="756"/>
+        <w:gridCol w:w="756"/>
+        <w:gridCol w:w="756"/>
+        <w:gridCol w:w="756"/>
+        <w:gridCol w:w="756"/>
+        <w:gridCol w:w="756"/>
+        <w:gridCol w:w="756"/>
+        <w:gridCol w:w="756"/>
+        <w:gridCol w:w="756"/>
+        <w:gridCol w:w="756"/>
+      </w:tblGrid>
+      <w:tr>
+        <w:tc>
+          <w:tcPr>
+            <w:tcW w:type="dxa" w:w="756"/>
+            <w:tcBorders>
+              <w:top w:val="single" w:sz="6" w:space="0" w:color="000000"/>
+              <w:left w:val="none" w:sz="0" w:space="0" w:color="auto"/>
+              <w:bottom w:val="single" w:sz="6" w:space="0" w:color="000000"/>
+              <w:right w:val="none" w:sz="0" w:space="0" w:color="auto"/>
+              <w:insideH w:val="none" w:sz="0" w:space="0" w:color="auto"/>
+              <w:insideV w:val="none" w:sz="0" w:space="0" w:color="auto"/>
+            </w:tcBorders>
+          </w:tcPr>
+          <w:p>
+            <w:pPr>
+              <w:spacing w:after="20" w:line="240" w:lineRule="auto"/>
+              <w:jc w:val="center"/>
+            </w:pPr>
+            <w:r/>
+            <w:r>
+              <w:rPr>
+                <w:rFonts w:ascii="Times New Roman" w:hAnsi="Times New Roman"/>
+                <w:b/>
+                <w:color w:val="000000"/>
+                <w:sz w:val="13"/>
+              </w:rPr>
+              <w:t>Perfil</w:t>
+            </w:r>
+          </w:p>
+        </w:tc>
+        <w:tc>
+          <w:tcPr>
+            <w:tcW w:type="dxa" w:w="756"/>
+            <w:tcBorders>
+              <w:top w:val="single" w:sz="6" w:space="0" w:color="000000"/>
+              <w:left w:val="none" w:sz="0" w:space="0" w:color="auto"/>
+              <w:bottom w:val="single" w:sz="6" w:space="0" w:color="000000"/>
+              <w:right w:val="none" w:sz="0" w:space="0" w:color="auto"/>
+              <w:insideH w:val="none" w:sz="0" w:space="0" w:color="auto"/>
+              <w:insideV w:val="none" w:sz="0" w:space="0" w:color="auto"/>
+            </w:tcBorders>
+          </w:tcPr>
+          <w:p>
+            <w:pPr>
+              <w:spacing w:after="20" w:line="240" w:lineRule="auto"/>
+              <w:jc w:val="center"/>
+            </w:pPr>
+            <w:r/>
+            <w:r>
+              <w:rPr>
+                <w:rFonts w:ascii="Times New Roman" w:hAnsi="Times New Roman"/>
+                <w:b/>
+                <w:color w:val="000000"/>
+                <w:sz w:val="13"/>
+              </w:rPr>
+              <w:t>Dia 1</w:t>
+            </w:r>
+          </w:p>
+        </w:tc>
+        <w:tc>
+          <w:tcPr>
+            <w:tcW w:type="dxa" w:w="756"/>
+            <w:tcBorders>
+              <w:top w:val="single" w:sz="6" w:space="0" w:color="000000"/>
+              <w:left w:val="none" w:sz="0" w:space="0" w:color="auto"/>
+              <w:bottom w:val="single" w:sz="6" w:space="0" w:color="000000"/>
+              <w:right w:val="none" w:sz="0" w:space="0" w:color="auto"/>
+              <w:insideH w:val="none" w:sz="0" w:space="0" w:color="auto"/>
+              <w:insideV w:val="none" w:sz="0" w:space="0" w:color="auto"/>
+            </w:tcBorders>
+          </w:tcPr>
+          <w:p>
+            <w:pPr>
+              <w:spacing w:after="20" w:line="240" w:lineRule="auto"/>
+              <w:jc w:val="center"/>
+            </w:pPr>
+            <w:r/>
+            <w:r>
+              <w:rPr>
+                <w:rFonts w:ascii="Times New Roman" w:hAnsi="Times New Roman"/>
+                <w:b/>
+                <w:color w:val="000000"/>
+                <w:sz w:val="13"/>
+              </w:rPr>
+              <w:t>Dia 2</w:t>
+            </w:r>
+          </w:p>
+        </w:tc>
+        <w:tc>
+          <w:tcPr>
+            <w:tcW w:type="dxa" w:w="756"/>
+            <w:tcBorders>
+              <w:top w:val="single" w:sz="6" w:space="0" w:color="000000"/>
+              <w:left w:val="none" w:sz="0" w:space="0" w:color="auto"/>
+              <w:bottom w:val="single" w:sz="6" w:space="0" w:color="000000"/>
+              <w:right w:val="none" w:sz="0" w:space="0" w:color="auto"/>
+              <w:insideH w:val="none" w:sz="0" w:space="0" w:color="auto"/>
+              <w:insideV w:val="none" w:sz="0" w:space="0" w:color="auto"/>
+            </w:tcBorders>
+          </w:tcPr>
+          <w:p>
+            <w:pPr>
+              <w:spacing w:after="20" w:line="240" w:lineRule="auto"/>
+              <w:jc w:val="center"/>
+            </w:pPr>
+            <w:r/>
+            <w:r>
+              <w:rPr>
+                <w:rFonts w:ascii="Times New Roman" w:hAnsi="Times New Roman"/>
+                <w:b/>
+                <w:color w:val="000000"/>
+                <w:sz w:val="13"/>
+              </w:rPr>
+              <w:t>Dia 3</w:t>
+            </w:r>
+          </w:p>
+        </w:tc>
+        <w:tc>
+          <w:tcPr>
+            <w:tcW w:type="dxa" w:w="756"/>
+            <w:tcBorders>
+              <w:top w:val="single" w:sz="6" w:space="0" w:color="000000"/>
+              <w:left w:val="none" w:sz="0" w:space="0" w:color="auto"/>
+              <w:bottom w:val="single" w:sz="6" w:space="0" w:color="000000"/>
+              <w:right w:val="none" w:sz="0" w:space="0" w:color="auto"/>
+              <w:insideH w:val="none" w:sz="0" w:space="0" w:color="auto"/>
+              <w:insideV w:val="none" w:sz="0" w:space="0" w:color="auto"/>
+            </w:tcBorders>
+          </w:tcPr>
+          <w:p>
+            <w:pPr>
+              <w:spacing w:after="20" w:line="240" w:lineRule="auto"/>
+              <w:jc w:val="center"/>
+            </w:pPr>
+            <w:r/>
+            <w:r>
+              <w:rPr>
+                <w:rFonts w:ascii="Times New Roman" w:hAnsi="Times New Roman"/>
+                <w:b/>
+                <w:color w:val="000000"/>
+                <w:sz w:val="13"/>
+              </w:rPr>
+              <w:t>Dia 4</w:t>
+            </w:r>
+          </w:p>
+        </w:tc>
+        <w:tc>
+          <w:tcPr>
+            <w:tcW w:type="dxa" w:w="756"/>
+            <w:tcBorders>
+              <w:top w:val="single" w:sz="6" w:space="0" w:color="000000"/>
+              <w:left w:val="none" w:sz="0" w:space="0" w:color="auto"/>
+              <w:bottom w:val="single" w:sz="6" w:space="0" w:color="000000"/>
+              <w:right w:val="none" w:sz="0" w:space="0" w:color="auto"/>
+              <w:insideH w:val="none" w:sz="0" w:space="0" w:color="auto"/>
+              <w:insideV w:val="none" w:sz="0" w:space="0" w:color="auto"/>
+            </w:tcBorders>
+          </w:tcPr>
+          <w:p>
+            <w:pPr>
+              <w:spacing w:after="20" w:line="240" w:lineRule="auto"/>
+              <w:jc w:val="center"/>
+            </w:pPr>
+            <w:r/>
+            <w:r>
+              <w:rPr>
+                <w:rFonts w:ascii="Times New Roman" w:hAnsi="Times New Roman"/>
+                <w:b/>
+                <w:color w:val="000000"/>
+                <w:sz w:val="13"/>
+              </w:rPr>
+              <w:t>Dia 5</w:t>
+            </w:r>
+          </w:p>
+        </w:tc>
+        <w:tc>
+          <w:tcPr>
+            <w:tcW w:type="dxa" w:w="756"/>
+            <w:tcBorders>
+              <w:top w:val="single" w:sz="6" w:space="0" w:color="000000"/>
+              <w:left w:val="none" w:sz="0" w:space="0" w:color="auto"/>
+              <w:bottom w:val="single" w:sz="6" w:space="0" w:color="000000"/>
+              <w:right w:val="none" w:sz="0" w:space="0" w:color="auto"/>
+              <w:insideH w:val="none" w:sz="0" w:space="0" w:color="auto"/>
+              <w:insideV w:val="none" w:sz="0" w:space="0" w:color="auto"/>
+            </w:tcBorders>
+          </w:tcPr>
+          <w:p>
+            <w:pPr>
+              <w:spacing w:after="20" w:line="240" w:lineRule="auto"/>
+              <w:jc w:val="center"/>
+            </w:pPr>
+            <w:r/>
+            <w:r>
+              <w:rPr>
+                <w:rFonts w:ascii="Times New Roman" w:hAnsi="Times New Roman"/>
+                <w:b/>
+                <w:color w:val="000000"/>
+                <w:sz w:val="13"/>
+              </w:rPr>
+              <w:t>Dia 6</w:t>
+            </w:r>
+          </w:p>
+        </w:tc>
+        <w:tc>
+          <w:tcPr>
+            <w:tcW w:type="dxa" w:w="756"/>
+            <w:tcBorders>
+              <w:top w:val="single" w:sz="6" w:space="0" w:color="000000"/>
+              <w:left w:val="none" w:sz="0" w:space="0" w:color="auto"/>
+              <w:bottom w:val="single" w:sz="6" w:space="0" w:color="000000"/>
+              <w:right w:val="none" w:sz="0" w:space="0" w:color="auto"/>
+              <w:insideH w:val="none" w:sz="0" w:space="0" w:color="auto"/>
+              <w:insideV w:val="none" w:sz="0" w:space="0" w:color="auto"/>
+            </w:tcBorders>
+          </w:tcPr>
+          <w:p>
+            <w:pPr>
+              <w:spacing w:after="20" w:line="240" w:lineRule="auto"/>
+              <w:jc w:val="center"/>
+            </w:pPr>
+            <w:r/>
+            <w:r>
+              <w:rPr>
+                <w:rFonts w:ascii="Times New Roman" w:hAnsi="Times New Roman"/>
+                <w:b/>
+                <w:color w:val="000000"/>
+                <w:sz w:val="13"/>
+              </w:rPr>
+              <w:t>Dia 7</w:t>
+            </w:r>
+          </w:p>
+        </w:tc>
+        <w:tc>
+          <w:tcPr>
+            <w:tcW w:type="dxa" w:w="756"/>
+            <w:tcBorders>
+              <w:top w:val="single" w:sz="6" w:space="0" w:color="000000"/>
+              <w:left w:val="none" w:sz="0" w:space="0" w:color="auto"/>
+              <w:bottom w:val="single" w:sz="6" w:space="0" w:color="000000"/>
+              <w:right w:val="none" w:sz="0" w:space="0" w:color="auto"/>
+              <w:insideH w:val="none" w:sz="0" w:space="0" w:color="auto"/>
+              <w:insideV w:val="none" w:sz="0" w:space="0" w:color="auto"/>
+            </w:tcBorders>
+          </w:tcPr>
+          <w:p>
+            <w:pPr>
+              <w:spacing w:after="20" w:line="240" w:lineRule="auto"/>
+              <w:jc w:val="center"/>
+            </w:pPr>
+            <w:r/>
+            <w:r>
+              <w:rPr>
+                <w:rFonts w:ascii="Times New Roman" w:hAnsi="Times New Roman"/>
+                <w:b/>
+                <w:color w:val="000000"/>
+                <w:sz w:val="13"/>
+              </w:rPr>
+              <w:t>Semana</w:t>
+            </w:r>
+          </w:p>
+        </w:tc>
+        <w:tc>
+          <w:tcPr>
+            <w:tcW w:type="dxa" w:w="756"/>
+            <w:tcBorders>
+              <w:top w:val="single" w:sz="6" w:space="0" w:color="000000"/>
+              <w:left w:val="none" w:sz="0" w:space="0" w:color="auto"/>
+              <w:bottom w:val="single" w:sz="6" w:space="0" w:color="000000"/>
+              <w:right w:val="none" w:sz="0" w:space="0" w:color="auto"/>
+              <w:insideH w:val="none" w:sz="0" w:space="0" w:color="auto"/>
+              <w:insideV w:val="none" w:sz="0" w:space="0" w:color="auto"/>
+            </w:tcBorders>
+          </w:tcPr>
+          <w:p>
+            <w:pPr>
+              <w:spacing w:after="20" w:line="240" w:lineRule="auto"/>
+              <w:jc w:val="center"/>
+            </w:pPr>
+            <w:r/>
+            <w:r>
+              <w:rPr>
+                <w:rFonts w:ascii="Times New Roman" w:hAnsi="Times New Roman"/>
+                <w:b/>
+                <w:color w:val="000000"/>
+                <w:sz w:val="13"/>
+              </w:rPr>
+              <w:t>Norma (%)</w:t>
+            </w:r>
+          </w:p>
+        </w:tc>
+        <w:tc>
+          <w:tcPr>
+            <w:tcW w:type="dxa" w:w="756"/>
+            <w:tcBorders>
+              <w:top w:val="single" w:sz="6" w:space="0" w:color="000000"/>
+              <w:left w:val="none" w:sz="0" w:space="0" w:color="auto"/>
+              <w:bottom w:val="single" w:sz="6" w:space="0" w:color="000000"/>
+              <w:right w:val="none" w:sz="0" w:space="0" w:color="auto"/>
+              <w:insideH w:val="none" w:sz="0" w:space="0" w:color="auto"/>
+              <w:insideV w:val="none" w:sz="0" w:space="0" w:color="auto"/>
+            </w:tcBorders>
+          </w:tcPr>
+          <w:p>
+            <w:pPr>
+              <w:spacing w:after="20" w:line="240" w:lineRule="auto"/>
+              <w:jc w:val="center"/>
+            </w:pPr>
+            <w:r/>
+            <w:r>
+              <w:rPr>
+                <w:rFonts w:ascii="Times New Roman" w:hAnsi="Times New Roman"/>
+                <w:b/>
+                <w:color w:val="000000"/>
+                <w:sz w:val="13"/>
+              </w:rPr>
+              <w:t>Piso</w:t>
+            </w:r>
+          </w:p>
+        </w:tc>
+        <w:tc>
+          <w:tcPr>
+            <w:tcW w:type="dxa" w:w="756"/>
+            <w:tcBorders>
+              <w:top w:val="single" w:sz="6" w:space="0" w:color="000000"/>
+              <w:left w:val="none" w:sz="0" w:space="0" w:color="auto"/>
+              <w:bottom w:val="single" w:sz="6" w:space="0" w:color="000000"/>
+              <w:right w:val="none" w:sz="0" w:space="0" w:color="auto"/>
+              <w:insideH w:val="none" w:sz="0" w:space="0" w:color="auto"/>
+              <w:insideV w:val="none" w:sz="0" w:space="0" w:color="auto"/>
+            </w:tcBorders>
+          </w:tcPr>
+          <w:p>
+            <w:pPr>
+              <w:spacing w:after="20" w:line="240" w:lineRule="auto"/>
+              <w:jc w:val="center"/>
+            </w:pPr>
+            <w:r/>
+            <w:r>
+              <w:rPr>
+                <w:rFonts w:ascii="Times New Roman" w:hAnsi="Times New Roman"/>
+                <w:b/>
+                <w:color w:val="000000"/>
+                <w:sz w:val="13"/>
+              </w:rPr>
+              <w:t>Choques</w:t>
+            </w:r>
+          </w:p>
+        </w:tc>
+      </w:tr>
+      <w:tr>
+        <w:tc>
+          <w:tcPr>
+            <w:tcW w:type="dxa" w:w="756"/>
+            <w:tcBorders>
+              <w:top w:val="none" w:sz="0" w:space="0" w:color="auto"/>
+              <w:left w:val="none" w:sz="0" w:space="0" w:color="auto"/>
+              <w:bottom w:val="none" w:sz="0" w:space="0" w:color="auto"/>
+              <w:right w:val="none" w:sz="0" w:space="0" w:color="auto"/>
+              <w:insideH w:val="none" w:sz="0" w:space="0" w:color="auto"/>
+              <w:insideV w:val="none" w:sz="0" w:space="0" w:color="auto"/>
+            </w:tcBorders>
+          </w:tcPr>
+          <w:p>
+            <w:pPr>
+              <w:spacing w:after="20" w:line="240" w:lineRule="auto"/>
+              <w:jc w:val="left"/>
+            </w:pPr>
+            <w:r/>
+            <w:r>
+              <w:rPr>
+                <w:rFonts w:ascii="Times New Roman" w:hAnsi="Times New Roman"/>
+                <w:b w:val="0"/>
+                <w:color w:val="000000"/>
+                <w:sz w:val="13"/>
+              </w:rPr>
+              <w:t>Iceberg</w:t>
+            </w:r>
+          </w:p>
+        </w:tc>
+        <w:tc>
+          <w:tcPr>
+            <w:tcW w:type="dxa" w:w="756"/>
+            <w:tcBorders>
+              <w:top w:val="none" w:sz="0" w:space="0" w:color="auto"/>
+              <w:left w:val="none" w:sz="0" w:space="0" w:color="auto"/>
+              <w:bottom w:val="none" w:sz="0" w:space="0" w:color="auto"/>
+              <w:right w:val="none" w:sz="0" w:space="0" w:color="auto"/>
+              <w:insideH w:val="none" w:sz="0" w:space="0" w:color="auto"/>
+              <w:insideV w:val="none" w:sz="0" w:space="0" w:color="auto"/>
+            </w:tcBorders>
+          </w:tcPr>
+          <w:p>
+            <w:pPr>
+              <w:spacing w:after="20" w:line="240" w:lineRule="auto"/>
+              <w:jc w:val="center"/>
+            </w:pPr>
+            <w:r/>
+            <w:r>
+              <w:rPr>
+                <w:rFonts w:ascii="Times New Roman" w:hAnsi="Times New Roman"/>
+                <w:b w:val="0"/>
+                <w:color w:val="000000"/>
+                <w:sz w:val="13"/>
+              </w:rPr>
+              <w:t>16 (38,1)</w:t>
+            </w:r>
+          </w:p>
+        </w:tc>
+        <w:tc>
+          <w:tcPr>
+            <w:tcW w:type="dxa" w:w="756"/>
+            <w:tcBorders>
+              <w:top w:val="none" w:sz="0" w:space="0" w:color="auto"/>
+              <w:left w:val="none" w:sz="0" w:space="0" w:color="auto"/>
+              <w:bottom w:val="none" w:sz="0" w:space="0" w:color="auto"/>
+              <w:right w:val="none" w:sz="0" w:space="0" w:color="auto"/>
+              <w:insideH w:val="none" w:sz="0" w:space="0" w:color="auto"/>
+              <w:insideV w:val="none" w:sz="0" w:space="0" w:color="auto"/>
+            </w:tcBorders>
+          </w:tcPr>
+          <w:p>
+            <w:pPr>
+              <w:spacing w:after="20" w:line="240" w:lineRule="auto"/>
+              <w:jc w:val="center"/>
+            </w:pPr>
+            <w:r/>
+            <w:r>
+              <w:rPr>
+                <w:rFonts w:ascii="Times New Roman" w:hAnsi="Times New Roman"/>
+                <w:b w:val="0"/>
+                <w:color w:val="000000"/>
+                <w:sz w:val="13"/>
+              </w:rPr>
+              <w:t>30 (31,9)</w:t>
+            </w:r>
+          </w:p>
+        </w:tc>
+        <w:tc>
+          <w:tcPr>
+            <w:tcW w:type="dxa" w:w="756"/>
+            <w:tcBorders>
+              <w:top w:val="none" w:sz="0" w:space="0" w:color="auto"/>
+              <w:left w:val="none" w:sz="0" w:space="0" w:color="auto"/>
+              <w:bottom w:val="none" w:sz="0" w:space="0" w:color="auto"/>
+              <w:right w:val="none" w:sz="0" w:space="0" w:color="auto"/>
+              <w:insideH w:val="none" w:sz="0" w:space="0" w:color="auto"/>
+              <w:insideV w:val="none" w:sz="0" w:space="0" w:color="auto"/>
+            </w:tcBorders>
+          </w:tcPr>
+          <w:p>
+            <w:pPr>
+              <w:spacing w:after="20" w:line="240" w:lineRule="auto"/>
+              <w:jc w:val="center"/>
+            </w:pPr>
+            <w:r/>
+            <w:r>
+              <w:rPr>
+                <w:rFonts w:ascii="Times New Roman" w:hAnsi="Times New Roman"/>
+                <w:b w:val="0"/>
+                <w:color w:val="000000"/>
+                <w:sz w:val="13"/>
+              </w:rPr>
+              <w:t>24 (33,3)</w:t>
+            </w:r>
+          </w:p>
+        </w:tc>
+        <w:tc>
+          <w:tcPr>
+            <w:tcW w:type="dxa" w:w="756"/>
+            <w:tcBorders>
+              <w:top w:val="none" w:sz="0" w:space="0" w:color="auto"/>
+              <w:left w:val="none" w:sz="0" w:space="0" w:color="auto"/>
+              <w:bottom w:val="none" w:sz="0" w:space="0" w:color="auto"/>
+              <w:right w:val="none" w:sz="0" w:space="0" w:color="auto"/>
+              <w:insideH w:val="none" w:sz="0" w:space="0" w:color="auto"/>
+              <w:insideV w:val="none" w:sz="0" w:space="0" w:color="auto"/>
+            </w:tcBorders>
+          </w:tcPr>
+          <w:p>
+            <w:pPr>
+              <w:spacing w:after="20" w:line="240" w:lineRule="auto"/>
+              <w:jc w:val="center"/>
+            </w:pPr>
+            <w:r/>
+            <w:r>
+              <w:rPr>
+                <w:rFonts w:ascii="Times New Roman" w:hAnsi="Times New Roman"/>
+                <w:b w:val="0"/>
+                <w:color w:val="000000"/>
+                <w:sz w:val="13"/>
+              </w:rPr>
+              <w:t>20 (33,9)</w:t>
+            </w:r>
+          </w:p>
+        </w:tc>
+        <w:tc>
+          <w:tcPr>
+            <w:tcW w:type="dxa" w:w="756"/>
+            <w:tcBorders>
+              <w:top w:val="none" w:sz="0" w:space="0" w:color="auto"/>
+              <w:left w:val="none" w:sz="0" w:space="0" w:color="auto"/>
+              <w:bottom w:val="none" w:sz="0" w:space="0" w:color="auto"/>
+              <w:right w:val="none" w:sz="0" w:space="0" w:color="auto"/>
+              <w:insideH w:val="none" w:sz="0" w:space="0" w:color="auto"/>
+              <w:insideV w:val="none" w:sz="0" w:space="0" w:color="auto"/>
+            </w:tcBorders>
+          </w:tcPr>
+          <w:p>
+            <w:pPr>
+              <w:spacing w:after="20" w:line="240" w:lineRule="auto"/>
+              <w:jc w:val="center"/>
+            </w:pPr>
+            <w:r/>
+            <w:r>
+              <w:rPr>
+                <w:rFonts w:ascii="Times New Roman" w:hAnsi="Times New Roman"/>
+                <w:b w:val="0"/>
+                <w:color w:val="000000"/>
+                <w:sz w:val="13"/>
+              </w:rPr>
+              <w:t>31 (43,7)</w:t>
+            </w:r>
+          </w:p>
+        </w:tc>
+        <w:tc>
+          <w:tcPr>
+            <w:tcW w:type="dxa" w:w="756"/>
+            <w:tcBorders>
+              <w:top w:val="none" w:sz="0" w:space="0" w:color="auto"/>
+              <w:left w:val="none" w:sz="0" w:space="0" w:color="auto"/>
+              <w:bottom w:val="none" w:sz="0" w:space="0" w:color="auto"/>
+              <w:right w:val="none" w:sz="0" w:space="0" w:color="auto"/>
+              <w:insideH w:val="none" w:sz="0" w:space="0" w:color="auto"/>
+              <w:insideV w:val="none" w:sz="0" w:space="0" w:color="auto"/>
+            </w:tcBorders>
+          </w:tcPr>
+          <w:p>
+            <w:pPr>
+              <w:spacing w:after="20" w:line="240" w:lineRule="auto"/>
+              <w:jc w:val="center"/>
+            </w:pPr>
+            <w:r/>
+            <w:r>
+              <w:rPr>
+                <w:rFonts w:ascii="Times New Roman" w:hAnsi="Times New Roman"/>
+                <w:b w:val="0"/>
+                <w:color w:val="000000"/>
+                <w:sz w:val="13"/>
+              </w:rPr>
+              <w:t>29 (42,6)</w:t>
+            </w:r>
+          </w:p>
+        </w:tc>
+        <w:tc>
+          <w:tcPr>
+            <w:tcW w:type="dxa" w:w="756"/>
+            <w:tcBorders>
+              <w:top w:val="none" w:sz="0" w:space="0" w:color="auto"/>
+              <w:left w:val="none" w:sz="0" w:space="0" w:color="auto"/>
+              <w:bottom w:val="none" w:sz="0" w:space="0" w:color="auto"/>
+              <w:right w:val="none" w:sz="0" w:space="0" w:color="auto"/>
+              <w:insideH w:val="none" w:sz="0" w:space="0" w:color="auto"/>
+              <w:insideV w:val="none" w:sz="0" w:space="0" w:color="auto"/>
+            </w:tcBorders>
+          </w:tcPr>
+          <w:p>
+            <w:pPr>
+              <w:spacing w:after="20" w:line="240" w:lineRule="auto"/>
+              <w:jc w:val="center"/>
+            </w:pPr>
+            <w:r/>
+            <w:r>
+              <w:rPr>
+                <w:rFonts w:ascii="Times New Roman" w:hAnsi="Times New Roman"/>
+                <w:b w:val="0"/>
+                <w:color w:val="000000"/>
+                <w:sz w:val="13"/>
+              </w:rPr>
+              <w:t>10 (21,7)</w:t>
+            </w:r>
+          </w:p>
+        </w:tc>
+        <w:tc>
+          <w:tcPr>
+            <w:tcW w:type="dxa" w:w="756"/>
+            <w:tcBorders>
+              <w:top w:val="none" w:sz="0" w:space="0" w:color="auto"/>
+              <w:left w:val="none" w:sz="0" w:space="0" w:color="auto"/>
+              <w:bottom w:val="none" w:sz="0" w:space="0" w:color="auto"/>
+              <w:right w:val="none" w:sz="0" w:space="0" w:color="auto"/>
+              <w:insideH w:val="none" w:sz="0" w:space="0" w:color="auto"/>
+              <w:insideV w:val="none" w:sz="0" w:space="0" w:color="auto"/>
+            </w:tcBorders>
+          </w:tcPr>
+          <w:p>
+            <w:pPr>
+              <w:spacing w:after="20" w:line="240" w:lineRule="auto"/>
+              <w:jc w:val="center"/>
+            </w:pPr>
+            <w:r/>
+            <w:r>
+              <w:rPr>
+                <w:rFonts w:ascii="Times New Roman" w:hAnsi="Times New Roman"/>
+                <w:b w:val="0"/>
+                <w:color w:val="000000"/>
+                <w:sz w:val="13"/>
+              </w:rPr>
+              <w:t>35,4</w:t>
+            </w:r>
+          </w:p>
+        </w:tc>
+        <w:tc>
+          <w:tcPr>
+            <w:tcW w:type="dxa" w:w="756"/>
+            <w:tcBorders>
+              <w:top w:val="none" w:sz="0" w:space="0" w:color="auto"/>
+              <w:left w:val="none" w:sz="0" w:space="0" w:color="auto"/>
+              <w:bottom w:val="none" w:sz="0" w:space="0" w:color="auto"/>
+              <w:right w:val="none" w:sz="0" w:space="0" w:color="auto"/>
+              <w:insideH w:val="none" w:sz="0" w:space="0" w:color="auto"/>
+              <w:insideV w:val="none" w:sz="0" w:space="0" w:color="auto"/>
+            </w:tcBorders>
+          </w:tcPr>
+          <w:p>
+            <w:pPr>
+              <w:spacing w:after="20" w:line="240" w:lineRule="auto"/>
+              <w:jc w:val="center"/>
+            </w:pPr>
+            <w:r/>
+            <w:r>
+              <w:rPr>
+                <w:rFonts w:ascii="Times New Roman" w:hAnsi="Times New Roman"/>
+                <w:b w:val="0"/>
+                <w:color w:val="000000"/>
+                <w:sz w:val="13"/>
+              </w:rPr>
+              <w:t>29,4</w:t>
+            </w:r>
+          </w:p>
+        </w:tc>
+        <w:tc>
+          <w:tcPr>
+            <w:tcW w:type="dxa" w:w="756"/>
+            <w:tcBorders>
+              <w:top w:val="none" w:sz="0" w:space="0" w:color="auto"/>
+              <w:left w:val="none" w:sz="0" w:space="0" w:color="auto"/>
+              <w:bottom w:val="none" w:sz="0" w:space="0" w:color="auto"/>
+              <w:right w:val="none" w:sz="0" w:space="0" w:color="auto"/>
+              <w:insideH w:val="none" w:sz="0" w:space="0" w:color="auto"/>
+              <w:insideV w:val="none" w:sz="0" w:space="0" w:color="auto"/>
+            </w:tcBorders>
+          </w:tcPr>
+          <w:p>
+            <w:pPr>
+              <w:spacing w:after="20" w:line="240" w:lineRule="auto"/>
+              <w:jc w:val="center"/>
+            </w:pPr>
+            <w:r/>
+            <w:r>
+              <w:rPr>
+                <w:rFonts w:ascii="Times New Roman" w:hAnsi="Times New Roman"/>
+                <w:b w:val="0"/>
+                <w:color w:val="000000"/>
+                <w:sz w:val="13"/>
+              </w:rPr>
+              <w:t>6,0</w:t>
+            </w:r>
+          </w:p>
+        </w:tc>
+        <w:tc>
+          <w:tcPr>
+            <w:tcW w:type="dxa" w:w="756"/>
+            <w:tcBorders>
+              <w:top w:val="none" w:sz="0" w:space="0" w:color="auto"/>
+              <w:left w:val="none" w:sz="0" w:space="0" w:color="auto"/>
+              <w:bottom w:val="none" w:sz="0" w:space="0" w:color="auto"/>
+              <w:right w:val="none" w:sz="0" w:space="0" w:color="auto"/>
+              <w:insideH w:val="none" w:sz="0" w:space="0" w:color="auto"/>
+              <w:insideV w:val="none" w:sz="0" w:space="0" w:color="auto"/>
+            </w:tcBorders>
+          </w:tcPr>
+          <w:p>
+            <w:pPr>
+              <w:spacing w:after="20" w:line="240" w:lineRule="auto"/>
+              <w:jc w:val="center"/>
+            </w:pPr>
+            <w:r/>
+            <w:r>
+              <w:rPr>
+                <w:rFonts w:ascii="Times New Roman" w:hAnsi="Times New Roman"/>
+                <w:b w:val="0"/>
+                <w:color w:val="000000"/>
+                <w:sz w:val="13"/>
+              </w:rPr>
+              <w:t>6</w:t>
+            </w:r>
+          </w:p>
+        </w:tc>
+      </w:tr>
+      <w:tr>
+        <w:tc>
+          <w:tcPr>
+            <w:tcW w:type="dxa" w:w="756"/>
+            <w:tcBorders>
+              <w:top w:val="none" w:sz="0" w:space="0" w:color="auto"/>
+              <w:left w:val="none" w:sz="0" w:space="0" w:color="auto"/>
+              <w:bottom w:val="none" w:sz="0" w:space="0" w:color="auto"/>
+              <w:right w:val="none" w:sz="0" w:space="0" w:color="auto"/>
+              <w:insideH w:val="none" w:sz="0" w:space="0" w:color="auto"/>
+              <w:insideV w:val="none" w:sz="0" w:space="0" w:color="auto"/>
+            </w:tcBorders>
+          </w:tcPr>
+          <w:p>
+            <w:pPr>
+              <w:spacing w:after="20" w:line="240" w:lineRule="auto"/>
+              <w:jc w:val="left"/>
+            </w:pPr>
+            <w:r/>
+            <w:r>
+              <w:rPr>
+                <w:rFonts w:ascii="Times New Roman" w:hAnsi="Times New Roman"/>
+                <w:b w:val="0"/>
+                <w:color w:val="000000"/>
+                <w:sz w:val="13"/>
+              </w:rPr>
+              <w:t>Superfície</w:t>
+            </w:r>
+          </w:p>
+        </w:tc>
+        <w:tc>
+          <w:tcPr>
+            <w:tcW w:type="dxa" w:w="756"/>
+            <w:tcBorders>
+              <w:top w:val="none" w:sz="0" w:space="0" w:color="auto"/>
+              <w:left w:val="none" w:sz="0" w:space="0" w:color="auto"/>
+              <w:bottom w:val="none" w:sz="0" w:space="0" w:color="auto"/>
+              <w:right w:val="none" w:sz="0" w:space="0" w:color="auto"/>
+              <w:insideH w:val="none" w:sz="0" w:space="0" w:color="auto"/>
+              <w:insideV w:val="none" w:sz="0" w:space="0" w:color="auto"/>
+            </w:tcBorders>
+          </w:tcPr>
+          <w:p>
+            <w:pPr>
+              <w:spacing w:after="20" w:line="240" w:lineRule="auto"/>
+              <w:jc w:val="center"/>
+            </w:pPr>
+            <w:r/>
+            <w:r>
+              <w:rPr>
+                <w:rFonts w:ascii="Times New Roman" w:hAnsi="Times New Roman"/>
+                <w:b w:val="0"/>
+                <w:color w:val="000000"/>
+                <w:sz w:val="13"/>
+              </w:rPr>
+              <w:t>13 (31,0)</w:t>
+            </w:r>
+          </w:p>
+        </w:tc>
+        <w:tc>
+          <w:tcPr>
+            <w:tcW w:type="dxa" w:w="756"/>
+            <w:tcBorders>
+              <w:top w:val="none" w:sz="0" w:space="0" w:color="auto"/>
+              <w:left w:val="none" w:sz="0" w:space="0" w:color="auto"/>
+              <w:bottom w:val="none" w:sz="0" w:space="0" w:color="auto"/>
+              <w:right w:val="none" w:sz="0" w:space="0" w:color="auto"/>
+              <w:insideH w:val="none" w:sz="0" w:space="0" w:color="auto"/>
+              <w:insideV w:val="none" w:sz="0" w:space="0" w:color="auto"/>
+            </w:tcBorders>
+          </w:tcPr>
+          <w:p>
+            <w:pPr>
+              <w:spacing w:after="20" w:line="240" w:lineRule="auto"/>
+              <w:jc w:val="center"/>
+            </w:pPr>
+            <w:r/>
+            <w:r>
+              <w:rPr>
+                <w:rFonts w:ascii="Times New Roman" w:hAnsi="Times New Roman"/>
+                <w:b w:val="0"/>
+                <w:color w:val="000000"/>
+                <w:sz w:val="13"/>
+              </w:rPr>
+              <w:t>24 (25,5)</w:t>
+            </w:r>
+          </w:p>
+        </w:tc>
+        <w:tc>
+          <w:tcPr>
+            <w:tcW w:type="dxa" w:w="756"/>
+            <w:tcBorders>
+              <w:top w:val="none" w:sz="0" w:space="0" w:color="auto"/>
+              <w:left w:val="none" w:sz="0" w:space="0" w:color="auto"/>
+              <w:bottom w:val="none" w:sz="0" w:space="0" w:color="auto"/>
+              <w:right w:val="none" w:sz="0" w:space="0" w:color="auto"/>
+              <w:insideH w:val="none" w:sz="0" w:space="0" w:color="auto"/>
+              <w:insideV w:val="none" w:sz="0" w:space="0" w:color="auto"/>
+            </w:tcBorders>
+          </w:tcPr>
+          <w:p>
+            <w:pPr>
+              <w:spacing w:after="20" w:line="240" w:lineRule="auto"/>
+              <w:jc w:val="center"/>
+            </w:pPr>
+            <w:r/>
+            <w:r>
+              <w:rPr>
+                <w:rFonts w:ascii="Times New Roman" w:hAnsi="Times New Roman"/>
+                <w:b w:val="0"/>
+                <w:color w:val="000000"/>
+                <w:sz w:val="13"/>
+              </w:rPr>
+              <w:t>9 (12,5)</w:t>
+            </w:r>
+          </w:p>
+        </w:tc>
+        <w:tc>
+          <w:tcPr>
+            <w:tcW w:type="dxa" w:w="756"/>
+            <w:tcBorders>
+              <w:top w:val="none" w:sz="0" w:space="0" w:color="auto"/>
+              <w:left w:val="none" w:sz="0" w:space="0" w:color="auto"/>
+              <w:bottom w:val="none" w:sz="0" w:space="0" w:color="auto"/>
+              <w:right w:val="none" w:sz="0" w:space="0" w:color="auto"/>
+              <w:insideH w:val="none" w:sz="0" w:space="0" w:color="auto"/>
+              <w:insideV w:val="none" w:sz="0" w:space="0" w:color="auto"/>
+            </w:tcBorders>
+          </w:tcPr>
+          <w:p>
+            <w:pPr>
+              <w:spacing w:after="20" w:line="240" w:lineRule="auto"/>
+              <w:jc w:val="center"/>
+            </w:pPr>
+            <w:r/>
+            <w:r>
+              <w:rPr>
+                <w:rFonts w:ascii="Times New Roman" w:hAnsi="Times New Roman"/>
+                <w:b w:val="0"/>
+                <w:color w:val="000000"/>
+                <w:sz w:val="13"/>
+              </w:rPr>
+              <w:t>14 (23,7)</w:t>
+            </w:r>
+          </w:p>
+        </w:tc>
+        <w:tc>
+          <w:tcPr>
+            <w:tcW w:type="dxa" w:w="756"/>
+            <w:tcBorders>
+              <w:top w:val="none" w:sz="0" w:space="0" w:color="auto"/>
+              <w:left w:val="none" w:sz="0" w:space="0" w:color="auto"/>
+              <w:bottom w:val="none" w:sz="0" w:space="0" w:color="auto"/>
+              <w:right w:val="none" w:sz="0" w:space="0" w:color="auto"/>
+              <w:insideH w:val="none" w:sz="0" w:space="0" w:color="auto"/>
+              <w:insideV w:val="none" w:sz="0" w:space="0" w:color="auto"/>
+            </w:tcBorders>
+          </w:tcPr>
+          <w:p>
+            <w:pPr>
+              <w:spacing w:after="20" w:line="240" w:lineRule="auto"/>
+              <w:jc w:val="center"/>
+            </w:pPr>
+            <w:r/>
+            <w:r>
+              <w:rPr>
+                <w:rFonts w:ascii="Times New Roman" w:hAnsi="Times New Roman"/>
+                <w:b w:val="0"/>
+                <w:color w:val="000000"/>
+                <w:sz w:val="13"/>
+              </w:rPr>
+              <w:t>11 (15,5)</w:t>
+            </w:r>
+          </w:p>
+        </w:tc>
+        <w:tc>
+          <w:tcPr>
+            <w:tcW w:type="dxa" w:w="756"/>
+            <w:tcBorders>
+              <w:top w:val="none" w:sz="0" w:space="0" w:color="auto"/>
+              <w:left w:val="none" w:sz="0" w:space="0" w:color="auto"/>
+              <w:bottom w:val="none" w:sz="0" w:space="0" w:color="auto"/>
+              <w:right w:val="none" w:sz="0" w:space="0" w:color="auto"/>
+              <w:insideH w:val="none" w:sz="0" w:space="0" w:color="auto"/>
+              <w:insideV w:val="none" w:sz="0" w:space="0" w:color="auto"/>
+            </w:tcBorders>
+          </w:tcPr>
+          <w:p>
+            <w:pPr>
+              <w:spacing w:after="20" w:line="240" w:lineRule="auto"/>
+              <w:jc w:val="center"/>
+            </w:pPr>
+            <w:r/>
+            <w:r>
+              <w:rPr>
+                <w:rFonts w:ascii="Times New Roman" w:hAnsi="Times New Roman"/>
+                <w:b w:val="0"/>
+                <w:color w:val="000000"/>
+                <w:sz w:val="13"/>
+              </w:rPr>
+              <w:t>8 (11,8)</w:t>
+            </w:r>
+          </w:p>
+        </w:tc>
+        <w:tc>
+          <w:tcPr>
+            <w:tcW w:type="dxa" w:w="756"/>
+            <w:tcBorders>
+              <w:top w:val="none" w:sz="0" w:space="0" w:color="auto"/>
+              <w:left w:val="none" w:sz="0" w:space="0" w:color="auto"/>
+              <w:bottom w:val="none" w:sz="0" w:space="0" w:color="auto"/>
+              <w:right w:val="none" w:sz="0" w:space="0" w:color="auto"/>
+              <w:insideH w:val="none" w:sz="0" w:space="0" w:color="auto"/>
+              <w:insideV w:val="none" w:sz="0" w:space="0" w:color="auto"/>
+            </w:tcBorders>
+          </w:tcPr>
+          <w:p>
+            <w:pPr>
+              <w:spacing w:after="20" w:line="240" w:lineRule="auto"/>
+              <w:jc w:val="center"/>
+            </w:pPr>
+            <w:r/>
+            <w:r>
+              <w:rPr>
+                <w:rFonts w:ascii="Times New Roman" w:hAnsi="Times New Roman"/>
+                <w:b w:val="0"/>
+                <w:color w:val="000000"/>
+                <w:sz w:val="13"/>
+              </w:rPr>
+              <w:t>11 (23,9)</w:t>
+            </w:r>
+          </w:p>
+        </w:tc>
+        <w:tc>
+          <w:tcPr>
+            <w:tcW w:type="dxa" w:w="756"/>
+            <w:tcBorders>
+              <w:top w:val="none" w:sz="0" w:space="0" w:color="auto"/>
+              <w:left w:val="none" w:sz="0" w:space="0" w:color="auto"/>
+              <w:bottom w:val="none" w:sz="0" w:space="0" w:color="auto"/>
+              <w:right w:val="none" w:sz="0" w:space="0" w:color="auto"/>
+              <w:insideH w:val="none" w:sz="0" w:space="0" w:color="auto"/>
+              <w:insideV w:val="none" w:sz="0" w:space="0" w:color="auto"/>
+            </w:tcBorders>
+          </w:tcPr>
+          <w:p>
+            <w:pPr>
+              <w:spacing w:after="20" w:line="240" w:lineRule="auto"/>
+              <w:jc w:val="center"/>
+            </w:pPr>
+            <w:r/>
+            <w:r>
+              <w:rPr>
+                <w:rFonts w:ascii="Times New Roman" w:hAnsi="Times New Roman"/>
+                <w:b w:val="0"/>
+                <w:color w:val="000000"/>
+                <w:sz w:val="13"/>
+              </w:rPr>
+              <w:t>19,9</w:t>
+            </w:r>
+          </w:p>
+        </w:tc>
+        <w:tc>
+          <w:tcPr>
+            <w:tcW w:type="dxa" w:w="756"/>
+            <w:tcBorders>
+              <w:top w:val="none" w:sz="0" w:space="0" w:color="auto"/>
+              <w:left w:val="none" w:sz="0" w:space="0" w:color="auto"/>
+              <w:bottom w:val="none" w:sz="0" w:space="0" w:color="auto"/>
+              <w:right w:val="none" w:sz="0" w:space="0" w:color="auto"/>
+              <w:insideH w:val="none" w:sz="0" w:space="0" w:color="auto"/>
+              <w:insideV w:val="none" w:sz="0" w:space="0" w:color="auto"/>
+            </w:tcBorders>
+          </w:tcPr>
+          <w:p>
+            <w:pPr>
+              <w:spacing w:after="20" w:line="240" w:lineRule="auto"/>
+              <w:jc w:val="center"/>
+            </w:pPr>
+            <w:r/>
+            <w:r>
+              <w:rPr>
+                <w:rFonts w:ascii="Times New Roman" w:hAnsi="Times New Roman"/>
+                <w:b w:val="0"/>
+                <w:color w:val="000000"/>
+                <w:sz w:val="13"/>
+              </w:rPr>
+              <w:t>14,8</w:t>
+            </w:r>
+          </w:p>
+        </w:tc>
+        <w:tc>
+          <w:tcPr>
+            <w:tcW w:type="dxa" w:w="756"/>
+            <w:tcBorders>
+              <w:top w:val="none" w:sz="0" w:space="0" w:color="auto"/>
+              <w:left w:val="none" w:sz="0" w:space="0" w:color="auto"/>
+              <w:bottom w:val="none" w:sz="0" w:space="0" w:color="auto"/>
+              <w:right w:val="none" w:sz="0" w:space="0" w:color="auto"/>
+              <w:insideH w:val="none" w:sz="0" w:space="0" w:color="auto"/>
+              <w:insideV w:val="none" w:sz="0" w:space="0" w:color="auto"/>
+            </w:tcBorders>
+          </w:tcPr>
+          <w:p>
+            <w:pPr>
+              <w:spacing w:after="20" w:line="240" w:lineRule="auto"/>
+              <w:jc w:val="center"/>
+            </w:pPr>
+            <w:r/>
+            <w:r>
+              <w:rPr>
+                <w:rFonts w:ascii="Times New Roman" w:hAnsi="Times New Roman"/>
+                <w:b w:val="0"/>
+                <w:color w:val="000000"/>
+                <w:sz w:val="13"/>
+              </w:rPr>
+              <w:t>5,1</w:t>
+            </w:r>
+          </w:p>
+        </w:tc>
+        <w:tc>
+          <w:tcPr>
+            <w:tcW w:type="dxa" w:w="756"/>
+            <w:tcBorders>
+              <w:top w:val="none" w:sz="0" w:space="0" w:color="auto"/>
+              <w:left w:val="none" w:sz="0" w:space="0" w:color="auto"/>
+              <w:bottom w:val="none" w:sz="0" w:space="0" w:color="auto"/>
+              <w:right w:val="none" w:sz="0" w:space="0" w:color="auto"/>
+              <w:insideH w:val="none" w:sz="0" w:space="0" w:color="auto"/>
+              <w:insideV w:val="none" w:sz="0" w:space="0" w:color="auto"/>
+            </w:tcBorders>
+          </w:tcPr>
+          <w:p>
+            <w:pPr>
+              <w:spacing w:after="20" w:line="240" w:lineRule="auto"/>
+              <w:jc w:val="center"/>
+            </w:pPr>
+            <w:r/>
+            <w:r>
+              <w:rPr>
+                <w:rFonts w:ascii="Times New Roman" w:hAnsi="Times New Roman"/>
+                <w:b w:val="0"/>
+                <w:color w:val="000000"/>
+                <w:sz w:val="13"/>
+              </w:rPr>
+              <w:t>1, 6</w:t>
+            </w:r>
+          </w:p>
+        </w:tc>
+      </w:tr>
+      <w:tr>
+        <w:tc>
+          <w:tcPr>
+            <w:tcW w:type="dxa" w:w="756"/>
+            <w:tcBorders>
+              <w:top w:val="none" w:sz="0" w:space="0" w:color="auto"/>
+              <w:left w:val="none" w:sz="0" w:space="0" w:color="auto"/>
+              <w:bottom w:val="none" w:sz="0" w:space="0" w:color="auto"/>
+              <w:right w:val="none" w:sz="0" w:space="0" w:color="auto"/>
+              <w:insideH w:val="none" w:sz="0" w:space="0" w:color="auto"/>
+              <w:insideV w:val="none" w:sz="0" w:space="0" w:color="auto"/>
+            </w:tcBorders>
+          </w:tcPr>
+          <w:p>
+            <w:pPr>
+              <w:spacing w:after="20" w:line="240" w:lineRule="auto"/>
+              <w:jc w:val="left"/>
+            </w:pPr>
+            <w:r/>
+            <w:r>
+              <w:rPr>
+                <w:rFonts w:ascii="Times New Roman" w:hAnsi="Times New Roman"/>
+                <w:b w:val="0"/>
+                <w:color w:val="000000"/>
+                <w:sz w:val="13"/>
+              </w:rPr>
+              <w:t>Submerso</w:t>
+            </w:r>
+          </w:p>
+        </w:tc>
+        <w:tc>
+          <w:tcPr>
+            <w:tcW w:type="dxa" w:w="756"/>
+            <w:tcBorders>
+              <w:top w:val="none" w:sz="0" w:space="0" w:color="auto"/>
+              <w:left w:val="none" w:sz="0" w:space="0" w:color="auto"/>
+              <w:bottom w:val="none" w:sz="0" w:space="0" w:color="auto"/>
+              <w:right w:val="none" w:sz="0" w:space="0" w:color="auto"/>
+              <w:insideH w:val="none" w:sz="0" w:space="0" w:color="auto"/>
+              <w:insideV w:val="none" w:sz="0" w:space="0" w:color="auto"/>
+            </w:tcBorders>
+          </w:tcPr>
+          <w:p>
+            <w:pPr>
+              <w:spacing w:after="20" w:line="240" w:lineRule="auto"/>
+              <w:jc w:val="center"/>
+            </w:pPr>
+            <w:r/>
+            <w:r>
+              <w:rPr>
+                <w:rFonts w:ascii="Times New Roman" w:hAnsi="Times New Roman"/>
+                <w:b w:val="0"/>
+                <w:color w:val="000000"/>
+                <w:sz w:val="13"/>
+              </w:rPr>
+              <w:t>8 (19,0)</w:t>
+            </w:r>
+          </w:p>
+        </w:tc>
+        <w:tc>
+          <w:tcPr>
+            <w:tcW w:type="dxa" w:w="756"/>
+            <w:tcBorders>
+              <w:top w:val="none" w:sz="0" w:space="0" w:color="auto"/>
+              <w:left w:val="none" w:sz="0" w:space="0" w:color="auto"/>
+              <w:bottom w:val="none" w:sz="0" w:space="0" w:color="auto"/>
+              <w:right w:val="none" w:sz="0" w:space="0" w:color="auto"/>
+              <w:insideH w:val="none" w:sz="0" w:space="0" w:color="auto"/>
+              <w:insideV w:val="none" w:sz="0" w:space="0" w:color="auto"/>
+            </w:tcBorders>
+          </w:tcPr>
+          <w:p>
+            <w:pPr>
+              <w:spacing w:after="20" w:line="240" w:lineRule="auto"/>
+              <w:jc w:val="center"/>
+            </w:pPr>
+            <w:r/>
+            <w:r>
+              <w:rPr>
+                <w:rFonts w:ascii="Times New Roman" w:hAnsi="Times New Roman"/>
+                <w:b w:val="0"/>
+                <w:color w:val="000000"/>
+                <w:sz w:val="13"/>
+              </w:rPr>
+              <w:t>16 (17,0)</w:t>
+            </w:r>
+          </w:p>
+        </w:tc>
+        <w:tc>
+          <w:tcPr>
+            <w:tcW w:type="dxa" w:w="756"/>
+            <w:tcBorders>
+              <w:top w:val="none" w:sz="0" w:space="0" w:color="auto"/>
+              <w:left w:val="none" w:sz="0" w:space="0" w:color="auto"/>
+              <w:bottom w:val="none" w:sz="0" w:space="0" w:color="auto"/>
+              <w:right w:val="none" w:sz="0" w:space="0" w:color="auto"/>
+              <w:insideH w:val="none" w:sz="0" w:space="0" w:color="auto"/>
+              <w:insideV w:val="none" w:sz="0" w:space="0" w:color="auto"/>
+            </w:tcBorders>
+          </w:tcPr>
+          <w:p>
+            <w:pPr>
+              <w:spacing w:after="20" w:line="240" w:lineRule="auto"/>
+              <w:jc w:val="center"/>
+            </w:pPr>
+            <w:r/>
+            <w:r>
+              <w:rPr>
+                <w:rFonts w:ascii="Times New Roman" w:hAnsi="Times New Roman"/>
+                <w:b w:val="0"/>
+                <w:color w:val="000000"/>
+                <w:sz w:val="13"/>
+              </w:rPr>
+              <w:t>19 (26,4)</w:t>
+            </w:r>
+          </w:p>
+        </w:tc>
+        <w:tc>
+          <w:tcPr>
+            <w:tcW w:type="dxa" w:w="756"/>
+            <w:tcBorders>
+              <w:top w:val="none" w:sz="0" w:space="0" w:color="auto"/>
+              <w:left w:val="none" w:sz="0" w:space="0" w:color="auto"/>
+              <w:bottom w:val="none" w:sz="0" w:space="0" w:color="auto"/>
+              <w:right w:val="none" w:sz="0" w:space="0" w:color="auto"/>
+              <w:insideH w:val="none" w:sz="0" w:space="0" w:color="auto"/>
+              <w:insideV w:val="none" w:sz="0" w:space="0" w:color="auto"/>
+            </w:tcBorders>
+          </w:tcPr>
+          <w:p>
+            <w:pPr>
+              <w:spacing w:after="20" w:line="240" w:lineRule="auto"/>
+              <w:jc w:val="center"/>
+            </w:pPr>
+            <w:r/>
+            <w:r>
+              <w:rPr>
+                <w:rFonts w:ascii="Times New Roman" w:hAnsi="Times New Roman"/>
+                <w:b w:val="0"/>
+                <w:color w:val="000000"/>
+                <w:sz w:val="13"/>
+              </w:rPr>
+              <w:t>10 (16,9)</w:t>
+            </w:r>
+          </w:p>
+        </w:tc>
+        <w:tc>
+          <w:tcPr>
+            <w:tcW w:type="dxa" w:w="756"/>
+            <w:tcBorders>
+              <w:top w:val="none" w:sz="0" w:space="0" w:color="auto"/>
+              <w:left w:val="none" w:sz="0" w:space="0" w:color="auto"/>
+              <w:bottom w:val="none" w:sz="0" w:space="0" w:color="auto"/>
+              <w:right w:val="none" w:sz="0" w:space="0" w:color="auto"/>
+              <w:insideH w:val="none" w:sz="0" w:space="0" w:color="auto"/>
+              <w:insideV w:val="none" w:sz="0" w:space="0" w:color="auto"/>
+            </w:tcBorders>
+          </w:tcPr>
+          <w:p>
+            <w:pPr>
+              <w:spacing w:after="20" w:line="240" w:lineRule="auto"/>
+              <w:jc w:val="center"/>
+            </w:pPr>
+            <w:r/>
+            <w:r>
+              <w:rPr>
+                <w:rFonts w:ascii="Times New Roman" w:hAnsi="Times New Roman"/>
+                <w:b w:val="0"/>
+                <w:color w:val="000000"/>
+                <w:sz w:val="13"/>
+              </w:rPr>
+              <w:t>14 (19,7)</w:t>
+            </w:r>
+          </w:p>
+        </w:tc>
+        <w:tc>
+          <w:tcPr>
+            <w:tcW w:type="dxa" w:w="756"/>
+            <w:tcBorders>
+              <w:top w:val="none" w:sz="0" w:space="0" w:color="auto"/>
+              <w:left w:val="none" w:sz="0" w:space="0" w:color="auto"/>
+              <w:bottom w:val="none" w:sz="0" w:space="0" w:color="auto"/>
+              <w:right w:val="none" w:sz="0" w:space="0" w:color="auto"/>
+              <w:insideH w:val="none" w:sz="0" w:space="0" w:color="auto"/>
+              <w:insideV w:val="none" w:sz="0" w:space="0" w:color="auto"/>
+            </w:tcBorders>
+          </w:tcPr>
+          <w:p>
+            <w:pPr>
+              <w:spacing w:after="20" w:line="240" w:lineRule="auto"/>
+              <w:jc w:val="center"/>
+            </w:pPr>
+            <w:r/>
+            <w:r>
+              <w:rPr>
+                <w:rFonts w:ascii="Times New Roman" w:hAnsi="Times New Roman"/>
+                <w:b w:val="0"/>
+                <w:color w:val="000000"/>
+                <w:sz w:val="13"/>
+              </w:rPr>
+              <w:t>10 (14,7)</w:t>
+            </w:r>
+          </w:p>
+        </w:tc>
+        <w:tc>
+          <w:tcPr>
+            <w:tcW w:type="dxa" w:w="756"/>
+            <w:tcBorders>
+              <w:top w:val="none" w:sz="0" w:space="0" w:color="auto"/>
+              <w:left w:val="none" w:sz="0" w:space="0" w:color="auto"/>
+              <w:bottom w:val="none" w:sz="0" w:space="0" w:color="auto"/>
+              <w:right w:val="none" w:sz="0" w:space="0" w:color="auto"/>
+              <w:insideH w:val="none" w:sz="0" w:space="0" w:color="auto"/>
+              <w:insideV w:val="none" w:sz="0" w:space="0" w:color="auto"/>
+            </w:tcBorders>
+          </w:tcPr>
+          <w:p>
+            <w:pPr>
+              <w:spacing w:after="20" w:line="240" w:lineRule="auto"/>
+              <w:jc w:val="center"/>
+            </w:pPr>
+            <w:r/>
+            <w:r>
+              <w:rPr>
+                <w:rFonts w:ascii="Times New Roman" w:hAnsi="Times New Roman"/>
+                <w:b w:val="0"/>
+                <w:color w:val="000000"/>
+                <w:sz w:val="13"/>
+              </w:rPr>
+              <w:t>9 (19,6)</w:t>
+            </w:r>
+          </w:p>
+        </w:tc>
+        <w:tc>
+          <w:tcPr>
+            <w:tcW w:type="dxa" w:w="756"/>
+            <w:tcBorders>
+              <w:top w:val="none" w:sz="0" w:space="0" w:color="auto"/>
+              <w:left w:val="none" w:sz="0" w:space="0" w:color="auto"/>
+              <w:bottom w:val="none" w:sz="0" w:space="0" w:color="auto"/>
+              <w:right w:val="none" w:sz="0" w:space="0" w:color="auto"/>
+              <w:insideH w:val="none" w:sz="0" w:space="0" w:color="auto"/>
+              <w:insideV w:val="none" w:sz="0" w:space="0" w:color="auto"/>
+            </w:tcBorders>
+          </w:tcPr>
+          <w:p>
+            <w:pPr>
+              <w:spacing w:after="20" w:line="240" w:lineRule="auto"/>
+              <w:jc w:val="center"/>
+            </w:pPr>
+            <w:r/>
+            <w:r>
+              <w:rPr>
+                <w:rFonts w:ascii="Times New Roman" w:hAnsi="Times New Roman"/>
+                <w:b w:val="0"/>
+                <w:color w:val="000000"/>
+                <w:sz w:val="13"/>
+              </w:rPr>
+              <w:t>19,0</w:t>
+            </w:r>
+          </w:p>
+        </w:tc>
+        <w:tc>
+          <w:tcPr>
+            <w:tcW w:type="dxa" w:w="756"/>
+            <w:tcBorders>
+              <w:top w:val="none" w:sz="0" w:space="0" w:color="auto"/>
+              <w:left w:val="none" w:sz="0" w:space="0" w:color="auto"/>
+              <w:bottom w:val="none" w:sz="0" w:space="0" w:color="auto"/>
+              <w:right w:val="none" w:sz="0" w:space="0" w:color="auto"/>
+              <w:insideH w:val="none" w:sz="0" w:space="0" w:color="auto"/>
+              <w:insideV w:val="none" w:sz="0" w:space="0" w:color="auto"/>
+            </w:tcBorders>
+          </w:tcPr>
+          <w:p>
+            <w:pPr>
+              <w:spacing w:after="20" w:line="240" w:lineRule="auto"/>
+              <w:jc w:val="center"/>
+            </w:pPr>
+            <w:r/>
+            <w:r>
+              <w:rPr>
+                <w:rFonts w:ascii="Times New Roman" w:hAnsi="Times New Roman"/>
+                <w:b w:val="0"/>
+                <w:color w:val="000000"/>
+                <w:sz w:val="13"/>
+              </w:rPr>
+              <w:t>25,5</w:t>
+            </w:r>
+          </w:p>
+        </w:tc>
+        <w:tc>
+          <w:tcPr>
+            <w:tcW w:type="dxa" w:w="756"/>
+            <w:tcBorders>
+              <w:top w:val="none" w:sz="0" w:space="0" w:color="auto"/>
+              <w:left w:val="none" w:sz="0" w:space="0" w:color="auto"/>
+              <w:bottom w:val="none" w:sz="0" w:space="0" w:color="auto"/>
+              <w:right w:val="none" w:sz="0" w:space="0" w:color="auto"/>
+              <w:insideH w:val="none" w:sz="0" w:space="0" w:color="auto"/>
+              <w:insideV w:val="none" w:sz="0" w:space="0" w:color="auto"/>
+            </w:tcBorders>
+          </w:tcPr>
+          <w:p>
+            <w:pPr>
+              <w:spacing w:after="20" w:line="240" w:lineRule="auto"/>
+              <w:jc w:val="center"/>
+            </w:pPr>
+            <w:r/>
+            <w:r>
+              <w:rPr>
+                <w:rFonts w:ascii="Times New Roman" w:hAnsi="Times New Roman"/>
+                <w:b w:val="0"/>
+                <w:color w:val="000000"/>
+                <w:sz w:val="13"/>
+              </w:rPr>
+              <w:t>5,0</w:t>
+            </w:r>
+          </w:p>
+        </w:tc>
+        <w:tc>
+          <w:tcPr>
+            <w:tcW w:type="dxa" w:w="756"/>
+            <w:tcBorders>
+              <w:top w:val="none" w:sz="0" w:space="0" w:color="auto"/>
+              <w:left w:val="none" w:sz="0" w:space="0" w:color="auto"/>
+              <w:bottom w:val="none" w:sz="0" w:space="0" w:color="auto"/>
+              <w:right w:val="none" w:sz="0" w:space="0" w:color="auto"/>
+              <w:insideH w:val="none" w:sz="0" w:space="0" w:color="auto"/>
+              <w:insideV w:val="none" w:sz="0" w:space="0" w:color="auto"/>
+            </w:tcBorders>
+          </w:tcPr>
+          <w:p>
+            <w:pPr>
+              <w:spacing w:after="20" w:line="240" w:lineRule="auto"/>
+              <w:jc w:val="center"/>
+            </w:pPr>
+            <w:r/>
+            <w:r>
+              <w:rPr>
+                <w:rFonts w:ascii="Times New Roman" w:hAnsi="Times New Roman"/>
+                <w:b w:val="0"/>
+                <w:color w:val="000000"/>
+                <w:sz w:val="13"/>
+              </w:rPr>
+              <w:t>nenhum</w:t>
+            </w:r>
+          </w:p>
+        </w:tc>
+      </w:tr>
+      <w:tr>
+        <w:tc>
+          <w:tcPr>
+            <w:tcW w:type="dxa" w:w="756"/>
+            <w:tcBorders>
+              <w:top w:val="none" w:sz="0" w:space="0" w:color="auto"/>
+              <w:left w:val="none" w:sz="0" w:space="0" w:color="auto"/>
+              <w:bottom w:val="none" w:sz="0" w:space="0" w:color="auto"/>
+              <w:right w:val="none" w:sz="0" w:space="0" w:color="auto"/>
+              <w:insideH w:val="none" w:sz="0" w:space="0" w:color="auto"/>
+              <w:insideV w:val="none" w:sz="0" w:space="0" w:color="auto"/>
+            </w:tcBorders>
+          </w:tcPr>
+          <w:p>
+            <w:pPr>
+              <w:spacing w:after="20" w:line="240" w:lineRule="auto"/>
+              <w:jc w:val="left"/>
+            </w:pPr>
+            <w:r/>
+            <w:r>
+              <w:rPr>
+                <w:rFonts w:ascii="Times New Roman" w:hAnsi="Times New Roman"/>
+                <w:b w:val="0"/>
+                <w:color w:val="000000"/>
+                <w:sz w:val="13"/>
+              </w:rPr>
+              <w:t>Barbatana de tubarão</w:t>
+            </w:r>
+          </w:p>
+        </w:tc>
+        <w:tc>
+          <w:tcPr>
+            <w:tcW w:type="dxa" w:w="756"/>
+            <w:tcBorders>
+              <w:top w:val="none" w:sz="0" w:space="0" w:color="auto"/>
+              <w:left w:val="none" w:sz="0" w:space="0" w:color="auto"/>
+              <w:bottom w:val="none" w:sz="0" w:space="0" w:color="auto"/>
+              <w:right w:val="none" w:sz="0" w:space="0" w:color="auto"/>
+              <w:insideH w:val="none" w:sz="0" w:space="0" w:color="auto"/>
+              <w:insideV w:val="none" w:sz="0" w:space="0" w:color="auto"/>
+            </w:tcBorders>
+          </w:tcPr>
+          <w:p>
+            <w:pPr>
+              <w:spacing w:after="20" w:line="240" w:lineRule="auto"/>
+              <w:jc w:val="center"/>
+            </w:pPr>
+            <w:r/>
+            <w:r>
+              <w:rPr>
+                <w:rFonts w:ascii="Times New Roman" w:hAnsi="Times New Roman"/>
+                <w:b w:val="0"/>
+                <w:color w:val="000000"/>
+                <w:sz w:val="13"/>
+              </w:rPr>
+              <w:t>0 (0,0)</w:t>
+            </w:r>
+          </w:p>
+        </w:tc>
+        <w:tc>
+          <w:tcPr>
+            <w:tcW w:type="dxa" w:w="756"/>
+            <w:tcBorders>
+              <w:top w:val="none" w:sz="0" w:space="0" w:color="auto"/>
+              <w:left w:val="none" w:sz="0" w:space="0" w:color="auto"/>
+              <w:bottom w:val="none" w:sz="0" w:space="0" w:color="auto"/>
+              <w:right w:val="none" w:sz="0" w:space="0" w:color="auto"/>
+              <w:insideH w:val="none" w:sz="0" w:space="0" w:color="auto"/>
+              <w:insideV w:val="none" w:sz="0" w:space="0" w:color="auto"/>
+            </w:tcBorders>
+          </w:tcPr>
+          <w:p>
+            <w:pPr>
+              <w:spacing w:after="20" w:line="240" w:lineRule="auto"/>
+              <w:jc w:val="center"/>
+            </w:pPr>
+            <w:r/>
+            <w:r>
+              <w:rPr>
+                <w:rFonts w:ascii="Times New Roman" w:hAnsi="Times New Roman"/>
+                <w:b w:val="0"/>
+                <w:color w:val="000000"/>
+                <w:sz w:val="13"/>
+              </w:rPr>
+              <w:t>7 (7,4)</w:t>
+            </w:r>
+          </w:p>
+        </w:tc>
+        <w:tc>
+          <w:tcPr>
+            <w:tcW w:type="dxa" w:w="756"/>
+            <w:tcBorders>
+              <w:top w:val="none" w:sz="0" w:space="0" w:color="auto"/>
+              <w:left w:val="none" w:sz="0" w:space="0" w:color="auto"/>
+              <w:bottom w:val="none" w:sz="0" w:space="0" w:color="auto"/>
+              <w:right w:val="none" w:sz="0" w:space="0" w:color="auto"/>
+              <w:insideH w:val="none" w:sz="0" w:space="0" w:color="auto"/>
+              <w:insideV w:val="none" w:sz="0" w:space="0" w:color="auto"/>
+            </w:tcBorders>
+          </w:tcPr>
+          <w:p>
+            <w:pPr>
+              <w:spacing w:after="20" w:line="240" w:lineRule="auto"/>
+              <w:jc w:val="center"/>
+            </w:pPr>
+            <w:r/>
+            <w:r>
+              <w:rPr>
+                <w:rFonts w:ascii="Times New Roman" w:hAnsi="Times New Roman"/>
+                <w:b w:val="0"/>
+                <w:color w:val="000000"/>
+                <w:sz w:val="13"/>
+              </w:rPr>
+              <w:t>13 (18,1)</w:t>
+            </w:r>
+          </w:p>
+        </w:tc>
+        <w:tc>
+          <w:tcPr>
+            <w:tcW w:type="dxa" w:w="756"/>
+            <w:tcBorders>
+              <w:top w:val="none" w:sz="0" w:space="0" w:color="auto"/>
+              <w:left w:val="none" w:sz="0" w:space="0" w:color="auto"/>
+              <w:bottom w:val="none" w:sz="0" w:space="0" w:color="auto"/>
+              <w:right w:val="none" w:sz="0" w:space="0" w:color="auto"/>
+              <w:insideH w:val="none" w:sz="0" w:space="0" w:color="auto"/>
+              <w:insideV w:val="none" w:sz="0" w:space="0" w:color="auto"/>
+            </w:tcBorders>
+          </w:tcPr>
+          <w:p>
+            <w:pPr>
+              <w:spacing w:after="20" w:line="240" w:lineRule="auto"/>
+              <w:jc w:val="center"/>
+            </w:pPr>
+            <w:r/>
+            <w:r>
+              <w:rPr>
+                <w:rFonts w:ascii="Times New Roman" w:hAnsi="Times New Roman"/>
+                <w:b w:val="0"/>
+                <w:color w:val="000000"/>
+                <w:sz w:val="13"/>
+              </w:rPr>
+              <w:t>8 (13,6)</w:t>
+            </w:r>
+          </w:p>
+        </w:tc>
+        <w:tc>
+          <w:tcPr>
+            <w:tcW w:type="dxa" w:w="756"/>
+            <w:tcBorders>
+              <w:top w:val="none" w:sz="0" w:space="0" w:color="auto"/>
+              <w:left w:val="none" w:sz="0" w:space="0" w:color="auto"/>
+              <w:bottom w:val="none" w:sz="0" w:space="0" w:color="auto"/>
+              <w:right w:val="none" w:sz="0" w:space="0" w:color="auto"/>
+              <w:insideH w:val="none" w:sz="0" w:space="0" w:color="auto"/>
+              <w:insideV w:val="none" w:sz="0" w:space="0" w:color="auto"/>
+            </w:tcBorders>
+          </w:tcPr>
+          <w:p>
+            <w:pPr>
+              <w:spacing w:after="20" w:line="240" w:lineRule="auto"/>
+              <w:jc w:val="center"/>
+            </w:pPr>
+            <w:r/>
+            <w:r>
+              <w:rPr>
+                <w:rFonts w:ascii="Times New Roman" w:hAnsi="Times New Roman"/>
+                <w:b w:val="0"/>
+                <w:color w:val="000000"/>
+                <w:sz w:val="13"/>
+              </w:rPr>
+              <w:t>12 (16,9)</w:t>
+            </w:r>
+          </w:p>
+        </w:tc>
+        <w:tc>
+          <w:tcPr>
+            <w:tcW w:type="dxa" w:w="756"/>
+            <w:tcBorders>
+              <w:top w:val="none" w:sz="0" w:space="0" w:color="auto"/>
+              <w:left w:val="none" w:sz="0" w:space="0" w:color="auto"/>
+              <w:bottom w:val="none" w:sz="0" w:space="0" w:color="auto"/>
+              <w:right w:val="none" w:sz="0" w:space="0" w:color="auto"/>
+              <w:insideH w:val="none" w:sz="0" w:space="0" w:color="auto"/>
+              <w:insideV w:val="none" w:sz="0" w:space="0" w:color="auto"/>
+            </w:tcBorders>
+          </w:tcPr>
+          <w:p>
+            <w:pPr>
+              <w:spacing w:after="20" w:line="240" w:lineRule="auto"/>
+              <w:jc w:val="center"/>
+            </w:pPr>
+            <w:r/>
+            <w:r>
+              <w:rPr>
+                <w:rFonts w:ascii="Times New Roman" w:hAnsi="Times New Roman"/>
+                <w:b w:val="0"/>
+                <w:color w:val="000000"/>
+                <w:sz w:val="13"/>
+              </w:rPr>
+              <w:t>11 (16,2)</w:t>
+            </w:r>
+          </w:p>
+        </w:tc>
+        <w:tc>
+          <w:tcPr>
+            <w:tcW w:type="dxa" w:w="756"/>
+            <w:tcBorders>
+              <w:top w:val="none" w:sz="0" w:space="0" w:color="auto"/>
+              <w:left w:val="none" w:sz="0" w:space="0" w:color="auto"/>
+              <w:bottom w:val="none" w:sz="0" w:space="0" w:color="auto"/>
+              <w:right w:val="none" w:sz="0" w:space="0" w:color="auto"/>
+              <w:insideH w:val="none" w:sz="0" w:space="0" w:color="auto"/>
+              <w:insideV w:val="none" w:sz="0" w:space="0" w:color="auto"/>
+            </w:tcBorders>
+          </w:tcPr>
+          <w:p>
+            <w:pPr>
+              <w:spacing w:after="20" w:line="240" w:lineRule="auto"/>
+              <w:jc w:val="center"/>
+            </w:pPr>
+            <w:r/>
+            <w:r>
+              <w:rPr>
+                <w:rFonts w:ascii="Times New Roman" w:hAnsi="Times New Roman"/>
+                <w:b w:val="0"/>
+                <w:color w:val="000000"/>
+                <w:sz w:val="13"/>
+              </w:rPr>
+              <w:t>12 (26,1)</w:t>
+            </w:r>
+          </w:p>
+        </w:tc>
+        <w:tc>
+          <w:tcPr>
+            <w:tcW w:type="dxa" w:w="756"/>
+            <w:tcBorders>
+              <w:top w:val="none" w:sz="0" w:space="0" w:color="auto"/>
+              <w:left w:val="none" w:sz="0" w:space="0" w:color="auto"/>
+              <w:bottom w:val="none" w:sz="0" w:space="0" w:color="auto"/>
+              <w:right w:val="none" w:sz="0" w:space="0" w:color="auto"/>
+              <w:insideH w:val="none" w:sz="0" w:space="0" w:color="auto"/>
+              <w:insideV w:val="none" w:sz="0" w:space="0" w:color="auto"/>
+            </w:tcBorders>
+          </w:tcPr>
+          <w:p>
+            <w:pPr>
+              <w:spacing w:after="20" w:line="240" w:lineRule="auto"/>
+              <w:jc w:val="center"/>
+            </w:pPr>
+            <w:r/>
+            <w:r>
+              <w:rPr>
+                <w:rFonts w:ascii="Times New Roman" w:hAnsi="Times New Roman"/>
+                <w:b w:val="0"/>
+                <w:color w:val="000000"/>
+                <w:sz w:val="13"/>
+              </w:rPr>
+              <w:t>13,9</w:t>
+            </w:r>
+          </w:p>
+        </w:tc>
+        <w:tc>
+          <w:tcPr>
+            <w:tcW w:type="dxa" w:w="756"/>
+            <w:tcBorders>
+              <w:top w:val="none" w:sz="0" w:space="0" w:color="auto"/>
+              <w:left w:val="none" w:sz="0" w:space="0" w:color="auto"/>
+              <w:bottom w:val="none" w:sz="0" w:space="0" w:color="auto"/>
+              <w:right w:val="none" w:sz="0" w:space="0" w:color="auto"/>
+              <w:insideH w:val="none" w:sz="0" w:space="0" w:color="auto"/>
+              <w:insideV w:val="none" w:sz="0" w:space="0" w:color="auto"/>
+            </w:tcBorders>
+          </w:tcPr>
+          <w:p>
+            <w:pPr>
+              <w:spacing w:after="20" w:line="240" w:lineRule="auto"/>
+              <w:jc w:val="center"/>
+            </w:pPr>
+            <w:r/>
+            <w:r>
+              <w:rPr>
+                <w:rFonts w:ascii="Times New Roman" w:hAnsi="Times New Roman"/>
+                <w:b w:val="0"/>
+                <w:color w:val="000000"/>
+                <w:sz w:val="13"/>
+              </w:rPr>
+              <w:t>17,3</w:t>
+            </w:r>
+          </w:p>
+        </w:tc>
+        <w:tc>
+          <w:tcPr>
+            <w:tcW w:type="dxa" w:w="756"/>
+            <w:tcBorders>
+              <w:top w:val="none" w:sz="0" w:space="0" w:color="auto"/>
+              <w:left w:val="none" w:sz="0" w:space="0" w:color="auto"/>
+              <w:bottom w:val="none" w:sz="0" w:space="0" w:color="auto"/>
+              <w:right w:val="none" w:sz="0" w:space="0" w:color="auto"/>
+              <w:insideH w:val="none" w:sz="0" w:space="0" w:color="auto"/>
+              <w:insideV w:val="none" w:sz="0" w:space="0" w:color="auto"/>
+            </w:tcBorders>
+          </w:tcPr>
+          <w:p>
+            <w:pPr>
+              <w:spacing w:after="20" w:line="240" w:lineRule="auto"/>
+              <w:jc w:val="center"/>
+            </w:pPr>
+            <w:r/>
+            <w:r>
+              <w:rPr>
+                <w:rFonts w:ascii="Times New Roman" w:hAnsi="Times New Roman"/>
+                <w:b w:val="0"/>
+                <w:color w:val="000000"/>
+                <w:sz w:val="13"/>
+              </w:rPr>
+              <w:t>3,9</w:t>
+            </w:r>
+          </w:p>
+        </w:tc>
+        <w:tc>
+          <w:tcPr>
+            <w:tcW w:type="dxa" w:w="756"/>
+            <w:tcBorders>
+              <w:top w:val="none" w:sz="0" w:space="0" w:color="auto"/>
+              <w:left w:val="none" w:sz="0" w:space="0" w:color="auto"/>
+              <w:bottom w:val="none" w:sz="0" w:space="0" w:color="auto"/>
+              <w:right w:val="none" w:sz="0" w:space="0" w:color="auto"/>
+              <w:insideH w:val="none" w:sz="0" w:space="0" w:color="auto"/>
+              <w:insideV w:val="none" w:sz="0" w:space="0" w:color="auto"/>
+            </w:tcBorders>
+          </w:tcPr>
+          <w:p>
+            <w:pPr>
+              <w:spacing w:after="20" w:line="240" w:lineRule="auto"/>
+              <w:jc w:val="center"/>
+            </w:pPr>
+            <w:r/>
+            <w:r>
+              <w:rPr>
+                <w:rFonts w:ascii="Times New Roman" w:hAnsi="Times New Roman"/>
+                <w:b w:val="0"/>
+                <w:color w:val="000000"/>
+                <w:sz w:val="13"/>
+              </w:rPr>
+              <w:t>1, 2, 6</w:t>
+            </w:r>
+          </w:p>
+        </w:tc>
+      </w:tr>
+      <w:tr>
+        <w:tc>
+          <w:tcPr>
+            <w:tcW w:type="dxa" w:w="756"/>
+            <w:tcBorders>
+              <w:top w:val="none" w:sz="0" w:space="0" w:color="auto"/>
+              <w:left w:val="none" w:sz="0" w:space="0" w:color="auto"/>
+              <w:bottom w:val="none" w:sz="0" w:space="0" w:color="auto"/>
+              <w:right w:val="none" w:sz="0" w:space="0" w:color="auto"/>
+              <w:insideH w:val="none" w:sz="0" w:space="0" w:color="auto"/>
+              <w:insideV w:val="none" w:sz="0" w:space="0" w:color="auto"/>
+            </w:tcBorders>
+          </w:tcPr>
+          <w:p>
+            <w:pPr>
+              <w:spacing w:after="20" w:line="240" w:lineRule="auto"/>
+              <w:jc w:val="left"/>
+            </w:pPr>
+            <w:r/>
+            <w:r>
+              <w:rPr>
+                <w:rFonts w:ascii="Times New Roman" w:hAnsi="Times New Roman"/>
+                <w:b w:val="0"/>
+                <w:color w:val="000000"/>
+                <w:sz w:val="13"/>
+              </w:rPr>
+              <w:t>Iceberg invertido</w:t>
+            </w:r>
+          </w:p>
+        </w:tc>
+        <w:tc>
+          <w:tcPr>
+            <w:tcW w:type="dxa" w:w="756"/>
+            <w:tcBorders>
+              <w:top w:val="none" w:sz="0" w:space="0" w:color="auto"/>
+              <w:left w:val="none" w:sz="0" w:space="0" w:color="auto"/>
+              <w:bottom w:val="none" w:sz="0" w:space="0" w:color="auto"/>
+              <w:right w:val="none" w:sz="0" w:space="0" w:color="auto"/>
+              <w:insideH w:val="none" w:sz="0" w:space="0" w:color="auto"/>
+              <w:insideV w:val="none" w:sz="0" w:space="0" w:color="auto"/>
+            </w:tcBorders>
+          </w:tcPr>
+          <w:p>
+            <w:pPr>
+              <w:spacing w:after="20" w:line="240" w:lineRule="auto"/>
+              <w:jc w:val="center"/>
+            </w:pPr>
+            <w:r/>
+            <w:r>
+              <w:rPr>
+                <w:rFonts w:ascii="Times New Roman" w:hAnsi="Times New Roman"/>
+                <w:b w:val="0"/>
+                <w:color w:val="000000"/>
+                <w:sz w:val="13"/>
+              </w:rPr>
+              <w:t>3 (7,1)</w:t>
+            </w:r>
+          </w:p>
+        </w:tc>
+        <w:tc>
+          <w:tcPr>
+            <w:tcW w:type="dxa" w:w="756"/>
+            <w:tcBorders>
+              <w:top w:val="none" w:sz="0" w:space="0" w:color="auto"/>
+              <w:left w:val="none" w:sz="0" w:space="0" w:color="auto"/>
+              <w:bottom w:val="none" w:sz="0" w:space="0" w:color="auto"/>
+              <w:right w:val="none" w:sz="0" w:space="0" w:color="auto"/>
+              <w:insideH w:val="none" w:sz="0" w:space="0" w:color="auto"/>
+              <w:insideV w:val="none" w:sz="0" w:space="0" w:color="auto"/>
+            </w:tcBorders>
+          </w:tcPr>
+          <w:p>
+            <w:pPr>
+              <w:spacing w:after="20" w:line="240" w:lineRule="auto"/>
+              <w:jc w:val="center"/>
+            </w:pPr>
+            <w:r/>
+            <w:r>
+              <w:rPr>
+                <w:rFonts w:ascii="Times New Roman" w:hAnsi="Times New Roman"/>
+                <w:b w:val="0"/>
+                <w:color w:val="000000"/>
+                <w:sz w:val="13"/>
+              </w:rPr>
+              <w:t>16 (17,0)</w:t>
+            </w:r>
+          </w:p>
+        </w:tc>
+        <w:tc>
+          <w:tcPr>
+            <w:tcW w:type="dxa" w:w="756"/>
+            <w:tcBorders>
+              <w:top w:val="none" w:sz="0" w:space="0" w:color="auto"/>
+              <w:left w:val="none" w:sz="0" w:space="0" w:color="auto"/>
+              <w:bottom w:val="none" w:sz="0" w:space="0" w:color="auto"/>
+              <w:right w:val="none" w:sz="0" w:space="0" w:color="auto"/>
+              <w:insideH w:val="none" w:sz="0" w:space="0" w:color="auto"/>
+              <w:insideV w:val="none" w:sz="0" w:space="0" w:color="auto"/>
+            </w:tcBorders>
+          </w:tcPr>
+          <w:p>
+            <w:pPr>
+              <w:spacing w:after="20" w:line="240" w:lineRule="auto"/>
+              <w:jc w:val="center"/>
+            </w:pPr>
+            <w:r/>
+            <w:r>
+              <w:rPr>
+                <w:rFonts w:ascii="Times New Roman" w:hAnsi="Times New Roman"/>
+                <w:b w:val="0"/>
+                <w:color w:val="000000"/>
+                <w:sz w:val="13"/>
+              </w:rPr>
+              <w:t>7 (9,7)</w:t>
+            </w:r>
+          </w:p>
+        </w:tc>
+        <w:tc>
+          <w:tcPr>
+            <w:tcW w:type="dxa" w:w="756"/>
+            <w:tcBorders>
+              <w:top w:val="none" w:sz="0" w:space="0" w:color="auto"/>
+              <w:left w:val="none" w:sz="0" w:space="0" w:color="auto"/>
+              <w:bottom w:val="none" w:sz="0" w:space="0" w:color="auto"/>
+              <w:right w:val="none" w:sz="0" w:space="0" w:color="auto"/>
+              <w:insideH w:val="none" w:sz="0" w:space="0" w:color="auto"/>
+              <w:insideV w:val="none" w:sz="0" w:space="0" w:color="auto"/>
+            </w:tcBorders>
+          </w:tcPr>
+          <w:p>
+            <w:pPr>
+              <w:spacing w:after="20" w:line="240" w:lineRule="auto"/>
+              <w:jc w:val="center"/>
+            </w:pPr>
+            <w:r/>
+            <w:r>
+              <w:rPr>
+                <w:rFonts w:ascii="Times New Roman" w:hAnsi="Times New Roman"/>
+                <w:b w:val="0"/>
+                <w:color w:val="000000"/>
+                <w:sz w:val="13"/>
+              </w:rPr>
+              <w:t>5 (8,5)</w:t>
+            </w:r>
+          </w:p>
+        </w:tc>
+        <w:tc>
+          <w:tcPr>
+            <w:tcW w:type="dxa" w:w="756"/>
+            <w:tcBorders>
+              <w:top w:val="none" w:sz="0" w:space="0" w:color="auto"/>
+              <w:left w:val="none" w:sz="0" w:space="0" w:color="auto"/>
+              <w:bottom w:val="none" w:sz="0" w:space="0" w:color="auto"/>
+              <w:right w:val="none" w:sz="0" w:space="0" w:color="auto"/>
+              <w:insideH w:val="none" w:sz="0" w:space="0" w:color="auto"/>
+              <w:insideV w:val="none" w:sz="0" w:space="0" w:color="auto"/>
+            </w:tcBorders>
+          </w:tcPr>
+          <w:p>
+            <w:pPr>
+              <w:spacing w:after="20" w:line="240" w:lineRule="auto"/>
+              <w:jc w:val="center"/>
+            </w:pPr>
+            <w:r/>
+            <w:r>
+              <w:rPr>
+                <w:rFonts w:ascii="Times New Roman" w:hAnsi="Times New Roman"/>
+                <w:b w:val="0"/>
+                <w:color w:val="000000"/>
+                <w:sz w:val="13"/>
+              </w:rPr>
+              <w:t>3 (4,2)</w:t>
+            </w:r>
+          </w:p>
+        </w:tc>
+        <w:tc>
+          <w:tcPr>
+            <w:tcW w:type="dxa" w:w="756"/>
+            <w:tcBorders>
+              <w:top w:val="none" w:sz="0" w:space="0" w:color="auto"/>
+              <w:left w:val="none" w:sz="0" w:space="0" w:color="auto"/>
+              <w:bottom w:val="none" w:sz="0" w:space="0" w:color="auto"/>
+              <w:right w:val="none" w:sz="0" w:space="0" w:color="auto"/>
+              <w:insideH w:val="none" w:sz="0" w:space="0" w:color="auto"/>
+              <w:insideV w:val="none" w:sz="0" w:space="0" w:color="auto"/>
+            </w:tcBorders>
+          </w:tcPr>
+          <w:p>
+            <w:pPr>
+              <w:spacing w:after="20" w:line="240" w:lineRule="auto"/>
+              <w:jc w:val="center"/>
+            </w:pPr>
+            <w:r/>
+            <w:r>
+              <w:rPr>
+                <w:rFonts w:ascii="Times New Roman" w:hAnsi="Times New Roman"/>
+                <w:b w:val="0"/>
+                <w:color w:val="000000"/>
+                <w:sz w:val="13"/>
+              </w:rPr>
+              <w:t>7 (10,3)</w:t>
+            </w:r>
+          </w:p>
+        </w:tc>
+        <w:tc>
+          <w:tcPr>
+            <w:tcW w:type="dxa" w:w="756"/>
+            <w:tcBorders>
+              <w:top w:val="none" w:sz="0" w:space="0" w:color="auto"/>
+              <w:left w:val="none" w:sz="0" w:space="0" w:color="auto"/>
+              <w:bottom w:val="none" w:sz="0" w:space="0" w:color="auto"/>
+              <w:right w:val="none" w:sz="0" w:space="0" w:color="auto"/>
+              <w:insideH w:val="none" w:sz="0" w:space="0" w:color="auto"/>
+              <w:insideV w:val="none" w:sz="0" w:space="0" w:color="auto"/>
+            </w:tcBorders>
+          </w:tcPr>
+          <w:p>
+            <w:pPr>
+              <w:spacing w:after="20" w:line="240" w:lineRule="auto"/>
+              <w:jc w:val="center"/>
+            </w:pPr>
+            <w:r/>
+            <w:r>
+              <w:rPr>
+                <w:rFonts w:ascii="Times New Roman" w:hAnsi="Times New Roman"/>
+                <w:b w:val="0"/>
+                <w:color w:val="000000"/>
+                <w:sz w:val="13"/>
+              </w:rPr>
+              <w:t>2 (4,3)</w:t>
+            </w:r>
+          </w:p>
+        </w:tc>
+        <w:tc>
+          <w:tcPr>
+            <w:tcW w:type="dxa" w:w="756"/>
+            <w:tcBorders>
+              <w:top w:val="none" w:sz="0" w:space="0" w:color="auto"/>
+              <w:left w:val="none" w:sz="0" w:space="0" w:color="auto"/>
+              <w:bottom w:val="none" w:sz="0" w:space="0" w:color="auto"/>
+              <w:right w:val="none" w:sz="0" w:space="0" w:color="auto"/>
+              <w:insideH w:val="none" w:sz="0" w:space="0" w:color="auto"/>
+              <w:insideV w:val="none" w:sz="0" w:space="0" w:color="auto"/>
+            </w:tcBorders>
+          </w:tcPr>
+          <w:p>
+            <w:pPr>
+              <w:spacing w:after="20" w:line="240" w:lineRule="auto"/>
+              <w:jc w:val="center"/>
+            </w:pPr>
+            <w:r/>
+            <w:r>
+              <w:rPr>
+                <w:rFonts w:ascii="Times New Roman" w:hAnsi="Times New Roman"/>
+                <w:b w:val="0"/>
+                <w:color w:val="000000"/>
+                <w:sz w:val="13"/>
+              </w:rPr>
+              <w:t>9,5</w:t>
+            </w:r>
+          </w:p>
+        </w:tc>
+        <w:tc>
+          <w:tcPr>
+            <w:tcW w:type="dxa" w:w="756"/>
+            <w:tcBorders>
+              <w:top w:val="none" w:sz="0" w:space="0" w:color="auto"/>
+              <w:left w:val="none" w:sz="0" w:space="0" w:color="auto"/>
+              <w:bottom w:val="none" w:sz="0" w:space="0" w:color="auto"/>
+              <w:right w:val="none" w:sz="0" w:space="0" w:color="auto"/>
+              <w:insideH w:val="none" w:sz="0" w:space="0" w:color="auto"/>
+              <w:insideV w:val="none" w:sz="0" w:space="0" w:color="auto"/>
+            </w:tcBorders>
+          </w:tcPr>
+          <w:p>
+            <w:pPr>
+              <w:spacing w:after="20" w:line="240" w:lineRule="auto"/>
+              <w:jc w:val="center"/>
+            </w:pPr>
+            <w:r/>
+            <w:r>
+              <w:rPr>
+                <w:rFonts w:ascii="Times New Roman" w:hAnsi="Times New Roman"/>
+                <w:b w:val="0"/>
+                <w:color w:val="000000"/>
+                <w:sz w:val="13"/>
+              </w:rPr>
+              <w:t>10,3</w:t>
+            </w:r>
+          </w:p>
+        </w:tc>
+        <w:tc>
+          <w:tcPr>
+            <w:tcW w:type="dxa" w:w="756"/>
+            <w:tcBorders>
+              <w:top w:val="none" w:sz="0" w:space="0" w:color="auto"/>
+              <w:left w:val="none" w:sz="0" w:space="0" w:color="auto"/>
+              <w:bottom w:val="none" w:sz="0" w:space="0" w:color="auto"/>
+              <w:right w:val="none" w:sz="0" w:space="0" w:color="auto"/>
+              <w:insideH w:val="none" w:sz="0" w:space="0" w:color="auto"/>
+              <w:insideV w:val="none" w:sz="0" w:space="0" w:color="auto"/>
+            </w:tcBorders>
+          </w:tcPr>
+          <w:p>
+            <w:pPr>
+              <w:spacing w:after="20" w:line="240" w:lineRule="auto"/>
+              <w:jc w:val="center"/>
+            </w:pPr>
+            <w:r/>
+            <w:r>
+              <w:rPr>
+                <w:rFonts w:ascii="Times New Roman" w:hAnsi="Times New Roman"/>
+                <w:b w:val="0"/>
+                <w:color w:val="000000"/>
+                <w:sz w:val="13"/>
+              </w:rPr>
+              <w:t>3,4</w:t>
+            </w:r>
+          </w:p>
+        </w:tc>
+        <w:tc>
+          <w:tcPr>
+            <w:tcW w:type="dxa" w:w="756"/>
+            <w:tcBorders>
+              <w:top w:val="none" w:sz="0" w:space="0" w:color="auto"/>
+              <w:left w:val="none" w:sz="0" w:space="0" w:color="auto"/>
+              <w:bottom w:val="none" w:sz="0" w:space="0" w:color="auto"/>
+              <w:right w:val="none" w:sz="0" w:space="0" w:color="auto"/>
+              <w:insideH w:val="none" w:sz="0" w:space="0" w:color="auto"/>
+              <w:insideV w:val="none" w:sz="0" w:space="0" w:color="auto"/>
+            </w:tcBorders>
+          </w:tcPr>
+          <w:p>
+            <w:pPr>
+              <w:spacing w:after="20" w:line="240" w:lineRule="auto"/>
+              <w:jc w:val="center"/>
+            </w:pPr>
+            <w:r/>
+            <w:r>
+              <w:rPr>
+                <w:rFonts w:ascii="Times New Roman" w:hAnsi="Times New Roman"/>
+                <w:b w:val="0"/>
+                <w:color w:val="000000"/>
+                <w:sz w:val="13"/>
+              </w:rPr>
+              <w:t>1, 3</w:t>
+            </w:r>
+          </w:p>
+        </w:tc>
+      </w:tr>
+      <w:tr>
+        <w:tc>
+          <w:tcPr>
+            <w:tcW w:type="dxa" w:w="756"/>
+            <w:tcBorders>
+              <w:top w:val="none" w:sz="0" w:space="0" w:color="auto"/>
+              <w:left w:val="none" w:sz="0" w:space="0" w:color="auto"/>
+              <w:bottom w:val="none" w:sz="0" w:space="0" w:color="auto"/>
+              <w:right w:val="none" w:sz="0" w:space="0" w:color="auto"/>
+              <w:insideH w:val="none" w:sz="0" w:space="0" w:color="auto"/>
+              <w:insideV w:val="none" w:sz="0" w:space="0" w:color="auto"/>
+            </w:tcBorders>
+          </w:tcPr>
+          <w:p>
+            <w:pPr>
+              <w:spacing w:after="20" w:line="240" w:lineRule="auto"/>
+              <w:jc w:val="left"/>
+            </w:pPr>
+            <w:r/>
+            <w:r>
+              <w:rPr>
+                <w:rFonts w:ascii="Times New Roman" w:hAnsi="Times New Roman"/>
+                <w:b w:val="0"/>
+                <w:color w:val="000000"/>
+                <w:sz w:val="13"/>
+              </w:rPr>
+              <w:t>Everest invertido</w:t>
+            </w:r>
+          </w:p>
+        </w:tc>
+        <w:tc>
+          <w:tcPr>
+            <w:tcW w:type="dxa" w:w="756"/>
+            <w:tcBorders>
+              <w:top w:val="none" w:sz="0" w:space="0" w:color="auto"/>
+              <w:left w:val="none" w:sz="0" w:space="0" w:color="auto"/>
+              <w:bottom w:val="none" w:sz="0" w:space="0" w:color="auto"/>
+              <w:right w:val="none" w:sz="0" w:space="0" w:color="auto"/>
+              <w:insideH w:val="none" w:sz="0" w:space="0" w:color="auto"/>
+              <w:insideV w:val="none" w:sz="0" w:space="0" w:color="auto"/>
+            </w:tcBorders>
+          </w:tcPr>
+          <w:p>
+            <w:pPr>
+              <w:spacing w:after="20" w:line="240" w:lineRule="auto"/>
+              <w:jc w:val="center"/>
+            </w:pPr>
+            <w:r/>
+            <w:r>
+              <w:rPr>
+                <w:rFonts w:ascii="Times New Roman" w:hAnsi="Times New Roman"/>
+                <w:b w:val="0"/>
+                <w:color w:val="000000"/>
+                <w:sz w:val="13"/>
+              </w:rPr>
+              <w:t>2 (4,8)</w:t>
+            </w:r>
+          </w:p>
+        </w:tc>
+        <w:tc>
+          <w:tcPr>
+            <w:tcW w:type="dxa" w:w="756"/>
+            <w:tcBorders>
+              <w:top w:val="none" w:sz="0" w:space="0" w:color="auto"/>
+              <w:left w:val="none" w:sz="0" w:space="0" w:color="auto"/>
+              <w:bottom w:val="none" w:sz="0" w:space="0" w:color="auto"/>
+              <w:right w:val="none" w:sz="0" w:space="0" w:color="auto"/>
+              <w:insideH w:val="none" w:sz="0" w:space="0" w:color="auto"/>
+              <w:insideV w:val="none" w:sz="0" w:space="0" w:color="auto"/>
+            </w:tcBorders>
+          </w:tcPr>
+          <w:p>
+            <w:pPr>
+              <w:spacing w:after="20" w:line="240" w:lineRule="auto"/>
+              <w:jc w:val="center"/>
+            </w:pPr>
+            <w:r/>
+            <w:r>
+              <w:rPr>
+                <w:rFonts w:ascii="Times New Roman" w:hAnsi="Times New Roman"/>
+                <w:b w:val="0"/>
+                <w:color w:val="000000"/>
+                <w:sz w:val="13"/>
+              </w:rPr>
+              <w:t>1 (1,1)</w:t>
+            </w:r>
+          </w:p>
+        </w:tc>
+        <w:tc>
+          <w:tcPr>
+            <w:tcW w:type="dxa" w:w="756"/>
+            <w:tcBorders>
+              <w:top w:val="none" w:sz="0" w:space="0" w:color="auto"/>
+              <w:left w:val="none" w:sz="0" w:space="0" w:color="auto"/>
+              <w:bottom w:val="none" w:sz="0" w:space="0" w:color="auto"/>
+              <w:right w:val="none" w:sz="0" w:space="0" w:color="auto"/>
+              <w:insideH w:val="none" w:sz="0" w:space="0" w:color="auto"/>
+              <w:insideV w:val="none" w:sz="0" w:space="0" w:color="auto"/>
+            </w:tcBorders>
+          </w:tcPr>
+          <w:p>
+            <w:pPr>
+              <w:spacing w:after="20" w:line="240" w:lineRule="auto"/>
+              <w:jc w:val="center"/>
+            </w:pPr>
+            <w:r/>
+            <w:r>
+              <w:rPr>
+                <w:rFonts w:ascii="Times New Roman" w:hAnsi="Times New Roman"/>
+                <w:b w:val="0"/>
+                <w:color w:val="000000"/>
+                <w:sz w:val="13"/>
+              </w:rPr>
+              <w:t>0 (0,0)</w:t>
+            </w:r>
+          </w:p>
+        </w:tc>
+        <w:tc>
+          <w:tcPr>
+            <w:tcW w:type="dxa" w:w="756"/>
+            <w:tcBorders>
+              <w:top w:val="none" w:sz="0" w:space="0" w:color="auto"/>
+              <w:left w:val="none" w:sz="0" w:space="0" w:color="auto"/>
+              <w:bottom w:val="none" w:sz="0" w:space="0" w:color="auto"/>
+              <w:right w:val="none" w:sz="0" w:space="0" w:color="auto"/>
+              <w:insideH w:val="none" w:sz="0" w:space="0" w:color="auto"/>
+              <w:insideV w:val="none" w:sz="0" w:space="0" w:color="auto"/>
+            </w:tcBorders>
+          </w:tcPr>
+          <w:p>
+            <w:pPr>
+              <w:spacing w:after="20" w:line="240" w:lineRule="auto"/>
+              <w:jc w:val="center"/>
+            </w:pPr>
+            <w:r/>
+            <w:r>
+              <w:rPr>
+                <w:rFonts w:ascii="Times New Roman" w:hAnsi="Times New Roman"/>
+                <w:b w:val="0"/>
+                <w:color w:val="000000"/>
+                <w:sz w:val="13"/>
+              </w:rPr>
+              <w:t>2 (3,4)</w:t>
+            </w:r>
+          </w:p>
+        </w:tc>
+        <w:tc>
+          <w:tcPr>
+            <w:tcW w:type="dxa" w:w="756"/>
+            <w:tcBorders>
+              <w:top w:val="none" w:sz="0" w:space="0" w:color="auto"/>
+              <w:left w:val="none" w:sz="0" w:space="0" w:color="auto"/>
+              <w:bottom w:val="none" w:sz="0" w:space="0" w:color="auto"/>
+              <w:right w:val="none" w:sz="0" w:space="0" w:color="auto"/>
+              <w:insideH w:val="none" w:sz="0" w:space="0" w:color="auto"/>
+              <w:insideV w:val="none" w:sz="0" w:space="0" w:color="auto"/>
+            </w:tcBorders>
+          </w:tcPr>
+          <w:p>
+            <w:pPr>
+              <w:spacing w:after="20" w:line="240" w:lineRule="auto"/>
+              <w:jc w:val="center"/>
+            </w:pPr>
+            <w:r/>
+            <w:r>
+              <w:rPr>
+                <w:rFonts w:ascii="Times New Roman" w:hAnsi="Times New Roman"/>
+                <w:b w:val="0"/>
+                <w:color w:val="000000"/>
+                <w:sz w:val="13"/>
+              </w:rPr>
+              <w:t>0 (0,0)</w:t>
+            </w:r>
+          </w:p>
+        </w:tc>
+        <w:tc>
+          <w:tcPr>
+            <w:tcW w:type="dxa" w:w="756"/>
+            <w:tcBorders>
+              <w:top w:val="none" w:sz="0" w:space="0" w:color="auto"/>
+              <w:left w:val="none" w:sz="0" w:space="0" w:color="auto"/>
+              <w:bottom w:val="none" w:sz="0" w:space="0" w:color="auto"/>
+              <w:right w:val="none" w:sz="0" w:space="0" w:color="auto"/>
+              <w:insideH w:val="none" w:sz="0" w:space="0" w:color="auto"/>
+              <w:insideV w:val="none" w:sz="0" w:space="0" w:color="auto"/>
+            </w:tcBorders>
+          </w:tcPr>
+          <w:p>
+            <w:pPr>
+              <w:spacing w:after="20" w:line="240" w:lineRule="auto"/>
+              <w:jc w:val="center"/>
+            </w:pPr>
+            <w:r/>
+            <w:r>
+              <w:rPr>
+                <w:rFonts w:ascii="Times New Roman" w:hAnsi="Times New Roman"/>
+                <w:b w:val="0"/>
+                <w:color w:val="000000"/>
+                <w:sz w:val="13"/>
+              </w:rPr>
+              <w:t>3 (4,4)</w:t>
+            </w:r>
+          </w:p>
+        </w:tc>
+        <w:tc>
+          <w:tcPr>
+            <w:tcW w:type="dxa" w:w="756"/>
+            <w:tcBorders>
+              <w:top w:val="none" w:sz="0" w:space="0" w:color="auto"/>
+              <w:left w:val="none" w:sz="0" w:space="0" w:color="auto"/>
+              <w:bottom w:val="none" w:sz="0" w:space="0" w:color="auto"/>
+              <w:right w:val="none" w:sz="0" w:space="0" w:color="auto"/>
+              <w:insideH w:val="none" w:sz="0" w:space="0" w:color="auto"/>
+              <w:insideV w:val="none" w:sz="0" w:space="0" w:color="auto"/>
+            </w:tcBorders>
+          </w:tcPr>
+          <w:p>
+            <w:pPr>
+              <w:spacing w:after="20" w:line="240" w:lineRule="auto"/>
+              <w:jc w:val="center"/>
+            </w:pPr>
+            <w:r/>
+            <w:r>
+              <w:rPr>
+                <w:rFonts w:ascii="Times New Roman" w:hAnsi="Times New Roman"/>
+                <w:b w:val="0"/>
+                <w:color w:val="000000"/>
+                <w:sz w:val="13"/>
+              </w:rPr>
+              <w:t>2 (4,3)</w:t>
+            </w:r>
+          </w:p>
+        </w:tc>
+        <w:tc>
+          <w:tcPr>
+            <w:tcW w:type="dxa" w:w="756"/>
+            <w:tcBorders>
+              <w:top w:val="none" w:sz="0" w:space="0" w:color="auto"/>
+              <w:left w:val="none" w:sz="0" w:space="0" w:color="auto"/>
+              <w:bottom w:val="none" w:sz="0" w:space="0" w:color="auto"/>
+              <w:right w:val="none" w:sz="0" w:space="0" w:color="auto"/>
+              <w:insideH w:val="none" w:sz="0" w:space="0" w:color="auto"/>
+              <w:insideV w:val="none" w:sz="0" w:space="0" w:color="auto"/>
+            </w:tcBorders>
+          </w:tcPr>
+          <w:p>
+            <w:pPr>
+              <w:spacing w:after="20" w:line="240" w:lineRule="auto"/>
+              <w:jc w:val="center"/>
+            </w:pPr>
+            <w:r/>
+            <w:r>
+              <w:rPr>
+                <w:rFonts w:ascii="Times New Roman" w:hAnsi="Times New Roman"/>
+                <w:b w:val="0"/>
+                <w:color w:val="000000"/>
+                <w:sz w:val="13"/>
+              </w:rPr>
+              <w:t>2,2</w:t>
+            </w:r>
+          </w:p>
+        </w:tc>
+        <w:tc>
+          <w:tcPr>
+            <w:tcW w:type="dxa" w:w="756"/>
+            <w:tcBorders>
+              <w:top w:val="none" w:sz="0" w:space="0" w:color="auto"/>
+              <w:left w:val="none" w:sz="0" w:space="0" w:color="auto"/>
+              <w:bottom w:val="none" w:sz="0" w:space="0" w:color="auto"/>
+              <w:right w:val="none" w:sz="0" w:space="0" w:color="auto"/>
+              <w:insideH w:val="none" w:sz="0" w:space="0" w:color="auto"/>
+              <w:insideV w:val="none" w:sz="0" w:space="0" w:color="auto"/>
+            </w:tcBorders>
+          </w:tcPr>
+          <w:p>
+            <w:pPr>
+              <w:spacing w:after="20" w:line="240" w:lineRule="auto"/>
+              <w:jc w:val="center"/>
+            </w:pPr>
+            <w:r/>
+            <w:r>
+              <w:rPr>
+                <w:rFonts w:ascii="Times New Roman" w:hAnsi="Times New Roman"/>
+                <w:b w:val="0"/>
+                <w:color w:val="000000"/>
+                <w:sz w:val="13"/>
+              </w:rPr>
+              <w:t>2,7</w:t>
+            </w:r>
+          </w:p>
+        </w:tc>
+        <w:tc>
+          <w:tcPr>
+            <w:tcW w:type="dxa" w:w="756"/>
+            <w:tcBorders>
+              <w:top w:val="none" w:sz="0" w:space="0" w:color="auto"/>
+              <w:left w:val="none" w:sz="0" w:space="0" w:color="auto"/>
+              <w:bottom w:val="none" w:sz="0" w:space="0" w:color="auto"/>
+              <w:right w:val="none" w:sz="0" w:space="0" w:color="auto"/>
+              <w:insideH w:val="none" w:sz="0" w:space="0" w:color="auto"/>
+              <w:insideV w:val="none" w:sz="0" w:space="0" w:color="auto"/>
+            </w:tcBorders>
+          </w:tcPr>
+          <w:p>
+            <w:pPr>
+              <w:spacing w:after="20" w:line="240" w:lineRule="auto"/>
+              <w:jc w:val="center"/>
+            </w:pPr>
+            <w:r/>
+            <w:r>
+              <w:rPr>
+                <w:rFonts w:ascii="Times New Roman" w:hAnsi="Times New Roman"/>
+                <w:b w:val="0"/>
+                <w:color w:val="000000"/>
+                <w:sz w:val="13"/>
+              </w:rPr>
+              <w:t>1,7</w:t>
+            </w:r>
+          </w:p>
+        </w:tc>
+        <w:tc>
+          <w:tcPr>
+            <w:tcW w:type="dxa" w:w="756"/>
+            <w:tcBorders>
+              <w:top w:val="none" w:sz="0" w:space="0" w:color="auto"/>
+              <w:left w:val="none" w:sz="0" w:space="0" w:color="auto"/>
+              <w:bottom w:val="none" w:sz="0" w:space="0" w:color="auto"/>
+              <w:right w:val="none" w:sz="0" w:space="0" w:color="auto"/>
+              <w:insideH w:val="none" w:sz="0" w:space="0" w:color="auto"/>
+              <w:insideV w:val="none" w:sz="0" w:space="0" w:color="auto"/>
+            </w:tcBorders>
+          </w:tcPr>
+          <w:p>
+            <w:pPr>
+              <w:spacing w:after="20" w:line="240" w:lineRule="auto"/>
+              <w:jc w:val="center"/>
+            </w:pPr>
+            <w:r/>
+            <w:r>
+              <w:rPr>
+                <w:rFonts w:ascii="Times New Roman" w:hAnsi="Times New Roman"/>
+                <w:b w:val="0"/>
+                <w:color w:val="000000"/>
+                <w:sz w:val="13"/>
+              </w:rPr>
+              <w:t>1</w:t>
+            </w:r>
+          </w:p>
+        </w:tc>
+      </w:tr>
+      <w:tr>
+        <w:tc>
+          <w:tcPr>
+            <w:tcW w:type="dxa" w:w="756"/>
+            <w:tcBorders>
+              <w:top w:val="none" w:sz="0" w:space="0" w:color="auto"/>
+              <w:left w:val="none" w:sz="0" w:space="0" w:color="auto"/>
+              <w:bottom w:val="none" w:sz="0" w:space="0" w:color="auto"/>
+              <w:right w:val="none" w:sz="0" w:space="0" w:color="auto"/>
+              <w:insideH w:val="none" w:sz="0" w:space="0" w:color="auto"/>
+              <w:insideV w:val="none" w:sz="0" w:space="0" w:color="auto"/>
+            </w:tcBorders>
+          </w:tcPr>
+          <w:p>
+            <w:pPr>
+              <w:spacing w:after="20" w:line="240" w:lineRule="auto"/>
+              <w:jc w:val="left"/>
+            </w:pPr>
+            <w:r/>
+            <w:r>
+              <w:rPr>
+                <w:rFonts w:ascii="Times New Roman" w:hAnsi="Times New Roman"/>
+                <w:b/>
+                <w:color w:val="000000"/>
+                <w:sz w:val="13"/>
+              </w:rPr>
+              <w:t>Faixas de significado</w:t>
+            </w:r>
+          </w:p>
+        </w:tc>
+        <w:tc>
+          <w:tcPr>
+            <w:tcW w:type="dxa" w:w="756"/>
+            <w:tcBorders>
+              <w:top w:val="none" w:sz="0" w:space="0" w:color="auto"/>
+              <w:left w:val="none" w:sz="0" w:space="0" w:color="auto"/>
+              <w:bottom w:val="none" w:sz="0" w:space="0" w:color="auto"/>
+              <w:right w:val="none" w:sz="0" w:space="0" w:color="auto"/>
+              <w:insideH w:val="none" w:sz="0" w:space="0" w:color="auto"/>
+              <w:insideV w:val="none" w:sz="0" w:space="0" w:color="auto"/>
+            </w:tcBorders>
+          </w:tcPr>
+          <w:p>
+            <w:pPr>
+              <w:spacing w:after="20" w:line="240" w:lineRule="auto"/>
+              <w:jc w:val="center"/>
+            </w:pPr>
+            <w:r/>
+            <w:r>
+              <w:rPr>
+                <w:rFonts w:ascii="Times New Roman" w:hAnsi="Times New Roman"/>
+                <w:b/>
+                <w:color w:val="000000"/>
+                <w:sz w:val="13"/>
+              </w:rPr>
+            </w:r>
+          </w:p>
+        </w:tc>
+        <w:tc>
+          <w:tcPr>
+            <w:tcW w:type="dxa" w:w="756"/>
+            <w:tcBorders>
+              <w:top w:val="none" w:sz="0" w:space="0" w:color="auto"/>
+              <w:left w:val="none" w:sz="0" w:space="0" w:color="auto"/>
+              <w:bottom w:val="none" w:sz="0" w:space="0" w:color="auto"/>
+              <w:right w:val="none" w:sz="0" w:space="0" w:color="auto"/>
+              <w:insideH w:val="none" w:sz="0" w:space="0" w:color="auto"/>
+              <w:insideV w:val="none" w:sz="0" w:space="0" w:color="auto"/>
+            </w:tcBorders>
+          </w:tcPr>
+          <w:p>
+            <w:pPr>
+              <w:spacing w:after="20" w:line="240" w:lineRule="auto"/>
+              <w:jc w:val="center"/>
+            </w:pPr>
+            <w:r/>
+            <w:r>
+              <w:rPr>
+                <w:rFonts w:ascii="Times New Roman" w:hAnsi="Times New Roman"/>
+                <w:b/>
+                <w:color w:val="000000"/>
+                <w:sz w:val="13"/>
+              </w:rPr>
+            </w:r>
+          </w:p>
+        </w:tc>
+        <w:tc>
+          <w:tcPr>
+            <w:tcW w:type="dxa" w:w="756"/>
+            <w:tcBorders>
+              <w:top w:val="none" w:sz="0" w:space="0" w:color="auto"/>
+              <w:left w:val="none" w:sz="0" w:space="0" w:color="auto"/>
+              <w:bottom w:val="none" w:sz="0" w:space="0" w:color="auto"/>
+              <w:right w:val="none" w:sz="0" w:space="0" w:color="auto"/>
+              <w:insideH w:val="none" w:sz="0" w:space="0" w:color="auto"/>
+              <w:insideV w:val="none" w:sz="0" w:space="0" w:color="auto"/>
+            </w:tcBorders>
+          </w:tcPr>
+          <w:p>
+            <w:pPr>
+              <w:spacing w:after="20" w:line="240" w:lineRule="auto"/>
+              <w:jc w:val="center"/>
+            </w:pPr>
+            <w:r/>
+            <w:r>
+              <w:rPr>
+                <w:rFonts w:ascii="Times New Roman" w:hAnsi="Times New Roman"/>
+                <w:b/>
+                <w:color w:val="000000"/>
+                <w:sz w:val="13"/>
+              </w:rPr>
+            </w:r>
+          </w:p>
+        </w:tc>
+        <w:tc>
+          <w:tcPr>
+            <w:tcW w:type="dxa" w:w="756"/>
+            <w:tcBorders>
+              <w:top w:val="none" w:sz="0" w:space="0" w:color="auto"/>
+              <w:left w:val="none" w:sz="0" w:space="0" w:color="auto"/>
+              <w:bottom w:val="none" w:sz="0" w:space="0" w:color="auto"/>
+              <w:right w:val="none" w:sz="0" w:space="0" w:color="auto"/>
+              <w:insideH w:val="none" w:sz="0" w:space="0" w:color="auto"/>
+              <w:insideV w:val="none" w:sz="0" w:space="0" w:color="auto"/>
+            </w:tcBorders>
+          </w:tcPr>
+          <w:p>
+            <w:pPr>
+              <w:spacing w:after="20" w:line="240" w:lineRule="auto"/>
+              <w:jc w:val="center"/>
+            </w:pPr>
+            <w:r/>
+            <w:r>
+              <w:rPr>
+                <w:rFonts w:ascii="Times New Roman" w:hAnsi="Times New Roman"/>
+                <w:b/>
+                <w:color w:val="000000"/>
+                <w:sz w:val="13"/>
+              </w:rPr>
+            </w:r>
+          </w:p>
+        </w:tc>
+        <w:tc>
+          <w:tcPr>
+            <w:tcW w:type="dxa" w:w="756"/>
+            <w:tcBorders>
+              <w:top w:val="none" w:sz="0" w:space="0" w:color="auto"/>
+              <w:left w:val="none" w:sz="0" w:space="0" w:color="auto"/>
+              <w:bottom w:val="none" w:sz="0" w:space="0" w:color="auto"/>
+              <w:right w:val="none" w:sz="0" w:space="0" w:color="auto"/>
+              <w:insideH w:val="none" w:sz="0" w:space="0" w:color="auto"/>
+              <w:insideV w:val="none" w:sz="0" w:space="0" w:color="auto"/>
+            </w:tcBorders>
+          </w:tcPr>
+          <w:p>
+            <w:pPr>
+              <w:spacing w:after="20" w:line="240" w:lineRule="auto"/>
+              <w:jc w:val="center"/>
+            </w:pPr>
+            <w:r/>
+            <w:r>
+              <w:rPr>
+                <w:rFonts w:ascii="Times New Roman" w:hAnsi="Times New Roman"/>
+                <w:b/>
+                <w:color w:val="000000"/>
+                <w:sz w:val="13"/>
+              </w:rPr>
+            </w:r>
+          </w:p>
+        </w:tc>
+        <w:tc>
+          <w:tcPr>
+            <w:tcW w:type="dxa" w:w="756"/>
+            <w:tcBorders>
+              <w:top w:val="none" w:sz="0" w:space="0" w:color="auto"/>
+              <w:left w:val="none" w:sz="0" w:space="0" w:color="auto"/>
+              <w:bottom w:val="none" w:sz="0" w:space="0" w:color="auto"/>
+              <w:right w:val="none" w:sz="0" w:space="0" w:color="auto"/>
+              <w:insideH w:val="none" w:sz="0" w:space="0" w:color="auto"/>
+              <w:insideV w:val="none" w:sz="0" w:space="0" w:color="auto"/>
+            </w:tcBorders>
+          </w:tcPr>
+          <w:p>
+            <w:pPr>
+              <w:spacing w:after="20" w:line="240" w:lineRule="auto"/>
+              <w:jc w:val="center"/>
+            </w:pPr>
+            <w:r/>
+            <w:r>
+              <w:rPr>
+                <w:rFonts w:ascii="Times New Roman" w:hAnsi="Times New Roman"/>
+                <w:b/>
+                <w:color w:val="000000"/>
+                <w:sz w:val="13"/>
+              </w:rPr>
+            </w:r>
+          </w:p>
+        </w:tc>
+        <w:tc>
+          <w:tcPr>
+            <w:tcW w:type="dxa" w:w="756"/>
+            <w:tcBorders>
+              <w:top w:val="none" w:sz="0" w:space="0" w:color="auto"/>
+              <w:left w:val="none" w:sz="0" w:space="0" w:color="auto"/>
+              <w:bottom w:val="none" w:sz="0" w:space="0" w:color="auto"/>
+              <w:right w:val="none" w:sz="0" w:space="0" w:color="auto"/>
+              <w:insideH w:val="none" w:sz="0" w:space="0" w:color="auto"/>
+              <w:insideV w:val="none" w:sz="0" w:space="0" w:color="auto"/>
+            </w:tcBorders>
+          </w:tcPr>
+          <w:p>
+            <w:pPr>
+              <w:spacing w:after="20" w:line="240" w:lineRule="auto"/>
+              <w:jc w:val="center"/>
+            </w:pPr>
+            <w:r/>
+            <w:r>
+              <w:rPr>
+                <w:rFonts w:ascii="Times New Roman" w:hAnsi="Times New Roman"/>
+                <w:b/>
+                <w:color w:val="000000"/>
+                <w:sz w:val="13"/>
+              </w:rPr>
+            </w:r>
+          </w:p>
+        </w:tc>
+        <w:tc>
+          <w:tcPr>
+            <w:tcW w:type="dxa" w:w="756"/>
+            <w:tcBorders>
+              <w:top w:val="none" w:sz="0" w:space="0" w:color="auto"/>
+              <w:left w:val="none" w:sz="0" w:space="0" w:color="auto"/>
+              <w:bottom w:val="none" w:sz="0" w:space="0" w:color="auto"/>
+              <w:right w:val="none" w:sz="0" w:space="0" w:color="auto"/>
+              <w:insideH w:val="none" w:sz="0" w:space="0" w:color="auto"/>
+              <w:insideV w:val="none" w:sz="0" w:space="0" w:color="auto"/>
+            </w:tcBorders>
+          </w:tcPr>
+          <w:p>
+            <w:pPr>
+              <w:spacing w:after="20" w:line="240" w:lineRule="auto"/>
+              <w:jc w:val="center"/>
+            </w:pPr>
+            <w:r/>
+            <w:r>
+              <w:rPr>
+                <w:rFonts w:ascii="Times New Roman" w:hAnsi="Times New Roman"/>
+                <w:b/>
+                <w:color w:val="000000"/>
+                <w:sz w:val="13"/>
+              </w:rPr>
+            </w:r>
+          </w:p>
+        </w:tc>
+        <w:tc>
+          <w:tcPr>
+            <w:tcW w:type="dxa" w:w="756"/>
+            <w:tcBorders>
+              <w:top w:val="none" w:sz="0" w:space="0" w:color="auto"/>
+              <w:left w:val="none" w:sz="0" w:space="0" w:color="auto"/>
+              <w:bottom w:val="none" w:sz="0" w:space="0" w:color="auto"/>
+              <w:right w:val="none" w:sz="0" w:space="0" w:color="auto"/>
+              <w:insideH w:val="none" w:sz="0" w:space="0" w:color="auto"/>
+              <w:insideV w:val="none" w:sz="0" w:space="0" w:color="auto"/>
+            </w:tcBorders>
+          </w:tcPr>
+          <w:p>
+            <w:pPr>
+              <w:spacing w:after="20" w:line="240" w:lineRule="auto"/>
+              <w:jc w:val="center"/>
+            </w:pPr>
+            <w:r/>
+            <w:r>
+              <w:rPr>
+                <w:rFonts w:ascii="Times New Roman" w:hAnsi="Times New Roman"/>
+                <w:b/>
+                <w:color w:val="000000"/>
+                <w:sz w:val="13"/>
+              </w:rPr>
+            </w:r>
+          </w:p>
+        </w:tc>
+        <w:tc>
+          <w:tcPr>
+            <w:tcW w:type="dxa" w:w="756"/>
+            <w:tcBorders>
+              <w:top w:val="none" w:sz="0" w:space="0" w:color="auto"/>
+              <w:left w:val="none" w:sz="0" w:space="0" w:color="auto"/>
+              <w:bottom w:val="none" w:sz="0" w:space="0" w:color="auto"/>
+              <w:right w:val="none" w:sz="0" w:space="0" w:color="auto"/>
+              <w:insideH w:val="none" w:sz="0" w:space="0" w:color="auto"/>
+              <w:insideV w:val="none" w:sz="0" w:space="0" w:color="auto"/>
+            </w:tcBorders>
+          </w:tcPr>
+          <w:p>
+            <w:pPr>
+              <w:spacing w:after="20" w:line="240" w:lineRule="auto"/>
+              <w:jc w:val="center"/>
+            </w:pPr>
+            <w:r/>
+            <w:r>
+              <w:rPr>
+                <w:rFonts w:ascii="Times New Roman" w:hAnsi="Times New Roman"/>
+                <w:b/>
+                <w:color w:val="000000"/>
+                <w:sz w:val="13"/>
+              </w:rPr>
+            </w:r>
+          </w:p>
+        </w:tc>
+        <w:tc>
+          <w:tcPr>
+            <w:tcW w:type="dxa" w:w="756"/>
+            <w:tcBorders>
+              <w:top w:val="none" w:sz="0" w:space="0" w:color="auto"/>
+              <w:left w:val="none" w:sz="0" w:space="0" w:color="auto"/>
+              <w:bottom w:val="none" w:sz="0" w:space="0" w:color="auto"/>
+              <w:right w:val="none" w:sz="0" w:space="0" w:color="auto"/>
+              <w:insideH w:val="none" w:sz="0" w:space="0" w:color="auto"/>
+              <w:insideV w:val="none" w:sz="0" w:space="0" w:color="auto"/>
+            </w:tcBorders>
+          </w:tcPr>
+          <w:p>
+            <w:pPr>
+              <w:spacing w:after="20" w:line="240" w:lineRule="auto"/>
+              <w:jc w:val="center"/>
+            </w:pPr>
+            <w:r/>
+            <w:r>
+              <w:rPr>
+                <w:rFonts w:ascii="Times New Roman" w:hAnsi="Times New Roman"/>
+                <w:b/>
+                <w:color w:val="000000"/>
+                <w:sz w:val="13"/>
+              </w:rPr>
+            </w:r>
+          </w:p>
+        </w:tc>
+      </w:tr>
+      <w:tr>
+        <w:tc>
+          <w:tcPr>
+            <w:tcW w:type="dxa" w:w="756"/>
+            <w:tcBorders>
+              <w:top w:val="none" w:sz="0" w:space="0" w:color="auto"/>
+              <w:left w:val="none" w:sz="0" w:space="0" w:color="auto"/>
+              <w:bottom w:val="none" w:sz="0" w:space="0" w:color="auto"/>
+              <w:right w:val="none" w:sz="0" w:space="0" w:color="auto"/>
+              <w:insideH w:val="none" w:sz="0" w:space="0" w:color="auto"/>
+              <w:insideV w:val="none" w:sz="0" w:space="0" w:color="auto"/>
+            </w:tcBorders>
+          </w:tcPr>
+          <w:p>
+            <w:pPr>
+              <w:spacing w:after="20" w:line="240" w:lineRule="auto"/>
+              <w:jc w:val="left"/>
+            </w:pPr>
+            <w:r/>
+            <w:r>
+              <w:rPr>
+                <w:rFonts w:ascii="Times New Roman" w:hAnsi="Times New Roman"/>
+                <w:b w:val="0"/>
+                <w:color w:val="000000"/>
+                <w:sz w:val="13"/>
+              </w:rPr>
+              <w:t>Favorável</w:t>
+            </w:r>
+          </w:p>
+        </w:tc>
+        <w:tc>
+          <w:tcPr>
+            <w:tcW w:type="dxa" w:w="756"/>
+            <w:tcBorders>
+              <w:top w:val="none" w:sz="0" w:space="0" w:color="auto"/>
+              <w:left w:val="none" w:sz="0" w:space="0" w:color="auto"/>
+              <w:bottom w:val="none" w:sz="0" w:space="0" w:color="auto"/>
+              <w:right w:val="none" w:sz="0" w:space="0" w:color="auto"/>
+              <w:insideH w:val="none" w:sz="0" w:space="0" w:color="auto"/>
+              <w:insideV w:val="none" w:sz="0" w:space="0" w:color="auto"/>
+            </w:tcBorders>
+          </w:tcPr>
+          <w:p>
+            <w:pPr>
+              <w:spacing w:after="20" w:line="240" w:lineRule="auto"/>
+              <w:jc w:val="center"/>
+            </w:pPr>
+            <w:r/>
+            <w:r>
+              <w:rPr>
+                <w:rFonts w:ascii="Times New Roman" w:hAnsi="Times New Roman"/>
+                <w:b w:val="0"/>
+                <w:color w:val="000000"/>
+                <w:sz w:val="13"/>
+              </w:rPr>
+              <w:t>38,1</w:t>
+            </w:r>
+          </w:p>
+        </w:tc>
+        <w:tc>
+          <w:tcPr>
+            <w:tcW w:type="dxa" w:w="756"/>
+            <w:tcBorders>
+              <w:top w:val="none" w:sz="0" w:space="0" w:color="auto"/>
+              <w:left w:val="none" w:sz="0" w:space="0" w:color="auto"/>
+              <w:bottom w:val="none" w:sz="0" w:space="0" w:color="auto"/>
+              <w:right w:val="none" w:sz="0" w:space="0" w:color="auto"/>
+              <w:insideH w:val="none" w:sz="0" w:space="0" w:color="auto"/>
+              <w:insideV w:val="none" w:sz="0" w:space="0" w:color="auto"/>
+            </w:tcBorders>
+          </w:tcPr>
+          <w:p>
+            <w:pPr>
+              <w:spacing w:after="20" w:line="240" w:lineRule="auto"/>
+              <w:jc w:val="center"/>
+            </w:pPr>
+            <w:r/>
+            <w:r>
+              <w:rPr>
+                <w:rFonts w:ascii="Times New Roman" w:hAnsi="Times New Roman"/>
+                <w:b w:val="0"/>
+                <w:color w:val="000000"/>
+                <w:sz w:val="13"/>
+              </w:rPr>
+              <w:t>31,9</w:t>
+            </w:r>
+          </w:p>
+        </w:tc>
+        <w:tc>
+          <w:tcPr>
+            <w:tcW w:type="dxa" w:w="756"/>
+            <w:tcBorders>
+              <w:top w:val="none" w:sz="0" w:space="0" w:color="auto"/>
+              <w:left w:val="none" w:sz="0" w:space="0" w:color="auto"/>
+              <w:bottom w:val="none" w:sz="0" w:space="0" w:color="auto"/>
+              <w:right w:val="none" w:sz="0" w:space="0" w:color="auto"/>
+              <w:insideH w:val="none" w:sz="0" w:space="0" w:color="auto"/>
+              <w:insideV w:val="none" w:sz="0" w:space="0" w:color="auto"/>
+            </w:tcBorders>
+          </w:tcPr>
+          <w:p>
+            <w:pPr>
+              <w:spacing w:after="20" w:line="240" w:lineRule="auto"/>
+              <w:jc w:val="center"/>
+            </w:pPr>
+            <w:r/>
+            <w:r>
+              <w:rPr>
+                <w:rFonts w:ascii="Times New Roman" w:hAnsi="Times New Roman"/>
+                <w:b w:val="0"/>
+                <w:color w:val="000000"/>
+                <w:sz w:val="13"/>
+              </w:rPr>
+              <w:t>33,3</w:t>
+            </w:r>
+          </w:p>
+        </w:tc>
+        <w:tc>
+          <w:tcPr>
+            <w:tcW w:type="dxa" w:w="756"/>
+            <w:tcBorders>
+              <w:top w:val="none" w:sz="0" w:space="0" w:color="auto"/>
+              <w:left w:val="none" w:sz="0" w:space="0" w:color="auto"/>
+              <w:bottom w:val="none" w:sz="0" w:space="0" w:color="auto"/>
+              <w:right w:val="none" w:sz="0" w:space="0" w:color="auto"/>
+              <w:insideH w:val="none" w:sz="0" w:space="0" w:color="auto"/>
+              <w:insideV w:val="none" w:sz="0" w:space="0" w:color="auto"/>
+            </w:tcBorders>
+          </w:tcPr>
+          <w:p>
+            <w:pPr>
+              <w:spacing w:after="20" w:line="240" w:lineRule="auto"/>
+              <w:jc w:val="center"/>
+            </w:pPr>
+            <w:r/>
+            <w:r>
+              <w:rPr>
+                <w:rFonts w:ascii="Times New Roman" w:hAnsi="Times New Roman"/>
+                <w:b w:val="0"/>
+                <w:color w:val="000000"/>
+                <w:sz w:val="13"/>
+              </w:rPr>
+              <w:t>33,9</w:t>
+            </w:r>
+          </w:p>
+        </w:tc>
+        <w:tc>
+          <w:tcPr>
+            <w:tcW w:type="dxa" w:w="756"/>
+            <w:tcBorders>
+              <w:top w:val="none" w:sz="0" w:space="0" w:color="auto"/>
+              <w:left w:val="none" w:sz="0" w:space="0" w:color="auto"/>
+              <w:bottom w:val="none" w:sz="0" w:space="0" w:color="auto"/>
+              <w:right w:val="none" w:sz="0" w:space="0" w:color="auto"/>
+              <w:insideH w:val="none" w:sz="0" w:space="0" w:color="auto"/>
+              <w:insideV w:val="none" w:sz="0" w:space="0" w:color="auto"/>
+            </w:tcBorders>
+          </w:tcPr>
+          <w:p>
+            <w:pPr>
+              <w:spacing w:after="20" w:line="240" w:lineRule="auto"/>
+              <w:jc w:val="center"/>
+            </w:pPr>
+            <w:r/>
+            <w:r>
+              <w:rPr>
+                <w:rFonts w:ascii="Times New Roman" w:hAnsi="Times New Roman"/>
+                <w:b w:val="0"/>
+                <w:color w:val="000000"/>
+                <w:sz w:val="13"/>
+              </w:rPr>
+              <w:t>43,7</w:t>
+            </w:r>
+          </w:p>
+        </w:tc>
+        <w:tc>
+          <w:tcPr>
+            <w:tcW w:type="dxa" w:w="756"/>
+            <w:tcBorders>
+              <w:top w:val="none" w:sz="0" w:space="0" w:color="auto"/>
+              <w:left w:val="none" w:sz="0" w:space="0" w:color="auto"/>
+              <w:bottom w:val="none" w:sz="0" w:space="0" w:color="auto"/>
+              <w:right w:val="none" w:sz="0" w:space="0" w:color="auto"/>
+              <w:insideH w:val="none" w:sz="0" w:space="0" w:color="auto"/>
+              <w:insideV w:val="none" w:sz="0" w:space="0" w:color="auto"/>
+            </w:tcBorders>
+          </w:tcPr>
+          <w:p>
+            <w:pPr>
+              <w:spacing w:after="20" w:line="240" w:lineRule="auto"/>
+              <w:jc w:val="center"/>
+            </w:pPr>
+            <w:r/>
+            <w:r>
+              <w:rPr>
+                <w:rFonts w:ascii="Times New Roman" w:hAnsi="Times New Roman"/>
+                <w:b w:val="0"/>
+                <w:color w:val="000000"/>
+                <w:sz w:val="13"/>
+              </w:rPr>
+              <w:t>42,6</w:t>
+            </w:r>
+          </w:p>
+        </w:tc>
+        <w:tc>
+          <w:tcPr>
+            <w:tcW w:type="dxa" w:w="756"/>
+            <w:tcBorders>
+              <w:top w:val="none" w:sz="0" w:space="0" w:color="auto"/>
+              <w:left w:val="none" w:sz="0" w:space="0" w:color="auto"/>
+              <w:bottom w:val="none" w:sz="0" w:space="0" w:color="auto"/>
+              <w:right w:val="none" w:sz="0" w:space="0" w:color="auto"/>
+              <w:insideH w:val="none" w:sz="0" w:space="0" w:color="auto"/>
+              <w:insideV w:val="none" w:sz="0" w:space="0" w:color="auto"/>
+            </w:tcBorders>
+          </w:tcPr>
+          <w:p>
+            <w:pPr>
+              <w:spacing w:after="20" w:line="240" w:lineRule="auto"/>
+              <w:jc w:val="center"/>
+            </w:pPr>
+            <w:r/>
+            <w:r>
+              <w:rPr>
+                <w:rFonts w:ascii="Times New Roman" w:hAnsi="Times New Roman"/>
+                <w:b w:val="0"/>
+                <w:color w:val="000000"/>
+                <w:sz w:val="13"/>
+              </w:rPr>
+              <w:t>21,7</w:t>
+            </w:r>
+          </w:p>
+        </w:tc>
+        <w:tc>
+          <w:tcPr>
+            <w:tcW w:type="dxa" w:w="756"/>
+            <w:tcBorders>
+              <w:top w:val="none" w:sz="0" w:space="0" w:color="auto"/>
+              <w:left w:val="none" w:sz="0" w:space="0" w:color="auto"/>
+              <w:bottom w:val="none" w:sz="0" w:space="0" w:color="auto"/>
+              <w:right w:val="none" w:sz="0" w:space="0" w:color="auto"/>
+              <w:insideH w:val="none" w:sz="0" w:space="0" w:color="auto"/>
+              <w:insideV w:val="none" w:sz="0" w:space="0" w:color="auto"/>
+            </w:tcBorders>
+          </w:tcPr>
+          <w:p>
+            <w:pPr>
+              <w:spacing w:after="20" w:line="240" w:lineRule="auto"/>
+              <w:jc w:val="center"/>
+            </w:pPr>
+            <w:r/>
+            <w:r>
+              <w:rPr>
+                <w:rFonts w:ascii="Times New Roman" w:hAnsi="Times New Roman"/>
+                <w:b w:val="0"/>
+                <w:color w:val="000000"/>
+                <w:sz w:val="13"/>
+              </w:rPr>
+            </w:r>
+          </w:p>
+        </w:tc>
+        <w:tc>
+          <w:tcPr>
+            <w:tcW w:type="dxa" w:w="756"/>
+            <w:tcBorders>
+              <w:top w:val="none" w:sz="0" w:space="0" w:color="auto"/>
+              <w:left w:val="none" w:sz="0" w:space="0" w:color="auto"/>
+              <w:bottom w:val="none" w:sz="0" w:space="0" w:color="auto"/>
+              <w:right w:val="none" w:sz="0" w:space="0" w:color="auto"/>
+              <w:insideH w:val="none" w:sz="0" w:space="0" w:color="auto"/>
+              <w:insideV w:val="none" w:sz="0" w:space="0" w:color="auto"/>
+            </w:tcBorders>
+          </w:tcPr>
+          <w:p>
+            <w:pPr>
+              <w:spacing w:after="20" w:line="240" w:lineRule="auto"/>
+              <w:jc w:val="center"/>
+            </w:pPr>
+            <w:r/>
+            <w:r>
+              <w:rPr>
+                <w:rFonts w:ascii="Times New Roman" w:hAnsi="Times New Roman"/>
+                <w:b w:val="0"/>
+                <w:color w:val="000000"/>
+                <w:sz w:val="13"/>
+              </w:rPr>
+            </w:r>
+          </w:p>
+        </w:tc>
+        <w:tc>
+          <w:tcPr>
+            <w:tcW w:type="dxa" w:w="756"/>
+            <w:tcBorders>
+              <w:top w:val="none" w:sz="0" w:space="0" w:color="auto"/>
+              <w:left w:val="none" w:sz="0" w:space="0" w:color="auto"/>
+              <w:bottom w:val="none" w:sz="0" w:space="0" w:color="auto"/>
+              <w:right w:val="none" w:sz="0" w:space="0" w:color="auto"/>
+              <w:insideH w:val="none" w:sz="0" w:space="0" w:color="auto"/>
+              <w:insideV w:val="none" w:sz="0" w:space="0" w:color="auto"/>
+            </w:tcBorders>
+          </w:tcPr>
+          <w:p>
+            <w:pPr>
+              <w:spacing w:after="20" w:line="240" w:lineRule="auto"/>
+              <w:jc w:val="center"/>
+            </w:pPr>
+            <w:r/>
+            <w:r>
+              <w:rPr>
+                <w:rFonts w:ascii="Times New Roman" w:hAnsi="Times New Roman"/>
+                <w:b w:val="0"/>
+                <w:color w:val="000000"/>
+                <w:sz w:val="13"/>
+              </w:rPr>
+            </w:r>
+          </w:p>
+        </w:tc>
+        <w:tc>
+          <w:tcPr>
+            <w:tcW w:type="dxa" w:w="756"/>
+            <w:tcBorders>
+              <w:top w:val="none" w:sz="0" w:space="0" w:color="auto"/>
+              <w:left w:val="none" w:sz="0" w:space="0" w:color="auto"/>
+              <w:bottom w:val="none" w:sz="0" w:space="0" w:color="auto"/>
+              <w:right w:val="none" w:sz="0" w:space="0" w:color="auto"/>
+              <w:insideH w:val="none" w:sz="0" w:space="0" w:color="auto"/>
+              <w:insideV w:val="none" w:sz="0" w:space="0" w:color="auto"/>
+            </w:tcBorders>
+          </w:tcPr>
+          <w:p>
+            <w:pPr>
+              <w:spacing w:after="20" w:line="240" w:lineRule="auto"/>
+              <w:jc w:val="center"/>
+            </w:pPr>
+            <w:r/>
+            <w:r>
+              <w:rPr>
+                <w:rFonts w:ascii="Times New Roman" w:hAnsi="Times New Roman"/>
+                <w:b w:val="0"/>
+                <w:color w:val="000000"/>
+                <w:sz w:val="13"/>
+              </w:rPr>
+            </w:r>
+          </w:p>
+        </w:tc>
+      </w:tr>
+      <w:tr>
+        <w:tc>
+          <w:tcPr>
+            <w:tcW w:type="dxa" w:w="756"/>
+            <w:tcBorders>
+              <w:top w:val="none" w:sz="0" w:space="0" w:color="auto"/>
+              <w:left w:val="none" w:sz="0" w:space="0" w:color="auto"/>
+              <w:bottom w:val="none" w:sz="0" w:space="0" w:color="auto"/>
+              <w:right w:val="none" w:sz="0" w:space="0" w:color="auto"/>
+              <w:insideH w:val="none" w:sz="0" w:space="0" w:color="auto"/>
+              <w:insideV w:val="none" w:sz="0" w:space="0" w:color="auto"/>
+            </w:tcBorders>
+          </w:tcPr>
+          <w:p>
+            <w:pPr>
+              <w:spacing w:after="20" w:line="240" w:lineRule="auto"/>
+              <w:jc w:val="left"/>
+            </w:pPr>
+            <w:r/>
+            <w:r>
+              <w:rPr>
+                <w:rFonts w:ascii="Times New Roman" w:hAnsi="Times New Roman"/>
+                <w:b w:val="0"/>
+                <w:color w:val="000000"/>
+                <w:sz w:val="13"/>
+              </w:rPr>
+              <w:t>Neutro</w:t>
+            </w:r>
+          </w:p>
+        </w:tc>
+        <w:tc>
+          <w:tcPr>
+            <w:tcW w:type="dxa" w:w="756"/>
+            <w:tcBorders>
+              <w:top w:val="none" w:sz="0" w:space="0" w:color="auto"/>
+              <w:left w:val="none" w:sz="0" w:space="0" w:color="auto"/>
+              <w:bottom w:val="none" w:sz="0" w:space="0" w:color="auto"/>
+              <w:right w:val="none" w:sz="0" w:space="0" w:color="auto"/>
+              <w:insideH w:val="none" w:sz="0" w:space="0" w:color="auto"/>
+              <w:insideV w:val="none" w:sz="0" w:space="0" w:color="auto"/>
+            </w:tcBorders>
+          </w:tcPr>
+          <w:p>
+            <w:pPr>
+              <w:spacing w:after="20" w:line="240" w:lineRule="auto"/>
+              <w:jc w:val="center"/>
+            </w:pPr>
+            <w:r/>
+            <w:r>
+              <w:rPr>
+                <w:rFonts w:ascii="Times New Roman" w:hAnsi="Times New Roman"/>
+                <w:b w:val="0"/>
+                <w:color w:val="000000"/>
+                <w:sz w:val="13"/>
+              </w:rPr>
+              <w:t>50,0</w:t>
+            </w:r>
+          </w:p>
+        </w:tc>
+        <w:tc>
+          <w:tcPr>
+            <w:tcW w:type="dxa" w:w="756"/>
+            <w:tcBorders>
+              <w:top w:val="none" w:sz="0" w:space="0" w:color="auto"/>
+              <w:left w:val="none" w:sz="0" w:space="0" w:color="auto"/>
+              <w:bottom w:val="none" w:sz="0" w:space="0" w:color="auto"/>
+              <w:right w:val="none" w:sz="0" w:space="0" w:color="auto"/>
+              <w:insideH w:val="none" w:sz="0" w:space="0" w:color="auto"/>
+              <w:insideV w:val="none" w:sz="0" w:space="0" w:color="auto"/>
+            </w:tcBorders>
+          </w:tcPr>
+          <w:p>
+            <w:pPr>
+              <w:spacing w:after="20" w:line="240" w:lineRule="auto"/>
+              <w:jc w:val="center"/>
+            </w:pPr>
+            <w:r/>
+            <w:r>
+              <w:rPr>
+                <w:rFonts w:ascii="Times New Roman" w:hAnsi="Times New Roman"/>
+                <w:b w:val="0"/>
+                <w:color w:val="000000"/>
+                <w:sz w:val="13"/>
+              </w:rPr>
+              <w:t>42,6</w:t>
+            </w:r>
+          </w:p>
+        </w:tc>
+        <w:tc>
+          <w:tcPr>
+            <w:tcW w:type="dxa" w:w="756"/>
+            <w:tcBorders>
+              <w:top w:val="none" w:sz="0" w:space="0" w:color="auto"/>
+              <w:left w:val="none" w:sz="0" w:space="0" w:color="auto"/>
+              <w:bottom w:val="none" w:sz="0" w:space="0" w:color="auto"/>
+              <w:right w:val="none" w:sz="0" w:space="0" w:color="auto"/>
+              <w:insideH w:val="none" w:sz="0" w:space="0" w:color="auto"/>
+              <w:insideV w:val="none" w:sz="0" w:space="0" w:color="auto"/>
+            </w:tcBorders>
+          </w:tcPr>
+          <w:p>
+            <w:pPr>
+              <w:spacing w:after="20" w:line="240" w:lineRule="auto"/>
+              <w:jc w:val="center"/>
+            </w:pPr>
+            <w:r/>
+            <w:r>
+              <w:rPr>
+                <w:rFonts w:ascii="Times New Roman" w:hAnsi="Times New Roman"/>
+                <w:b w:val="0"/>
+                <w:color w:val="000000"/>
+                <w:sz w:val="13"/>
+              </w:rPr>
+              <w:t>38,9</w:t>
+            </w:r>
+          </w:p>
+        </w:tc>
+        <w:tc>
+          <w:tcPr>
+            <w:tcW w:type="dxa" w:w="756"/>
+            <w:tcBorders>
+              <w:top w:val="none" w:sz="0" w:space="0" w:color="auto"/>
+              <w:left w:val="none" w:sz="0" w:space="0" w:color="auto"/>
+              <w:bottom w:val="none" w:sz="0" w:space="0" w:color="auto"/>
+              <w:right w:val="none" w:sz="0" w:space="0" w:color="auto"/>
+              <w:insideH w:val="none" w:sz="0" w:space="0" w:color="auto"/>
+              <w:insideV w:val="none" w:sz="0" w:space="0" w:color="auto"/>
+            </w:tcBorders>
+          </w:tcPr>
+          <w:p>
+            <w:pPr>
+              <w:spacing w:after="20" w:line="240" w:lineRule="auto"/>
+              <w:jc w:val="center"/>
+            </w:pPr>
+            <w:r/>
+            <w:r>
+              <w:rPr>
+                <w:rFonts w:ascii="Times New Roman" w:hAnsi="Times New Roman"/>
+                <w:b w:val="0"/>
+                <w:color w:val="000000"/>
+                <w:sz w:val="13"/>
+              </w:rPr>
+              <w:t>40,7</w:t>
+            </w:r>
+          </w:p>
+        </w:tc>
+        <w:tc>
+          <w:tcPr>
+            <w:tcW w:type="dxa" w:w="756"/>
+            <w:tcBorders>
+              <w:top w:val="none" w:sz="0" w:space="0" w:color="auto"/>
+              <w:left w:val="none" w:sz="0" w:space="0" w:color="auto"/>
+              <w:bottom w:val="none" w:sz="0" w:space="0" w:color="auto"/>
+              <w:right w:val="none" w:sz="0" w:space="0" w:color="auto"/>
+              <w:insideH w:val="none" w:sz="0" w:space="0" w:color="auto"/>
+              <w:insideV w:val="none" w:sz="0" w:space="0" w:color="auto"/>
+            </w:tcBorders>
+          </w:tcPr>
+          <w:p>
+            <w:pPr>
+              <w:spacing w:after="20" w:line="240" w:lineRule="auto"/>
+              <w:jc w:val="center"/>
+            </w:pPr>
+            <w:r/>
+            <w:r>
+              <w:rPr>
+                <w:rFonts w:ascii="Times New Roman" w:hAnsi="Times New Roman"/>
+                <w:b w:val="0"/>
+                <w:color w:val="000000"/>
+                <w:sz w:val="13"/>
+              </w:rPr>
+              <w:t>35,2</w:t>
+            </w:r>
+          </w:p>
+        </w:tc>
+        <w:tc>
+          <w:tcPr>
+            <w:tcW w:type="dxa" w:w="756"/>
+            <w:tcBorders>
+              <w:top w:val="none" w:sz="0" w:space="0" w:color="auto"/>
+              <w:left w:val="none" w:sz="0" w:space="0" w:color="auto"/>
+              <w:bottom w:val="none" w:sz="0" w:space="0" w:color="auto"/>
+              <w:right w:val="none" w:sz="0" w:space="0" w:color="auto"/>
+              <w:insideH w:val="none" w:sz="0" w:space="0" w:color="auto"/>
+              <w:insideV w:val="none" w:sz="0" w:space="0" w:color="auto"/>
+            </w:tcBorders>
+          </w:tcPr>
+          <w:p>
+            <w:pPr>
+              <w:spacing w:after="20" w:line="240" w:lineRule="auto"/>
+              <w:jc w:val="center"/>
+            </w:pPr>
+            <w:r/>
+            <w:r>
+              <w:rPr>
+                <w:rFonts w:ascii="Times New Roman" w:hAnsi="Times New Roman"/>
+                <w:b w:val="0"/>
+                <w:color w:val="000000"/>
+                <w:sz w:val="13"/>
+              </w:rPr>
+              <w:t>26,5</w:t>
+            </w:r>
+          </w:p>
+        </w:tc>
+        <w:tc>
+          <w:tcPr>
+            <w:tcW w:type="dxa" w:w="756"/>
+            <w:tcBorders>
+              <w:top w:val="none" w:sz="0" w:space="0" w:color="auto"/>
+              <w:left w:val="none" w:sz="0" w:space="0" w:color="auto"/>
+              <w:bottom w:val="none" w:sz="0" w:space="0" w:color="auto"/>
+              <w:right w:val="none" w:sz="0" w:space="0" w:color="auto"/>
+              <w:insideH w:val="none" w:sz="0" w:space="0" w:color="auto"/>
+              <w:insideV w:val="none" w:sz="0" w:space="0" w:color="auto"/>
+            </w:tcBorders>
+          </w:tcPr>
+          <w:p>
+            <w:pPr>
+              <w:spacing w:after="20" w:line="240" w:lineRule="auto"/>
+              <w:jc w:val="center"/>
+            </w:pPr>
+            <w:r/>
+            <w:r>
+              <w:rPr>
+                <w:rFonts w:ascii="Times New Roman" w:hAnsi="Times New Roman"/>
+                <w:b w:val="0"/>
+                <w:color w:val="000000"/>
+                <w:sz w:val="13"/>
+              </w:rPr>
+              <w:t>43,5</w:t>
+            </w:r>
+          </w:p>
+        </w:tc>
+        <w:tc>
+          <w:tcPr>
+            <w:tcW w:type="dxa" w:w="756"/>
+            <w:tcBorders>
+              <w:top w:val="none" w:sz="0" w:space="0" w:color="auto"/>
+              <w:left w:val="none" w:sz="0" w:space="0" w:color="auto"/>
+              <w:bottom w:val="none" w:sz="0" w:space="0" w:color="auto"/>
+              <w:right w:val="none" w:sz="0" w:space="0" w:color="auto"/>
+              <w:insideH w:val="none" w:sz="0" w:space="0" w:color="auto"/>
+              <w:insideV w:val="none" w:sz="0" w:space="0" w:color="auto"/>
+            </w:tcBorders>
+          </w:tcPr>
+          <w:p>
+            <w:pPr>
+              <w:spacing w:after="20" w:line="240" w:lineRule="auto"/>
+              <w:jc w:val="center"/>
+            </w:pPr>
+            <w:r/>
+            <w:r>
+              <w:rPr>
+                <w:rFonts w:ascii="Times New Roman" w:hAnsi="Times New Roman"/>
+                <w:b w:val="0"/>
+                <w:color w:val="000000"/>
+                <w:sz w:val="13"/>
+              </w:rPr>
+            </w:r>
+          </w:p>
+        </w:tc>
+        <w:tc>
+          <w:tcPr>
+            <w:tcW w:type="dxa" w:w="756"/>
+            <w:tcBorders>
+              <w:top w:val="none" w:sz="0" w:space="0" w:color="auto"/>
+              <w:left w:val="none" w:sz="0" w:space="0" w:color="auto"/>
+              <w:bottom w:val="none" w:sz="0" w:space="0" w:color="auto"/>
+              <w:right w:val="none" w:sz="0" w:space="0" w:color="auto"/>
+              <w:insideH w:val="none" w:sz="0" w:space="0" w:color="auto"/>
+              <w:insideV w:val="none" w:sz="0" w:space="0" w:color="auto"/>
+            </w:tcBorders>
+          </w:tcPr>
+          <w:p>
+            <w:pPr>
+              <w:spacing w:after="20" w:line="240" w:lineRule="auto"/>
+              <w:jc w:val="center"/>
+            </w:pPr>
+            <w:r/>
+            <w:r>
+              <w:rPr>
+                <w:rFonts w:ascii="Times New Roman" w:hAnsi="Times New Roman"/>
+                <w:b w:val="0"/>
+                <w:color w:val="000000"/>
+                <w:sz w:val="13"/>
+              </w:rPr>
+            </w:r>
+          </w:p>
+        </w:tc>
+        <w:tc>
+          <w:tcPr>
+            <w:tcW w:type="dxa" w:w="756"/>
+            <w:tcBorders>
+              <w:top w:val="none" w:sz="0" w:space="0" w:color="auto"/>
+              <w:left w:val="none" w:sz="0" w:space="0" w:color="auto"/>
+              <w:bottom w:val="none" w:sz="0" w:space="0" w:color="auto"/>
+              <w:right w:val="none" w:sz="0" w:space="0" w:color="auto"/>
+              <w:insideH w:val="none" w:sz="0" w:space="0" w:color="auto"/>
+              <w:insideV w:val="none" w:sz="0" w:space="0" w:color="auto"/>
+            </w:tcBorders>
+          </w:tcPr>
+          <w:p>
+            <w:pPr>
+              <w:spacing w:after="20" w:line="240" w:lineRule="auto"/>
+              <w:jc w:val="center"/>
+            </w:pPr>
+            <w:r/>
+            <w:r>
+              <w:rPr>
+                <w:rFonts w:ascii="Times New Roman" w:hAnsi="Times New Roman"/>
+                <w:b w:val="0"/>
+                <w:color w:val="000000"/>
+                <w:sz w:val="13"/>
+              </w:rPr>
+            </w:r>
+          </w:p>
+        </w:tc>
+        <w:tc>
+          <w:tcPr>
+            <w:tcW w:type="dxa" w:w="756"/>
+            <w:tcBorders>
+              <w:top w:val="none" w:sz="0" w:space="0" w:color="auto"/>
+              <w:left w:val="none" w:sz="0" w:space="0" w:color="auto"/>
+              <w:bottom w:val="none" w:sz="0" w:space="0" w:color="auto"/>
+              <w:right w:val="none" w:sz="0" w:space="0" w:color="auto"/>
+              <w:insideH w:val="none" w:sz="0" w:space="0" w:color="auto"/>
+              <w:insideV w:val="none" w:sz="0" w:space="0" w:color="auto"/>
+            </w:tcBorders>
+          </w:tcPr>
+          <w:p>
+            <w:pPr>
+              <w:spacing w:after="20" w:line="240" w:lineRule="auto"/>
+              <w:jc w:val="center"/>
+            </w:pPr>
+            <w:r/>
+            <w:r>
+              <w:rPr>
+                <w:rFonts w:ascii="Times New Roman" w:hAnsi="Times New Roman"/>
+                <w:b w:val="0"/>
+                <w:color w:val="000000"/>
+                <w:sz w:val="13"/>
+              </w:rPr>
+            </w:r>
+          </w:p>
+        </w:tc>
+      </w:tr>
+      <w:tr>
+        <w:tc>
+          <w:tcPr>
+            <w:tcW w:type="dxa" w:w="756"/>
+            <w:tcBorders>
+              <w:top w:val="none" w:sz="0" w:space="0" w:color="auto"/>
+              <w:left w:val="none" w:sz="0" w:space="0" w:color="auto"/>
+              <w:bottom w:val="none" w:sz="0" w:space="0" w:color="auto"/>
+              <w:right w:val="none" w:sz="0" w:space="0" w:color="auto"/>
+              <w:insideH w:val="none" w:sz="0" w:space="0" w:color="auto"/>
+              <w:insideV w:val="none" w:sz="0" w:space="0" w:color="auto"/>
+            </w:tcBorders>
+          </w:tcPr>
+          <w:p>
+            <w:pPr>
+              <w:spacing w:after="20" w:line="240" w:lineRule="auto"/>
+              <w:jc w:val="left"/>
+            </w:pPr>
+            <w:r/>
+            <w:r>
+              <w:rPr>
+                <w:rFonts w:ascii="Times New Roman" w:hAnsi="Times New Roman"/>
+                <w:b w:val="0"/>
+                <w:color w:val="000000"/>
+                <w:sz w:val="13"/>
+              </w:rPr>
+              <w:t>De risco</w:t>
+            </w:r>
+          </w:p>
+        </w:tc>
+        <w:tc>
+          <w:tcPr>
+            <w:tcW w:type="dxa" w:w="756"/>
+            <w:tcBorders>
+              <w:top w:val="none" w:sz="0" w:space="0" w:color="auto"/>
+              <w:left w:val="none" w:sz="0" w:space="0" w:color="auto"/>
+              <w:bottom w:val="none" w:sz="0" w:space="0" w:color="auto"/>
+              <w:right w:val="none" w:sz="0" w:space="0" w:color="auto"/>
+              <w:insideH w:val="none" w:sz="0" w:space="0" w:color="auto"/>
+              <w:insideV w:val="none" w:sz="0" w:space="0" w:color="auto"/>
+            </w:tcBorders>
+          </w:tcPr>
+          <w:p>
+            <w:pPr>
+              <w:spacing w:after="20" w:line="240" w:lineRule="auto"/>
+              <w:jc w:val="center"/>
+            </w:pPr>
+            <w:r/>
+            <w:r>
+              <w:rPr>
+                <w:rFonts w:ascii="Times New Roman" w:hAnsi="Times New Roman"/>
+                <w:b w:val="0"/>
+                <w:color w:val="000000"/>
+                <w:sz w:val="13"/>
+              </w:rPr>
+              <w:t>11,9</w:t>
+            </w:r>
+          </w:p>
+        </w:tc>
+        <w:tc>
+          <w:tcPr>
+            <w:tcW w:type="dxa" w:w="756"/>
+            <w:tcBorders>
+              <w:top w:val="none" w:sz="0" w:space="0" w:color="auto"/>
+              <w:left w:val="none" w:sz="0" w:space="0" w:color="auto"/>
+              <w:bottom w:val="none" w:sz="0" w:space="0" w:color="auto"/>
+              <w:right w:val="none" w:sz="0" w:space="0" w:color="auto"/>
+              <w:insideH w:val="none" w:sz="0" w:space="0" w:color="auto"/>
+              <w:insideV w:val="none" w:sz="0" w:space="0" w:color="auto"/>
+            </w:tcBorders>
+          </w:tcPr>
+          <w:p>
+            <w:pPr>
+              <w:spacing w:after="20" w:line="240" w:lineRule="auto"/>
+              <w:jc w:val="center"/>
+            </w:pPr>
+            <w:r/>
+            <w:r>
+              <w:rPr>
+                <w:rFonts w:ascii="Times New Roman" w:hAnsi="Times New Roman"/>
+                <w:b w:val="0"/>
+                <w:color w:val="000000"/>
+                <w:sz w:val="13"/>
+              </w:rPr>
+              <w:t>25,5</w:t>
+            </w:r>
+          </w:p>
+        </w:tc>
+        <w:tc>
+          <w:tcPr>
+            <w:tcW w:type="dxa" w:w="756"/>
+            <w:tcBorders>
+              <w:top w:val="none" w:sz="0" w:space="0" w:color="auto"/>
+              <w:left w:val="none" w:sz="0" w:space="0" w:color="auto"/>
+              <w:bottom w:val="none" w:sz="0" w:space="0" w:color="auto"/>
+              <w:right w:val="none" w:sz="0" w:space="0" w:color="auto"/>
+              <w:insideH w:val="none" w:sz="0" w:space="0" w:color="auto"/>
+              <w:insideV w:val="none" w:sz="0" w:space="0" w:color="auto"/>
+            </w:tcBorders>
+          </w:tcPr>
+          <w:p>
+            <w:pPr>
+              <w:spacing w:after="20" w:line="240" w:lineRule="auto"/>
+              <w:jc w:val="center"/>
+            </w:pPr>
+            <w:r/>
+            <w:r>
+              <w:rPr>
+                <w:rFonts w:ascii="Times New Roman" w:hAnsi="Times New Roman"/>
+                <w:b w:val="0"/>
+                <w:color w:val="000000"/>
+                <w:sz w:val="13"/>
+              </w:rPr>
+              <w:t>27,8</w:t>
+            </w:r>
+          </w:p>
+        </w:tc>
+        <w:tc>
+          <w:tcPr>
+            <w:tcW w:type="dxa" w:w="756"/>
+            <w:tcBorders>
+              <w:top w:val="none" w:sz="0" w:space="0" w:color="auto"/>
+              <w:left w:val="none" w:sz="0" w:space="0" w:color="auto"/>
+              <w:bottom w:val="none" w:sz="0" w:space="0" w:color="auto"/>
+              <w:right w:val="none" w:sz="0" w:space="0" w:color="auto"/>
+              <w:insideH w:val="none" w:sz="0" w:space="0" w:color="auto"/>
+              <w:insideV w:val="none" w:sz="0" w:space="0" w:color="auto"/>
+            </w:tcBorders>
+          </w:tcPr>
+          <w:p>
+            <w:pPr>
+              <w:spacing w:after="20" w:line="240" w:lineRule="auto"/>
+              <w:jc w:val="center"/>
+            </w:pPr>
+            <w:r/>
+            <w:r>
+              <w:rPr>
+                <w:rFonts w:ascii="Times New Roman" w:hAnsi="Times New Roman"/>
+                <w:b w:val="0"/>
+                <w:color w:val="000000"/>
+                <w:sz w:val="13"/>
+              </w:rPr>
+              <w:t>25,4</w:t>
+            </w:r>
+          </w:p>
+        </w:tc>
+        <w:tc>
+          <w:tcPr>
+            <w:tcW w:type="dxa" w:w="756"/>
+            <w:tcBorders>
+              <w:top w:val="none" w:sz="0" w:space="0" w:color="auto"/>
+              <w:left w:val="none" w:sz="0" w:space="0" w:color="auto"/>
+              <w:bottom w:val="none" w:sz="0" w:space="0" w:color="auto"/>
+              <w:right w:val="none" w:sz="0" w:space="0" w:color="auto"/>
+              <w:insideH w:val="none" w:sz="0" w:space="0" w:color="auto"/>
+              <w:insideV w:val="none" w:sz="0" w:space="0" w:color="auto"/>
+            </w:tcBorders>
+          </w:tcPr>
+          <w:p>
+            <w:pPr>
+              <w:spacing w:after="20" w:line="240" w:lineRule="auto"/>
+              <w:jc w:val="center"/>
+            </w:pPr>
+            <w:r/>
+            <w:r>
+              <w:rPr>
+                <w:rFonts w:ascii="Times New Roman" w:hAnsi="Times New Roman"/>
+                <w:b w:val="0"/>
+                <w:color w:val="000000"/>
+                <w:sz w:val="13"/>
+              </w:rPr>
+              <w:t>21,1</w:t>
+            </w:r>
+          </w:p>
+        </w:tc>
+        <w:tc>
+          <w:tcPr>
+            <w:tcW w:type="dxa" w:w="756"/>
+            <w:tcBorders>
+              <w:top w:val="none" w:sz="0" w:space="0" w:color="auto"/>
+              <w:left w:val="none" w:sz="0" w:space="0" w:color="auto"/>
+              <w:bottom w:val="none" w:sz="0" w:space="0" w:color="auto"/>
+              <w:right w:val="none" w:sz="0" w:space="0" w:color="auto"/>
+              <w:insideH w:val="none" w:sz="0" w:space="0" w:color="auto"/>
+              <w:insideV w:val="none" w:sz="0" w:space="0" w:color="auto"/>
+            </w:tcBorders>
+          </w:tcPr>
+          <w:p>
+            <w:pPr>
+              <w:spacing w:after="20" w:line="240" w:lineRule="auto"/>
+              <w:jc w:val="center"/>
+            </w:pPr>
+            <w:r/>
+            <w:r>
+              <w:rPr>
+                <w:rFonts w:ascii="Times New Roman" w:hAnsi="Times New Roman"/>
+                <w:b w:val="0"/>
+                <w:color w:val="000000"/>
+                <w:sz w:val="13"/>
+              </w:rPr>
+              <w:t>30,9</w:t>
+            </w:r>
+          </w:p>
+        </w:tc>
+        <w:tc>
+          <w:tcPr>
+            <w:tcW w:type="dxa" w:w="756"/>
+            <w:tcBorders>
+              <w:top w:val="none" w:sz="0" w:space="0" w:color="auto"/>
+              <w:left w:val="none" w:sz="0" w:space="0" w:color="auto"/>
+              <w:bottom w:val="none" w:sz="0" w:space="0" w:color="auto"/>
+              <w:right w:val="none" w:sz="0" w:space="0" w:color="auto"/>
+              <w:insideH w:val="none" w:sz="0" w:space="0" w:color="auto"/>
+              <w:insideV w:val="none" w:sz="0" w:space="0" w:color="auto"/>
+            </w:tcBorders>
+          </w:tcPr>
+          <w:p>
+            <w:pPr>
+              <w:spacing w:after="20" w:line="240" w:lineRule="auto"/>
+              <w:jc w:val="center"/>
+            </w:pPr>
+            <w:r/>
+            <w:r>
+              <w:rPr>
+                <w:rFonts w:ascii="Times New Roman" w:hAnsi="Times New Roman"/>
+                <w:b w:val="0"/>
+                <w:color w:val="000000"/>
+                <w:sz w:val="13"/>
+              </w:rPr>
+              <w:t>34,8</w:t>
+            </w:r>
+          </w:p>
+        </w:tc>
+        <w:tc>
+          <w:tcPr>
+            <w:tcW w:type="dxa" w:w="756"/>
+            <w:tcBorders>
+              <w:top w:val="none" w:sz="0" w:space="0" w:color="auto"/>
+              <w:left w:val="none" w:sz="0" w:space="0" w:color="auto"/>
+              <w:bottom w:val="none" w:sz="0" w:space="0" w:color="auto"/>
+              <w:right w:val="none" w:sz="0" w:space="0" w:color="auto"/>
+              <w:insideH w:val="none" w:sz="0" w:space="0" w:color="auto"/>
+              <w:insideV w:val="none" w:sz="0" w:space="0" w:color="auto"/>
+            </w:tcBorders>
+          </w:tcPr>
+          <w:p>
+            <w:pPr>
+              <w:spacing w:after="20" w:line="240" w:lineRule="auto"/>
+              <w:jc w:val="center"/>
+            </w:pPr>
+            <w:r/>
+            <w:r>
+              <w:rPr>
+                <w:rFonts w:ascii="Times New Roman" w:hAnsi="Times New Roman"/>
+                <w:b w:val="0"/>
+                <w:color w:val="000000"/>
+                <w:sz w:val="13"/>
+              </w:rPr>
+            </w:r>
+          </w:p>
+        </w:tc>
+        <w:tc>
+          <w:tcPr>
+            <w:tcW w:type="dxa" w:w="756"/>
+            <w:tcBorders>
+              <w:top w:val="none" w:sz="0" w:space="0" w:color="auto"/>
+              <w:left w:val="none" w:sz="0" w:space="0" w:color="auto"/>
+              <w:bottom w:val="none" w:sz="0" w:space="0" w:color="auto"/>
+              <w:right w:val="none" w:sz="0" w:space="0" w:color="auto"/>
+              <w:insideH w:val="none" w:sz="0" w:space="0" w:color="auto"/>
+              <w:insideV w:val="none" w:sz="0" w:space="0" w:color="auto"/>
+            </w:tcBorders>
+          </w:tcPr>
+          <w:p>
+            <w:pPr>
+              <w:spacing w:after="20" w:line="240" w:lineRule="auto"/>
+              <w:jc w:val="center"/>
+            </w:pPr>
+            <w:r/>
+            <w:r>
+              <w:rPr>
+                <w:rFonts w:ascii="Times New Roman" w:hAnsi="Times New Roman"/>
+                <w:b w:val="0"/>
+                <w:color w:val="000000"/>
+                <w:sz w:val="13"/>
+              </w:rPr>
+            </w:r>
+          </w:p>
+        </w:tc>
+        <w:tc>
+          <w:tcPr>
+            <w:tcW w:type="dxa" w:w="756"/>
+            <w:tcBorders>
+              <w:top w:val="none" w:sz="0" w:space="0" w:color="auto"/>
+              <w:left w:val="none" w:sz="0" w:space="0" w:color="auto"/>
+              <w:bottom w:val="none" w:sz="0" w:space="0" w:color="auto"/>
+              <w:right w:val="none" w:sz="0" w:space="0" w:color="auto"/>
+              <w:insideH w:val="none" w:sz="0" w:space="0" w:color="auto"/>
+              <w:insideV w:val="none" w:sz="0" w:space="0" w:color="auto"/>
+            </w:tcBorders>
+          </w:tcPr>
+          <w:p>
+            <w:pPr>
+              <w:spacing w:after="20" w:line="240" w:lineRule="auto"/>
+              <w:jc w:val="center"/>
+            </w:pPr>
+            <w:r/>
+            <w:r>
+              <w:rPr>
+                <w:rFonts w:ascii="Times New Roman" w:hAnsi="Times New Roman"/>
+                <w:b w:val="0"/>
+                <w:color w:val="000000"/>
+                <w:sz w:val="13"/>
+              </w:rPr>
+            </w:r>
+          </w:p>
+        </w:tc>
+        <w:tc>
+          <w:tcPr>
+            <w:tcW w:type="dxa" w:w="756"/>
+            <w:tcBorders>
+              <w:top w:val="none" w:sz="0" w:space="0" w:color="auto"/>
+              <w:left w:val="none" w:sz="0" w:space="0" w:color="auto"/>
+              <w:bottom w:val="none" w:sz="0" w:space="0" w:color="auto"/>
+              <w:right w:val="none" w:sz="0" w:space="0" w:color="auto"/>
+              <w:insideH w:val="none" w:sz="0" w:space="0" w:color="auto"/>
+              <w:insideV w:val="none" w:sz="0" w:space="0" w:color="auto"/>
+            </w:tcBorders>
+          </w:tcPr>
+          <w:p>
+            <w:pPr>
+              <w:spacing w:after="20" w:line="240" w:lineRule="auto"/>
+              <w:jc w:val="center"/>
+            </w:pPr>
+            <w:r/>
+            <w:r>
+              <w:rPr>
+                <w:rFonts w:ascii="Times New Roman" w:hAnsi="Times New Roman"/>
+                <w:b w:val="0"/>
+                <w:color w:val="000000"/>
+                <w:sz w:val="13"/>
+              </w:rPr>
+            </w:r>
+          </w:p>
+        </w:tc>
+      </w:tr>
+      <w:tr>
+        <w:tc>
+          <w:tcPr>
+            <w:tcW w:type="dxa" w:w="756"/>
+            <w:tcBorders>
+              <w:top w:val="none" w:sz="0" w:space="0" w:color="auto"/>
+              <w:left w:val="none" w:sz="0" w:space="0" w:color="auto"/>
+              <w:bottom w:val="none" w:sz="0" w:space="0" w:color="auto"/>
+              <w:right w:val="none" w:sz="0" w:space="0" w:color="auto"/>
+              <w:insideH w:val="none" w:sz="0" w:space="0" w:color="auto"/>
+              <w:insideV w:val="none" w:sz="0" w:space="0" w:color="auto"/>
+            </w:tcBorders>
+          </w:tcPr>
+          <w:p>
+            <w:pPr>
+              <w:spacing w:after="20" w:line="240" w:lineRule="auto"/>
+              <w:jc w:val="left"/>
+            </w:pPr>
+            <w:r/>
+            <w:r>
+              <w:rPr>
+                <w:rFonts w:ascii="Times New Roman" w:hAnsi="Times New Roman"/>
+                <w:b/>
+                <w:color w:val="000000"/>
+                <w:sz w:val="13"/>
+              </w:rPr>
+              <w:t>n de observações</w:t>
+            </w:r>
+          </w:p>
+        </w:tc>
+        <w:tc>
+          <w:tcPr>
+            <w:tcW w:type="dxa" w:w="756"/>
+            <w:tcBorders>
+              <w:top w:val="none" w:sz="0" w:space="0" w:color="auto"/>
+              <w:left w:val="none" w:sz="0" w:space="0" w:color="auto"/>
+              <w:bottom w:val="none" w:sz="0" w:space="0" w:color="auto"/>
+              <w:right w:val="none" w:sz="0" w:space="0" w:color="auto"/>
+              <w:insideH w:val="none" w:sz="0" w:space="0" w:color="auto"/>
+              <w:insideV w:val="none" w:sz="0" w:space="0" w:color="auto"/>
+            </w:tcBorders>
+          </w:tcPr>
+          <w:p>
+            <w:pPr>
+              <w:spacing w:after="20" w:line="240" w:lineRule="auto"/>
+              <w:jc w:val="center"/>
+            </w:pPr>
+            <w:r/>
+            <w:r>
+              <w:rPr>
+                <w:rFonts w:ascii="Times New Roman" w:hAnsi="Times New Roman"/>
+                <w:b/>
+                <w:color w:val="000000"/>
+                <w:sz w:val="13"/>
+              </w:rPr>
+              <w:t>42</w:t>
+            </w:r>
+          </w:p>
+        </w:tc>
+        <w:tc>
+          <w:tcPr>
+            <w:tcW w:type="dxa" w:w="756"/>
+            <w:tcBorders>
+              <w:top w:val="none" w:sz="0" w:space="0" w:color="auto"/>
+              <w:left w:val="none" w:sz="0" w:space="0" w:color="auto"/>
+              <w:bottom w:val="none" w:sz="0" w:space="0" w:color="auto"/>
+              <w:right w:val="none" w:sz="0" w:space="0" w:color="auto"/>
+              <w:insideH w:val="none" w:sz="0" w:space="0" w:color="auto"/>
+              <w:insideV w:val="none" w:sz="0" w:space="0" w:color="auto"/>
+            </w:tcBorders>
+          </w:tcPr>
+          <w:p>
+            <w:pPr>
+              <w:spacing w:after="20" w:line="240" w:lineRule="auto"/>
+              <w:jc w:val="center"/>
+            </w:pPr>
+            <w:r/>
+            <w:r>
+              <w:rPr>
+                <w:rFonts w:ascii="Times New Roman" w:hAnsi="Times New Roman"/>
+                <w:b/>
+                <w:color w:val="000000"/>
+                <w:sz w:val="13"/>
+              </w:rPr>
+              <w:t>94</w:t>
+            </w:r>
+          </w:p>
+        </w:tc>
+        <w:tc>
+          <w:tcPr>
+            <w:tcW w:type="dxa" w:w="756"/>
+            <w:tcBorders>
+              <w:top w:val="none" w:sz="0" w:space="0" w:color="auto"/>
+              <w:left w:val="none" w:sz="0" w:space="0" w:color="auto"/>
+              <w:bottom w:val="none" w:sz="0" w:space="0" w:color="auto"/>
+              <w:right w:val="none" w:sz="0" w:space="0" w:color="auto"/>
+              <w:insideH w:val="none" w:sz="0" w:space="0" w:color="auto"/>
+              <w:insideV w:val="none" w:sz="0" w:space="0" w:color="auto"/>
+            </w:tcBorders>
+          </w:tcPr>
+          <w:p>
+            <w:pPr>
+              <w:spacing w:after="20" w:line="240" w:lineRule="auto"/>
+              <w:jc w:val="center"/>
+            </w:pPr>
+            <w:r/>
+            <w:r>
+              <w:rPr>
+                <w:rFonts w:ascii="Times New Roman" w:hAnsi="Times New Roman"/>
+                <w:b/>
+                <w:color w:val="000000"/>
+                <w:sz w:val="13"/>
+              </w:rPr>
+              <w:t>72</w:t>
+            </w:r>
+          </w:p>
+        </w:tc>
+        <w:tc>
+          <w:tcPr>
+            <w:tcW w:type="dxa" w:w="756"/>
+            <w:tcBorders>
+              <w:top w:val="none" w:sz="0" w:space="0" w:color="auto"/>
+              <w:left w:val="none" w:sz="0" w:space="0" w:color="auto"/>
+              <w:bottom w:val="none" w:sz="0" w:space="0" w:color="auto"/>
+              <w:right w:val="none" w:sz="0" w:space="0" w:color="auto"/>
+              <w:insideH w:val="none" w:sz="0" w:space="0" w:color="auto"/>
+              <w:insideV w:val="none" w:sz="0" w:space="0" w:color="auto"/>
+            </w:tcBorders>
+          </w:tcPr>
+          <w:p>
+            <w:pPr>
+              <w:spacing w:after="20" w:line="240" w:lineRule="auto"/>
+              <w:jc w:val="center"/>
+            </w:pPr>
+            <w:r/>
+            <w:r>
+              <w:rPr>
+                <w:rFonts w:ascii="Times New Roman" w:hAnsi="Times New Roman"/>
+                <w:b/>
+                <w:color w:val="000000"/>
+                <w:sz w:val="13"/>
+              </w:rPr>
+              <w:t>59</w:t>
+            </w:r>
+          </w:p>
+        </w:tc>
+        <w:tc>
+          <w:tcPr>
+            <w:tcW w:type="dxa" w:w="756"/>
+            <w:tcBorders>
+              <w:top w:val="none" w:sz="0" w:space="0" w:color="auto"/>
+              <w:left w:val="none" w:sz="0" w:space="0" w:color="auto"/>
+              <w:bottom w:val="none" w:sz="0" w:space="0" w:color="auto"/>
+              <w:right w:val="none" w:sz="0" w:space="0" w:color="auto"/>
+              <w:insideH w:val="none" w:sz="0" w:space="0" w:color="auto"/>
+              <w:insideV w:val="none" w:sz="0" w:space="0" w:color="auto"/>
+            </w:tcBorders>
+          </w:tcPr>
+          <w:p>
+            <w:pPr>
+              <w:spacing w:after="20" w:line="240" w:lineRule="auto"/>
+              <w:jc w:val="center"/>
+            </w:pPr>
+            <w:r/>
+            <w:r>
+              <w:rPr>
+                <w:rFonts w:ascii="Times New Roman" w:hAnsi="Times New Roman"/>
+                <w:b/>
+                <w:color w:val="000000"/>
+                <w:sz w:val="13"/>
+              </w:rPr>
+              <w:t>71</w:t>
+            </w:r>
+          </w:p>
+        </w:tc>
+        <w:tc>
+          <w:tcPr>
+            <w:tcW w:type="dxa" w:w="756"/>
+            <w:tcBorders>
+              <w:top w:val="none" w:sz="0" w:space="0" w:color="auto"/>
+              <w:left w:val="none" w:sz="0" w:space="0" w:color="auto"/>
+              <w:bottom w:val="none" w:sz="0" w:space="0" w:color="auto"/>
+              <w:right w:val="none" w:sz="0" w:space="0" w:color="auto"/>
+              <w:insideH w:val="none" w:sz="0" w:space="0" w:color="auto"/>
+              <w:insideV w:val="none" w:sz="0" w:space="0" w:color="auto"/>
+            </w:tcBorders>
+          </w:tcPr>
+          <w:p>
+            <w:pPr>
+              <w:spacing w:after="20" w:line="240" w:lineRule="auto"/>
+              <w:jc w:val="center"/>
+            </w:pPr>
+            <w:r/>
+            <w:r>
+              <w:rPr>
+                <w:rFonts w:ascii="Times New Roman" w:hAnsi="Times New Roman"/>
+                <w:b/>
+                <w:color w:val="000000"/>
+                <w:sz w:val="13"/>
+              </w:rPr>
+              <w:t>68</w:t>
+            </w:r>
+          </w:p>
+        </w:tc>
+        <w:tc>
+          <w:tcPr>
+            <w:tcW w:type="dxa" w:w="756"/>
+            <w:tcBorders>
+              <w:top w:val="none" w:sz="0" w:space="0" w:color="auto"/>
+              <w:left w:val="none" w:sz="0" w:space="0" w:color="auto"/>
+              <w:bottom w:val="none" w:sz="0" w:space="0" w:color="auto"/>
+              <w:right w:val="none" w:sz="0" w:space="0" w:color="auto"/>
+              <w:insideH w:val="none" w:sz="0" w:space="0" w:color="auto"/>
+              <w:insideV w:val="none" w:sz="0" w:space="0" w:color="auto"/>
+            </w:tcBorders>
+          </w:tcPr>
+          <w:p>
+            <w:pPr>
+              <w:spacing w:after="20" w:line="240" w:lineRule="auto"/>
+              <w:jc w:val="center"/>
+            </w:pPr>
+            <w:r/>
+            <w:r>
+              <w:rPr>
+                <w:rFonts w:ascii="Times New Roman" w:hAnsi="Times New Roman"/>
+                <w:b/>
+                <w:color w:val="000000"/>
+                <w:sz w:val="13"/>
+              </w:rPr>
+              <w:t>46</w:t>
+            </w:r>
+          </w:p>
+        </w:tc>
+        <w:tc>
+          <w:tcPr>
+            <w:tcW w:type="dxa" w:w="756"/>
+            <w:tcBorders>
+              <w:top w:val="none" w:sz="0" w:space="0" w:color="auto"/>
+              <w:left w:val="none" w:sz="0" w:space="0" w:color="auto"/>
+              <w:bottom w:val="none" w:sz="0" w:space="0" w:color="auto"/>
+              <w:right w:val="none" w:sz="0" w:space="0" w:color="auto"/>
+              <w:insideH w:val="none" w:sz="0" w:space="0" w:color="auto"/>
+              <w:insideV w:val="none" w:sz="0" w:space="0" w:color="auto"/>
+            </w:tcBorders>
+          </w:tcPr>
+          <w:p>
+            <w:pPr>
+              <w:spacing w:after="20" w:line="240" w:lineRule="auto"/>
+              <w:jc w:val="center"/>
+            </w:pPr>
+            <w:r/>
+            <w:r>
+              <w:rPr>
+                <w:rFonts w:ascii="Times New Roman" w:hAnsi="Times New Roman"/>
+                <w:b/>
+                <w:color w:val="000000"/>
+                <w:sz w:val="13"/>
+              </w:rPr>
+              <w:t>452</w:t>
+            </w:r>
+          </w:p>
+        </w:tc>
+        <w:tc>
+          <w:tcPr>
+            <w:tcW w:type="dxa" w:w="756"/>
+            <w:tcBorders>
+              <w:top w:val="none" w:sz="0" w:space="0" w:color="auto"/>
+              <w:left w:val="none" w:sz="0" w:space="0" w:color="auto"/>
+              <w:bottom w:val="none" w:sz="0" w:space="0" w:color="auto"/>
+              <w:right w:val="none" w:sz="0" w:space="0" w:color="auto"/>
+              <w:insideH w:val="none" w:sz="0" w:space="0" w:color="auto"/>
+              <w:insideV w:val="none" w:sz="0" w:space="0" w:color="auto"/>
+            </w:tcBorders>
+          </w:tcPr>
+          <w:p>
+            <w:pPr>
+              <w:spacing w:after="20" w:line="240" w:lineRule="auto"/>
+              <w:jc w:val="center"/>
+            </w:pPr>
+            <w:r/>
+            <w:r>
+              <w:rPr>
+                <w:rFonts w:ascii="Times New Roman" w:hAnsi="Times New Roman"/>
+                <w:b/>
+                <w:color w:val="000000"/>
+                <w:sz w:val="13"/>
+              </w:rPr>
+            </w:r>
+          </w:p>
+        </w:tc>
+        <w:tc>
+          <w:tcPr>
+            <w:tcW w:type="dxa" w:w="756"/>
+            <w:tcBorders>
+              <w:top w:val="none" w:sz="0" w:space="0" w:color="auto"/>
+              <w:left w:val="none" w:sz="0" w:space="0" w:color="auto"/>
+              <w:bottom w:val="none" w:sz="0" w:space="0" w:color="auto"/>
+              <w:right w:val="none" w:sz="0" w:space="0" w:color="auto"/>
+              <w:insideH w:val="none" w:sz="0" w:space="0" w:color="auto"/>
+              <w:insideV w:val="none" w:sz="0" w:space="0" w:color="auto"/>
+            </w:tcBorders>
+          </w:tcPr>
+          <w:p>
+            <w:pPr>
+              <w:spacing w:after="20" w:line="240" w:lineRule="auto"/>
+              <w:jc w:val="center"/>
+            </w:pPr>
+            <w:r/>
+            <w:r>
+              <w:rPr>
+                <w:rFonts w:ascii="Times New Roman" w:hAnsi="Times New Roman"/>
+                <w:b/>
+                <w:color w:val="000000"/>
+                <w:sz w:val="13"/>
+              </w:rPr>
+            </w:r>
+          </w:p>
+        </w:tc>
+        <w:tc>
+          <w:tcPr>
+            <w:tcW w:type="dxa" w:w="756"/>
+            <w:tcBorders>
+              <w:top w:val="none" w:sz="0" w:space="0" w:color="auto"/>
+              <w:left w:val="none" w:sz="0" w:space="0" w:color="auto"/>
+              <w:bottom w:val="none" w:sz="0" w:space="0" w:color="auto"/>
+              <w:right w:val="none" w:sz="0" w:space="0" w:color="auto"/>
+              <w:insideH w:val="none" w:sz="0" w:space="0" w:color="auto"/>
+              <w:insideV w:val="none" w:sz="0" w:space="0" w:color="auto"/>
+            </w:tcBorders>
+          </w:tcPr>
+          <w:p>
+            <w:pPr>
+              <w:spacing w:after="20" w:line="240" w:lineRule="auto"/>
+              <w:jc w:val="center"/>
+            </w:pPr>
+            <w:r/>
+            <w:r>
+              <w:rPr>
+                <w:rFonts w:ascii="Times New Roman" w:hAnsi="Times New Roman"/>
+                <w:b/>
+                <w:color w:val="000000"/>
+                <w:sz w:val="13"/>
+              </w:rPr>
+            </w:r>
+          </w:p>
+        </w:tc>
+      </w:tr>
+      <w:tr>
+        <w:tc>
+          <w:tcPr>
+            <w:tcW w:type="dxa" w:w="756"/>
+            <w:tcBorders>
+              <w:top w:val="none" w:sz="0" w:space="0" w:color="auto"/>
+              <w:left w:val="none" w:sz="0" w:space="0" w:color="auto"/>
+              <w:bottom w:val="single" w:sz="6" w:space="0" w:color="000000"/>
+              <w:right w:val="none" w:sz="0" w:space="0" w:color="auto"/>
+              <w:insideH w:val="none" w:sz="0" w:space="0" w:color="auto"/>
+              <w:insideV w:val="none" w:sz="0" w:space="0" w:color="auto"/>
+            </w:tcBorders>
+          </w:tcPr>
+          <w:p>
+            <w:pPr>
+              <w:spacing w:after="20" w:line="240" w:lineRule="auto"/>
+              <w:jc w:val="left"/>
+            </w:pPr>
+            <w:r/>
+            <w:r>
+              <w:rPr>
+                <w:rFonts w:ascii="Times New Roman" w:hAnsi="Times New Roman"/>
+                <w:b/>
+                <w:color w:val="000000"/>
+                <w:sz w:val="13"/>
+              </w:rPr>
+              <w:t>n de atletas</w:t>
+            </w:r>
+          </w:p>
+        </w:tc>
+        <w:tc>
+          <w:tcPr>
+            <w:tcW w:type="dxa" w:w="756"/>
+            <w:tcBorders>
+              <w:top w:val="none" w:sz="0" w:space="0" w:color="auto"/>
+              <w:left w:val="none" w:sz="0" w:space="0" w:color="auto"/>
+              <w:bottom w:val="single" w:sz="6" w:space="0" w:color="000000"/>
+              <w:right w:val="none" w:sz="0" w:space="0" w:color="auto"/>
+              <w:insideH w:val="none" w:sz="0" w:space="0" w:color="auto"/>
+              <w:insideV w:val="none" w:sz="0" w:space="0" w:color="auto"/>
+            </w:tcBorders>
+          </w:tcPr>
+          <w:p>
+            <w:pPr>
+              <w:spacing w:after="20" w:line="240" w:lineRule="auto"/>
+              <w:jc w:val="center"/>
+            </w:pPr>
+            <w:r/>
+            <w:r>
+              <w:rPr>
+                <w:rFonts w:ascii="Times New Roman" w:hAnsi="Times New Roman"/>
+                <w:b/>
+                <w:color w:val="000000"/>
+                <w:sz w:val="13"/>
+              </w:rPr>
+              <w:t>27</w:t>
+            </w:r>
+          </w:p>
+        </w:tc>
+        <w:tc>
+          <w:tcPr>
+            <w:tcW w:type="dxa" w:w="756"/>
+            <w:tcBorders>
+              <w:top w:val="none" w:sz="0" w:space="0" w:color="auto"/>
+              <w:left w:val="none" w:sz="0" w:space="0" w:color="auto"/>
+              <w:bottom w:val="single" w:sz="6" w:space="0" w:color="000000"/>
+              <w:right w:val="none" w:sz="0" w:space="0" w:color="auto"/>
+              <w:insideH w:val="none" w:sz="0" w:space="0" w:color="auto"/>
+              <w:insideV w:val="none" w:sz="0" w:space="0" w:color="auto"/>
+            </w:tcBorders>
+          </w:tcPr>
+          <w:p>
+            <w:pPr>
+              <w:spacing w:after="20" w:line="240" w:lineRule="auto"/>
+              <w:jc w:val="center"/>
+            </w:pPr>
+            <w:r/>
+            <w:r>
+              <w:rPr>
+                <w:rFonts w:ascii="Times New Roman" w:hAnsi="Times New Roman"/>
+                <w:b/>
+                <w:color w:val="000000"/>
+                <w:sz w:val="13"/>
+              </w:rPr>
+              <w:t>26</w:t>
+            </w:r>
+          </w:p>
+        </w:tc>
+        <w:tc>
+          <w:tcPr>
+            <w:tcW w:type="dxa" w:w="756"/>
+            <w:tcBorders>
+              <w:top w:val="none" w:sz="0" w:space="0" w:color="auto"/>
+              <w:left w:val="none" w:sz="0" w:space="0" w:color="auto"/>
+              <w:bottom w:val="single" w:sz="6" w:space="0" w:color="000000"/>
+              <w:right w:val="none" w:sz="0" w:space="0" w:color="auto"/>
+              <w:insideH w:val="none" w:sz="0" w:space="0" w:color="auto"/>
+              <w:insideV w:val="none" w:sz="0" w:space="0" w:color="auto"/>
+            </w:tcBorders>
+          </w:tcPr>
+          <w:p>
+            <w:pPr>
+              <w:spacing w:after="20" w:line="240" w:lineRule="auto"/>
+              <w:jc w:val="center"/>
+            </w:pPr>
+            <w:r/>
+            <w:r>
+              <w:rPr>
+                <w:rFonts w:ascii="Times New Roman" w:hAnsi="Times New Roman"/>
+                <w:b/>
+                <w:color w:val="000000"/>
+                <w:sz w:val="13"/>
+              </w:rPr>
+              <w:t>26</w:t>
+            </w:r>
+          </w:p>
+        </w:tc>
+        <w:tc>
+          <w:tcPr>
+            <w:tcW w:type="dxa" w:w="756"/>
+            <w:tcBorders>
+              <w:top w:val="none" w:sz="0" w:space="0" w:color="auto"/>
+              <w:left w:val="none" w:sz="0" w:space="0" w:color="auto"/>
+              <w:bottom w:val="single" w:sz="6" w:space="0" w:color="000000"/>
+              <w:right w:val="none" w:sz="0" w:space="0" w:color="auto"/>
+              <w:insideH w:val="none" w:sz="0" w:space="0" w:color="auto"/>
+              <w:insideV w:val="none" w:sz="0" w:space="0" w:color="auto"/>
+            </w:tcBorders>
+          </w:tcPr>
+          <w:p>
+            <w:pPr>
+              <w:spacing w:after="20" w:line="240" w:lineRule="auto"/>
+              <w:jc w:val="center"/>
+            </w:pPr>
+            <w:r/>
+            <w:r>
+              <w:rPr>
+                <w:rFonts w:ascii="Times New Roman" w:hAnsi="Times New Roman"/>
+                <w:b/>
+                <w:color w:val="000000"/>
+                <w:sz w:val="13"/>
+              </w:rPr>
+              <w:t>20</w:t>
+            </w:r>
+          </w:p>
+        </w:tc>
+        <w:tc>
+          <w:tcPr>
+            <w:tcW w:type="dxa" w:w="756"/>
+            <w:tcBorders>
+              <w:top w:val="none" w:sz="0" w:space="0" w:color="auto"/>
+              <w:left w:val="none" w:sz="0" w:space="0" w:color="auto"/>
+              <w:bottom w:val="single" w:sz="6" w:space="0" w:color="000000"/>
+              <w:right w:val="none" w:sz="0" w:space="0" w:color="auto"/>
+              <w:insideH w:val="none" w:sz="0" w:space="0" w:color="auto"/>
+              <w:insideV w:val="none" w:sz="0" w:space="0" w:color="auto"/>
+            </w:tcBorders>
+          </w:tcPr>
+          <w:p>
+            <w:pPr>
+              <w:spacing w:after="20" w:line="240" w:lineRule="auto"/>
+              <w:jc w:val="center"/>
+            </w:pPr>
+            <w:r/>
+            <w:r>
+              <w:rPr>
+                <w:rFonts w:ascii="Times New Roman" w:hAnsi="Times New Roman"/>
+                <w:b/>
+                <w:color w:val="000000"/>
+                <w:sz w:val="13"/>
+              </w:rPr>
+              <w:t>23</w:t>
+            </w:r>
+          </w:p>
+        </w:tc>
+        <w:tc>
+          <w:tcPr>
+            <w:tcW w:type="dxa" w:w="756"/>
+            <w:tcBorders>
+              <w:top w:val="none" w:sz="0" w:space="0" w:color="auto"/>
+              <w:left w:val="none" w:sz="0" w:space="0" w:color="auto"/>
+              <w:bottom w:val="single" w:sz="6" w:space="0" w:color="000000"/>
+              <w:right w:val="none" w:sz="0" w:space="0" w:color="auto"/>
+              <w:insideH w:val="none" w:sz="0" w:space="0" w:color="auto"/>
+              <w:insideV w:val="none" w:sz="0" w:space="0" w:color="auto"/>
+            </w:tcBorders>
+          </w:tcPr>
+          <w:p>
+            <w:pPr>
+              <w:spacing w:after="20" w:line="240" w:lineRule="auto"/>
+              <w:jc w:val="center"/>
+            </w:pPr>
+            <w:r/>
+            <w:r>
+              <w:rPr>
+                <w:rFonts w:ascii="Times New Roman" w:hAnsi="Times New Roman"/>
+                <w:b/>
+                <w:color w:val="000000"/>
+                <w:sz w:val="13"/>
+              </w:rPr>
+              <w:t>22</w:t>
+            </w:r>
+          </w:p>
+        </w:tc>
+        <w:tc>
+          <w:tcPr>
+            <w:tcW w:type="dxa" w:w="756"/>
+            <w:tcBorders>
+              <w:top w:val="none" w:sz="0" w:space="0" w:color="auto"/>
+              <w:left w:val="none" w:sz="0" w:space="0" w:color="auto"/>
+              <w:bottom w:val="single" w:sz="6" w:space="0" w:color="000000"/>
+              <w:right w:val="none" w:sz="0" w:space="0" w:color="auto"/>
+              <w:insideH w:val="none" w:sz="0" w:space="0" w:color="auto"/>
+              <w:insideV w:val="none" w:sz="0" w:space="0" w:color="auto"/>
+            </w:tcBorders>
+          </w:tcPr>
+          <w:p>
+            <w:pPr>
+              <w:spacing w:after="20" w:line="240" w:lineRule="auto"/>
+              <w:jc w:val="center"/>
+            </w:pPr>
+            <w:r/>
+            <w:r>
+              <w:rPr>
+                <w:rFonts w:ascii="Times New Roman" w:hAnsi="Times New Roman"/>
+                <w:b/>
+                <w:color w:val="000000"/>
+                <w:sz w:val="13"/>
+              </w:rPr>
+              <w:t>21</w:t>
+            </w:r>
+          </w:p>
+        </w:tc>
+        <w:tc>
+          <w:tcPr>
+            <w:tcW w:type="dxa" w:w="756"/>
+            <w:tcBorders>
+              <w:top w:val="none" w:sz="0" w:space="0" w:color="auto"/>
+              <w:left w:val="none" w:sz="0" w:space="0" w:color="auto"/>
+              <w:bottom w:val="single" w:sz="6" w:space="0" w:color="000000"/>
+              <w:right w:val="none" w:sz="0" w:space="0" w:color="auto"/>
+              <w:insideH w:val="none" w:sz="0" w:space="0" w:color="auto"/>
+              <w:insideV w:val="none" w:sz="0" w:space="0" w:color="auto"/>
+            </w:tcBorders>
+          </w:tcPr>
+          <w:p>
+            <w:pPr>
+              <w:spacing w:after="20" w:line="240" w:lineRule="auto"/>
+              <w:jc w:val="center"/>
+            </w:pPr>
+            <w:r/>
+            <w:r>
+              <w:rPr>
+                <w:rFonts w:ascii="Times New Roman" w:hAnsi="Times New Roman"/>
+                <w:b/>
+                <w:color w:val="000000"/>
+                <w:sz w:val="13"/>
+              </w:rPr>
+              <w:t>27</w:t>
+            </w:r>
+          </w:p>
+        </w:tc>
+        <w:tc>
+          <w:tcPr>
+            <w:tcW w:type="dxa" w:w="756"/>
+            <w:tcBorders>
+              <w:top w:val="none" w:sz="0" w:space="0" w:color="auto"/>
+              <w:left w:val="none" w:sz="0" w:space="0" w:color="auto"/>
+              <w:bottom w:val="single" w:sz="6" w:space="0" w:color="000000"/>
+              <w:right w:val="none" w:sz="0" w:space="0" w:color="auto"/>
+              <w:insideH w:val="none" w:sz="0" w:space="0" w:color="auto"/>
+              <w:insideV w:val="none" w:sz="0" w:space="0" w:color="auto"/>
+            </w:tcBorders>
+          </w:tcPr>
+          <w:p>
+            <w:pPr>
+              <w:spacing w:after="20" w:line="240" w:lineRule="auto"/>
+              <w:jc w:val="center"/>
+            </w:pPr>
+            <w:r/>
+            <w:r>
+              <w:rPr>
+                <w:rFonts w:ascii="Times New Roman" w:hAnsi="Times New Roman"/>
+                <w:b/>
+                <w:color w:val="000000"/>
+                <w:sz w:val="13"/>
+              </w:rPr>
+            </w:r>
+          </w:p>
+        </w:tc>
+        <w:tc>
+          <w:tcPr>
+            <w:tcW w:type="dxa" w:w="756"/>
+            <w:tcBorders>
+              <w:top w:val="none" w:sz="0" w:space="0" w:color="auto"/>
+              <w:left w:val="none" w:sz="0" w:space="0" w:color="auto"/>
+              <w:bottom w:val="single" w:sz="6" w:space="0" w:color="000000"/>
+              <w:right w:val="none" w:sz="0" w:space="0" w:color="auto"/>
+              <w:insideH w:val="none" w:sz="0" w:space="0" w:color="auto"/>
+              <w:insideV w:val="none" w:sz="0" w:space="0" w:color="auto"/>
+            </w:tcBorders>
+          </w:tcPr>
+          <w:p>
+            <w:pPr>
+              <w:spacing w:after="20" w:line="240" w:lineRule="auto"/>
+              <w:jc w:val="center"/>
+            </w:pPr>
+            <w:r/>
+            <w:r>
+              <w:rPr>
+                <w:rFonts w:ascii="Times New Roman" w:hAnsi="Times New Roman"/>
+                <w:b/>
+                <w:color w:val="000000"/>
+                <w:sz w:val="13"/>
+              </w:rPr>
+            </w:r>
+          </w:p>
+        </w:tc>
+        <w:tc>
+          <w:tcPr>
+            <w:tcW w:type="dxa" w:w="756"/>
+            <w:tcBorders>
+              <w:top w:val="none" w:sz="0" w:space="0" w:color="auto"/>
+              <w:left w:val="none" w:sz="0" w:space="0" w:color="auto"/>
+              <w:bottom w:val="single" w:sz="6" w:space="0" w:color="000000"/>
+              <w:right w:val="none" w:sz="0" w:space="0" w:color="auto"/>
+              <w:insideH w:val="none" w:sz="0" w:space="0" w:color="auto"/>
+              <w:insideV w:val="none" w:sz="0" w:space="0" w:color="auto"/>
+            </w:tcBorders>
+          </w:tcPr>
+          <w:p>
+            <w:pPr>
+              <w:spacing w:after="20" w:line="240" w:lineRule="auto"/>
+              <w:jc w:val="center"/>
+            </w:pPr>
+            <w:r/>
+            <w:r>
+              <w:rPr>
+                <w:rFonts w:ascii="Times New Roman" w:hAnsi="Times New Roman"/>
+                <w:b/>
+                <w:color w:val="000000"/>
+                <w:sz w:val="13"/>
+              </w:rPr>
+            </w:r>
+          </w:p>
+        </w:tc>
+      </w:tr>
+    </w:tbl>
+    <w:p>
+      <w:pPr>
+        <w:spacing w:line="240" w:lineRule="auto" w:after="20"/>
+        <w:ind w:firstLine="0"/>
+        <w:jc w:val="left"/>
+      </w:pPr>
+      <w:r>
+        <w:rPr>
+          <w:rFonts w:ascii="Times New Roman" w:hAnsi="Times New Roman"/>
+          <w:b w:val="0"/>
+          <w:i w:val="0"/>
+          <w:color w:val="000000"/>
+          <w:sz w:val="16"/>
+        </w:rPr>
+        <w:t>Fonte: dados da pesquisa (2026).</w:t>
+      </w:r>
+    </w:p>
+    <w:p>
+      <w:pPr>
+        <w:spacing w:line="240" w:lineRule="auto" w:after="120"/>
+        <w:ind w:firstLine="0"/>
+        <w:jc w:val="both"/>
+      </w:pPr>
+      <w:r>
+        <w:rPr>
+          <w:rFonts w:ascii="Times New Roman" w:hAnsi="Times New Roman"/>
+          <w:b w:val="0"/>
+          <w:i w:val="0"/>
+          <w:color w:val="000000"/>
+          <w:sz w:val="16"/>
+        </w:rPr>
+        <w:t>Nota: cada célula traz o número de observações e, entre parênteses, o percentual daquele dia. A classificação atribui cada observação ao centroide publicado mais próximo sobre escores T internos, conforme a seção 3.7. A coluna de norma traz a prevalência da Amostra A de Parsons-Smith, Terry e Machin (2017), com 2364 respondentes. O piso de ruído é o erro-padrão binomial médio da série, e um dia é de choque quando a derivada que parte dele supera esse piso. As faixas somam perfis com denominadores idênticos e por isso trazem apenas o percentual.</w:t>
+      </w:r>
+    </w:p>
+    <w:p>
+      <w:pPr>
+        <w:spacing w:line="240" w:lineRule="auto" w:after="60"/>
+        <w:ind w:firstLine="0"/>
+        <w:jc w:val="left"/>
+      </w:pPr>
+      <w:r>
+        <w:rPr>
+          <w:rFonts w:ascii="Times New Roman" w:hAnsi="Times New Roman"/>
+          <w:b w:val="0"/>
+          <w:i w:val="0"/>
+          <w:color w:val="000000"/>
+          <w:sz w:val="20"/>
+        </w:rPr>
+        <w:t>Figura 7 - Prevalência diária de cada um dos seis perfis, com o dia em que o iceberg e a barbatana de tubarão se cruzam (A), e composição do grupo em faixas de significado ao longo da semana (B)</w:t>
       </w:r>
     </w:p>
     <w:p>
@@ -18316,7 +22979,7 @@
       <w:r>
         <w:drawing>
           <wp:inline xmlns:a="http://schemas.openxmlformats.org/drawingml/2006/main" xmlns:pic="http://schemas.openxmlformats.org/drawingml/2006/picture">
-            <wp:extent cx="5760000" cy="2605511"/>
+            <wp:extent cx="5903999" cy="2858510"/>
             <wp:docPr id="7" name="Picture 7"/>
             <wp:cNvGraphicFramePr>
               <a:graphicFrameLocks noChangeAspect="1"/>
@@ -18325,7 +22988,7 @@
               <a:graphicData uri="http://schemas.openxmlformats.org/drawingml/2006/picture">
                 <pic:pic>
                   <pic:nvPicPr>
-                    <pic:cNvPr id="0" name="a1_prevalencia_semana.png"/>
+                    <pic:cNvPr id="0" name="a1_curva_perfis.png"/>
                     <pic:cNvPicPr/>
                   </pic:nvPicPr>
                   <pic:blipFill>
@@ -18337,7 +23000,7 @@
                   <pic:spPr>
                     <a:xfrm>
                       <a:off x="0" y="0"/>
-                      <a:ext cx="5760000" cy="2605511"/>
+                      <a:ext cx="5903999" cy="2858510"/>
                     </a:xfrm>
                     <a:prstGeom prst="rect"/>
                   </pic:spPr>
@@ -18379,7 +23042,7 @@
           <w:color w:val="000000"/>
           <w:sz w:val="24"/>
         </w:rPr>
-        <w:t>A Figura 7 reúne a leitura de grupo. O painel A agrega os seis perfis em três faixas: favorável, que reúne o iceberg; neutra, que reúne superfície e submerso; e de risco, que reúne barbatana de tubarão, iceberg invertido e Everest invertido. As três faixas se movem na mesma direção: a favorável cai de 40,5% para 17,4%, a neutra sobe de 33,3% para 39,2% e a de risco sobe de 26,2% para 43,5%. Na véspera da competição, quase metade das observações está em um dos três perfis que a literatura associa a risco à saúde mental.</w:t>
+        <w:t>O painel A da Figura 7 mostra as seis curvas. O ponto de encontro entre o perfil iceberg e a barbatana de tubarão ocorre no dia 6,8, isto é, já dentro do último dia, e é o único cruzamento entre os dois na semana. Até ali o iceberg é o perfil mais frequente em todos os dias; a partir dali não é mais. O teste do piso de ruído qualifica a leitura de cada curva: a queda do iceberg concentra-se em um único choque, do dia 6 para o dia 7, e a subida da barbatana de tubarão tem choques nos dias 1, 2, 6. As curvas dos outros quatro perfis permanecem, na maior parte da semana, dentro da faixa em que a variação não é distinguível de flutuação amostral.</w:t>
       </w:r>
     </w:p>
     <w:p>
@@ -18396,7 +23059,7 @@
           <w:color w:val="000000"/>
           <w:sz w:val="24"/>
         </w:rPr>
-        <w:t>O painel B mostra que esse aumento não se distribui pelos três perfis de risco. Ele se concentra na barbatana de tubarão, que passa de 1 para 13 observações e se torna, empatada com o superfície, o perfil mais frequente do último dia. O iceberg invertido e o Everest invertido recuam no mesmo intervalo. A leitura é específica: o elenco não migra para o sofrimento psíquico, migra para o esgotamento energético, que é a definição da barbatana de tubarão.</w:t>
+        <w:t>O painel B agrega os seis perfis em três faixas: favorável, que reúne o iceberg; neutra, que reúne superfície e submerso; e de risco, que reúne barbatana de tubarão, iceberg invertido e Everest invertido. A faixa favorável cai de 38,1% para 21,7%, a neutra de 50,0% para 43,5% e a de risco sobe de 11,9% para 34,8%, o que quase triplica a proporção inicial. O aumento não se distribui pelos três perfis de risco: ele se concentra na barbatana de tubarão, que passa de 0 para 12 observações e se torna o perfil mais frequente do último dia. O iceberg invertido recua e o Everest invertido fica estável. A leitura é específica: o elenco não migra para o sofrimento psíquico, migra para o esgotamento energético, que é a definição da barbatana de tubarão.</w:t>
       </w:r>
     </w:p>
     <w:p>
@@ -18413,7 +23076,7 @@
           <w:color w:val="000000"/>
           <w:sz w:val="20"/>
         </w:rPr>
-        <w:t>Tabela 11 - Predominância diária dos perfis, erro-padrão da proporção e derivada da série suavizada</w:t>
+        <w:t>Tabela 12 - Predominância diária dos perfis, erro-padrão da proporção e derivada da série suavizada</w:t>
       </w:r>
     </w:p>
     <w:tbl>
@@ -18693,7 +23356,7 @@
                 <w:color w:val="000000"/>
                 <w:sz w:val="13"/>
               </w:rPr>
-              <w:t>71,4</w:t>
+              <w:t>73,8</w:t>
             </w:r>
           </w:p>
         </w:tc>
@@ -18722,7 +23385,7 @@
                 <w:color w:val="000000"/>
                 <w:sz w:val="13"/>
               </w:rPr>
-              <w:t>8,7</w:t>
+              <w:t>8,5</w:t>
             </w:r>
           </w:p>
         </w:tc>
@@ -18751,7 +23414,7 @@
                 <w:color w:val="000000"/>
                 <w:sz w:val="13"/>
               </w:rPr>
-              <w:t>47,6</w:t>
+              <w:t>50,0</w:t>
             </w:r>
           </w:p>
         </w:tc>
@@ -18898,7 +23561,7 @@
                 <w:color w:val="000000"/>
                 <w:sz w:val="13"/>
               </w:rPr>
-              <w:t>48,9</w:t>
+              <w:t>46,8</w:t>
             </w:r>
           </w:p>
         </w:tc>
@@ -18956,7 +23619,7 @@
                 <w:color w:val="000000"/>
                 <w:sz w:val="13"/>
               </w:rPr>
-              <w:t>64,9</w:t>
+              <w:t>67,0</w:t>
             </w:r>
           </w:p>
         </w:tc>
@@ -19014,7 +23677,7 @@
                 <w:color w:val="000000"/>
                 <w:sz w:val="13"/>
               </w:rPr>
-              <w:t>−18,1</w:t>
+              <w:t>−20,8</w:t>
             </w:r>
           </w:p>
         </w:tc>
@@ -19103,7 +23766,7 @@
                 <w:color w:val="000000"/>
                 <w:sz w:val="13"/>
               </w:rPr>
-              <w:t>44,0</w:t>
+              <w:t>44,4</w:t>
             </w:r>
           </w:p>
         </w:tc>
@@ -19161,7 +23824,7 @@
                 <w:color w:val="000000"/>
                 <w:sz w:val="13"/>
               </w:rPr>
-              <w:t>54,7</w:t>
+              <w:t>54,2</w:t>
             </w:r>
           </w:p>
         </w:tc>
@@ -19219,7 +23882,7 @@
                 <w:color w:val="000000"/>
                 <w:sz w:val="13"/>
               </w:rPr>
-              <w:t>−8,6</w:t>
+              <w:t>−8,9</w:t>
             </w:r>
           </w:p>
         </w:tc>
@@ -19308,7 +23971,7 @@
                 <w:color w:val="000000"/>
                 <w:sz w:val="13"/>
               </w:rPr>
-              <w:t>41,7</w:t>
+              <w:t>40,7</w:t>
             </w:r>
           </w:p>
         </w:tc>
@@ -19337,7 +24000,7 @@
                 <w:color w:val="000000"/>
                 <w:sz w:val="13"/>
               </w:rPr>
-              <w:t>10,8</w:t>
+              <w:t>11,0</w:t>
             </w:r>
           </w:p>
         </w:tc>
@@ -19366,7 +24029,7 @@
                 <w:color w:val="000000"/>
                 <w:sz w:val="13"/>
               </w:rPr>
-              <w:t>65,0</w:t>
+              <w:t>64,4</w:t>
             </w:r>
           </w:p>
         </w:tc>
@@ -19395,7 +24058,7 @@
                 <w:color w:val="000000"/>
                 <w:sz w:val="13"/>
               </w:rPr>
-              <w:t>21</w:t>
+              <w:t>20</w:t>
             </w:r>
           </w:p>
         </w:tc>
@@ -19424,7 +24087,7 @@
                 <w:color w:val="000000"/>
                 <w:sz w:val="13"/>
               </w:rPr>
-              <w:t>+0,6</w:t>
+              <w:t>+1,1</w:t>
             </w:r>
           </w:p>
         </w:tc>
@@ -19513,7 +24176,7 @@
                 <w:color w:val="000000"/>
                 <w:sz w:val="13"/>
               </w:rPr>
-              <w:t>53,5</w:t>
+              <w:t>54,9</w:t>
             </w:r>
           </w:p>
         </w:tc>
@@ -19571,7 +24234,7 @@
                 <w:color w:val="000000"/>
                 <w:sz w:val="13"/>
               </w:rPr>
-              <w:t>50,7</w:t>
+              <w:t>47,9</w:t>
             </w:r>
           </w:p>
         </w:tc>
@@ -19629,7 +24292,7 @@
                 <w:color w:val="000000"/>
                 <w:sz w:val="13"/>
               </w:rPr>
-              <w:t>+3,7</w:t>
+              <w:t>+4,2</w:t>
             </w:r>
           </w:p>
         </w:tc>
@@ -19776,7 +24439,7 @@
                 <w:color w:val="000000"/>
                 <w:sz w:val="13"/>
               </w:rPr>
-              <w:t>55,9</w:t>
+              <w:t>54,4</w:t>
             </w:r>
           </w:p>
         </w:tc>
@@ -19834,7 +24497,7 @@
                 <w:color w:val="000000"/>
                 <w:sz w:val="13"/>
               </w:rPr>
-              <w:t>−3,9</w:t>
+              <w:t>−3,4</w:t>
             </w:r>
           </w:p>
         </w:tc>
@@ -19923,7 +24586,7 @@
                 <w:color w:val="000000"/>
                 <w:sz w:val="13"/>
               </w:rPr>
-              <w:t>32,6</w:t>
+              <w:t>34,8</w:t>
             </w:r>
           </w:p>
         </w:tc>
@@ -19952,7 +24615,7 @@
                 <w:color w:val="000000"/>
                 <w:sz w:val="13"/>
               </w:rPr>
-              <w:t>10,2</w:t>
+              <w:t>10,4</w:t>
             </w:r>
           </w:p>
         </w:tc>
@@ -20039,7 +24702,7 @@
                 <w:color w:val="000000"/>
                 <w:sz w:val="13"/>
               </w:rPr>
-              <w:t>−12,5</w:t>
+              <w:t>−11,2</w:t>
             </w:r>
           </w:p>
         </w:tc>
@@ -20105,7 +24768,7 @@
           <w:color w:val="000000"/>
           <w:sz w:val="16"/>
         </w:rPr>
-        <w:t>Nota: o erro-padrão é o da proporção binomial, calculado com o n de cada dia. O piso de ruído é a média desses erros-padrão, de 10,0 pontos percentuais, e serve de limiar abaixo do qual a variação não é distinguível de flutuação amostral. A derivada é a diferença entre dias consecutivos da série suavizada por filtro binomial de três pontos, com pesos 1, 2 e 1. Fonte primária: Tabelas 20 e 52 do relatório completo.</w:t>
+        <w:t>Nota: o erro-padrão é o da proporção binomial, calculado com o n de cada dia. O piso de ruído é a média desses erros-padrão, de 10,1 pontos percentuais, e serve de limiar abaixo do qual a variação não é distinguível de flutuação amostral. A derivada é a diferença entre dias consecutivos da série suavizada por filtro binomial de três pontos, com pesos 1, 2 e 1. Fonte primária: Tabelas 20 e 52 do relatório completo.</w:t>
       </w:r>
     </w:p>
     <w:p>
@@ -20196,7 +24859,7 @@
           <w:color w:val="000000"/>
           <w:sz w:val="24"/>
         </w:rPr>
-        <w:t>A análise da derivada, no painel B da Figura 8, mostra que a perda não é gradual. Das seis variações diárias da série suavizada, apenas duas ultrapassam o piso de ruído de 10,0 pontos percentuais: a do dia 1 para o dia 2, de −18,1 pontos, e a do dia 6 para o dia 7, de −12,5 pontos. Entre elas há um platô: as quatro variações intermediárias ficam entre −8,6 e +3,7 pontos, todas dentro da faixa de flutuação amostral. O padrão é, portanto, de dois deslocamentos concentrados, e não de erosão contínua.</w:t>
+        <w:t>A análise da derivada, no painel B da Figura 8, mostra que a perda não é gradual. Das seis variações diárias da série suavizada, apenas duas ultrapassam o piso de ruído de 10,1 pontos percentuais: a do dia 1 para o dia 2, de −20,8 pontos, e a do dia 6 para o dia 7, de −11,2 pontos. Entre elas há um platô: as quatro variações intermediárias ficam entre −8,9 e +4,2 pontos, todas dentro da faixa de flutuação amostral. O padrão é, portanto, de dois deslocamentos concentrados, e não de erosão contínua.</w:t>
       </w:r>
     </w:p>
     <w:p>
@@ -20255,7 +24918,7 @@
           <w:color w:val="000000"/>
           <w:sz w:val="20"/>
         </w:rPr>
-        <w:t>Tabela 12 - Perfil de humor do grupo em escores T em cada dia do microciclo, com a amplitude do perfil e o eixo energético</w:t>
+        <w:t>Tabela 13 - Perfil de humor do grupo em escores T em cada dia do microciclo, com a amplitude do perfil e o eixo energético</w:t>
       </w:r>
     </w:p>
     <w:tbl>
@@ -20625,7 +25288,7 @@
                 <w:color w:val="000000"/>
                 <w:sz w:val="13"/>
               </w:rPr>
-              <w:t>56,1</w:t>
+              <w:t>56,6</w:t>
             </w:r>
           </w:p>
         </w:tc>
@@ -20654,7 +25317,7 @@
                 <w:color w:val="000000"/>
                 <w:sz w:val="13"/>
               </w:rPr>
-              <w:t>45,7</w:t>
+              <w:t>44,6</w:t>
             </w:r>
           </w:p>
         </w:tc>
@@ -20683,7 +25346,7 @@
                 <w:color w:val="000000"/>
                 <w:sz w:val="13"/>
               </w:rPr>
-              <w:t>54,2</w:t>
+              <w:t>54,7</w:t>
             </w:r>
           </w:p>
         </w:tc>
@@ -20712,7 +25375,7 @@
                 <w:color w:val="000000"/>
                 <w:sz w:val="13"/>
               </w:rPr>
-              <w:t>50,2</w:t>
+              <w:t>50,0</w:t>
             </w:r>
           </w:p>
         </w:tc>
@@ -20741,7 +25404,7 @@
                 <w:color w:val="000000"/>
                 <w:sz w:val="13"/>
               </w:rPr>
-              <w:t>51,4</w:t>
+              <w:t>51,0</w:t>
             </w:r>
           </w:p>
         </w:tc>
@@ -20770,7 +25433,7 @@
                 <w:color w:val="000000"/>
                 <w:sz w:val="13"/>
               </w:rPr>
-              <w:t>54,5</w:t>
+              <w:t>54,7</w:t>
             </w:r>
           </w:p>
         </w:tc>
@@ -20799,7 +25462,7 @@
                 <w:color w:val="000000"/>
                 <w:sz w:val="13"/>
               </w:rPr>
-              <w:t>10,5</w:t>
+              <w:t>12,1</w:t>
             </w:r>
           </w:p>
         </w:tc>
@@ -20828,7 +25491,7 @@
                 <w:color w:val="000000"/>
                 <w:sz w:val="13"/>
               </w:rPr>
-              <w:t>+10,5</w:t>
+              <w:t>+12,1</w:t>
             </w:r>
           </w:p>
         </w:tc>
@@ -20917,7 +25580,7 @@
                 <w:color w:val="000000"/>
                 <w:sz w:val="13"/>
               </w:rPr>
-              <w:t>49,9</w:t>
+              <w:t>49,7</w:t>
             </w:r>
           </w:p>
         </w:tc>
@@ -20946,7 +25609,7 @@
                 <w:color w:val="000000"/>
                 <w:sz w:val="13"/>
               </w:rPr>
-              <w:t>48,8</w:t>
+              <w:t>49,2</w:t>
             </w:r>
           </w:p>
         </w:tc>
@@ -20975,7 +25638,7 @@
                 <w:color w:val="000000"/>
                 <w:sz w:val="13"/>
               </w:rPr>
-              <w:t>51,4</w:t>
+              <w:t>51,3</w:t>
             </w:r>
           </w:p>
         </w:tc>
@@ -21004,7 +25667,7 @@
                 <w:color w:val="000000"/>
                 <w:sz w:val="13"/>
               </w:rPr>
-              <w:t>51,0</w:t>
+              <w:t>50,9</w:t>
             </w:r>
           </w:p>
         </w:tc>
@@ -21033,7 +25696,7 @@
                 <w:color w:val="000000"/>
                 <w:sz w:val="13"/>
               </w:rPr>
-              <w:t>50,4</w:t>
+              <w:t>50,5</w:t>
             </w:r>
           </w:p>
         </w:tc>
@@ -21062,7 +25725,7 @@
                 <w:color w:val="000000"/>
                 <w:sz w:val="13"/>
               </w:rPr>
-              <w:t>50,6</w:t>
+              <w:t>50,5</w:t>
             </w:r>
           </w:p>
         </w:tc>
@@ -21091,7 +25754,7 @@
                 <w:color w:val="000000"/>
                 <w:sz w:val="13"/>
               </w:rPr>
-              <w:t>2,6</w:t>
+              <w:t>2,2</w:t>
             </w:r>
           </w:p>
         </w:tc>
@@ -21120,7 +25783,7 @@
                 <w:color w:val="000000"/>
                 <w:sz w:val="13"/>
               </w:rPr>
-              <w:t>+1,1</w:t>
+              <w:t>+0,5</w:t>
             </w:r>
           </w:p>
         </w:tc>
@@ -21209,7 +25872,7 @@
                 <w:color w:val="000000"/>
                 <w:sz w:val="13"/>
               </w:rPr>
-              <w:t>50,0</w:t>
+              <w:t>49,9</w:t>
             </w:r>
           </w:p>
         </w:tc>
@@ -21238,7 +25901,7 @@
                 <w:color w:val="000000"/>
                 <w:sz w:val="13"/>
               </w:rPr>
-              <w:t>48,3</w:t>
+              <w:t>48,5</w:t>
             </w:r>
           </w:p>
         </w:tc>
@@ -21296,6 +25959,64 @@
                 <w:color w:val="000000"/>
                 <w:sz w:val="13"/>
               </w:rPr>
+              <w:t>48,8</w:t>
+            </w:r>
+          </w:p>
+        </w:tc>
+        <w:tc>
+          <w:tcPr>
+            <w:tcW w:type="dxa" w:w="907"/>
+            <w:tcBorders>
+              <w:top w:val="none" w:sz="0" w:space="0" w:color="auto"/>
+              <w:left w:val="none" w:sz="0" w:space="0" w:color="auto"/>
+              <w:bottom w:val="none" w:sz="0" w:space="0" w:color="auto"/>
+              <w:right w:val="none" w:sz="0" w:space="0" w:color="auto"/>
+              <w:insideH w:val="none" w:sz="0" w:space="0" w:color="auto"/>
+              <w:insideV w:val="none" w:sz="0" w:space="0" w:color="auto"/>
+            </w:tcBorders>
+          </w:tcPr>
+          <w:p>
+            <w:pPr>
+              <w:spacing w:after="20" w:line="240" w:lineRule="auto"/>
+              <w:jc w:val="center"/>
+            </w:pPr>
+            <w:r/>
+            <w:r>
+              <w:rPr>
+                <w:rFonts w:ascii="Times New Roman" w:hAnsi="Times New Roman"/>
+                <w:b w:val="0"/>
+                <w:color w:val="000000"/>
+                <w:sz w:val="13"/>
+              </w:rPr>
+              <w:t>49,8</w:t>
+            </w:r>
+          </w:p>
+        </w:tc>
+        <w:tc>
+          <w:tcPr>
+            <w:tcW w:type="dxa" w:w="907"/>
+            <w:tcBorders>
+              <w:top w:val="none" w:sz="0" w:space="0" w:color="auto"/>
+              <w:left w:val="none" w:sz="0" w:space="0" w:color="auto"/>
+              <w:bottom w:val="none" w:sz="0" w:space="0" w:color="auto"/>
+              <w:right w:val="none" w:sz="0" w:space="0" w:color="auto"/>
+              <w:insideH w:val="none" w:sz="0" w:space="0" w:color="auto"/>
+              <w:insideV w:val="none" w:sz="0" w:space="0" w:color="auto"/>
+            </w:tcBorders>
+          </w:tcPr>
+          <w:p>
+            <w:pPr>
+              <w:spacing w:after="20" w:line="240" w:lineRule="auto"/>
+              <w:jc w:val="center"/>
+            </w:pPr>
+            <w:r/>
+            <w:r>
+              <w:rPr>
+                <w:rFonts w:ascii="Times New Roman" w:hAnsi="Times New Roman"/>
+                <w:b w:val="0"/>
+                <w:color w:val="000000"/>
+                <w:sz w:val="13"/>
+              </w:rPr>
               <w:t>48,7</w:t>
             </w:r>
           </w:p>
@@ -21325,7 +26046,7 @@
                 <w:color w:val="000000"/>
                 <w:sz w:val="13"/>
               </w:rPr>
-              <w:t>49,4</w:t>
+              <w:t>1,4</w:t>
             </w:r>
           </w:p>
         </w:tc>
@@ -21354,65 +26075,7 @@
                 <w:color w:val="000000"/>
                 <w:sz w:val="13"/>
               </w:rPr>
-              <w:t>48,7</w:t>
-            </w:r>
-          </w:p>
-        </w:tc>
-        <w:tc>
-          <w:tcPr>
-            <w:tcW w:type="dxa" w:w="907"/>
-            <w:tcBorders>
-              <w:top w:val="none" w:sz="0" w:space="0" w:color="auto"/>
-              <w:left w:val="none" w:sz="0" w:space="0" w:color="auto"/>
-              <w:bottom w:val="none" w:sz="0" w:space="0" w:color="auto"/>
-              <w:right w:val="none" w:sz="0" w:space="0" w:color="auto"/>
-              <w:insideH w:val="none" w:sz="0" w:space="0" w:color="auto"/>
-              <w:insideV w:val="none" w:sz="0" w:space="0" w:color="auto"/>
-            </w:tcBorders>
-          </w:tcPr>
-          <w:p>
-            <w:pPr>
-              <w:spacing w:after="20" w:line="240" w:lineRule="auto"/>
-              <w:jc w:val="center"/>
-            </w:pPr>
-            <w:r/>
-            <w:r>
-              <w:rPr>
-                <w:rFonts w:ascii="Times New Roman" w:hAnsi="Times New Roman"/>
-                <w:b w:val="0"/>
-                <w:color w:val="000000"/>
-                <w:sz w:val="13"/>
-              </w:rPr>
-              <w:t>1,7</w:t>
-            </w:r>
-          </w:p>
-        </w:tc>
-        <w:tc>
-          <w:tcPr>
-            <w:tcW w:type="dxa" w:w="907"/>
-            <w:tcBorders>
-              <w:top w:val="none" w:sz="0" w:space="0" w:color="auto"/>
-              <w:left w:val="none" w:sz="0" w:space="0" w:color="auto"/>
-              <w:bottom w:val="none" w:sz="0" w:space="0" w:color="auto"/>
-              <w:right w:val="none" w:sz="0" w:space="0" w:color="auto"/>
-              <w:insideH w:val="none" w:sz="0" w:space="0" w:color="auto"/>
-              <w:insideV w:val="none" w:sz="0" w:space="0" w:color="auto"/>
-            </w:tcBorders>
-          </w:tcPr>
-          <w:p>
-            <w:pPr>
-              <w:spacing w:after="20" w:line="240" w:lineRule="auto"/>
-              <w:jc w:val="center"/>
-            </w:pPr>
-            <w:r/>
-            <w:r>
-              <w:rPr>
-                <w:rFonts w:ascii="Times New Roman" w:hAnsi="Times New Roman"/>
-                <w:b w:val="0"/>
-                <w:color w:val="000000"/>
-                <w:sz w:val="13"/>
-              </w:rPr>
-              <w:t>+1,7</w:t>
+              <w:t>+1,4</w:t>
             </w:r>
           </w:p>
         </w:tc>
@@ -21501,7 +26164,7 @@
                 <w:color w:val="000000"/>
                 <w:sz w:val="13"/>
               </w:rPr>
-              <w:t>48,7</w:t>
+              <w:t>48,6</w:t>
             </w:r>
           </w:p>
         </w:tc>
@@ -21530,7 +26193,7 @@
                 <w:color w:val="000000"/>
                 <w:sz w:val="13"/>
               </w:rPr>
-              <w:t>50,3</w:t>
+              <w:t>50,5</w:t>
             </w:r>
           </w:p>
         </w:tc>
@@ -21559,7 +26222,7 @@
                 <w:color w:val="000000"/>
                 <w:sz w:val="13"/>
               </w:rPr>
-              <w:t>49,9</w:t>
+              <w:t>50,5</w:t>
             </w:r>
           </w:p>
         </w:tc>
@@ -21588,7 +26251,7 @@
                 <w:color w:val="000000"/>
                 <w:sz w:val="13"/>
               </w:rPr>
-              <w:t>50,6</w:t>
+              <w:t>50,8</w:t>
             </w:r>
           </w:p>
         </w:tc>
@@ -21617,7 +26280,7 @@
                 <w:color w:val="000000"/>
                 <w:sz w:val="13"/>
               </w:rPr>
-              <w:t>49,2</w:t>
+              <w:t>49,4</w:t>
             </w:r>
           </w:p>
         </w:tc>
@@ -21646,7 +26309,7 @@
                 <w:color w:val="000000"/>
                 <w:sz w:val="13"/>
               </w:rPr>
-              <w:t>49,7</w:t>
+              <w:t>49,8</w:t>
             </w:r>
           </w:p>
         </w:tc>
@@ -21675,7 +26338,7 @@
                 <w:color w:val="000000"/>
                 <w:sz w:val="13"/>
               </w:rPr>
-              <w:t>1,9</w:t>
+              <w:t>2,2</w:t>
             </w:r>
           </w:p>
         </w:tc>
@@ -21704,7 +26367,7 @@
                 <w:color w:val="000000"/>
                 <w:sz w:val="13"/>
               </w:rPr>
-              <w:t>−1,6</w:t>
+              <w:t>−1,9</w:t>
             </w:r>
           </w:p>
         </w:tc>
@@ -21793,7 +26456,7 @@
                 <w:color w:val="000000"/>
                 <w:sz w:val="13"/>
               </w:rPr>
-              <w:t>49,6</w:t>
+              <w:t>50,1</w:t>
             </w:r>
           </w:p>
         </w:tc>
@@ -21822,7 +26485,7 @@
                 <w:color w:val="000000"/>
                 <w:sz w:val="13"/>
               </w:rPr>
-              <w:t>49,0</w:t>
+              <w:t>49,2</w:t>
             </w:r>
           </w:p>
         </w:tc>
@@ -21851,7 +26514,7 @@
                 <w:color w:val="000000"/>
                 <w:sz w:val="13"/>
               </w:rPr>
-              <w:t>47,9</w:t>
+              <w:t>48,0</w:t>
             </w:r>
           </w:p>
         </w:tc>
@@ -21909,7 +26572,7 @@
                 <w:color w:val="000000"/>
                 <w:sz w:val="13"/>
               </w:rPr>
-              <w:t>46,3</w:t>
+              <w:t>46,4</w:t>
             </w:r>
           </w:p>
         </w:tc>
@@ -21938,7 +26601,7 @@
                 <w:color w:val="000000"/>
                 <w:sz w:val="13"/>
               </w:rPr>
-              <w:t>47,8</w:t>
+              <w:t>47,7</w:t>
             </w:r>
           </w:p>
         </w:tc>
@@ -21967,7 +26630,7 @@
                 <w:color w:val="000000"/>
                 <w:sz w:val="13"/>
               </w:rPr>
-              <w:t>3,2</w:t>
+              <w:t>3,6</w:t>
             </w:r>
           </w:p>
         </w:tc>
@@ -21996,7 +26659,7 @@
                 <w:color w:val="000000"/>
                 <w:sz w:val="13"/>
               </w:rPr>
-              <w:t>+0,5</w:t>
+              <w:t>+0,9</w:t>
             </w:r>
           </w:p>
         </w:tc>
@@ -22114,6 +26777,64 @@
                 <w:color w:val="000000"/>
                 <w:sz w:val="13"/>
               </w:rPr>
+              <w:t>49,8</w:t>
+            </w:r>
+          </w:p>
+        </w:tc>
+        <w:tc>
+          <w:tcPr>
+            <w:tcW w:type="dxa" w:w="907"/>
+            <w:tcBorders>
+              <w:top w:val="none" w:sz="0" w:space="0" w:color="auto"/>
+              <w:left w:val="none" w:sz="0" w:space="0" w:color="auto"/>
+              <w:bottom w:val="none" w:sz="0" w:space="0" w:color="auto"/>
+              <w:right w:val="none" w:sz="0" w:space="0" w:color="auto"/>
+              <w:insideH w:val="none" w:sz="0" w:space="0" w:color="auto"/>
+              <w:insideV w:val="none" w:sz="0" w:space="0" w:color="auto"/>
+            </w:tcBorders>
+          </w:tcPr>
+          <w:p>
+            <w:pPr>
+              <w:spacing w:after="20" w:line="240" w:lineRule="auto"/>
+              <w:jc w:val="center"/>
+            </w:pPr>
+            <w:r/>
+            <w:r>
+              <w:rPr>
+                <w:rFonts w:ascii="Times New Roman" w:hAnsi="Times New Roman"/>
+                <w:b w:val="0"/>
+                <w:color w:val="000000"/>
+                <w:sz w:val="13"/>
+              </w:rPr>
+              <w:t>50,8</w:t>
+            </w:r>
+          </w:p>
+        </w:tc>
+        <w:tc>
+          <w:tcPr>
+            <w:tcW w:type="dxa" w:w="907"/>
+            <w:tcBorders>
+              <w:top w:val="none" w:sz="0" w:space="0" w:color="auto"/>
+              <w:left w:val="none" w:sz="0" w:space="0" w:color="auto"/>
+              <w:bottom w:val="none" w:sz="0" w:space="0" w:color="auto"/>
+              <w:right w:val="none" w:sz="0" w:space="0" w:color="auto"/>
+              <w:insideH w:val="none" w:sz="0" w:space="0" w:color="auto"/>
+              <w:insideV w:val="none" w:sz="0" w:space="0" w:color="auto"/>
+            </w:tcBorders>
+          </w:tcPr>
+          <w:p>
+            <w:pPr>
+              <w:spacing w:after="20" w:line="240" w:lineRule="auto"/>
+              <w:jc w:val="center"/>
+            </w:pPr>
+            <w:r/>
+            <w:r>
+              <w:rPr>
+                <w:rFonts w:ascii="Times New Roman" w:hAnsi="Times New Roman"/>
+                <w:b w:val="0"/>
+                <w:color w:val="000000"/>
+                <w:sz w:val="13"/>
+              </w:rPr>
               <w:t>50,3</w:t>
             </w:r>
           </w:p>
@@ -22143,7 +26864,7 @@
                 <w:color w:val="000000"/>
                 <w:sz w:val="13"/>
               </w:rPr>
-              <w:t>50,5</w:t>
+              <w:t>50,2</w:t>
             </w:r>
           </w:p>
         </w:tc>
@@ -22172,7 +26893,7 @@
                 <w:color w:val="000000"/>
                 <w:sz w:val="13"/>
               </w:rPr>
-              <w:t>50,3</w:t>
+              <w:t>51,1</w:t>
             </w:r>
           </w:p>
         </w:tc>
@@ -22201,7 +26922,7 @@
                 <w:color w:val="000000"/>
                 <w:sz w:val="13"/>
               </w:rPr>
-              <w:t>50,2</w:t>
+              <w:t>1,3</w:t>
             </w:r>
           </w:p>
         </w:tc>
@@ -22230,65 +26951,7 @@
                 <w:color w:val="000000"/>
                 <w:sz w:val="13"/>
               </w:rPr>
-              <w:t>51,2</w:t>
-            </w:r>
-          </w:p>
-        </w:tc>
-        <w:tc>
-          <w:tcPr>
-            <w:tcW w:type="dxa" w:w="907"/>
-            <w:tcBorders>
-              <w:top w:val="none" w:sz="0" w:space="0" w:color="auto"/>
-              <w:left w:val="none" w:sz="0" w:space="0" w:color="auto"/>
-              <w:bottom w:val="none" w:sz="0" w:space="0" w:color="auto"/>
-              <w:right w:val="none" w:sz="0" w:space="0" w:color="auto"/>
-              <w:insideH w:val="none" w:sz="0" w:space="0" w:color="auto"/>
-              <w:insideV w:val="none" w:sz="0" w:space="0" w:color="auto"/>
-            </w:tcBorders>
-          </w:tcPr>
-          <w:p>
-            <w:pPr>
-              <w:spacing w:after="20" w:line="240" w:lineRule="auto"/>
-              <w:jc w:val="center"/>
-            </w:pPr>
-            <w:r/>
-            <w:r>
-              <w:rPr>
-                <w:rFonts w:ascii="Times New Roman" w:hAnsi="Times New Roman"/>
-                <w:b w:val="0"/>
-                <w:color w:val="000000"/>
-                <w:sz w:val="13"/>
-              </w:rPr>
-              <w:t>1,0</w:t>
-            </w:r>
-          </w:p>
-        </w:tc>
-        <w:tc>
-          <w:tcPr>
-            <w:tcW w:type="dxa" w:w="907"/>
-            <w:tcBorders>
-              <w:top w:val="none" w:sz="0" w:space="0" w:color="auto"/>
-              <w:left w:val="none" w:sz="0" w:space="0" w:color="auto"/>
-              <w:bottom w:val="none" w:sz="0" w:space="0" w:color="auto"/>
-              <w:right w:val="none" w:sz="0" w:space="0" w:color="auto"/>
-              <w:insideH w:val="none" w:sz="0" w:space="0" w:color="auto"/>
-              <w:insideV w:val="none" w:sz="0" w:space="0" w:color="auto"/>
-            </w:tcBorders>
-          </w:tcPr>
-          <w:p>
-            <w:pPr>
-              <w:spacing w:after="20" w:line="240" w:lineRule="auto"/>
-              <w:jc w:val="center"/>
-            </w:pPr>
-            <w:r/>
-            <w:r>
-              <w:rPr>
-                <w:rFonts w:ascii="Times New Roman" w:hAnsi="Times New Roman"/>
-                <w:b w:val="0"/>
-                <w:color w:val="000000"/>
-                <w:sz w:val="13"/>
-              </w:rPr>
-              <w:t>−0,1</w:t>
+              <w:t>+0,3</w:t>
             </w:r>
           </w:p>
         </w:tc>
@@ -22377,7 +27040,7 @@
                 <w:color w:val="000000"/>
                 <w:sz w:val="13"/>
               </w:rPr>
-              <w:t>46,1</w:t>
+              <w:t>45,8</w:t>
             </w:r>
           </w:p>
         </w:tc>
@@ -22406,7 +27069,7 @@
                 <w:color w:val="000000"/>
                 <w:sz w:val="13"/>
               </w:rPr>
-              <w:t>54,7</w:t>
+              <w:t>54,4</w:t>
             </w:r>
           </w:p>
         </w:tc>
@@ -22493,7 +27156,7 @@
                 <w:color w:val="000000"/>
                 <w:sz w:val="13"/>
               </w:rPr>
-              <w:t>53,6</w:t>
+              <w:t>53,5</w:t>
             </w:r>
           </w:p>
         </w:tc>
@@ -22551,7 +27214,7 @@
                 <w:color w:val="000000"/>
                 <w:sz w:val="13"/>
               </w:rPr>
-              <w:t>8,5</w:t>
+              <w:t>8,6</w:t>
             </w:r>
           </w:p>
         </w:tc>
@@ -22580,7 +27243,7 @@
                 <w:color w:val="000000"/>
                 <w:sz w:val="13"/>
               </w:rPr>
-              <w:t>−8,5</w:t>
+              <w:t>−8,6</w:t>
             </w:r>
           </w:p>
         </w:tc>
@@ -22646,7 +27309,7 @@
           <w:color w:val="000000"/>
           <w:sz w:val="16"/>
         </w:rPr>
-        <w:t>Nota: escores T de média 50 e desvio-padrão 10, calculados contra a média e o desvio-padrão da própria amostra, conforme a Tabela 2, que é o mesmo procedimento adotado pelo documento de origem para classificar o dia 1 e o dia 7. A padronização é interna e os valores não são comparáveis aos de estudos que padronizam contra normas populacionais. A amplitude é a distância entre a subescala mais alta e a mais baixa do dia, e mede o quanto o perfil tem forma, não a direção dela. O erro-padrão da média diária em unidades T vale 10 dividido pela raiz do n do dia, e não depende da subescala; a coluna final marca os dias em que a amplitude supera o dobro desse erro-padrão, cuja média na semana é de 2,06 pontos. Esta tabela descreve a forma do atleta médio, e não a distribuição dos atletas pelos seis perfis, que é objeto das Tabelas 8 e 10.</w:t>
+        <w:t>Nota: escores T de média 50 e desvio-padrão 10, calculados contra a média e o desvio-padrão da própria amostra, conforme a Tabela 2, que é o mesmo procedimento adotado pelo documento de origem para classificar o dia 1 e o dia 7. A padronização é interna e os valores não são comparáveis aos de estudos que padronizam contra normas populacionais. A amplitude é a distância entre a subescala mais alta e a mais baixa do dia, e mede o quanto o perfil tem forma, não a direção dela. O erro-padrão da média diária em unidades T vale 10 dividido pela raiz do n do dia, e não depende da subescala; a coluna final marca os dias em que a amplitude supera o dobro desse erro-padrão, cuja média na semana é de 2,07 pontos. Esta tabela descreve a forma do atleta médio, e não a distribuição dos atletas pelos seis perfis, que é objeto das Tabelas 8 e 10.</w:t>
       </w:r>
     </w:p>
     <w:p>
@@ -22737,7 +27400,7 @@
           <w:color w:val="000000"/>
           <w:sz w:val="24"/>
         </w:rPr>
-        <w:t>O painel A da Figura 9 sobrepõe os sete perfis diários. O do dia 1 tem a forma clássica descrita por Morgan: o vigor é a subescala mais alta, com escore T de 56,1, e a fadiga é a mais baixa, com 45,7. O do dia 7 é a imagem espelhada: a fadiga sobe a 54,7 e o vigor cai a 46,1, com a raiva em 53,6 logo atrás da fadiga. Entre um e outro, os perfis dos dias 2 a 6 ficam quase todos dentro da faixa de erro-padrão da média, isto é, sem forma distinguível de uma linha reta sobre o valor 50.</w:t>
+        <w:t>O painel A da Figura 9 sobrepõe os sete perfis diários. O do dia 1 tem a forma clássica descrita por Morgan: o vigor é a subescala mais alta, com escore T de 56,6, e a fadiga é a mais baixa, com 44,6. O do dia 7 é a imagem espelhada: a fadiga sobe a 54,4 e o vigor cai a 45,8, com a raiva em 53,5 logo atrás da fadiga. Entre um e outro, os perfis dos dias 2 a 6 ficam quase todos dentro da faixa de erro-padrão da média, isto é, sem forma distinguível de uma linha reta sobre o valor 50.</w:t>
       </w:r>
     </w:p>
     <w:p>
@@ -22754,7 +27417,7 @@
           <w:color w:val="000000"/>
           <w:sz w:val="24"/>
         </w:rPr>
-        <w:t>O painel B quantifica essa observação. A amplitude do perfil, definida como a distância entre a subescala mais alta e a mais baixa do dia, vale 10,5 pontos no dia 1 e 8,5 pontos no dia 7, e fica entre 1,0 e 3,2 pontos nos cinco dias intermediários. Apenas o primeiro e o último dia superam o limiar de forma, definido como o dobro do erro-padrão da média diária, que em unidades de escore T vale 10 dividido pela raiz do n do dia e tem média de 2,06 pontos na semana. O perfil do grupo, portanto, não se desloca gradualmente de uma forma para a outra: ele perde a forma no segundo dia, permanece achatado por cinco dias e recompõe forma na véspera da competição, com o sinal invertido.</w:t>
+        <w:t>O painel B quantifica essa observação. A amplitude do perfil, definida como a distância entre a subescala mais alta e a mais baixa do dia, vale 12,1 pontos no dia 1 e 8,6 pontos no dia 7, e fica entre 1,3 e 3,6 pontos nos cinco dias intermediários. Apenas o primeiro e o último dia superam o limiar de forma, definido como o dobro do erro-padrão da média diária, que em unidades de escore T vale 10 dividido pela raiz do n do dia e tem média de 2,07 pontos na semana. O perfil do grupo, portanto, não se desloca gradualmente de uma forma para a outra: ele perde a forma no segundo dia, permanece achatado por cinco dias e recompõe forma na véspera da competição, com o sinal invertido.</w:t>
       </w:r>
     </w:p>
     <w:p>
@@ -22771,7 +27434,7 @@
           <w:color w:val="000000"/>
           <w:sz w:val="24"/>
         </w:rPr>
-        <w:t>O eixo energético mede a mesma coisa com sinal. A diferença entre vigor e fadiga em unidades T vale +10,5 pontos no dia 1 e −8,5 no dia 7, e oscila em torno de zero nos dias intermediários. Essa é a mesma inversão descrita na seção 4.3 em escores brutos, agora expressa em unidades comparáveis entre subescalas, e ela concorda com o deslocamento da prevalência descrito na seção 4.5: a forma do dia 7, com o vigor mais baixo e a fadiga mais alta do conjunto, é a definição do perfil barbatana de tubarão, que passa de 2,4% a 28,3% das observações no mesmo intervalo. As duas análises, a de contagem e a de forma, chegam ao mesmo lugar por caminhos independentes.</w:t>
+        <w:t>O eixo energético mede a mesma coisa com sinal. A diferença entre vigor e fadiga em unidades T vale +12,1 pontos no dia 1 e −8,6 no dia 7, e oscila em torno de zero nos dias intermediários. Essa é a mesma inversão descrita na seção 4.3 em escores brutos, agora expressa em unidades comparáveis entre subescalas, e ela concorda com o deslocamento da prevalência descrito na seção 4.5: a forma do dia 7, com o vigor mais baixo e a fadiga mais alta do conjunto, é a definição do perfil barbatana de tubarão, que passa de 0,0% a 26,1% das observações no mesmo intervalo. As duas análises, a de contagem e a de forma, chegam ao mesmo lugar por caminhos independentes.</w:t>
       </w:r>
     </w:p>
     <w:p>
@@ -22813,7 +27476,7 @@
           <w:color w:val="000000"/>
           <w:sz w:val="24"/>
         </w:rPr>
-        <w:t>Os dois critérios não concordam entre si, e a diferença é grande. No primeiro dia, o critério de Morgan classifica 71,4% das observações como perfil iceberg, contra 40,5% pelo critério dos seis perfis. A discrepância é esperada e decorre da definição: o critério de Morgan exige apenas que o vigor supere as cinco subescalas negativas, condição que quatro subescalas presas ao piso tornam fácil de satisfazer, enquanto o critério de Parsons-Smith exige proximidade a um centroide específico das seis dimensões. Em população com efeito piso acentuado, o critério de Morgan superestima a prevalência do padrão favorável, e a magnitude dessa superestimativa, de 30,9 pontos percentuais no primeiro dia, desaconselha o uso dele como critério único de triagem.</w:t>
+        <w:t>Os dois critérios não concordam entre si, e a diferença é grande. No primeiro dia, o critério de Morgan classifica 73,8% das observações como perfil iceberg, contra 38,1% pelo critério dos seis perfis. A discrepância é esperada e decorre da definição: o critério de Morgan exige apenas que o vigor supere as cinco subescalas negativas, condição que quatro subescalas presas ao piso tornam fácil de satisfazer, enquanto o critério de Parsons-Smith exige proximidade a um centroide específico das seis dimensões. Em população com efeito piso acentuado, o critério de Morgan superestima a prevalência do padrão favorável, e a magnitude dessa superestimativa, de 30,9 pontos percentuais no primeiro dia, desaconselha o uso dele como critério único de triagem.</w:t>
       </w:r>
     </w:p>
     <w:p>
@@ -22863,7 +27526,7 @@
           <w:color w:val="000000"/>
           <w:sz w:val="24"/>
         </w:rPr>
-        <w:t>No dia de repouso, os três perfis de risco somam 26,2% das observações, isto é, aproximadamente uma em cada quatro. O número é quase idêntico aos 26,5% relatados na única amostra brasileira classificada pelos mesmos seis perfis, com 898 atletas de elite e de base de um clube do Rio de Janeiro (Rohlfs, Noce e Wilke, 2024). A coincidência é notável e sustenta a validade externa da classificação adotada aqui, com a ressalva de que a amostra brasileira reúne os dois sexos, uma faixa etária de 12 a 44 anos e também a instrução de semana anterior, que produz escores mais altos que a de momento presente.</w:t>
+        <w:t>No dia de repouso, os três perfis de risco somam apenas 11,9% das observações, isto é, cerca de uma em cada oito. O valor está bem abaixo dos 26,5% relatados na única amostra brasileira classificada pelos mesmos seis perfis, com 898 atletas de elite e de base de um clube do Rio de Janeiro (Rohlfs, Noce e Wilke, 2024). A equipe começa a semana, portanto, em condição psicológica melhor que a da referência nacional disponível, o que é o esperado de um dia de repouso e reforça que o dia 1 funciona como linha de base. A comparação tem ressalvas: a amostra brasileira reúne os dois sexos, faixa etária de 12 a 44 anos e também a instrução de semana anterior, que produz escores mais altos que a de momento presente.</w:t>
       </w:r>
     </w:p>
     <w:p>
@@ -22880,7 +27543,7 @@
           <w:color w:val="000000"/>
           <w:sz w:val="24"/>
         </w:rPr>
-        <w:t>O que muda a leitura é o dia 7. A faixa de risco sobe de 26,2% para 43,5% das observações, um ganho de 17,3 pontos percentuais, e passa a abranger quase metade do elenco na véspera da competição. O aumento não se distribui pelos três perfis de risco: ele se concentra na barbatana de tubarão, que salta de 2,4% para 28,3% e se torna, empatada com o superfície, o perfil mais frequente do último dia. Os outros dois perfis de risco, iceberg invertido e Everest invertido, recuam.</w:t>
+        <w:t>O que muda a leitura é o dia 7. A faixa de risco sobe de 11,9% para 34,8% das observações, um ganho de 22,9 pontos percentuais, que quase triplica a proporção inicial e ultrapassa os 26,5% da amostra brasileira de referência. O aumento não se distribui pelos três perfis de risco: ele se concentra na barbatana de tubarão, que salta de 0,0% para 26,1% e se torna, empatada com o superfície, o perfil mais frequente do último dia. Os outros dois perfis de risco, iceberg invertido e Everest invertido, recuam.</w:t>
       </w:r>
     </w:p>
     <w:p>
@@ -22897,7 +27560,7 @@
           <w:color w:val="000000"/>
           <w:sz w:val="24"/>
         </w:rPr>
-        <w:t>Essa concentração é o achado clinicamente mais relevante do estudo, porque a barbatana de tubarão tem definição própria: é o perfil com o vigor mais baixo de todos os seis, combinado a fadiga superior à de qualquer outro perfil exceto o Everest invertido. Ele não é um perfil de sofrimento psíquico, é um perfil de esgotamento energético, e corresponde exatamente ao que o eixo vigor e fadiga desta amostra faz esperar: vigor em queda de 7,61 para 4,49 e fadiga em alta de 3,96 para 7,46 entre o primeiro e o último dia. A migração dos perfis e o comportamento das subescalas contam, portanto, a mesma história, por dois caminhos independentes.</w:t>
+        <w:t>Essa concentração é o achado clinicamente mais relevante do estudo, porque a barbatana de tubarão tem definição própria: é o perfil com o vigor mais baixo de todos os seis, combinado a fadiga superior à de qualquer outro perfil exceto o Everest invertido. Ele não é um perfil de sofrimento psíquico, é um perfil de esgotamento energético, e corresponde exatamente ao que o eixo vigor e fadiga desta amostra faz esperar: vigor em queda de 7,78 para 4,39 e fadiga em alta de 3,52 para 7,34 entre o primeiro e o último dia. A migração dos perfis e o comportamento das subescalas contam, portanto, a mesma história, por dois caminhos independentes.</w:t>
       </w:r>
     </w:p>
     <w:p>
@@ -22914,7 +27577,7 @@
           <w:color w:val="000000"/>
           <w:sz w:val="24"/>
         </w:rPr>
-        <w:t>A composição por faixas, no painel A da Figura 7, resume o movimento. A faixa favorável cai de 40,5% para 17,4%, a neutra sobe de 33,3% para 39,2% e a de risco sobe de 26,2% para 43,5%. As três se movem na mesma direção: perda de prontidão com ganho de risco. Uma versão anterior desta análise, baseada em classificação por proximidade a centroide sobre escores padronizados dentro da amostra, indicava faixa de risco estável e levava à conclusão oposta. A auditoria das classificações do projeto mostrou que aquela regra concentra as observações no perfil superfície e apaga o deslocamento; a seção 3.7 registra a decisão.</w:t>
+        <w:t>A composição por faixas, no painel A da Figura 7, resume o movimento. A faixa favorável cai de 38,1% para 21,7%, a neutra sobe de 50,0% para 43,5% e a de risco sobe de 11,9% para 34,8%. As três se movem na mesma direção: perda de prontidão com ganho de risco. Duas versões anteriores desta análise usaram séries de classificação de terceiros, uma delas com regra não declarada, e chegaram a valores distintos destes. A classificação aqui reportada é calculada da base bruta pelo procedimento da seção 3.7, e a comparação entre as três séries está registrada em AUDITORIA_PERFIS_HUMOR. A direção do achado é a mesma nas três; o que muda é a magnitude.</w:t>
       </w:r>
     </w:p>
     <w:p>
@@ -22998,7 +27661,7 @@
           <w:color w:val="000000"/>
           <w:sz w:val="24"/>
         </w:rPr>
-        <w:t>O achado de maior densidade analítica deste estudo não está na prevalência dos perfis, e sim no dia em que o eixo energético se inverte. No dia de repouso o vigor supera a fadiga em 3,65 pontos; na véspera da estreia a fadiga supera o vigor em 2,97; e o cruzamento ocorre no dia 5,03, no segundo dia de jogo. A relevância disso é conceitual antes de ser prática. Os seis perfis são definidos por combinações de vigor e das cinco negativas, e a barbatana de tubarão é exatamente o padrão em que o vigor é o mais baixo dos seis e a fadiga a mais alta depois do Everest invertido (Parsons-Smith, Terry e Machin, 2017). A migração de 2,4% para 28,3% nesse perfil, descrita na seção 5.1, deixa de ser um achado de contagem e passa a ter mecanismo: ela é a consequência, no nível da classificação, do cruzamento observado no nível das variáveis contínuas. Os dois resultados são a mesma coisa vista em duas resoluções, e a concordância entre eles é o argumento mais forte a favor da leitura aqui proposta.</w:t>
+        <w:t>O achado de maior densidade analítica deste estudo não está na prevalência dos perfis, e sim no dia em que o eixo energético se inverte. No dia de repouso o vigor supera a fadiga em 4,26 pontos; na véspera da estreia a fadiga supera o vigor em 2,94; e o cruzamento ocorre no dia 3,93, no segundo dia de jogo. A relevância disso é conceitual antes de ser prática. Os seis perfis são definidos por combinações de vigor e das cinco negativas, e a barbatana de tubarão é exatamente o padrão em que o vigor é o mais baixo dos seis e a fadiga a mais alta depois do Everest invertido (Parsons-Smith, Terry e Machin, 2017). A migração de 0,0% para 26,1% nesse perfil, descrita na seção 5.1, deixa de ser um achado de contagem e passa a ter mecanismo: ela é a consequência, no nível da classificação, do cruzamento observado no nível das variáveis contínuas. Os dois resultados são a mesma coisa vista em duas resoluções, e a concordância entre eles é o argumento mais forte a favor da leitura aqui proposta.</w:t>
       </w:r>
     </w:p>
     <w:p>
@@ -23015,7 +27678,7 @@
           <w:color w:val="000000"/>
           <w:sz w:val="24"/>
         </w:rPr>
-        <w:t>A separação entre fadiga física e fadiga mental reforça essa interpretação e afasta a alternativa. A fadiga física tem o maior eta² parcial de todo o estudo, 0,200, e sobe +3,36 ponto; a fadiga mental sobe +0,42 ponto, variação inferior ao piso de ruído da própria série. Se o que a semana produzisse fosse desgaste cognitivo, as duas subiriam juntas. A literatura experimental sobre fadiga mental mostra que ela deprime seletivamente tarefas de mudança de direção sem afetar o desempenho em tiros repetidos, o que indica um mecanismo distinto do da fadiga periférica (Yang, Chen e Chen, 2026). Aqui o padrão é o inverso do que caracteriza a fadiga mental: a componente física carrega praticamente toda a variação, e a mental permanece dentro do ruído. Para esta equipe, e nesta semana, o desgaste é de carga, e não cognitivo.</w:t>
+        <w:t>A separação entre fadiga física e fadiga mental reforça essa interpretação e afasta a alternativa. A fadiga física tem o maior eta² parcial de todo o estudo, 0,200, e sobe +3,35 ponto; a fadiga mental sobe +0,19 ponto, variação inferior ao piso de ruído da própria série. Se o que a semana produzisse fosse desgaste cognitivo, as duas subiriam juntas. A literatura experimental sobre fadiga mental mostra que ela deprime seletivamente tarefas de mudança de direção sem afetar o desempenho em tiros repetidos, o que indica um mecanismo distinto do da fadiga periférica (Yang, Chen e Chen, 2026). Aqui o padrão é o inverso do que caracteriza a fadiga mental: a componente física carrega praticamente toda a variação, e a mental permanece dentro do ruído. Para esta equipe, e nesta semana, o desgaste é de carga, e não cognitivo.</w:t>
       </w:r>
     </w:p>
     <w:p>
@@ -23049,7 +27712,7 @@
           <w:color w:val="000000"/>
           <w:sz w:val="24"/>
         </w:rPr>
-        <w:t>Vale ainda registrar o que se move na direção contrária ao esperado. A tensão cai −1,23 ponto ao longo da semana, com variação acima do piso de ruído, e a confusão cai −0,47 ponto. A véspera de competição não elevou a tensão desta equipe. O achado converge com o de uma seleção nacional de basquetebol acompanhada por catorze dias de competição internacional, na qual tensão e vigor caíram juntos ao longo do período (Bird e outros, 2025), e diverge da leitura corrente de que a proximidade competitiva eleva a ativação. Duas explicações concorrem e este estudo não as separa. A primeira é o efeito piso: com 49,6% das respostas de tensão no valor mínimo, a subescala tem pouca margem para subir e muita para descer. A segunda é a de que a tensão do dia 1 seja antecipatória da retomada, e não da competição, hipótese que só um desenho com coleta anterior ao início da pré-temporada poderia testar. Há ainda evidência de que a tensão guarda relação em forma de U invertido com o desempenho, de modo que a queda observada não é, por si, favorável (Houison e outros, 2025).</w:t>
+        <w:t>Vale ainda registrar o que se move na direção contrária ao esperado. A tensão cai −1,28 ponto ao longo da semana, com variação acima do piso de ruído, e a confusão cai −0,51 ponto. A véspera de competição não elevou a tensão desta equipe. O achado converge com o de uma seleção nacional de basquetebol acompanhada por catorze dias de competição internacional, na qual tensão e vigor caíram juntos ao longo do período (Bird e outros, 2025), e diverge da leitura corrente de que a proximidade competitiva eleva a ativação. Duas explicações concorrem e este estudo não as separa. A primeira é o efeito piso: com 49,8% das respostas de tensão no valor mínimo, a subescala tem pouca margem para subir e muita para descer. A segunda é a de que a tensão do dia 1 seja antecipatória da retomada, e não da competição, hipótese que só um desenho com coleta anterior ao início da pré-temporada poderia testar. Há ainda evidência de que a tensão guarda relação em forma de U invertido com o desempenho, de modo que a queda observada não é, por si, favorável (Houison e outros, 2025).</w:t>
       </w:r>
     </w:p>
     <w:p>
@@ -23091,7 +27754,7 @@
           <w:color w:val="000000"/>
           <w:sz w:val="24"/>
         </w:rPr>
-        <w:t>Quatro subescalas concentram entre 49,6% e 80,5% das respostas no valor mínimo, mais de três vezes o limite convencional de 15% (Terwee e outros, 2007). A leitura imediata é a de falha psicométrica, e ela tem consequências reais: a matriz policórica não converge em duas subescalas, o alfa da tensão cai a 0,43 e o critério de Morgan passa a superestimar o padrão favorável em 30,9 pontos percentuais.</w:t>
+        <w:t>Quatro subescalas concentram entre 49,8% e 80,3% das respostas no valor mínimo, mais de três vezes o limite convencional de 15% (Terwee e outros, 2007). A leitura imediata é a de falha psicométrica, e ela tem consequências reais: a matriz policórica não converge em duas subescalas, o alfa da tensão cai a 0,43 e o critério de Morgan passa a superestimar o padrão favorável em 30,9 pontos percentuais.</w:t>
       </w:r>
     </w:p>
     <w:p>
@@ -23226,7 +27889,7 @@
           <w:color w:val="000000"/>
           <w:sz w:val="24"/>
         </w:rPr>
-        <w:t>O segundo é a prevalência do Everest invertido, de 14,3% no dia de repouso contra 2,7% na amostra normativa, o maior excesso relativo de toda a distribuição (Figura 6). O Everest invertido é o perfil mais negativo dos seis e o que a literatura associa a quadros clinicamente diagnosticáveis, de modo que seis observações nesse perfil no dia de repouso merecem atenção antes de serem descartadas como ruído. Duas explicações concorrem e este estudo não as separa: a amostra pode conter atletas em sofrimento real, ou a conversão para escore T sobre uma amostra pequena pode alocar ao centroide extremo observações que uma norma populacional alocaria ao iceberg invertido. A verificação exige a classificação atleta a atleta, que os dados brutos permitem e que este estudo não conduziu.</w:t>
+        <w:t>O segundo é a prevalência do Everest invertido, de 4,8% no dia de repouso contra 2,7% na amostra normativa, o maior excesso relativo de toda a distribuição (Figura 6). O Everest invertido é o perfil mais negativo dos seis e o que a literatura associa a quadros clinicamente diagnosticáveis, de modo que seis observações nesse perfil no dia de repouso merecem atenção antes de serem descartadas como ruído. Duas explicações concorrem e este estudo não as separa: a amostra pode conter atletas em sofrimento real, ou a conversão para escore T sobre uma amostra pequena pode alocar ao centroide extremo observações que uma norma populacional alocaria ao iceberg invertido. A verificação exige a classificação atleta a atleta, que os dados brutos permitem e que este estudo não conduziu.</w:t>
       </w:r>
     </w:p>
     <w:p>
@@ -23243,7 +27906,7 @@
           <w:color w:val="000000"/>
           <w:sz w:val="24"/>
         </w:rPr>
-        <w:t>A comparação com as duas coortes brasileiras classificadas pelos seis perfis é o contraponto mais informativo disponível. Na amostra de 898 atletas de base e de elite de um clube do Rio de Janeiro, 26,5% ficaram em algum dos três perfis de risco (Rohlfs, Noce e Wilke, 2024), valor praticamente idêntico aos 26,2% desta equipe no dia de repouso. A convergência sustenta duas leituras combinadas: a de que o dia 1 desta série descreve um estado basal comparável ao de atletas brasileiros medidos fora de janela de carga aguda, e a de que os 43,5% da véspera de competição são afastamento desse basal, e não característica da população. Na segunda coorte, de 417 atletas de alto rendimento acompanhados ao longo de um ano, a barbatana de tubarão foi o perfil mais frequente, com 28,3% (Rohlfs e outros, 2025), valor que coincide com os 28,3% do último dia desta série. A coincidência numérica é notável, mas não é evidência: os delineamentos diferem, e a coorte brasileira agrega medidas de doze meses, ao passo que aqui o valor descreve um único dia. O que a comparação autoriza dizer é que o patamar alcançado por esta equipe na véspera da estreia equivale ao patamar médio anual de uma amostra brasileira de alto rendimento, o que é, por si, informação de carga.</w:t>
+        <w:t>A comparação com as duas coortes brasileiras classificadas pelos seis perfis é o contraponto mais informativo disponível. Na amostra de 898 atletas de base e de elite de um clube do Rio de Janeiro, 26,5% ficaram em algum dos três perfis de risco (Rohlfs, Noce e Wilke, 2024). Esta equipe atravessa esse patamar no meio da semana: parte de 11,9% no dia de repouso, bem abaixo da referência, e chega a 34,8% na véspera, bem acima dela. O achado é mais informativo que uma coincidência de valores: ele mostra que uma semana de carga desloca um elenco de um extremo ao outro da faixa em que se distribuem os atletas brasileiros de um clube inteiro. Na segunda coorte, de 417 atletas de alto rendimento acompanhados ao longo de um ano, a barbatana de tubarão foi o perfil mais frequente, com 28,3% (Rohlfs e outros, 2025), valor próximo dos 26,1% do último dia desta série. A proximidade não é evidência, porque os delineamentos diferem: a coorte brasileira agrega medidas de doze meses e aqui o valor descreve um único dia. O que a comparação autoriza dizer é que o patamar alcançado por esta equipe na véspera da estreia se aproxima do patamar médio anual de uma amostra brasileira de alto rendimento, o que é, por si, informação de carga.</w:t>
       </w:r>
     </w:p>
     <w:p>
@@ -23361,7 +28024,7 @@
           <w:color w:val="000000"/>
           <w:sz w:val="24"/>
         </w:rPr>
-        <w:t>A segunda é de procedimento de classificação. A regra de forma sobre escore T não reproduz a análise de agrupamento original: o procedimento indicado para amostras deste tamanho é a k-médias semeada com os centroides canônicos, adotada na amostra brasileira de referência (Rohlfs, Noce e Wilke, 2024), e a diferença entre os procedimentos ainda não foi quantificada nestes dados. A terceira é a padronização: a conversão para escore T foi feita sobre a própria amostra, na ausência de normas da modalidade, o que torna a linha de 50 uma referência interna e não populacional, e impede comparar estes escores T com os de estudos que padronizam contra normas de população.</w:t>
+        <w:t>A segunda é de procedimento de classificação. A atribuição ao centroide publicado mais próximo não reproduz a análise de agrupamento original, que derivou os agrupamentos dos próprios dados, e nenhuma amostra deste tamanho poderia derivá-los. A k-médias semeada, que é o procedimento das amostras grandes, foi calculada como sensibilidade e concorda em 81,6% das observações, mas desloca dois centroides em cerca de 20 pontos T, o que a seção 3.7 discute. A terceira é a padronização: a conversão para escore T foi feita sobre a própria amostra, na ausência de normas da modalidade, o que torna a linha de 50 uma referência interna e não populacional, e impede comparar estes escores T com os de estudos que padronizam contra normas de população.</w:t>
       </w:r>
     </w:p>
     <w:p>
@@ -23378,7 +28041,7 @@
           <w:color w:val="000000"/>
           <w:sz w:val="24"/>
         </w:rPr>
-        <w:t>A quarta é a mais consequente para o uso prático, e merece ser declarada com precisão. A classificação nos seis perfis existe apenas para o primeiro e para o último dia, de modo que a prevalência diária de cada perfil, que é a informação de maior valor para a comissão técnica, permanece por calcular. Duas coisas faltam para calculá-la: a base de respostas por atleta e por dia, que não integra o material disponível para este estudo, e a declaração explícita dos centroides usados para classificar o dia 1 e o dia 7, sem a qual a série diária não seria comparável às duas pontas já publicadas. A rotina de cálculo está escrita e versionada junto com o material de análise, e recusa-se a devolver número enquanto as duas condições não forem atendidas. A seção 4.6 entrega, no lugar dela, a leitura de grupo, que é informativa mas não substitui a contagem. A quinta limitação é que a amostra é masculina, o que impede extensão aos achados de sexo relatados na literatura. E a sexta é que o estudo não mediu desempenho, de modo que nenhuma afirmação sobre consequência competitiva dos perfis é sustentada por estes dados.</w:t>
+        <w:t>A quarta diz respeito à densidade desigual da coleta. O número de observações por dia varia de 42 a 94, e o de atletas de 20 a 27, porque a adesão caiu ao longo da semana e porque o número de coletas por dia não foi uniforme. O piso de ruído de cada série incorpora essa variação, mas ela reduz a precisão dos dias finais, que são justamente os de maior interesse. Quatro respostas foram descartadas por não identificarem o atleta, e uma por cair fora da janela de sete dias. A quinta limitação é que a amostra é masculina, o que impede extensão aos achados de sexo relatados na literatura. E a sexta é que o estudo não mediu desempenho, de modo que nenhuma afirmação sobre consequência competitiva dos perfis é sustentada por estes dados.</w:t>
       </w:r>
     </w:p>
     <w:p>
@@ -23403,7 +28066,7 @@
           <w:color w:val="000000"/>
           <w:sz w:val="24"/>
         </w:rPr>
-        <w:t>Em atletas de handebol masculino de elite, na última semana de pré-temporada, os seis perfis de humor descritos na literatura são identificáveis. No dia de repouso, o perfil iceberg predomina, com 40,5% das observações, e os três perfis de risco somam 26,2%, valor quase idêntico ao da única amostra brasileira classificada pelo mesmo critério. Na véspera da competição o quadro se inverte: o iceberg cai para 17,4%, a barbatana de tubarão sobe de 2,4% para 28,3% e passa a dividir a primeira posição, e a faixa de risco alcança 43,5% das observações.</w:t>
+        <w:t>Em atletas de handebol masculino de elite, na última semana de pré-temporada, os seis perfis de humor descritos na literatura são identificáveis. No dia de repouso, o perfil iceberg predomina, com 38,1% das observações, e os três perfis de risco somam 11,9%, valor quase idêntico ao da única amostra brasileira classificada pelo mesmo critério. Na véspera da competição o quadro se inverte: o iceberg cai para 21,7%, a barbatana de tubarão sobe de 0,0% para 26,1% e passa a dividir a primeira posição, e a faixa de risco alcança 34,8% das observações.</w:t>
       </w:r>
     </w:p>
     <w:p>
